--- a/Filament/filament notes.docx
+++ b/Filament/filament notes.docx
@@ -257,11 +257,2189 @@
       <w:pPr>
         <w:rPr>
           <w:rFonts w:cstheme="minorHAnsi"/>
+          <w:b/>
+          <w:bCs/>
+          <w:color w:val="FF0000"/>
+          <w:sz w:val="28"/>
+          <w:szCs w:val="28"/>
+        </w:rPr>
+      </w:pPr>
+    </w:p>
+    <w:p>
+      <w:pPr>
+        <w:rPr>
+          <w:rFonts w:cstheme="minorHAnsi"/>
+          <w:b/>
+          <w:bCs/>
+          <w:color w:val="FF0000"/>
+          <w:sz w:val="28"/>
+          <w:szCs w:val="28"/>
+          <w:u w:val="single"/>
+        </w:rPr>
+      </w:pPr>
+      <w:r>
+        <w:rPr>
+          <w:rFonts w:cstheme="minorHAnsi"/>
+          <w:b/>
+          <w:bCs/>
+          <w:color w:val="FF0000"/>
+          <w:sz w:val="28"/>
+          <w:szCs w:val="28"/>
+          <w:u w:val="single"/>
+        </w:rPr>
+        <w:t>The "Published" Switch Concept:</w:t>
+      </w:r>
+    </w:p>
+    <w:p>
+      <w:pPr>
+        <w:rPr>
+          <w:rFonts w:cstheme="minorHAnsi"/>
+          <w:szCs w:val="22"/>
+        </w:rPr>
+      </w:pPr>
+    </w:p>
+    <w:p>
+      <w:pPr>
+        <w:rPr>
+          <w:rFonts w:cstheme="minorHAnsi"/>
+          <w:szCs w:val="22"/>
+        </w:rPr>
+      </w:pPr>
+      <w:r>
+        <w:rPr>
+          <w:rFonts w:cstheme="minorHAnsi"/>
+          <w:szCs w:val="22"/>
+        </w:rPr>
+        <w:drawing>
+          <wp:inline distT="0" distB="0" distL="0" distR="0" wp14:anchorId="5EA18D44" wp14:editId="70DF698A">
+            <wp:extent cx="2913068" cy="1574800"/>
+            <wp:effectExtent l="0" t="0" r="1905" b="6350"/>
+            <wp:docPr id="1" name="Picture 1"/>
+            <wp:cNvGraphicFramePr>
+              <a:graphicFrameLocks xmlns:a="http://schemas.openxmlformats.org/drawingml/2006/main" noChangeAspect="1"/>
+            </wp:cNvGraphicFramePr>
+            <a:graphic xmlns:a="http://schemas.openxmlformats.org/drawingml/2006/main">
+              <a:graphicData uri="http://schemas.openxmlformats.org/drawingml/2006/picture">
+                <pic:pic xmlns:pic="http://schemas.openxmlformats.org/drawingml/2006/picture">
+                  <pic:nvPicPr>
+                    <pic:cNvPr id="0" name=""/>
+                    <pic:cNvPicPr/>
+                  </pic:nvPicPr>
+                  <pic:blipFill>
+                    <a:blip r:embed="rId6"/>
+                    <a:stretch>
+                      <a:fillRect/>
+                    </a:stretch>
+                  </pic:blipFill>
+                  <pic:spPr>
+                    <a:xfrm>
+                      <a:off x="0" y="0"/>
+                      <a:ext cx="2912853" cy="1574684"/>
+                    </a:xfrm>
+                    <a:prstGeom prst="rect">
+                      <a:avLst/>
+                    </a:prstGeom>
+                  </pic:spPr>
+                </pic:pic>
+              </a:graphicData>
+            </a:graphic>
+          </wp:inline>
+        </w:drawing>
+      </w:r>
+    </w:p>
+    <w:p>
+      <w:pPr>
+        <w:shd w:val="clear" w:color="auto" w:fill="121314"/>
+        <w:spacing w:after="0" w:line="285" w:lineRule="atLeast"/>
+        <w:rPr>
+          <w:rFonts w:ascii="Consolas" w:eastAsia="Times New Roman" w:hAnsi="Consolas" w:cs="Times New Roman"/>
+          <w:color w:val="BBBEBF"/>
+          <w:sz w:val="21"/>
+          <w:szCs w:val="21"/>
+          <w:lang w:eastAsia="en-IN"/>
+        </w:rPr>
+      </w:pPr>
+      <w:r>
+        <w:rPr>
+          <w:rFonts w:ascii="Consolas" w:eastAsia="Times New Roman" w:hAnsi="Consolas" w:cs="Times New Roman"/>
+          <w:color w:val="C9D1D9"/>
+          <w:sz w:val="21"/>
+          <w:szCs w:val="21"/>
+          <w:lang w:eastAsia="en-IN"/>
+        </w:rPr>
+        <w:t>$table</w:t>
+      </w:r>
+      <w:r>
+        <w:rPr>
+          <w:rFonts w:ascii="Consolas" w:eastAsia="Times New Roman" w:hAnsi="Consolas" w:cs="Times New Roman"/>
+          <w:color w:val="D4D4D4"/>
+          <w:sz w:val="21"/>
+          <w:szCs w:val="21"/>
+          <w:lang w:eastAsia="en-IN"/>
+        </w:rPr>
+        <w:t>-&gt;</w:t>
+      </w:r>
+      <w:proofErr w:type="spellStart"/>
+      <w:proofErr w:type="gramStart"/>
+      <w:r>
+        <w:rPr>
+          <w:rFonts w:ascii="Consolas" w:eastAsia="Times New Roman" w:hAnsi="Consolas" w:cs="Times New Roman"/>
+          <w:color w:val="D2A8FF"/>
+          <w:sz w:val="21"/>
+          <w:szCs w:val="21"/>
+          <w:lang w:eastAsia="en-IN"/>
+        </w:rPr>
+        <w:t>boolean</w:t>
+      </w:r>
+      <w:proofErr w:type="spellEnd"/>
+      <w:r>
+        <w:rPr>
+          <w:rFonts w:ascii="Consolas" w:eastAsia="Times New Roman" w:hAnsi="Consolas" w:cs="Times New Roman"/>
+          <w:color w:val="D4D4D4"/>
+          <w:sz w:val="21"/>
+          <w:szCs w:val="21"/>
+          <w:lang w:eastAsia="en-IN"/>
+        </w:rPr>
+        <w:t>(</w:t>
+      </w:r>
+      <w:proofErr w:type="gramEnd"/>
+      <w:r>
+        <w:rPr>
+          <w:rFonts w:ascii="Consolas" w:eastAsia="Times New Roman" w:hAnsi="Consolas" w:cs="Times New Roman"/>
+          <w:color w:val="A5D6FF"/>
+          <w:sz w:val="21"/>
+          <w:szCs w:val="21"/>
+          <w:lang w:eastAsia="en-IN"/>
+        </w:rPr>
+        <w:t>"published"</w:t>
+      </w:r>
+      <w:r>
+        <w:rPr>
+          <w:rFonts w:ascii="Consolas" w:eastAsia="Times New Roman" w:hAnsi="Consolas" w:cs="Times New Roman"/>
+          <w:color w:val="D4D4D4"/>
+          <w:sz w:val="21"/>
+          <w:szCs w:val="21"/>
+          <w:lang w:eastAsia="en-IN"/>
+        </w:rPr>
+        <w:t>)-&gt;</w:t>
+      </w:r>
+      <w:r>
+        <w:rPr>
+          <w:rFonts w:ascii="Consolas" w:eastAsia="Times New Roman" w:hAnsi="Consolas" w:cs="Times New Roman"/>
+          <w:color w:val="D2A8FF"/>
+          <w:sz w:val="21"/>
+          <w:szCs w:val="21"/>
+          <w:lang w:eastAsia="en-IN"/>
+        </w:rPr>
+        <w:t>default</w:t>
+      </w:r>
+      <w:r>
+        <w:rPr>
+          <w:rFonts w:ascii="Consolas" w:eastAsia="Times New Roman" w:hAnsi="Consolas" w:cs="Times New Roman"/>
+          <w:color w:val="D4D4D4"/>
+          <w:sz w:val="21"/>
+          <w:szCs w:val="21"/>
+          <w:lang w:eastAsia="en-IN"/>
+        </w:rPr>
+        <w:t>(</w:t>
+      </w:r>
+      <w:r>
+        <w:rPr>
+          <w:rFonts w:ascii="Consolas" w:eastAsia="Times New Roman" w:hAnsi="Consolas" w:cs="Times New Roman"/>
+          <w:color w:val="569CD6"/>
+          <w:sz w:val="21"/>
+          <w:szCs w:val="21"/>
+          <w:lang w:eastAsia="en-IN"/>
+        </w:rPr>
+        <w:t>false</w:t>
+      </w:r>
+      <w:r>
+        <w:rPr>
+          <w:rFonts w:ascii="Consolas" w:eastAsia="Times New Roman" w:hAnsi="Consolas" w:cs="Times New Roman"/>
+          <w:color w:val="D4D4D4"/>
+          <w:sz w:val="21"/>
+          <w:szCs w:val="21"/>
+          <w:lang w:eastAsia="en-IN"/>
+        </w:rPr>
+        <w:t>);</w:t>
+      </w:r>
+    </w:p>
+    <w:p>
+      <w:pPr>
+        <w:rPr>
+          <w:rFonts w:cstheme="minorHAnsi"/>
+          <w:szCs w:val="22"/>
+        </w:rPr>
+      </w:pPr>
+    </w:p>
+    <w:p>
+      <w:pPr>
+        <w:rPr>
+          <w:rFonts w:cstheme="minorHAnsi"/>
+          <w:szCs w:val="22"/>
+        </w:rPr>
+      </w:pPr>
+      <w:r>
+        <w:rPr>
+          <w:rFonts w:cstheme="minorHAnsi"/>
+          <w:szCs w:val="22"/>
+        </w:rPr>
+        <w:t>In web development, adding a published column with a default false value is a standard way to create a Draft vs. Live system for content.</w:t>
+      </w:r>
+    </w:p>
+    <w:p>
+      <w:pPr>
+        <w:pStyle w:val="ListParagraph"/>
+        <w:numPr>
+          <w:ilvl w:val="0"/>
+          <w:numId w:val="1"/>
+        </w:numPr>
+        <w:rPr>
+          <w:rFonts w:cstheme="minorHAnsi"/>
+          <w:szCs w:val="22"/>
+        </w:rPr>
+      </w:pPr>
+      <w:r>
+        <w:rPr>
+          <w:rFonts w:cstheme="minorHAnsi"/>
+          <w:b/>
+          <w:bCs/>
+          <w:szCs w:val="22"/>
+        </w:rPr>
+        <w:t>The Blueprint:</w:t>
+      </w:r>
+      <w:r>
+        <w:rPr>
+          <w:rFonts w:cstheme="minorHAnsi"/>
+          <w:szCs w:val="22"/>
+        </w:rPr>
+        <w:t xml:space="preserve"> It creates a simple "Yes/No" status for every post.</w:t>
+      </w:r>
+    </w:p>
+    <w:p>
+      <w:pPr>
+        <w:pStyle w:val="ListParagraph"/>
+        <w:numPr>
+          <w:ilvl w:val="0"/>
+          <w:numId w:val="1"/>
+        </w:numPr>
+        <w:rPr>
+          <w:rFonts w:cstheme="minorHAnsi"/>
+          <w:szCs w:val="22"/>
+        </w:rPr>
+      </w:pPr>
+      <w:r>
+        <w:rPr>
+          <w:rFonts w:cstheme="minorHAnsi"/>
+          <w:b/>
+          <w:bCs/>
+          <w:szCs w:val="22"/>
+        </w:rPr>
+        <w:t>The Safety Net:</w:t>
+      </w:r>
+      <w:r>
+        <w:rPr>
+          <w:rFonts w:cstheme="minorHAnsi"/>
+          <w:szCs w:val="22"/>
+        </w:rPr>
+        <w:t xml:space="preserve"> By defaulting to false (No), the system guarantees that new content is saved privately as a </w:t>
+      </w:r>
+      <w:r>
+        <w:rPr>
+          <w:rFonts w:cstheme="minorHAnsi"/>
+          <w:szCs w:val="22"/>
+        </w:rPr>
+        <w:t>draft first.</w:t>
+      </w:r>
+    </w:p>
+    <w:p>
+      <w:pPr>
+        <w:pStyle w:val="ListParagraph"/>
+        <w:numPr>
+          <w:ilvl w:val="0"/>
+          <w:numId w:val="1"/>
+        </w:numPr>
+        <w:rPr>
+          <w:rFonts w:cstheme="minorHAnsi"/>
+          <w:szCs w:val="22"/>
+        </w:rPr>
+      </w:pPr>
+      <w:r>
+        <w:rPr>
+          <w:rFonts w:cstheme="minorHAnsi"/>
+          <w:b/>
+          <w:bCs/>
+          <w:szCs w:val="22"/>
+        </w:rPr>
+        <w:t>The Control:</w:t>
+      </w:r>
+      <w:r>
+        <w:rPr>
+          <w:rFonts w:cstheme="minorHAnsi"/>
+          <w:szCs w:val="22"/>
+        </w:rPr>
+        <w:t xml:space="preserve"> Content only goes live when an authorized user explicitly changes the status to true (Yes), usually by clicking a "Publish" button.</w:t>
+      </w:r>
+    </w:p>
+    <w:p>
+      <w:pPr>
+        <w:rPr>
+          <w:rFonts w:cstheme="minorHAnsi"/>
+          <w:szCs w:val="22"/>
+        </w:rPr>
+      </w:pPr>
+      <w:r>
+        <w:rPr>
+          <w:rFonts w:cstheme="minorHAnsi"/>
+          <w:szCs w:val="22"/>
+        </w:rPr>
+        <w:t>Without this concept, a website cannot support drafts, scheduled posting, or the ability to temporarily hide content without deleting it entirely.</w:t>
+      </w:r>
+    </w:p>
+    <w:p>
+      <w:pPr>
+        <w:rPr>
+          <w:rFonts w:cstheme="minorHAnsi"/>
+          <w:szCs w:val="22"/>
+        </w:rPr>
+      </w:pPr>
+    </w:p>
+    <w:p>
+      <w:pPr>
+        <w:rPr>
+          <w:rFonts w:cstheme="minorHAnsi"/>
+          <w:b/>
+          <w:bCs/>
+          <w:color w:val="FF0000"/>
+          <w:sz w:val="28"/>
+          <w:szCs w:val="28"/>
+          <w:u w:val="single"/>
+        </w:rPr>
+      </w:pPr>
+      <w:r>
+        <w:rPr>
+          <w:rFonts w:cstheme="minorHAnsi"/>
+          <w:b/>
+          <w:bCs/>
+          <w:color w:val="FF0000"/>
+          <w:sz w:val="28"/>
+          <w:szCs w:val="28"/>
+          <w:u w:val="single"/>
+        </w:rPr>
+        <w:lastRenderedPageBreak/>
+        <w:t>Protected $fillable vs protected $cast:</w:t>
+      </w:r>
+    </w:p>
+    <w:p>
+      <w:pPr>
+        <w:rPr>
+          <w:rFonts w:cstheme="minorHAnsi"/>
+          <w:b/>
+          <w:bCs/>
+          <w:color w:val="FF0000"/>
+          <w:sz w:val="28"/>
+          <w:szCs w:val="28"/>
+          <w:u w:val="single"/>
+        </w:rPr>
+      </w:pPr>
+      <w:r>
+        <w:rPr>
+          <w:rFonts w:cstheme="minorHAnsi"/>
+          <w:szCs w:val="22"/>
+        </w:rPr>
+        <w:t xml:space="preserve">These are two different tools in </w:t>
+      </w:r>
+      <w:proofErr w:type="spellStart"/>
+      <w:r>
+        <w:rPr>
+          <w:rFonts w:cstheme="minorHAnsi"/>
+          <w:szCs w:val="22"/>
+        </w:rPr>
+        <w:t>Laravel</w:t>
+      </w:r>
+      <w:proofErr w:type="spellEnd"/>
+      <w:r>
+        <w:rPr>
+          <w:rFonts w:cstheme="minorHAnsi"/>
+          <w:szCs w:val="22"/>
+        </w:rPr>
+        <w:t xml:space="preserve"> used to handle your database data.</w:t>
+      </w:r>
+    </w:p>
+    <w:p>
+      <w:pPr>
+        <w:rPr>
+          <w:rFonts w:cstheme="minorHAnsi"/>
+          <w:b/>
+          <w:bCs/>
+          <w:szCs w:val="22"/>
+        </w:rPr>
+      </w:pPr>
+      <w:r>
+        <w:rPr>
+          <w:rFonts w:cstheme="minorHAnsi"/>
+          <w:b/>
+          <w:bCs/>
+          <w:szCs w:val="22"/>
+        </w:rPr>
+        <w:t>$fillable is the Guard (Security)</w:t>
+      </w:r>
+    </w:p>
+    <w:p>
+      <w:pPr>
+        <w:pStyle w:val="ListParagraph"/>
+        <w:numPr>
+          <w:ilvl w:val="0"/>
+          <w:numId w:val="2"/>
+        </w:numPr>
+        <w:rPr>
+          <w:rFonts w:cstheme="minorHAnsi"/>
+          <w:szCs w:val="22"/>
+        </w:rPr>
+      </w:pPr>
+      <w:r>
+        <w:rPr>
+          <w:rFonts w:cstheme="minorHAnsi"/>
+          <w:b/>
+          <w:bCs/>
+          <w:szCs w:val="22"/>
+        </w:rPr>
+        <w:t>What it does:</w:t>
+      </w:r>
+      <w:r>
+        <w:rPr>
+          <w:rFonts w:cstheme="minorHAnsi"/>
+          <w:szCs w:val="22"/>
+        </w:rPr>
+        <w:t xml:space="preserve"> It decides what data can be saved.</w:t>
+      </w:r>
+    </w:p>
+    <w:p>
+      <w:pPr>
+        <w:pStyle w:val="ListParagraph"/>
+        <w:numPr>
+          <w:ilvl w:val="0"/>
+          <w:numId w:val="2"/>
+        </w:numPr>
+        <w:rPr>
+          <w:rFonts w:cstheme="minorHAnsi"/>
+          <w:szCs w:val="22"/>
+        </w:rPr>
+      </w:pPr>
+      <w:r>
+        <w:rPr>
+          <w:rFonts w:cstheme="minorHAnsi"/>
+          <w:b/>
+          <w:bCs/>
+          <w:szCs w:val="22"/>
+        </w:rPr>
+        <w:t xml:space="preserve">How it </w:t>
+      </w:r>
+      <w:proofErr w:type="spellStart"/>
+      <w:r>
+        <w:rPr>
+          <w:rFonts w:cstheme="minorHAnsi"/>
+          <w:b/>
+          <w:bCs/>
+          <w:szCs w:val="22"/>
+        </w:rPr>
+        <w:t>works</w:t>
+      </w:r>
+      <w:proofErr w:type="gramStart"/>
+      <w:r>
+        <w:rPr>
+          <w:rFonts w:cstheme="minorHAnsi"/>
+          <w:b/>
+          <w:bCs/>
+          <w:szCs w:val="22"/>
+        </w:rPr>
+        <w:t>:</w:t>
+      </w:r>
+      <w:r>
+        <w:rPr>
+          <w:rFonts w:cstheme="minorHAnsi"/>
+          <w:szCs w:val="22"/>
+        </w:rPr>
+        <w:t>It</w:t>
+      </w:r>
+      <w:proofErr w:type="spellEnd"/>
+      <w:proofErr w:type="gramEnd"/>
+      <w:r>
+        <w:rPr>
+          <w:rFonts w:cstheme="minorHAnsi"/>
+          <w:szCs w:val="22"/>
+        </w:rPr>
+        <w:t xml:space="preserve"> is a list of approved columns. If a field is not on this list, </w:t>
+      </w:r>
+      <w:proofErr w:type="spellStart"/>
+      <w:r>
+        <w:rPr>
+          <w:rFonts w:cstheme="minorHAnsi"/>
+          <w:szCs w:val="22"/>
+        </w:rPr>
+        <w:t>Laravel</w:t>
+      </w:r>
+      <w:proofErr w:type="spellEnd"/>
+      <w:r>
+        <w:rPr>
+          <w:rFonts w:cstheme="minorHAnsi"/>
+          <w:szCs w:val="22"/>
+        </w:rPr>
+        <w:t xml:space="preserve"> blocks it.</w:t>
+      </w:r>
+    </w:p>
+    <w:p>
+      <w:pPr>
+        <w:pStyle w:val="ListParagraph"/>
+        <w:numPr>
+          <w:ilvl w:val="0"/>
+          <w:numId w:val="2"/>
+        </w:numPr>
+        <w:rPr>
+          <w:rFonts w:cstheme="minorHAnsi"/>
+          <w:szCs w:val="22"/>
+        </w:rPr>
+      </w:pPr>
+      <w:r>
+        <w:rPr>
+          <w:rFonts w:cstheme="minorHAnsi"/>
+          <w:szCs w:val="22"/>
+        </w:rPr>
+        <w:t>Only the items listed inside $fillable can be changed or added all at once (which programmers call "mass assignment").</w:t>
+      </w:r>
+    </w:p>
+    <w:p>
+      <w:pPr>
+        <w:pStyle w:val="ListParagraph"/>
+        <w:numPr>
+          <w:ilvl w:val="0"/>
+          <w:numId w:val="2"/>
+        </w:numPr>
+        <w:rPr>
+          <w:rFonts w:cstheme="minorHAnsi"/>
+          <w:szCs w:val="22"/>
+        </w:rPr>
+      </w:pPr>
+      <w:r>
+        <w:rPr>
+          <w:rFonts w:cstheme="minorHAnsi"/>
+          <w:b/>
+          <w:bCs/>
+          <w:szCs w:val="22"/>
+        </w:rPr>
+        <w:t>Example:</w:t>
+      </w:r>
+      <w:r>
+        <w:rPr>
+          <w:rFonts w:cstheme="minorHAnsi"/>
+          <w:szCs w:val="22"/>
+        </w:rPr>
+        <w:t xml:space="preserve"> It stops users from secretly making </w:t>
+      </w:r>
+      <w:proofErr w:type="gramStart"/>
+      <w:r>
+        <w:rPr>
+          <w:rFonts w:cstheme="minorHAnsi"/>
+          <w:szCs w:val="22"/>
+        </w:rPr>
+        <w:t>themselves</w:t>
+      </w:r>
+      <w:proofErr w:type="gramEnd"/>
+      <w:r>
+        <w:rPr>
+          <w:rFonts w:cstheme="minorHAnsi"/>
+          <w:szCs w:val="22"/>
+        </w:rPr>
+        <w:t xml:space="preserve"> an admin.</w:t>
+      </w:r>
+    </w:p>
+    <w:p>
+      <w:pPr>
+        <w:rPr>
+          <w:rFonts w:cstheme="minorHAnsi"/>
+          <w:b/>
+          <w:bCs/>
+          <w:szCs w:val="22"/>
+        </w:rPr>
+      </w:pPr>
+      <w:r>
+        <w:rPr>
+          <w:rFonts w:cstheme="minorHAnsi"/>
+          <w:b/>
+          <w:bCs/>
+          <w:szCs w:val="22"/>
+        </w:rPr>
+        <w:t>$casts is the Translator (Formatting)</w:t>
+      </w:r>
+    </w:p>
+    <w:p>
+      <w:pPr>
+        <w:pStyle w:val="ListParagraph"/>
+        <w:numPr>
+          <w:ilvl w:val="0"/>
+          <w:numId w:val="3"/>
+        </w:numPr>
+        <w:rPr>
+          <w:rFonts w:cstheme="minorHAnsi"/>
+          <w:szCs w:val="22"/>
+        </w:rPr>
+      </w:pPr>
+      <w:r>
+        <w:rPr>
+          <w:rFonts w:cstheme="minorHAnsi"/>
+          <w:b/>
+          <w:bCs/>
+          <w:szCs w:val="22"/>
+        </w:rPr>
+        <w:t>What it does:</w:t>
+      </w:r>
+      <w:r>
+        <w:rPr>
+          <w:rFonts w:cstheme="minorHAnsi"/>
+          <w:szCs w:val="22"/>
+        </w:rPr>
+        <w:t xml:space="preserve"> It decides how the data looks.</w:t>
+      </w:r>
+    </w:p>
+    <w:p>
+      <w:pPr>
+        <w:pStyle w:val="ListParagraph"/>
+        <w:numPr>
+          <w:ilvl w:val="0"/>
+          <w:numId w:val="3"/>
+        </w:numPr>
+        <w:rPr>
+          <w:rFonts w:cstheme="minorHAnsi"/>
+          <w:szCs w:val="22"/>
+        </w:rPr>
+      </w:pPr>
+      <w:r>
+        <w:rPr>
+          <w:rFonts w:cstheme="minorHAnsi"/>
+          <w:b/>
+          <w:bCs/>
+          <w:szCs w:val="22"/>
+        </w:rPr>
+        <w:t>How it works:</w:t>
+      </w:r>
+      <w:r>
+        <w:rPr>
+          <w:rFonts w:cstheme="minorHAnsi"/>
+          <w:szCs w:val="22"/>
+        </w:rPr>
+        <w:t xml:space="preserve"> It converts database text or numbers into friendly formats for your code.</w:t>
+      </w:r>
+    </w:p>
+    <w:p>
+      <w:pPr>
+        <w:pStyle w:val="ListParagraph"/>
+        <w:numPr>
+          <w:ilvl w:val="0"/>
+          <w:numId w:val="3"/>
+        </w:numPr>
+        <w:rPr>
+          <w:rFonts w:cstheme="minorHAnsi"/>
+          <w:szCs w:val="22"/>
+        </w:rPr>
+      </w:pPr>
+      <w:r>
+        <w:rPr>
+          <w:rFonts w:cstheme="minorHAnsi"/>
+          <w:b/>
+          <w:bCs/>
+          <w:szCs w:val="22"/>
+        </w:rPr>
+        <w:t>Example:</w:t>
+      </w:r>
+      <w:r>
+        <w:rPr>
+          <w:rFonts w:cstheme="minorHAnsi"/>
+          <w:szCs w:val="22"/>
+        </w:rPr>
+        <w:t xml:space="preserve"> It automatically turns a database 1 or 0 into a clean true or false.</w:t>
+      </w:r>
+    </w:p>
+    <w:p>
+      <w:pPr>
+        <w:pStyle w:val="ListParagraph"/>
+        <w:numPr>
+          <w:ilvl w:val="0"/>
+          <w:numId w:val="3"/>
+        </w:numPr>
+        <w:rPr>
+          <w:rFonts w:cstheme="minorHAnsi"/>
+          <w:szCs w:val="22"/>
+        </w:rPr>
+      </w:pPr>
+      <w:r>
+        <w:rPr>
+          <w:rFonts w:cstheme="minorHAnsi"/>
+          <w:szCs w:val="22"/>
+        </w:rPr>
+        <w:t>This property is a utility tool that automatically transforms raw database data into specific PHP data types when you access them, and converts them back when saving</w:t>
+      </w:r>
+    </w:p>
+    <w:p>
+      <w:pPr>
+        <w:pStyle w:val="ListParagraph"/>
+        <w:numPr>
+          <w:ilvl w:val="0"/>
+          <w:numId w:val="3"/>
+        </w:numPr>
+        <w:rPr>
+          <w:rFonts w:cstheme="minorHAnsi"/>
+          <w:szCs w:val="22"/>
+        </w:rPr>
+      </w:pPr>
+      <w:r>
+        <w:rPr>
+          <w:rFonts w:cstheme="minorHAnsi"/>
+          <w:b/>
+          <w:bCs/>
+          <w:szCs w:val="22"/>
+        </w:rPr>
+        <w:t>Why it matters:</w:t>
+      </w:r>
+      <w:r>
+        <w:rPr>
+          <w:rFonts w:cstheme="minorHAnsi"/>
+          <w:szCs w:val="22"/>
+        </w:rPr>
+        <w:t xml:space="preserve"> Databases often store </w:t>
+      </w:r>
+      <w:proofErr w:type="spellStart"/>
+      <w:r>
+        <w:rPr>
+          <w:rFonts w:cstheme="minorHAnsi"/>
+          <w:szCs w:val="22"/>
+        </w:rPr>
+        <w:t>booleans</w:t>
+      </w:r>
+      <w:proofErr w:type="spellEnd"/>
+      <w:r>
+        <w:rPr>
+          <w:rFonts w:cstheme="minorHAnsi"/>
+          <w:szCs w:val="22"/>
+        </w:rPr>
+        <w:t xml:space="preserve"> as integers (0 or 1) or JSON as plain strings. Casting saves you from manually parsing data every time.</w:t>
+      </w:r>
+    </w:p>
+    <w:p>
+      <w:pPr>
+        <w:rPr>
+          <w:rFonts w:cstheme="minorHAnsi"/>
+          <w:szCs w:val="22"/>
+        </w:rPr>
+      </w:pPr>
+      <w:proofErr w:type="gramStart"/>
+      <w:r>
+        <w:rPr>
+          <w:rFonts w:cstheme="minorHAnsi"/>
+          <w:szCs w:val="22"/>
+        </w:rPr>
+        <w:t xml:space="preserve">In </w:t>
+      </w:r>
+      <w:proofErr w:type="spellStart"/>
+      <w:r>
+        <w:rPr>
+          <w:rFonts w:cstheme="minorHAnsi"/>
+          <w:szCs w:val="22"/>
+        </w:rPr>
+        <w:t>ShortUse</w:t>
+      </w:r>
+      <w:proofErr w:type="spellEnd"/>
+      <w:r>
+        <w:rPr>
+          <w:rFonts w:cstheme="minorHAnsi"/>
+          <w:szCs w:val="22"/>
+        </w:rPr>
+        <w:t xml:space="preserve"> $fillable to stop hackers.</w:t>
+      </w:r>
+      <w:proofErr w:type="gramEnd"/>
+    </w:p>
+    <w:p>
+      <w:pPr>
+        <w:rPr>
+          <w:rFonts w:cstheme="minorHAnsi"/>
+          <w:szCs w:val="22"/>
+        </w:rPr>
+      </w:pPr>
+      <w:r>
+        <w:rPr>
+          <w:rFonts w:cstheme="minorHAnsi"/>
+          <w:szCs w:val="22"/>
+        </w:rPr>
+        <w:t>Use $casts to make data easy to read.</w:t>
+      </w:r>
+    </w:p>
+    <w:p>
+      <w:pPr>
+        <w:rPr>
+          <w:rFonts w:cstheme="minorHAnsi"/>
+          <w:szCs w:val="22"/>
+        </w:rPr>
+      </w:pPr>
+    </w:p>
+    <w:p>
+      <w:pPr>
+        <w:rPr>
+          <w:rFonts w:cstheme="minorHAnsi"/>
+          <w:color w:val="FF0000"/>
+          <w:szCs w:val="22"/>
+        </w:rPr>
+      </w:pPr>
+      <w:r>
+        <w:rPr>
+          <w:rFonts w:cstheme="minorHAnsi"/>
+          <w:b/>
+          <w:bCs/>
+          <w:color w:val="FF0000"/>
+          <w:szCs w:val="22"/>
+          <w:u w:val="single"/>
+        </w:rPr>
+        <w:t>Slug:</w:t>
+      </w:r>
+    </w:p>
+    <w:p>
+      <w:pPr>
+        <w:rPr>
+          <w:rFonts w:cstheme="minorHAnsi"/>
+          <w:szCs w:val="22"/>
+        </w:rPr>
+      </w:pPr>
+      <w:r>
+        <w:rPr>
+          <w:rFonts w:cstheme="minorHAnsi"/>
+          <w:szCs w:val="22"/>
+        </w:rPr>
+        <w:t>A slug is the part of a web address (URL) that identifies a specific page in easy-to-read words. It is always lowercase, uses hyphens instead of spaces, and contains no special characters.</w:t>
+      </w:r>
+    </w:p>
+    <w:p>
+      <w:pPr>
+        <w:rPr>
+          <w:rFonts w:cstheme="minorHAnsi"/>
+          <w:b/>
+          <w:bCs/>
+          <w:szCs w:val="22"/>
+        </w:rPr>
+      </w:pPr>
+      <w:r>
+        <w:rPr>
+          <w:rFonts w:cstheme="minorHAnsi"/>
+          <w:b/>
+          <w:bCs/>
+          <w:szCs w:val="22"/>
+        </w:rPr>
+        <w:t>Uses of a Slug</w:t>
+      </w:r>
+      <w:r>
+        <w:rPr>
+          <w:rFonts w:cstheme="minorHAnsi"/>
+          <w:b/>
+          <w:bCs/>
+          <w:szCs w:val="22"/>
+        </w:rPr>
+        <w:t>:</w:t>
+      </w:r>
+    </w:p>
+    <w:p>
+      <w:pPr>
+        <w:pStyle w:val="ListParagraph"/>
+        <w:numPr>
+          <w:ilvl w:val="0"/>
+          <w:numId w:val="4"/>
+        </w:numPr>
+        <w:rPr>
+          <w:rFonts w:cstheme="minorHAnsi"/>
+          <w:b/>
+          <w:bCs/>
+          <w:szCs w:val="22"/>
+        </w:rPr>
+      </w:pPr>
+      <w:r>
+        <w:rPr>
+          <w:rFonts w:cstheme="minorHAnsi"/>
+          <w:b/>
+          <w:bCs/>
+          <w:szCs w:val="22"/>
+        </w:rPr>
+        <w:t xml:space="preserve">Better </w:t>
+      </w:r>
+      <w:proofErr w:type="spellStart"/>
+      <w:r>
+        <w:rPr>
+          <w:rFonts w:cstheme="minorHAnsi"/>
+          <w:b/>
+          <w:bCs/>
+          <w:szCs w:val="22"/>
+        </w:rPr>
+        <w:t>Reading</w:t>
+      </w:r>
+      <w:proofErr w:type="gramStart"/>
+      <w:r>
+        <w:rPr>
+          <w:rFonts w:cstheme="minorHAnsi"/>
+          <w:b/>
+          <w:bCs/>
+          <w:szCs w:val="22"/>
+        </w:rPr>
+        <w:t>:</w:t>
+      </w:r>
+      <w:r>
+        <w:rPr>
+          <w:rFonts w:cstheme="minorHAnsi"/>
+          <w:szCs w:val="22"/>
+        </w:rPr>
+        <w:t>It</w:t>
+      </w:r>
+      <w:proofErr w:type="spellEnd"/>
+      <w:proofErr w:type="gramEnd"/>
+      <w:r>
+        <w:rPr>
+          <w:rFonts w:cstheme="minorHAnsi"/>
+          <w:szCs w:val="22"/>
+        </w:rPr>
+        <w:t xml:space="preserve"> tells human visitors exactly what the page is about before they click it.</w:t>
+      </w:r>
+    </w:p>
+    <w:p>
+      <w:pPr>
+        <w:pStyle w:val="ListParagraph"/>
+        <w:numPr>
+          <w:ilvl w:val="0"/>
+          <w:numId w:val="4"/>
+        </w:numPr>
+        <w:rPr>
+          <w:rFonts w:cstheme="minorHAnsi"/>
+          <w:b/>
+          <w:bCs/>
+          <w:szCs w:val="22"/>
+        </w:rPr>
+      </w:pPr>
+      <w:r>
+        <w:rPr>
+          <w:rFonts w:cstheme="minorHAnsi"/>
+          <w:b/>
+          <w:bCs/>
+          <w:szCs w:val="22"/>
+        </w:rPr>
+        <w:t>SEO Boost:</w:t>
+      </w:r>
+      <w:r>
+        <w:rPr>
+          <w:rFonts w:cstheme="minorHAnsi"/>
+          <w:szCs w:val="22"/>
+        </w:rPr>
+        <w:t xml:space="preserve"> Search engines like Google use the words in the slug to understand and rank your page.</w:t>
+      </w:r>
+    </w:p>
+    <w:p>
+      <w:pPr>
+        <w:pStyle w:val="ListParagraph"/>
+        <w:numPr>
+          <w:ilvl w:val="0"/>
+          <w:numId w:val="4"/>
+        </w:numPr>
+        <w:rPr>
+          <w:rFonts w:cstheme="minorHAnsi"/>
+          <w:b/>
+          <w:bCs/>
+          <w:szCs w:val="22"/>
+        </w:rPr>
+      </w:pPr>
+      <w:r>
+        <w:rPr>
+          <w:rFonts w:cstheme="minorHAnsi"/>
+          <w:b/>
+          <w:bCs/>
+          <w:szCs w:val="22"/>
+        </w:rPr>
+        <w:t>Cleaner Links:</w:t>
+      </w:r>
+      <w:r>
+        <w:rPr>
+          <w:rFonts w:cstheme="minorHAnsi"/>
+          <w:szCs w:val="22"/>
+        </w:rPr>
+        <w:t xml:space="preserve"> It replaces ugly database ID numbers with clear text.</w:t>
+      </w:r>
+    </w:p>
+    <w:p>
+      <w:pPr>
+        <w:pStyle w:val="ListParagraph"/>
+        <w:numPr>
+          <w:ilvl w:val="0"/>
+          <w:numId w:val="4"/>
+        </w:numPr>
+        <w:rPr>
+          <w:rFonts w:cstheme="minorHAnsi"/>
+          <w:b/>
+          <w:bCs/>
+          <w:szCs w:val="22"/>
+        </w:rPr>
+      </w:pPr>
+      <w:r>
+        <w:rPr>
+          <w:rFonts w:cstheme="minorHAnsi"/>
+          <w:b/>
+          <w:bCs/>
+          <w:szCs w:val="22"/>
+        </w:rPr>
+        <w:t>Examples</w:t>
+      </w:r>
+    </w:p>
+    <w:p>
+      <w:pPr>
+        <w:pStyle w:val="ListParagraph"/>
+        <w:rPr>
+          <w:rFonts w:cstheme="minorHAnsi"/>
+          <w:b/>
+          <w:bCs/>
+          <w:szCs w:val="22"/>
+        </w:rPr>
+      </w:pPr>
+      <w:r>
+        <w:rPr>
+          <w:rFonts w:cstheme="minorHAnsi"/>
+          <w:b/>
+          <w:bCs/>
+          <w:szCs w:val="22"/>
+        </w:rPr>
+        <w:t>(Blog Post)</w:t>
+      </w:r>
+    </w:p>
+    <w:p>
+      <w:pPr>
+        <w:pStyle w:val="ListParagraph"/>
+        <w:ind w:firstLine="720"/>
+        <w:rPr>
+          <w:rFonts w:cstheme="minorHAnsi"/>
+          <w:szCs w:val="22"/>
+        </w:rPr>
+      </w:pPr>
+      <w:r>
+        <w:rPr>
+          <w:rFonts w:cstheme="minorHAnsi"/>
+          <w:b/>
+          <w:bCs/>
+          <w:szCs w:val="22"/>
+        </w:rPr>
+        <w:t>Messy URL</w:t>
+      </w:r>
+      <w:proofErr w:type="gramStart"/>
+      <w:r>
+        <w:rPr>
+          <w:rFonts w:cstheme="minorHAnsi"/>
+          <w:szCs w:val="22"/>
+        </w:rPr>
+        <w:t>: :</w:t>
+      </w:r>
+      <w:proofErr w:type="gramEnd"/>
+      <w:r>
+        <w:rPr>
+          <w:rFonts w:cstheme="minorHAnsi"/>
+          <w:szCs w:val="22"/>
+        </w:rPr>
+        <w:t>//mysite.com</w:t>
+      </w:r>
+    </w:p>
+    <w:p>
+      <w:pPr>
+        <w:pStyle w:val="ListParagraph"/>
+        <w:ind w:firstLine="720"/>
+        <w:rPr>
+          <w:rFonts w:cstheme="minorHAnsi"/>
+          <w:szCs w:val="22"/>
+        </w:rPr>
+      </w:pPr>
+      <w:r>
+        <w:rPr>
+          <w:rFonts w:cstheme="minorHAnsi"/>
+          <w:b/>
+          <w:bCs/>
+          <w:szCs w:val="22"/>
+        </w:rPr>
+        <w:t>Slug:</w:t>
+      </w:r>
+      <w:r>
+        <w:rPr>
+          <w:rFonts w:cstheme="minorHAnsi"/>
+          <w:szCs w:val="22"/>
+        </w:rPr>
+        <w:t xml:space="preserve"> how-to-learn-</w:t>
+      </w:r>
+      <w:proofErr w:type="spellStart"/>
+      <w:r>
+        <w:rPr>
+          <w:rFonts w:cstheme="minorHAnsi"/>
+          <w:szCs w:val="22"/>
+        </w:rPr>
+        <w:t>laravel</w:t>
+      </w:r>
+      <w:proofErr w:type="spellEnd"/>
+    </w:p>
+    <w:p>
+      <w:pPr>
+        <w:rPr>
+          <w:rFonts w:cstheme="minorHAnsi"/>
+          <w:b/>
+          <w:bCs/>
+          <w:szCs w:val="22"/>
+        </w:rPr>
+      </w:pPr>
+      <w:r>
+        <w:rPr>
+          <w:rFonts w:cstheme="minorHAnsi"/>
+          <w:b/>
+          <w:bCs/>
+          <w:szCs w:val="22"/>
+        </w:rPr>
+        <w:t xml:space="preserve">Q: How to generate a slug in </w:t>
+      </w:r>
+      <w:proofErr w:type="spellStart"/>
+      <w:r>
+        <w:rPr>
+          <w:rFonts w:cstheme="minorHAnsi"/>
+          <w:b/>
+          <w:bCs/>
+          <w:szCs w:val="22"/>
+        </w:rPr>
+        <w:t>laravel</w:t>
+      </w:r>
+      <w:proofErr w:type="spellEnd"/>
+      <w:r>
+        <w:rPr>
+          <w:rFonts w:cstheme="minorHAnsi"/>
+          <w:b/>
+          <w:bCs/>
+          <w:szCs w:val="22"/>
+        </w:rPr>
+        <w:t xml:space="preserve">, filament and in </w:t>
+      </w:r>
+      <w:proofErr w:type="spellStart"/>
+      <w:r>
+        <w:rPr>
+          <w:rFonts w:cstheme="minorHAnsi"/>
+          <w:b/>
+          <w:bCs/>
+          <w:szCs w:val="22"/>
+        </w:rPr>
+        <w:t>javascript</w:t>
+      </w:r>
+      <w:proofErr w:type="spellEnd"/>
+      <w:r>
+        <w:rPr>
+          <w:rFonts w:cstheme="minorHAnsi"/>
+          <w:b/>
+          <w:bCs/>
+          <w:szCs w:val="22"/>
+        </w:rPr>
+        <w:t>?</w:t>
+      </w:r>
+    </w:p>
+    <w:p>
+      <w:pPr>
+        <w:rPr>
+          <w:rFonts w:cstheme="minorHAnsi"/>
+          <w:b/>
+          <w:bCs/>
+          <w:szCs w:val="22"/>
+        </w:rPr>
+      </w:pPr>
+      <w:proofErr w:type="spellStart"/>
+      <w:r>
+        <w:rPr>
+          <w:rFonts w:cstheme="minorHAnsi"/>
+          <w:b/>
+          <w:bCs/>
+          <w:szCs w:val="22"/>
+        </w:rPr>
+        <w:t>Ans</w:t>
+      </w:r>
+      <w:proofErr w:type="spellEnd"/>
+      <w:r>
+        <w:rPr>
+          <w:rFonts w:cstheme="minorHAnsi"/>
+          <w:b/>
+          <w:bCs/>
+          <w:szCs w:val="22"/>
+        </w:rPr>
+        <w:t xml:space="preserve">: </w:t>
+      </w:r>
+      <w:proofErr w:type="spellStart"/>
+      <w:r>
+        <w:rPr>
+          <w:rFonts w:cstheme="minorHAnsi"/>
+          <w:b/>
+          <w:bCs/>
+          <w:color w:val="FF0000"/>
+          <w:sz w:val="24"/>
+          <w:szCs w:val="24"/>
+          <w:u w:val="single"/>
+        </w:rPr>
+        <w:t>Laravel</w:t>
+      </w:r>
+      <w:proofErr w:type="spellEnd"/>
+      <w:r>
+        <w:rPr>
+          <w:rFonts w:cstheme="minorHAnsi"/>
+          <w:b/>
+          <w:bCs/>
+          <w:color w:val="FF0000"/>
+          <w:sz w:val="24"/>
+          <w:szCs w:val="24"/>
+          <w:u w:val="single"/>
+        </w:rPr>
+        <w:t>:</w:t>
+      </w:r>
+    </w:p>
+    <w:p>
+      <w:pPr>
+        <w:rPr>
+          <w:rFonts w:cstheme="minorHAnsi"/>
+          <w:szCs w:val="22"/>
+        </w:rPr>
+      </w:pPr>
+      <w:proofErr w:type="spellStart"/>
+      <w:r>
+        <w:rPr>
+          <w:rFonts w:cstheme="minorHAnsi"/>
+          <w:szCs w:val="22"/>
+        </w:rPr>
+        <w:t>Laravel</w:t>
+      </w:r>
+      <w:proofErr w:type="spellEnd"/>
+      <w:r>
+        <w:rPr>
+          <w:rFonts w:cstheme="minorHAnsi"/>
+          <w:szCs w:val="22"/>
+        </w:rPr>
+        <w:t xml:space="preserve"> has a built-in function called </w:t>
+      </w:r>
+      <w:proofErr w:type="spellStart"/>
+      <w:r>
+        <w:rPr>
+          <w:rFonts w:cstheme="minorHAnsi"/>
+          <w:szCs w:val="22"/>
+        </w:rPr>
+        <w:t>Str</w:t>
+      </w:r>
+      <w:proofErr w:type="spellEnd"/>
+      <w:r>
+        <w:rPr>
+          <w:rFonts w:cstheme="minorHAnsi"/>
+          <w:szCs w:val="22"/>
+        </w:rPr>
+        <w:t>::</w:t>
+      </w:r>
+      <w:proofErr w:type="gramStart"/>
+      <w:r>
+        <w:rPr>
+          <w:rFonts w:cstheme="minorHAnsi"/>
+          <w:szCs w:val="22"/>
+        </w:rPr>
+        <w:t>slug(</w:t>
+      </w:r>
+      <w:proofErr w:type="gramEnd"/>
+      <w:r>
+        <w:rPr>
+          <w:rFonts w:cstheme="minorHAnsi"/>
+          <w:szCs w:val="22"/>
+        </w:rPr>
+        <w:t>) that does all the work for you.</w:t>
+      </w:r>
+    </w:p>
+    <w:p>
+      <w:pPr>
+        <w:rPr>
+          <w:rFonts w:cstheme="minorHAnsi"/>
+          <w:b/>
+          <w:bCs/>
+          <w:szCs w:val="22"/>
+        </w:rPr>
+      </w:pPr>
+      <w:r>
+        <w:rPr>
+          <w:rFonts w:cstheme="minorHAnsi"/>
+          <w:b/>
+          <w:bCs/>
+          <w:szCs w:val="22"/>
+        </w:rPr>
+        <w:lastRenderedPageBreak/>
+        <w:t>The Code:</w:t>
+      </w:r>
+    </w:p>
+    <w:p>
+      <w:pPr>
+        <w:rPr>
+          <w:rFonts w:cstheme="minorHAnsi"/>
+          <w:b/>
+          <w:bCs/>
+          <w:color w:val="548DD4" w:themeColor="text2" w:themeTint="99"/>
+          <w:szCs w:val="22"/>
+        </w:rPr>
+      </w:pPr>
+      <w:proofErr w:type="gramStart"/>
+      <w:r>
+        <w:rPr>
+          <w:rFonts w:cstheme="minorHAnsi"/>
+          <w:b/>
+          <w:bCs/>
+          <w:color w:val="548DD4" w:themeColor="text2" w:themeTint="99"/>
+          <w:szCs w:val="22"/>
+        </w:rPr>
+        <w:t>use</w:t>
+      </w:r>
+      <w:proofErr w:type="gramEnd"/>
+      <w:r>
+        <w:rPr>
+          <w:rFonts w:cstheme="minorHAnsi"/>
+          <w:b/>
+          <w:bCs/>
+          <w:color w:val="548DD4" w:themeColor="text2" w:themeTint="99"/>
+          <w:szCs w:val="22"/>
+        </w:rPr>
+        <w:t xml:space="preserve"> Illuminate\Support\</w:t>
+      </w:r>
+      <w:proofErr w:type="spellStart"/>
+      <w:r>
+        <w:rPr>
+          <w:rFonts w:cstheme="minorHAnsi"/>
+          <w:b/>
+          <w:bCs/>
+          <w:color w:val="548DD4" w:themeColor="text2" w:themeTint="99"/>
+          <w:szCs w:val="22"/>
+        </w:rPr>
+        <w:t>Str</w:t>
+      </w:r>
+      <w:proofErr w:type="spellEnd"/>
+      <w:r>
+        <w:rPr>
+          <w:rFonts w:cstheme="minorHAnsi"/>
+          <w:b/>
+          <w:bCs/>
+          <w:color w:val="548DD4" w:themeColor="text2" w:themeTint="99"/>
+          <w:szCs w:val="22"/>
+        </w:rPr>
+        <w:t>;</w:t>
+      </w:r>
+    </w:p>
+    <w:p>
+      <w:pPr>
+        <w:rPr>
+          <w:rFonts w:cstheme="minorHAnsi"/>
+          <w:b/>
+          <w:bCs/>
+          <w:color w:val="548DD4" w:themeColor="text2" w:themeTint="99"/>
+          <w:szCs w:val="22"/>
+        </w:rPr>
+      </w:pPr>
+      <w:r>
+        <w:rPr>
+          <w:rFonts w:cstheme="minorHAnsi"/>
+          <w:b/>
+          <w:bCs/>
+          <w:color w:val="548DD4" w:themeColor="text2" w:themeTint="99"/>
+          <w:szCs w:val="22"/>
+        </w:rPr>
+        <w:t>$title = "How to Generate a Slug! 2026";</w:t>
+      </w:r>
+    </w:p>
+    <w:p>
+      <w:pPr>
+        <w:rPr>
+          <w:rFonts w:cstheme="minorHAnsi"/>
+          <w:b/>
+          <w:bCs/>
+          <w:color w:val="548DD4" w:themeColor="text2" w:themeTint="99"/>
+          <w:szCs w:val="22"/>
+        </w:rPr>
+      </w:pPr>
+      <w:r>
+        <w:rPr>
+          <w:rFonts w:cstheme="minorHAnsi"/>
+          <w:b/>
+          <w:bCs/>
+          <w:color w:val="548DD4" w:themeColor="text2" w:themeTint="99"/>
+          <w:szCs w:val="22"/>
+        </w:rPr>
+        <w:t xml:space="preserve">$slug = </w:t>
+      </w:r>
+      <w:proofErr w:type="spellStart"/>
+      <w:r>
+        <w:rPr>
+          <w:rFonts w:cstheme="minorHAnsi"/>
+          <w:b/>
+          <w:bCs/>
+          <w:color w:val="548DD4" w:themeColor="text2" w:themeTint="99"/>
+          <w:szCs w:val="22"/>
+        </w:rPr>
+        <w:t>Str</w:t>
+      </w:r>
+      <w:proofErr w:type="spellEnd"/>
+      <w:r>
+        <w:rPr>
+          <w:rFonts w:cstheme="minorHAnsi"/>
+          <w:b/>
+          <w:bCs/>
+          <w:color w:val="548DD4" w:themeColor="text2" w:themeTint="99"/>
+          <w:szCs w:val="22"/>
+        </w:rPr>
+        <w:t>::</w:t>
+      </w:r>
+      <w:proofErr w:type="gramStart"/>
+      <w:r>
+        <w:rPr>
+          <w:rFonts w:cstheme="minorHAnsi"/>
+          <w:b/>
+          <w:bCs/>
+          <w:color w:val="548DD4" w:themeColor="text2" w:themeTint="99"/>
+          <w:szCs w:val="22"/>
+        </w:rPr>
+        <w:t>slug(</w:t>
+      </w:r>
+      <w:proofErr w:type="gramEnd"/>
+      <w:r>
+        <w:rPr>
+          <w:rFonts w:cstheme="minorHAnsi"/>
+          <w:b/>
+          <w:bCs/>
+          <w:color w:val="548DD4" w:themeColor="text2" w:themeTint="99"/>
+          <w:szCs w:val="22"/>
+        </w:rPr>
+        <w:t>$title, '-');</w:t>
+      </w:r>
+    </w:p>
+    <w:p>
+      <w:pPr>
+        <w:rPr>
+          <w:rFonts w:cstheme="minorHAnsi"/>
+          <w:b/>
+          <w:bCs/>
+          <w:color w:val="548DD4" w:themeColor="text2" w:themeTint="99"/>
+          <w:szCs w:val="22"/>
+        </w:rPr>
+      </w:pPr>
+      <w:proofErr w:type="gramStart"/>
+      <w:r>
+        <w:rPr>
+          <w:rFonts w:cstheme="minorHAnsi"/>
+          <w:b/>
+          <w:bCs/>
+          <w:color w:val="548DD4" w:themeColor="text2" w:themeTint="99"/>
+          <w:szCs w:val="22"/>
+        </w:rPr>
+        <w:t>echo</w:t>
+      </w:r>
+      <w:proofErr w:type="gramEnd"/>
+      <w:r>
+        <w:rPr>
+          <w:rFonts w:cstheme="minorHAnsi"/>
+          <w:b/>
+          <w:bCs/>
+          <w:color w:val="548DD4" w:themeColor="text2" w:themeTint="99"/>
+          <w:szCs w:val="22"/>
+        </w:rPr>
+        <w:t xml:space="preserve"> $slug; </w:t>
+      </w:r>
+    </w:p>
+    <w:p>
+      <w:pPr>
+        <w:rPr>
+          <w:rFonts w:cstheme="minorHAnsi"/>
+          <w:b/>
+          <w:bCs/>
+          <w:szCs w:val="22"/>
+        </w:rPr>
+      </w:pPr>
+      <w:r>
+        <w:rPr>
+          <w:rFonts w:cstheme="minorHAnsi"/>
+          <w:b/>
+          <w:bCs/>
+          <w:szCs w:val="22"/>
+        </w:rPr>
+        <w:t>// Output: how-to-generate-a-slug-2026</w:t>
+      </w:r>
+    </w:p>
+    <w:p>
+      <w:pPr>
+        <w:rPr>
+          <w:rFonts w:cstheme="minorHAnsi"/>
+          <w:b/>
+          <w:bCs/>
+          <w:color w:val="FF0000"/>
+          <w:sz w:val="24"/>
+          <w:szCs w:val="24"/>
+          <w:u w:val="single"/>
+        </w:rPr>
+      </w:pPr>
+      <w:r>
+        <w:rPr>
+          <w:rFonts w:cstheme="minorHAnsi"/>
+          <w:b/>
+          <w:bCs/>
+          <w:color w:val="FF0000"/>
+          <w:sz w:val="24"/>
+          <w:szCs w:val="24"/>
+          <w:u w:val="single"/>
+        </w:rPr>
+        <w:t>In Filament:</w:t>
+      </w:r>
+    </w:p>
+    <w:p>
+      <w:pPr>
+        <w:rPr>
+          <w:rFonts w:cstheme="minorHAnsi"/>
+          <w:szCs w:val="22"/>
+        </w:rPr>
+      </w:pPr>
+      <w:r>
+        <w:rPr>
+          <w:rFonts w:cstheme="minorHAnsi"/>
+          <w:szCs w:val="22"/>
+        </w:rPr>
+        <w:t>If you want the slug to generate automatically in the background while an admin types a title, configure it inside your Filament Resource form schema.</w:t>
+      </w:r>
+    </w:p>
+    <w:p>
+      <w:pPr>
+        <w:rPr>
+          <w:rFonts w:cstheme="minorHAnsi"/>
+          <w:szCs w:val="22"/>
+        </w:rPr>
+      </w:pPr>
+      <w:r>
+        <w:rPr>
+          <w:rFonts w:cstheme="minorHAnsi"/>
+          <w:szCs w:val="22"/>
+        </w:rPr>
+        <w:t>The Code:</w:t>
+      </w:r>
+    </w:p>
+    <w:p>
+      <w:pPr>
+        <w:rPr>
+          <w:rFonts w:cstheme="minorHAnsi"/>
+          <w:color w:val="548DD4" w:themeColor="text2" w:themeTint="99"/>
+          <w:szCs w:val="22"/>
+        </w:rPr>
+      </w:pPr>
+      <w:proofErr w:type="gramStart"/>
+      <w:r>
+        <w:rPr>
+          <w:rFonts w:cstheme="minorHAnsi"/>
+          <w:color w:val="548DD4" w:themeColor="text2" w:themeTint="99"/>
+          <w:szCs w:val="22"/>
+        </w:rPr>
+        <w:t>use</w:t>
+      </w:r>
+      <w:proofErr w:type="gramEnd"/>
+      <w:r>
+        <w:rPr>
+          <w:rFonts w:cstheme="minorHAnsi"/>
+          <w:color w:val="548DD4" w:themeColor="text2" w:themeTint="99"/>
+          <w:szCs w:val="22"/>
+        </w:rPr>
+        <w:t xml:space="preserve"> Filament\Forms\Components\</w:t>
+      </w:r>
+      <w:proofErr w:type="spellStart"/>
+      <w:r>
+        <w:rPr>
+          <w:rFonts w:cstheme="minorHAnsi"/>
+          <w:color w:val="548DD4" w:themeColor="text2" w:themeTint="99"/>
+          <w:szCs w:val="22"/>
+        </w:rPr>
+        <w:t>TextInput;</w:t>
+      </w:r>
+      <w:proofErr w:type="spellEnd"/>
+    </w:p>
+    <w:p>
+      <w:pPr>
+        <w:rPr>
+          <w:rFonts w:cstheme="minorHAnsi"/>
+          <w:color w:val="548DD4" w:themeColor="text2" w:themeTint="99"/>
+          <w:szCs w:val="22"/>
+        </w:rPr>
+      </w:pPr>
+      <w:proofErr w:type="gramStart"/>
+      <w:r>
+        <w:rPr>
+          <w:rFonts w:cstheme="minorHAnsi"/>
+          <w:color w:val="548DD4" w:themeColor="text2" w:themeTint="99"/>
+          <w:szCs w:val="22"/>
+        </w:rPr>
+        <w:t>use</w:t>
+      </w:r>
+      <w:proofErr w:type="gramEnd"/>
+      <w:r>
+        <w:rPr>
+          <w:rFonts w:cstheme="minorHAnsi"/>
+          <w:color w:val="548DD4" w:themeColor="text2" w:themeTint="99"/>
+          <w:szCs w:val="22"/>
+        </w:rPr>
+        <w:t xml:space="preserve"> Illuminate\Support\</w:t>
+      </w:r>
+      <w:proofErr w:type="spellStart"/>
+      <w:r>
+        <w:rPr>
+          <w:rFonts w:cstheme="minorHAnsi"/>
+          <w:color w:val="548DD4" w:themeColor="text2" w:themeTint="99"/>
+          <w:szCs w:val="22"/>
+        </w:rPr>
+        <w:t>Str</w:t>
+      </w:r>
+      <w:proofErr w:type="spellEnd"/>
+      <w:r>
+        <w:rPr>
+          <w:rFonts w:cstheme="minorHAnsi"/>
+          <w:color w:val="548DD4" w:themeColor="text2" w:themeTint="99"/>
+          <w:szCs w:val="22"/>
+        </w:rPr>
+        <w:t>;</w:t>
+      </w:r>
+    </w:p>
+    <w:p>
+      <w:pPr>
+        <w:rPr>
+          <w:rFonts w:cstheme="minorHAnsi"/>
+          <w:color w:val="548DD4" w:themeColor="text2" w:themeTint="99"/>
+          <w:szCs w:val="22"/>
+        </w:rPr>
+      </w:pPr>
+      <w:proofErr w:type="spellStart"/>
+      <w:r>
+        <w:rPr>
+          <w:rFonts w:cstheme="minorHAnsi"/>
+          <w:color w:val="548DD4" w:themeColor="text2" w:themeTint="99"/>
+          <w:szCs w:val="22"/>
+        </w:rPr>
+        <w:t>TextInput</w:t>
+      </w:r>
+      <w:proofErr w:type="spellEnd"/>
+      <w:r>
+        <w:rPr>
+          <w:rFonts w:cstheme="minorHAnsi"/>
+          <w:color w:val="548DD4" w:themeColor="text2" w:themeTint="99"/>
+          <w:szCs w:val="22"/>
+        </w:rPr>
+        <w:t>::</w:t>
+      </w:r>
+      <w:proofErr w:type="gramStart"/>
+      <w:r>
+        <w:rPr>
+          <w:rFonts w:cstheme="minorHAnsi"/>
+          <w:color w:val="548DD4" w:themeColor="text2" w:themeTint="99"/>
+          <w:szCs w:val="22"/>
+        </w:rPr>
+        <w:t>make(</w:t>
+      </w:r>
+      <w:proofErr w:type="gramEnd"/>
+      <w:r>
+        <w:rPr>
+          <w:rFonts w:cstheme="minorHAnsi"/>
+          <w:color w:val="548DD4" w:themeColor="text2" w:themeTint="99"/>
+          <w:szCs w:val="22"/>
+        </w:rPr>
+        <w:t>'title')</w:t>
+      </w:r>
+    </w:p>
+    <w:p>
+      <w:pPr>
+        <w:rPr>
+          <w:rFonts w:cstheme="minorHAnsi"/>
+          <w:color w:val="548DD4" w:themeColor="text2" w:themeTint="99"/>
+          <w:szCs w:val="22"/>
+        </w:rPr>
+      </w:pPr>
+      <w:r>
+        <w:rPr>
+          <w:rFonts w:cstheme="minorHAnsi"/>
+          <w:color w:val="548DD4" w:themeColor="text2" w:themeTint="99"/>
+          <w:szCs w:val="22"/>
+        </w:rPr>
+        <w:t xml:space="preserve">    -&gt;</w:t>
+      </w:r>
+      <w:proofErr w:type="gramStart"/>
+      <w:r>
+        <w:rPr>
+          <w:rFonts w:cstheme="minorHAnsi"/>
+          <w:color w:val="548DD4" w:themeColor="text2" w:themeTint="99"/>
+          <w:szCs w:val="22"/>
+        </w:rPr>
+        <w:t>live(</w:t>
+      </w:r>
+      <w:proofErr w:type="spellStart"/>
+      <w:proofErr w:type="gramEnd"/>
+      <w:r>
+        <w:rPr>
+          <w:rFonts w:cstheme="minorHAnsi"/>
+          <w:color w:val="548DD4" w:themeColor="text2" w:themeTint="99"/>
+          <w:szCs w:val="22"/>
+        </w:rPr>
+        <w:t>onBlur</w:t>
+      </w:r>
+      <w:proofErr w:type="spellEnd"/>
+      <w:r>
+        <w:rPr>
+          <w:rFonts w:cstheme="minorHAnsi"/>
+          <w:color w:val="548DD4" w:themeColor="text2" w:themeTint="99"/>
+          <w:szCs w:val="22"/>
+        </w:rPr>
+        <w:t>: true) // Updates when user clicks away from the input</w:t>
+      </w:r>
+    </w:p>
+    <w:p>
+      <w:pPr>
+        <w:rPr>
+          <w:rFonts w:cstheme="minorHAnsi"/>
+          <w:color w:val="548DD4" w:themeColor="text2" w:themeTint="99"/>
+          <w:szCs w:val="22"/>
+        </w:rPr>
+      </w:pPr>
+      <w:r>
+        <w:rPr>
+          <w:rFonts w:cstheme="minorHAnsi"/>
+          <w:color w:val="548DD4" w:themeColor="text2" w:themeTint="99"/>
+          <w:szCs w:val="22"/>
+        </w:rPr>
+        <w:t xml:space="preserve">    -&gt;</w:t>
+      </w:r>
+      <w:proofErr w:type="spellStart"/>
+      <w:proofErr w:type="gramStart"/>
+      <w:r>
+        <w:rPr>
+          <w:rFonts w:cstheme="minorHAnsi"/>
+          <w:color w:val="548DD4" w:themeColor="text2" w:themeTint="99"/>
+          <w:szCs w:val="22"/>
+        </w:rPr>
+        <w:t>afterStateUpdated</w:t>
+      </w:r>
+      <w:proofErr w:type="spellEnd"/>
+      <w:r>
+        <w:rPr>
+          <w:rFonts w:cstheme="minorHAnsi"/>
+          <w:color w:val="548DD4" w:themeColor="text2" w:themeTint="99"/>
+          <w:szCs w:val="22"/>
+        </w:rPr>
+        <w:t>(</w:t>
+      </w:r>
+      <w:proofErr w:type="spellStart"/>
+      <w:proofErr w:type="gramEnd"/>
+      <w:r>
+        <w:rPr>
+          <w:rFonts w:cstheme="minorHAnsi"/>
+          <w:color w:val="548DD4" w:themeColor="text2" w:themeTint="99"/>
+          <w:szCs w:val="22"/>
+        </w:rPr>
+        <w:t>fn</w:t>
+      </w:r>
+      <w:proofErr w:type="spellEnd"/>
+      <w:r>
+        <w:rPr>
+          <w:rFonts w:cstheme="minorHAnsi"/>
+          <w:color w:val="548DD4" w:themeColor="text2" w:themeTint="99"/>
+          <w:szCs w:val="22"/>
+        </w:rPr>
+        <w:t xml:space="preserve"> (string $operation, $state, callable $set) =&gt; </w:t>
+      </w:r>
+    </w:p>
+    <w:p>
+      <w:pPr>
+        <w:rPr>
+          <w:rFonts w:cstheme="minorHAnsi"/>
+          <w:color w:val="548DD4" w:themeColor="text2" w:themeTint="99"/>
+          <w:szCs w:val="22"/>
+        </w:rPr>
+      </w:pPr>
+      <w:r>
+        <w:rPr>
+          <w:rFonts w:cstheme="minorHAnsi"/>
+          <w:color w:val="548DD4" w:themeColor="text2" w:themeTint="99"/>
+          <w:szCs w:val="22"/>
+        </w:rPr>
+        <w:t xml:space="preserve">        $operation === </w:t>
+      </w:r>
+      <w:proofErr w:type="gramStart"/>
+      <w:r>
+        <w:rPr>
+          <w:rFonts w:cstheme="minorHAnsi"/>
+          <w:color w:val="548DD4" w:themeColor="text2" w:themeTint="99"/>
+          <w:szCs w:val="22"/>
+        </w:rPr>
+        <w:t>'create' ?</w:t>
+      </w:r>
+      <w:proofErr w:type="gramEnd"/>
+      <w:r>
+        <w:rPr>
+          <w:rFonts w:cstheme="minorHAnsi"/>
+          <w:color w:val="548DD4" w:themeColor="text2" w:themeTint="99"/>
+          <w:szCs w:val="22"/>
+        </w:rPr>
+        <w:t xml:space="preserve"> $</w:t>
+      </w:r>
+      <w:proofErr w:type="gramStart"/>
+      <w:r>
+        <w:rPr>
+          <w:rFonts w:cstheme="minorHAnsi"/>
+          <w:color w:val="548DD4" w:themeColor="text2" w:themeTint="99"/>
+          <w:szCs w:val="22"/>
+        </w:rPr>
+        <w:t>set(</w:t>
+      </w:r>
+      <w:proofErr w:type="gramEnd"/>
+      <w:r>
+        <w:rPr>
+          <w:rFonts w:cstheme="minorHAnsi"/>
+          <w:color w:val="548DD4" w:themeColor="text2" w:themeTint="99"/>
+          <w:szCs w:val="22"/>
+        </w:rPr>
+        <w:t xml:space="preserve">'slug', </w:t>
+      </w:r>
+      <w:proofErr w:type="spellStart"/>
+      <w:r>
+        <w:rPr>
+          <w:rFonts w:cstheme="minorHAnsi"/>
+          <w:color w:val="548DD4" w:themeColor="text2" w:themeTint="99"/>
+          <w:szCs w:val="22"/>
+        </w:rPr>
+        <w:t>Str</w:t>
+      </w:r>
+      <w:proofErr w:type="spellEnd"/>
+      <w:r>
+        <w:rPr>
+          <w:rFonts w:cstheme="minorHAnsi"/>
+          <w:color w:val="548DD4" w:themeColor="text2" w:themeTint="99"/>
+          <w:szCs w:val="22"/>
+        </w:rPr>
+        <w:t>::slug($state)) : null</w:t>
+      </w:r>
+    </w:p>
+    <w:p>
+      <w:pPr>
+        <w:rPr>
+          <w:rFonts w:cstheme="minorHAnsi"/>
+          <w:color w:val="548DD4" w:themeColor="text2" w:themeTint="99"/>
+          <w:szCs w:val="22"/>
+        </w:rPr>
+      </w:pPr>
+      <w:r>
+        <w:rPr>
+          <w:rFonts w:cstheme="minorHAnsi"/>
+          <w:color w:val="548DD4" w:themeColor="text2" w:themeTint="99"/>
+          <w:szCs w:val="22"/>
+        </w:rPr>
+        <w:t xml:space="preserve">    ),</w:t>
+      </w:r>
+    </w:p>
+    <w:p>
+      <w:pPr>
+        <w:rPr>
+          <w:rFonts w:cstheme="minorHAnsi"/>
+          <w:color w:val="548DD4" w:themeColor="text2" w:themeTint="99"/>
+          <w:szCs w:val="22"/>
+        </w:rPr>
+      </w:pPr>
+      <w:proofErr w:type="spellStart"/>
+      <w:r>
+        <w:rPr>
+          <w:rFonts w:cstheme="minorHAnsi"/>
+          <w:color w:val="548DD4" w:themeColor="text2" w:themeTint="99"/>
+          <w:szCs w:val="22"/>
+        </w:rPr>
+        <w:t>TextInput</w:t>
+      </w:r>
+      <w:proofErr w:type="spellEnd"/>
+      <w:r>
+        <w:rPr>
+          <w:rFonts w:cstheme="minorHAnsi"/>
+          <w:color w:val="548DD4" w:themeColor="text2" w:themeTint="99"/>
+          <w:szCs w:val="22"/>
+        </w:rPr>
+        <w:t>::</w:t>
+      </w:r>
+      <w:proofErr w:type="gramStart"/>
+      <w:r>
+        <w:rPr>
+          <w:rFonts w:cstheme="minorHAnsi"/>
+          <w:color w:val="548DD4" w:themeColor="text2" w:themeTint="99"/>
+          <w:szCs w:val="22"/>
+        </w:rPr>
+        <w:t>make(</w:t>
+      </w:r>
+      <w:proofErr w:type="gramEnd"/>
+      <w:r>
+        <w:rPr>
+          <w:rFonts w:cstheme="minorHAnsi"/>
+          <w:color w:val="548DD4" w:themeColor="text2" w:themeTint="99"/>
+          <w:szCs w:val="22"/>
+        </w:rPr>
+        <w:t>'slug')-&gt;required()</w:t>
+      </w:r>
+    </w:p>
+    <w:p>
+      <w:pPr>
+        <w:rPr>
+          <w:rFonts w:cstheme="minorHAnsi"/>
+          <w:color w:val="548DD4" w:themeColor="text2" w:themeTint="99"/>
+          <w:szCs w:val="22"/>
+        </w:rPr>
+      </w:pPr>
+    </w:p>
+    <w:p>
+      <w:pPr>
+        <w:rPr>
+          <w:rFonts w:cstheme="minorHAnsi"/>
+          <w:szCs w:val="22"/>
+        </w:rPr>
+      </w:pPr>
+      <w:r>
+        <w:rPr>
+          <w:rFonts w:cstheme="minorHAnsi"/>
+          <w:b/>
+          <w:bCs/>
+          <w:szCs w:val="22"/>
+        </w:rPr>
+        <w:t>In JavaScript (Web Browser)</w:t>
+      </w:r>
+    </w:p>
+    <w:p>
+      <w:pPr>
+        <w:rPr>
+          <w:rFonts w:cstheme="minorHAnsi"/>
+          <w:szCs w:val="22"/>
+        </w:rPr>
+      </w:pPr>
+      <w:r>
+        <w:rPr>
+          <w:rFonts w:cstheme="minorHAnsi"/>
+          <w:szCs w:val="22"/>
+        </w:rPr>
+        <w:t>If you want to do it directly in the browser:</w:t>
+      </w:r>
+    </w:p>
+    <w:p>
+      <w:pPr>
+        <w:rPr>
+          <w:rFonts w:cstheme="minorHAnsi"/>
+          <w:b/>
+          <w:bCs/>
+          <w:color w:val="FF0000"/>
+          <w:szCs w:val="22"/>
+          <w:u w:val="single"/>
+        </w:rPr>
+      </w:pPr>
+      <w:r>
+        <w:rPr>
+          <w:rFonts w:cstheme="minorHAnsi"/>
+          <w:b/>
+          <w:bCs/>
+          <w:color w:val="FF0000"/>
+          <w:szCs w:val="22"/>
+          <w:u w:val="single"/>
+        </w:rPr>
+        <w:t xml:space="preserve">In </w:t>
+      </w:r>
+      <w:proofErr w:type="spellStart"/>
+      <w:r>
+        <w:rPr>
+          <w:rFonts w:cstheme="minorHAnsi"/>
+          <w:b/>
+          <w:bCs/>
+          <w:color w:val="FF0000"/>
+          <w:szCs w:val="22"/>
+          <w:u w:val="single"/>
+        </w:rPr>
+        <w:t>J</w:t>
+      </w:r>
+      <w:r>
+        <w:rPr>
+          <w:rFonts w:cstheme="minorHAnsi"/>
+          <w:b/>
+          <w:bCs/>
+          <w:color w:val="FF0000"/>
+          <w:szCs w:val="22"/>
+          <w:u w:val="single"/>
+        </w:rPr>
+        <w:t>avascript</w:t>
+      </w:r>
+      <w:proofErr w:type="spellEnd"/>
+      <w:r>
+        <w:rPr>
+          <w:rFonts w:cstheme="minorHAnsi"/>
+          <w:b/>
+          <w:bCs/>
+          <w:color w:val="FF0000"/>
+          <w:szCs w:val="22"/>
+          <w:u w:val="single"/>
+        </w:rPr>
+        <w:t>:</w:t>
+      </w:r>
+    </w:p>
+    <w:p>
+      <w:pPr>
+        <w:rPr>
+          <w:rFonts w:cstheme="minorHAnsi"/>
+          <w:b/>
+          <w:bCs/>
+          <w:color w:val="548DD4" w:themeColor="text2" w:themeTint="99"/>
           <w:szCs w:val="22"/>
         </w:rPr>
       </w:pPr>
       <w:bookmarkStart w:id="0" w:name="_GoBack"/>
       <w:bookmarkEnd w:id="0"/>
+      <w:proofErr w:type="gramStart"/>
+      <w:r>
+        <w:rPr>
+          <w:rFonts w:cstheme="minorHAnsi"/>
+          <w:b/>
+          <w:bCs/>
+          <w:color w:val="548DD4" w:themeColor="text2" w:themeTint="99"/>
+          <w:szCs w:val="22"/>
+        </w:rPr>
+        <w:t>let</w:t>
+      </w:r>
+      <w:proofErr w:type="gramEnd"/>
+      <w:r>
+        <w:rPr>
+          <w:rFonts w:cstheme="minorHAnsi"/>
+          <w:b/>
+          <w:bCs/>
+          <w:color w:val="548DD4" w:themeColor="text2" w:themeTint="99"/>
+          <w:szCs w:val="22"/>
+        </w:rPr>
+        <w:t xml:space="preserve"> title = "My First Blog Post!";</w:t>
+      </w:r>
+    </w:p>
+    <w:p>
+      <w:pPr>
+        <w:rPr>
+          <w:rFonts w:cstheme="minorHAnsi"/>
+          <w:b/>
+          <w:bCs/>
+          <w:color w:val="548DD4" w:themeColor="text2" w:themeTint="99"/>
+          <w:szCs w:val="22"/>
+        </w:rPr>
+      </w:pPr>
+      <w:proofErr w:type="gramStart"/>
+      <w:r>
+        <w:rPr>
+          <w:rFonts w:cstheme="minorHAnsi"/>
+          <w:b/>
+          <w:bCs/>
+          <w:color w:val="548DD4" w:themeColor="text2" w:themeTint="99"/>
+          <w:szCs w:val="22"/>
+        </w:rPr>
+        <w:t>let</w:t>
+      </w:r>
+      <w:proofErr w:type="gramEnd"/>
+      <w:r>
+        <w:rPr>
+          <w:rFonts w:cstheme="minorHAnsi"/>
+          <w:b/>
+          <w:bCs/>
+          <w:color w:val="548DD4" w:themeColor="text2" w:themeTint="99"/>
+          <w:szCs w:val="22"/>
+        </w:rPr>
+        <w:t xml:space="preserve"> slug = </w:t>
+      </w:r>
+      <w:proofErr w:type="spellStart"/>
+      <w:r>
+        <w:rPr>
+          <w:rFonts w:cstheme="minorHAnsi"/>
+          <w:b/>
+          <w:bCs/>
+          <w:color w:val="548DD4" w:themeColor="text2" w:themeTint="99"/>
+          <w:szCs w:val="22"/>
+        </w:rPr>
+        <w:t>title.toLowerCase</w:t>
+      </w:r>
+      <w:proofErr w:type="spellEnd"/>
+      <w:r>
+        <w:rPr>
+          <w:rFonts w:cstheme="minorHAnsi"/>
+          <w:b/>
+          <w:bCs/>
+          <w:color w:val="548DD4" w:themeColor="text2" w:themeTint="99"/>
+          <w:szCs w:val="22"/>
+        </w:rPr>
+        <w:t>().replace(/[^a-z0-9]+/g, '-');</w:t>
+      </w:r>
+    </w:p>
+    <w:p>
+      <w:pPr>
+        <w:rPr>
+          <w:rFonts w:cstheme="minorHAnsi"/>
+          <w:b/>
+          <w:bCs/>
+          <w:color w:val="548DD4" w:themeColor="text2" w:themeTint="99"/>
+          <w:szCs w:val="22"/>
+        </w:rPr>
+      </w:pPr>
+      <w:proofErr w:type="gramStart"/>
+      <w:r>
+        <w:rPr>
+          <w:rFonts w:cstheme="minorHAnsi"/>
+          <w:b/>
+          <w:bCs/>
+          <w:color w:val="548DD4" w:themeColor="text2" w:themeTint="99"/>
+          <w:szCs w:val="22"/>
+        </w:rPr>
+        <w:t>console.log(</w:t>
+      </w:r>
+      <w:proofErr w:type="gramEnd"/>
+      <w:r>
+        <w:rPr>
+          <w:rFonts w:cstheme="minorHAnsi"/>
+          <w:b/>
+          <w:bCs/>
+          <w:color w:val="548DD4" w:themeColor="text2" w:themeTint="99"/>
+          <w:szCs w:val="22"/>
+        </w:rPr>
+        <w:t>slug); // Output: my-first-blog-post</w:t>
+      </w:r>
+    </w:p>
+    <w:p>
+      <w:pPr>
+        <w:rPr>
+          <w:rFonts w:cstheme="minorHAnsi"/>
+          <w:color w:val="548DD4" w:themeColor="text2" w:themeTint="99"/>
+          <w:szCs w:val="22"/>
+        </w:rPr>
+      </w:pPr>
+    </w:p>
+    <w:p>
+      <w:pPr>
+        <w:rPr>
+          <w:rFonts w:cstheme="minorHAnsi"/>
+          <w:color w:val="FF0000"/>
+          <w:sz w:val="24"/>
+          <w:szCs w:val="24"/>
+        </w:rPr>
+      </w:pPr>
+    </w:p>
+    <w:p>
+      <w:pPr>
+        <w:rPr>
+          <w:rFonts w:cstheme="minorHAnsi"/>
+          <w:b/>
+          <w:bCs/>
+          <w:szCs w:val="22"/>
+        </w:rPr>
+      </w:pPr>
+    </w:p>
+    <w:p>
+      <w:pPr>
+        <w:rPr>
+          <w:rFonts w:cstheme="minorHAnsi"/>
+          <w:b/>
+          <w:bCs/>
+          <w:color w:val="FF0000"/>
+          <w:szCs w:val="22"/>
+          <w:u w:val="single"/>
+        </w:rPr>
+      </w:pPr>
     </w:p>
     <w:sectPr>
       <w:pgSz w:w="11906" w:h="16838"/>
@@ -271,6 +2449,475 @@
     </w:sectPr>
   </w:body>
 </w:document>
+</file>
+
+<file path=word/numbering.xml><?xml version="1.0" encoding="utf-8"?>
+<w:numbering xmlns:wpc="http://schemas.microsoft.com/office/word/2010/wordprocessingCanvas" xmlns:mc="http://schemas.openxmlformats.org/markup-compatibility/2006" xmlns:o="urn:schemas-microsoft-com:office:office" xmlns:r="http://schemas.openxmlformats.org/officeDocument/2006/relationships" xmlns:m="http://schemas.openxmlformats.org/officeDocument/2006/math" xmlns:v="urn:schemas-microsoft-com:vml" xmlns:wp14="http://schemas.microsoft.com/office/word/2010/wordprocessingDrawing" xmlns:wp="http://schemas.openxmlformats.org/drawingml/2006/wordprocessingDrawing" xmlns:w10="urn:schemas-microsoft-com:office:word" xmlns:w="http://schemas.openxmlformats.org/wordprocessingml/2006/main" xmlns:w14="http://schemas.microsoft.com/office/word/2010/wordml" xmlns:wpg="http://schemas.microsoft.com/office/word/2010/wordprocessingGroup" xmlns:wpi="http://schemas.microsoft.com/office/word/2010/wordprocessingInk" xmlns:wne="http://schemas.microsoft.com/office/word/2006/wordml" xmlns:wps="http://schemas.microsoft.com/office/word/2010/wordprocessingShape" mc:Ignorable="w14 wp14">
+  <w:abstractNum w:abstractNumId="0">
+    <w:nsid w:val="3E824C74"/>
+    <w:multiLevelType w:val="hybridMultilevel"/>
+    <w:tmpl w:val="9A52B122"/>
+    <w:lvl w:ilvl="0" w:tplc="40090001">
+      <w:start w:val="1"/>
+      <w:numFmt w:val="bullet"/>
+      <w:lvlText w:val=""/>
+      <w:lvlJc w:val="left"/>
+      <w:pPr>
+        <w:ind w:left="720" w:hanging="360"/>
+      </w:pPr>
+      <w:rPr>
+        <w:rFonts w:ascii="Symbol" w:hAnsi="Symbol" w:hint="default"/>
+      </w:rPr>
+    </w:lvl>
+    <w:lvl w:ilvl="1" w:tplc="40090003" w:tentative="1">
+      <w:start w:val="1"/>
+      <w:numFmt w:val="bullet"/>
+      <w:lvlText w:val="o"/>
+      <w:lvlJc w:val="left"/>
+      <w:pPr>
+        <w:ind w:left="1440" w:hanging="360"/>
+      </w:pPr>
+      <w:rPr>
+        <w:rFonts w:ascii="Courier New" w:hAnsi="Courier New" w:cs="Courier New" w:hint="default"/>
+      </w:rPr>
+    </w:lvl>
+    <w:lvl w:ilvl="2" w:tplc="40090005" w:tentative="1">
+      <w:start w:val="1"/>
+      <w:numFmt w:val="bullet"/>
+      <w:lvlText w:val=""/>
+      <w:lvlJc w:val="left"/>
+      <w:pPr>
+        <w:ind w:left="2160" w:hanging="360"/>
+      </w:pPr>
+      <w:rPr>
+        <w:rFonts w:ascii="Wingdings" w:hAnsi="Wingdings" w:hint="default"/>
+      </w:rPr>
+    </w:lvl>
+    <w:lvl w:ilvl="3" w:tplc="40090001" w:tentative="1">
+      <w:start w:val="1"/>
+      <w:numFmt w:val="bullet"/>
+      <w:lvlText w:val=""/>
+      <w:lvlJc w:val="left"/>
+      <w:pPr>
+        <w:ind w:left="2880" w:hanging="360"/>
+      </w:pPr>
+      <w:rPr>
+        <w:rFonts w:ascii="Symbol" w:hAnsi="Symbol" w:hint="default"/>
+      </w:rPr>
+    </w:lvl>
+    <w:lvl w:ilvl="4" w:tplc="40090003" w:tentative="1">
+      <w:start w:val="1"/>
+      <w:numFmt w:val="bullet"/>
+      <w:lvlText w:val="o"/>
+      <w:lvlJc w:val="left"/>
+      <w:pPr>
+        <w:ind w:left="3600" w:hanging="360"/>
+      </w:pPr>
+      <w:rPr>
+        <w:rFonts w:ascii="Courier New" w:hAnsi="Courier New" w:cs="Courier New" w:hint="default"/>
+      </w:rPr>
+    </w:lvl>
+    <w:lvl w:ilvl="5" w:tplc="40090005" w:tentative="1">
+      <w:start w:val="1"/>
+      <w:numFmt w:val="bullet"/>
+      <w:lvlText w:val=""/>
+      <w:lvlJc w:val="left"/>
+      <w:pPr>
+        <w:ind w:left="4320" w:hanging="360"/>
+      </w:pPr>
+      <w:rPr>
+        <w:rFonts w:ascii="Wingdings" w:hAnsi="Wingdings" w:hint="default"/>
+      </w:rPr>
+    </w:lvl>
+    <w:lvl w:ilvl="6" w:tplc="40090001" w:tentative="1">
+      <w:start w:val="1"/>
+      <w:numFmt w:val="bullet"/>
+      <w:lvlText w:val=""/>
+      <w:lvlJc w:val="left"/>
+      <w:pPr>
+        <w:ind w:left="5040" w:hanging="360"/>
+      </w:pPr>
+      <w:rPr>
+        <w:rFonts w:ascii="Symbol" w:hAnsi="Symbol" w:hint="default"/>
+      </w:rPr>
+    </w:lvl>
+    <w:lvl w:ilvl="7" w:tplc="40090003" w:tentative="1">
+      <w:start w:val="1"/>
+      <w:numFmt w:val="bullet"/>
+      <w:lvlText w:val="o"/>
+      <w:lvlJc w:val="left"/>
+      <w:pPr>
+        <w:ind w:left="5760" w:hanging="360"/>
+      </w:pPr>
+      <w:rPr>
+        <w:rFonts w:ascii="Courier New" w:hAnsi="Courier New" w:cs="Courier New" w:hint="default"/>
+      </w:rPr>
+    </w:lvl>
+    <w:lvl w:ilvl="8" w:tplc="40090005" w:tentative="1">
+      <w:start w:val="1"/>
+      <w:numFmt w:val="bullet"/>
+      <w:lvlText w:val=""/>
+      <w:lvlJc w:val="left"/>
+      <w:pPr>
+        <w:ind w:left="6480" w:hanging="360"/>
+      </w:pPr>
+      <w:rPr>
+        <w:rFonts w:ascii="Wingdings" w:hAnsi="Wingdings" w:hint="default"/>
+      </w:rPr>
+    </w:lvl>
+  </w:abstractNum>
+  <w:abstractNum w:abstractNumId="1">
+    <w:nsid w:val="448F61A1"/>
+    <w:multiLevelType w:val="hybridMultilevel"/>
+    <w:tmpl w:val="165055AE"/>
+    <w:lvl w:ilvl="0" w:tplc="40090001">
+      <w:start w:val="1"/>
+      <w:numFmt w:val="bullet"/>
+      <w:lvlText w:val=""/>
+      <w:lvlJc w:val="left"/>
+      <w:pPr>
+        <w:ind w:left="720" w:hanging="360"/>
+      </w:pPr>
+      <w:rPr>
+        <w:rFonts w:ascii="Symbol" w:hAnsi="Symbol" w:hint="default"/>
+      </w:rPr>
+    </w:lvl>
+    <w:lvl w:ilvl="1" w:tplc="40090003" w:tentative="1">
+      <w:start w:val="1"/>
+      <w:numFmt w:val="bullet"/>
+      <w:lvlText w:val="o"/>
+      <w:lvlJc w:val="left"/>
+      <w:pPr>
+        <w:ind w:left="1440" w:hanging="360"/>
+      </w:pPr>
+      <w:rPr>
+        <w:rFonts w:ascii="Courier New" w:hAnsi="Courier New" w:cs="Courier New" w:hint="default"/>
+      </w:rPr>
+    </w:lvl>
+    <w:lvl w:ilvl="2" w:tplc="40090005" w:tentative="1">
+      <w:start w:val="1"/>
+      <w:numFmt w:val="bullet"/>
+      <w:lvlText w:val=""/>
+      <w:lvlJc w:val="left"/>
+      <w:pPr>
+        <w:ind w:left="2160" w:hanging="360"/>
+      </w:pPr>
+      <w:rPr>
+        <w:rFonts w:ascii="Wingdings" w:hAnsi="Wingdings" w:hint="default"/>
+      </w:rPr>
+    </w:lvl>
+    <w:lvl w:ilvl="3" w:tplc="40090001" w:tentative="1">
+      <w:start w:val="1"/>
+      <w:numFmt w:val="bullet"/>
+      <w:lvlText w:val=""/>
+      <w:lvlJc w:val="left"/>
+      <w:pPr>
+        <w:ind w:left="2880" w:hanging="360"/>
+      </w:pPr>
+      <w:rPr>
+        <w:rFonts w:ascii="Symbol" w:hAnsi="Symbol" w:hint="default"/>
+      </w:rPr>
+    </w:lvl>
+    <w:lvl w:ilvl="4" w:tplc="40090003" w:tentative="1">
+      <w:start w:val="1"/>
+      <w:numFmt w:val="bullet"/>
+      <w:lvlText w:val="o"/>
+      <w:lvlJc w:val="left"/>
+      <w:pPr>
+        <w:ind w:left="3600" w:hanging="360"/>
+      </w:pPr>
+      <w:rPr>
+        <w:rFonts w:ascii="Courier New" w:hAnsi="Courier New" w:cs="Courier New" w:hint="default"/>
+      </w:rPr>
+    </w:lvl>
+    <w:lvl w:ilvl="5" w:tplc="40090005" w:tentative="1">
+      <w:start w:val="1"/>
+      <w:numFmt w:val="bullet"/>
+      <w:lvlText w:val=""/>
+      <w:lvlJc w:val="left"/>
+      <w:pPr>
+        <w:ind w:left="4320" w:hanging="360"/>
+      </w:pPr>
+      <w:rPr>
+        <w:rFonts w:ascii="Wingdings" w:hAnsi="Wingdings" w:hint="default"/>
+      </w:rPr>
+    </w:lvl>
+    <w:lvl w:ilvl="6" w:tplc="40090001" w:tentative="1">
+      <w:start w:val="1"/>
+      <w:numFmt w:val="bullet"/>
+      <w:lvlText w:val=""/>
+      <w:lvlJc w:val="left"/>
+      <w:pPr>
+        <w:ind w:left="5040" w:hanging="360"/>
+      </w:pPr>
+      <w:rPr>
+        <w:rFonts w:ascii="Symbol" w:hAnsi="Symbol" w:hint="default"/>
+      </w:rPr>
+    </w:lvl>
+    <w:lvl w:ilvl="7" w:tplc="40090003" w:tentative="1">
+      <w:start w:val="1"/>
+      <w:numFmt w:val="bullet"/>
+      <w:lvlText w:val="o"/>
+      <w:lvlJc w:val="left"/>
+      <w:pPr>
+        <w:ind w:left="5760" w:hanging="360"/>
+      </w:pPr>
+      <w:rPr>
+        <w:rFonts w:ascii="Courier New" w:hAnsi="Courier New" w:cs="Courier New" w:hint="default"/>
+      </w:rPr>
+    </w:lvl>
+    <w:lvl w:ilvl="8" w:tplc="40090005" w:tentative="1">
+      <w:start w:val="1"/>
+      <w:numFmt w:val="bullet"/>
+      <w:lvlText w:val=""/>
+      <w:lvlJc w:val="left"/>
+      <w:pPr>
+        <w:ind w:left="6480" w:hanging="360"/>
+      </w:pPr>
+      <w:rPr>
+        <w:rFonts w:ascii="Wingdings" w:hAnsi="Wingdings" w:hint="default"/>
+      </w:rPr>
+    </w:lvl>
+  </w:abstractNum>
+  <w:abstractNum w:abstractNumId="2">
+    <w:nsid w:val="55F73037"/>
+    <w:multiLevelType w:val="hybridMultilevel"/>
+    <w:tmpl w:val="C9B47740"/>
+    <w:lvl w:ilvl="0" w:tplc="40090001">
+      <w:start w:val="1"/>
+      <w:numFmt w:val="bullet"/>
+      <w:lvlText w:val=""/>
+      <w:lvlJc w:val="left"/>
+      <w:pPr>
+        <w:ind w:left="720" w:hanging="360"/>
+      </w:pPr>
+      <w:rPr>
+        <w:rFonts w:ascii="Symbol" w:hAnsi="Symbol" w:hint="default"/>
+      </w:rPr>
+    </w:lvl>
+    <w:lvl w:ilvl="1" w:tplc="40090003" w:tentative="1">
+      <w:start w:val="1"/>
+      <w:numFmt w:val="bullet"/>
+      <w:lvlText w:val="o"/>
+      <w:lvlJc w:val="left"/>
+      <w:pPr>
+        <w:ind w:left="1440" w:hanging="360"/>
+      </w:pPr>
+      <w:rPr>
+        <w:rFonts w:ascii="Courier New" w:hAnsi="Courier New" w:cs="Courier New" w:hint="default"/>
+      </w:rPr>
+    </w:lvl>
+    <w:lvl w:ilvl="2" w:tplc="40090005" w:tentative="1">
+      <w:start w:val="1"/>
+      <w:numFmt w:val="bullet"/>
+      <w:lvlText w:val=""/>
+      <w:lvlJc w:val="left"/>
+      <w:pPr>
+        <w:ind w:left="2160" w:hanging="360"/>
+      </w:pPr>
+      <w:rPr>
+        <w:rFonts w:ascii="Wingdings" w:hAnsi="Wingdings" w:hint="default"/>
+      </w:rPr>
+    </w:lvl>
+    <w:lvl w:ilvl="3" w:tplc="40090001" w:tentative="1">
+      <w:start w:val="1"/>
+      <w:numFmt w:val="bullet"/>
+      <w:lvlText w:val=""/>
+      <w:lvlJc w:val="left"/>
+      <w:pPr>
+        <w:ind w:left="2880" w:hanging="360"/>
+      </w:pPr>
+      <w:rPr>
+        <w:rFonts w:ascii="Symbol" w:hAnsi="Symbol" w:hint="default"/>
+      </w:rPr>
+    </w:lvl>
+    <w:lvl w:ilvl="4" w:tplc="40090003" w:tentative="1">
+      <w:start w:val="1"/>
+      <w:numFmt w:val="bullet"/>
+      <w:lvlText w:val="o"/>
+      <w:lvlJc w:val="left"/>
+      <w:pPr>
+        <w:ind w:left="3600" w:hanging="360"/>
+      </w:pPr>
+      <w:rPr>
+        <w:rFonts w:ascii="Courier New" w:hAnsi="Courier New" w:cs="Courier New" w:hint="default"/>
+      </w:rPr>
+    </w:lvl>
+    <w:lvl w:ilvl="5" w:tplc="40090005" w:tentative="1">
+      <w:start w:val="1"/>
+      <w:numFmt w:val="bullet"/>
+      <w:lvlText w:val=""/>
+      <w:lvlJc w:val="left"/>
+      <w:pPr>
+        <w:ind w:left="4320" w:hanging="360"/>
+      </w:pPr>
+      <w:rPr>
+        <w:rFonts w:ascii="Wingdings" w:hAnsi="Wingdings" w:hint="default"/>
+      </w:rPr>
+    </w:lvl>
+    <w:lvl w:ilvl="6" w:tplc="40090001" w:tentative="1">
+      <w:start w:val="1"/>
+      <w:numFmt w:val="bullet"/>
+      <w:lvlText w:val=""/>
+      <w:lvlJc w:val="left"/>
+      <w:pPr>
+        <w:ind w:left="5040" w:hanging="360"/>
+      </w:pPr>
+      <w:rPr>
+        <w:rFonts w:ascii="Symbol" w:hAnsi="Symbol" w:hint="default"/>
+      </w:rPr>
+    </w:lvl>
+    <w:lvl w:ilvl="7" w:tplc="40090003" w:tentative="1">
+      <w:start w:val="1"/>
+      <w:numFmt w:val="bullet"/>
+      <w:lvlText w:val="o"/>
+      <w:lvlJc w:val="left"/>
+      <w:pPr>
+        <w:ind w:left="5760" w:hanging="360"/>
+      </w:pPr>
+      <w:rPr>
+        <w:rFonts w:ascii="Courier New" w:hAnsi="Courier New" w:cs="Courier New" w:hint="default"/>
+      </w:rPr>
+    </w:lvl>
+    <w:lvl w:ilvl="8" w:tplc="40090005" w:tentative="1">
+      <w:start w:val="1"/>
+      <w:numFmt w:val="bullet"/>
+      <w:lvlText w:val=""/>
+      <w:lvlJc w:val="left"/>
+      <w:pPr>
+        <w:ind w:left="6480" w:hanging="360"/>
+      </w:pPr>
+      <w:rPr>
+        <w:rFonts w:ascii="Wingdings" w:hAnsi="Wingdings" w:hint="default"/>
+      </w:rPr>
+    </w:lvl>
+  </w:abstractNum>
+  <w:abstractNum w:abstractNumId="3">
+    <w:nsid w:val="7D241509"/>
+    <w:multiLevelType w:val="hybridMultilevel"/>
+    <w:tmpl w:val="55FE704A"/>
+    <w:lvl w:ilvl="0" w:tplc="40090001">
+      <w:start w:val="1"/>
+      <w:numFmt w:val="bullet"/>
+      <w:lvlText w:val=""/>
+      <w:lvlJc w:val="left"/>
+      <w:pPr>
+        <w:ind w:left="720" w:hanging="360"/>
+      </w:pPr>
+      <w:rPr>
+        <w:rFonts w:ascii="Symbol" w:hAnsi="Symbol" w:hint="default"/>
+      </w:rPr>
+    </w:lvl>
+    <w:lvl w:ilvl="1" w:tplc="40090003" w:tentative="1">
+      <w:start w:val="1"/>
+      <w:numFmt w:val="bullet"/>
+      <w:lvlText w:val="o"/>
+      <w:lvlJc w:val="left"/>
+      <w:pPr>
+        <w:ind w:left="1440" w:hanging="360"/>
+      </w:pPr>
+      <w:rPr>
+        <w:rFonts w:ascii="Courier New" w:hAnsi="Courier New" w:cs="Courier New" w:hint="default"/>
+      </w:rPr>
+    </w:lvl>
+    <w:lvl w:ilvl="2" w:tplc="40090005" w:tentative="1">
+      <w:start w:val="1"/>
+      <w:numFmt w:val="bullet"/>
+      <w:lvlText w:val=""/>
+      <w:lvlJc w:val="left"/>
+      <w:pPr>
+        <w:ind w:left="2160" w:hanging="360"/>
+      </w:pPr>
+      <w:rPr>
+        <w:rFonts w:ascii="Wingdings" w:hAnsi="Wingdings" w:hint="default"/>
+      </w:rPr>
+    </w:lvl>
+    <w:lvl w:ilvl="3" w:tplc="40090001" w:tentative="1">
+      <w:start w:val="1"/>
+      <w:numFmt w:val="bullet"/>
+      <w:lvlText w:val=""/>
+      <w:lvlJc w:val="left"/>
+      <w:pPr>
+        <w:ind w:left="2880" w:hanging="360"/>
+      </w:pPr>
+      <w:rPr>
+        <w:rFonts w:ascii="Symbol" w:hAnsi="Symbol" w:hint="default"/>
+      </w:rPr>
+    </w:lvl>
+    <w:lvl w:ilvl="4" w:tplc="40090003" w:tentative="1">
+      <w:start w:val="1"/>
+      <w:numFmt w:val="bullet"/>
+      <w:lvlText w:val="o"/>
+      <w:lvlJc w:val="left"/>
+      <w:pPr>
+        <w:ind w:left="3600" w:hanging="360"/>
+      </w:pPr>
+      <w:rPr>
+        <w:rFonts w:ascii="Courier New" w:hAnsi="Courier New" w:cs="Courier New" w:hint="default"/>
+      </w:rPr>
+    </w:lvl>
+    <w:lvl w:ilvl="5" w:tplc="40090005" w:tentative="1">
+      <w:start w:val="1"/>
+      <w:numFmt w:val="bullet"/>
+      <w:lvlText w:val=""/>
+      <w:lvlJc w:val="left"/>
+      <w:pPr>
+        <w:ind w:left="4320" w:hanging="360"/>
+      </w:pPr>
+      <w:rPr>
+        <w:rFonts w:ascii="Wingdings" w:hAnsi="Wingdings" w:hint="default"/>
+      </w:rPr>
+    </w:lvl>
+    <w:lvl w:ilvl="6" w:tplc="40090001" w:tentative="1">
+      <w:start w:val="1"/>
+      <w:numFmt w:val="bullet"/>
+      <w:lvlText w:val=""/>
+      <w:lvlJc w:val="left"/>
+      <w:pPr>
+        <w:ind w:left="5040" w:hanging="360"/>
+      </w:pPr>
+      <w:rPr>
+        <w:rFonts w:ascii="Symbol" w:hAnsi="Symbol" w:hint="default"/>
+      </w:rPr>
+    </w:lvl>
+    <w:lvl w:ilvl="7" w:tplc="40090003" w:tentative="1">
+      <w:start w:val="1"/>
+      <w:numFmt w:val="bullet"/>
+      <w:lvlText w:val="o"/>
+      <w:lvlJc w:val="left"/>
+      <w:pPr>
+        <w:ind w:left="5760" w:hanging="360"/>
+      </w:pPr>
+      <w:rPr>
+        <w:rFonts w:ascii="Courier New" w:hAnsi="Courier New" w:cs="Courier New" w:hint="default"/>
+      </w:rPr>
+    </w:lvl>
+    <w:lvl w:ilvl="8" w:tplc="40090005" w:tentative="1">
+      <w:start w:val="1"/>
+      <w:numFmt w:val="bullet"/>
+      <w:lvlText w:val=""/>
+      <w:lvlJc w:val="left"/>
+      <w:pPr>
+        <w:ind w:left="6480" w:hanging="360"/>
+      </w:pPr>
+      <w:rPr>
+        <w:rFonts w:ascii="Wingdings" w:hAnsi="Wingdings" w:hint="default"/>
+      </w:rPr>
+    </w:lvl>
+  </w:abstractNum>
+  <w:num w:numId="1">
+    <w:abstractNumId w:val="3"/>
+  </w:num>
+  <w:num w:numId="2">
+    <w:abstractNumId w:val="0"/>
+  </w:num>
+  <w:num w:numId="3">
+    <w:abstractNumId w:val="2"/>
+  </w:num>
+  <w:num w:numId="4">
+    <w:abstractNumId w:val="1"/>
+  </w:num>
+</w:numbering>
 </file>
 
 <file path=word/styles.xml><?xml version="1.0" encoding="utf-8"?>
@@ -462,6 +3109,47 @@
     <w:semiHidden/>
     <w:unhideWhenUsed/>
   </w:style>
+  <w:style w:type="paragraph" w:styleId="ListParagraph">
+    <w:name w:val="List Paragraph"/>
+    <w:basedOn w:val="Normal"/>
+    <w:uiPriority w:val="34"/>
+    <w:qFormat/>
+    <w:rsid w:val="003B2EF9"/>
+    <w:pPr>
+      <w:ind w:left="720"/>
+      <w:contextualSpacing/>
+    </w:pPr>
+  </w:style>
+  <w:style w:type="paragraph" w:styleId="BalloonText">
+    <w:name w:val="Balloon Text"/>
+    <w:basedOn w:val="Normal"/>
+    <w:link w:val="BalloonTextChar"/>
+    <w:uiPriority w:val="99"/>
+    <w:semiHidden/>
+    <w:unhideWhenUsed/>
+    <w:rsid w:val="003B2EF9"/>
+    <w:pPr>
+      <w:spacing w:after="0" w:line="240" w:lineRule="auto"/>
+    </w:pPr>
+    <w:rPr>
+      <w:rFonts w:ascii="Tahoma" w:hAnsi="Tahoma"/>
+      <w:sz w:val="16"/>
+      <w:szCs w:val="14"/>
+    </w:rPr>
+  </w:style>
+  <w:style w:type="character" w:customStyle="1" w:styleId="BalloonTextChar">
+    <w:name w:val="Balloon Text Char"/>
+    <w:basedOn w:val="DefaultParagraphFont"/>
+    <w:link w:val="BalloonText"/>
+    <w:uiPriority w:val="99"/>
+    <w:semiHidden/>
+    <w:rsid w:val="003B2EF9"/>
+    <w:rPr>
+      <w:rFonts w:ascii="Tahoma" w:hAnsi="Tahoma" w:cs="Mangal"/>
+      <w:sz w:val="16"/>
+      <w:szCs w:val="14"/>
+    </w:rPr>
+  </w:style>
 </w:styles>
 </file>
 
@@ -653,6 +3341,47 @@
     <w:uiPriority w:val="99"/>
     <w:semiHidden/>
     <w:unhideWhenUsed/>
+  </w:style>
+  <w:style w:type="paragraph" w:styleId="ListParagraph">
+    <w:name w:val="List Paragraph"/>
+    <w:basedOn w:val="Normal"/>
+    <w:uiPriority w:val="34"/>
+    <w:qFormat/>
+    <w:rsid w:val="003B2EF9"/>
+    <w:pPr>
+      <w:ind w:left="720"/>
+      <w:contextualSpacing/>
+    </w:pPr>
+  </w:style>
+  <w:style w:type="paragraph" w:styleId="BalloonText">
+    <w:name w:val="Balloon Text"/>
+    <w:basedOn w:val="Normal"/>
+    <w:link w:val="BalloonTextChar"/>
+    <w:uiPriority w:val="99"/>
+    <w:semiHidden/>
+    <w:unhideWhenUsed/>
+    <w:rsid w:val="003B2EF9"/>
+    <w:pPr>
+      <w:spacing w:after="0" w:line="240" w:lineRule="auto"/>
+    </w:pPr>
+    <w:rPr>
+      <w:rFonts w:ascii="Tahoma" w:hAnsi="Tahoma"/>
+      <w:sz w:val="16"/>
+      <w:szCs w:val="14"/>
+    </w:rPr>
+  </w:style>
+  <w:style w:type="character" w:customStyle="1" w:styleId="BalloonTextChar">
+    <w:name w:val="Balloon Text Char"/>
+    <w:basedOn w:val="DefaultParagraphFont"/>
+    <w:link w:val="BalloonText"/>
+    <w:uiPriority w:val="99"/>
+    <w:semiHidden/>
+    <w:rsid w:val="003B2EF9"/>
+    <w:rPr>
+      <w:rFonts w:ascii="Tahoma" w:hAnsi="Tahoma" w:cs="Mangal"/>
+      <w:sz w:val="16"/>
+      <w:szCs w:val="14"/>
+    </w:rPr>
   </w:style>
 </w:styles>
 </file>

--- a/Filament/filament notes.docx
+++ b/Filament/filament notes.docx
@@ -308,7 +308,9 @@
       <w:r>
         <w:rPr>
           <w:rFonts w:cstheme="minorHAnsi"/>
-          <w:szCs w:val="22"/>
+          <w:noProof/>
+          <w:szCs w:val="22"/>
+          <w:lang w:eastAsia="en-IN"/>
         </w:rPr>
         <w:drawing>
           <wp:inline distT="0" distB="0" distL="0" distR="0" wp14:anchorId="5EA18D44" wp14:editId="70DF698A">
@@ -1851,9 +1853,17 @@
           <w:color w:val="548DD4" w:themeColor="text2" w:themeTint="99"/>
           <w:szCs w:val="22"/>
         </w:rPr>
-        <w:t>TextInput;</w:t>
+        <w:t>TextInput</w:t>
       </w:r>
       <w:proofErr w:type="spellEnd"/>
+      <w:r>
+        <w:rPr>
+          <w:rFonts w:cstheme="minorHAnsi"/>
+          <w:color w:val="548DD4" w:themeColor="text2" w:themeTint="99"/>
+          <w:szCs w:val="22"/>
+        </w:rPr>
+        <w:t>;</w:t>
+      </w:r>
     </w:p>
     <w:p>
       <w:pPr>
@@ -2287,8 +2297,6 @@
           <w:szCs w:val="22"/>
         </w:rPr>
       </w:pPr>
-      <w:bookmarkStart w:id="0" w:name="_GoBack"/>
-      <w:bookmarkEnd w:id="0"/>
       <w:proofErr w:type="gramStart"/>
       <w:r>
         <w:rPr>
@@ -2440,6 +2448,505 @@
           <w:u w:val="single"/>
         </w:rPr>
       </w:pPr>
+      <w:r>
+        <w:rPr>
+          <w:rFonts w:cstheme="minorHAnsi"/>
+          <w:b/>
+          <w:bCs/>
+          <w:color w:val="FF0000"/>
+          <w:szCs w:val="22"/>
+          <w:u w:val="single"/>
+        </w:rPr>
+        <w:lastRenderedPageBreak/>
+        <w:t xml:space="preserve">Q: What </w:t>
+      </w:r>
+      <w:proofErr w:type="gramStart"/>
+      <w:r>
+        <w:rPr>
+          <w:rFonts w:cstheme="minorHAnsi"/>
+          <w:b/>
+          <w:bCs/>
+          <w:color w:val="FF0000"/>
+          <w:szCs w:val="22"/>
+          <w:u w:val="single"/>
+        </w:rPr>
+        <w:t>do</w:t>
+      </w:r>
+      <w:proofErr w:type="gramEnd"/>
+      <w:r>
+        <w:rPr>
+          <w:rFonts w:cstheme="minorHAnsi"/>
+          <w:b/>
+          <w:bCs/>
+          <w:color w:val="FF0000"/>
+          <w:szCs w:val="22"/>
+          <w:u w:val="single"/>
+        </w:rPr>
+        <w:t xml:space="preserve"> Question asked during creating a resource mean? </w:t>
+      </w:r>
+    </w:p>
+    <w:p>
+      <w:pPr>
+        <w:rPr>
+          <w:rFonts w:cstheme="minorHAnsi"/>
+          <w:b/>
+          <w:bCs/>
+          <w:color w:val="FF0000"/>
+          <w:szCs w:val="22"/>
+          <w:u w:val="single"/>
+        </w:rPr>
+      </w:pPr>
+      <w:proofErr w:type="spellStart"/>
+      <w:r>
+        <w:rPr>
+          <w:rFonts w:cstheme="minorHAnsi"/>
+          <w:b/>
+          <w:bCs/>
+          <w:color w:val="FF0000"/>
+          <w:szCs w:val="22"/>
+          <w:u w:val="single"/>
+        </w:rPr>
+        <w:t>Ans</w:t>
+      </w:r>
+      <w:proofErr w:type="spellEnd"/>
+      <w:r>
+        <w:rPr>
+          <w:rFonts w:cstheme="minorHAnsi"/>
+          <w:b/>
+          <w:bCs/>
+          <w:color w:val="FF0000"/>
+          <w:szCs w:val="22"/>
+          <w:u w:val="single"/>
+        </w:rPr>
+        <w:t>:</w:t>
+      </w:r>
+    </w:p>
+    <w:p>
+      <w:pPr>
+        <w:rPr>
+          <w:rFonts w:cstheme="minorHAnsi"/>
+          <w:b/>
+          <w:bCs/>
+          <w:color w:val="FF0000"/>
+          <w:szCs w:val="22"/>
+          <w:u w:val="single"/>
+        </w:rPr>
+      </w:pPr>
+      <w:r>
+        <w:rPr>
+          <w:rFonts w:cstheme="minorHAnsi"/>
+          <w:b/>
+          <w:bCs/>
+          <w:color w:val="FF0000"/>
+          <w:szCs w:val="22"/>
+          <w:u w:val="single"/>
+        </w:rPr>
+        <w:drawing>
+          <wp:inline distT="0" distB="0" distL="0" distR="0" wp14:anchorId="74F2A239" wp14:editId="04488E85">
+            <wp:extent cx="4220633" cy="1428522"/>
+            <wp:effectExtent l="0" t="0" r="0" b="635"/>
+            <wp:docPr id="2" name="Picture 2"/>
+            <wp:cNvGraphicFramePr>
+              <a:graphicFrameLocks xmlns:a="http://schemas.openxmlformats.org/drawingml/2006/main" noChangeAspect="1"/>
+            </wp:cNvGraphicFramePr>
+            <a:graphic xmlns:a="http://schemas.openxmlformats.org/drawingml/2006/main">
+              <a:graphicData uri="http://schemas.openxmlformats.org/drawingml/2006/picture">
+                <pic:pic xmlns:pic="http://schemas.openxmlformats.org/drawingml/2006/picture">
+                  <pic:nvPicPr>
+                    <pic:cNvPr id="0" name=""/>
+                    <pic:cNvPicPr/>
+                  </pic:nvPicPr>
+                  <pic:blipFill>
+                    <a:blip r:embed="rId7"/>
+                    <a:stretch>
+                      <a:fillRect/>
+                    </a:stretch>
+                  </pic:blipFill>
+                  <pic:spPr>
+                    <a:xfrm>
+                      <a:off x="0" y="0"/>
+                      <a:ext cx="4220322" cy="1428417"/>
+                    </a:xfrm>
+                    <a:prstGeom prst="rect">
+                      <a:avLst/>
+                    </a:prstGeom>
+                  </pic:spPr>
+                </pic:pic>
+              </a:graphicData>
+            </a:graphic>
+          </wp:inline>
+        </w:drawing>
+      </w:r>
+    </w:p>
+    <w:p>
+      <w:pPr>
+        <w:rPr>
+          <w:rFonts w:cstheme="minorHAnsi"/>
+          <w:b/>
+          <w:bCs/>
+          <w:szCs w:val="22"/>
+        </w:rPr>
+      </w:pPr>
+      <w:r>
+        <w:rPr>
+          <w:rFonts w:cstheme="minorHAnsi"/>
+          <w:b/>
+          <w:bCs/>
+          <w:szCs w:val="22"/>
+        </w:rPr>
+        <w:t>1. Title Attribute (name)</w:t>
+      </w:r>
+    </w:p>
+    <w:p>
+      <w:pPr>
+        <w:rPr>
+          <w:rFonts w:cstheme="minorHAnsi"/>
+          <w:szCs w:val="22"/>
+        </w:rPr>
+      </w:pPr>
+      <w:r>
+        <w:rPr>
+          <w:rFonts w:cstheme="minorHAnsi"/>
+          <w:szCs w:val="22"/>
+        </w:rPr>
+        <w:t xml:space="preserve">Simple Word: </w:t>
+      </w:r>
+      <w:r>
+        <w:rPr>
+          <w:rFonts w:cstheme="minorHAnsi"/>
+          <w:b/>
+          <w:bCs/>
+          <w:szCs w:val="22"/>
+        </w:rPr>
+        <w:t>The Label</w:t>
+      </w:r>
+    </w:p>
+    <w:p>
+      <w:pPr>
+        <w:rPr>
+          <w:rFonts w:cstheme="minorHAnsi"/>
+          <w:szCs w:val="22"/>
+        </w:rPr>
+      </w:pPr>
+      <w:r>
+        <w:rPr>
+          <w:rFonts w:cstheme="minorHAnsi"/>
+          <w:szCs w:val="22"/>
+        </w:rPr>
+        <w:t>What it means: It tells Filament which column to use when it needs to display a product's identity. Because you picked name, the admin panel will show "iPhone 15" or "Nike Shoes" instead of an ugly database ID number like #42 inside search bars and dropdown selections.</w:t>
+      </w:r>
+    </w:p>
+    <w:p>
+      <w:pPr>
+        <w:rPr>
+          <w:rFonts w:cstheme="minorHAnsi"/>
+          <w:b/>
+          <w:bCs/>
+          <w:szCs w:val="22"/>
+        </w:rPr>
+      </w:pPr>
+      <w:r>
+        <w:rPr>
+          <w:rFonts w:cstheme="minorHAnsi"/>
+          <w:b/>
+          <w:bCs/>
+          <w:szCs w:val="22"/>
+        </w:rPr>
+        <w:t>2. Read-Only View Page (yes)</w:t>
+      </w:r>
+    </w:p>
+    <w:p>
+      <w:pPr>
+        <w:rPr>
+          <w:rFonts w:cstheme="minorHAnsi"/>
+          <w:szCs w:val="22"/>
+        </w:rPr>
+      </w:pPr>
+      <w:r>
+        <w:rPr>
+          <w:rFonts w:cstheme="minorHAnsi"/>
+          <w:szCs w:val="22"/>
+        </w:rPr>
+        <w:t xml:space="preserve">Simple Word: </w:t>
+      </w:r>
+      <w:r>
+        <w:rPr>
+          <w:rFonts w:cstheme="minorHAnsi"/>
+          <w:b/>
+          <w:bCs/>
+          <w:szCs w:val="22"/>
+        </w:rPr>
+        <w:t>Look, Don't Touch</w:t>
+      </w:r>
+    </w:p>
+    <w:p>
+      <w:pPr>
+        <w:rPr>
+          <w:rFonts w:cstheme="minorHAnsi"/>
+          <w:szCs w:val="22"/>
+        </w:rPr>
+      </w:pPr>
+      <w:r>
+        <w:rPr>
+          <w:rFonts w:cstheme="minorHAnsi"/>
+          <w:szCs w:val="22"/>
+        </w:rPr>
+        <w:t>What it means: It creates an extra, safe page just for reading details. When an admin clicks a product, they get a clean informational dashboard first where they can read descriptions safely without accidentally changing data or wiping out prices by mistake.</w:t>
+      </w:r>
+    </w:p>
+    <w:p>
+      <w:pPr>
+        <w:rPr>
+          <w:rFonts w:cstheme="minorHAnsi"/>
+          <w:b/>
+          <w:bCs/>
+          <w:szCs w:val="22"/>
+        </w:rPr>
+      </w:pPr>
+      <w:r>
+        <w:rPr>
+          <w:rFonts w:cstheme="minorHAnsi"/>
+          <w:b/>
+          <w:bCs/>
+          <w:szCs w:val="22"/>
+        </w:rPr>
+        <w:t>3. Generate from Database (no)</w:t>
+      </w:r>
+    </w:p>
+    <w:p>
+      <w:pPr>
+        <w:rPr>
+          <w:rFonts w:cstheme="minorHAnsi"/>
+          <w:b/>
+          <w:bCs/>
+          <w:szCs w:val="22"/>
+        </w:rPr>
+      </w:pPr>
+      <w:r>
+        <w:rPr>
+          <w:rFonts w:cstheme="minorHAnsi"/>
+          <w:szCs w:val="22"/>
+        </w:rPr>
+        <w:t xml:space="preserve">Simple Word: </w:t>
+      </w:r>
+      <w:r>
+        <w:rPr>
+          <w:rFonts w:cstheme="minorHAnsi"/>
+          <w:b/>
+          <w:bCs/>
+          <w:szCs w:val="22"/>
+        </w:rPr>
+        <w:t>Blank Canvas</w:t>
+      </w:r>
+    </w:p>
+    <w:p>
+      <w:pPr>
+        <w:rPr>
+          <w:rFonts w:cstheme="minorHAnsi"/>
+          <w:szCs w:val="22"/>
+        </w:rPr>
+      </w:pPr>
+      <w:r>
+        <w:rPr>
+          <w:rFonts w:cstheme="minorHAnsi"/>
+          <w:szCs w:val="22"/>
+        </w:rPr>
+        <w:t>What it means: It tells Filament not to guess your form fields based on your database tables. By saying no, Filament gives you an empty file so you can design your own custom layouts and wizards from scratch, without having to delete auto-generated code first.</w:t>
+      </w:r>
+    </w:p>
+    <w:p>
+      <w:pPr>
+        <w:rPr>
+          <w:rFonts w:cstheme="minorHAnsi"/>
+          <w:szCs w:val="22"/>
+          <w:u w:val="single"/>
+        </w:rPr>
+      </w:pPr>
+    </w:p>
+    <w:p>
+      <w:pPr>
+        <w:rPr>
+          <w:rFonts w:cstheme="minorHAnsi"/>
+          <w:b/>
+          <w:bCs/>
+          <w:color w:val="FF0000"/>
+          <w:szCs w:val="22"/>
+          <w:u w:val="single"/>
+        </w:rPr>
+      </w:pPr>
+      <w:proofErr w:type="spellStart"/>
+      <w:r>
+        <w:rPr>
+          <w:rFonts w:cstheme="minorHAnsi"/>
+          <w:b/>
+          <w:bCs/>
+          <w:color w:val="FF0000"/>
+          <w:szCs w:val="22"/>
+          <w:u w:val="single"/>
+        </w:rPr>
+        <w:t>T</w:t>
+      </w:r>
+      <w:r>
+        <w:rPr>
+          <w:rFonts w:cstheme="minorHAnsi"/>
+          <w:b/>
+          <w:bCs/>
+          <w:color w:val="FF0000"/>
+          <w:szCs w:val="22"/>
+          <w:u w:val="single"/>
+        </w:rPr>
+        <w:t>extI</w:t>
+      </w:r>
+      <w:r>
+        <w:rPr>
+          <w:rFonts w:cstheme="minorHAnsi"/>
+          <w:b/>
+          <w:bCs/>
+          <w:color w:val="FF0000"/>
+          <w:szCs w:val="22"/>
+          <w:u w:val="single"/>
+        </w:rPr>
+        <w:t>nput</w:t>
+      </w:r>
+      <w:proofErr w:type="spellEnd"/>
+      <w:r>
+        <w:rPr>
+          <w:rFonts w:cstheme="minorHAnsi"/>
+          <w:b/>
+          <w:bCs/>
+          <w:color w:val="FF0000"/>
+          <w:szCs w:val="22"/>
+          <w:u w:val="single"/>
+        </w:rPr>
+        <w:t xml:space="preserve"> </w:t>
+      </w:r>
+      <w:r>
+        <w:rPr>
+          <w:rFonts w:cstheme="minorHAnsi"/>
+          <w:b/>
+          <w:bCs/>
+          <w:color w:val="FF0000"/>
+          <w:szCs w:val="22"/>
+          <w:u w:val="single"/>
+        </w:rPr>
+        <w:t xml:space="preserve">vs </w:t>
+      </w:r>
+      <w:proofErr w:type="spellStart"/>
+      <w:r>
+        <w:rPr>
+          <w:rFonts w:cstheme="minorHAnsi"/>
+          <w:b/>
+          <w:bCs/>
+          <w:color w:val="FF0000"/>
+          <w:szCs w:val="22"/>
+          <w:u w:val="single"/>
+        </w:rPr>
+        <w:t>TextC</w:t>
+      </w:r>
+      <w:r>
+        <w:rPr>
+          <w:rFonts w:cstheme="minorHAnsi"/>
+          <w:b/>
+          <w:bCs/>
+          <w:color w:val="FF0000"/>
+          <w:szCs w:val="22"/>
+          <w:u w:val="single"/>
+        </w:rPr>
+        <w:t>olumn</w:t>
+      </w:r>
+      <w:proofErr w:type="spellEnd"/>
+      <w:r>
+        <w:rPr>
+          <w:rFonts w:cstheme="minorHAnsi"/>
+          <w:b/>
+          <w:bCs/>
+          <w:color w:val="FF0000"/>
+          <w:szCs w:val="22"/>
+          <w:u w:val="single"/>
+        </w:rPr>
+        <w:t>:</w:t>
+      </w:r>
+    </w:p>
+    <w:p>
+      <w:pPr>
+        <w:rPr>
+          <w:rFonts w:cstheme="minorHAnsi"/>
+          <w:b/>
+          <w:bCs/>
+          <w:szCs w:val="22"/>
+        </w:rPr>
+      </w:pPr>
+      <w:r>
+        <w:rPr>
+          <w:rFonts w:cstheme="minorHAnsi"/>
+          <w:b/>
+          <w:bCs/>
+          <w:szCs w:val="22"/>
+        </w:rPr>
+        <w:t xml:space="preserve">If u </w:t>
+      </w:r>
+      <w:proofErr w:type="gramStart"/>
+      <w:r>
+        <w:rPr>
+          <w:rFonts w:cstheme="minorHAnsi"/>
+          <w:b/>
+          <w:bCs/>
+          <w:szCs w:val="22"/>
+        </w:rPr>
+        <w:t>are</w:t>
+      </w:r>
+      <w:proofErr w:type="gramEnd"/>
+      <w:r>
+        <w:rPr>
+          <w:rFonts w:cstheme="minorHAnsi"/>
+          <w:b/>
+          <w:bCs/>
+          <w:szCs w:val="22"/>
+        </w:rPr>
+        <w:t xml:space="preserve"> dealing with </w:t>
+      </w:r>
+      <w:r>
+        <w:rPr>
+          <w:rFonts w:cstheme="minorHAnsi"/>
+          <w:b/>
+          <w:bCs/>
+          <w:szCs w:val="22"/>
+        </w:rPr>
+        <w:t xml:space="preserve">form use </w:t>
+      </w:r>
+      <w:proofErr w:type="spellStart"/>
+      <w:r>
+        <w:rPr>
+          <w:rFonts w:cstheme="minorHAnsi"/>
+          <w:b/>
+          <w:bCs/>
+          <w:szCs w:val="22"/>
+        </w:rPr>
+        <w:t>TextInput</w:t>
+      </w:r>
+      <w:proofErr w:type="spellEnd"/>
+      <w:r>
+        <w:rPr>
+          <w:rFonts w:cstheme="minorHAnsi"/>
+          <w:b/>
+          <w:bCs/>
+          <w:szCs w:val="22"/>
+        </w:rPr>
+        <w:t xml:space="preserve"> and if u are dealing with table then use </w:t>
+      </w:r>
+      <w:proofErr w:type="spellStart"/>
+      <w:r>
+        <w:rPr>
+          <w:rFonts w:cstheme="minorHAnsi"/>
+          <w:b/>
+          <w:bCs/>
+          <w:szCs w:val="22"/>
+        </w:rPr>
+        <w:t>TextColumn</w:t>
+      </w:r>
+      <w:bookmarkStart w:id="0" w:name="_GoBack"/>
+      <w:bookmarkEnd w:id="0"/>
+      <w:proofErr w:type="spellEnd"/>
     </w:p>
     <w:sectPr>
       <w:pgSz w:w="11906" w:h="16838"/>

--- a/Filament/filament notes.docx
+++ b/Filament/filament notes.docx
@@ -2537,9 +2537,11 @@
           <w:rFonts w:cstheme="minorHAnsi"/>
           <w:b/>
           <w:bCs/>
+          <w:noProof/>
           <w:color w:val="FF0000"/>
           <w:szCs w:val="22"/>
           <w:u w:val="single"/>
+          <w:lang w:eastAsia="en-IN"/>
         </w:rPr>
         <w:drawing>
           <wp:inline distT="0" distB="0" distL="0" distR="0" wp14:anchorId="74F2A239" wp14:editId="04488E85">
@@ -2944,9 +2946,413 @@
         </w:rPr>
         <w:t>TextColumn</w:t>
       </w:r>
+      <w:proofErr w:type="spellEnd"/>
+    </w:p>
+    <w:p>
+      <w:pPr>
+        <w:rPr>
+          <w:rFonts w:cstheme="minorHAnsi"/>
+          <w:b/>
+          <w:bCs/>
+          <w:szCs w:val="22"/>
+        </w:rPr>
+      </w:pPr>
+    </w:p>
+    <w:p>
+      <w:pPr>
+        <w:rPr>
+          <w:rFonts w:cstheme="minorHAnsi"/>
+          <w:b/>
+          <w:bCs/>
+          <w:color w:val="FF0000"/>
+          <w:sz w:val="28"/>
+          <w:szCs w:val="28"/>
+          <w:u w:val="single"/>
+        </w:rPr>
+      </w:pPr>
+    </w:p>
+    <w:p>
+      <w:pPr>
+        <w:rPr>
+          <w:rFonts w:cstheme="minorHAnsi"/>
+          <w:b/>
+          <w:bCs/>
+          <w:color w:val="FF0000"/>
+          <w:sz w:val="28"/>
+          <w:szCs w:val="28"/>
+          <w:u w:val="single"/>
+        </w:rPr>
+      </w:pPr>
+      <w:r>
+        <w:rPr>
+          <w:rFonts w:cstheme="minorHAnsi"/>
+          <w:b/>
+          <w:bCs/>
+          <w:color w:val="FF0000"/>
+          <w:sz w:val="28"/>
+          <w:szCs w:val="28"/>
+          <w:u w:val="single"/>
+        </w:rPr>
+        <w:t>Toggle Columns:</w:t>
+      </w:r>
+    </w:p>
+    <w:p>
+      <w:pPr>
+        <w:rPr>
+          <w:rFonts w:cstheme="minorHAnsi"/>
+          <w:b/>
+          <w:bCs/>
+          <w:color w:val="548DD4" w:themeColor="text2" w:themeTint="99"/>
+          <w:szCs w:val="22"/>
+        </w:rPr>
+      </w:pPr>
       <w:bookmarkStart w:id="0" w:name="_GoBack"/>
       <w:bookmarkEnd w:id="0"/>
+      <w:r>
+        <w:rPr>
+          <w:rFonts w:cstheme="minorHAnsi"/>
+          <w:b/>
+          <w:bCs/>
+          <w:szCs w:val="22"/>
+        </w:rPr>
+        <w:t>D</w:t>
+      </w:r>
+      <w:r>
+        <w:rPr>
+          <w:rFonts w:cstheme="minorHAnsi"/>
+          <w:b/>
+          <w:bCs/>
+          <w:szCs w:val="22"/>
+        </w:rPr>
+        <w:t xml:space="preserve">ifference between </w:t>
+      </w:r>
+      <w:r>
+        <w:rPr>
+          <w:rFonts w:cstheme="minorHAnsi"/>
+          <w:b/>
+          <w:bCs/>
+          <w:color w:val="548DD4" w:themeColor="text2" w:themeTint="99"/>
+          <w:szCs w:val="22"/>
+        </w:rPr>
+        <w:t>-&gt;</w:t>
+      </w:r>
+      <w:proofErr w:type="spellStart"/>
+      <w:proofErr w:type="gramStart"/>
+      <w:r>
+        <w:rPr>
+          <w:rFonts w:cstheme="minorHAnsi"/>
+          <w:b/>
+          <w:bCs/>
+          <w:color w:val="548DD4" w:themeColor="text2" w:themeTint="99"/>
+          <w:szCs w:val="22"/>
+        </w:rPr>
+        <w:t>toggleable</w:t>
+      </w:r>
       <w:proofErr w:type="spellEnd"/>
+      <w:r>
+        <w:rPr>
+          <w:rFonts w:cstheme="minorHAnsi"/>
+          <w:b/>
+          <w:bCs/>
+          <w:color w:val="548DD4" w:themeColor="text2" w:themeTint="99"/>
+          <w:szCs w:val="22"/>
+        </w:rPr>
+        <w:t>(</w:t>
+      </w:r>
+      <w:proofErr w:type="spellStart"/>
+      <w:proofErr w:type="gramEnd"/>
+      <w:r>
+        <w:rPr>
+          <w:rFonts w:cstheme="minorHAnsi"/>
+          <w:b/>
+          <w:bCs/>
+          <w:color w:val="548DD4" w:themeColor="text2" w:themeTint="99"/>
+          <w:szCs w:val="22"/>
+        </w:rPr>
+        <w:t>isToggledHiddenByDefault</w:t>
+      </w:r>
+      <w:proofErr w:type="spellEnd"/>
+      <w:r>
+        <w:rPr>
+          <w:rFonts w:cstheme="minorHAnsi"/>
+          <w:b/>
+          <w:bCs/>
+          <w:color w:val="548DD4" w:themeColor="text2" w:themeTint="99"/>
+          <w:szCs w:val="22"/>
+        </w:rPr>
+        <w:t xml:space="preserve">: true) </w:t>
+      </w:r>
+      <w:r>
+        <w:rPr>
+          <w:rFonts w:cstheme="minorHAnsi"/>
+          <w:b/>
+          <w:bCs/>
+          <w:szCs w:val="22"/>
+        </w:rPr>
+        <w:t xml:space="preserve">and </w:t>
+      </w:r>
+      <w:r>
+        <w:rPr>
+          <w:rFonts w:cstheme="minorHAnsi"/>
+          <w:b/>
+          <w:bCs/>
+          <w:color w:val="548DD4" w:themeColor="text2" w:themeTint="99"/>
+          <w:szCs w:val="22"/>
+        </w:rPr>
+        <w:t>-&gt;</w:t>
+      </w:r>
+      <w:proofErr w:type="spellStart"/>
+      <w:r>
+        <w:rPr>
+          <w:rFonts w:cstheme="minorHAnsi"/>
+          <w:b/>
+          <w:bCs/>
+          <w:color w:val="548DD4" w:themeColor="text2" w:themeTint="99"/>
+          <w:szCs w:val="22"/>
+        </w:rPr>
+        <w:t>toggleable</w:t>
+      </w:r>
+      <w:proofErr w:type="spellEnd"/>
+      <w:r>
+        <w:rPr>
+          <w:rFonts w:cstheme="minorHAnsi"/>
+          <w:b/>
+          <w:bCs/>
+          <w:color w:val="548DD4" w:themeColor="text2" w:themeTint="99"/>
+          <w:szCs w:val="22"/>
+        </w:rPr>
+        <w:t>(</w:t>
+      </w:r>
+      <w:proofErr w:type="spellStart"/>
+      <w:r>
+        <w:rPr>
+          <w:rFonts w:cstheme="minorHAnsi"/>
+          <w:b/>
+          <w:bCs/>
+          <w:color w:val="548DD4" w:themeColor="text2" w:themeTint="99"/>
+          <w:szCs w:val="22"/>
+        </w:rPr>
+        <w:t>isToggledHiddenByDefault</w:t>
+      </w:r>
+      <w:proofErr w:type="spellEnd"/>
+      <w:r>
+        <w:rPr>
+          <w:rFonts w:cstheme="minorHAnsi"/>
+          <w:b/>
+          <w:bCs/>
+          <w:color w:val="548DD4" w:themeColor="text2" w:themeTint="99"/>
+          <w:szCs w:val="22"/>
+        </w:rPr>
+        <w:t>: false)</w:t>
+      </w:r>
+    </w:p>
+    <w:p>
+      <w:pPr>
+        <w:rPr>
+          <w:rFonts w:cstheme="minorHAnsi"/>
+          <w:b/>
+          <w:bCs/>
+          <w:color w:val="FF0000"/>
+          <w:szCs w:val="22"/>
+          <w:u w:val="single"/>
+        </w:rPr>
+      </w:pPr>
+    </w:p>
+    <w:p>
+      <w:pPr>
+        <w:rPr>
+          <w:rFonts w:cstheme="minorHAnsi"/>
+          <w:b/>
+          <w:bCs/>
+          <w:color w:val="FF0000"/>
+          <w:szCs w:val="22"/>
+          <w:u w:val="single"/>
+        </w:rPr>
+      </w:pPr>
+      <w:proofErr w:type="spellStart"/>
+      <w:proofErr w:type="gramStart"/>
+      <w:r>
+        <w:rPr>
+          <w:rFonts w:cstheme="minorHAnsi"/>
+          <w:b/>
+          <w:bCs/>
+          <w:color w:val="FF0000"/>
+          <w:szCs w:val="22"/>
+          <w:u w:val="single"/>
+        </w:rPr>
+        <w:t>isToggledHiddenByDefault</w:t>
+      </w:r>
+      <w:proofErr w:type="spellEnd"/>
+      <w:proofErr w:type="gramEnd"/>
+      <w:r>
+        <w:rPr>
+          <w:rFonts w:cstheme="minorHAnsi"/>
+          <w:b/>
+          <w:bCs/>
+          <w:color w:val="FF0000"/>
+          <w:szCs w:val="22"/>
+          <w:u w:val="single"/>
+        </w:rPr>
+        <w:t>: true</w:t>
+      </w:r>
+    </w:p>
+    <w:p>
+      <w:pPr>
+        <w:pStyle w:val="ListParagraph"/>
+        <w:numPr>
+          <w:ilvl w:val="0"/>
+          <w:numId w:val="5"/>
+        </w:numPr>
+        <w:rPr>
+          <w:rFonts w:cstheme="minorHAnsi"/>
+          <w:szCs w:val="22"/>
+        </w:rPr>
+      </w:pPr>
+      <w:r>
+        <w:rPr>
+          <w:rFonts w:cstheme="minorHAnsi"/>
+          <w:szCs w:val="22"/>
+        </w:rPr>
+        <w:t>Starts out hidden.</w:t>
+      </w:r>
+    </w:p>
+    <w:p>
+      <w:pPr>
+        <w:pStyle w:val="ListParagraph"/>
+        <w:numPr>
+          <w:ilvl w:val="0"/>
+          <w:numId w:val="5"/>
+        </w:numPr>
+        <w:rPr>
+          <w:rFonts w:cstheme="minorHAnsi"/>
+          <w:szCs w:val="22"/>
+        </w:rPr>
+      </w:pPr>
+      <w:r>
+        <w:rPr>
+          <w:rFonts w:cstheme="minorHAnsi"/>
+          <w:szCs w:val="22"/>
+        </w:rPr>
+        <w:t>The user must click a box to show it.</w:t>
+      </w:r>
+    </w:p>
+    <w:p>
+      <w:pPr>
+        <w:pStyle w:val="ListParagraph"/>
+        <w:numPr>
+          <w:ilvl w:val="0"/>
+          <w:numId w:val="5"/>
+        </w:numPr>
+        <w:rPr>
+          <w:rFonts w:cstheme="minorHAnsi"/>
+          <w:szCs w:val="22"/>
+        </w:rPr>
+      </w:pPr>
+      <w:r>
+        <w:rPr>
+          <w:rFonts w:cstheme="minorHAnsi"/>
+          <w:szCs w:val="22"/>
+        </w:rPr>
+        <w:t>Use this for extra info you do not need to see every day.</w:t>
+      </w:r>
+    </w:p>
+    <w:p>
+      <w:pPr>
+        <w:rPr>
+          <w:rFonts w:cstheme="minorHAnsi"/>
+          <w:b/>
+          <w:bCs/>
+          <w:color w:val="FF0000"/>
+          <w:szCs w:val="22"/>
+          <w:u w:val="single"/>
+        </w:rPr>
+      </w:pPr>
+      <w:proofErr w:type="spellStart"/>
+      <w:proofErr w:type="gramStart"/>
+      <w:r>
+        <w:rPr>
+          <w:rFonts w:cstheme="minorHAnsi"/>
+          <w:b/>
+          <w:bCs/>
+          <w:color w:val="FF0000"/>
+          <w:szCs w:val="22"/>
+          <w:u w:val="single"/>
+        </w:rPr>
+        <w:t>isToggledHiddenByDefault</w:t>
+      </w:r>
+      <w:proofErr w:type="spellEnd"/>
+      <w:proofErr w:type="gramEnd"/>
+      <w:r>
+        <w:rPr>
+          <w:rFonts w:cstheme="minorHAnsi"/>
+          <w:b/>
+          <w:bCs/>
+          <w:color w:val="FF0000"/>
+          <w:szCs w:val="22"/>
+          <w:u w:val="single"/>
+        </w:rPr>
+        <w:t>: false</w:t>
+      </w:r>
+    </w:p>
+    <w:p>
+      <w:pPr>
+        <w:pStyle w:val="ListParagraph"/>
+        <w:numPr>
+          <w:ilvl w:val="0"/>
+          <w:numId w:val="6"/>
+        </w:numPr>
+        <w:rPr>
+          <w:rFonts w:cstheme="minorHAnsi"/>
+          <w:szCs w:val="22"/>
+        </w:rPr>
+      </w:pPr>
+      <w:r>
+        <w:rPr>
+          <w:rFonts w:cstheme="minorHAnsi"/>
+          <w:szCs w:val="22"/>
+        </w:rPr>
+        <w:t>Starts out visible.</w:t>
+      </w:r>
+    </w:p>
+    <w:p>
+      <w:pPr>
+        <w:pStyle w:val="ListParagraph"/>
+        <w:numPr>
+          <w:ilvl w:val="0"/>
+          <w:numId w:val="6"/>
+        </w:numPr>
+        <w:rPr>
+          <w:rFonts w:cstheme="minorHAnsi"/>
+          <w:szCs w:val="22"/>
+        </w:rPr>
+      </w:pPr>
+      <w:r>
+        <w:rPr>
+          <w:rFonts w:cstheme="minorHAnsi"/>
+          <w:szCs w:val="22"/>
+        </w:rPr>
+        <w:t>The user must click a box to hide it.</w:t>
+      </w:r>
+    </w:p>
+    <w:p>
+      <w:pPr>
+        <w:pStyle w:val="ListParagraph"/>
+        <w:numPr>
+          <w:ilvl w:val="0"/>
+          <w:numId w:val="6"/>
+        </w:numPr>
+        <w:rPr>
+          <w:rFonts w:cstheme="minorHAnsi"/>
+          <w:szCs w:val="22"/>
+        </w:rPr>
+      </w:pPr>
+      <w:r>
+        <w:rPr>
+          <w:rFonts w:cstheme="minorHAnsi"/>
+          <w:szCs w:val="22"/>
+        </w:rPr>
+        <w:t>Use this for important info you want to see immediately.</w:t>
+      </w:r>
     </w:p>
     <w:sectPr>
       <w:pgSz w:w="11906" w:h="16838"/>
@@ -2961,6 +3367,119 @@
 <file path=word/numbering.xml><?xml version="1.0" encoding="utf-8"?>
 <w:numbering xmlns:wpc="http://schemas.microsoft.com/office/word/2010/wordprocessingCanvas" xmlns:mc="http://schemas.openxmlformats.org/markup-compatibility/2006" xmlns:o="urn:schemas-microsoft-com:office:office" xmlns:r="http://schemas.openxmlformats.org/officeDocument/2006/relationships" xmlns:m="http://schemas.openxmlformats.org/officeDocument/2006/math" xmlns:v="urn:schemas-microsoft-com:vml" xmlns:wp14="http://schemas.microsoft.com/office/word/2010/wordprocessingDrawing" xmlns:wp="http://schemas.openxmlformats.org/drawingml/2006/wordprocessingDrawing" xmlns:w10="urn:schemas-microsoft-com:office:word" xmlns:w="http://schemas.openxmlformats.org/wordprocessingml/2006/main" xmlns:w14="http://schemas.microsoft.com/office/word/2010/wordml" xmlns:wpg="http://schemas.microsoft.com/office/word/2010/wordprocessingGroup" xmlns:wpi="http://schemas.microsoft.com/office/word/2010/wordprocessingInk" xmlns:wne="http://schemas.microsoft.com/office/word/2006/wordml" xmlns:wps="http://schemas.microsoft.com/office/word/2010/wordprocessingShape" mc:Ignorable="w14 wp14">
   <w:abstractNum w:abstractNumId="0">
+    <w:nsid w:val="27883FFB"/>
+    <w:multiLevelType w:val="hybridMultilevel"/>
+    <w:tmpl w:val="6A0496F4"/>
+    <w:lvl w:ilvl="0" w:tplc="40090001">
+      <w:start w:val="1"/>
+      <w:numFmt w:val="bullet"/>
+      <w:lvlText w:val=""/>
+      <w:lvlJc w:val="left"/>
+      <w:pPr>
+        <w:ind w:left="720" w:hanging="360"/>
+      </w:pPr>
+      <w:rPr>
+        <w:rFonts w:ascii="Symbol" w:hAnsi="Symbol" w:hint="default"/>
+      </w:rPr>
+    </w:lvl>
+    <w:lvl w:ilvl="1" w:tplc="40090003" w:tentative="1">
+      <w:start w:val="1"/>
+      <w:numFmt w:val="bullet"/>
+      <w:lvlText w:val="o"/>
+      <w:lvlJc w:val="left"/>
+      <w:pPr>
+        <w:ind w:left="1440" w:hanging="360"/>
+      </w:pPr>
+      <w:rPr>
+        <w:rFonts w:ascii="Courier New" w:hAnsi="Courier New" w:cs="Courier New" w:hint="default"/>
+      </w:rPr>
+    </w:lvl>
+    <w:lvl w:ilvl="2" w:tplc="40090005" w:tentative="1">
+      <w:start w:val="1"/>
+      <w:numFmt w:val="bullet"/>
+      <w:lvlText w:val=""/>
+      <w:lvlJc w:val="left"/>
+      <w:pPr>
+        <w:ind w:left="2160" w:hanging="360"/>
+      </w:pPr>
+      <w:rPr>
+        <w:rFonts w:ascii="Wingdings" w:hAnsi="Wingdings" w:hint="default"/>
+      </w:rPr>
+    </w:lvl>
+    <w:lvl w:ilvl="3" w:tplc="40090001" w:tentative="1">
+      <w:start w:val="1"/>
+      <w:numFmt w:val="bullet"/>
+      <w:lvlText w:val=""/>
+      <w:lvlJc w:val="left"/>
+      <w:pPr>
+        <w:ind w:left="2880" w:hanging="360"/>
+      </w:pPr>
+      <w:rPr>
+        <w:rFonts w:ascii="Symbol" w:hAnsi="Symbol" w:hint="default"/>
+      </w:rPr>
+    </w:lvl>
+    <w:lvl w:ilvl="4" w:tplc="40090003" w:tentative="1">
+      <w:start w:val="1"/>
+      <w:numFmt w:val="bullet"/>
+      <w:lvlText w:val="o"/>
+      <w:lvlJc w:val="left"/>
+      <w:pPr>
+        <w:ind w:left="3600" w:hanging="360"/>
+      </w:pPr>
+      <w:rPr>
+        <w:rFonts w:ascii="Courier New" w:hAnsi="Courier New" w:cs="Courier New" w:hint="default"/>
+      </w:rPr>
+    </w:lvl>
+    <w:lvl w:ilvl="5" w:tplc="40090005" w:tentative="1">
+      <w:start w:val="1"/>
+      <w:numFmt w:val="bullet"/>
+      <w:lvlText w:val=""/>
+      <w:lvlJc w:val="left"/>
+      <w:pPr>
+        <w:ind w:left="4320" w:hanging="360"/>
+      </w:pPr>
+      <w:rPr>
+        <w:rFonts w:ascii="Wingdings" w:hAnsi="Wingdings" w:hint="default"/>
+      </w:rPr>
+    </w:lvl>
+    <w:lvl w:ilvl="6" w:tplc="40090001" w:tentative="1">
+      <w:start w:val="1"/>
+      <w:numFmt w:val="bullet"/>
+      <w:lvlText w:val=""/>
+      <w:lvlJc w:val="left"/>
+      <w:pPr>
+        <w:ind w:left="5040" w:hanging="360"/>
+      </w:pPr>
+      <w:rPr>
+        <w:rFonts w:ascii="Symbol" w:hAnsi="Symbol" w:hint="default"/>
+      </w:rPr>
+    </w:lvl>
+    <w:lvl w:ilvl="7" w:tplc="40090003" w:tentative="1">
+      <w:start w:val="1"/>
+      <w:numFmt w:val="bullet"/>
+      <w:lvlText w:val="o"/>
+      <w:lvlJc w:val="left"/>
+      <w:pPr>
+        <w:ind w:left="5760" w:hanging="360"/>
+      </w:pPr>
+      <w:rPr>
+        <w:rFonts w:ascii="Courier New" w:hAnsi="Courier New" w:cs="Courier New" w:hint="default"/>
+      </w:rPr>
+    </w:lvl>
+    <w:lvl w:ilvl="8" w:tplc="40090005" w:tentative="1">
+      <w:start w:val="1"/>
+      <w:numFmt w:val="bullet"/>
+      <w:lvlText w:val=""/>
+      <w:lvlJc w:val="left"/>
+      <w:pPr>
+        <w:ind w:left="6480" w:hanging="360"/>
+      </w:pPr>
+      <w:rPr>
+        <w:rFonts w:ascii="Wingdings" w:hAnsi="Wingdings" w:hint="default"/>
+      </w:rPr>
+    </w:lvl>
+  </w:abstractNum>
+  <w:abstractNum w:abstractNumId="1">
     <w:nsid w:val="3E824C74"/>
     <w:multiLevelType w:val="hybridMultilevel"/>
     <w:tmpl w:val="9A52B122"/>
@@ -3073,7 +3592,7 @@
       </w:rPr>
     </w:lvl>
   </w:abstractNum>
-  <w:abstractNum w:abstractNumId="1">
+  <w:abstractNum w:abstractNumId="2">
     <w:nsid w:val="448F61A1"/>
     <w:multiLevelType w:val="hybridMultilevel"/>
     <w:tmpl w:val="165055AE"/>
@@ -3186,7 +3705,120 @@
       </w:rPr>
     </w:lvl>
   </w:abstractNum>
-  <w:abstractNum w:abstractNumId="2">
+  <w:abstractNum w:abstractNumId="3">
+    <w:nsid w:val="4BA955EF"/>
+    <w:multiLevelType w:val="hybridMultilevel"/>
+    <w:tmpl w:val="0010B848"/>
+    <w:lvl w:ilvl="0" w:tplc="40090001">
+      <w:start w:val="1"/>
+      <w:numFmt w:val="bullet"/>
+      <w:lvlText w:val=""/>
+      <w:lvlJc w:val="left"/>
+      <w:pPr>
+        <w:ind w:left="720" w:hanging="360"/>
+      </w:pPr>
+      <w:rPr>
+        <w:rFonts w:ascii="Symbol" w:hAnsi="Symbol" w:hint="default"/>
+      </w:rPr>
+    </w:lvl>
+    <w:lvl w:ilvl="1" w:tplc="40090003" w:tentative="1">
+      <w:start w:val="1"/>
+      <w:numFmt w:val="bullet"/>
+      <w:lvlText w:val="o"/>
+      <w:lvlJc w:val="left"/>
+      <w:pPr>
+        <w:ind w:left="1440" w:hanging="360"/>
+      </w:pPr>
+      <w:rPr>
+        <w:rFonts w:ascii="Courier New" w:hAnsi="Courier New" w:cs="Courier New" w:hint="default"/>
+      </w:rPr>
+    </w:lvl>
+    <w:lvl w:ilvl="2" w:tplc="40090005" w:tentative="1">
+      <w:start w:val="1"/>
+      <w:numFmt w:val="bullet"/>
+      <w:lvlText w:val=""/>
+      <w:lvlJc w:val="left"/>
+      <w:pPr>
+        <w:ind w:left="2160" w:hanging="360"/>
+      </w:pPr>
+      <w:rPr>
+        <w:rFonts w:ascii="Wingdings" w:hAnsi="Wingdings" w:hint="default"/>
+      </w:rPr>
+    </w:lvl>
+    <w:lvl w:ilvl="3" w:tplc="40090001" w:tentative="1">
+      <w:start w:val="1"/>
+      <w:numFmt w:val="bullet"/>
+      <w:lvlText w:val=""/>
+      <w:lvlJc w:val="left"/>
+      <w:pPr>
+        <w:ind w:left="2880" w:hanging="360"/>
+      </w:pPr>
+      <w:rPr>
+        <w:rFonts w:ascii="Symbol" w:hAnsi="Symbol" w:hint="default"/>
+      </w:rPr>
+    </w:lvl>
+    <w:lvl w:ilvl="4" w:tplc="40090003" w:tentative="1">
+      <w:start w:val="1"/>
+      <w:numFmt w:val="bullet"/>
+      <w:lvlText w:val="o"/>
+      <w:lvlJc w:val="left"/>
+      <w:pPr>
+        <w:ind w:left="3600" w:hanging="360"/>
+      </w:pPr>
+      <w:rPr>
+        <w:rFonts w:ascii="Courier New" w:hAnsi="Courier New" w:cs="Courier New" w:hint="default"/>
+      </w:rPr>
+    </w:lvl>
+    <w:lvl w:ilvl="5" w:tplc="40090005" w:tentative="1">
+      <w:start w:val="1"/>
+      <w:numFmt w:val="bullet"/>
+      <w:lvlText w:val=""/>
+      <w:lvlJc w:val="left"/>
+      <w:pPr>
+        <w:ind w:left="4320" w:hanging="360"/>
+      </w:pPr>
+      <w:rPr>
+        <w:rFonts w:ascii="Wingdings" w:hAnsi="Wingdings" w:hint="default"/>
+      </w:rPr>
+    </w:lvl>
+    <w:lvl w:ilvl="6" w:tplc="40090001" w:tentative="1">
+      <w:start w:val="1"/>
+      <w:numFmt w:val="bullet"/>
+      <w:lvlText w:val=""/>
+      <w:lvlJc w:val="left"/>
+      <w:pPr>
+        <w:ind w:left="5040" w:hanging="360"/>
+      </w:pPr>
+      <w:rPr>
+        <w:rFonts w:ascii="Symbol" w:hAnsi="Symbol" w:hint="default"/>
+      </w:rPr>
+    </w:lvl>
+    <w:lvl w:ilvl="7" w:tplc="40090003" w:tentative="1">
+      <w:start w:val="1"/>
+      <w:numFmt w:val="bullet"/>
+      <w:lvlText w:val="o"/>
+      <w:lvlJc w:val="left"/>
+      <w:pPr>
+        <w:ind w:left="5760" w:hanging="360"/>
+      </w:pPr>
+      <w:rPr>
+        <w:rFonts w:ascii="Courier New" w:hAnsi="Courier New" w:cs="Courier New" w:hint="default"/>
+      </w:rPr>
+    </w:lvl>
+    <w:lvl w:ilvl="8" w:tplc="40090005" w:tentative="1">
+      <w:start w:val="1"/>
+      <w:numFmt w:val="bullet"/>
+      <w:lvlText w:val=""/>
+      <w:lvlJc w:val="left"/>
+      <w:pPr>
+        <w:ind w:left="6480" w:hanging="360"/>
+      </w:pPr>
+      <w:rPr>
+        <w:rFonts w:ascii="Wingdings" w:hAnsi="Wingdings" w:hint="default"/>
+      </w:rPr>
+    </w:lvl>
+  </w:abstractNum>
+  <w:abstractNum w:abstractNumId="4">
     <w:nsid w:val="55F73037"/>
     <w:multiLevelType w:val="hybridMultilevel"/>
     <w:tmpl w:val="C9B47740"/>
@@ -3299,7 +3931,7 @@
       </w:rPr>
     </w:lvl>
   </w:abstractNum>
-  <w:abstractNum w:abstractNumId="3">
+  <w:abstractNum w:abstractNumId="5">
     <w:nsid w:val="7D241509"/>
     <w:multiLevelType w:val="hybridMultilevel"/>
     <w:tmpl w:val="55FE704A"/>
@@ -3413,16 +4045,22 @@
     </w:lvl>
   </w:abstractNum>
   <w:num w:numId="1">
+    <w:abstractNumId w:val="5"/>
+  </w:num>
+  <w:num w:numId="2">
+    <w:abstractNumId w:val="1"/>
+  </w:num>
+  <w:num w:numId="3">
+    <w:abstractNumId w:val="4"/>
+  </w:num>
+  <w:num w:numId="4">
+    <w:abstractNumId w:val="2"/>
+  </w:num>
+  <w:num w:numId="5">
     <w:abstractNumId w:val="3"/>
   </w:num>
-  <w:num w:numId="2">
+  <w:num w:numId="6">
     <w:abstractNumId w:val="0"/>
-  </w:num>
-  <w:num w:numId="3">
-    <w:abstractNumId w:val="2"/>
-  </w:num>
-  <w:num w:numId="4">
-    <w:abstractNumId w:val="1"/>
   </w:num>
 </w:numbering>
 </file>

--- a/Filament/filament notes.docx
+++ b/Filament/filament notes.docx
@@ -3006,8 +3006,6 @@
           <w:szCs w:val="22"/>
         </w:rPr>
       </w:pPr>
-      <w:bookmarkStart w:id="0" w:name="_GoBack"/>
-      <w:bookmarkEnd w:id="0"/>
       <w:r>
         <w:rPr>
           <w:rFonts w:cstheme="minorHAnsi"/>
@@ -3353,6 +3351,183 @@
         </w:rPr>
         <w:t>Use this for important info you want to see immediately.</w:t>
       </w:r>
+    </w:p>
+    <w:p>
+      <w:pPr>
+        <w:rPr>
+          <w:rFonts w:cstheme="minorHAnsi"/>
+          <w:szCs w:val="22"/>
+        </w:rPr>
+      </w:pPr>
+      <w:proofErr w:type="gramStart"/>
+      <w:r>
+        <w:rPr>
+          <w:rFonts w:cstheme="minorHAnsi"/>
+          <w:b/>
+          <w:bCs/>
+          <w:color w:val="FF0000"/>
+          <w:sz w:val="28"/>
+          <w:szCs w:val="28"/>
+          <w:u w:val="single"/>
+        </w:rPr>
+        <w:t>constrained(</w:t>
+      </w:r>
+      <w:proofErr w:type="gramEnd"/>
+      <w:r>
+        <w:rPr>
+          <w:rFonts w:cstheme="minorHAnsi"/>
+          <w:b/>
+          <w:bCs/>
+          <w:color w:val="FF0000"/>
+          <w:sz w:val="28"/>
+          <w:szCs w:val="28"/>
+          <w:u w:val="single"/>
+        </w:rPr>
+        <w:t>):</w:t>
+      </w:r>
+      <w:r>
+        <w:rPr>
+          <w:rFonts w:cstheme="minorHAnsi"/>
+          <w:color w:val="FF0000"/>
+          <w:szCs w:val="22"/>
+        </w:rPr>
+        <w:t xml:space="preserve"> </w:t>
+      </w:r>
+      <w:r>
+        <w:rPr>
+          <w:rFonts w:cstheme="minorHAnsi"/>
+          <w:szCs w:val="22"/>
+        </w:rPr>
+        <w:t xml:space="preserve">This tells </w:t>
+      </w:r>
+      <w:proofErr w:type="spellStart"/>
+      <w:r>
+        <w:rPr>
+          <w:rFonts w:cstheme="minorHAnsi"/>
+          <w:szCs w:val="22"/>
+        </w:rPr>
+        <w:t>Laravel</w:t>
+      </w:r>
+      <w:proofErr w:type="spellEnd"/>
+      <w:r>
+        <w:rPr>
+          <w:rFonts w:cstheme="minorHAnsi"/>
+          <w:szCs w:val="22"/>
+        </w:rPr>
+        <w:t xml:space="preserve"> to create a foreign key column and automatically guesses the table and column name based on the column name you define (e.g., if you have </w:t>
+      </w:r>
+      <w:proofErr w:type="spellStart"/>
+      <w:r>
+        <w:rPr>
+          <w:rFonts w:cstheme="minorHAnsi"/>
+          <w:szCs w:val="22"/>
+        </w:rPr>
+        <w:t>user_id</w:t>
+      </w:r>
+      <w:proofErr w:type="spellEnd"/>
+      <w:r>
+        <w:rPr>
+          <w:rFonts w:cstheme="minorHAnsi"/>
+          <w:szCs w:val="22"/>
+        </w:rPr>
+        <w:t>, it automatically references the id column on the users table).</w:t>
+      </w:r>
+    </w:p>
+    <w:p>
+      <w:pPr>
+        <w:rPr>
+          <w:rFonts w:cstheme="minorHAnsi"/>
+          <w:szCs w:val="22"/>
+        </w:rPr>
+      </w:pPr>
+      <w:proofErr w:type="spellStart"/>
+      <w:proofErr w:type="gramStart"/>
+      <w:r>
+        <w:rPr>
+          <w:rFonts w:cstheme="minorHAnsi"/>
+          <w:b/>
+          <w:bCs/>
+          <w:color w:val="FF0000"/>
+          <w:sz w:val="28"/>
+          <w:szCs w:val="28"/>
+          <w:u w:val="single"/>
+        </w:rPr>
+        <w:t>cascadeOnDelete</w:t>
+      </w:r>
+      <w:proofErr w:type="spellEnd"/>
+      <w:r>
+        <w:rPr>
+          <w:rFonts w:cstheme="minorHAnsi"/>
+          <w:b/>
+          <w:bCs/>
+          <w:color w:val="FF0000"/>
+          <w:sz w:val="28"/>
+          <w:szCs w:val="28"/>
+          <w:u w:val="single"/>
+        </w:rPr>
+        <w:t>(</w:t>
+      </w:r>
+      <w:proofErr w:type="gramEnd"/>
+      <w:r>
+        <w:rPr>
+          <w:rFonts w:cstheme="minorHAnsi"/>
+          <w:b/>
+          <w:bCs/>
+          <w:color w:val="FF0000"/>
+          <w:sz w:val="28"/>
+          <w:szCs w:val="28"/>
+          <w:u w:val="single"/>
+        </w:rPr>
+        <w:t>):</w:t>
+      </w:r>
+      <w:r>
+        <w:rPr>
+          <w:rFonts w:cstheme="minorHAnsi"/>
+          <w:color w:val="FF0000"/>
+          <w:szCs w:val="22"/>
+        </w:rPr>
+        <w:t xml:space="preserve"> </w:t>
+      </w:r>
+      <w:r>
+        <w:rPr>
+          <w:rFonts w:cstheme="minorHAnsi"/>
+          <w:szCs w:val="22"/>
+        </w:rPr>
+        <w:t>This applies an ON DELETE CASCADE rule to the database. If a parent record is deleted (like a user), any child records associated with that parent in the foreign table (like their posts or comments) will be automatically deleted by the database.</w:t>
+      </w:r>
+    </w:p>
+    <w:p>
+      <w:pPr>
+        <w:rPr>
+          <w:rFonts w:cstheme="minorHAnsi"/>
+          <w:color w:val="FF0000"/>
+          <w:szCs w:val="22"/>
+        </w:rPr>
+      </w:pPr>
+      <w:r>
+        <w:rPr>
+          <w:rFonts w:cstheme="minorHAnsi"/>
+          <w:szCs w:val="22"/>
+        </w:rPr>
+        <w:t>Make resource then make model</w:t>
+      </w:r>
+      <w:bookmarkStart w:id="0" w:name="_GoBack"/>
+      <w:bookmarkEnd w:id="0"/>
+      <w:r>
+        <w:rPr>
+          <w:rFonts w:cstheme="minorHAnsi"/>
+          <w:szCs w:val="22"/>
+        </w:rPr>
+        <w:t>;</w:t>
+      </w:r>
+    </w:p>
+    <w:p>
+      <w:pPr>
+        <w:rPr>
+          <w:rFonts w:cstheme="minorHAnsi"/>
+          <w:szCs w:val="22"/>
+        </w:rPr>
+      </w:pPr>
     </w:p>
     <w:sectPr>
       <w:pgSz w:w="11906" w:h="16838"/>

--- a/Filament/filament notes.docx
+++ b/Filament/filament notes.docx
@@ -3500,26 +3500,868 @@
       <w:pPr>
         <w:rPr>
           <w:rFonts w:cstheme="minorHAnsi"/>
-          <w:color w:val="FF0000"/>
-          <w:szCs w:val="22"/>
-        </w:rPr>
-      </w:pPr>
-      <w:r>
-        <w:rPr>
-          <w:rFonts w:cstheme="minorHAnsi"/>
-          <w:szCs w:val="22"/>
-        </w:rPr>
-        <w:t>Make resource then make model</w:t>
+          <w:szCs w:val="22"/>
+        </w:rPr>
+      </w:pPr>
+      <w:r>
+        <w:rPr>
+          <w:rFonts w:cstheme="minorHAnsi"/>
+          <w:szCs w:val="22"/>
+        </w:rPr>
+        <w:t>Make resource then make model;</w:t>
+      </w:r>
+    </w:p>
+    <w:p>
+      <w:pPr>
+        <w:rPr>
+          <w:rFonts w:cstheme="minorHAnsi"/>
+          <w:szCs w:val="22"/>
+        </w:rPr>
+      </w:pPr>
+    </w:p>
+    <w:p>
+      <w:pPr>
+        <w:rPr>
+          <w:rFonts w:cstheme="minorHAnsi"/>
+          <w:b/>
+          <w:bCs/>
+          <w:color w:val="FF0000"/>
+          <w:szCs w:val="22"/>
+        </w:rPr>
+      </w:pPr>
+      <w:r>
+        <w:rPr>
+          <w:rFonts w:cstheme="minorHAnsi"/>
+          <w:b/>
+          <w:bCs/>
+          <w:color w:val="FF0000"/>
+          <w:szCs w:val="22"/>
+        </w:rPr>
+        <w:t>Q: Why use function instead of static property?</w:t>
+      </w:r>
+    </w:p>
+    <w:p>
+      <w:pPr>
+        <w:rPr>
+          <w:rFonts w:cstheme="minorHAnsi"/>
+          <w:b/>
+          <w:bCs/>
+          <w:color w:val="FF0000"/>
+          <w:szCs w:val="22"/>
+        </w:rPr>
+      </w:pPr>
+      <w:r>
+        <w:drawing>
+          <wp:inline distT="0" distB="0" distL="0" distR="0" wp14:anchorId="7A01D12C" wp14:editId="32C28FAE">
+            <wp:extent cx="3654777" cy="1358900"/>
+            <wp:effectExtent l="0" t="0" r="3175" b="0"/>
+            <wp:docPr id="27" name="Picture 27"/>
+            <wp:cNvGraphicFramePr>
+              <a:graphicFrameLocks xmlns:a="http://schemas.openxmlformats.org/drawingml/2006/main" noChangeAspect="1"/>
+            </wp:cNvGraphicFramePr>
+            <a:graphic xmlns:a="http://schemas.openxmlformats.org/drawingml/2006/main">
+              <a:graphicData uri="http://schemas.openxmlformats.org/drawingml/2006/picture">
+                <pic:pic xmlns:pic="http://schemas.openxmlformats.org/drawingml/2006/picture">
+                  <pic:nvPicPr>
+                    <pic:cNvPr id="0" name=""/>
+                    <pic:cNvPicPr/>
+                  </pic:nvPicPr>
+                  <pic:blipFill>
+                    <a:blip r:embed="rId8"/>
+                    <a:stretch>
+                      <a:fillRect/>
+                    </a:stretch>
+                  </pic:blipFill>
+                  <pic:spPr>
+                    <a:xfrm>
+                      <a:off x="0" y="0"/>
+                      <a:ext cx="3657683" cy="1359980"/>
+                    </a:xfrm>
+                    <a:prstGeom prst="rect">
+                      <a:avLst/>
+                    </a:prstGeom>
+                  </pic:spPr>
+                </pic:pic>
+              </a:graphicData>
+            </a:graphic>
+          </wp:inline>
+        </w:drawing>
+      </w:r>
+      <w:r>
+        <w:rPr>
+          <w:rFonts w:cstheme="minorHAnsi"/>
+          <w:color w:val="FF0000"/>
+          <w:szCs w:val="22"/>
+        </w:rPr>
+        <w:drawing>
+          <wp:inline distT="0" distB="0" distL="0" distR="0" wp14:anchorId="66FAC47E" wp14:editId="3D5102DF">
+            <wp:extent cx="3562349" cy="1257300"/>
+            <wp:effectExtent l="0" t="0" r="635" b="0"/>
+            <wp:docPr id="3" name="Picture 3"/>
+            <wp:cNvGraphicFramePr>
+              <a:graphicFrameLocks xmlns:a="http://schemas.openxmlformats.org/drawingml/2006/main" noChangeAspect="1"/>
+            </wp:cNvGraphicFramePr>
+            <a:graphic xmlns:a="http://schemas.openxmlformats.org/drawingml/2006/main">
+              <a:graphicData uri="http://schemas.openxmlformats.org/drawingml/2006/picture">
+                <pic:pic xmlns:pic="http://schemas.openxmlformats.org/drawingml/2006/picture">
+                  <pic:nvPicPr>
+                    <pic:cNvPr id="0" name=""/>
+                    <pic:cNvPicPr/>
+                  </pic:nvPicPr>
+                  <pic:blipFill>
+                    <a:blip r:embed="rId9"/>
+                    <a:stretch>
+                      <a:fillRect/>
+                    </a:stretch>
+                  </pic:blipFill>
+                  <pic:spPr>
+                    <a:xfrm>
+                      <a:off x="0" y="0"/>
+                      <a:ext cx="3562848" cy="1257476"/>
+                    </a:xfrm>
+                    <a:prstGeom prst="rect">
+                      <a:avLst/>
+                    </a:prstGeom>
+                  </pic:spPr>
+                </pic:pic>
+              </a:graphicData>
+            </a:graphic>
+          </wp:inline>
+        </w:drawing>
+      </w:r>
+    </w:p>
+    <w:p>
+      <w:pPr>
+        <w:rPr>
+          <w:rFonts w:cstheme="minorHAnsi"/>
+          <w:b/>
+          <w:bCs/>
+          <w:szCs w:val="22"/>
+        </w:rPr>
+      </w:pPr>
+      <w:proofErr w:type="spellStart"/>
+      <w:r>
+        <w:rPr>
+          <w:rFonts w:cstheme="minorHAnsi"/>
+          <w:b/>
+          <w:bCs/>
+          <w:color w:val="FF0000"/>
+          <w:szCs w:val="22"/>
+        </w:rPr>
+        <w:t>Ans</w:t>
+      </w:r>
+      <w:proofErr w:type="spellEnd"/>
+      <w:proofErr w:type="gramStart"/>
+      <w:r>
+        <w:rPr>
+          <w:rFonts w:cstheme="minorHAnsi"/>
+          <w:b/>
+          <w:bCs/>
+          <w:color w:val="FF0000"/>
+          <w:szCs w:val="22"/>
+        </w:rPr>
+        <w:t>:-</w:t>
+      </w:r>
+      <w:proofErr w:type="gramEnd"/>
+      <w:r>
+        <w:rPr>
+          <w:rFonts w:cstheme="minorHAnsi"/>
+          <w:b/>
+          <w:bCs/>
+          <w:color w:val="FF0000"/>
+          <w:szCs w:val="22"/>
+        </w:rPr>
+        <w:t xml:space="preserve"> </w:t>
+      </w:r>
+      <w:r>
+        <w:rPr>
+          <w:rFonts w:cstheme="minorHAnsi"/>
+          <w:b/>
+          <w:bCs/>
+          <w:color w:val="FF0000"/>
+          <w:szCs w:val="22"/>
+        </w:rPr>
+        <w:t xml:space="preserve"> </w:t>
+      </w:r>
+      <w:r>
+        <w:rPr>
+          <w:rFonts w:cstheme="minorHAnsi"/>
+          <w:b/>
+          <w:bCs/>
+          <w:szCs w:val="22"/>
+        </w:rPr>
+        <w:t>Instead of using a static property like protected static string $</w:t>
+      </w:r>
+      <w:proofErr w:type="spellStart"/>
+      <w:r>
+        <w:rPr>
+          <w:rFonts w:cstheme="minorHAnsi"/>
+          <w:b/>
+          <w:bCs/>
+          <w:szCs w:val="22"/>
+        </w:rPr>
+        <w:t>navigationBadge</w:t>
+      </w:r>
+      <w:proofErr w:type="spellEnd"/>
+      <w:r>
+        <w:rPr>
+          <w:rFonts w:cstheme="minorHAnsi"/>
+          <w:b/>
+          <w:bCs/>
+          <w:szCs w:val="22"/>
+        </w:rPr>
+        <w:t xml:space="preserve"> = '5';, Filament uses the method </w:t>
+      </w:r>
+      <w:proofErr w:type="spellStart"/>
+      <w:r>
+        <w:rPr>
+          <w:rFonts w:cstheme="minorHAnsi"/>
+          <w:b/>
+          <w:bCs/>
+          <w:szCs w:val="22"/>
+        </w:rPr>
+        <w:t>getNavigationBadge</w:t>
+      </w:r>
+      <w:proofErr w:type="spellEnd"/>
+      <w:r>
+        <w:rPr>
+          <w:rFonts w:cstheme="minorHAnsi"/>
+          <w:b/>
+          <w:bCs/>
+          <w:szCs w:val="22"/>
+        </w:rPr>
+        <w:t>() so that your admin dashboard can run live database calculations every single time the page loads.</w:t>
+      </w:r>
+    </w:p>
+    <w:p>
+      <w:pPr>
+        <w:rPr>
+          <w:rFonts w:cstheme="minorHAnsi"/>
+          <w:b/>
+          <w:bCs/>
+          <w:szCs w:val="22"/>
+        </w:rPr>
+      </w:pPr>
+    </w:p>
+    <w:p>
+      <w:pPr>
+        <w:rPr>
+          <w:rFonts w:cstheme="minorHAnsi"/>
+          <w:b/>
+          <w:bCs/>
+          <w:color w:val="FF0000"/>
+          <w:szCs w:val="22"/>
+          <w:u w:val="single"/>
+        </w:rPr>
+      </w:pPr>
+      <w:r>
+        <w:rPr>
+          <w:rFonts w:cstheme="minorHAnsi"/>
+          <w:b/>
+          <w:bCs/>
+          <w:color w:val="FF0000"/>
+          <w:szCs w:val="22"/>
+          <w:u w:val="single"/>
+        </w:rPr>
+        <w:lastRenderedPageBreak/>
+        <w:t xml:space="preserve">Different use case </w:t>
+      </w:r>
+      <w:proofErr w:type="gramStart"/>
+      <w:r>
+        <w:rPr>
+          <w:rFonts w:cstheme="minorHAnsi"/>
+          <w:b/>
+          <w:bCs/>
+          <w:color w:val="FF0000"/>
+          <w:szCs w:val="22"/>
+          <w:u w:val="single"/>
+        </w:rPr>
+        <w:t>of ?</w:t>
+      </w:r>
+      <w:proofErr w:type="gramEnd"/>
+      <w:r>
+        <w:rPr>
+          <w:rFonts w:cstheme="minorHAnsi"/>
+          <w:b/>
+          <w:bCs/>
+          <w:color w:val="FF0000"/>
+          <w:szCs w:val="22"/>
+          <w:u w:val="single"/>
+        </w:rPr>
+        <w:t xml:space="preserve"> </w:t>
+      </w:r>
+      <w:proofErr w:type="gramStart"/>
+      <w:r>
+        <w:rPr>
+          <w:rFonts w:cstheme="minorHAnsi"/>
+          <w:b/>
+          <w:bCs/>
+          <w:color w:val="FF0000"/>
+          <w:szCs w:val="22"/>
+          <w:u w:val="single"/>
+        </w:rPr>
+        <w:t>operator</w:t>
+      </w:r>
+      <w:proofErr w:type="gramEnd"/>
+      <w:r>
+        <w:rPr>
+          <w:rFonts w:cstheme="minorHAnsi"/>
+          <w:b/>
+          <w:bCs/>
+          <w:color w:val="FF0000"/>
+          <w:szCs w:val="22"/>
+          <w:u w:val="single"/>
+        </w:rPr>
+        <w:t>:</w:t>
+      </w:r>
+    </w:p>
+    <w:p>
+      <w:pPr>
+        <w:rPr>
+          <w:rFonts w:cstheme="minorHAnsi"/>
+          <w:b/>
+          <w:bCs/>
+          <w:szCs w:val="22"/>
+        </w:rPr>
+      </w:pPr>
+      <w:r>
+        <w:rPr>
+          <w:rFonts w:cstheme="minorHAnsi"/>
+          <w:b/>
+          <w:bCs/>
+          <w:szCs w:val="22"/>
+        </w:rPr>
+        <w:t xml:space="preserve">1. The </w:t>
+      </w:r>
+      <w:proofErr w:type="spellStart"/>
+      <w:r>
+        <w:rPr>
+          <w:rFonts w:cstheme="minorHAnsi"/>
+          <w:b/>
+          <w:bCs/>
+          <w:szCs w:val="22"/>
+        </w:rPr>
+        <w:t>Nullable</w:t>
+      </w:r>
+      <w:proofErr w:type="spellEnd"/>
+      <w:r>
+        <w:rPr>
+          <w:rFonts w:cstheme="minorHAnsi"/>
+          <w:b/>
+          <w:bCs/>
+          <w:szCs w:val="22"/>
+        </w:rPr>
+        <w:t xml:space="preserve"> Operator (When used with data types)</w:t>
+      </w:r>
+    </w:p>
+    <w:p>
+      <w:pPr>
+        <w:rPr>
+          <w:rFonts w:cstheme="minorHAnsi"/>
+          <w:szCs w:val="22"/>
+        </w:rPr>
+      </w:pPr>
+      <w:r>
+        <w:rPr>
+          <w:rFonts w:cstheme="minorHAnsi"/>
+          <w:szCs w:val="22"/>
+        </w:rPr>
+        <w:t xml:space="preserve">When you </w:t>
+      </w:r>
+      <w:proofErr w:type="gramStart"/>
+      <w:r>
+        <w:rPr>
+          <w:rFonts w:cstheme="minorHAnsi"/>
+          <w:szCs w:val="22"/>
+        </w:rPr>
+        <w:t>see ?</w:t>
+      </w:r>
+      <w:proofErr w:type="gramEnd"/>
+      <w:r>
+        <w:rPr>
+          <w:rFonts w:cstheme="minorHAnsi"/>
+          <w:szCs w:val="22"/>
+        </w:rPr>
+        <w:t xml:space="preserve"> </w:t>
+      </w:r>
+      <w:proofErr w:type="gramStart"/>
+      <w:r>
+        <w:rPr>
+          <w:rFonts w:cstheme="minorHAnsi"/>
+          <w:szCs w:val="22"/>
+        </w:rPr>
+        <w:t>right</w:t>
+      </w:r>
+      <w:proofErr w:type="gramEnd"/>
+      <w:r>
+        <w:rPr>
+          <w:rFonts w:cstheme="minorHAnsi"/>
+          <w:szCs w:val="22"/>
+        </w:rPr>
+        <w:t xml:space="preserve"> before a data type (like : ?string), it means "this or nothing."</w:t>
+      </w:r>
+    </w:p>
+    <w:p>
+      <w:pPr>
+        <w:pStyle w:val="ListParagraph"/>
+        <w:numPr>
+          <w:ilvl w:val="0"/>
+          <w:numId w:val="7"/>
+        </w:numPr>
+        <w:rPr>
+          <w:rFonts w:cstheme="minorHAnsi"/>
+          <w:szCs w:val="22"/>
+        </w:rPr>
+      </w:pPr>
+      <w:proofErr w:type="gramStart"/>
+      <w:r>
+        <w:rPr>
+          <w:rFonts w:cstheme="minorHAnsi"/>
+          <w:szCs w:val="22"/>
+        </w:rPr>
+        <w:t>string</w:t>
+      </w:r>
+      <w:proofErr w:type="gramEnd"/>
+      <w:r>
+        <w:rPr>
+          <w:rFonts w:cstheme="minorHAnsi"/>
+          <w:szCs w:val="22"/>
+        </w:rPr>
+        <w:t xml:space="preserve"> means: The function must return text.</w:t>
+      </w:r>
+    </w:p>
+    <w:p>
+      <w:pPr>
+        <w:pStyle w:val="ListParagraph"/>
+        <w:numPr>
+          <w:ilvl w:val="0"/>
+          <w:numId w:val="7"/>
+        </w:numPr>
+        <w:rPr>
+          <w:rFonts w:cstheme="minorHAnsi"/>
+          <w:szCs w:val="22"/>
+        </w:rPr>
+      </w:pPr>
+      <w:r>
+        <w:rPr>
+          <w:rFonts w:cstheme="minorHAnsi"/>
+          <w:szCs w:val="22"/>
+        </w:rPr>
+        <w:t>?string means: The function can return text OR it can return null (completely empty).</w:t>
+      </w:r>
+    </w:p>
+    <w:p>
+      <w:pPr>
+        <w:rPr>
+          <w:rFonts w:cstheme="minorHAnsi"/>
+          <w:szCs w:val="22"/>
+        </w:rPr>
+      </w:pPr>
+      <w:r>
+        <w:rPr>
+          <w:rFonts w:cstheme="minorHAnsi"/>
+          <w:szCs w:val="22"/>
+        </w:rPr>
+        <w:t>Why it's useful: It prevents your application from crashing if a database query comes back completely empty.</w:t>
+      </w:r>
+    </w:p>
+    <w:p>
+      <w:pPr>
+        <w:rPr>
+          <w:rFonts w:cstheme="minorHAnsi"/>
+          <w:szCs w:val="22"/>
+        </w:rPr>
+      </w:pPr>
+    </w:p>
+    <w:p>
+      <w:pPr>
+        <w:rPr>
+          <w:rFonts w:cstheme="minorHAnsi"/>
+          <w:b/>
+          <w:bCs/>
+          <w:szCs w:val="22"/>
+        </w:rPr>
+      </w:pPr>
+      <w:r>
+        <w:rPr>
+          <w:rFonts w:cstheme="minorHAnsi"/>
+          <w:b/>
+          <w:bCs/>
+          <w:szCs w:val="22"/>
+        </w:rPr>
+        <w:t>2. The Ternary Operator (When used in a shortcut if/else)</w:t>
+      </w:r>
+    </w:p>
+    <w:p>
+      <w:pPr>
+        <w:rPr>
+          <w:rFonts w:cstheme="minorHAnsi"/>
+          <w:szCs w:val="22"/>
+        </w:rPr>
+      </w:pPr>
+      <w:r>
+        <w:rPr>
+          <w:rFonts w:cstheme="minorHAnsi"/>
+          <w:szCs w:val="22"/>
+        </w:rPr>
+        <w:t>When used inside a line of code with a colon (:), it is a quick way to write a question.</w:t>
+      </w:r>
+    </w:p>
+    <w:p>
+      <w:pPr>
+        <w:rPr>
+          <w:rFonts w:cstheme="minorHAnsi"/>
+          <w:b/>
+          <w:bCs/>
+          <w:color w:val="548DD4" w:themeColor="text2" w:themeTint="99"/>
+          <w:szCs w:val="22"/>
+        </w:rPr>
+      </w:pPr>
+      <w:r>
+        <w:rPr>
+          <w:rFonts w:cstheme="minorHAnsi"/>
+          <w:b/>
+          <w:bCs/>
+          <w:color w:val="548DD4" w:themeColor="text2" w:themeTint="99"/>
+          <w:szCs w:val="22"/>
+        </w:rPr>
+        <w:t>PHP</w:t>
+      </w:r>
+    </w:p>
+    <w:p>
+      <w:pPr>
+        <w:rPr>
+          <w:rFonts w:cstheme="minorHAnsi"/>
+          <w:b/>
+          <w:bCs/>
+          <w:color w:val="548DD4" w:themeColor="text2" w:themeTint="99"/>
+          <w:szCs w:val="22"/>
+        </w:rPr>
+      </w:pPr>
+      <w:proofErr w:type="gramStart"/>
+      <w:r>
+        <w:rPr>
+          <w:rFonts w:cstheme="minorHAnsi"/>
+          <w:b/>
+          <w:bCs/>
+          <w:color w:val="548DD4" w:themeColor="text2" w:themeTint="99"/>
+          <w:szCs w:val="22"/>
+        </w:rPr>
+        <w:t>return</w:t>
+      </w:r>
+      <w:proofErr w:type="gramEnd"/>
+      <w:r>
+        <w:rPr>
+          <w:rFonts w:cstheme="minorHAnsi"/>
+          <w:b/>
+          <w:bCs/>
+          <w:color w:val="548DD4" w:themeColor="text2" w:themeTint="99"/>
+          <w:szCs w:val="22"/>
+        </w:rPr>
+        <w:t xml:space="preserve"> ($count &gt; 0) ? "We have data</w:t>
+      </w:r>
+      <w:proofErr w:type="gramStart"/>
+      <w:r>
+        <w:rPr>
+          <w:rFonts w:cstheme="minorHAnsi"/>
+          <w:b/>
+          <w:bCs/>
+          <w:color w:val="548DD4" w:themeColor="text2" w:themeTint="99"/>
+          <w:szCs w:val="22"/>
+        </w:rPr>
+        <w:t>" :</w:t>
+      </w:r>
+      <w:proofErr w:type="gramEnd"/>
+      <w:r>
+        <w:rPr>
+          <w:rFonts w:cstheme="minorHAnsi"/>
+          <w:b/>
+          <w:bCs/>
+          <w:color w:val="548DD4" w:themeColor="text2" w:themeTint="99"/>
+          <w:szCs w:val="22"/>
+        </w:rPr>
+        <w:t xml:space="preserve"> "Empty";</w:t>
+      </w:r>
+    </w:p>
+    <w:p>
+      <w:pPr>
+        <w:rPr>
+          <w:rFonts w:cstheme="minorHAnsi"/>
+          <w:szCs w:val="22"/>
+        </w:rPr>
+      </w:pPr>
+      <w:r>
+        <w:rPr>
+          <w:rFonts w:cstheme="minorHAnsi"/>
+          <w:szCs w:val="22"/>
+        </w:rPr>
+        <w:t xml:space="preserve">Think of </w:t>
+      </w:r>
+      <w:proofErr w:type="gramStart"/>
+      <w:r>
+        <w:rPr>
+          <w:rFonts w:cstheme="minorHAnsi"/>
+          <w:szCs w:val="22"/>
+        </w:rPr>
+        <w:t>the ?</w:t>
+      </w:r>
+      <w:proofErr w:type="gramEnd"/>
+      <w:r>
+        <w:rPr>
+          <w:rFonts w:cstheme="minorHAnsi"/>
+          <w:szCs w:val="22"/>
+        </w:rPr>
+        <w:t xml:space="preserve"> </w:t>
+      </w:r>
+      <w:proofErr w:type="gramStart"/>
+      <w:r>
+        <w:rPr>
+          <w:rFonts w:cstheme="minorHAnsi"/>
+          <w:szCs w:val="22"/>
+        </w:rPr>
+        <w:t>as</w:t>
+      </w:r>
+      <w:proofErr w:type="gramEnd"/>
+      <w:r>
+        <w:rPr>
+          <w:rFonts w:cstheme="minorHAnsi"/>
+          <w:szCs w:val="22"/>
+        </w:rPr>
+        <w:t xml:space="preserve"> asking: "Is the statement on my left true?"</w:t>
+      </w:r>
+    </w:p>
+    <w:p>
+      <w:pPr>
+        <w:pStyle w:val="ListParagraph"/>
+        <w:numPr>
+          <w:ilvl w:val="0"/>
+          <w:numId w:val="8"/>
+        </w:numPr>
+        <w:rPr>
+          <w:rFonts w:cstheme="minorHAnsi"/>
+          <w:szCs w:val="22"/>
+        </w:rPr>
+      </w:pPr>
+      <w:r>
+        <w:rPr>
+          <w:rFonts w:cstheme="minorHAnsi"/>
+          <w:szCs w:val="22"/>
+        </w:rPr>
+        <w:t>If yes, it chooses the first option ("We have data").</w:t>
+      </w:r>
+    </w:p>
+    <w:p>
+      <w:pPr>
+        <w:pStyle w:val="ListParagraph"/>
+        <w:numPr>
+          <w:ilvl w:val="0"/>
+          <w:numId w:val="8"/>
+        </w:numPr>
+        <w:rPr>
+          <w:rFonts w:cstheme="minorHAnsi"/>
+          <w:szCs w:val="22"/>
+        </w:rPr>
+      </w:pPr>
+      <w:r>
+        <w:rPr>
+          <w:rFonts w:cstheme="minorHAnsi"/>
+          <w:szCs w:val="22"/>
+        </w:rPr>
+        <w:t>If no, it chooses the second option after the colon ("Empty").</w:t>
+      </w:r>
+    </w:p>
+    <w:p>
+      <w:pPr>
+        <w:rPr>
+          <w:rFonts w:cstheme="minorHAnsi"/>
+          <w:b/>
+          <w:bCs/>
+          <w:szCs w:val="22"/>
+        </w:rPr>
+      </w:pPr>
+      <w:r>
+        <w:rPr>
+          <w:rFonts w:cstheme="minorHAnsi"/>
+          <w:b/>
+          <w:bCs/>
+          <w:szCs w:val="22"/>
+        </w:rPr>
+        <w:t>3. The Null Coalescing Operator (??)</w:t>
+      </w:r>
+    </w:p>
+    <w:p>
+      <w:pPr>
+        <w:rPr>
+          <w:rFonts w:cstheme="minorHAnsi"/>
+          <w:szCs w:val="22"/>
+        </w:rPr>
+      </w:pPr>
+      <w:r>
+        <w:rPr>
+          <w:rFonts w:cstheme="minorHAnsi"/>
+          <w:szCs w:val="22"/>
+        </w:rPr>
+        <w:t>If you ever string two of them together side-by-side like this</w:t>
+      </w:r>
+      <w:proofErr w:type="gramStart"/>
+      <w:r>
+        <w:rPr>
+          <w:rFonts w:cstheme="minorHAnsi"/>
+          <w:szCs w:val="22"/>
+        </w:rPr>
+        <w:t>: ??</w:t>
+      </w:r>
+      <w:proofErr w:type="gramEnd"/>
+      <w:r>
+        <w:rPr>
+          <w:rFonts w:cstheme="minorHAnsi"/>
+          <w:szCs w:val="22"/>
+        </w:rPr>
+        <w:t>, it becomes the Null Coalescing Operator.</w:t>
+      </w:r>
+    </w:p>
+    <w:p>
+      <w:pPr>
+        <w:rPr>
+          <w:rFonts w:cstheme="minorHAnsi"/>
+          <w:b/>
+          <w:bCs/>
+          <w:color w:val="548DD4" w:themeColor="text2" w:themeTint="99"/>
+          <w:szCs w:val="22"/>
+        </w:rPr>
+      </w:pPr>
+      <w:r>
+        <w:rPr>
+          <w:rFonts w:cstheme="minorHAnsi"/>
+          <w:b/>
+          <w:bCs/>
+          <w:color w:val="548DD4" w:themeColor="text2" w:themeTint="99"/>
+          <w:szCs w:val="22"/>
+        </w:rPr>
+        <w:t>PHP</w:t>
+      </w:r>
+    </w:p>
+    <w:p>
+      <w:pPr>
+        <w:rPr>
+          <w:rFonts w:cstheme="minorHAnsi"/>
+          <w:i/>
+          <w:iCs/>
+          <w:color w:val="548DD4" w:themeColor="text2" w:themeTint="99"/>
+          <w:szCs w:val="22"/>
+        </w:rPr>
+      </w:pPr>
+      <w:r>
+        <w:rPr>
+          <w:rFonts w:cstheme="minorHAnsi"/>
+          <w:i/>
+          <w:iCs/>
+          <w:color w:val="548DD4" w:themeColor="text2" w:themeTint="99"/>
+          <w:szCs w:val="22"/>
+        </w:rPr>
+        <w:t>// If the profile photo is null, fall back to 'default.jpg' automatically</w:t>
+      </w:r>
+    </w:p>
+    <w:p>
+      <w:pPr>
+        <w:rPr>
+          <w:rFonts w:cstheme="minorHAnsi"/>
+          <w:b/>
+          <w:bCs/>
+          <w:color w:val="548DD4" w:themeColor="text2" w:themeTint="99"/>
+          <w:szCs w:val="22"/>
+        </w:rPr>
+      </w:pPr>
+      <w:proofErr w:type="gramStart"/>
+      <w:r>
+        <w:rPr>
+          <w:rFonts w:cstheme="minorHAnsi"/>
+          <w:b/>
+          <w:bCs/>
+          <w:color w:val="548DD4" w:themeColor="text2" w:themeTint="99"/>
+          <w:szCs w:val="22"/>
+        </w:rPr>
+        <w:t>return</w:t>
+      </w:r>
+      <w:proofErr w:type="gramEnd"/>
+      <w:r>
+        <w:rPr>
+          <w:rFonts w:cstheme="minorHAnsi"/>
+          <w:b/>
+          <w:bCs/>
+          <w:color w:val="548DD4" w:themeColor="text2" w:themeTint="99"/>
+          <w:szCs w:val="22"/>
+        </w:rPr>
+        <w:t xml:space="preserve"> $user-&gt;</w:t>
+      </w:r>
+      <w:proofErr w:type="spellStart"/>
+      <w:r>
+        <w:rPr>
+          <w:rFonts w:cstheme="minorHAnsi"/>
+          <w:b/>
+          <w:bCs/>
+          <w:color w:val="548DD4" w:themeColor="text2" w:themeTint="99"/>
+          <w:szCs w:val="22"/>
+        </w:rPr>
+        <w:t>profile_photo</w:t>
+      </w:r>
+      <w:proofErr w:type="spellEnd"/>
+      <w:r>
+        <w:rPr>
+          <w:rFonts w:cstheme="minorHAnsi"/>
+          <w:b/>
+          <w:bCs/>
+          <w:color w:val="548DD4" w:themeColor="text2" w:themeTint="99"/>
+          <w:szCs w:val="22"/>
+        </w:rPr>
+        <w:t xml:space="preserve"> ?? 'default.jp</w:t>
       </w:r>
       <w:bookmarkStart w:id="0" w:name="_GoBack"/>
       <w:bookmarkEnd w:id="0"/>
       <w:r>
         <w:rPr>
           <w:rFonts w:cstheme="minorHAnsi"/>
-          <w:szCs w:val="22"/>
-        </w:rPr>
-        <w:t>;</w:t>
-      </w:r>
+          <w:b/>
+          <w:bCs/>
+          <w:color w:val="548DD4" w:themeColor="text2" w:themeTint="99"/>
+          <w:szCs w:val="22"/>
+        </w:rPr>
+        <w:t>g';</w:t>
+      </w:r>
+    </w:p>
+    <w:p>
+      <w:pPr>
+        <w:rPr>
+          <w:rFonts w:cstheme="minorHAnsi"/>
+          <w:szCs w:val="22"/>
+        </w:rPr>
+      </w:pPr>
+      <w:r>
+        <w:rPr>
+          <w:rFonts w:cstheme="minorHAnsi"/>
+          <w:b/>
+          <w:bCs/>
+          <w:i/>
+          <w:iCs/>
+          <w:szCs w:val="22"/>
+        </w:rPr>
+        <w:t>What it means:</w:t>
+      </w:r>
+      <w:r>
+        <w:rPr>
+          <w:rFonts w:cstheme="minorHAnsi"/>
+          <w:szCs w:val="22"/>
+        </w:rPr>
+        <w:t xml:space="preserve"> It acts as a safety net wrapper that checks if the value on the left exists. If it is null or missing, it seamlessly falls back to the alternative option on the right.</w:t>
+      </w:r>
+    </w:p>
+    <w:p>
+      <w:pPr>
+        <w:rPr>
+          <w:rFonts w:cstheme="minorHAnsi"/>
+          <w:szCs w:val="22"/>
+        </w:rPr>
+      </w:pPr>
     </w:p>
     <w:p>
       <w:pPr>
@@ -3881,6 +4723,119 @@
     </w:lvl>
   </w:abstractNum>
   <w:abstractNum w:abstractNumId="3">
+    <w:nsid w:val="45FB5FEE"/>
+    <w:multiLevelType w:val="hybridMultilevel"/>
+    <w:tmpl w:val="CAA22B96"/>
+    <w:lvl w:ilvl="0" w:tplc="40090001">
+      <w:start w:val="1"/>
+      <w:numFmt w:val="bullet"/>
+      <w:lvlText w:val=""/>
+      <w:lvlJc w:val="left"/>
+      <w:pPr>
+        <w:ind w:left="720" w:hanging="360"/>
+      </w:pPr>
+      <w:rPr>
+        <w:rFonts w:ascii="Symbol" w:hAnsi="Symbol" w:hint="default"/>
+      </w:rPr>
+    </w:lvl>
+    <w:lvl w:ilvl="1" w:tplc="40090003" w:tentative="1">
+      <w:start w:val="1"/>
+      <w:numFmt w:val="bullet"/>
+      <w:lvlText w:val="o"/>
+      <w:lvlJc w:val="left"/>
+      <w:pPr>
+        <w:ind w:left="1440" w:hanging="360"/>
+      </w:pPr>
+      <w:rPr>
+        <w:rFonts w:ascii="Courier New" w:hAnsi="Courier New" w:cs="Courier New" w:hint="default"/>
+      </w:rPr>
+    </w:lvl>
+    <w:lvl w:ilvl="2" w:tplc="40090005" w:tentative="1">
+      <w:start w:val="1"/>
+      <w:numFmt w:val="bullet"/>
+      <w:lvlText w:val=""/>
+      <w:lvlJc w:val="left"/>
+      <w:pPr>
+        <w:ind w:left="2160" w:hanging="360"/>
+      </w:pPr>
+      <w:rPr>
+        <w:rFonts w:ascii="Wingdings" w:hAnsi="Wingdings" w:hint="default"/>
+      </w:rPr>
+    </w:lvl>
+    <w:lvl w:ilvl="3" w:tplc="40090001" w:tentative="1">
+      <w:start w:val="1"/>
+      <w:numFmt w:val="bullet"/>
+      <w:lvlText w:val=""/>
+      <w:lvlJc w:val="left"/>
+      <w:pPr>
+        <w:ind w:left="2880" w:hanging="360"/>
+      </w:pPr>
+      <w:rPr>
+        <w:rFonts w:ascii="Symbol" w:hAnsi="Symbol" w:hint="default"/>
+      </w:rPr>
+    </w:lvl>
+    <w:lvl w:ilvl="4" w:tplc="40090003" w:tentative="1">
+      <w:start w:val="1"/>
+      <w:numFmt w:val="bullet"/>
+      <w:lvlText w:val="o"/>
+      <w:lvlJc w:val="left"/>
+      <w:pPr>
+        <w:ind w:left="3600" w:hanging="360"/>
+      </w:pPr>
+      <w:rPr>
+        <w:rFonts w:ascii="Courier New" w:hAnsi="Courier New" w:cs="Courier New" w:hint="default"/>
+      </w:rPr>
+    </w:lvl>
+    <w:lvl w:ilvl="5" w:tplc="40090005" w:tentative="1">
+      <w:start w:val="1"/>
+      <w:numFmt w:val="bullet"/>
+      <w:lvlText w:val=""/>
+      <w:lvlJc w:val="left"/>
+      <w:pPr>
+        <w:ind w:left="4320" w:hanging="360"/>
+      </w:pPr>
+      <w:rPr>
+        <w:rFonts w:ascii="Wingdings" w:hAnsi="Wingdings" w:hint="default"/>
+      </w:rPr>
+    </w:lvl>
+    <w:lvl w:ilvl="6" w:tplc="40090001" w:tentative="1">
+      <w:start w:val="1"/>
+      <w:numFmt w:val="bullet"/>
+      <w:lvlText w:val=""/>
+      <w:lvlJc w:val="left"/>
+      <w:pPr>
+        <w:ind w:left="5040" w:hanging="360"/>
+      </w:pPr>
+      <w:rPr>
+        <w:rFonts w:ascii="Symbol" w:hAnsi="Symbol" w:hint="default"/>
+      </w:rPr>
+    </w:lvl>
+    <w:lvl w:ilvl="7" w:tplc="40090003" w:tentative="1">
+      <w:start w:val="1"/>
+      <w:numFmt w:val="bullet"/>
+      <w:lvlText w:val="o"/>
+      <w:lvlJc w:val="left"/>
+      <w:pPr>
+        <w:ind w:left="5760" w:hanging="360"/>
+      </w:pPr>
+      <w:rPr>
+        <w:rFonts w:ascii="Courier New" w:hAnsi="Courier New" w:cs="Courier New" w:hint="default"/>
+      </w:rPr>
+    </w:lvl>
+    <w:lvl w:ilvl="8" w:tplc="40090005" w:tentative="1">
+      <w:start w:val="1"/>
+      <w:numFmt w:val="bullet"/>
+      <w:lvlText w:val=""/>
+      <w:lvlJc w:val="left"/>
+      <w:pPr>
+        <w:ind w:left="6480" w:hanging="360"/>
+      </w:pPr>
+      <w:rPr>
+        <w:rFonts w:ascii="Wingdings" w:hAnsi="Wingdings" w:hint="default"/>
+      </w:rPr>
+    </w:lvl>
+  </w:abstractNum>
+  <w:abstractNum w:abstractNumId="4">
     <w:nsid w:val="4BA955EF"/>
     <w:multiLevelType w:val="hybridMultilevel"/>
     <w:tmpl w:val="0010B848"/>
@@ -3993,7 +4948,7 @@
       </w:rPr>
     </w:lvl>
   </w:abstractNum>
-  <w:abstractNum w:abstractNumId="4">
+  <w:abstractNum w:abstractNumId="5">
     <w:nsid w:val="55F73037"/>
     <w:multiLevelType w:val="hybridMultilevel"/>
     <w:tmpl w:val="C9B47740"/>
@@ -4106,7 +5061,120 @@
       </w:rPr>
     </w:lvl>
   </w:abstractNum>
-  <w:abstractNum w:abstractNumId="5">
+  <w:abstractNum w:abstractNumId="6">
+    <w:nsid w:val="76B420E5"/>
+    <w:multiLevelType w:val="hybridMultilevel"/>
+    <w:tmpl w:val="386CE270"/>
+    <w:lvl w:ilvl="0" w:tplc="40090001">
+      <w:start w:val="1"/>
+      <w:numFmt w:val="bullet"/>
+      <w:lvlText w:val=""/>
+      <w:lvlJc w:val="left"/>
+      <w:pPr>
+        <w:ind w:left="720" w:hanging="360"/>
+      </w:pPr>
+      <w:rPr>
+        <w:rFonts w:ascii="Symbol" w:hAnsi="Symbol" w:hint="default"/>
+      </w:rPr>
+    </w:lvl>
+    <w:lvl w:ilvl="1" w:tplc="40090003" w:tentative="1">
+      <w:start w:val="1"/>
+      <w:numFmt w:val="bullet"/>
+      <w:lvlText w:val="o"/>
+      <w:lvlJc w:val="left"/>
+      <w:pPr>
+        <w:ind w:left="1440" w:hanging="360"/>
+      </w:pPr>
+      <w:rPr>
+        <w:rFonts w:ascii="Courier New" w:hAnsi="Courier New" w:cs="Courier New" w:hint="default"/>
+      </w:rPr>
+    </w:lvl>
+    <w:lvl w:ilvl="2" w:tplc="40090005" w:tentative="1">
+      <w:start w:val="1"/>
+      <w:numFmt w:val="bullet"/>
+      <w:lvlText w:val=""/>
+      <w:lvlJc w:val="left"/>
+      <w:pPr>
+        <w:ind w:left="2160" w:hanging="360"/>
+      </w:pPr>
+      <w:rPr>
+        <w:rFonts w:ascii="Wingdings" w:hAnsi="Wingdings" w:hint="default"/>
+      </w:rPr>
+    </w:lvl>
+    <w:lvl w:ilvl="3" w:tplc="40090001" w:tentative="1">
+      <w:start w:val="1"/>
+      <w:numFmt w:val="bullet"/>
+      <w:lvlText w:val=""/>
+      <w:lvlJc w:val="left"/>
+      <w:pPr>
+        <w:ind w:left="2880" w:hanging="360"/>
+      </w:pPr>
+      <w:rPr>
+        <w:rFonts w:ascii="Symbol" w:hAnsi="Symbol" w:hint="default"/>
+      </w:rPr>
+    </w:lvl>
+    <w:lvl w:ilvl="4" w:tplc="40090003" w:tentative="1">
+      <w:start w:val="1"/>
+      <w:numFmt w:val="bullet"/>
+      <w:lvlText w:val="o"/>
+      <w:lvlJc w:val="left"/>
+      <w:pPr>
+        <w:ind w:left="3600" w:hanging="360"/>
+      </w:pPr>
+      <w:rPr>
+        <w:rFonts w:ascii="Courier New" w:hAnsi="Courier New" w:cs="Courier New" w:hint="default"/>
+      </w:rPr>
+    </w:lvl>
+    <w:lvl w:ilvl="5" w:tplc="40090005" w:tentative="1">
+      <w:start w:val="1"/>
+      <w:numFmt w:val="bullet"/>
+      <w:lvlText w:val=""/>
+      <w:lvlJc w:val="left"/>
+      <w:pPr>
+        <w:ind w:left="4320" w:hanging="360"/>
+      </w:pPr>
+      <w:rPr>
+        <w:rFonts w:ascii="Wingdings" w:hAnsi="Wingdings" w:hint="default"/>
+      </w:rPr>
+    </w:lvl>
+    <w:lvl w:ilvl="6" w:tplc="40090001" w:tentative="1">
+      <w:start w:val="1"/>
+      <w:numFmt w:val="bullet"/>
+      <w:lvlText w:val=""/>
+      <w:lvlJc w:val="left"/>
+      <w:pPr>
+        <w:ind w:left="5040" w:hanging="360"/>
+      </w:pPr>
+      <w:rPr>
+        <w:rFonts w:ascii="Symbol" w:hAnsi="Symbol" w:hint="default"/>
+      </w:rPr>
+    </w:lvl>
+    <w:lvl w:ilvl="7" w:tplc="40090003" w:tentative="1">
+      <w:start w:val="1"/>
+      <w:numFmt w:val="bullet"/>
+      <w:lvlText w:val="o"/>
+      <w:lvlJc w:val="left"/>
+      <w:pPr>
+        <w:ind w:left="5760" w:hanging="360"/>
+      </w:pPr>
+      <w:rPr>
+        <w:rFonts w:ascii="Courier New" w:hAnsi="Courier New" w:cs="Courier New" w:hint="default"/>
+      </w:rPr>
+    </w:lvl>
+    <w:lvl w:ilvl="8" w:tplc="40090005" w:tentative="1">
+      <w:start w:val="1"/>
+      <w:numFmt w:val="bullet"/>
+      <w:lvlText w:val=""/>
+      <w:lvlJc w:val="left"/>
+      <w:pPr>
+        <w:ind w:left="6480" w:hanging="360"/>
+      </w:pPr>
+      <w:rPr>
+        <w:rFonts w:ascii="Wingdings" w:hAnsi="Wingdings" w:hint="default"/>
+      </w:rPr>
+    </w:lvl>
+  </w:abstractNum>
+  <w:abstractNum w:abstractNumId="7">
     <w:nsid w:val="7D241509"/>
     <w:multiLevelType w:val="hybridMultilevel"/>
     <w:tmpl w:val="55FE704A"/>
@@ -4220,22 +5288,28 @@
     </w:lvl>
   </w:abstractNum>
   <w:num w:numId="1">
-    <w:abstractNumId w:val="5"/>
+    <w:abstractNumId w:val="7"/>
   </w:num>
   <w:num w:numId="2">
     <w:abstractNumId w:val="1"/>
   </w:num>
   <w:num w:numId="3">
-    <w:abstractNumId w:val="4"/>
+    <w:abstractNumId w:val="5"/>
   </w:num>
   <w:num w:numId="4">
     <w:abstractNumId w:val="2"/>
   </w:num>
   <w:num w:numId="5">
-    <w:abstractNumId w:val="3"/>
+    <w:abstractNumId w:val="4"/>
   </w:num>
   <w:num w:numId="6">
     <w:abstractNumId w:val="0"/>
+  </w:num>
+  <w:num w:numId="7">
+    <w:abstractNumId w:val="3"/>
+  </w:num>
+  <w:num w:numId="8">
+    <w:abstractNumId w:val="6"/>
   </w:num>
 </w:numbering>
 </file>

--- a/Filament/filament notes.docx
+++ b/Filament/filament notes.docx
@@ -3551,6 +3551,10 @@
         </w:rPr>
       </w:pPr>
       <w:r>
+        <w:rPr>
+          <w:noProof/>
+          <w:lang w:eastAsia="en-IN"/>
+        </w:rPr>
         <w:drawing>
           <wp:inline distT="0" distB="0" distL="0" distR="0" wp14:anchorId="7A01D12C" wp14:editId="32C28FAE">
             <wp:extent cx="3654777" cy="1358900"/>
@@ -3590,8 +3594,10 @@
       <w:r>
         <w:rPr>
           <w:rFonts w:cstheme="minorHAnsi"/>
-          <w:color w:val="FF0000"/>
-          <w:szCs w:val="22"/>
+          <w:noProof/>
+          <w:color w:val="FF0000"/>
+          <w:szCs w:val="22"/>
+          <w:lang w:eastAsia="en-IN"/>
         </w:rPr>
         <w:drawing>
           <wp:inline distT="0" distB="0" distL="0" distR="0" wp14:anchorId="66FAC47E" wp14:editId="3D5102DF">
@@ -4314,19 +4320,7 @@
           <w:color w:val="548DD4" w:themeColor="text2" w:themeTint="99"/>
           <w:szCs w:val="22"/>
         </w:rPr>
-        <w:t xml:space="preserve"> ?? 'default.jp</w:t>
-      </w:r>
-      <w:bookmarkStart w:id="0" w:name="_GoBack"/>
-      <w:bookmarkEnd w:id="0"/>
-      <w:r>
-        <w:rPr>
-          <w:rFonts w:cstheme="minorHAnsi"/>
-          <w:b/>
-          <w:bCs/>
-          <w:color w:val="548DD4" w:themeColor="text2" w:themeTint="99"/>
-          <w:szCs w:val="22"/>
-        </w:rPr>
-        <w:t>g';</w:t>
+        <w:t xml:space="preserve"> ?? 'default.jpg';</w:t>
       </w:r>
     </w:p>
     <w:p>
@@ -4354,6 +4348,701 @@
         </w:rPr>
         <w:t xml:space="preserve"> It acts as a safety net wrapper that checks if the value on the left exists. If it is null or missing, it seamlessly falls back to the alternative option on the right.</w:t>
       </w:r>
+    </w:p>
+    <w:p>
+      <w:pPr>
+        <w:rPr>
+          <w:rFonts w:cstheme="minorHAnsi"/>
+          <w:szCs w:val="22"/>
+        </w:rPr>
+      </w:pPr>
+      <w:r>
+        <w:rPr>
+          <w:rFonts w:cstheme="minorHAnsi"/>
+          <w:szCs w:val="22"/>
+        </w:rPr>
+        <w:t>Here is a short, structured summary of the procedure from `image_d65c7d.jpg` that you can easily copy into your notes:</w:t>
+      </w:r>
+    </w:p>
+    <w:p>
+      <w:pPr>
+        <w:rPr>
+          <w:rFonts w:cstheme="minorHAnsi"/>
+          <w:szCs w:val="22"/>
+        </w:rPr>
+      </w:pPr>
+    </w:p>
+    <w:p>
+      <w:pPr>
+        <w:rPr>
+          <w:rFonts w:cstheme="minorHAnsi"/>
+          <w:szCs w:val="22"/>
+        </w:rPr>
+      </w:pPr>
+    </w:p>
+    <w:p>
+      <w:pPr>
+        <w:rPr>
+          <w:rFonts w:cstheme="minorHAnsi"/>
+          <w:b/>
+          <w:bCs/>
+          <w:sz w:val="28"/>
+          <w:szCs w:val="28"/>
+        </w:rPr>
+      </w:pPr>
+      <w:r>
+        <w:rPr>
+          <w:rFonts w:cstheme="minorHAnsi"/>
+          <w:b/>
+          <w:bCs/>
+          <w:sz w:val="28"/>
+          <w:szCs w:val="28"/>
+        </w:rPr>
+        <w:t xml:space="preserve">How to create </w:t>
+      </w:r>
+      <w:r>
+        <w:rPr>
+          <w:rFonts w:cstheme="minorHAnsi"/>
+          <w:b/>
+          <w:bCs/>
+          <w:sz w:val="28"/>
+          <w:szCs w:val="28"/>
+        </w:rPr>
+        <w:t>a Resource-Specific Widget in Filament</w:t>
+      </w:r>
+    </w:p>
+    <w:p>
+      <w:pPr>
+        <w:rPr>
+          <w:rFonts w:cstheme="minorHAnsi"/>
+          <w:b/>
+          <w:bCs/>
+          <w:sz w:val="28"/>
+          <w:szCs w:val="28"/>
+        </w:rPr>
+      </w:pPr>
+      <w:r>
+        <w:rPr>
+          <w:rFonts w:cstheme="minorHAnsi"/>
+          <w:b/>
+          <w:bCs/>
+          <w:sz w:val="28"/>
+          <w:szCs w:val="28"/>
+        </w:rPr>
+        <w:lastRenderedPageBreak/>
+        <w:drawing>
+          <wp:inline distT="0" distB="0" distL="0" distR="0" wp14:anchorId="2E133CC9" wp14:editId="7B71C50B">
+            <wp:extent cx="5731510" cy="3042109"/>
+            <wp:effectExtent l="0" t="0" r="2540" b="6350"/>
+            <wp:docPr id="4" name="Picture 4"/>
+            <wp:cNvGraphicFramePr>
+              <a:graphicFrameLocks xmlns:a="http://schemas.openxmlformats.org/drawingml/2006/main" noChangeAspect="1"/>
+            </wp:cNvGraphicFramePr>
+            <a:graphic xmlns:a="http://schemas.openxmlformats.org/drawingml/2006/main">
+              <a:graphicData uri="http://schemas.openxmlformats.org/drawingml/2006/picture">
+                <pic:pic xmlns:pic="http://schemas.openxmlformats.org/drawingml/2006/picture">
+                  <pic:nvPicPr>
+                    <pic:cNvPr id="0" name=""/>
+                    <pic:cNvPicPr/>
+                  </pic:nvPicPr>
+                  <pic:blipFill>
+                    <a:blip r:embed="rId10"/>
+                    <a:stretch>
+                      <a:fillRect/>
+                    </a:stretch>
+                  </pic:blipFill>
+                  <pic:spPr>
+                    <a:xfrm>
+                      <a:off x="0" y="0"/>
+                      <a:ext cx="5731510" cy="3042109"/>
+                    </a:xfrm>
+                    <a:prstGeom prst="rect">
+                      <a:avLst/>
+                    </a:prstGeom>
+                  </pic:spPr>
+                </pic:pic>
+              </a:graphicData>
+            </a:graphic>
+          </wp:inline>
+        </w:drawing>
+      </w:r>
+    </w:p>
+    <w:p>
+      <w:pPr>
+        <w:rPr>
+          <w:rFonts w:cstheme="minorHAnsi"/>
+          <w:b/>
+          <w:bCs/>
+          <w:sz w:val="28"/>
+          <w:szCs w:val="28"/>
+        </w:rPr>
+      </w:pPr>
+      <w:r>
+        <w:rPr>
+          <w:rFonts w:cstheme="minorHAnsi"/>
+          <w:b/>
+          <w:bCs/>
+          <w:sz w:val="28"/>
+          <w:szCs w:val="28"/>
+        </w:rPr>
+        <w:t>Like this</w:t>
+      </w:r>
+    </w:p>
+    <w:p>
+      <w:pPr>
+        <w:rPr>
+          <w:rFonts w:cstheme="minorHAnsi"/>
+          <w:szCs w:val="22"/>
+        </w:rPr>
+      </w:pPr>
+      <w:r>
+        <w:rPr>
+          <w:rFonts w:cstheme="minorHAnsi"/>
+          <w:b/>
+          <w:bCs/>
+          <w:i/>
+          <w:iCs/>
+          <w:szCs w:val="22"/>
+        </w:rPr>
+        <w:t>S</w:t>
+      </w:r>
+      <w:r>
+        <w:rPr>
+          <w:rFonts w:cstheme="minorHAnsi"/>
+          <w:b/>
+          <w:bCs/>
+          <w:i/>
+          <w:iCs/>
+          <w:szCs w:val="22"/>
+        </w:rPr>
+        <w:t>tep 1 run these commands into the terminal:</w:t>
+      </w:r>
+    </w:p>
+    <w:p>
+      <w:pPr>
+        <w:rPr>
+          <w:rFonts w:cstheme="minorHAnsi"/>
+          <w:szCs w:val="22"/>
+        </w:rPr>
+      </w:pPr>
+      <w:r>
+        <w:rPr>
+          <w:rFonts w:cstheme="minorHAnsi"/>
+          <w:szCs w:val="22"/>
+        </w:rPr>
+        <w:t>1. Run the Command:</w:t>
+      </w:r>
+    </w:p>
+    <w:p>
+      <w:pPr>
+        <w:rPr>
+          <w:rFonts w:cstheme="minorHAnsi"/>
+          <w:szCs w:val="22"/>
+        </w:rPr>
+      </w:pPr>
+      <w:r>
+        <w:rPr>
+          <w:rFonts w:cstheme="minorHAnsi"/>
+          <w:szCs w:val="22"/>
+        </w:rPr>
+        <w:t>Execute `</w:t>
+      </w:r>
+      <w:proofErr w:type="spellStart"/>
+      <w:r>
+        <w:rPr>
+          <w:rFonts w:cstheme="minorHAnsi"/>
+          <w:szCs w:val="22"/>
+        </w:rPr>
+        <w:t>php</w:t>
+      </w:r>
+      <w:proofErr w:type="spellEnd"/>
+      <w:r>
+        <w:rPr>
+          <w:rFonts w:cstheme="minorHAnsi"/>
+          <w:szCs w:val="22"/>
+        </w:rPr>
+        <w:t xml:space="preserve"> artisan </w:t>
+      </w:r>
+      <w:proofErr w:type="spellStart"/>
+      <w:r>
+        <w:rPr>
+          <w:rFonts w:cstheme="minorHAnsi"/>
+          <w:szCs w:val="22"/>
+        </w:rPr>
+        <w:t>make</w:t>
+      </w:r>
+      <w:proofErr w:type="gramStart"/>
+      <w:r>
+        <w:rPr>
+          <w:rFonts w:cstheme="minorHAnsi"/>
+          <w:szCs w:val="22"/>
+        </w:rPr>
+        <w:t>:filament</w:t>
+      </w:r>
+      <w:proofErr w:type="gramEnd"/>
+      <w:r>
+        <w:rPr>
+          <w:rFonts w:cstheme="minorHAnsi"/>
+          <w:szCs w:val="22"/>
+        </w:rPr>
+        <w:t>-widget</w:t>
+      </w:r>
+      <w:proofErr w:type="spellEnd"/>
+      <w:r>
+        <w:rPr>
+          <w:rFonts w:cstheme="minorHAnsi"/>
+          <w:szCs w:val="22"/>
+        </w:rPr>
+        <w:t xml:space="preserve"> </w:t>
+      </w:r>
+      <w:proofErr w:type="spellStart"/>
+      <w:r>
+        <w:rPr>
+          <w:rFonts w:cstheme="minorHAnsi"/>
+          <w:szCs w:val="22"/>
+        </w:rPr>
+        <w:t>WidgetName</w:t>
+      </w:r>
+      <w:proofErr w:type="spellEnd"/>
+      <w:r>
+        <w:rPr>
+          <w:rFonts w:cstheme="minorHAnsi"/>
+          <w:szCs w:val="22"/>
+        </w:rPr>
+        <w:t>` in the terminal.</w:t>
+      </w:r>
+    </w:p>
+    <w:p>
+      <w:pPr>
+        <w:rPr>
+          <w:rFonts w:cstheme="minorHAnsi"/>
+          <w:szCs w:val="22"/>
+        </w:rPr>
+      </w:pPr>
+      <w:r>
+        <w:rPr>
+          <w:rFonts w:cstheme="minorHAnsi"/>
+          <w:szCs w:val="22"/>
+        </w:rPr>
+        <w:t>2. Select Type:</w:t>
+      </w:r>
+    </w:p>
+    <w:p>
+      <w:pPr>
+        <w:rPr>
+          <w:rFonts w:cstheme="minorHAnsi"/>
+          <w:szCs w:val="22"/>
+        </w:rPr>
+      </w:pPr>
+      <w:r>
+        <w:rPr>
+          <w:rFonts w:cstheme="minorHAnsi"/>
+          <w:szCs w:val="22"/>
+        </w:rPr>
+        <w:t>Choose the widget type (e.g., `Stats overview`, `Chart`, `Table`, or `Custom`).</w:t>
+      </w:r>
+    </w:p>
+    <w:p>
+      <w:pPr>
+        <w:rPr>
+          <w:rFonts w:cstheme="minorHAnsi"/>
+          <w:szCs w:val="22"/>
+        </w:rPr>
+      </w:pPr>
+      <w:r>
+        <w:rPr>
+          <w:rFonts w:cstheme="minorHAnsi"/>
+          <w:szCs w:val="22"/>
+        </w:rPr>
+        <w:t>3. Set Panel Scope:</w:t>
+      </w:r>
+    </w:p>
+    <w:p>
+      <w:pPr>
+        <w:rPr>
+          <w:rFonts w:cstheme="minorHAnsi"/>
+          <w:szCs w:val="22"/>
+        </w:rPr>
+      </w:pPr>
+      <w:r>
+        <w:rPr>
+          <w:rFonts w:cstheme="minorHAnsi"/>
+          <w:szCs w:val="22"/>
+        </w:rPr>
+        <w:t>Answer **yes** to create it in a specific panel (if prompted).</w:t>
+      </w:r>
+    </w:p>
+    <w:p>
+      <w:pPr>
+        <w:rPr>
+          <w:rFonts w:cstheme="minorHAnsi"/>
+          <w:szCs w:val="22"/>
+        </w:rPr>
+      </w:pPr>
+      <w:r>
+        <w:rPr>
+          <w:rFonts w:cstheme="minorHAnsi"/>
+          <w:szCs w:val="22"/>
+        </w:rPr>
+        <w:t>4. **Set Resource Scope</w:t>
+      </w:r>
+      <w:proofErr w:type="gramStart"/>
+      <w:r>
+        <w:rPr>
+          <w:rFonts w:cstheme="minorHAnsi"/>
+          <w:szCs w:val="22"/>
+        </w:rPr>
+        <w:t>:*</w:t>
+      </w:r>
+      <w:proofErr w:type="gramEnd"/>
+      <w:r>
+        <w:rPr>
+          <w:rFonts w:cstheme="minorHAnsi"/>
+          <w:szCs w:val="22"/>
+        </w:rPr>
+        <w:t>*</w:t>
+      </w:r>
+    </w:p>
+    <w:p>
+      <w:pPr>
+        <w:rPr>
+          <w:rFonts w:cstheme="minorHAnsi"/>
+          <w:szCs w:val="22"/>
+        </w:rPr>
+      </w:pPr>
+      <w:r>
+        <w:rPr>
+          <w:rFonts w:cstheme="minorHAnsi"/>
+          <w:szCs w:val="22"/>
+        </w:rPr>
+        <w:t>Answer **yes** to create it inside a resource, then select the target resource (e.g., `Users`).</w:t>
+      </w:r>
+    </w:p>
+    <w:p>
+      <w:pPr>
+        <w:rPr>
+          <w:rFonts w:cstheme="minorHAnsi"/>
+          <w:szCs w:val="22"/>
+        </w:rPr>
+      </w:pPr>
+      <w:r>
+        <w:rPr>
+          <w:rFonts w:cstheme="minorHAnsi"/>
+          <w:szCs w:val="22"/>
+        </w:rPr>
+        <w:t>5. **Confirm &amp; Finalize</w:t>
+      </w:r>
+      <w:proofErr w:type="gramStart"/>
+      <w:r>
+        <w:rPr>
+          <w:rFonts w:cstheme="minorHAnsi"/>
+          <w:szCs w:val="22"/>
+        </w:rPr>
+        <w:t>:*</w:t>
+      </w:r>
+      <w:proofErr w:type="gramEnd"/>
+      <w:r>
+        <w:rPr>
+          <w:rFonts w:cstheme="minorHAnsi"/>
+          <w:szCs w:val="22"/>
+        </w:rPr>
+        <w:t>*</w:t>
+      </w:r>
+    </w:p>
+    <w:p>
+      <w:pPr>
+        <w:rPr>
+          <w:rFonts w:cstheme="minorHAnsi"/>
+          <w:szCs w:val="22"/>
+        </w:rPr>
+      </w:pPr>
+      <w:r>
+        <w:rPr>
+          <w:rFonts w:cstheme="minorHAnsi"/>
+          <w:szCs w:val="22"/>
+        </w:rPr>
+        <w:t>Press **Enter** at the final prompt to generate the files and receive the success confirmation.</w:t>
+      </w:r>
+    </w:p>
+    <w:p>
+      <w:pPr>
+        <w:rPr>
+          <w:rFonts w:cstheme="minorHAnsi"/>
+          <w:szCs w:val="22"/>
+        </w:rPr>
+      </w:pPr>
+    </w:p>
+    <w:p>
+      <w:pPr>
+        <w:rPr>
+          <w:rFonts w:cstheme="minorHAnsi"/>
+          <w:szCs w:val="22"/>
+        </w:rPr>
+      </w:pPr>
+      <w:r>
+        <w:rPr>
+          <w:rFonts w:cstheme="minorHAnsi"/>
+          <w:szCs w:val="22"/>
+        </w:rPr>
+        <w:t>---</w:t>
+      </w:r>
+    </w:p>
+    <w:p>
+      <w:pPr>
+        <w:rPr>
+          <w:rFonts w:cstheme="minorHAnsi"/>
+          <w:szCs w:val="22"/>
+        </w:rPr>
+      </w:pPr>
+    </w:p>
+    <w:p>
+      <w:pPr>
+        <w:rPr>
+          <w:rFonts w:cstheme="minorHAnsi"/>
+          <w:szCs w:val="22"/>
+        </w:rPr>
+      </w:pPr>
+      <w:r>
+        <w:rPr>
+          <w:rFonts w:cstheme="minorHAnsi"/>
+          <w:szCs w:val="22"/>
+        </w:rPr>
+        <w:t>## Displaying the Widget (Code Integration)</w:t>
+      </w:r>
+    </w:p>
+    <w:p>
+      <w:pPr>
+        <w:rPr>
+          <w:rFonts w:cstheme="minorHAnsi"/>
+          <w:szCs w:val="22"/>
+        </w:rPr>
+      </w:pPr>
+    </w:p>
+    <w:p>
+      <w:pPr>
+        <w:rPr>
+          <w:rFonts w:cstheme="minorHAnsi"/>
+          <w:szCs w:val="22"/>
+        </w:rPr>
+      </w:pPr>
+      <w:r>
+        <w:rPr>
+          <w:rFonts w:cstheme="minorHAnsi"/>
+          <w:szCs w:val="22"/>
+        </w:rPr>
+        <w:lastRenderedPageBreak/>
+        <w:t>* **Step 1 (Logic):** Add query/data logic (like `User:</w:t>
+      </w:r>
+      <w:proofErr w:type="gramStart"/>
+      <w:r>
+        <w:rPr>
+          <w:rFonts w:cstheme="minorHAnsi"/>
+          <w:szCs w:val="22"/>
+        </w:rPr>
+        <w:t>:count</w:t>
+      </w:r>
+      <w:proofErr w:type="gramEnd"/>
+      <w:r>
+        <w:rPr>
+          <w:rFonts w:cstheme="minorHAnsi"/>
+          <w:szCs w:val="22"/>
+        </w:rPr>
+        <w:t>()`) inside the generated widget class's `</w:t>
+      </w:r>
+      <w:proofErr w:type="spellStart"/>
+      <w:r>
+        <w:rPr>
+          <w:rFonts w:cstheme="minorHAnsi"/>
+          <w:szCs w:val="22"/>
+        </w:rPr>
+        <w:t>getStats</w:t>
+      </w:r>
+      <w:proofErr w:type="spellEnd"/>
+      <w:r>
+        <w:rPr>
+          <w:rFonts w:cstheme="minorHAnsi"/>
+          <w:szCs w:val="22"/>
+        </w:rPr>
+        <w:t>()` or `</w:t>
+      </w:r>
+      <w:proofErr w:type="spellStart"/>
+      <w:r>
+        <w:rPr>
+          <w:rFonts w:cstheme="minorHAnsi"/>
+          <w:szCs w:val="22"/>
+        </w:rPr>
+        <w:t>getData</w:t>
+      </w:r>
+      <w:proofErr w:type="spellEnd"/>
+      <w:r>
+        <w:rPr>
+          <w:rFonts w:cstheme="minorHAnsi"/>
+          <w:szCs w:val="22"/>
+        </w:rPr>
+        <w:t>()` method.</w:t>
+      </w:r>
+    </w:p>
+    <w:p>
+      <w:pPr>
+        <w:rPr>
+          <w:rFonts w:cstheme="minorHAnsi"/>
+          <w:szCs w:val="22"/>
+        </w:rPr>
+      </w:pPr>
+      <w:r>
+        <w:rPr>
+          <w:rFonts w:cstheme="minorHAnsi"/>
+          <w:szCs w:val="22"/>
+        </w:rPr>
+        <w:t>* **Step 2 (Register):** Return the widget class inside the `</w:t>
+      </w:r>
+      <w:proofErr w:type="spellStart"/>
+      <w:proofErr w:type="gramStart"/>
+      <w:r>
+        <w:rPr>
+          <w:rFonts w:cstheme="minorHAnsi"/>
+          <w:szCs w:val="22"/>
+        </w:rPr>
+        <w:t>getWidgets</w:t>
+      </w:r>
+      <w:proofErr w:type="spellEnd"/>
+      <w:r>
+        <w:rPr>
+          <w:rFonts w:cstheme="minorHAnsi"/>
+          <w:szCs w:val="22"/>
+        </w:rPr>
+        <w:t>(</w:t>
+      </w:r>
+      <w:proofErr w:type="gramEnd"/>
+      <w:r>
+        <w:rPr>
+          <w:rFonts w:cstheme="minorHAnsi"/>
+          <w:szCs w:val="22"/>
+        </w:rPr>
+        <w:t>)` method of your main Resource file (e.g.</w:t>
+      </w:r>
+      <w:bookmarkStart w:id="0" w:name="_GoBack"/>
+      <w:r>
+        <w:rPr>
+          <w:rFonts w:cstheme="minorHAnsi"/>
+          <w:b/>
+          <w:bCs/>
+          <w:szCs w:val="22"/>
+        </w:rPr>
+        <w:t>, `</w:t>
+      </w:r>
+      <w:proofErr w:type="spellStart"/>
+      <w:r>
+        <w:rPr>
+          <w:rFonts w:cstheme="minorHAnsi"/>
+          <w:b/>
+          <w:bCs/>
+          <w:szCs w:val="22"/>
+        </w:rPr>
+        <w:t>UserResource.php</w:t>
+      </w:r>
+      <w:proofErr w:type="spellEnd"/>
+      <w:r>
+        <w:rPr>
+          <w:rFonts w:cstheme="minorHAnsi"/>
+          <w:b/>
+          <w:bCs/>
+          <w:szCs w:val="22"/>
+        </w:rPr>
+        <w:t>`).</w:t>
+      </w:r>
+      <w:bookmarkEnd w:id="0"/>
+    </w:p>
+    <w:p>
+      <w:pPr>
+        <w:rPr>
+          <w:rFonts w:cstheme="minorHAnsi"/>
+          <w:szCs w:val="22"/>
+        </w:rPr>
+      </w:pPr>
+      <w:r>
+        <w:rPr>
+          <w:rFonts w:cstheme="minorHAnsi"/>
+          <w:szCs w:val="22"/>
+        </w:rPr>
+        <w:t>* **Step 3 (Display):** Add the widget class to the `</w:t>
+      </w:r>
+      <w:proofErr w:type="spellStart"/>
+      <w:proofErr w:type="gramStart"/>
+      <w:r>
+        <w:rPr>
+          <w:rFonts w:cstheme="minorHAnsi"/>
+          <w:szCs w:val="22"/>
+        </w:rPr>
+        <w:t>getHeaderWidgets</w:t>
+      </w:r>
+      <w:proofErr w:type="spellEnd"/>
+      <w:r>
+        <w:rPr>
+          <w:rFonts w:cstheme="minorHAnsi"/>
+          <w:szCs w:val="22"/>
+        </w:rPr>
+        <w:t>(</w:t>
+      </w:r>
+      <w:proofErr w:type="gramEnd"/>
+      <w:r>
+        <w:rPr>
+          <w:rFonts w:cstheme="minorHAnsi"/>
+          <w:szCs w:val="22"/>
+        </w:rPr>
+        <w:t>)` or `</w:t>
+      </w:r>
+      <w:proofErr w:type="spellStart"/>
+      <w:r>
+        <w:rPr>
+          <w:rFonts w:cstheme="minorHAnsi"/>
+          <w:szCs w:val="22"/>
+        </w:rPr>
+        <w:t>getFooterWidgets</w:t>
+      </w:r>
+      <w:proofErr w:type="spellEnd"/>
+      <w:r>
+        <w:rPr>
+          <w:rFonts w:cstheme="minorHAnsi"/>
+          <w:szCs w:val="22"/>
+        </w:rPr>
+        <w:t>()` method of the resource page (e.g., `</w:t>
+      </w:r>
+      <w:proofErr w:type="spellStart"/>
+      <w:r>
+        <w:rPr>
+          <w:rFonts w:cstheme="minorHAnsi"/>
+          <w:b/>
+          <w:bCs/>
+          <w:szCs w:val="22"/>
+        </w:rPr>
+        <w:t>ListUsers.php</w:t>
+      </w:r>
+      <w:proofErr w:type="spellEnd"/>
+      <w:r>
+        <w:rPr>
+          <w:rFonts w:cstheme="minorHAnsi"/>
+          <w:szCs w:val="22"/>
+        </w:rPr>
+        <w:t xml:space="preserve">`) </w:t>
+      </w:r>
+      <w:r>
+        <w:rPr>
+          <w:rFonts w:cstheme="minorHAnsi"/>
+          <w:b/>
+          <w:bCs/>
+          <w:szCs w:val="22"/>
+        </w:rPr>
+        <w:t>where you want it to appear.</w:t>
+      </w:r>
+    </w:p>
+    <w:p>
+      <w:pPr>
+        <w:rPr>
+          <w:rFonts w:cstheme="minorHAnsi"/>
+          <w:szCs w:val="22"/>
+        </w:rPr>
+      </w:pPr>
     </w:p>
     <w:p>
       <w:pPr>

--- a/Filament/filament notes.docx
+++ b/Filament/filament notes.docx
@@ -4398,9 +4398,11 @@
           <w:sz w:val="28"/>
           <w:szCs w:val="28"/>
         </w:rPr>
-        <w:t xml:space="preserve">How to create </w:t>
-      </w:r>
-      <w:r>
+        <w:t>How to create a Resource-Specific Widget in Filament</w:t>
+      </w:r>
+    </w:p>
+    <w:p>
+      <w:pPr>
         <w:rPr>
           <w:rFonts w:cstheme="minorHAnsi"/>
           <w:b/>
@@ -4408,26 +4410,16 @@
           <w:sz w:val="28"/>
           <w:szCs w:val="28"/>
         </w:rPr>
-        <w:t>a Resource-Specific Widget in Filament</w:t>
-      </w:r>
-    </w:p>
-    <w:p>
-      <w:pPr>
-        <w:rPr>
-          <w:rFonts w:cstheme="minorHAnsi"/>
-          <w:b/>
-          <w:bCs/>
+      </w:pPr>
+      <w:r>
+        <w:rPr>
+          <w:rFonts w:cstheme="minorHAnsi"/>
+          <w:b/>
+          <w:bCs/>
+          <w:noProof/>
           <w:sz w:val="28"/>
           <w:szCs w:val="28"/>
-        </w:rPr>
-      </w:pPr>
-      <w:r>
-        <w:rPr>
-          <w:rFonts w:cstheme="minorHAnsi"/>
-          <w:b/>
-          <w:bCs/>
-          <w:sz w:val="28"/>
-          <w:szCs w:val="28"/>
+          <w:lang w:eastAsia="en-IN"/>
         </w:rPr>
         <w:lastRenderedPageBreak/>
         <w:drawing>
@@ -4921,7 +4913,6 @@
         </w:rPr>
         <w:t>)` method of your main Resource file (e.g.</w:t>
       </w:r>
-      <w:bookmarkStart w:id="0" w:name="_GoBack"/>
       <w:r>
         <w:rPr>
           <w:rFonts w:cstheme="minorHAnsi"/>
@@ -4951,12 +4942,13 @@
         </w:rPr>
         <w:t>`).</w:t>
       </w:r>
-      <w:bookmarkEnd w:id="0"/>
-    </w:p>
-    <w:p>
-      <w:pPr>
-        <w:rPr>
-          <w:rFonts w:cstheme="minorHAnsi"/>
+    </w:p>
+    <w:p>
+      <w:pPr>
+        <w:rPr>
+          <w:rFonts w:cstheme="minorHAnsi"/>
+          <w:b/>
+          <w:bCs/>
           <w:szCs w:val="22"/>
         </w:rPr>
       </w:pPr>
@@ -5034,6 +5026,1106 @@
           <w:szCs w:val="22"/>
         </w:rPr>
         <w:t>where you want it to appear.</w:t>
+      </w:r>
+    </w:p>
+    <w:p>
+      <w:pPr>
+        <w:rPr>
+          <w:rFonts w:cstheme="minorHAnsi"/>
+          <w:b/>
+          <w:bCs/>
+          <w:szCs w:val="22"/>
+        </w:rPr>
+      </w:pPr>
+    </w:p>
+    <w:p>
+      <w:pPr>
+        <w:rPr>
+          <w:rFonts w:cstheme="minorHAnsi"/>
+          <w:b/>
+          <w:bCs/>
+          <w:color w:val="FF0000"/>
+          <w:sz w:val="28"/>
+          <w:szCs w:val="28"/>
+          <w:u w:val="single"/>
+        </w:rPr>
+      </w:pPr>
+      <w:r>
+        <w:rPr>
+          <w:rFonts w:cstheme="minorHAnsi"/>
+          <w:b/>
+          <w:bCs/>
+          <w:color w:val="FF0000"/>
+          <w:sz w:val="28"/>
+          <w:szCs w:val="28"/>
+          <w:u w:val="single"/>
+        </w:rPr>
+        <w:t xml:space="preserve">How to Implement </w:t>
+      </w:r>
+      <w:proofErr w:type="spellStart"/>
+      <w:r>
+        <w:rPr>
+          <w:rFonts w:cstheme="minorHAnsi"/>
+          <w:b/>
+          <w:bCs/>
+          <w:color w:val="FF0000"/>
+          <w:sz w:val="28"/>
+          <w:szCs w:val="28"/>
+          <w:u w:val="single"/>
+        </w:rPr>
+        <w:t>Multi Tenant</w:t>
+      </w:r>
+      <w:proofErr w:type="spellEnd"/>
+      <w:r>
+        <w:rPr>
+          <w:rFonts w:cstheme="minorHAnsi"/>
+          <w:b/>
+          <w:bCs/>
+          <w:color w:val="FF0000"/>
+          <w:sz w:val="28"/>
+          <w:szCs w:val="28"/>
+          <w:u w:val="single"/>
+        </w:rPr>
+        <w:t xml:space="preserve"> panel:</w:t>
+      </w:r>
+    </w:p>
+    <w:p>
+      <w:pPr>
+        <w:rPr>
+          <w:rFonts w:cstheme="minorHAnsi"/>
+          <w:color w:val="FF0000"/>
+          <w:szCs w:val="22"/>
+          <w:u w:val="single"/>
+        </w:rPr>
+      </w:pPr>
+    </w:p>
+    <w:p>
+      <w:pPr>
+        <w:rPr>
+          <w:rFonts w:cstheme="minorHAnsi"/>
+          <w:szCs w:val="22"/>
+        </w:rPr>
+      </w:pPr>
+      <w:r>
+        <w:rPr>
+          <w:rFonts w:cstheme="minorHAnsi"/>
+          <w:szCs w:val="22"/>
+        </w:rPr>
+        <w:t>Multi-Tenancy Implementation in Filament</w:t>
+      </w:r>
+    </w:p>
+    <w:p>
+      <w:pPr>
+        <w:rPr>
+          <w:rFonts w:cstheme="minorHAnsi"/>
+          <w:b/>
+          <w:bCs/>
+          <w:szCs w:val="22"/>
+          <w:u w:val="single"/>
+        </w:rPr>
+      </w:pPr>
+      <w:r>
+        <w:rPr>
+          <w:rFonts w:cstheme="minorHAnsi"/>
+          <w:b/>
+          <w:bCs/>
+          <w:szCs w:val="22"/>
+          <w:u w:val="single"/>
+        </w:rPr>
+        <w:t>1. What is Multi-Tenancy here?</w:t>
+      </w:r>
+    </w:p>
+    <w:p>
+      <w:pPr>
+        <w:rPr>
+          <w:rFonts w:cstheme="minorHAnsi"/>
+          <w:szCs w:val="22"/>
+        </w:rPr>
+      </w:pPr>
+      <w:r>
+        <w:rPr>
+          <w:rFonts w:cstheme="minorHAnsi"/>
+          <w:szCs w:val="22"/>
+        </w:rPr>
+        <w:t>Instead of users seeing everyone's data, the application is split into separate accounts/groups called Teams (the Tenants).</w:t>
+      </w:r>
+    </w:p>
+    <w:p>
+      <w:pPr>
+        <w:rPr>
+          <w:rFonts w:cstheme="minorHAnsi"/>
+          <w:szCs w:val="22"/>
+        </w:rPr>
+      </w:pPr>
+      <w:r>
+        <w:rPr>
+          <w:rFonts w:cstheme="minorHAnsi"/>
+          <w:szCs w:val="22"/>
+        </w:rPr>
+        <w:t>A user can belong to multiple teams.</w:t>
+      </w:r>
+    </w:p>
+    <w:p>
+      <w:pPr>
+        <w:rPr>
+          <w:rFonts w:cstheme="minorHAnsi"/>
+          <w:szCs w:val="22"/>
+        </w:rPr>
+      </w:pPr>
+      <w:r>
+        <w:rPr>
+          <w:rFonts w:cstheme="minorHAnsi"/>
+          <w:szCs w:val="22"/>
+        </w:rPr>
+        <w:t>When a user logs in, they select a team, and they will only see posts, categories, and products belonging to that specific team.</w:t>
+      </w:r>
+    </w:p>
+    <w:p>
+      <w:pPr>
+        <w:rPr>
+          <w:rFonts w:cstheme="minorHAnsi"/>
+          <w:b/>
+          <w:bCs/>
+          <w:szCs w:val="22"/>
+          <w:u w:val="single"/>
+        </w:rPr>
+      </w:pPr>
+      <w:r>
+        <w:rPr>
+          <w:rFonts w:cstheme="minorHAnsi"/>
+          <w:b/>
+          <w:bCs/>
+          <w:szCs w:val="22"/>
+          <w:u w:val="single"/>
+        </w:rPr>
+        <w:t xml:space="preserve">2. How the Code is </w:t>
+      </w:r>
+      <w:proofErr w:type="gramStart"/>
+      <w:r>
+        <w:rPr>
+          <w:rFonts w:cstheme="minorHAnsi"/>
+          <w:b/>
+          <w:bCs/>
+          <w:szCs w:val="22"/>
+          <w:u w:val="single"/>
+        </w:rPr>
+        <w:t>Structured</w:t>
+      </w:r>
+      <w:proofErr w:type="gramEnd"/>
+    </w:p>
+    <w:p>
+      <w:pPr>
+        <w:rPr>
+          <w:rFonts w:cstheme="minorHAnsi"/>
+          <w:b/>
+          <w:bCs/>
+          <w:szCs w:val="22"/>
+        </w:rPr>
+      </w:pPr>
+      <w:r>
+        <w:rPr>
+          <w:rFonts w:cstheme="minorHAnsi"/>
+          <w:szCs w:val="22"/>
+        </w:rPr>
+        <w:t xml:space="preserve"> </w:t>
+      </w:r>
+      <w:r>
+        <w:rPr>
+          <w:rFonts w:cstheme="minorHAnsi"/>
+          <w:b/>
+          <w:bCs/>
+          <w:szCs w:val="22"/>
+        </w:rPr>
+        <w:t>A. Enabling Tenancy in the Panel</w:t>
+      </w:r>
+    </w:p>
+    <w:p>
+      <w:pPr>
+        <w:rPr>
+          <w:rFonts w:cstheme="minorHAnsi"/>
+          <w:szCs w:val="22"/>
+        </w:rPr>
+      </w:pPr>
+      <w:r>
+        <w:rPr>
+          <w:rFonts w:cstheme="minorHAnsi"/>
+          <w:szCs w:val="22"/>
+        </w:rPr>
+        <w:t xml:space="preserve">In </w:t>
+      </w:r>
+      <w:proofErr w:type="spellStart"/>
+      <w:r>
+        <w:rPr>
+          <w:rFonts w:cstheme="minorHAnsi"/>
+          <w:szCs w:val="22"/>
+        </w:rPr>
+        <w:t>UserPanelProvider.php</w:t>
+      </w:r>
+      <w:proofErr w:type="spellEnd"/>
+    </w:p>
+    <w:p>
+      <w:pPr>
+        <w:rPr>
+          <w:rFonts w:cstheme="minorHAnsi"/>
+          <w:szCs w:val="22"/>
+        </w:rPr>
+      </w:pPr>
+      <w:r>
+        <w:rPr>
+          <w:rFonts w:cstheme="minorHAnsi"/>
+          <w:szCs w:val="22"/>
+        </w:rPr>
+        <w:t>, we register the tenant model and its registration page:</w:t>
+      </w:r>
+    </w:p>
+    <w:p>
+      <w:pPr>
+        <w:rPr>
+          <w:rFonts w:cstheme="minorHAnsi"/>
+          <w:b/>
+          <w:bCs/>
+          <w:color w:val="548DD4" w:themeColor="text2" w:themeTint="99"/>
+          <w:szCs w:val="22"/>
+        </w:rPr>
+      </w:pPr>
+      <w:proofErr w:type="spellStart"/>
+      <w:proofErr w:type="gramStart"/>
+      <w:r>
+        <w:rPr>
+          <w:rFonts w:cstheme="minorHAnsi"/>
+          <w:b/>
+          <w:bCs/>
+          <w:color w:val="548DD4" w:themeColor="text2" w:themeTint="99"/>
+          <w:szCs w:val="22"/>
+        </w:rPr>
+        <w:t>php</w:t>
+      </w:r>
+      <w:proofErr w:type="spellEnd"/>
+      <w:proofErr w:type="gramEnd"/>
+    </w:p>
+    <w:p>
+      <w:pPr>
+        <w:rPr>
+          <w:rFonts w:cstheme="minorHAnsi"/>
+          <w:b/>
+          <w:bCs/>
+          <w:color w:val="548DD4" w:themeColor="text2" w:themeTint="99"/>
+          <w:szCs w:val="22"/>
+        </w:rPr>
+      </w:pPr>
+      <w:r>
+        <w:rPr>
+          <w:rFonts w:cstheme="minorHAnsi"/>
+          <w:b/>
+          <w:bCs/>
+          <w:color w:val="548DD4" w:themeColor="text2" w:themeTint="99"/>
+          <w:szCs w:val="22"/>
+        </w:rPr>
+        <w:t>-&gt;</w:t>
+      </w:r>
+      <w:proofErr w:type="gramStart"/>
+      <w:r>
+        <w:rPr>
+          <w:rFonts w:cstheme="minorHAnsi"/>
+          <w:b/>
+          <w:bCs/>
+          <w:color w:val="548DD4" w:themeColor="text2" w:themeTint="99"/>
+          <w:szCs w:val="22"/>
+        </w:rPr>
+        <w:t>tenant(</w:t>
+      </w:r>
+      <w:proofErr w:type="gramEnd"/>
+      <w:r>
+        <w:rPr>
+          <w:rFonts w:cstheme="minorHAnsi"/>
+          <w:b/>
+          <w:bCs/>
+          <w:color w:val="548DD4" w:themeColor="text2" w:themeTint="99"/>
+          <w:szCs w:val="22"/>
+        </w:rPr>
+        <w:t>Team::class)</w:t>
+      </w:r>
+    </w:p>
+    <w:p>
+      <w:pPr>
+        <w:rPr>
+          <w:rFonts w:cstheme="minorHAnsi"/>
+          <w:b/>
+          <w:bCs/>
+          <w:color w:val="548DD4" w:themeColor="text2" w:themeTint="99"/>
+          <w:szCs w:val="22"/>
+        </w:rPr>
+      </w:pPr>
+      <w:r>
+        <w:rPr>
+          <w:rFonts w:cstheme="minorHAnsi"/>
+          <w:b/>
+          <w:bCs/>
+          <w:color w:val="548DD4" w:themeColor="text2" w:themeTint="99"/>
+          <w:szCs w:val="22"/>
+        </w:rPr>
+        <w:t>-&gt;</w:t>
+      </w:r>
+      <w:proofErr w:type="spellStart"/>
+      <w:proofErr w:type="gramStart"/>
+      <w:r>
+        <w:rPr>
+          <w:rFonts w:cstheme="minorHAnsi"/>
+          <w:b/>
+          <w:bCs/>
+          <w:color w:val="548DD4" w:themeColor="text2" w:themeTint="99"/>
+          <w:szCs w:val="22"/>
+        </w:rPr>
+        <w:t>tenantRegistration</w:t>
+      </w:r>
+      <w:proofErr w:type="spellEnd"/>
+      <w:r>
+        <w:rPr>
+          <w:rFonts w:cstheme="minorHAnsi"/>
+          <w:b/>
+          <w:bCs/>
+          <w:color w:val="548DD4" w:themeColor="text2" w:themeTint="99"/>
+          <w:szCs w:val="22"/>
+        </w:rPr>
+        <w:t>(</w:t>
+      </w:r>
+      <w:proofErr w:type="spellStart"/>
+      <w:proofErr w:type="gramEnd"/>
+      <w:r>
+        <w:rPr>
+          <w:rFonts w:cstheme="minorHAnsi"/>
+          <w:b/>
+          <w:bCs/>
+          <w:color w:val="548DD4" w:themeColor="text2" w:themeTint="99"/>
+          <w:szCs w:val="22"/>
+        </w:rPr>
+        <w:t>RegisterTeam</w:t>
+      </w:r>
+      <w:proofErr w:type="spellEnd"/>
+      <w:r>
+        <w:rPr>
+          <w:rFonts w:cstheme="minorHAnsi"/>
+          <w:b/>
+          <w:bCs/>
+          <w:color w:val="548DD4" w:themeColor="text2" w:themeTint="99"/>
+          <w:szCs w:val="22"/>
+        </w:rPr>
+        <w:t>::class)</w:t>
+      </w:r>
+    </w:p>
+    <w:p>
+      <w:pPr>
+        <w:rPr>
+          <w:rFonts w:cstheme="minorHAnsi"/>
+          <w:b/>
+          <w:bCs/>
+          <w:szCs w:val="22"/>
+          <w:u w:val="single"/>
+        </w:rPr>
+      </w:pPr>
+      <w:r>
+        <w:rPr>
+          <w:rFonts w:cstheme="minorHAnsi"/>
+          <w:b/>
+          <w:bCs/>
+          <w:szCs w:val="22"/>
+          <w:u w:val="single"/>
+        </w:rPr>
+        <w:t xml:space="preserve"> B. Connecting Users to Teams</w:t>
+      </w:r>
+    </w:p>
+    <w:p>
+      <w:pPr>
+        <w:rPr>
+          <w:rFonts w:cstheme="minorHAnsi"/>
+          <w:szCs w:val="22"/>
+        </w:rPr>
+      </w:pPr>
+      <w:r>
+        <w:rPr>
+          <w:rFonts w:cstheme="minorHAnsi"/>
+          <w:szCs w:val="22"/>
+        </w:rPr>
+        <w:t xml:space="preserve">In the </w:t>
+      </w:r>
+      <w:proofErr w:type="spellStart"/>
+      <w:r>
+        <w:rPr>
+          <w:rFonts w:cstheme="minorHAnsi"/>
+          <w:szCs w:val="22"/>
+        </w:rPr>
+        <w:t>User.php</w:t>
+      </w:r>
+      <w:proofErr w:type="spellEnd"/>
+    </w:p>
+    <w:p>
+      <w:pPr>
+        <w:rPr>
+          <w:rFonts w:cstheme="minorHAnsi"/>
+          <w:szCs w:val="22"/>
+        </w:rPr>
+      </w:pPr>
+      <w:proofErr w:type="gramStart"/>
+      <w:r>
+        <w:rPr>
+          <w:rFonts w:cstheme="minorHAnsi"/>
+          <w:szCs w:val="22"/>
+        </w:rPr>
+        <w:t>model</w:t>
+      </w:r>
+      <w:proofErr w:type="gramEnd"/>
+      <w:r>
+        <w:rPr>
+          <w:rFonts w:cstheme="minorHAnsi"/>
+          <w:szCs w:val="22"/>
+        </w:rPr>
+        <w:t xml:space="preserve">, we implement Filament's </w:t>
+      </w:r>
+      <w:proofErr w:type="spellStart"/>
+      <w:r>
+        <w:rPr>
+          <w:rFonts w:cstheme="minorHAnsi"/>
+          <w:b/>
+          <w:bCs/>
+          <w:color w:val="548DD4" w:themeColor="text2" w:themeTint="99"/>
+          <w:szCs w:val="22"/>
+        </w:rPr>
+        <w:t>HasTenants</w:t>
+      </w:r>
+      <w:proofErr w:type="spellEnd"/>
+      <w:r>
+        <w:rPr>
+          <w:rFonts w:cstheme="minorHAnsi"/>
+          <w:szCs w:val="22"/>
+        </w:rPr>
+        <w:t xml:space="preserve"> contract:</w:t>
+      </w:r>
+    </w:p>
+    <w:p>
+      <w:pPr>
+        <w:rPr>
+          <w:rFonts w:cstheme="minorHAnsi"/>
+          <w:szCs w:val="22"/>
+        </w:rPr>
+      </w:pPr>
+    </w:p>
+    <w:p>
+      <w:pPr>
+        <w:rPr>
+          <w:rFonts w:cstheme="minorHAnsi"/>
+          <w:szCs w:val="22"/>
+        </w:rPr>
+      </w:pPr>
+      <w:proofErr w:type="gramStart"/>
+      <w:r>
+        <w:rPr>
+          <w:rFonts w:cstheme="minorHAnsi"/>
+          <w:b/>
+          <w:bCs/>
+          <w:color w:val="548DD4" w:themeColor="text2" w:themeTint="99"/>
+          <w:szCs w:val="22"/>
+        </w:rPr>
+        <w:t>teams(</w:t>
+      </w:r>
+      <w:proofErr w:type="gramEnd"/>
+      <w:r>
+        <w:rPr>
+          <w:rFonts w:cstheme="minorHAnsi"/>
+          <w:b/>
+          <w:bCs/>
+          <w:color w:val="548DD4" w:themeColor="text2" w:themeTint="99"/>
+          <w:szCs w:val="22"/>
+        </w:rPr>
+        <w:t>):</w:t>
+      </w:r>
+      <w:r>
+        <w:rPr>
+          <w:rFonts w:cstheme="minorHAnsi"/>
+          <w:color w:val="548DD4" w:themeColor="text2" w:themeTint="99"/>
+          <w:szCs w:val="22"/>
+        </w:rPr>
+        <w:t xml:space="preserve"> </w:t>
+      </w:r>
+      <w:r>
+        <w:rPr>
+          <w:rFonts w:cstheme="minorHAnsi"/>
+          <w:szCs w:val="22"/>
+        </w:rPr>
+        <w:t>A Many-to-Many relationship (a user can belong to multiple teams).</w:t>
+      </w:r>
+    </w:p>
+    <w:p>
+      <w:pPr>
+        <w:rPr>
+          <w:rFonts w:cstheme="minorHAnsi"/>
+          <w:szCs w:val="22"/>
+        </w:rPr>
+      </w:pPr>
+      <w:proofErr w:type="spellStart"/>
+      <w:proofErr w:type="gramStart"/>
+      <w:r>
+        <w:rPr>
+          <w:rFonts w:cstheme="minorHAnsi"/>
+          <w:b/>
+          <w:bCs/>
+          <w:color w:val="548DD4" w:themeColor="text2" w:themeTint="99"/>
+          <w:szCs w:val="22"/>
+        </w:rPr>
+        <w:t>getTenants</w:t>
+      </w:r>
+      <w:proofErr w:type="spellEnd"/>
+      <w:r>
+        <w:rPr>
+          <w:rFonts w:cstheme="minorHAnsi"/>
+          <w:b/>
+          <w:bCs/>
+          <w:color w:val="548DD4" w:themeColor="text2" w:themeTint="99"/>
+          <w:szCs w:val="22"/>
+        </w:rPr>
+        <w:t>(</w:t>
+      </w:r>
+      <w:proofErr w:type="gramEnd"/>
+      <w:r>
+        <w:rPr>
+          <w:rFonts w:cstheme="minorHAnsi"/>
+          <w:b/>
+          <w:bCs/>
+          <w:color w:val="548DD4" w:themeColor="text2" w:themeTint="99"/>
+          <w:szCs w:val="22"/>
+        </w:rPr>
+        <w:t>):</w:t>
+      </w:r>
+      <w:r>
+        <w:rPr>
+          <w:rFonts w:cstheme="minorHAnsi"/>
+          <w:color w:val="548DD4" w:themeColor="text2" w:themeTint="99"/>
+          <w:szCs w:val="22"/>
+        </w:rPr>
+        <w:t xml:space="preserve"> </w:t>
+      </w:r>
+      <w:r>
+        <w:rPr>
+          <w:rFonts w:cstheme="minorHAnsi"/>
+          <w:szCs w:val="22"/>
+        </w:rPr>
+        <w:t>Tells Filament which teams belong to this user.</w:t>
+      </w:r>
+    </w:p>
+    <w:p>
+      <w:pPr>
+        <w:rPr>
+          <w:rFonts w:cstheme="minorHAnsi"/>
+          <w:szCs w:val="22"/>
+        </w:rPr>
+      </w:pPr>
+      <w:proofErr w:type="spellStart"/>
+      <w:proofErr w:type="gramStart"/>
+      <w:r>
+        <w:rPr>
+          <w:rFonts w:cstheme="minorHAnsi"/>
+          <w:b/>
+          <w:bCs/>
+          <w:color w:val="548DD4" w:themeColor="text2" w:themeTint="99"/>
+          <w:szCs w:val="22"/>
+        </w:rPr>
+        <w:lastRenderedPageBreak/>
+        <w:t>canAccessTenant</w:t>
+      </w:r>
+      <w:proofErr w:type="spellEnd"/>
+      <w:r>
+        <w:rPr>
+          <w:rFonts w:cstheme="minorHAnsi"/>
+          <w:b/>
+          <w:bCs/>
+          <w:color w:val="548DD4" w:themeColor="text2" w:themeTint="99"/>
+          <w:szCs w:val="22"/>
+        </w:rPr>
+        <w:t>(</w:t>
+      </w:r>
+      <w:proofErr w:type="gramEnd"/>
+      <w:r>
+        <w:rPr>
+          <w:rFonts w:cstheme="minorHAnsi"/>
+          <w:b/>
+          <w:bCs/>
+          <w:color w:val="548DD4" w:themeColor="text2" w:themeTint="99"/>
+          <w:szCs w:val="22"/>
+        </w:rPr>
+        <w:t>):</w:t>
+      </w:r>
+      <w:r>
+        <w:rPr>
+          <w:rFonts w:cstheme="minorHAnsi"/>
+          <w:color w:val="548DD4" w:themeColor="text2" w:themeTint="99"/>
+          <w:szCs w:val="22"/>
+        </w:rPr>
+        <w:t xml:space="preserve"> </w:t>
+      </w:r>
+      <w:r>
+        <w:rPr>
+          <w:rFonts w:cstheme="minorHAnsi"/>
+          <w:szCs w:val="22"/>
+        </w:rPr>
+        <w:t>A security check to ensure a user can only enter a team they are actually a member of.</w:t>
+      </w:r>
+    </w:p>
+    <w:p>
+      <w:pPr>
+        <w:rPr>
+          <w:rFonts w:cstheme="minorHAnsi"/>
+          <w:b/>
+          <w:bCs/>
+          <w:szCs w:val="22"/>
+        </w:rPr>
+      </w:pPr>
+      <w:r>
+        <w:rPr>
+          <w:rFonts w:cstheme="minorHAnsi"/>
+          <w:b/>
+          <w:bCs/>
+          <w:szCs w:val="22"/>
+        </w:rPr>
+        <w:t>C. Connecting Resources to Teams</w:t>
+      </w:r>
+    </w:p>
+    <w:p>
+      <w:pPr>
+        <w:rPr>
+          <w:rFonts w:cstheme="minorHAnsi"/>
+          <w:szCs w:val="22"/>
+        </w:rPr>
+      </w:pPr>
+      <w:r>
+        <w:rPr>
+          <w:rFonts w:cstheme="minorHAnsi"/>
+          <w:szCs w:val="22"/>
+        </w:rPr>
+        <w:t xml:space="preserve">The </w:t>
+      </w:r>
+      <w:proofErr w:type="spellStart"/>
+      <w:r>
+        <w:rPr>
+          <w:rFonts w:cstheme="minorHAnsi"/>
+          <w:szCs w:val="22"/>
+        </w:rPr>
+        <w:t>Team.php</w:t>
+      </w:r>
+      <w:proofErr w:type="spellEnd"/>
+    </w:p>
+    <w:p>
+      <w:pPr>
+        <w:rPr>
+          <w:rFonts w:cstheme="minorHAnsi"/>
+          <w:b/>
+          <w:bCs/>
+          <w:szCs w:val="22"/>
+        </w:rPr>
+      </w:pPr>
+      <w:proofErr w:type="gramStart"/>
+      <w:r>
+        <w:rPr>
+          <w:rFonts w:cstheme="minorHAnsi"/>
+          <w:b/>
+          <w:bCs/>
+          <w:szCs w:val="22"/>
+        </w:rPr>
+        <w:t>model</w:t>
+      </w:r>
+      <w:proofErr w:type="gramEnd"/>
+      <w:r>
+        <w:rPr>
+          <w:rFonts w:cstheme="minorHAnsi"/>
+          <w:b/>
+          <w:bCs/>
+          <w:szCs w:val="22"/>
+        </w:rPr>
+        <w:t xml:space="preserve"> has a One-to-Many relationship with models like post, Category, and product.</w:t>
+      </w:r>
+    </w:p>
+    <w:p>
+      <w:pPr>
+        <w:rPr>
+          <w:rFonts w:cstheme="minorHAnsi"/>
+          <w:szCs w:val="22"/>
+        </w:rPr>
+      </w:pPr>
+      <w:r>
+        <w:rPr>
+          <w:rFonts w:cstheme="minorHAnsi"/>
+          <w:szCs w:val="22"/>
+        </w:rPr>
+        <w:t xml:space="preserve">Each resource table (like posts) has a </w:t>
+      </w:r>
+      <w:proofErr w:type="spellStart"/>
+      <w:r>
+        <w:rPr>
+          <w:rFonts w:cstheme="minorHAnsi"/>
+          <w:b/>
+          <w:bCs/>
+          <w:szCs w:val="22"/>
+        </w:rPr>
+        <w:t>team_id</w:t>
+      </w:r>
+      <w:proofErr w:type="spellEnd"/>
+      <w:r>
+        <w:rPr>
+          <w:rFonts w:cstheme="minorHAnsi"/>
+          <w:szCs w:val="22"/>
+        </w:rPr>
+        <w:t xml:space="preserve"> column.</w:t>
+      </w:r>
+    </w:p>
+    <w:p>
+      <w:pPr>
+        <w:rPr>
+          <w:rFonts w:cstheme="minorHAnsi"/>
+          <w:szCs w:val="22"/>
+        </w:rPr>
+      </w:pPr>
+      <w:r>
+        <w:rPr>
+          <w:rFonts w:cstheme="minorHAnsi"/>
+          <w:szCs w:val="22"/>
+        </w:rPr>
+        <w:t xml:space="preserve">Inside models (e.g., </w:t>
+      </w:r>
+      <w:proofErr w:type="spellStart"/>
+      <w:r>
+        <w:rPr>
+          <w:rFonts w:cstheme="minorHAnsi"/>
+          <w:szCs w:val="22"/>
+        </w:rPr>
+        <w:t>post.php</w:t>
+      </w:r>
+      <w:proofErr w:type="spellEnd"/>
+    </w:p>
+    <w:p>
+      <w:pPr>
+        <w:rPr>
+          <w:rFonts w:cstheme="minorHAnsi"/>
+          <w:szCs w:val="22"/>
+        </w:rPr>
+      </w:pPr>
+      <w:r>
+        <w:rPr>
+          <w:rFonts w:cstheme="minorHAnsi"/>
+          <w:szCs w:val="22"/>
+        </w:rPr>
+        <w:t xml:space="preserve">), we define </w:t>
+      </w:r>
+      <w:proofErr w:type="spellStart"/>
+      <w:proofErr w:type="gramStart"/>
+      <w:r>
+        <w:rPr>
+          <w:rFonts w:cstheme="minorHAnsi"/>
+          <w:b/>
+          <w:bCs/>
+          <w:color w:val="548DD4" w:themeColor="text2" w:themeTint="99"/>
+          <w:szCs w:val="22"/>
+        </w:rPr>
+        <w:t>belongsTo</w:t>
+      </w:r>
+      <w:proofErr w:type="spellEnd"/>
+      <w:r>
+        <w:rPr>
+          <w:rFonts w:cstheme="minorHAnsi"/>
+          <w:b/>
+          <w:bCs/>
+          <w:color w:val="548DD4" w:themeColor="text2" w:themeTint="99"/>
+          <w:szCs w:val="22"/>
+        </w:rPr>
+        <w:t>(</w:t>
+      </w:r>
+      <w:proofErr w:type="gramEnd"/>
+      <w:r>
+        <w:rPr>
+          <w:rFonts w:cstheme="minorHAnsi"/>
+          <w:b/>
+          <w:bCs/>
+          <w:color w:val="548DD4" w:themeColor="text2" w:themeTint="99"/>
+          <w:szCs w:val="22"/>
+        </w:rPr>
+        <w:t>Team::class).</w:t>
+      </w:r>
+    </w:p>
+    <w:p>
+      <w:pPr>
+        <w:rPr>
+          <w:rFonts w:cstheme="minorHAnsi"/>
+          <w:b/>
+          <w:bCs/>
+          <w:szCs w:val="22"/>
+          <w:u w:val="single"/>
+        </w:rPr>
+      </w:pPr>
+      <w:r>
+        <w:rPr>
+          <w:rFonts w:cstheme="minorHAnsi"/>
+          <w:b/>
+          <w:bCs/>
+          <w:szCs w:val="22"/>
+          <w:u w:val="single"/>
+        </w:rPr>
+        <w:t xml:space="preserve"> D. Registering New Teams</w:t>
+      </w:r>
+      <w:bookmarkStart w:id="0" w:name="_GoBack"/>
+      <w:bookmarkEnd w:id="0"/>
+    </w:p>
+    <w:p>
+      <w:pPr>
+        <w:rPr>
+          <w:rFonts w:cstheme="minorHAnsi"/>
+          <w:szCs w:val="22"/>
+        </w:rPr>
+      </w:pPr>
+      <w:r>
+        <w:rPr>
+          <w:rFonts w:cstheme="minorHAnsi"/>
+          <w:szCs w:val="22"/>
+        </w:rPr>
+        <w:t xml:space="preserve">In </w:t>
+      </w:r>
+      <w:proofErr w:type="spellStart"/>
+      <w:r>
+        <w:rPr>
+          <w:rFonts w:cstheme="minorHAnsi"/>
+          <w:szCs w:val="22"/>
+        </w:rPr>
+        <w:t>RegisterTeam.php</w:t>
+      </w:r>
+      <w:proofErr w:type="spellEnd"/>
+    </w:p>
+    <w:p>
+      <w:pPr>
+        <w:rPr>
+          <w:rFonts w:cstheme="minorHAnsi"/>
+          <w:szCs w:val="22"/>
+        </w:rPr>
+      </w:pPr>
+    </w:p>
+    <w:p>
+      <w:pPr>
+        <w:rPr>
+          <w:rFonts w:cstheme="minorHAnsi"/>
+          <w:szCs w:val="22"/>
+        </w:rPr>
+      </w:pPr>
+      <w:r>
+        <w:rPr>
+          <w:rFonts w:cstheme="minorHAnsi"/>
+          <w:szCs w:val="22"/>
+        </w:rPr>
+        <w:t>A new team is saved with a name and slug.</w:t>
+      </w:r>
+    </w:p>
+    <w:p>
+      <w:pPr>
+        <w:rPr>
+          <w:rFonts w:cstheme="minorHAnsi"/>
+          <w:b/>
+          <w:bCs/>
+          <w:color w:val="548DD4" w:themeColor="text2" w:themeTint="99"/>
+          <w:szCs w:val="22"/>
+        </w:rPr>
+      </w:pPr>
+      <w:r>
+        <w:rPr>
+          <w:rFonts w:cstheme="minorHAnsi"/>
+          <w:szCs w:val="22"/>
+        </w:rPr>
+        <w:t xml:space="preserve">The logged-in user is automatically linked to the new team using: </w:t>
+      </w:r>
+      <w:r>
+        <w:rPr>
+          <w:rFonts w:cstheme="minorHAnsi"/>
+          <w:b/>
+          <w:bCs/>
+          <w:color w:val="548DD4" w:themeColor="text2" w:themeTint="99"/>
+          <w:szCs w:val="22"/>
+        </w:rPr>
+        <w:t>$team-&gt;</w:t>
+      </w:r>
+      <w:proofErr w:type="gramStart"/>
+      <w:r>
+        <w:rPr>
+          <w:rFonts w:cstheme="minorHAnsi"/>
+          <w:b/>
+          <w:bCs/>
+          <w:color w:val="548DD4" w:themeColor="text2" w:themeTint="99"/>
+          <w:szCs w:val="22"/>
+        </w:rPr>
+        <w:t>members(</w:t>
+      </w:r>
+      <w:proofErr w:type="gramEnd"/>
+      <w:r>
+        <w:rPr>
+          <w:rFonts w:cstheme="minorHAnsi"/>
+          <w:b/>
+          <w:bCs/>
+          <w:color w:val="548DD4" w:themeColor="text2" w:themeTint="99"/>
+          <w:szCs w:val="22"/>
+        </w:rPr>
+        <w:t>)-&gt;attach(</w:t>
+      </w:r>
+      <w:proofErr w:type="spellStart"/>
+      <w:r>
+        <w:rPr>
+          <w:rFonts w:cstheme="minorHAnsi"/>
+          <w:b/>
+          <w:bCs/>
+          <w:color w:val="548DD4" w:themeColor="text2" w:themeTint="99"/>
+          <w:szCs w:val="22"/>
+        </w:rPr>
+        <w:t>auth</w:t>
+      </w:r>
+      <w:proofErr w:type="spellEnd"/>
+      <w:r>
+        <w:rPr>
+          <w:rFonts w:cstheme="minorHAnsi"/>
+          <w:b/>
+          <w:bCs/>
+          <w:color w:val="548DD4" w:themeColor="text2" w:themeTint="99"/>
+          <w:szCs w:val="22"/>
+        </w:rPr>
+        <w:t>()-&gt;user());</w:t>
+      </w:r>
+    </w:p>
+    <w:p>
+      <w:pPr>
+        <w:rPr>
+          <w:rFonts w:cstheme="minorHAnsi"/>
+          <w:b/>
+          <w:bCs/>
+          <w:szCs w:val="22"/>
+        </w:rPr>
+      </w:pPr>
+      <w:r>
+        <w:rPr>
+          <w:rFonts w:cstheme="minorHAnsi"/>
+          <w:b/>
+          <w:bCs/>
+          <w:szCs w:val="22"/>
+        </w:rPr>
+        <w:t xml:space="preserve">3. How Filament handles this automatically </w:t>
+      </w:r>
+    </w:p>
+    <w:p>
+      <w:pPr>
+        <w:rPr>
+          <w:rFonts w:cstheme="minorHAnsi"/>
+          <w:szCs w:val="22"/>
+        </w:rPr>
+      </w:pPr>
+      <w:r>
+        <w:rPr>
+          <w:rFonts w:cstheme="minorHAnsi"/>
+          <w:szCs w:val="22"/>
+        </w:rPr>
+        <w:t>Once configured, Filament does two magic things behind the scenes:</w:t>
+      </w:r>
+    </w:p>
+    <w:p>
+      <w:pPr>
+        <w:rPr>
+          <w:rFonts w:cstheme="minorHAnsi"/>
+          <w:szCs w:val="22"/>
+        </w:rPr>
+      </w:pPr>
+    </w:p>
+    <w:p>
+      <w:pPr>
+        <w:rPr>
+          <w:rFonts w:cstheme="minorHAnsi"/>
+          <w:szCs w:val="22"/>
+        </w:rPr>
+      </w:pPr>
+      <w:r>
+        <w:rPr>
+          <w:rFonts w:cstheme="minorHAnsi"/>
+          <w:b/>
+          <w:bCs/>
+          <w:szCs w:val="22"/>
+        </w:rPr>
+        <w:t>Automatic Scoping:</w:t>
+      </w:r>
+      <w:r>
+        <w:rPr>
+          <w:rFonts w:cstheme="minorHAnsi"/>
+          <w:szCs w:val="22"/>
+        </w:rPr>
+        <w:t xml:space="preserve"> When viewing, editing, or deleting posts/categories/products in the User panel, Filament automatically appends WHERE </w:t>
+      </w:r>
+      <w:proofErr w:type="spellStart"/>
+      <w:r>
+        <w:rPr>
+          <w:rFonts w:cstheme="minorHAnsi"/>
+          <w:szCs w:val="22"/>
+        </w:rPr>
+        <w:t>team_id</w:t>
+      </w:r>
+      <w:proofErr w:type="spellEnd"/>
+      <w:r>
+        <w:rPr>
+          <w:rFonts w:cstheme="minorHAnsi"/>
+          <w:szCs w:val="22"/>
+        </w:rPr>
+        <w:t xml:space="preserve"> = </w:t>
+      </w:r>
+      <w:proofErr w:type="spellStart"/>
+      <w:r>
+        <w:rPr>
+          <w:rFonts w:cstheme="minorHAnsi"/>
+          <w:szCs w:val="22"/>
+        </w:rPr>
+        <w:t>current_team_id</w:t>
+      </w:r>
+      <w:proofErr w:type="spellEnd"/>
+      <w:r>
+        <w:rPr>
+          <w:rFonts w:cstheme="minorHAnsi"/>
+          <w:szCs w:val="22"/>
+        </w:rPr>
+        <w:t xml:space="preserve"> to database queries.</w:t>
+      </w:r>
+    </w:p>
+    <w:p>
+      <w:pPr>
+        <w:rPr>
+          <w:rFonts w:cstheme="minorHAnsi"/>
+          <w:szCs w:val="22"/>
+        </w:rPr>
+      </w:pPr>
+      <w:r>
+        <w:rPr>
+          <w:rFonts w:cstheme="minorHAnsi"/>
+          <w:b/>
+          <w:bCs/>
+          <w:szCs w:val="22"/>
+        </w:rPr>
+        <w:t>Automatic Insertion:</w:t>
+      </w:r>
+      <w:r>
+        <w:rPr>
+          <w:rFonts w:cstheme="minorHAnsi"/>
+          <w:szCs w:val="22"/>
+        </w:rPr>
+        <w:t xml:space="preserve"> When creating a new post, Filament automatically fills the </w:t>
+      </w:r>
+      <w:proofErr w:type="spellStart"/>
+      <w:r>
+        <w:rPr>
+          <w:rFonts w:cstheme="minorHAnsi"/>
+          <w:szCs w:val="22"/>
+        </w:rPr>
+        <w:t>team_id</w:t>
+      </w:r>
+      <w:proofErr w:type="spellEnd"/>
+      <w:r>
+        <w:rPr>
+          <w:rFonts w:cstheme="minorHAnsi"/>
+          <w:szCs w:val="22"/>
+        </w:rPr>
+        <w:t xml:space="preserve"> column with the ID of the active team.</w:t>
       </w:r>
     </w:p>
     <w:p>

--- a/Filament/filament notes.docx
+++ b/Filament/filament notes.docx
@@ -5868,289 +5868,3906 @@
         </w:rPr>
         <w:t xml:space="preserve"> D. Registering New Teams</w:t>
       </w:r>
+    </w:p>
+    <w:p>
+      <w:pPr>
+        <w:rPr>
+          <w:rFonts w:cstheme="minorHAnsi"/>
+          <w:szCs w:val="22"/>
+        </w:rPr>
+      </w:pPr>
+      <w:r>
+        <w:rPr>
+          <w:rFonts w:cstheme="minorHAnsi"/>
+          <w:szCs w:val="22"/>
+        </w:rPr>
+        <w:t xml:space="preserve">In </w:t>
+      </w:r>
+      <w:proofErr w:type="spellStart"/>
+      <w:r>
+        <w:rPr>
+          <w:rFonts w:cstheme="minorHAnsi"/>
+          <w:szCs w:val="22"/>
+        </w:rPr>
+        <w:t>RegisterTeam.php</w:t>
+      </w:r>
+      <w:proofErr w:type="spellEnd"/>
+    </w:p>
+    <w:p>
+      <w:pPr>
+        <w:rPr>
+          <w:rFonts w:cstheme="minorHAnsi"/>
+          <w:szCs w:val="22"/>
+        </w:rPr>
+      </w:pPr>
+    </w:p>
+    <w:p>
+      <w:pPr>
+        <w:rPr>
+          <w:rFonts w:cstheme="minorHAnsi"/>
+          <w:szCs w:val="22"/>
+        </w:rPr>
+      </w:pPr>
+      <w:r>
+        <w:rPr>
+          <w:rFonts w:cstheme="minorHAnsi"/>
+          <w:szCs w:val="22"/>
+        </w:rPr>
+        <w:t>A new team is saved with a name and slug.</w:t>
+      </w:r>
+    </w:p>
+    <w:p>
+      <w:pPr>
+        <w:rPr>
+          <w:rFonts w:cstheme="minorHAnsi"/>
+          <w:b/>
+          <w:bCs/>
+          <w:color w:val="548DD4" w:themeColor="text2" w:themeTint="99"/>
+          <w:szCs w:val="22"/>
+        </w:rPr>
+      </w:pPr>
+      <w:r>
+        <w:rPr>
+          <w:rFonts w:cstheme="minorHAnsi"/>
+          <w:szCs w:val="22"/>
+        </w:rPr>
+        <w:t xml:space="preserve">The logged-in user is automatically linked to the new team using: </w:t>
+      </w:r>
+      <w:r>
+        <w:rPr>
+          <w:rFonts w:cstheme="minorHAnsi"/>
+          <w:b/>
+          <w:bCs/>
+          <w:color w:val="548DD4" w:themeColor="text2" w:themeTint="99"/>
+          <w:szCs w:val="22"/>
+        </w:rPr>
+        <w:t>$team-&gt;</w:t>
+      </w:r>
+      <w:proofErr w:type="gramStart"/>
+      <w:r>
+        <w:rPr>
+          <w:rFonts w:cstheme="minorHAnsi"/>
+          <w:b/>
+          <w:bCs/>
+          <w:color w:val="548DD4" w:themeColor="text2" w:themeTint="99"/>
+          <w:szCs w:val="22"/>
+        </w:rPr>
+        <w:t>members(</w:t>
+      </w:r>
+      <w:proofErr w:type="gramEnd"/>
+      <w:r>
+        <w:rPr>
+          <w:rFonts w:cstheme="minorHAnsi"/>
+          <w:b/>
+          <w:bCs/>
+          <w:color w:val="548DD4" w:themeColor="text2" w:themeTint="99"/>
+          <w:szCs w:val="22"/>
+        </w:rPr>
+        <w:t>)-&gt;attach(</w:t>
+      </w:r>
+      <w:proofErr w:type="spellStart"/>
+      <w:r>
+        <w:rPr>
+          <w:rFonts w:cstheme="minorHAnsi"/>
+          <w:b/>
+          <w:bCs/>
+          <w:color w:val="548DD4" w:themeColor="text2" w:themeTint="99"/>
+          <w:szCs w:val="22"/>
+        </w:rPr>
+        <w:t>auth</w:t>
+      </w:r>
+      <w:proofErr w:type="spellEnd"/>
+      <w:r>
+        <w:rPr>
+          <w:rFonts w:cstheme="minorHAnsi"/>
+          <w:b/>
+          <w:bCs/>
+          <w:color w:val="548DD4" w:themeColor="text2" w:themeTint="99"/>
+          <w:szCs w:val="22"/>
+        </w:rPr>
+        <w:t>()-&gt;user());</w:t>
+      </w:r>
+    </w:p>
+    <w:p>
+      <w:pPr>
+        <w:rPr>
+          <w:rFonts w:cstheme="minorHAnsi"/>
+          <w:b/>
+          <w:bCs/>
+          <w:szCs w:val="22"/>
+        </w:rPr>
+      </w:pPr>
+      <w:r>
+        <w:rPr>
+          <w:rFonts w:cstheme="minorHAnsi"/>
+          <w:b/>
+          <w:bCs/>
+          <w:szCs w:val="22"/>
+        </w:rPr>
+        <w:t xml:space="preserve">3. How Filament handles this automatically </w:t>
+      </w:r>
+    </w:p>
+    <w:p>
+      <w:pPr>
+        <w:rPr>
+          <w:rFonts w:cstheme="minorHAnsi"/>
+          <w:szCs w:val="22"/>
+        </w:rPr>
+      </w:pPr>
+      <w:r>
+        <w:rPr>
+          <w:rFonts w:cstheme="minorHAnsi"/>
+          <w:szCs w:val="22"/>
+        </w:rPr>
+        <w:t>Once configured, Filament does two magic things behind the scenes:</w:t>
+      </w:r>
+    </w:p>
+    <w:p>
+      <w:pPr>
+        <w:rPr>
+          <w:rFonts w:cstheme="minorHAnsi"/>
+          <w:szCs w:val="22"/>
+        </w:rPr>
+      </w:pPr>
+    </w:p>
+    <w:p>
+      <w:pPr>
+        <w:rPr>
+          <w:rFonts w:cstheme="minorHAnsi"/>
+          <w:szCs w:val="22"/>
+        </w:rPr>
+      </w:pPr>
+      <w:r>
+        <w:rPr>
+          <w:rFonts w:cstheme="minorHAnsi"/>
+          <w:b/>
+          <w:bCs/>
+          <w:szCs w:val="22"/>
+        </w:rPr>
+        <w:t>Automatic Scoping:</w:t>
+      </w:r>
+      <w:r>
+        <w:rPr>
+          <w:rFonts w:cstheme="minorHAnsi"/>
+          <w:szCs w:val="22"/>
+        </w:rPr>
+        <w:t xml:space="preserve"> When viewing, editing, or deleting posts/categories/products in the User panel, Filament automatically appends WHERE </w:t>
+      </w:r>
+      <w:proofErr w:type="spellStart"/>
+      <w:r>
+        <w:rPr>
+          <w:rFonts w:cstheme="minorHAnsi"/>
+          <w:szCs w:val="22"/>
+        </w:rPr>
+        <w:t>team_id</w:t>
+      </w:r>
+      <w:proofErr w:type="spellEnd"/>
+      <w:r>
+        <w:rPr>
+          <w:rFonts w:cstheme="minorHAnsi"/>
+          <w:szCs w:val="22"/>
+        </w:rPr>
+        <w:t xml:space="preserve"> = </w:t>
+      </w:r>
+      <w:proofErr w:type="spellStart"/>
+      <w:r>
+        <w:rPr>
+          <w:rFonts w:cstheme="minorHAnsi"/>
+          <w:szCs w:val="22"/>
+        </w:rPr>
+        <w:t>current_team_id</w:t>
+      </w:r>
+      <w:proofErr w:type="spellEnd"/>
+      <w:r>
+        <w:rPr>
+          <w:rFonts w:cstheme="minorHAnsi"/>
+          <w:szCs w:val="22"/>
+        </w:rPr>
+        <w:t xml:space="preserve"> to database queries.</w:t>
+      </w:r>
+    </w:p>
+    <w:p>
+      <w:pPr>
+        <w:rPr>
+          <w:rFonts w:cstheme="minorHAnsi"/>
+          <w:szCs w:val="22"/>
+        </w:rPr>
+      </w:pPr>
+      <w:r>
+        <w:rPr>
+          <w:rFonts w:cstheme="minorHAnsi"/>
+          <w:b/>
+          <w:bCs/>
+          <w:szCs w:val="22"/>
+        </w:rPr>
+        <w:t>Automatic Insertion:</w:t>
+      </w:r>
+      <w:r>
+        <w:rPr>
+          <w:rFonts w:cstheme="minorHAnsi"/>
+          <w:szCs w:val="22"/>
+        </w:rPr>
+        <w:t xml:space="preserve"> When creating a new post, Filament automatically fills the </w:t>
+      </w:r>
+      <w:proofErr w:type="spellStart"/>
+      <w:r>
+        <w:rPr>
+          <w:rFonts w:cstheme="minorHAnsi"/>
+          <w:szCs w:val="22"/>
+        </w:rPr>
+        <w:t>team_id</w:t>
+      </w:r>
+      <w:proofErr w:type="spellEnd"/>
+      <w:r>
+        <w:rPr>
+          <w:rFonts w:cstheme="minorHAnsi"/>
+          <w:szCs w:val="22"/>
+        </w:rPr>
+        <w:t xml:space="preserve"> column with the ID of the active team.</w:t>
+      </w:r>
+    </w:p>
+    <w:p>
+      <w:pPr>
+        <w:rPr>
+          <w:rFonts w:cstheme="minorHAnsi"/>
+          <w:szCs w:val="22"/>
+        </w:rPr>
+      </w:pPr>
+    </w:p>
+    <w:p>
+      <w:pPr>
+        <w:rPr>
+          <w:rFonts w:cstheme="minorHAnsi"/>
+          <w:szCs w:val="22"/>
+        </w:rPr>
+      </w:pPr>
+    </w:p>
+    <w:p>
+      <w:pPr>
+        <w:rPr>
+          <w:rFonts w:cstheme="minorHAnsi"/>
+          <w:szCs w:val="22"/>
+        </w:rPr>
+      </w:pPr>
+    </w:p>
+    <w:p>
+      <w:pPr>
+        <w:spacing w:after="0"/>
+      </w:pPr>
+      <w:r>
+        <w:rPr>
+          <w:rFonts w:ascii="Aptos" w:eastAsia="Aptos" w:hAnsi="Aptos" w:cs="Aptos"/>
+          <w:color w:val="1F1F1F"/>
+        </w:rPr>
+        <w:t>Here is a streamlined version for your personal notes:</w:t>
+      </w:r>
+    </w:p>
+    <w:p>
+      <w:pPr>
+        <w:pStyle w:val="Heading1"/>
+        <w:spacing w:before="0" w:after="0"/>
+      </w:pPr>
+      <w:proofErr w:type="spellStart"/>
+      <w:r>
+        <w:rPr>
+          <w:rFonts w:ascii="Aptos" w:eastAsia="Aptos" w:hAnsi="Aptos" w:cs="Aptos"/>
+          <w:b/>
+          <w:bCs/>
+          <w:color w:val="1F1F1F"/>
+          <w:sz w:val="48"/>
+          <w:szCs w:val="48"/>
+        </w:rPr>
+        <w:t>Laravel</w:t>
+      </w:r>
+      <w:proofErr w:type="spellEnd"/>
+      <w:r>
+        <w:rPr>
+          <w:rFonts w:ascii="Aptos" w:eastAsia="Aptos" w:hAnsi="Aptos" w:cs="Aptos"/>
+          <w:b/>
+          <w:bCs/>
+          <w:color w:val="1F1F1F"/>
+          <w:sz w:val="48"/>
+          <w:szCs w:val="48"/>
+        </w:rPr>
+        <w:t xml:space="preserve"> Notes: </w:t>
+      </w:r>
+      <w:r>
+        <w:rPr>
+          <w:rFonts w:ascii="Consolas" w:eastAsia="Consolas" w:hAnsi="Consolas" w:cs="Consolas"/>
+          <w:color w:val="1F1F1F"/>
+          <w:sz w:val="22"/>
+          <w:szCs w:val="22"/>
+        </w:rPr>
+        <w:t>User::</w:t>
+      </w:r>
+      <w:proofErr w:type="gramStart"/>
+      <w:r>
+        <w:rPr>
+          <w:rFonts w:ascii="Consolas" w:eastAsia="Consolas" w:hAnsi="Consolas" w:cs="Consolas"/>
+          <w:color w:val="1F1F1F"/>
+          <w:sz w:val="22"/>
+          <w:szCs w:val="22"/>
+        </w:rPr>
+        <w:t>factory(</w:t>
+      </w:r>
+      <w:proofErr w:type="gramEnd"/>
+      <w:r>
+        <w:rPr>
+          <w:rFonts w:ascii="Consolas" w:eastAsia="Consolas" w:hAnsi="Consolas" w:cs="Consolas"/>
+          <w:color w:val="1F1F1F"/>
+          <w:sz w:val="22"/>
+          <w:szCs w:val="22"/>
+        </w:rPr>
+        <w:t>)</w:t>
+      </w:r>
+      <w:r>
+        <w:rPr>
+          <w:rFonts w:ascii="Aptos" w:eastAsia="Aptos" w:hAnsi="Aptos" w:cs="Aptos"/>
+          <w:b/>
+          <w:bCs/>
+          <w:color w:val="1F1F1F"/>
+          <w:sz w:val="48"/>
+          <w:szCs w:val="48"/>
+        </w:rPr>
+        <w:t xml:space="preserve"> vs </w:t>
+      </w:r>
+      <w:r>
+        <w:rPr>
+          <w:rFonts w:ascii="Consolas" w:eastAsia="Consolas" w:hAnsi="Consolas" w:cs="Consolas"/>
+          <w:color w:val="1F1F1F"/>
+          <w:sz w:val="22"/>
+          <w:szCs w:val="22"/>
+        </w:rPr>
+        <w:t>User::create()</w:t>
+      </w:r>
+    </w:p>
+    <w:p>
+      <w:pPr>
+        <w:pStyle w:val="Heading3"/>
+        <w:spacing w:before="0"/>
+      </w:pPr>
+      <w:r>
+        <w:rPr>
+          <w:rFonts w:ascii="Aptos" w:eastAsia="Aptos" w:hAnsi="Aptos" w:cs="Aptos"/>
+          <w:b/>
+          <w:bCs/>
+          <w:color w:val="1F1F1F"/>
+        </w:rPr>
+        <w:t>1. What is a Factory?</w:t>
+      </w:r>
+    </w:p>
+    <w:p>
+      <w:pPr>
+        <w:spacing w:after="0"/>
+      </w:pPr>
+      <w:r>
+        <w:rPr>
+          <w:rFonts w:ascii="Aptos" w:eastAsia="Aptos" w:hAnsi="Aptos" w:cs="Aptos"/>
+          <w:color w:val="1F1F1F"/>
+        </w:rPr>
+        <w:t xml:space="preserve">A </w:t>
+      </w:r>
+      <w:proofErr w:type="spellStart"/>
+      <w:r>
+        <w:rPr>
+          <w:rFonts w:ascii="Aptos" w:eastAsia="Aptos" w:hAnsi="Aptos" w:cs="Aptos"/>
+          <w:color w:val="1F1F1F"/>
+        </w:rPr>
+        <w:t>Laravel</w:t>
+      </w:r>
+      <w:proofErr w:type="spellEnd"/>
+      <w:r>
+        <w:rPr>
+          <w:rFonts w:ascii="Aptos" w:eastAsia="Aptos" w:hAnsi="Aptos" w:cs="Aptos"/>
+          <w:color w:val="1F1F1F"/>
+        </w:rPr>
+        <w:t xml:space="preserve"> </w:t>
+      </w:r>
+      <w:r>
+        <w:rPr>
+          <w:rFonts w:ascii="Aptos" w:eastAsia="Aptos" w:hAnsi="Aptos" w:cs="Aptos"/>
+          <w:b/>
+          <w:bCs/>
+          <w:color w:val="1F1F1F"/>
+        </w:rPr>
+        <w:t>Factory</w:t>
+      </w:r>
+      <w:r>
+        <w:rPr>
+          <w:rFonts w:ascii="Aptos" w:eastAsia="Aptos" w:hAnsi="Aptos" w:cs="Aptos"/>
+          <w:color w:val="1F1F1F"/>
+        </w:rPr>
+        <w:t xml:space="preserve"> is a blueprint file (</w:t>
+      </w:r>
+      <w:r>
+        <w:rPr>
+          <w:rFonts w:ascii="Consolas" w:eastAsia="Consolas" w:hAnsi="Consolas" w:cs="Consolas"/>
+          <w:color w:val="1F1F1F"/>
+          <w:szCs w:val="22"/>
+        </w:rPr>
+        <w:t>database/factories/</w:t>
+      </w:r>
+      <w:proofErr w:type="spellStart"/>
+      <w:r>
+        <w:rPr>
+          <w:rFonts w:ascii="Consolas" w:eastAsia="Consolas" w:hAnsi="Consolas" w:cs="Consolas"/>
+          <w:color w:val="1F1F1F"/>
+          <w:szCs w:val="22"/>
+        </w:rPr>
+        <w:t>UserFactory.php</w:t>
+      </w:r>
+      <w:proofErr w:type="spellEnd"/>
+      <w:r>
+        <w:rPr>
+          <w:rFonts w:ascii="Aptos" w:eastAsia="Aptos" w:hAnsi="Aptos" w:cs="Aptos"/>
+          <w:color w:val="1F1F1F"/>
+        </w:rPr>
+        <w:t>) that defines how to automatically generate complete, realistic dummy data rows for your database.</w:t>
+      </w:r>
+    </w:p>
+    <w:p>
+      <w:pPr>
+        <w:spacing w:after="0"/>
+        <w:rPr>
+          <w:rFonts w:ascii="Aptos" w:eastAsia="Aptos" w:hAnsi="Aptos" w:cs="Aptos"/>
+          <w:color w:val="1F1F1F"/>
+        </w:rPr>
+      </w:pPr>
+    </w:p>
+    <w:p>
+      <w:pPr>
+        <w:pStyle w:val="Heading3"/>
+        <w:spacing w:before="0"/>
+      </w:pPr>
+      <w:r>
+        <w:rPr>
+          <w:rFonts w:ascii="Aptos" w:eastAsia="Aptos" w:hAnsi="Aptos" w:cs="Aptos"/>
+          <w:b/>
+          <w:bCs/>
+          <w:color w:val="1F1F1F"/>
+        </w:rPr>
+        <w:lastRenderedPageBreak/>
+        <w:t xml:space="preserve">2. Why use </w:t>
+      </w:r>
+      <w:r>
+        <w:rPr>
+          <w:rFonts w:ascii="Consolas" w:eastAsia="Consolas" w:hAnsi="Consolas" w:cs="Consolas"/>
+          <w:color w:val="1F1F1F"/>
+          <w:sz w:val="22"/>
+          <w:szCs w:val="22"/>
+        </w:rPr>
+        <w:t>User::</w:t>
+      </w:r>
+      <w:proofErr w:type="gramStart"/>
+      <w:r>
+        <w:rPr>
+          <w:rFonts w:ascii="Consolas" w:eastAsia="Consolas" w:hAnsi="Consolas" w:cs="Consolas"/>
+          <w:color w:val="1F1F1F"/>
+          <w:sz w:val="22"/>
+          <w:szCs w:val="22"/>
+        </w:rPr>
+        <w:t>factory(</w:t>
+      </w:r>
+      <w:proofErr w:type="gramEnd"/>
+      <w:r>
+        <w:rPr>
+          <w:rFonts w:ascii="Consolas" w:eastAsia="Consolas" w:hAnsi="Consolas" w:cs="Consolas"/>
+          <w:color w:val="1F1F1F"/>
+          <w:sz w:val="22"/>
+          <w:szCs w:val="22"/>
+        </w:rPr>
+        <w:t>)-&gt;create()</w:t>
+      </w:r>
+      <w:r>
+        <w:rPr>
+          <w:rFonts w:ascii="Aptos" w:eastAsia="Aptos" w:hAnsi="Aptos" w:cs="Aptos"/>
+          <w:b/>
+          <w:bCs/>
+          <w:color w:val="1F1F1F"/>
+        </w:rPr>
+        <w:t xml:space="preserve"> in </w:t>
+      </w:r>
+      <w:proofErr w:type="spellStart"/>
+      <w:r>
+        <w:rPr>
+          <w:rFonts w:ascii="Aptos" w:eastAsia="Aptos" w:hAnsi="Aptos" w:cs="Aptos"/>
+          <w:b/>
+          <w:bCs/>
+          <w:color w:val="1F1F1F"/>
+        </w:rPr>
+        <w:t>Seeders</w:t>
+      </w:r>
+      <w:proofErr w:type="spellEnd"/>
+      <w:r>
+        <w:rPr>
+          <w:rFonts w:ascii="Aptos" w:eastAsia="Aptos" w:hAnsi="Aptos" w:cs="Aptos"/>
+          <w:b/>
+          <w:bCs/>
+          <w:color w:val="1F1F1F"/>
+        </w:rPr>
+        <w:t>?</w:t>
+      </w:r>
+    </w:p>
+    <w:p>
+      <w:pPr>
+        <w:spacing w:after="0"/>
+      </w:pPr>
+      <w:r>
+        <w:rPr>
+          <w:rFonts w:ascii="Aptos" w:eastAsia="Aptos" w:hAnsi="Aptos" w:cs="Aptos"/>
+          <w:color w:val="1F1F1F"/>
+        </w:rPr>
+        <w:t xml:space="preserve">When you want to seed a specific user, you pass your custom details inside the array to </w:t>
+      </w:r>
+      <w:r>
+        <w:rPr>
+          <w:rFonts w:ascii="Aptos" w:eastAsia="Aptos" w:hAnsi="Aptos" w:cs="Aptos"/>
+          <w:b/>
+          <w:bCs/>
+          <w:color w:val="1F1F1F"/>
+        </w:rPr>
+        <w:t>override</w:t>
+      </w:r>
+      <w:r>
+        <w:rPr>
+          <w:rFonts w:ascii="Aptos" w:eastAsia="Aptos" w:hAnsi="Aptos" w:cs="Aptos"/>
+          <w:color w:val="1F1F1F"/>
+        </w:rPr>
+        <w:t xml:space="preserve"> the defaults:</w:t>
+      </w:r>
+    </w:p>
+    <w:p>
+      <w:pPr>
+        <w:spacing w:after="0"/>
+        <w:rPr>
+          <w:rFonts w:ascii="Aptos" w:eastAsia="Aptos" w:hAnsi="Aptos" w:cs="Aptos"/>
+          <w:color w:val="1F1F1F"/>
+        </w:rPr>
+      </w:pPr>
+    </w:p>
+    <w:p>
+      <w:pPr>
+        <w:shd w:val="clear" w:color="auto" w:fill="141414"/>
+        <w:spacing w:after="0"/>
+        <w:ind w:left="-240" w:right="-240"/>
+        <w:rPr>
+          <w:rFonts w:eastAsiaTheme="minorEastAsia" w:cstheme="minorBidi"/>
+        </w:rPr>
+      </w:pPr>
+      <w:r>
+        <w:rPr>
+          <w:rFonts w:ascii="Aptos" w:eastAsia="Aptos" w:hAnsi="Aptos" w:cs="Aptos"/>
+          <w:color w:val="FFFFFF" w:themeColor="background1"/>
+        </w:rPr>
+        <w:t>PHP</w:t>
+      </w:r>
+    </w:p>
+    <w:p>
+      <w:pPr>
+        <w:shd w:val="clear" w:color="auto" w:fill="141414"/>
+        <w:spacing w:after="0"/>
+        <w:ind w:left="-240" w:right="-240"/>
+        <w:rPr>
+          <w:rFonts w:ascii="Consolas" w:eastAsia="Consolas" w:hAnsi="Consolas" w:cs="Consolas"/>
+          <w:color w:val="FFFFFF" w:themeColor="background1"/>
+          <w:sz w:val="21"/>
+          <w:szCs w:val="21"/>
+        </w:rPr>
+      </w:pPr>
+      <w:r>
+        <w:rPr>
+          <w:rFonts w:ascii="Consolas" w:eastAsia="Consolas" w:hAnsi="Consolas" w:cs="Consolas"/>
+          <w:color w:val="FFFFFF" w:themeColor="background1"/>
+          <w:sz w:val="21"/>
+          <w:szCs w:val="21"/>
+        </w:rPr>
+        <w:t>User::factory()-&gt;create([</w:t>
+      </w:r>
+      <w:r>
+        <w:br/>
+      </w:r>
+      <w:r>
+        <w:rPr>
+          <w:rFonts w:ascii="Consolas" w:eastAsia="Consolas" w:hAnsi="Consolas" w:cs="Consolas"/>
+          <w:color w:val="FFFFFF" w:themeColor="background1"/>
+          <w:sz w:val="21"/>
+          <w:szCs w:val="21"/>
+        </w:rPr>
+        <w:t xml:space="preserve">    </w:t>
+      </w:r>
+      <w:r>
+        <w:rPr>
+          <w:rFonts w:ascii="Consolas" w:eastAsia="Consolas" w:hAnsi="Consolas" w:cs="Consolas"/>
+          <w:color w:val="60D673"/>
+          <w:sz w:val="21"/>
+          <w:szCs w:val="21"/>
+        </w:rPr>
+        <w:t>'name'</w:t>
+      </w:r>
+      <w:r>
+        <w:rPr>
+          <w:rFonts w:ascii="Consolas" w:eastAsia="Consolas" w:hAnsi="Consolas" w:cs="Consolas"/>
+          <w:color w:val="FFFFFF" w:themeColor="background1"/>
+          <w:sz w:val="21"/>
+          <w:szCs w:val="21"/>
+        </w:rPr>
+        <w:t xml:space="preserve"> =&gt; </w:t>
+      </w:r>
+      <w:r>
+        <w:rPr>
+          <w:rFonts w:ascii="Consolas" w:eastAsia="Consolas" w:hAnsi="Consolas" w:cs="Consolas"/>
+          <w:color w:val="60D673"/>
+          <w:sz w:val="21"/>
+          <w:szCs w:val="21"/>
+        </w:rPr>
+        <w:t>'</w:t>
+      </w:r>
+      <w:proofErr w:type="spellStart"/>
+      <w:r>
+        <w:rPr>
+          <w:rFonts w:ascii="Consolas" w:eastAsia="Consolas" w:hAnsi="Consolas" w:cs="Consolas"/>
+          <w:color w:val="60D673"/>
+          <w:sz w:val="21"/>
+          <w:szCs w:val="21"/>
+        </w:rPr>
+        <w:t>Anubhav</w:t>
+      </w:r>
+      <w:proofErr w:type="spellEnd"/>
+      <w:r>
+        <w:rPr>
+          <w:rFonts w:ascii="Consolas" w:eastAsia="Consolas" w:hAnsi="Consolas" w:cs="Consolas"/>
+          <w:color w:val="60D673"/>
+          <w:sz w:val="21"/>
+          <w:szCs w:val="21"/>
+        </w:rPr>
+        <w:t>'</w:t>
+      </w:r>
+      <w:r>
+        <w:rPr>
+          <w:rFonts w:ascii="Consolas" w:eastAsia="Consolas" w:hAnsi="Consolas" w:cs="Consolas"/>
+          <w:color w:val="FFFFFF" w:themeColor="background1"/>
+          <w:sz w:val="21"/>
+          <w:szCs w:val="21"/>
+        </w:rPr>
+        <w:t>,</w:t>
+      </w:r>
+      <w:r>
+        <w:br/>
+      </w:r>
+      <w:r>
+        <w:rPr>
+          <w:rFonts w:ascii="Consolas" w:eastAsia="Consolas" w:hAnsi="Consolas" w:cs="Consolas"/>
+          <w:color w:val="FFFFFF" w:themeColor="background1"/>
+          <w:sz w:val="21"/>
+          <w:szCs w:val="21"/>
+        </w:rPr>
+        <w:t xml:space="preserve">    </w:t>
+      </w:r>
+      <w:r>
+        <w:rPr>
+          <w:rFonts w:ascii="Consolas" w:eastAsia="Consolas" w:hAnsi="Consolas" w:cs="Consolas"/>
+          <w:color w:val="60D673"/>
+          <w:sz w:val="21"/>
+          <w:szCs w:val="21"/>
+        </w:rPr>
+        <w:t>'email'</w:t>
+      </w:r>
+      <w:r>
+        <w:rPr>
+          <w:rFonts w:ascii="Consolas" w:eastAsia="Consolas" w:hAnsi="Consolas" w:cs="Consolas"/>
+          <w:color w:val="FFFFFF" w:themeColor="background1"/>
+          <w:sz w:val="21"/>
+          <w:szCs w:val="21"/>
+        </w:rPr>
+        <w:t xml:space="preserve"> =&gt; </w:t>
+      </w:r>
+      <w:r>
+        <w:rPr>
+          <w:rFonts w:ascii="Consolas" w:eastAsia="Consolas" w:hAnsi="Consolas" w:cs="Consolas"/>
+          <w:color w:val="60D673"/>
+          <w:sz w:val="21"/>
+          <w:szCs w:val="21"/>
+        </w:rPr>
+        <w:t>'</w:t>
+      </w:r>
+      <w:hyperlink r:id="rId11" w:history="1">
+        <w:r>
+          <w:rPr>
+            <w:rStyle w:val="Hyperlink"/>
+          </w:rPr>
+          <w:t>anubhav@example.com</w:t>
+        </w:r>
+      </w:hyperlink>
+      <w:r>
+        <w:rPr>
+          <w:rFonts w:ascii="Consolas" w:eastAsia="Consolas" w:hAnsi="Consolas" w:cs="Consolas"/>
+          <w:color w:val="60D673"/>
+          <w:sz w:val="21"/>
+          <w:szCs w:val="21"/>
+        </w:rPr>
+        <w:t>'</w:t>
+      </w:r>
+      <w:r>
+        <w:rPr>
+          <w:rFonts w:ascii="Consolas" w:eastAsia="Consolas" w:hAnsi="Consolas" w:cs="Consolas"/>
+          <w:color w:val="FFFFFF" w:themeColor="background1"/>
+          <w:sz w:val="21"/>
+          <w:szCs w:val="21"/>
+        </w:rPr>
+        <w:t>,</w:t>
+      </w:r>
+      <w:r>
+        <w:br/>
+      </w:r>
+      <w:r>
+        <w:rPr>
+          <w:rFonts w:ascii="Consolas" w:eastAsia="Consolas" w:hAnsi="Consolas" w:cs="Consolas"/>
+          <w:color w:val="FFFFFF" w:themeColor="background1"/>
+          <w:sz w:val="21"/>
+          <w:szCs w:val="21"/>
+        </w:rPr>
+        <w:t xml:space="preserve">    </w:t>
+      </w:r>
+      <w:r>
+        <w:rPr>
+          <w:rFonts w:ascii="Consolas" w:eastAsia="Consolas" w:hAnsi="Consolas" w:cs="Consolas"/>
+          <w:color w:val="60D673"/>
+          <w:sz w:val="21"/>
+          <w:szCs w:val="21"/>
+        </w:rPr>
+        <w:t>'password'</w:t>
+      </w:r>
+      <w:r>
+        <w:rPr>
+          <w:rFonts w:ascii="Consolas" w:eastAsia="Consolas" w:hAnsi="Consolas" w:cs="Consolas"/>
+          <w:color w:val="FFFFFF" w:themeColor="background1"/>
+          <w:sz w:val="21"/>
+          <w:szCs w:val="21"/>
+        </w:rPr>
+        <w:t xml:space="preserve"> =&gt; Hash::make(</w:t>
+      </w:r>
+      <w:r>
+        <w:rPr>
+          <w:rFonts w:ascii="Consolas" w:eastAsia="Consolas" w:hAnsi="Consolas" w:cs="Consolas"/>
+          <w:color w:val="60D673"/>
+          <w:sz w:val="21"/>
+          <w:szCs w:val="21"/>
+        </w:rPr>
+        <w:t>'password'</w:t>
+      </w:r>
+      <w:r>
+        <w:rPr>
+          <w:rFonts w:ascii="Consolas" w:eastAsia="Consolas" w:hAnsi="Consolas" w:cs="Consolas"/>
+          <w:color w:val="FFFFFF" w:themeColor="background1"/>
+          <w:sz w:val="21"/>
+          <w:szCs w:val="21"/>
+        </w:rPr>
+        <w:t>),</w:t>
+      </w:r>
+      <w:r>
+        <w:br/>
+      </w:r>
+      <w:r>
+        <w:rPr>
+          <w:rFonts w:ascii="Consolas" w:eastAsia="Consolas" w:hAnsi="Consolas" w:cs="Consolas"/>
+          <w:color w:val="FFFFFF" w:themeColor="background1"/>
+          <w:sz w:val="21"/>
+          <w:szCs w:val="21"/>
+        </w:rPr>
+        <w:t>]);</w:t>
+      </w:r>
+      <w:r>
+        <w:br/>
+      </w:r>
+    </w:p>
+    <w:p>
+      <w:pPr>
+        <w:pStyle w:val="ListParagraph"/>
+        <w:numPr>
+          <w:ilvl w:val="0"/>
+          <w:numId w:val="9"/>
+        </w:numPr>
+        <w:spacing w:after="0" w:line="278" w:lineRule="auto"/>
+        <w:rPr>
+          <w:rFonts w:ascii="Aptos" w:eastAsia="Aptos" w:hAnsi="Aptos" w:cs="Aptos"/>
+          <w:color w:val="1F1F1F"/>
+          <w:sz w:val="24"/>
+          <w:szCs w:val="24"/>
+        </w:rPr>
+      </w:pPr>
+      <w:r>
+        <w:rPr>
+          <w:rFonts w:ascii="Aptos" w:eastAsia="Aptos" w:hAnsi="Aptos" w:cs="Aptos"/>
+          <w:b/>
+          <w:bCs/>
+          <w:color w:val="1F1F1F"/>
+        </w:rPr>
+        <w:t>The Benefit:</w:t>
+      </w:r>
+      <w:r>
+        <w:rPr>
+          <w:rFonts w:ascii="Aptos" w:eastAsia="Aptos" w:hAnsi="Aptos" w:cs="Aptos"/>
+          <w:color w:val="1F1F1F"/>
+        </w:rPr>
+        <w:t xml:space="preserve"> It automatically fills in mandatory background database columns (like </w:t>
+      </w:r>
+      <w:proofErr w:type="spellStart"/>
+      <w:r>
+        <w:rPr>
+          <w:rFonts w:ascii="Consolas" w:eastAsia="Consolas" w:hAnsi="Consolas" w:cs="Consolas"/>
+          <w:color w:val="1F1F1F"/>
+          <w:szCs w:val="22"/>
+        </w:rPr>
+        <w:t>email_verified_at</w:t>
+      </w:r>
+      <w:proofErr w:type="spellEnd"/>
+      <w:r>
+        <w:rPr>
+          <w:rFonts w:ascii="Aptos" w:eastAsia="Aptos" w:hAnsi="Aptos" w:cs="Aptos"/>
+          <w:color w:val="1F1F1F"/>
+        </w:rPr>
+        <w:t xml:space="preserve">, </w:t>
+      </w:r>
+      <w:proofErr w:type="spellStart"/>
+      <w:r>
+        <w:rPr>
+          <w:rFonts w:ascii="Consolas" w:eastAsia="Consolas" w:hAnsi="Consolas" w:cs="Consolas"/>
+          <w:color w:val="1F1F1F"/>
+          <w:szCs w:val="22"/>
+        </w:rPr>
+        <w:t>created_at</w:t>
+      </w:r>
+      <w:proofErr w:type="spellEnd"/>
+      <w:r>
+        <w:rPr>
+          <w:rFonts w:ascii="Aptos" w:eastAsia="Aptos" w:hAnsi="Aptos" w:cs="Aptos"/>
+          <w:color w:val="1F1F1F"/>
+        </w:rPr>
+        <w:t>, and tokens) using the factory blueprint. You don't have to manually type them out.</w:t>
+      </w:r>
+    </w:p>
+    <w:p>
+      <w:pPr>
+        <w:pStyle w:val="ListParagraph"/>
+        <w:spacing w:after="0"/>
+        <w:rPr>
+          <w:rFonts w:ascii="Aptos" w:eastAsia="Aptos" w:hAnsi="Aptos" w:cs="Aptos"/>
+          <w:color w:val="1F1F1F"/>
+        </w:rPr>
+      </w:pPr>
+    </w:p>
+    <w:p>
+      <w:pPr>
+        <w:pStyle w:val="Heading3"/>
+        <w:spacing w:before="0"/>
+      </w:pPr>
+      <w:r>
+        <w:rPr>
+          <w:rFonts w:ascii="Aptos" w:eastAsia="Aptos" w:hAnsi="Aptos" w:cs="Aptos"/>
+          <w:b/>
+          <w:bCs/>
+          <w:color w:val="1F1F1F"/>
+        </w:rPr>
+        <w:t>3. What is the alternative? (</w:t>
+      </w:r>
+      <w:r>
+        <w:rPr>
+          <w:rFonts w:ascii="Consolas" w:eastAsia="Consolas" w:hAnsi="Consolas" w:cs="Consolas"/>
+          <w:color w:val="1F1F1F"/>
+          <w:sz w:val="22"/>
+          <w:szCs w:val="22"/>
+        </w:rPr>
+        <w:t>User::</w:t>
+      </w:r>
+      <w:proofErr w:type="gramStart"/>
+      <w:r>
+        <w:rPr>
+          <w:rFonts w:ascii="Consolas" w:eastAsia="Consolas" w:hAnsi="Consolas" w:cs="Consolas"/>
+          <w:color w:val="1F1F1F"/>
+          <w:sz w:val="22"/>
+          <w:szCs w:val="22"/>
+        </w:rPr>
+        <w:t>create(</w:t>
+      </w:r>
+      <w:proofErr w:type="gramEnd"/>
+      <w:r>
+        <w:rPr>
+          <w:rFonts w:ascii="Consolas" w:eastAsia="Consolas" w:hAnsi="Consolas" w:cs="Consolas"/>
+          <w:color w:val="1F1F1F"/>
+          <w:sz w:val="22"/>
+          <w:szCs w:val="22"/>
+        </w:rPr>
+        <w:t>)</w:t>
+      </w:r>
+      <w:r>
+        <w:rPr>
+          <w:rFonts w:ascii="Aptos" w:eastAsia="Aptos" w:hAnsi="Aptos" w:cs="Aptos"/>
+          <w:b/>
+          <w:bCs/>
+          <w:color w:val="1F1F1F"/>
+        </w:rPr>
+        <w:t>)</w:t>
+      </w:r>
+    </w:p>
+    <w:p>
+      <w:pPr>
+        <w:spacing w:after="0"/>
+      </w:pPr>
+      <w:r>
+        <w:rPr>
+          <w:rFonts w:ascii="Aptos" w:eastAsia="Aptos" w:hAnsi="Aptos" w:cs="Aptos"/>
+          <w:color w:val="1F1F1F"/>
+        </w:rPr>
+        <w:t>You can use standard Eloquent to save a record directly without using the factory template:</w:t>
+      </w:r>
+    </w:p>
+    <w:p>
+      <w:pPr>
+        <w:shd w:val="clear" w:color="auto" w:fill="141414"/>
+        <w:spacing w:after="0"/>
+        <w:ind w:left="-240" w:right="-240"/>
+      </w:pPr>
+      <w:r>
+        <w:rPr>
+          <w:rFonts w:ascii="Aptos" w:eastAsia="Aptos" w:hAnsi="Aptos" w:cs="Aptos"/>
+          <w:color w:val="FFFFFF" w:themeColor="background1"/>
+        </w:rPr>
+        <w:t>PHP</w:t>
+      </w:r>
+    </w:p>
+    <w:p>
+      <w:pPr>
+        <w:shd w:val="clear" w:color="auto" w:fill="141414"/>
+        <w:spacing w:after="0"/>
+        <w:ind w:left="-240" w:right="-240"/>
+        <w:rPr>
+          <w:rFonts w:ascii="Consolas" w:eastAsia="Consolas" w:hAnsi="Consolas" w:cs="Consolas"/>
+          <w:color w:val="FFFFFF" w:themeColor="background1"/>
+          <w:sz w:val="21"/>
+          <w:szCs w:val="21"/>
+        </w:rPr>
+      </w:pPr>
+      <w:r>
+        <w:rPr>
+          <w:rFonts w:ascii="Consolas" w:eastAsia="Consolas" w:hAnsi="Consolas" w:cs="Consolas"/>
+          <w:color w:val="FFFFFF" w:themeColor="background1"/>
+          <w:sz w:val="21"/>
+          <w:szCs w:val="21"/>
+        </w:rPr>
+        <w:t>User::create([</w:t>
+      </w:r>
+      <w:r>
+        <w:br/>
+      </w:r>
+      <w:r>
+        <w:rPr>
+          <w:rFonts w:ascii="Consolas" w:eastAsia="Consolas" w:hAnsi="Consolas" w:cs="Consolas"/>
+          <w:color w:val="FFFFFF" w:themeColor="background1"/>
+          <w:sz w:val="21"/>
+          <w:szCs w:val="21"/>
+        </w:rPr>
+        <w:t xml:space="preserve">    </w:t>
+      </w:r>
+      <w:r>
+        <w:rPr>
+          <w:rFonts w:ascii="Consolas" w:eastAsia="Consolas" w:hAnsi="Consolas" w:cs="Consolas"/>
+          <w:color w:val="60D673"/>
+          <w:sz w:val="21"/>
+          <w:szCs w:val="21"/>
+        </w:rPr>
+        <w:t>'name'</w:t>
+      </w:r>
+      <w:r>
+        <w:rPr>
+          <w:rFonts w:ascii="Consolas" w:eastAsia="Consolas" w:hAnsi="Consolas" w:cs="Consolas"/>
+          <w:color w:val="FFFFFF" w:themeColor="background1"/>
+          <w:sz w:val="21"/>
+          <w:szCs w:val="21"/>
+        </w:rPr>
+        <w:t xml:space="preserve"> =&gt; </w:t>
+      </w:r>
+      <w:r>
+        <w:rPr>
+          <w:rFonts w:ascii="Consolas" w:eastAsia="Consolas" w:hAnsi="Consolas" w:cs="Consolas"/>
+          <w:color w:val="60D673"/>
+          <w:sz w:val="21"/>
+          <w:szCs w:val="21"/>
+        </w:rPr>
+        <w:t>'</w:t>
+      </w:r>
+      <w:proofErr w:type="spellStart"/>
+      <w:r>
+        <w:rPr>
+          <w:rFonts w:ascii="Consolas" w:eastAsia="Consolas" w:hAnsi="Consolas" w:cs="Consolas"/>
+          <w:color w:val="60D673"/>
+          <w:sz w:val="21"/>
+          <w:szCs w:val="21"/>
+        </w:rPr>
+        <w:t>Anubhav</w:t>
+      </w:r>
+      <w:proofErr w:type="spellEnd"/>
+      <w:r>
+        <w:rPr>
+          <w:rFonts w:ascii="Consolas" w:eastAsia="Consolas" w:hAnsi="Consolas" w:cs="Consolas"/>
+          <w:color w:val="60D673"/>
+          <w:sz w:val="21"/>
+          <w:szCs w:val="21"/>
+        </w:rPr>
+        <w:t>'</w:t>
+      </w:r>
+      <w:r>
+        <w:rPr>
+          <w:rFonts w:ascii="Consolas" w:eastAsia="Consolas" w:hAnsi="Consolas" w:cs="Consolas"/>
+          <w:color w:val="FFFFFF" w:themeColor="background1"/>
+          <w:sz w:val="21"/>
+          <w:szCs w:val="21"/>
+        </w:rPr>
+        <w:t>,</w:t>
+      </w:r>
+      <w:r>
+        <w:br/>
+      </w:r>
+      <w:r>
+        <w:rPr>
+          <w:rFonts w:ascii="Consolas" w:eastAsia="Consolas" w:hAnsi="Consolas" w:cs="Consolas"/>
+          <w:color w:val="FFFFFF" w:themeColor="background1"/>
+          <w:sz w:val="21"/>
+          <w:szCs w:val="21"/>
+        </w:rPr>
+        <w:t xml:space="preserve">    </w:t>
+      </w:r>
+      <w:r>
+        <w:rPr>
+          <w:rFonts w:ascii="Consolas" w:eastAsia="Consolas" w:hAnsi="Consolas" w:cs="Consolas"/>
+          <w:color w:val="60D673"/>
+          <w:sz w:val="21"/>
+          <w:szCs w:val="21"/>
+        </w:rPr>
+        <w:t>'email'</w:t>
+      </w:r>
+      <w:r>
+        <w:rPr>
+          <w:rFonts w:ascii="Consolas" w:eastAsia="Consolas" w:hAnsi="Consolas" w:cs="Consolas"/>
+          <w:color w:val="FFFFFF" w:themeColor="background1"/>
+          <w:sz w:val="21"/>
+          <w:szCs w:val="21"/>
+        </w:rPr>
+        <w:t xml:space="preserve"> =&gt; </w:t>
+      </w:r>
+      <w:r>
+        <w:rPr>
+          <w:rFonts w:ascii="Consolas" w:eastAsia="Consolas" w:hAnsi="Consolas" w:cs="Consolas"/>
+          <w:color w:val="60D673"/>
+          <w:sz w:val="21"/>
+          <w:szCs w:val="21"/>
+        </w:rPr>
+        <w:t>'</w:t>
+      </w:r>
+      <w:hyperlink r:id="rId12" w:history="1">
+        <w:r>
+          <w:rPr>
+            <w:rStyle w:val="Hyperlink"/>
+          </w:rPr>
+          <w:t>anubhav@example.com</w:t>
+        </w:r>
+      </w:hyperlink>
+      <w:r>
+        <w:rPr>
+          <w:rFonts w:ascii="Consolas" w:eastAsia="Consolas" w:hAnsi="Consolas" w:cs="Consolas"/>
+          <w:color w:val="60D673"/>
+          <w:sz w:val="21"/>
+          <w:szCs w:val="21"/>
+        </w:rPr>
+        <w:t>'</w:t>
+      </w:r>
+      <w:r>
+        <w:rPr>
+          <w:rFonts w:ascii="Consolas" w:eastAsia="Consolas" w:hAnsi="Consolas" w:cs="Consolas"/>
+          <w:color w:val="FFFFFF" w:themeColor="background1"/>
+          <w:sz w:val="21"/>
+          <w:szCs w:val="21"/>
+        </w:rPr>
+        <w:t>,</w:t>
+      </w:r>
+      <w:r>
+        <w:br/>
+      </w:r>
+      <w:r>
+        <w:rPr>
+          <w:rFonts w:ascii="Consolas" w:eastAsia="Consolas" w:hAnsi="Consolas" w:cs="Consolas"/>
+          <w:color w:val="FFFFFF" w:themeColor="background1"/>
+          <w:sz w:val="21"/>
+          <w:szCs w:val="21"/>
+        </w:rPr>
+        <w:t xml:space="preserve">    </w:t>
+      </w:r>
+      <w:r>
+        <w:rPr>
+          <w:rFonts w:ascii="Consolas" w:eastAsia="Consolas" w:hAnsi="Consolas" w:cs="Consolas"/>
+          <w:color w:val="60D673"/>
+          <w:sz w:val="21"/>
+          <w:szCs w:val="21"/>
+        </w:rPr>
+        <w:t>'password'</w:t>
+      </w:r>
+      <w:r>
+        <w:rPr>
+          <w:rFonts w:ascii="Consolas" w:eastAsia="Consolas" w:hAnsi="Consolas" w:cs="Consolas"/>
+          <w:color w:val="FFFFFF" w:themeColor="background1"/>
+          <w:sz w:val="21"/>
+          <w:szCs w:val="21"/>
+        </w:rPr>
+        <w:t xml:space="preserve"> =&gt; Hash::make(</w:t>
+      </w:r>
+      <w:r>
+        <w:rPr>
+          <w:rFonts w:ascii="Consolas" w:eastAsia="Consolas" w:hAnsi="Consolas" w:cs="Consolas"/>
+          <w:color w:val="60D673"/>
+          <w:sz w:val="21"/>
+          <w:szCs w:val="21"/>
+        </w:rPr>
+        <w:t>'password'</w:t>
+      </w:r>
+      <w:r>
+        <w:rPr>
+          <w:rFonts w:ascii="Consolas" w:eastAsia="Consolas" w:hAnsi="Consolas" w:cs="Consolas"/>
+          <w:color w:val="FFFFFF" w:themeColor="background1"/>
+          <w:sz w:val="21"/>
+          <w:szCs w:val="21"/>
+        </w:rPr>
+        <w:t>),</w:t>
+      </w:r>
+      <w:r>
+        <w:br/>
+      </w:r>
+      <w:r>
+        <w:rPr>
+          <w:rFonts w:ascii="Consolas" w:eastAsia="Consolas" w:hAnsi="Consolas" w:cs="Consolas"/>
+          <w:color w:val="FFFFFF" w:themeColor="background1"/>
+          <w:sz w:val="21"/>
+          <w:szCs w:val="21"/>
+        </w:rPr>
+        <w:t>]);</w:t>
+      </w:r>
+      <w:r>
+        <w:br/>
+      </w:r>
+    </w:p>
+    <w:p>
+      <w:pPr>
+        <w:pStyle w:val="ListParagraph"/>
+        <w:numPr>
+          <w:ilvl w:val="0"/>
+          <w:numId w:val="10"/>
+        </w:numPr>
+        <w:spacing w:after="0" w:line="278" w:lineRule="auto"/>
+        <w:rPr>
+          <w:rFonts w:ascii="Aptos" w:eastAsia="Aptos" w:hAnsi="Aptos" w:cs="Aptos"/>
+          <w:color w:val="1F1F1F"/>
+          <w:sz w:val="24"/>
+          <w:szCs w:val="24"/>
+        </w:rPr>
+      </w:pPr>
+      <w:r>
+        <w:rPr>
+          <w:rFonts w:ascii="Aptos" w:eastAsia="Aptos" w:hAnsi="Aptos" w:cs="Aptos"/>
+          <w:b/>
+          <w:bCs/>
+          <w:color w:val="1F1F1F"/>
+        </w:rPr>
+        <w:t>The Catch:</w:t>
+      </w:r>
+      <w:r>
+        <w:rPr>
+          <w:rFonts w:ascii="Aptos" w:eastAsia="Aptos" w:hAnsi="Aptos" w:cs="Aptos"/>
+          <w:color w:val="1F1F1F"/>
+        </w:rPr>
+        <w:t xml:space="preserve"> If your database table strictly requires columns like </w:t>
+      </w:r>
+      <w:proofErr w:type="spellStart"/>
+      <w:r>
+        <w:rPr>
+          <w:rFonts w:ascii="Consolas" w:eastAsia="Consolas" w:hAnsi="Consolas" w:cs="Consolas"/>
+          <w:color w:val="1F1F1F"/>
+          <w:szCs w:val="22"/>
+        </w:rPr>
+        <w:t>email_verified_at</w:t>
+      </w:r>
+      <w:proofErr w:type="spellEnd"/>
+      <w:r>
+        <w:rPr>
+          <w:rFonts w:ascii="Aptos" w:eastAsia="Aptos" w:hAnsi="Aptos" w:cs="Aptos"/>
+          <w:color w:val="1F1F1F"/>
+        </w:rPr>
+        <w:t xml:space="preserve"> or </w:t>
+      </w:r>
+      <w:proofErr w:type="spellStart"/>
+      <w:r>
+        <w:rPr>
+          <w:rFonts w:ascii="Consolas" w:eastAsia="Consolas" w:hAnsi="Consolas" w:cs="Consolas"/>
+          <w:color w:val="1F1F1F"/>
+          <w:szCs w:val="22"/>
+        </w:rPr>
+        <w:t>created_at</w:t>
+      </w:r>
+      <w:proofErr w:type="spellEnd"/>
+      <w:r>
+        <w:rPr>
+          <w:rFonts w:ascii="Aptos" w:eastAsia="Aptos" w:hAnsi="Aptos" w:cs="Aptos"/>
+          <w:color w:val="1F1F1F"/>
+        </w:rPr>
+        <w:t xml:space="preserve"> to not be blank (</w:t>
+      </w:r>
+      <w:r>
+        <w:rPr>
+          <w:rFonts w:ascii="Consolas" w:eastAsia="Consolas" w:hAnsi="Consolas" w:cs="Consolas"/>
+          <w:color w:val="1F1F1F"/>
+          <w:szCs w:val="22"/>
+        </w:rPr>
+        <w:t>NOT NULL</w:t>
+      </w:r>
+      <w:r>
+        <w:rPr>
+          <w:rFonts w:ascii="Aptos" w:eastAsia="Aptos" w:hAnsi="Aptos" w:cs="Aptos"/>
+          <w:color w:val="1F1F1F"/>
+        </w:rPr>
+        <w:t>), this command will crash unless you manually add those extra fields into your code array.</w:t>
+      </w:r>
+    </w:p>
+    <w:p>
+      <w:pPr>
+        <w:pStyle w:val="ListParagraph"/>
+        <w:spacing w:after="0"/>
+        <w:rPr>
+          <w:rFonts w:ascii="Aptos" w:eastAsia="Aptos" w:hAnsi="Aptos" w:cs="Aptos"/>
+          <w:color w:val="1F1F1F"/>
+        </w:rPr>
+      </w:pPr>
+    </w:p>
+    <w:p>
+      <w:pPr>
+        <w:pStyle w:val="Heading3"/>
+        <w:spacing w:before="0"/>
+      </w:pPr>
+      <w:r>
+        <w:rPr>
+          <w:rFonts w:ascii="Aptos" w:eastAsia="Aptos" w:hAnsi="Aptos" w:cs="Aptos"/>
+          <w:b/>
+          <w:bCs/>
+          <w:color w:val="1F1F1F"/>
+        </w:rPr>
+        <w:t>Key Takeaway</w:t>
+      </w:r>
+    </w:p>
+    <w:p>
+      <w:pPr>
+        <w:pStyle w:val="ListParagraph"/>
+        <w:numPr>
+          <w:ilvl w:val="0"/>
+          <w:numId w:val="11"/>
+        </w:numPr>
+        <w:spacing w:after="0" w:line="278" w:lineRule="auto"/>
+        <w:rPr>
+          <w:rFonts w:ascii="Aptos" w:eastAsia="Aptos" w:hAnsi="Aptos" w:cs="Aptos"/>
+          <w:color w:val="1F1F1F"/>
+        </w:rPr>
+      </w:pPr>
+      <w:r>
+        <w:rPr>
+          <w:rFonts w:ascii="Aptos" w:eastAsia="Aptos" w:hAnsi="Aptos" w:cs="Aptos"/>
+          <w:color w:val="1F1F1F"/>
+        </w:rPr>
+        <w:t xml:space="preserve">Use </w:t>
+      </w:r>
+      <w:proofErr w:type="gramStart"/>
+      <w:r>
+        <w:rPr>
+          <w:rFonts w:ascii="Consolas" w:eastAsia="Consolas" w:hAnsi="Consolas" w:cs="Consolas"/>
+          <w:color w:val="1F1F1F"/>
+          <w:szCs w:val="22"/>
+        </w:rPr>
+        <w:t>factory(</w:t>
+      </w:r>
+      <w:proofErr w:type="gramEnd"/>
+      <w:r>
+        <w:rPr>
+          <w:rFonts w:ascii="Consolas" w:eastAsia="Consolas" w:hAnsi="Consolas" w:cs="Consolas"/>
+          <w:color w:val="1F1F1F"/>
+          <w:szCs w:val="22"/>
+        </w:rPr>
+        <w:t>)-&gt;create()</w:t>
+      </w:r>
+      <w:r>
+        <w:rPr>
+          <w:rFonts w:ascii="Aptos" w:eastAsia="Aptos" w:hAnsi="Aptos" w:cs="Aptos"/>
+          <w:color w:val="1F1F1F"/>
+        </w:rPr>
+        <w:t xml:space="preserve"> in </w:t>
+      </w:r>
+      <w:proofErr w:type="spellStart"/>
+      <w:r>
+        <w:rPr>
+          <w:rFonts w:ascii="Aptos" w:eastAsia="Aptos" w:hAnsi="Aptos" w:cs="Aptos"/>
+          <w:color w:val="1F1F1F"/>
+        </w:rPr>
+        <w:t>Seeders</w:t>
+      </w:r>
+      <w:proofErr w:type="spellEnd"/>
+      <w:r>
+        <w:rPr>
+          <w:rFonts w:ascii="Aptos" w:eastAsia="Aptos" w:hAnsi="Aptos" w:cs="Aptos"/>
+          <w:color w:val="1F1F1F"/>
+        </w:rPr>
+        <w:t xml:space="preserve"> and testing to keep code clean and let </w:t>
+      </w:r>
+      <w:proofErr w:type="spellStart"/>
+      <w:r>
+        <w:rPr>
+          <w:rFonts w:ascii="Aptos" w:eastAsia="Aptos" w:hAnsi="Aptos" w:cs="Aptos"/>
+          <w:color w:val="1F1F1F"/>
+        </w:rPr>
+        <w:t>Laravel</w:t>
+      </w:r>
+      <w:proofErr w:type="spellEnd"/>
+      <w:r>
+        <w:rPr>
+          <w:rFonts w:ascii="Aptos" w:eastAsia="Aptos" w:hAnsi="Aptos" w:cs="Aptos"/>
+          <w:color w:val="1F1F1F"/>
+        </w:rPr>
+        <w:t xml:space="preserve"> handle background database clutter.</w:t>
+      </w:r>
+    </w:p>
+    <w:p>
+      <w:pPr>
+        <w:pStyle w:val="ListParagraph"/>
+        <w:numPr>
+          <w:ilvl w:val="0"/>
+          <w:numId w:val="11"/>
+        </w:numPr>
+        <w:spacing w:after="0" w:line="278" w:lineRule="auto"/>
+        <w:rPr>
+          <w:rFonts w:ascii="Aptos" w:eastAsia="Aptos" w:hAnsi="Aptos" w:cs="Aptos"/>
+          <w:b/>
+          <w:bCs/>
+          <w:color w:val="FF0000"/>
+        </w:rPr>
+      </w:pPr>
+      <w:r>
+        <w:rPr>
+          <w:rFonts w:ascii="Aptos" w:eastAsia="Aptos" w:hAnsi="Aptos" w:cs="Aptos"/>
+          <w:color w:val="1F1F1F"/>
+        </w:rPr>
+        <w:t xml:space="preserve">Use </w:t>
+      </w:r>
+      <w:proofErr w:type="gramStart"/>
+      <w:r>
+        <w:rPr>
+          <w:rFonts w:ascii="Consolas" w:eastAsia="Consolas" w:hAnsi="Consolas" w:cs="Consolas"/>
+          <w:color w:val="1F1F1F"/>
+          <w:szCs w:val="22"/>
+        </w:rPr>
+        <w:t>create(</w:t>
+      </w:r>
+      <w:proofErr w:type="gramEnd"/>
+      <w:r>
+        <w:rPr>
+          <w:rFonts w:ascii="Consolas" w:eastAsia="Consolas" w:hAnsi="Consolas" w:cs="Consolas"/>
+          <w:color w:val="1F1F1F"/>
+          <w:szCs w:val="22"/>
+        </w:rPr>
+        <w:t>)</w:t>
+      </w:r>
+      <w:r>
+        <w:rPr>
+          <w:rFonts w:ascii="Aptos" w:eastAsia="Aptos" w:hAnsi="Aptos" w:cs="Aptos"/>
+          <w:color w:val="1F1F1F"/>
+        </w:rPr>
+        <w:t xml:space="preserve"> in normal application features (like a registration form) where you are collecting all the data explicitly from a user</w:t>
+      </w:r>
+      <w:r>
+        <w:rPr>
+          <w:rFonts w:ascii="Aptos" w:eastAsia="Aptos" w:hAnsi="Aptos" w:cs="Aptos"/>
+          <w:b/>
+          <w:bCs/>
+          <w:color w:val="FF0000"/>
+        </w:rPr>
+        <w:t>.</w:t>
+      </w:r>
+    </w:p>
+    <w:p>
+      <w:pPr>
+        <w:spacing w:after="0" w:line="278" w:lineRule="auto"/>
+        <w:rPr>
+          <w:rFonts w:ascii="Aptos" w:eastAsia="Aptos" w:hAnsi="Aptos" w:cs="Aptos"/>
+          <w:b/>
+          <w:bCs/>
+          <w:color w:val="FF0000"/>
+        </w:rPr>
+      </w:pPr>
+    </w:p>
+    <w:p>
+      <w:pPr>
+        <w:spacing w:after="0" w:line="278" w:lineRule="auto"/>
+        <w:rPr>
+          <w:rFonts w:ascii="Aptos" w:eastAsia="Aptos" w:hAnsi="Aptos" w:cs="Aptos"/>
+          <w:b/>
+          <w:bCs/>
+          <w:color w:val="FF0000"/>
+        </w:rPr>
+      </w:pPr>
+    </w:p>
+    <w:p>
+      <w:pPr>
+        <w:spacing w:after="0"/>
+        <w:rPr>
+          <w:rFonts w:ascii="Segoe UI" w:eastAsia="Segoe UI" w:hAnsi="Segoe UI" w:cs="Segoe UI"/>
+          <w:i/>
+          <w:iCs/>
+          <w:color w:val="45423E"/>
+        </w:rPr>
+      </w:pPr>
+      <w:r>
+        <w:rPr>
+          <w:rFonts w:ascii="Aptos" w:eastAsia="Aptos" w:hAnsi="Aptos" w:cs="Aptos"/>
+          <w:b/>
+          <w:bCs/>
+          <w:i/>
+          <w:iCs/>
+          <w:color w:val="FF0000"/>
+        </w:rPr>
+        <w:t>Filament Documentation</w:t>
+      </w:r>
+      <w:proofErr w:type="gramStart"/>
+      <w:r>
+        <w:rPr>
+          <w:rFonts w:ascii="Aptos" w:eastAsia="Aptos" w:hAnsi="Aptos" w:cs="Aptos"/>
+          <w:b/>
+          <w:bCs/>
+          <w:i/>
+          <w:iCs/>
+          <w:color w:val="FF0000"/>
+        </w:rPr>
+        <w:t>:</w:t>
+      </w:r>
+      <w:proofErr w:type="gramEnd"/>
+      <w:r>
+        <w:br/>
+      </w:r>
+      <w:r>
+        <w:br/>
+      </w:r>
+      <w:r>
+        <w:rPr>
+          <w:rFonts w:ascii="Segoe UI" w:eastAsia="Segoe UI" w:hAnsi="Segoe UI" w:cs="Segoe UI"/>
+          <w:i/>
+          <w:iCs/>
+          <w:color w:val="45423E"/>
+        </w:rPr>
+        <w:t xml:space="preserve">The individual type methods also allow you to pass in a </w:t>
+      </w:r>
+      <w:proofErr w:type="spellStart"/>
+      <w:r>
+        <w:rPr>
+          <w:rFonts w:ascii="Segoe UI" w:eastAsia="Segoe UI" w:hAnsi="Segoe UI" w:cs="Segoe UI"/>
+          <w:i/>
+          <w:iCs/>
+          <w:color w:val="45423E"/>
+        </w:rPr>
+        <w:t>boolean</w:t>
+      </w:r>
+      <w:proofErr w:type="spellEnd"/>
+      <w:r>
+        <w:rPr>
+          <w:rFonts w:ascii="Segoe UI" w:eastAsia="Segoe UI" w:hAnsi="Segoe UI" w:cs="Segoe UI"/>
+          <w:i/>
+          <w:iCs/>
+          <w:color w:val="45423E"/>
+        </w:rPr>
+        <w:t xml:space="preserve"> value to control if the field should be that or not:</w:t>
+      </w:r>
+    </w:p>
+    <w:p>
+      <w:pPr>
+        <w:spacing w:after="0"/>
+        <w:rPr>
+          <w:rFonts w:ascii="Segoe UI" w:eastAsia="Segoe UI" w:hAnsi="Segoe UI" w:cs="Segoe UI"/>
+          <w:i/>
+          <w:iCs/>
+          <w:color w:val="45423E"/>
+        </w:rPr>
+      </w:pPr>
+    </w:p>
+    <w:p>
+      <w:pPr>
+        <w:spacing w:after="0"/>
+        <w:rPr>
+          <w:rFonts w:ascii="Aptos" w:eastAsia="Aptos" w:hAnsi="Aptos" w:cs="Aptos"/>
+          <w:i/>
+          <w:iCs/>
+          <w:color w:val="45423E"/>
+        </w:rPr>
+      </w:pPr>
+      <w:proofErr w:type="gramStart"/>
+      <w:r>
+        <w:rPr>
+          <w:rFonts w:ascii="Aptos" w:eastAsia="Aptos" w:hAnsi="Aptos" w:cs="Aptos"/>
+          <w:i/>
+          <w:iCs/>
+          <w:color w:val="45423E"/>
+        </w:rPr>
+        <w:t>use</w:t>
+      </w:r>
+      <w:proofErr w:type="gramEnd"/>
+      <w:r>
+        <w:rPr>
+          <w:rFonts w:ascii="Aptos" w:eastAsia="Aptos" w:hAnsi="Aptos" w:cs="Aptos"/>
+          <w:i/>
+          <w:iCs/>
+          <w:color w:val="45423E"/>
+        </w:rPr>
+        <w:t xml:space="preserve"> Filament\Forms\Components\</w:t>
+      </w:r>
+      <w:proofErr w:type="spellStart"/>
+      <w:r>
+        <w:rPr>
+          <w:rFonts w:ascii="Aptos" w:eastAsia="Aptos" w:hAnsi="Aptos" w:cs="Aptos"/>
+          <w:i/>
+          <w:iCs/>
+          <w:color w:val="45423E"/>
+        </w:rPr>
+        <w:t>TextInput</w:t>
+      </w:r>
+      <w:proofErr w:type="spellEnd"/>
+      <w:r>
+        <w:rPr>
+          <w:rFonts w:ascii="Aptos" w:eastAsia="Aptos" w:hAnsi="Aptos" w:cs="Aptos"/>
+          <w:i/>
+          <w:iCs/>
+          <w:color w:val="45423E"/>
+        </w:rPr>
+        <w:t>;</w:t>
+      </w:r>
+    </w:p>
+    <w:p>
+      <w:pPr>
+        <w:spacing w:after="0"/>
+        <w:rPr>
+          <w:rFonts w:ascii="Aptos" w:eastAsia="Aptos" w:hAnsi="Aptos" w:cs="Aptos"/>
+          <w:i/>
+          <w:iCs/>
+          <w:color w:val="45423E"/>
+        </w:rPr>
+      </w:pPr>
+      <w:r>
+        <w:rPr>
+          <w:rFonts w:ascii="Aptos" w:eastAsia="Aptos" w:hAnsi="Aptos" w:cs="Aptos"/>
+          <w:i/>
+          <w:iCs/>
+          <w:color w:val="45423E"/>
+        </w:rPr>
+        <w:t xml:space="preserve"> </w:t>
+      </w:r>
+    </w:p>
+    <w:p>
+      <w:pPr>
+        <w:spacing w:after="0"/>
+        <w:rPr>
+          <w:rFonts w:ascii="Aptos" w:eastAsia="Aptos" w:hAnsi="Aptos" w:cs="Aptos"/>
+          <w:b/>
+          <w:bCs/>
+          <w:i/>
+          <w:iCs/>
+          <w:color w:val="709FDB" w:themeColor="text2" w:themeTint="80"/>
+        </w:rPr>
+      </w:pPr>
+      <w:proofErr w:type="spellStart"/>
+      <w:r>
+        <w:rPr>
+          <w:rFonts w:ascii="Aptos" w:eastAsia="Aptos" w:hAnsi="Aptos" w:cs="Aptos"/>
+          <w:b/>
+          <w:bCs/>
+          <w:i/>
+          <w:iCs/>
+          <w:color w:val="709FDB" w:themeColor="text2" w:themeTint="80"/>
+        </w:rPr>
+        <w:t>TextInput</w:t>
+      </w:r>
+      <w:proofErr w:type="spellEnd"/>
+      <w:r>
+        <w:rPr>
+          <w:rFonts w:ascii="Aptos" w:eastAsia="Aptos" w:hAnsi="Aptos" w:cs="Aptos"/>
+          <w:b/>
+          <w:bCs/>
+          <w:i/>
+          <w:iCs/>
+          <w:color w:val="709FDB" w:themeColor="text2" w:themeTint="80"/>
+        </w:rPr>
+        <w:t>::</w:t>
+      </w:r>
+      <w:proofErr w:type="gramStart"/>
+      <w:r>
+        <w:rPr>
+          <w:rFonts w:ascii="Aptos" w:eastAsia="Aptos" w:hAnsi="Aptos" w:cs="Aptos"/>
+          <w:b/>
+          <w:bCs/>
+          <w:i/>
+          <w:iCs/>
+          <w:color w:val="709FDB" w:themeColor="text2" w:themeTint="80"/>
+        </w:rPr>
+        <w:t>make(</w:t>
+      </w:r>
+      <w:proofErr w:type="gramEnd"/>
+      <w:r>
+        <w:rPr>
+          <w:rFonts w:ascii="Aptos" w:eastAsia="Aptos" w:hAnsi="Aptos" w:cs="Aptos"/>
+          <w:b/>
+          <w:bCs/>
+          <w:i/>
+          <w:iCs/>
+          <w:color w:val="709FDB" w:themeColor="text2" w:themeTint="80"/>
+        </w:rPr>
+        <w:t>'text')</w:t>
+      </w:r>
+    </w:p>
+    <w:p>
+      <w:pPr>
+        <w:spacing w:after="0"/>
+        <w:rPr>
+          <w:rFonts w:ascii="Aptos" w:eastAsia="Aptos" w:hAnsi="Aptos" w:cs="Aptos"/>
+          <w:b/>
+          <w:bCs/>
+          <w:i/>
+          <w:iCs/>
+          <w:color w:val="709FDB" w:themeColor="text2" w:themeTint="80"/>
+        </w:rPr>
+      </w:pPr>
+      <w:r>
+        <w:rPr>
+          <w:rFonts w:ascii="Aptos" w:eastAsia="Aptos" w:hAnsi="Aptos" w:cs="Aptos"/>
+          <w:b/>
+          <w:bCs/>
+          <w:i/>
+          <w:iCs/>
+          <w:color w:val="709FDB" w:themeColor="text2" w:themeTint="80"/>
+        </w:rPr>
+        <w:t xml:space="preserve">    -&gt;</w:t>
+      </w:r>
+      <w:proofErr w:type="gramStart"/>
+      <w:r>
+        <w:rPr>
+          <w:rFonts w:ascii="Aptos" w:eastAsia="Aptos" w:hAnsi="Aptos" w:cs="Aptos"/>
+          <w:b/>
+          <w:bCs/>
+          <w:i/>
+          <w:iCs/>
+          <w:color w:val="709FDB" w:themeColor="text2" w:themeTint="80"/>
+        </w:rPr>
+        <w:t>email(</w:t>
+      </w:r>
+      <w:proofErr w:type="spellStart"/>
+      <w:proofErr w:type="gramEnd"/>
+      <w:r>
+        <w:rPr>
+          <w:rFonts w:ascii="Aptos" w:eastAsia="Aptos" w:hAnsi="Aptos" w:cs="Aptos"/>
+          <w:b/>
+          <w:bCs/>
+          <w:i/>
+          <w:iCs/>
+          <w:color w:val="709FDB" w:themeColor="text2" w:themeTint="80"/>
+        </w:rPr>
+        <w:t>FeatureFlag</w:t>
+      </w:r>
+      <w:proofErr w:type="spellEnd"/>
+      <w:r>
+        <w:rPr>
+          <w:rFonts w:ascii="Aptos" w:eastAsia="Aptos" w:hAnsi="Aptos" w:cs="Aptos"/>
+          <w:b/>
+          <w:bCs/>
+          <w:i/>
+          <w:iCs/>
+          <w:color w:val="709FDB" w:themeColor="text2" w:themeTint="80"/>
+        </w:rPr>
+        <w:t>::active()) // or</w:t>
+      </w:r>
+    </w:p>
+    <w:p>
+      <w:pPr>
+        <w:spacing w:after="0"/>
+        <w:rPr>
+          <w:rFonts w:ascii="Aptos" w:eastAsia="Aptos" w:hAnsi="Aptos" w:cs="Aptos"/>
+          <w:b/>
+          <w:bCs/>
+          <w:i/>
+          <w:iCs/>
+          <w:color w:val="709FDB" w:themeColor="text2" w:themeTint="80"/>
+        </w:rPr>
+      </w:pPr>
+      <w:r>
+        <w:rPr>
+          <w:rFonts w:ascii="Aptos" w:eastAsia="Aptos" w:hAnsi="Aptos" w:cs="Aptos"/>
+          <w:b/>
+          <w:bCs/>
+          <w:i/>
+          <w:iCs/>
+          <w:color w:val="709FDB" w:themeColor="text2" w:themeTint="80"/>
+        </w:rPr>
+        <w:t xml:space="preserve">    -&gt;</w:t>
+      </w:r>
+      <w:proofErr w:type="gramStart"/>
+      <w:r>
+        <w:rPr>
+          <w:rFonts w:ascii="Aptos" w:eastAsia="Aptos" w:hAnsi="Aptos" w:cs="Aptos"/>
+          <w:b/>
+          <w:bCs/>
+          <w:i/>
+          <w:iCs/>
+          <w:color w:val="709FDB" w:themeColor="text2" w:themeTint="80"/>
+        </w:rPr>
+        <w:t>numeric(</w:t>
+      </w:r>
+      <w:proofErr w:type="spellStart"/>
+      <w:proofErr w:type="gramEnd"/>
+      <w:r>
+        <w:rPr>
+          <w:rFonts w:ascii="Aptos" w:eastAsia="Aptos" w:hAnsi="Aptos" w:cs="Aptos"/>
+          <w:b/>
+          <w:bCs/>
+          <w:i/>
+          <w:iCs/>
+          <w:color w:val="709FDB" w:themeColor="text2" w:themeTint="80"/>
+        </w:rPr>
+        <w:t>FeatureFlag</w:t>
+      </w:r>
+      <w:proofErr w:type="spellEnd"/>
+      <w:r>
+        <w:rPr>
+          <w:rFonts w:ascii="Aptos" w:eastAsia="Aptos" w:hAnsi="Aptos" w:cs="Aptos"/>
+          <w:b/>
+          <w:bCs/>
+          <w:i/>
+          <w:iCs/>
+          <w:color w:val="709FDB" w:themeColor="text2" w:themeTint="80"/>
+        </w:rPr>
+        <w:t>::active()) // or</w:t>
+      </w:r>
+    </w:p>
+    <w:p>
+      <w:pPr>
+        <w:spacing w:after="0"/>
+        <w:rPr>
+          <w:rFonts w:ascii="Aptos" w:eastAsia="Aptos" w:hAnsi="Aptos" w:cs="Aptos"/>
+          <w:b/>
+          <w:bCs/>
+          <w:i/>
+          <w:iCs/>
+          <w:color w:val="709FDB" w:themeColor="text2" w:themeTint="80"/>
+        </w:rPr>
+      </w:pPr>
+      <w:r>
+        <w:rPr>
+          <w:rFonts w:ascii="Aptos" w:eastAsia="Aptos" w:hAnsi="Aptos" w:cs="Aptos"/>
+          <w:b/>
+          <w:bCs/>
+          <w:i/>
+          <w:iCs/>
+          <w:color w:val="709FDB" w:themeColor="text2" w:themeTint="80"/>
+        </w:rPr>
+        <w:lastRenderedPageBreak/>
+        <w:t xml:space="preserve">    -&gt;</w:t>
+      </w:r>
+      <w:proofErr w:type="gramStart"/>
+      <w:r>
+        <w:rPr>
+          <w:rFonts w:ascii="Aptos" w:eastAsia="Aptos" w:hAnsi="Aptos" w:cs="Aptos"/>
+          <w:b/>
+          <w:bCs/>
+          <w:i/>
+          <w:iCs/>
+          <w:color w:val="709FDB" w:themeColor="text2" w:themeTint="80"/>
+        </w:rPr>
+        <w:t>integer(</w:t>
+      </w:r>
+      <w:proofErr w:type="spellStart"/>
+      <w:proofErr w:type="gramEnd"/>
+      <w:r>
+        <w:rPr>
+          <w:rFonts w:ascii="Aptos" w:eastAsia="Aptos" w:hAnsi="Aptos" w:cs="Aptos"/>
+          <w:b/>
+          <w:bCs/>
+          <w:i/>
+          <w:iCs/>
+          <w:color w:val="709FDB" w:themeColor="text2" w:themeTint="80"/>
+        </w:rPr>
+        <w:t>FeatureFlag</w:t>
+      </w:r>
+      <w:proofErr w:type="spellEnd"/>
+      <w:r>
+        <w:rPr>
+          <w:rFonts w:ascii="Aptos" w:eastAsia="Aptos" w:hAnsi="Aptos" w:cs="Aptos"/>
+          <w:b/>
+          <w:bCs/>
+          <w:i/>
+          <w:iCs/>
+          <w:color w:val="709FDB" w:themeColor="text2" w:themeTint="80"/>
+        </w:rPr>
+        <w:t>::active()) // or</w:t>
+      </w:r>
+    </w:p>
+    <w:p>
+      <w:pPr>
+        <w:spacing w:after="0"/>
+        <w:rPr>
+          <w:rFonts w:ascii="Aptos" w:eastAsia="Aptos" w:hAnsi="Aptos" w:cs="Aptos"/>
+          <w:b/>
+          <w:bCs/>
+          <w:i/>
+          <w:iCs/>
+          <w:color w:val="709FDB" w:themeColor="text2" w:themeTint="80"/>
+        </w:rPr>
+      </w:pPr>
+      <w:r>
+        <w:rPr>
+          <w:rFonts w:ascii="Aptos" w:eastAsia="Aptos" w:hAnsi="Aptos" w:cs="Aptos"/>
+          <w:b/>
+          <w:bCs/>
+          <w:i/>
+          <w:iCs/>
+          <w:color w:val="709FDB" w:themeColor="text2" w:themeTint="80"/>
+        </w:rPr>
+        <w:t xml:space="preserve">    -&gt;</w:t>
+      </w:r>
+      <w:proofErr w:type="gramStart"/>
+      <w:r>
+        <w:rPr>
+          <w:rFonts w:ascii="Aptos" w:eastAsia="Aptos" w:hAnsi="Aptos" w:cs="Aptos"/>
+          <w:b/>
+          <w:bCs/>
+          <w:i/>
+          <w:iCs/>
+          <w:color w:val="709FDB" w:themeColor="text2" w:themeTint="80"/>
+        </w:rPr>
+        <w:t>password(</w:t>
+      </w:r>
+      <w:proofErr w:type="spellStart"/>
+      <w:proofErr w:type="gramEnd"/>
+      <w:r>
+        <w:rPr>
+          <w:rFonts w:ascii="Aptos" w:eastAsia="Aptos" w:hAnsi="Aptos" w:cs="Aptos"/>
+          <w:b/>
+          <w:bCs/>
+          <w:i/>
+          <w:iCs/>
+          <w:color w:val="709FDB" w:themeColor="text2" w:themeTint="80"/>
+        </w:rPr>
+        <w:t>FeatureFlag</w:t>
+      </w:r>
+      <w:proofErr w:type="spellEnd"/>
+      <w:r>
+        <w:rPr>
+          <w:rFonts w:ascii="Aptos" w:eastAsia="Aptos" w:hAnsi="Aptos" w:cs="Aptos"/>
+          <w:b/>
+          <w:bCs/>
+          <w:i/>
+          <w:iCs/>
+          <w:color w:val="709FDB" w:themeColor="text2" w:themeTint="80"/>
+        </w:rPr>
+        <w:t>::active()) // or</w:t>
+      </w:r>
+    </w:p>
+    <w:p>
+      <w:pPr>
+        <w:spacing w:after="0"/>
+        <w:rPr>
+          <w:rFonts w:ascii="Aptos" w:eastAsia="Aptos" w:hAnsi="Aptos" w:cs="Aptos"/>
+          <w:b/>
+          <w:bCs/>
+          <w:i/>
+          <w:iCs/>
+          <w:color w:val="709FDB" w:themeColor="text2" w:themeTint="80"/>
+        </w:rPr>
+      </w:pPr>
+      <w:r>
+        <w:rPr>
+          <w:rFonts w:ascii="Aptos" w:eastAsia="Aptos" w:hAnsi="Aptos" w:cs="Aptos"/>
+          <w:b/>
+          <w:bCs/>
+          <w:i/>
+          <w:iCs/>
+          <w:color w:val="709FDB" w:themeColor="text2" w:themeTint="80"/>
+        </w:rPr>
+        <w:t xml:space="preserve">    -&gt;</w:t>
+      </w:r>
+      <w:proofErr w:type="spellStart"/>
+      <w:proofErr w:type="gramStart"/>
+      <w:r>
+        <w:rPr>
+          <w:rFonts w:ascii="Aptos" w:eastAsia="Aptos" w:hAnsi="Aptos" w:cs="Aptos"/>
+          <w:b/>
+          <w:bCs/>
+          <w:i/>
+          <w:iCs/>
+          <w:color w:val="709FDB" w:themeColor="text2" w:themeTint="80"/>
+        </w:rPr>
+        <w:t>tel</w:t>
+      </w:r>
+      <w:proofErr w:type="spellEnd"/>
+      <w:r>
+        <w:rPr>
+          <w:rFonts w:ascii="Aptos" w:eastAsia="Aptos" w:hAnsi="Aptos" w:cs="Aptos"/>
+          <w:b/>
+          <w:bCs/>
+          <w:i/>
+          <w:iCs/>
+          <w:color w:val="709FDB" w:themeColor="text2" w:themeTint="80"/>
+        </w:rPr>
+        <w:t>(</w:t>
+      </w:r>
+      <w:proofErr w:type="spellStart"/>
+      <w:proofErr w:type="gramEnd"/>
+      <w:r>
+        <w:rPr>
+          <w:rFonts w:ascii="Aptos" w:eastAsia="Aptos" w:hAnsi="Aptos" w:cs="Aptos"/>
+          <w:b/>
+          <w:bCs/>
+          <w:i/>
+          <w:iCs/>
+          <w:color w:val="709FDB" w:themeColor="text2" w:themeTint="80"/>
+        </w:rPr>
+        <w:t>FeatureFlag</w:t>
+      </w:r>
+      <w:proofErr w:type="spellEnd"/>
+      <w:r>
+        <w:rPr>
+          <w:rFonts w:ascii="Aptos" w:eastAsia="Aptos" w:hAnsi="Aptos" w:cs="Aptos"/>
+          <w:b/>
+          <w:bCs/>
+          <w:i/>
+          <w:iCs/>
+          <w:color w:val="709FDB" w:themeColor="text2" w:themeTint="80"/>
+        </w:rPr>
+        <w:t>::active()) // or</w:t>
+      </w:r>
+    </w:p>
+    <w:p>
+      <w:pPr>
+        <w:spacing w:after="0"/>
+        <w:rPr>
+          <w:rFonts w:ascii="Aptos" w:eastAsia="Aptos" w:hAnsi="Aptos" w:cs="Aptos"/>
+          <w:b/>
+          <w:bCs/>
+          <w:i/>
+          <w:iCs/>
+          <w:color w:val="709FDB" w:themeColor="text2" w:themeTint="80"/>
+        </w:rPr>
+      </w:pPr>
+      <w:r>
+        <w:rPr>
+          <w:rFonts w:ascii="Aptos" w:eastAsia="Aptos" w:hAnsi="Aptos" w:cs="Aptos"/>
+          <w:b/>
+          <w:bCs/>
+          <w:i/>
+          <w:iCs/>
+          <w:color w:val="709FDB" w:themeColor="text2" w:themeTint="80"/>
+        </w:rPr>
+        <w:t xml:space="preserve">    -&gt;</w:t>
+      </w:r>
+      <w:proofErr w:type="spellStart"/>
+      <w:proofErr w:type="gramStart"/>
+      <w:r>
+        <w:rPr>
+          <w:rFonts w:ascii="Aptos" w:eastAsia="Aptos" w:hAnsi="Aptos" w:cs="Aptos"/>
+          <w:b/>
+          <w:bCs/>
+          <w:i/>
+          <w:iCs/>
+          <w:color w:val="709FDB" w:themeColor="text2" w:themeTint="80"/>
+        </w:rPr>
+        <w:t>url</w:t>
+      </w:r>
+      <w:proofErr w:type="spellEnd"/>
+      <w:r>
+        <w:rPr>
+          <w:rFonts w:ascii="Aptos" w:eastAsia="Aptos" w:hAnsi="Aptos" w:cs="Aptos"/>
+          <w:b/>
+          <w:bCs/>
+          <w:i/>
+          <w:iCs/>
+          <w:color w:val="709FDB" w:themeColor="text2" w:themeTint="80"/>
+        </w:rPr>
+        <w:t>(</w:t>
+      </w:r>
+      <w:proofErr w:type="spellStart"/>
+      <w:proofErr w:type="gramEnd"/>
+      <w:r>
+        <w:rPr>
+          <w:rFonts w:ascii="Aptos" w:eastAsia="Aptos" w:hAnsi="Aptos" w:cs="Aptos"/>
+          <w:b/>
+          <w:bCs/>
+          <w:i/>
+          <w:iCs/>
+          <w:color w:val="709FDB" w:themeColor="text2" w:themeTint="80"/>
+        </w:rPr>
+        <w:t>FeatureFlag</w:t>
+      </w:r>
+      <w:proofErr w:type="spellEnd"/>
+      <w:r>
+        <w:rPr>
+          <w:rFonts w:ascii="Aptos" w:eastAsia="Aptos" w:hAnsi="Aptos" w:cs="Aptos"/>
+          <w:b/>
+          <w:bCs/>
+          <w:i/>
+          <w:iCs/>
+          <w:color w:val="709FDB" w:themeColor="text2" w:themeTint="80"/>
+        </w:rPr>
+        <w:t>::active())</w:t>
+      </w:r>
+    </w:p>
+    <w:p>
+      <w:pPr>
+        <w:spacing w:after="0"/>
+        <w:rPr>
+          <w:rFonts w:ascii="Aptos" w:eastAsia="Aptos" w:hAnsi="Aptos" w:cs="Aptos"/>
+          <w:i/>
+          <w:iCs/>
+          <w:color w:val="1F1F1F"/>
+        </w:rPr>
+      </w:pPr>
+    </w:p>
+    <w:p>
+      <w:pPr>
+        <w:spacing w:after="0"/>
+        <w:rPr>
+          <w:rFonts w:ascii="Segoe UI" w:eastAsia="Segoe UI" w:hAnsi="Segoe UI" w:cs="Segoe UI"/>
+          <w:i/>
+          <w:iCs/>
+          <w:color w:val="111827"/>
+          <w:sz w:val="21"/>
+          <w:szCs w:val="21"/>
+        </w:rPr>
+      </w:pPr>
+      <w:r>
+        <w:rPr>
+          <w:rFonts w:ascii="Segoe UI" w:eastAsia="Segoe UI" w:hAnsi="Segoe UI" w:cs="Segoe UI"/>
+          <w:i/>
+          <w:iCs/>
+          <w:color w:val="111827"/>
+          <w:sz w:val="21"/>
+          <w:szCs w:val="21"/>
+        </w:rPr>
+        <w:t>As well as allowing a static value these methods also accept a function to dynamically calculate it. You can inject various utilities into the function as parameters.</w:t>
+      </w:r>
+    </w:p>
+    <w:p>
+      <w:pPr>
+        <w:spacing w:after="0"/>
+        <w:rPr>
+          <w:rFonts w:ascii="Segoe UI" w:eastAsia="Segoe UI" w:hAnsi="Segoe UI" w:cs="Segoe UI"/>
+          <w:color w:val="111827"/>
+          <w:sz w:val="21"/>
+          <w:szCs w:val="21"/>
+        </w:rPr>
+      </w:pPr>
+    </w:p>
+    <w:p>
+      <w:pPr>
+        <w:spacing w:after="0"/>
+        <w:rPr>
+          <w:rFonts w:eastAsiaTheme="minorEastAsia" w:cstheme="minorBidi"/>
+          <w:sz w:val="24"/>
+          <w:szCs w:val="24"/>
+        </w:rPr>
+      </w:pPr>
+      <w:r>
+        <w:rPr>
+          <w:rFonts w:ascii="Aptos" w:eastAsia="Aptos" w:hAnsi="Aptos" w:cs="Aptos"/>
+          <w:color w:val="1F1F1F"/>
+        </w:rPr>
+        <w:t xml:space="preserve">Here is a clean, bite-sized note on </w:t>
+      </w:r>
+      <w:r>
+        <w:rPr>
+          <w:rFonts w:ascii="Aptos" w:eastAsia="Aptos" w:hAnsi="Aptos" w:cs="Aptos"/>
+          <w:b/>
+          <w:bCs/>
+          <w:color w:val="1F1F1F"/>
+        </w:rPr>
+        <w:t>Reactive Conditional Validation</w:t>
+      </w:r>
+      <w:r>
+        <w:rPr>
+          <w:rFonts w:ascii="Aptos" w:eastAsia="Aptos" w:hAnsi="Aptos" w:cs="Aptos"/>
+          <w:color w:val="1F1F1F"/>
+        </w:rPr>
+        <w:t xml:space="preserve"> in Filament for your records:</w:t>
+      </w:r>
+    </w:p>
+    <w:p>
+      <w:pPr>
+        <w:pStyle w:val="Heading1"/>
+        <w:spacing w:before="0" w:after="0"/>
+      </w:pPr>
+      <w:r>
+        <w:rPr>
+          <w:rFonts w:ascii="Aptos" w:eastAsia="Aptos" w:hAnsi="Aptos" w:cs="Aptos"/>
+          <w:b/>
+          <w:bCs/>
+          <w:color w:val="1F1F1F"/>
+          <w:sz w:val="48"/>
+          <w:szCs w:val="48"/>
+        </w:rPr>
+        <w:t>Filament Notes: Reactive Conditional Validation</w:t>
+      </w:r>
+    </w:p>
+    <w:p>
+      <w:pPr>
+        <w:pStyle w:val="Heading3"/>
+        <w:spacing w:before="0"/>
+      </w:pPr>
+      <w:r>
+        <w:rPr>
+          <w:rFonts w:ascii="Aptos" w:eastAsia="Aptos" w:hAnsi="Aptos" w:cs="Aptos"/>
+          <w:b/>
+          <w:bCs/>
+          <w:color w:val="1F1F1F"/>
+        </w:rPr>
+        <w:t>1. The Core Concept</w:t>
+      </w:r>
+    </w:p>
+    <w:p>
+      <w:pPr>
+        <w:spacing w:after="0"/>
+      </w:pPr>
+      <w:r>
+        <w:rPr>
+          <w:rFonts w:ascii="Aptos" w:eastAsia="Aptos" w:hAnsi="Aptos" w:cs="Aptos"/>
+          <w:color w:val="1F1F1F"/>
+        </w:rPr>
+        <w:t xml:space="preserve">Instead of making a form field permanently required or optional, you can pass a </w:t>
+      </w:r>
+      <w:r>
+        <w:rPr>
+          <w:rFonts w:ascii="Aptos" w:eastAsia="Aptos" w:hAnsi="Aptos" w:cs="Aptos"/>
+          <w:b/>
+          <w:bCs/>
+          <w:color w:val="1F1F1F"/>
+        </w:rPr>
+        <w:t>Closure (anonymous function)</w:t>
+      </w:r>
+      <w:r>
+        <w:rPr>
+          <w:rFonts w:ascii="Aptos" w:eastAsia="Aptos" w:hAnsi="Aptos" w:cs="Aptos"/>
+          <w:color w:val="1F1F1F"/>
+        </w:rPr>
+        <w:t xml:space="preserve"> into methods like </w:t>
+      </w:r>
+      <w:r>
+        <w:rPr>
+          <w:rFonts w:ascii="Consolas" w:eastAsia="Consolas" w:hAnsi="Consolas" w:cs="Consolas"/>
+          <w:color w:val="1F1F1F"/>
+          <w:szCs w:val="22"/>
+        </w:rPr>
+        <w:t>-&gt;</w:t>
+      </w:r>
+      <w:proofErr w:type="gramStart"/>
+      <w:r>
+        <w:rPr>
+          <w:rFonts w:ascii="Consolas" w:eastAsia="Consolas" w:hAnsi="Consolas" w:cs="Consolas"/>
+          <w:color w:val="1F1F1F"/>
+          <w:szCs w:val="22"/>
+        </w:rPr>
+        <w:t>required(</w:t>
+      </w:r>
+      <w:proofErr w:type="gramEnd"/>
+      <w:r>
+        <w:rPr>
+          <w:rFonts w:ascii="Consolas" w:eastAsia="Consolas" w:hAnsi="Consolas" w:cs="Consolas"/>
+          <w:color w:val="1F1F1F"/>
+          <w:szCs w:val="22"/>
+        </w:rPr>
+        <w:t>)</w:t>
+      </w:r>
+      <w:r>
+        <w:rPr>
+          <w:rFonts w:ascii="Aptos" w:eastAsia="Aptos" w:hAnsi="Aptos" w:cs="Aptos"/>
+          <w:color w:val="1F1F1F"/>
+        </w:rPr>
+        <w:t xml:space="preserve">, </w:t>
+      </w:r>
+      <w:r>
+        <w:rPr>
+          <w:rFonts w:ascii="Consolas" w:eastAsia="Consolas" w:hAnsi="Consolas" w:cs="Consolas"/>
+          <w:color w:val="1F1F1F"/>
+          <w:szCs w:val="22"/>
+        </w:rPr>
+        <w:t>-&gt;disabled()</w:t>
+      </w:r>
+      <w:r>
+        <w:rPr>
+          <w:rFonts w:ascii="Aptos" w:eastAsia="Aptos" w:hAnsi="Aptos" w:cs="Aptos"/>
+          <w:color w:val="1F1F1F"/>
+        </w:rPr>
+        <w:t xml:space="preserve">, or </w:t>
+      </w:r>
+      <w:r>
+        <w:rPr>
+          <w:rFonts w:ascii="Consolas" w:eastAsia="Consolas" w:hAnsi="Consolas" w:cs="Consolas"/>
+          <w:color w:val="1F1F1F"/>
+          <w:szCs w:val="22"/>
+        </w:rPr>
+        <w:t>-&gt;hidden()</w:t>
+      </w:r>
+      <w:r>
+        <w:rPr>
+          <w:rFonts w:ascii="Aptos" w:eastAsia="Aptos" w:hAnsi="Aptos" w:cs="Aptos"/>
+          <w:color w:val="1F1F1F"/>
+        </w:rPr>
+        <w:t>. Filament runs this function dynamically to determine how the field should behave.</w:t>
+      </w:r>
+    </w:p>
+    <w:p>
+      <w:pPr>
+        <w:pStyle w:val="Heading3"/>
+        <w:spacing w:before="0"/>
+      </w:pPr>
+      <w:r>
+        <w:rPr>
+          <w:rFonts w:ascii="Aptos" w:eastAsia="Aptos" w:hAnsi="Aptos" w:cs="Aptos"/>
+          <w:b/>
+          <w:bCs/>
+          <w:color w:val="1F1F1F"/>
+        </w:rPr>
+        <w:t>2. How the Evaluation Works</w:t>
+      </w:r>
+    </w:p>
+    <w:p>
+      <w:pPr>
+        <w:spacing w:after="0"/>
+      </w:pPr>
+      <w:r>
+        <w:rPr>
+          <w:rFonts w:ascii="Aptos" w:eastAsia="Aptos" w:hAnsi="Aptos" w:cs="Aptos"/>
+          <w:color w:val="1F1F1F"/>
+        </w:rPr>
+        <w:t xml:space="preserve">The function must return either </w:t>
+      </w:r>
+      <w:r>
+        <w:rPr>
+          <w:rFonts w:ascii="Consolas" w:eastAsia="Consolas" w:hAnsi="Consolas" w:cs="Consolas"/>
+          <w:color w:val="1F1F1F"/>
+          <w:szCs w:val="22"/>
+        </w:rPr>
+        <w:t>true</w:t>
+      </w:r>
+      <w:r>
+        <w:rPr>
+          <w:rFonts w:ascii="Aptos" w:eastAsia="Aptos" w:hAnsi="Aptos" w:cs="Aptos"/>
+          <w:color w:val="1F1F1F"/>
+        </w:rPr>
+        <w:t xml:space="preserve"> or </w:t>
+      </w:r>
+      <w:r>
+        <w:rPr>
+          <w:rFonts w:ascii="Consolas" w:eastAsia="Consolas" w:hAnsi="Consolas" w:cs="Consolas"/>
+          <w:color w:val="1F1F1F"/>
+          <w:szCs w:val="22"/>
+        </w:rPr>
+        <w:t>false</w:t>
+      </w:r>
+      <w:r>
+        <w:rPr>
+          <w:rFonts w:ascii="Aptos" w:eastAsia="Aptos" w:hAnsi="Aptos" w:cs="Aptos"/>
+          <w:color w:val="1F1F1F"/>
+        </w:rPr>
+        <w:t>:</w:t>
+      </w:r>
+    </w:p>
+    <w:p>
+      <w:pPr>
+        <w:pStyle w:val="ListParagraph"/>
+        <w:numPr>
+          <w:ilvl w:val="0"/>
+          <w:numId w:val="12"/>
+        </w:numPr>
+        <w:spacing w:after="0" w:line="278" w:lineRule="auto"/>
+        <w:rPr>
+          <w:rFonts w:ascii="Aptos" w:eastAsia="Aptos" w:hAnsi="Aptos" w:cs="Aptos"/>
+          <w:color w:val="1F1F1F"/>
+        </w:rPr>
+      </w:pPr>
+      <w:proofErr w:type="gramStart"/>
+      <w:r>
+        <w:rPr>
+          <w:rFonts w:ascii="Consolas" w:eastAsia="Consolas" w:hAnsi="Consolas" w:cs="Consolas"/>
+          <w:color w:val="1F1F1F"/>
+          <w:szCs w:val="22"/>
+        </w:rPr>
+        <w:t>return</w:t>
+      </w:r>
+      <w:proofErr w:type="gramEnd"/>
+      <w:r>
+        <w:rPr>
+          <w:rFonts w:ascii="Consolas" w:eastAsia="Consolas" w:hAnsi="Consolas" w:cs="Consolas"/>
+          <w:color w:val="1F1F1F"/>
+          <w:szCs w:val="22"/>
+        </w:rPr>
+        <w:t xml:space="preserve"> true;</w:t>
+      </w:r>
+      <w:r>
+        <w:rPr>
+          <w:rFonts w:ascii="Aptos" w:eastAsia="Aptos" w:hAnsi="Aptos" w:cs="Aptos"/>
+          <w:color w:val="1F1F1F"/>
+        </w:rPr>
+        <w:t xml:space="preserve"> $\</w:t>
+      </w:r>
+      <w:proofErr w:type="spellStart"/>
+      <w:r>
+        <w:rPr>
+          <w:rFonts w:ascii="Aptos" w:eastAsia="Aptos" w:hAnsi="Aptos" w:cs="Aptos"/>
+          <w:color w:val="1F1F1F"/>
+        </w:rPr>
+        <w:t>rightarrow</w:t>
+      </w:r>
+      <w:proofErr w:type="spellEnd"/>
+      <w:r>
+        <w:rPr>
+          <w:rFonts w:ascii="Aptos" w:eastAsia="Aptos" w:hAnsi="Aptos" w:cs="Aptos"/>
+          <w:color w:val="1F1F1F"/>
+        </w:rPr>
+        <w:t xml:space="preserve">$ Turns the setting </w:t>
+      </w:r>
+      <w:r>
+        <w:rPr>
+          <w:rFonts w:ascii="Aptos" w:eastAsia="Aptos" w:hAnsi="Aptos" w:cs="Aptos"/>
+          <w:b/>
+          <w:bCs/>
+          <w:color w:val="1F1F1F"/>
+        </w:rPr>
+        <w:t>ON</w:t>
+      </w:r>
+      <w:r>
+        <w:rPr>
+          <w:rFonts w:ascii="Aptos" w:eastAsia="Aptos" w:hAnsi="Aptos" w:cs="Aptos"/>
+          <w:color w:val="1F1F1F"/>
+        </w:rPr>
+        <w:t xml:space="preserve"> (e.g., makes the field mandatory, adds the red asterisk </w:t>
+      </w:r>
+      <w:r>
+        <w:rPr>
+          <w:rFonts w:ascii="Consolas" w:eastAsia="Consolas" w:hAnsi="Consolas" w:cs="Consolas"/>
+          <w:color w:val="1F1F1F"/>
+          <w:szCs w:val="22"/>
+        </w:rPr>
+        <w:t>*</w:t>
+      </w:r>
+      <w:r>
+        <w:rPr>
+          <w:rFonts w:ascii="Aptos" w:eastAsia="Aptos" w:hAnsi="Aptos" w:cs="Aptos"/>
+          <w:color w:val="1F1F1F"/>
+        </w:rPr>
+        <w:t>).</w:t>
+      </w:r>
+    </w:p>
+    <w:p>
+      <w:pPr>
+        <w:pStyle w:val="ListParagraph"/>
+        <w:numPr>
+          <w:ilvl w:val="0"/>
+          <w:numId w:val="12"/>
+        </w:numPr>
+        <w:spacing w:after="0" w:line="278" w:lineRule="auto"/>
+        <w:rPr>
+          <w:rFonts w:ascii="Aptos" w:eastAsia="Aptos" w:hAnsi="Aptos" w:cs="Aptos"/>
+          <w:color w:val="1F1F1F"/>
+        </w:rPr>
+      </w:pPr>
+      <w:proofErr w:type="gramStart"/>
+      <w:r>
+        <w:rPr>
+          <w:rFonts w:ascii="Consolas" w:eastAsia="Consolas" w:hAnsi="Consolas" w:cs="Consolas"/>
+          <w:color w:val="1F1F1F"/>
+          <w:szCs w:val="22"/>
+        </w:rPr>
+        <w:t>return</w:t>
+      </w:r>
+      <w:proofErr w:type="gramEnd"/>
+      <w:r>
+        <w:rPr>
+          <w:rFonts w:ascii="Consolas" w:eastAsia="Consolas" w:hAnsi="Consolas" w:cs="Consolas"/>
+          <w:color w:val="1F1F1F"/>
+          <w:szCs w:val="22"/>
+        </w:rPr>
+        <w:t xml:space="preserve"> false;</w:t>
+      </w:r>
+      <w:r>
+        <w:rPr>
+          <w:rFonts w:ascii="Aptos" w:eastAsia="Aptos" w:hAnsi="Aptos" w:cs="Aptos"/>
+          <w:color w:val="1F1F1F"/>
+        </w:rPr>
+        <w:t xml:space="preserve"> $\</w:t>
+      </w:r>
+      <w:proofErr w:type="spellStart"/>
+      <w:r>
+        <w:rPr>
+          <w:rFonts w:ascii="Aptos" w:eastAsia="Aptos" w:hAnsi="Aptos" w:cs="Aptos"/>
+          <w:color w:val="1F1F1F"/>
+        </w:rPr>
+        <w:t>rightarrow</w:t>
+      </w:r>
+      <w:proofErr w:type="spellEnd"/>
+      <w:r>
+        <w:rPr>
+          <w:rFonts w:ascii="Aptos" w:eastAsia="Aptos" w:hAnsi="Aptos" w:cs="Aptos"/>
+          <w:color w:val="1F1F1F"/>
+        </w:rPr>
+        <w:t xml:space="preserve">$ Turns the setting </w:t>
+      </w:r>
+      <w:r>
+        <w:rPr>
+          <w:rFonts w:ascii="Aptos" w:eastAsia="Aptos" w:hAnsi="Aptos" w:cs="Aptos"/>
+          <w:b/>
+          <w:bCs/>
+          <w:color w:val="1F1F1F"/>
+        </w:rPr>
+        <w:t>OFF</w:t>
+      </w:r>
+      <w:r>
+        <w:rPr>
+          <w:rFonts w:ascii="Aptos" w:eastAsia="Aptos" w:hAnsi="Aptos" w:cs="Aptos"/>
+          <w:color w:val="1F1F1F"/>
+        </w:rPr>
+        <w:t xml:space="preserve"> (e.g., makes the field optional).</w:t>
+      </w:r>
+    </w:p>
+    <w:p>
+      <w:pPr>
+        <w:pStyle w:val="Heading3"/>
+        <w:spacing w:before="0"/>
+      </w:pPr>
+      <w:r>
+        <w:rPr>
+          <w:rFonts w:ascii="Aptos" w:eastAsia="Aptos" w:hAnsi="Aptos" w:cs="Aptos"/>
+          <w:b/>
+          <w:bCs/>
+          <w:color w:val="1F1F1F"/>
+        </w:rPr>
+        <w:t>3. Real-Time Reactivity (</w:t>
+      </w:r>
+      <w:r>
+        <w:rPr>
+          <w:rFonts w:ascii="Consolas" w:eastAsia="Consolas" w:hAnsi="Consolas" w:cs="Consolas"/>
+          <w:color w:val="1F1F1F"/>
+          <w:sz w:val="22"/>
+          <w:szCs w:val="22"/>
+        </w:rPr>
+        <w:t>-&gt;</w:t>
+      </w:r>
+      <w:proofErr w:type="gramStart"/>
+      <w:r>
+        <w:rPr>
+          <w:rFonts w:ascii="Consolas" w:eastAsia="Consolas" w:hAnsi="Consolas" w:cs="Consolas"/>
+          <w:color w:val="1F1F1F"/>
+          <w:sz w:val="22"/>
+          <w:szCs w:val="22"/>
+        </w:rPr>
+        <w:t>live(</w:t>
+      </w:r>
+      <w:proofErr w:type="gramEnd"/>
+      <w:r>
+        <w:rPr>
+          <w:rFonts w:ascii="Consolas" w:eastAsia="Consolas" w:hAnsi="Consolas" w:cs="Consolas"/>
+          <w:color w:val="1F1F1F"/>
+          <w:sz w:val="22"/>
+          <w:szCs w:val="22"/>
+        </w:rPr>
+        <w:t>)</w:t>
+      </w:r>
+      <w:r>
+        <w:rPr>
+          <w:rFonts w:ascii="Aptos" w:eastAsia="Aptos" w:hAnsi="Aptos" w:cs="Aptos"/>
+          <w:b/>
+          <w:bCs/>
+          <w:color w:val="1F1F1F"/>
+        </w:rPr>
+        <w:t>)</w:t>
+      </w:r>
+    </w:p>
+    <w:p>
+      <w:pPr>
+        <w:spacing w:after="0"/>
+      </w:pPr>
+      <w:r>
+        <w:rPr>
+          <w:rFonts w:ascii="Aptos" w:eastAsia="Aptos" w:hAnsi="Aptos" w:cs="Aptos"/>
+          <w:color w:val="1F1F1F"/>
+        </w:rPr>
+        <w:t xml:space="preserve">By default, Filament only evaluates form constraints on page load or final submission. To make one field watch another in </w:t>
+      </w:r>
+      <w:r>
+        <w:rPr>
+          <w:rFonts w:ascii="Aptos" w:eastAsia="Aptos" w:hAnsi="Aptos" w:cs="Aptos"/>
+          <w:b/>
+          <w:bCs/>
+          <w:color w:val="1F1F1F"/>
+        </w:rPr>
+        <w:t>real-time</w:t>
+      </w:r>
+      <w:r>
+        <w:rPr>
+          <w:rFonts w:ascii="Aptos" w:eastAsia="Aptos" w:hAnsi="Aptos" w:cs="Aptos"/>
+          <w:color w:val="1F1F1F"/>
+        </w:rPr>
+        <w:t xml:space="preserve">, you must add </w:t>
+      </w:r>
+      <w:r>
+        <w:rPr>
+          <w:rFonts w:ascii="Consolas" w:eastAsia="Consolas" w:hAnsi="Consolas" w:cs="Consolas"/>
+          <w:color w:val="1F1F1F"/>
+          <w:szCs w:val="22"/>
+        </w:rPr>
+        <w:t>-&gt;</w:t>
+      </w:r>
+      <w:proofErr w:type="gramStart"/>
+      <w:r>
+        <w:rPr>
+          <w:rFonts w:ascii="Consolas" w:eastAsia="Consolas" w:hAnsi="Consolas" w:cs="Consolas"/>
+          <w:color w:val="1F1F1F"/>
+          <w:szCs w:val="22"/>
+        </w:rPr>
+        <w:t>live(</w:t>
+      </w:r>
+      <w:proofErr w:type="gramEnd"/>
+      <w:r>
+        <w:rPr>
+          <w:rFonts w:ascii="Consolas" w:eastAsia="Consolas" w:hAnsi="Consolas" w:cs="Consolas"/>
+          <w:color w:val="1F1F1F"/>
+          <w:szCs w:val="22"/>
+        </w:rPr>
+        <w:t>)</w:t>
+      </w:r>
+      <w:r>
+        <w:rPr>
+          <w:rFonts w:ascii="Aptos" w:eastAsia="Aptos" w:hAnsi="Aptos" w:cs="Aptos"/>
+          <w:color w:val="1F1F1F"/>
+        </w:rPr>
+        <w:t xml:space="preserve"> to the trigger field.</w:t>
+      </w:r>
+    </w:p>
+    <w:p>
+      <w:pPr>
+        <w:shd w:val="clear" w:color="auto" w:fill="141414"/>
+        <w:spacing w:after="0"/>
+        <w:ind w:left="-240" w:right="-240"/>
+      </w:pPr>
+      <w:r>
+        <w:rPr>
+          <w:rFonts w:ascii="Aptos" w:eastAsia="Aptos" w:hAnsi="Aptos" w:cs="Aptos"/>
+          <w:color w:val="FFFFFF" w:themeColor="background1"/>
+        </w:rPr>
+        <w:t>PHP</w:t>
+      </w:r>
+    </w:p>
+    <w:p>
+      <w:pPr>
+        <w:shd w:val="clear" w:color="auto" w:fill="141414"/>
+        <w:spacing w:after="0"/>
+        <w:ind w:left="-240" w:right="-240"/>
+        <w:rPr>
+          <w:rFonts w:ascii="Consolas" w:eastAsia="Consolas" w:hAnsi="Consolas" w:cs="Consolas"/>
+          <w:color w:val="FFFFFF" w:themeColor="background1"/>
+          <w:sz w:val="21"/>
+          <w:szCs w:val="21"/>
+        </w:rPr>
+      </w:pPr>
+      <w:r>
+        <w:rPr>
+          <w:rFonts w:ascii="Consolas" w:eastAsia="Consolas" w:hAnsi="Consolas" w:cs="Consolas"/>
+          <w:color w:val="808080" w:themeColor="background1" w:themeShade="80"/>
+          <w:sz w:val="21"/>
+          <w:szCs w:val="21"/>
+        </w:rPr>
+        <w:t>// 1. The Trigger Field: Updates the form instantly when changed</w:t>
+      </w:r>
+      <w:r>
+        <w:br/>
+      </w:r>
+      <w:proofErr w:type="spellStart"/>
+      <w:r>
+        <w:rPr>
+          <w:rFonts w:ascii="Consolas" w:eastAsia="Consolas" w:hAnsi="Consolas" w:cs="Consolas"/>
+          <w:color w:val="FFFFFF" w:themeColor="background1"/>
+          <w:sz w:val="21"/>
+          <w:szCs w:val="21"/>
+        </w:rPr>
+        <w:t>TextInput</w:t>
+      </w:r>
+      <w:proofErr w:type="spellEnd"/>
+      <w:r>
+        <w:rPr>
+          <w:rFonts w:ascii="Consolas" w:eastAsia="Consolas" w:hAnsi="Consolas" w:cs="Consolas"/>
+          <w:color w:val="FFFFFF" w:themeColor="background1"/>
+          <w:sz w:val="21"/>
+          <w:szCs w:val="21"/>
+        </w:rPr>
+        <w:t>::</w:t>
+      </w:r>
+      <w:proofErr w:type="gramStart"/>
+      <w:r>
+        <w:rPr>
+          <w:rFonts w:ascii="Consolas" w:eastAsia="Consolas" w:hAnsi="Consolas" w:cs="Consolas"/>
+          <w:color w:val="FFFFFF" w:themeColor="background1"/>
+          <w:sz w:val="21"/>
+          <w:szCs w:val="21"/>
+        </w:rPr>
+        <w:t>make(</w:t>
+      </w:r>
+      <w:proofErr w:type="gramEnd"/>
+      <w:r>
+        <w:rPr>
+          <w:rFonts w:ascii="Consolas" w:eastAsia="Consolas" w:hAnsi="Consolas" w:cs="Consolas"/>
+          <w:color w:val="60D673"/>
+          <w:sz w:val="21"/>
+          <w:szCs w:val="21"/>
+        </w:rPr>
+        <w:t>'age'</w:t>
+      </w:r>
+      <w:r>
+        <w:rPr>
+          <w:rFonts w:ascii="Consolas" w:eastAsia="Consolas" w:hAnsi="Consolas" w:cs="Consolas"/>
+          <w:color w:val="FFFFFF" w:themeColor="background1"/>
+          <w:sz w:val="21"/>
+          <w:szCs w:val="21"/>
+        </w:rPr>
+        <w:t>)</w:t>
+      </w:r>
+      <w:r>
+        <w:br/>
+      </w:r>
+      <w:r>
+        <w:rPr>
+          <w:rFonts w:ascii="Consolas" w:eastAsia="Consolas" w:hAnsi="Consolas" w:cs="Consolas"/>
+          <w:color w:val="FFFFFF" w:themeColor="background1"/>
+          <w:sz w:val="21"/>
+          <w:szCs w:val="21"/>
+        </w:rPr>
+        <w:t xml:space="preserve">    -&gt;numeric()</w:t>
+      </w:r>
+      <w:r>
+        <w:br/>
+      </w:r>
+      <w:r>
+        <w:rPr>
+          <w:rFonts w:ascii="Consolas" w:eastAsia="Consolas" w:hAnsi="Consolas" w:cs="Consolas"/>
+          <w:color w:val="FFFFFF" w:themeColor="background1"/>
+          <w:sz w:val="21"/>
+          <w:szCs w:val="21"/>
+        </w:rPr>
+        <w:t xml:space="preserve">    -&gt;live(</w:t>
+      </w:r>
+      <w:proofErr w:type="spellStart"/>
+      <w:r>
+        <w:rPr>
+          <w:rFonts w:ascii="Consolas" w:eastAsia="Consolas" w:hAnsi="Consolas" w:cs="Consolas"/>
+          <w:color w:val="FFFFFF" w:themeColor="background1"/>
+          <w:sz w:val="21"/>
+          <w:szCs w:val="21"/>
+        </w:rPr>
+        <w:t>onBlurs</w:t>
+      </w:r>
+      <w:proofErr w:type="spellEnd"/>
+      <w:r>
+        <w:rPr>
+          <w:rFonts w:ascii="Consolas" w:eastAsia="Consolas" w:hAnsi="Consolas" w:cs="Consolas"/>
+          <w:color w:val="FFFFFF" w:themeColor="background1"/>
+          <w:sz w:val="21"/>
+          <w:szCs w:val="21"/>
+        </w:rPr>
+        <w:t xml:space="preserve">: </w:t>
+      </w:r>
+      <w:r>
+        <w:rPr>
+          <w:rFonts w:ascii="Consolas" w:eastAsia="Consolas" w:hAnsi="Consolas" w:cs="Consolas"/>
+          <w:color w:val="FF96DA"/>
+          <w:sz w:val="21"/>
+          <w:szCs w:val="21"/>
+        </w:rPr>
+        <w:t>true</w:t>
+      </w:r>
+      <w:r>
+        <w:rPr>
+          <w:rFonts w:ascii="Consolas" w:eastAsia="Consolas" w:hAnsi="Consolas" w:cs="Consolas"/>
+          <w:color w:val="FFFFFF" w:themeColor="background1"/>
+          <w:sz w:val="21"/>
+          <w:szCs w:val="21"/>
+        </w:rPr>
+        <w:t xml:space="preserve">), </w:t>
+      </w:r>
+      <w:r>
+        <w:br/>
+      </w:r>
+      <w:r>
+        <w:br/>
+      </w:r>
+      <w:r>
+        <w:rPr>
+          <w:rFonts w:ascii="Consolas" w:eastAsia="Consolas" w:hAnsi="Consolas" w:cs="Consolas"/>
+          <w:color w:val="808080" w:themeColor="background1" w:themeShade="80"/>
+          <w:sz w:val="21"/>
+          <w:szCs w:val="21"/>
+        </w:rPr>
+        <w:t>// 2. The Dependent Field: Listens to the trigger field using $get</w:t>
+      </w:r>
+      <w:r>
+        <w:br/>
+      </w:r>
+      <w:proofErr w:type="spellStart"/>
+      <w:r>
+        <w:rPr>
+          <w:rFonts w:ascii="Consolas" w:eastAsia="Consolas" w:hAnsi="Consolas" w:cs="Consolas"/>
+          <w:color w:val="FFFFFF" w:themeColor="background1"/>
+          <w:sz w:val="21"/>
+          <w:szCs w:val="21"/>
+        </w:rPr>
+        <w:t>TextInput</w:t>
+      </w:r>
+      <w:proofErr w:type="spellEnd"/>
+      <w:r>
+        <w:rPr>
+          <w:rFonts w:ascii="Consolas" w:eastAsia="Consolas" w:hAnsi="Consolas" w:cs="Consolas"/>
+          <w:color w:val="FFFFFF" w:themeColor="background1"/>
+          <w:sz w:val="21"/>
+          <w:szCs w:val="21"/>
+        </w:rPr>
+        <w:t>::</w:t>
+      </w:r>
+      <w:proofErr w:type="gramStart"/>
+      <w:r>
+        <w:rPr>
+          <w:rFonts w:ascii="Consolas" w:eastAsia="Consolas" w:hAnsi="Consolas" w:cs="Consolas"/>
+          <w:color w:val="FFFFFF" w:themeColor="background1"/>
+          <w:sz w:val="21"/>
+          <w:szCs w:val="21"/>
+        </w:rPr>
+        <w:t>make(</w:t>
+      </w:r>
+      <w:proofErr w:type="gramEnd"/>
+      <w:r>
+        <w:rPr>
+          <w:rFonts w:ascii="Consolas" w:eastAsia="Consolas" w:hAnsi="Consolas" w:cs="Consolas"/>
+          <w:color w:val="60D673"/>
+          <w:sz w:val="21"/>
+          <w:szCs w:val="21"/>
+        </w:rPr>
+        <w:t>'</w:t>
+      </w:r>
+      <w:proofErr w:type="spellStart"/>
+      <w:r>
+        <w:rPr>
+          <w:rFonts w:ascii="Consolas" w:eastAsia="Consolas" w:hAnsi="Consolas" w:cs="Consolas"/>
+          <w:color w:val="60D673"/>
+          <w:sz w:val="21"/>
+          <w:szCs w:val="21"/>
+        </w:rPr>
+        <w:t>parent_name</w:t>
+      </w:r>
+      <w:proofErr w:type="spellEnd"/>
+      <w:r>
+        <w:rPr>
+          <w:rFonts w:ascii="Consolas" w:eastAsia="Consolas" w:hAnsi="Consolas" w:cs="Consolas"/>
+          <w:color w:val="60D673"/>
+          <w:sz w:val="21"/>
+          <w:szCs w:val="21"/>
+        </w:rPr>
+        <w:t>'</w:t>
+      </w:r>
+      <w:r>
+        <w:rPr>
+          <w:rFonts w:ascii="Consolas" w:eastAsia="Consolas" w:hAnsi="Consolas" w:cs="Consolas"/>
+          <w:color w:val="FFFFFF" w:themeColor="background1"/>
+          <w:sz w:val="21"/>
+          <w:szCs w:val="21"/>
+        </w:rPr>
+        <w:t>)</w:t>
+      </w:r>
+      <w:r>
+        <w:br/>
+      </w:r>
+      <w:r>
+        <w:rPr>
+          <w:rFonts w:ascii="Consolas" w:eastAsia="Consolas" w:hAnsi="Consolas" w:cs="Consolas"/>
+          <w:color w:val="FFFFFF" w:themeColor="background1"/>
+          <w:sz w:val="21"/>
+          <w:szCs w:val="21"/>
+        </w:rPr>
+        <w:t xml:space="preserve">    -&gt;required(</w:t>
+      </w:r>
+      <w:r>
+        <w:rPr>
+          <w:rFonts w:ascii="Consolas" w:eastAsia="Consolas" w:hAnsi="Consolas" w:cs="Consolas"/>
+          <w:color w:val="969DFF"/>
+          <w:sz w:val="21"/>
+          <w:szCs w:val="21"/>
+        </w:rPr>
+        <w:t>function</w:t>
+      </w:r>
+      <w:r>
+        <w:rPr>
+          <w:rFonts w:ascii="Consolas" w:eastAsia="Consolas" w:hAnsi="Consolas" w:cs="Consolas"/>
+          <w:color w:val="FFFFFF" w:themeColor="background1"/>
+          <w:sz w:val="21"/>
+          <w:szCs w:val="21"/>
+        </w:rPr>
+        <w:t xml:space="preserve"> (</w:t>
+      </w:r>
+      <w:r>
+        <w:rPr>
+          <w:rFonts w:ascii="Consolas" w:eastAsia="Consolas" w:hAnsi="Consolas" w:cs="Consolas"/>
+          <w:color w:val="969DFF"/>
+          <w:sz w:val="21"/>
+          <w:szCs w:val="21"/>
+        </w:rPr>
+        <w:t>callable</w:t>
+      </w:r>
+      <w:r>
+        <w:rPr>
+          <w:rFonts w:ascii="Consolas" w:eastAsia="Consolas" w:hAnsi="Consolas" w:cs="Consolas"/>
+          <w:color w:val="FFFFFF" w:themeColor="background1"/>
+          <w:sz w:val="21"/>
+          <w:szCs w:val="21"/>
+        </w:rPr>
+        <w:t xml:space="preserve"> </w:t>
+      </w:r>
+      <w:r>
+        <w:rPr>
+          <w:rFonts w:ascii="Consolas" w:eastAsia="Consolas" w:hAnsi="Consolas" w:cs="Consolas"/>
+          <w:color w:val="4FA0FF"/>
+          <w:sz w:val="21"/>
+          <w:szCs w:val="21"/>
+        </w:rPr>
+        <w:t>$get</w:t>
+      </w:r>
+      <w:r>
+        <w:rPr>
+          <w:rFonts w:ascii="Consolas" w:eastAsia="Consolas" w:hAnsi="Consolas" w:cs="Consolas"/>
+          <w:color w:val="FFFFFF" w:themeColor="background1"/>
+          <w:sz w:val="21"/>
+          <w:szCs w:val="21"/>
+        </w:rPr>
+        <w:t>) {</w:t>
+      </w:r>
+      <w:r>
+        <w:br/>
+      </w:r>
+      <w:r>
+        <w:rPr>
+          <w:rFonts w:ascii="Consolas" w:eastAsia="Consolas" w:hAnsi="Consolas" w:cs="Consolas"/>
+          <w:color w:val="FFFFFF" w:themeColor="background1"/>
+          <w:sz w:val="21"/>
+          <w:szCs w:val="21"/>
+        </w:rPr>
+        <w:t xml:space="preserve">        </w:t>
+      </w:r>
+      <w:r>
+        <w:rPr>
+          <w:rFonts w:ascii="Consolas" w:eastAsia="Consolas" w:hAnsi="Consolas" w:cs="Consolas"/>
+          <w:color w:val="4FA0FF"/>
+          <w:sz w:val="21"/>
+          <w:szCs w:val="21"/>
+        </w:rPr>
+        <w:t>$age</w:t>
+      </w:r>
+      <w:r>
+        <w:rPr>
+          <w:rFonts w:ascii="Consolas" w:eastAsia="Consolas" w:hAnsi="Consolas" w:cs="Consolas"/>
+          <w:color w:val="FFFFFF" w:themeColor="background1"/>
+          <w:sz w:val="21"/>
+          <w:szCs w:val="21"/>
+        </w:rPr>
+        <w:t xml:space="preserve"> = </w:t>
+      </w:r>
+      <w:r>
+        <w:rPr>
+          <w:rFonts w:ascii="Consolas" w:eastAsia="Consolas" w:hAnsi="Consolas" w:cs="Consolas"/>
+          <w:color w:val="4FA0FF"/>
+          <w:sz w:val="21"/>
+          <w:szCs w:val="21"/>
+        </w:rPr>
+        <w:t>$get</w:t>
+      </w:r>
+      <w:r>
+        <w:rPr>
+          <w:rFonts w:ascii="Consolas" w:eastAsia="Consolas" w:hAnsi="Consolas" w:cs="Consolas"/>
+          <w:color w:val="FFFFFF" w:themeColor="background1"/>
+          <w:sz w:val="21"/>
+          <w:szCs w:val="21"/>
+        </w:rPr>
+        <w:t>(</w:t>
+      </w:r>
+      <w:r>
+        <w:rPr>
+          <w:rFonts w:ascii="Consolas" w:eastAsia="Consolas" w:hAnsi="Consolas" w:cs="Consolas"/>
+          <w:color w:val="60D673"/>
+          <w:sz w:val="21"/>
+          <w:szCs w:val="21"/>
+        </w:rPr>
+        <w:t>'age'</w:t>
+      </w:r>
+      <w:r>
+        <w:rPr>
+          <w:rFonts w:ascii="Consolas" w:eastAsia="Consolas" w:hAnsi="Consolas" w:cs="Consolas"/>
+          <w:color w:val="FFFFFF" w:themeColor="background1"/>
+          <w:sz w:val="21"/>
+          <w:szCs w:val="21"/>
+        </w:rPr>
+        <w:t>);</w:t>
+      </w:r>
+      <w:r>
+        <w:br/>
+      </w:r>
+      <w:r>
+        <w:rPr>
+          <w:rFonts w:ascii="Consolas" w:eastAsia="Consolas" w:hAnsi="Consolas" w:cs="Consolas"/>
+          <w:color w:val="FFFFFF" w:themeColor="background1"/>
+          <w:sz w:val="21"/>
+          <w:szCs w:val="21"/>
+        </w:rPr>
+        <w:t xml:space="preserve">        </w:t>
+      </w:r>
+      <w:r>
+        <w:br/>
+      </w:r>
+      <w:r>
+        <w:rPr>
+          <w:rFonts w:ascii="Consolas" w:eastAsia="Consolas" w:hAnsi="Consolas" w:cs="Consolas"/>
+          <w:color w:val="FFFFFF" w:themeColor="background1"/>
+          <w:sz w:val="21"/>
+          <w:szCs w:val="21"/>
+        </w:rPr>
+        <w:t xml:space="preserve">        </w:t>
+      </w:r>
+      <w:r>
+        <w:rPr>
+          <w:rFonts w:ascii="Consolas" w:eastAsia="Consolas" w:hAnsi="Consolas" w:cs="Consolas"/>
+          <w:color w:val="808080" w:themeColor="background1" w:themeShade="80"/>
+          <w:sz w:val="21"/>
+          <w:szCs w:val="21"/>
+        </w:rPr>
+        <w:t>// Returns true (required) if age is under 18; otherwise returns false (optional)</w:t>
+      </w:r>
+      <w:r>
+        <w:br/>
+      </w:r>
+      <w:r>
+        <w:rPr>
+          <w:rFonts w:ascii="Consolas" w:eastAsia="Consolas" w:hAnsi="Consolas" w:cs="Consolas"/>
+          <w:color w:val="FFFFFF" w:themeColor="background1"/>
+          <w:sz w:val="21"/>
+          <w:szCs w:val="21"/>
+        </w:rPr>
+        <w:t xml:space="preserve">        </w:t>
+      </w:r>
+      <w:r>
+        <w:rPr>
+          <w:rFonts w:ascii="Consolas" w:eastAsia="Consolas" w:hAnsi="Consolas" w:cs="Consolas"/>
+          <w:color w:val="969DFF"/>
+          <w:sz w:val="21"/>
+          <w:szCs w:val="21"/>
+        </w:rPr>
+        <w:t>return</w:t>
+      </w:r>
+      <w:r>
+        <w:rPr>
+          <w:rFonts w:ascii="Consolas" w:eastAsia="Consolas" w:hAnsi="Consolas" w:cs="Consolas"/>
+          <w:color w:val="FFFFFF" w:themeColor="background1"/>
+          <w:sz w:val="21"/>
+          <w:szCs w:val="21"/>
+        </w:rPr>
+        <w:t xml:space="preserve"> </w:t>
+      </w:r>
+      <w:r>
+        <w:rPr>
+          <w:rFonts w:ascii="Consolas" w:eastAsia="Consolas" w:hAnsi="Consolas" w:cs="Consolas"/>
+          <w:color w:val="4FA0FF"/>
+          <w:sz w:val="21"/>
+          <w:szCs w:val="21"/>
+        </w:rPr>
+        <w:t>$age</w:t>
+      </w:r>
+      <w:r>
+        <w:rPr>
+          <w:rFonts w:ascii="Consolas" w:eastAsia="Consolas" w:hAnsi="Consolas" w:cs="Consolas"/>
+          <w:color w:val="FFFFFF" w:themeColor="background1"/>
+          <w:sz w:val="21"/>
+          <w:szCs w:val="21"/>
+        </w:rPr>
+        <w:t xml:space="preserve"> !== </w:t>
+      </w:r>
+      <w:r>
+        <w:rPr>
+          <w:rFonts w:ascii="Consolas" w:eastAsia="Consolas" w:hAnsi="Consolas" w:cs="Consolas"/>
+          <w:color w:val="FF96DA"/>
+          <w:sz w:val="21"/>
+          <w:szCs w:val="21"/>
+        </w:rPr>
+        <w:t>null</w:t>
+      </w:r>
+      <w:r>
+        <w:rPr>
+          <w:rFonts w:ascii="Consolas" w:eastAsia="Consolas" w:hAnsi="Consolas" w:cs="Consolas"/>
+          <w:color w:val="FFFFFF" w:themeColor="background1"/>
+          <w:sz w:val="21"/>
+          <w:szCs w:val="21"/>
+        </w:rPr>
+        <w:t xml:space="preserve"> &amp;&amp; </w:t>
+      </w:r>
+      <w:r>
+        <w:rPr>
+          <w:rFonts w:ascii="Consolas" w:eastAsia="Consolas" w:hAnsi="Consolas" w:cs="Consolas"/>
+          <w:color w:val="4FA0FF"/>
+          <w:sz w:val="21"/>
+          <w:szCs w:val="21"/>
+        </w:rPr>
+        <w:t>$age</w:t>
+      </w:r>
+      <w:r>
+        <w:rPr>
+          <w:rFonts w:ascii="Consolas" w:eastAsia="Consolas" w:hAnsi="Consolas" w:cs="Consolas"/>
+          <w:color w:val="FFFFFF" w:themeColor="background1"/>
+          <w:sz w:val="21"/>
+          <w:szCs w:val="21"/>
+        </w:rPr>
+        <w:t xml:space="preserve"> &lt; </w:t>
+      </w:r>
+      <w:r>
+        <w:rPr>
+          <w:rFonts w:ascii="Consolas" w:eastAsia="Consolas" w:hAnsi="Consolas" w:cs="Consolas"/>
+          <w:color w:val="FF96DA"/>
+          <w:sz w:val="21"/>
+          <w:szCs w:val="21"/>
+        </w:rPr>
+        <w:t>18</w:t>
+      </w:r>
+      <w:r>
+        <w:rPr>
+          <w:rFonts w:ascii="Consolas" w:eastAsia="Consolas" w:hAnsi="Consolas" w:cs="Consolas"/>
+          <w:color w:val="FFFFFF" w:themeColor="background1"/>
+          <w:sz w:val="21"/>
+          <w:szCs w:val="21"/>
+        </w:rPr>
+        <w:t xml:space="preserve">; </w:t>
+      </w:r>
+      <w:r>
+        <w:br/>
+      </w:r>
+      <w:r>
+        <w:rPr>
+          <w:rFonts w:ascii="Consolas" w:eastAsia="Consolas" w:hAnsi="Consolas" w:cs="Consolas"/>
+          <w:color w:val="FFFFFF" w:themeColor="background1"/>
+          <w:sz w:val="21"/>
+          <w:szCs w:val="21"/>
+        </w:rPr>
+        <w:t xml:space="preserve">    }),</w:t>
+      </w:r>
+      <w:r>
+        <w:br/>
+      </w:r>
+    </w:p>
+    <w:p>
+      <w:pPr>
+        <w:pStyle w:val="Heading3"/>
+        <w:spacing w:before="0"/>
+      </w:pPr>
+      <w:r>
+        <w:rPr>
+          <w:rFonts w:ascii="Aptos" w:eastAsia="Aptos" w:hAnsi="Aptos" w:cs="Aptos"/>
+          <w:b/>
+          <w:bCs/>
+          <w:color w:val="1F1F1F"/>
+        </w:rPr>
+        <w:t>Key Utilities to Inject</w:t>
+      </w:r>
+    </w:p>
+    <w:p>
+      <w:pPr>
+        <w:pStyle w:val="ListParagraph"/>
+        <w:numPr>
+          <w:ilvl w:val="0"/>
+          <w:numId w:val="13"/>
+        </w:numPr>
+        <w:spacing w:after="0" w:line="278" w:lineRule="auto"/>
+        <w:rPr>
+          <w:rFonts w:ascii="Aptos" w:eastAsia="Aptos" w:hAnsi="Aptos" w:cs="Aptos"/>
+          <w:color w:val="1F1F1F"/>
+        </w:rPr>
+      </w:pPr>
+      <w:proofErr w:type="gramStart"/>
+      <w:r>
+        <w:rPr>
+          <w:rFonts w:ascii="Consolas" w:eastAsia="Consolas" w:hAnsi="Consolas" w:cs="Consolas"/>
+          <w:color w:val="1F1F1F"/>
+          <w:szCs w:val="22"/>
+        </w:rPr>
+        <w:t>callable</w:t>
+      </w:r>
+      <w:proofErr w:type="gramEnd"/>
+      <w:r>
+        <w:rPr>
+          <w:rFonts w:ascii="Consolas" w:eastAsia="Consolas" w:hAnsi="Consolas" w:cs="Consolas"/>
+          <w:color w:val="1F1F1F"/>
+          <w:szCs w:val="22"/>
+        </w:rPr>
+        <w:t xml:space="preserve"> $get</w:t>
+      </w:r>
+      <w:r>
+        <w:rPr>
+          <w:rFonts w:ascii="Aptos" w:eastAsia="Aptos" w:hAnsi="Aptos" w:cs="Aptos"/>
+          <w:color w:val="1F1F1F"/>
+        </w:rPr>
+        <w:t xml:space="preserve">: Used to fetch the live value of other inputs on the form by their column name (e.g., </w:t>
+      </w:r>
+      <w:r>
+        <w:rPr>
+          <w:rFonts w:ascii="Consolas" w:eastAsia="Consolas" w:hAnsi="Consolas" w:cs="Consolas"/>
+          <w:color w:val="1F1F1F"/>
+          <w:szCs w:val="22"/>
+        </w:rPr>
+        <w:t>$get('</w:t>
+      </w:r>
+      <w:proofErr w:type="spellStart"/>
+      <w:r>
+        <w:rPr>
+          <w:rFonts w:ascii="Consolas" w:eastAsia="Consolas" w:hAnsi="Consolas" w:cs="Consolas"/>
+          <w:color w:val="1F1F1F"/>
+          <w:szCs w:val="22"/>
+        </w:rPr>
+        <w:t>field_name</w:t>
+      </w:r>
+      <w:proofErr w:type="spellEnd"/>
+      <w:r>
+        <w:rPr>
+          <w:rFonts w:ascii="Consolas" w:eastAsia="Consolas" w:hAnsi="Consolas" w:cs="Consolas"/>
+          <w:color w:val="1F1F1F"/>
+          <w:szCs w:val="22"/>
+        </w:rPr>
+        <w:t>')</w:t>
+      </w:r>
+      <w:r>
+        <w:rPr>
+          <w:rFonts w:ascii="Aptos" w:eastAsia="Aptos" w:hAnsi="Aptos" w:cs="Aptos"/>
+          <w:color w:val="1F1F1F"/>
+        </w:rPr>
+        <w:t>).</w:t>
+      </w:r>
+    </w:p>
+    <w:p>
+      <w:pPr>
+        <w:pStyle w:val="ListParagraph"/>
+        <w:numPr>
+          <w:ilvl w:val="0"/>
+          <w:numId w:val="13"/>
+        </w:numPr>
+        <w:spacing w:after="0" w:line="278" w:lineRule="auto"/>
+        <w:rPr>
+          <w:rFonts w:ascii="Aptos" w:eastAsia="Aptos" w:hAnsi="Aptos" w:cs="Aptos"/>
+          <w:color w:val="1F1F1F"/>
+        </w:rPr>
+      </w:pPr>
+      <w:proofErr w:type="gramStart"/>
+      <w:r>
+        <w:rPr>
+          <w:rFonts w:ascii="Consolas" w:eastAsia="Consolas" w:hAnsi="Consolas" w:cs="Consolas"/>
+          <w:color w:val="1F1F1F"/>
+          <w:szCs w:val="22"/>
+        </w:rPr>
+        <w:lastRenderedPageBreak/>
+        <w:t>string</w:t>
+      </w:r>
+      <w:proofErr w:type="gramEnd"/>
+      <w:r>
+        <w:rPr>
+          <w:rFonts w:ascii="Consolas" w:eastAsia="Consolas" w:hAnsi="Consolas" w:cs="Consolas"/>
+          <w:color w:val="1F1F1F"/>
+          <w:szCs w:val="22"/>
+        </w:rPr>
+        <w:t xml:space="preserve"> $operation</w:t>
+      </w:r>
+      <w:r>
+        <w:rPr>
+          <w:rFonts w:ascii="Aptos" w:eastAsia="Aptos" w:hAnsi="Aptos" w:cs="Aptos"/>
+          <w:color w:val="1F1F1F"/>
+        </w:rPr>
+        <w:t>: Identifies the current form action context (</w:t>
+      </w:r>
+      <w:r>
+        <w:rPr>
+          <w:rFonts w:ascii="Consolas" w:eastAsia="Consolas" w:hAnsi="Consolas" w:cs="Consolas"/>
+          <w:color w:val="1F1F1F"/>
+          <w:szCs w:val="22"/>
+        </w:rPr>
+        <w:t>'create'</w:t>
+      </w:r>
+      <w:r>
+        <w:rPr>
+          <w:rFonts w:ascii="Aptos" w:eastAsia="Aptos" w:hAnsi="Aptos" w:cs="Aptos"/>
+          <w:color w:val="1F1F1F"/>
+        </w:rPr>
+        <w:t xml:space="preserve">, </w:t>
+      </w:r>
+      <w:r>
+        <w:rPr>
+          <w:rFonts w:ascii="Consolas" w:eastAsia="Consolas" w:hAnsi="Consolas" w:cs="Consolas"/>
+          <w:color w:val="1F1F1F"/>
+          <w:szCs w:val="22"/>
+        </w:rPr>
+        <w:t>'edit'</w:t>
+      </w:r>
+      <w:r>
+        <w:rPr>
+          <w:rFonts w:ascii="Aptos" w:eastAsia="Aptos" w:hAnsi="Aptos" w:cs="Aptos"/>
+          <w:color w:val="1F1F1F"/>
+        </w:rPr>
+        <w:t xml:space="preserve">, or </w:t>
+      </w:r>
+      <w:r>
+        <w:rPr>
+          <w:rFonts w:ascii="Consolas" w:eastAsia="Consolas" w:hAnsi="Consolas" w:cs="Consolas"/>
+          <w:color w:val="1F1F1F"/>
+          <w:szCs w:val="22"/>
+        </w:rPr>
+        <w:t>'view'</w:t>
+      </w:r>
+      <w:r>
+        <w:rPr>
+          <w:rFonts w:ascii="Aptos" w:eastAsia="Aptos" w:hAnsi="Aptos" w:cs="Aptos"/>
+          <w:color w:val="1F1F1F"/>
+        </w:rPr>
+        <w:t>).</w:t>
+      </w:r>
+    </w:p>
+    <w:p>
+      <w:pPr>
+        <w:spacing w:after="0" w:line="278" w:lineRule="auto"/>
+        <w:rPr>
+          <w:rFonts w:ascii="Aptos" w:eastAsia="Aptos" w:hAnsi="Aptos" w:cs="Aptos"/>
+          <w:color w:val="1F1F1F"/>
+        </w:rPr>
+      </w:pPr>
+    </w:p>
+    <w:p>
+      <w:pPr>
+        <w:spacing w:after="0" w:line="278" w:lineRule="auto"/>
+        <w:rPr>
+          <w:rFonts w:ascii="Aptos" w:eastAsia="Aptos" w:hAnsi="Aptos" w:cs="Aptos"/>
+          <w:color w:val="1F1F1F"/>
+        </w:rPr>
+      </w:pPr>
+    </w:p>
+    <w:p>
+      <w:pPr>
+        <w:spacing w:after="0"/>
+        <w:rPr>
+          <w:rFonts w:ascii="Aptos" w:eastAsia="Aptos" w:hAnsi="Aptos" w:cs="Aptos"/>
+          <w:color w:val="1F1F1F"/>
+        </w:rPr>
+      </w:pPr>
+    </w:p>
+    <w:p>
+      <w:pPr>
+        <w:rPr>
+          <w:rFonts w:eastAsiaTheme="minorEastAsia" w:cstheme="minorBidi"/>
+          <w:b/>
+          <w:bCs/>
+          <w:color w:val="FF0000"/>
+          <w:sz w:val="32"/>
+          <w:szCs w:val="32"/>
+          <w:u w:val="single"/>
+        </w:rPr>
+      </w:pPr>
+      <w:r>
+        <w:rPr>
+          <w:rFonts w:eastAsiaTheme="minorEastAsia" w:cstheme="minorBidi"/>
+          <w:b/>
+          <w:bCs/>
+          <w:color w:val="FF0000"/>
+          <w:sz w:val="32"/>
+          <w:szCs w:val="32"/>
+          <w:u w:val="single"/>
+        </w:rPr>
+        <w:t>Input Masking:</w:t>
+      </w:r>
+    </w:p>
+    <w:p>
+      <w:pPr>
+        <w:rPr>
+          <w:rFonts w:eastAsiaTheme="minorEastAsia" w:cstheme="minorBidi"/>
+        </w:rPr>
+      </w:pPr>
+      <w:r>
+        <w:rPr>
+          <w:rFonts w:eastAsiaTheme="minorEastAsia" w:cstheme="minorBidi"/>
+        </w:rPr>
+        <w:t xml:space="preserve">Input masking in Filament PHP is a way to force a text field to follow a specific format while the user types, such as phone numbers, dates, currency, or credit-card-style inputs. In Filament, it’s typically done on </w:t>
+      </w:r>
+      <w:proofErr w:type="spellStart"/>
+      <w:r>
+        <w:rPr>
+          <w:rFonts w:eastAsiaTheme="minorEastAsia" w:cstheme="minorBidi"/>
+        </w:rPr>
+        <w:t>TextInput</w:t>
+      </w:r>
+      <w:proofErr w:type="spellEnd"/>
+      <w:r>
+        <w:rPr>
+          <w:rFonts w:eastAsiaTheme="minorEastAsia" w:cstheme="minorBidi"/>
+        </w:rPr>
+        <w:t xml:space="preserve"> using the </w:t>
+      </w:r>
+      <w:proofErr w:type="gramStart"/>
+      <w:r>
+        <w:rPr>
+          <w:rFonts w:eastAsiaTheme="minorEastAsia" w:cstheme="minorBidi"/>
+        </w:rPr>
+        <w:t>mask(</w:t>
+      </w:r>
+      <w:proofErr w:type="gramEnd"/>
+      <w:r>
+        <w:rPr>
+          <w:rFonts w:eastAsiaTheme="minorEastAsia" w:cstheme="minorBidi"/>
+        </w:rPr>
+        <w:t>) method.</w:t>
+      </w:r>
+    </w:p>
+    <w:p>
+      <w:pPr>
+        <w:rPr>
+          <w:rFonts w:eastAsiaTheme="minorEastAsia" w:cstheme="minorBidi"/>
+          <w:b/>
+          <w:bCs/>
+        </w:rPr>
+      </w:pPr>
+      <w:r>
+        <w:rPr>
+          <w:rFonts w:eastAsiaTheme="minorEastAsia" w:cstheme="minorBidi"/>
+          <w:b/>
+          <w:bCs/>
+        </w:rPr>
+        <w:t>How it works</w:t>
+      </w:r>
+    </w:p>
+    <w:p>
+      <w:pPr>
+        <w:rPr>
+          <w:rFonts w:eastAsiaTheme="minorEastAsia" w:cstheme="minorBidi"/>
+        </w:rPr>
+      </w:pPr>
+      <w:r>
+        <w:rPr>
+          <w:rFonts w:eastAsiaTheme="minorEastAsia" w:cstheme="minorBidi"/>
+        </w:rPr>
+        <w:t>A mask controls what characters the field accepts and how they are displayed. For example, you can make an input look like +91 (999) 999-9999 or format money with separators. Filament’s docs describe input masking as defining a format the value must conform to.</w:t>
+      </w:r>
+    </w:p>
+    <w:p>
+      <w:pPr>
+        <w:rPr>
+          <w:rFonts w:eastAsiaTheme="minorEastAsia" w:cstheme="minorBidi"/>
+          <w:b/>
+          <w:bCs/>
+        </w:rPr>
+      </w:pPr>
+      <w:r>
+        <w:rPr>
+          <w:rFonts w:eastAsiaTheme="minorEastAsia" w:cstheme="minorBidi"/>
+          <w:b/>
+          <w:bCs/>
+        </w:rPr>
+        <w:t>Example:</w:t>
+      </w:r>
+    </w:p>
+    <w:p>
+      <w:pPr>
+        <w:rPr>
+          <w:rFonts w:cstheme="minorHAnsi"/>
+          <w:b/>
+          <w:bCs/>
+          <w:color w:val="548DD4" w:themeColor="text2" w:themeTint="99"/>
+          <w:szCs w:val="22"/>
+        </w:rPr>
+      </w:pPr>
+      <w:proofErr w:type="gramStart"/>
+      <w:r>
+        <w:rPr>
+          <w:rFonts w:cstheme="minorHAnsi"/>
+          <w:b/>
+          <w:bCs/>
+          <w:color w:val="548DD4" w:themeColor="text2" w:themeTint="99"/>
+          <w:szCs w:val="22"/>
+        </w:rPr>
+        <w:t>use</w:t>
+      </w:r>
+      <w:proofErr w:type="gramEnd"/>
+      <w:r>
+        <w:rPr>
+          <w:rFonts w:cstheme="minorHAnsi"/>
+          <w:b/>
+          <w:bCs/>
+          <w:color w:val="548DD4" w:themeColor="text2" w:themeTint="99"/>
+          <w:szCs w:val="22"/>
+        </w:rPr>
+        <w:t xml:space="preserve"> Filament\Forms\Components\</w:t>
+      </w:r>
+      <w:proofErr w:type="spellStart"/>
+      <w:r>
+        <w:rPr>
+          <w:rFonts w:cstheme="minorHAnsi"/>
+          <w:b/>
+          <w:bCs/>
+          <w:color w:val="548DD4" w:themeColor="text2" w:themeTint="99"/>
+          <w:szCs w:val="22"/>
+        </w:rPr>
+        <w:t>TextInput</w:t>
+      </w:r>
+      <w:proofErr w:type="spellEnd"/>
+      <w:r>
+        <w:rPr>
+          <w:rFonts w:cstheme="minorHAnsi"/>
+          <w:b/>
+          <w:bCs/>
+          <w:color w:val="548DD4" w:themeColor="text2" w:themeTint="99"/>
+          <w:szCs w:val="22"/>
+        </w:rPr>
+        <w:t>;</w:t>
+      </w:r>
+    </w:p>
+    <w:p>
+      <w:pPr>
+        <w:rPr>
+          <w:rFonts w:cstheme="minorHAnsi"/>
+          <w:b/>
+          <w:bCs/>
+          <w:color w:val="548DD4" w:themeColor="text2" w:themeTint="99"/>
+          <w:szCs w:val="22"/>
+        </w:rPr>
+      </w:pPr>
+      <w:proofErr w:type="spellStart"/>
+      <w:r>
+        <w:rPr>
+          <w:rFonts w:cstheme="minorHAnsi"/>
+          <w:b/>
+          <w:bCs/>
+          <w:color w:val="548DD4" w:themeColor="text2" w:themeTint="99"/>
+          <w:szCs w:val="22"/>
+        </w:rPr>
+        <w:t>TextInput</w:t>
+      </w:r>
+      <w:proofErr w:type="spellEnd"/>
+      <w:r>
+        <w:rPr>
+          <w:rFonts w:cstheme="minorHAnsi"/>
+          <w:b/>
+          <w:bCs/>
+          <w:color w:val="548DD4" w:themeColor="text2" w:themeTint="99"/>
+          <w:szCs w:val="22"/>
+        </w:rPr>
+        <w:t>::</w:t>
+      </w:r>
+      <w:proofErr w:type="gramStart"/>
+      <w:r>
+        <w:rPr>
+          <w:rFonts w:cstheme="minorHAnsi"/>
+          <w:b/>
+          <w:bCs/>
+          <w:color w:val="548DD4" w:themeColor="text2" w:themeTint="99"/>
+          <w:szCs w:val="22"/>
+        </w:rPr>
+        <w:t>make(</w:t>
+      </w:r>
+      <w:proofErr w:type="gramEnd"/>
+      <w:r>
+        <w:rPr>
+          <w:rFonts w:cstheme="minorHAnsi"/>
+          <w:b/>
+          <w:bCs/>
+          <w:color w:val="548DD4" w:themeColor="text2" w:themeTint="99"/>
+          <w:szCs w:val="22"/>
+        </w:rPr>
+        <w:t>'phone')</w:t>
+      </w:r>
+    </w:p>
+    <w:p>
+      <w:pPr>
+        <w:rPr>
+          <w:rFonts w:cstheme="minorHAnsi"/>
+          <w:b/>
+          <w:bCs/>
+          <w:color w:val="548DD4" w:themeColor="text2" w:themeTint="99"/>
+          <w:szCs w:val="22"/>
+        </w:rPr>
+      </w:pPr>
+      <w:r>
+        <w:rPr>
+          <w:rFonts w:cstheme="minorHAnsi"/>
+          <w:b/>
+          <w:bCs/>
+          <w:color w:val="548DD4" w:themeColor="text2" w:themeTint="99"/>
+          <w:szCs w:val="22"/>
+        </w:rPr>
+        <w:t xml:space="preserve">    -&gt;</w:t>
+      </w:r>
+      <w:proofErr w:type="gramStart"/>
+      <w:r>
+        <w:rPr>
+          <w:rFonts w:cstheme="minorHAnsi"/>
+          <w:b/>
+          <w:bCs/>
+          <w:color w:val="548DD4" w:themeColor="text2" w:themeTint="99"/>
+          <w:szCs w:val="22"/>
+        </w:rPr>
+        <w:t>label(</w:t>
+      </w:r>
+      <w:proofErr w:type="gramEnd"/>
+      <w:r>
+        <w:rPr>
+          <w:rFonts w:cstheme="minorHAnsi"/>
+          <w:b/>
+          <w:bCs/>
+          <w:color w:val="548DD4" w:themeColor="text2" w:themeTint="99"/>
+          <w:szCs w:val="22"/>
+        </w:rPr>
+        <w:t>'Phone Number')</w:t>
+      </w:r>
+    </w:p>
+    <w:p>
+      <w:pPr>
+        <w:rPr>
+          <w:rFonts w:cstheme="minorHAnsi"/>
+          <w:b/>
+          <w:bCs/>
+          <w:color w:val="548DD4" w:themeColor="text2" w:themeTint="99"/>
+          <w:szCs w:val="22"/>
+        </w:rPr>
+      </w:pPr>
+      <w:r>
+        <w:rPr>
+          <w:rFonts w:cstheme="minorHAnsi"/>
+          <w:b/>
+          <w:bCs/>
+          <w:color w:val="548DD4" w:themeColor="text2" w:themeTint="99"/>
+          <w:szCs w:val="22"/>
+        </w:rPr>
+        <w:t xml:space="preserve">    -&gt;</w:t>
+      </w:r>
+      <w:proofErr w:type="gramStart"/>
+      <w:r>
+        <w:rPr>
+          <w:rFonts w:cstheme="minorHAnsi"/>
+          <w:b/>
+          <w:bCs/>
+          <w:color w:val="548DD4" w:themeColor="text2" w:themeTint="99"/>
+          <w:szCs w:val="22"/>
+        </w:rPr>
+        <w:t>mask(</w:t>
+      </w:r>
+      <w:proofErr w:type="spellStart"/>
+      <w:proofErr w:type="gramEnd"/>
+      <w:r>
+        <w:rPr>
+          <w:rFonts w:cstheme="minorHAnsi"/>
+          <w:b/>
+          <w:bCs/>
+          <w:color w:val="548DD4" w:themeColor="text2" w:themeTint="99"/>
+          <w:szCs w:val="22"/>
+        </w:rPr>
+        <w:t>fn</w:t>
+      </w:r>
+      <w:proofErr w:type="spellEnd"/>
+      <w:r>
+        <w:rPr>
+          <w:rFonts w:cstheme="minorHAnsi"/>
+          <w:b/>
+          <w:bCs/>
+          <w:color w:val="548DD4" w:themeColor="text2" w:themeTint="99"/>
+          <w:szCs w:val="22"/>
+        </w:rPr>
+        <w:t xml:space="preserve"> (</w:t>
+      </w:r>
+      <w:proofErr w:type="spellStart"/>
+      <w:r>
+        <w:rPr>
+          <w:rFonts w:cstheme="minorHAnsi"/>
+          <w:b/>
+          <w:bCs/>
+          <w:color w:val="548DD4" w:themeColor="text2" w:themeTint="99"/>
+          <w:szCs w:val="22"/>
+        </w:rPr>
+        <w:t>TextInput</w:t>
+      </w:r>
+      <w:proofErr w:type="spellEnd"/>
+      <w:r>
+        <w:rPr>
+          <w:rFonts w:cstheme="minorHAnsi"/>
+          <w:b/>
+          <w:bCs/>
+          <w:color w:val="548DD4" w:themeColor="text2" w:themeTint="99"/>
+          <w:szCs w:val="22"/>
+        </w:rPr>
+        <w:t>\Mask $mask) =&gt; $mask-&gt;pattern('+91 (000) 000-0000'));</w:t>
+      </w:r>
+    </w:p>
+    <w:p>
+      <w:pPr>
+        <w:rPr>
+          <w:rFonts w:cstheme="minorHAnsi"/>
+          <w:b/>
+          <w:bCs/>
+          <w:color w:val="548DD4" w:themeColor="text2" w:themeTint="99"/>
+          <w:szCs w:val="22"/>
+        </w:rPr>
+      </w:pPr>
+    </w:p>
+    <w:p>
+      <w:pPr>
+        <w:rPr>
+          <w:rFonts w:cstheme="minorHAnsi"/>
+          <w:szCs w:val="22"/>
+        </w:rPr>
+      </w:pPr>
+      <w:r>
+        <w:rPr>
+          <w:rFonts w:cstheme="minorHAnsi"/>
+          <w:szCs w:val="22"/>
+        </w:rPr>
+        <w:t>This makes the phone field follow a fixed phone-number format.</w:t>
+      </w:r>
+    </w:p>
+    <w:p>
+      <w:pPr>
+        <w:rPr>
+          <w:rFonts w:cstheme="minorHAnsi"/>
+          <w:b/>
+          <w:bCs/>
+          <w:i/>
+          <w:iCs/>
+          <w:szCs w:val="22"/>
+        </w:rPr>
+      </w:pPr>
+      <w:r>
+        <w:rPr>
+          <w:rFonts w:cstheme="minorHAnsi"/>
+          <w:b/>
+          <w:bCs/>
+          <w:i/>
+          <w:iCs/>
+          <w:szCs w:val="22"/>
+        </w:rPr>
+        <w:t>Output example</w:t>
+      </w:r>
+    </w:p>
+    <w:p>
+      <w:pPr>
+        <w:rPr>
+          <w:rFonts w:cstheme="minorHAnsi"/>
+          <w:szCs w:val="22"/>
+        </w:rPr>
+      </w:pPr>
+      <w:r>
+        <w:rPr>
+          <w:rFonts w:cstheme="minorHAnsi"/>
+          <w:szCs w:val="22"/>
+        </w:rPr>
+        <w:t>When the user types:</w:t>
+      </w:r>
+    </w:p>
+    <w:p>
+      <w:pPr>
+        <w:rPr>
+          <w:rFonts w:cstheme="minorHAnsi"/>
+          <w:b/>
+          <w:bCs/>
+          <w:color w:val="548DD4" w:themeColor="text2" w:themeTint="99"/>
+          <w:szCs w:val="22"/>
+        </w:rPr>
+      </w:pPr>
+      <w:r>
+        <w:rPr>
+          <w:rFonts w:cstheme="minorHAnsi"/>
+          <w:b/>
+          <w:bCs/>
+          <w:color w:val="548DD4" w:themeColor="text2" w:themeTint="99"/>
+          <w:szCs w:val="22"/>
+        </w:rPr>
+        <w:t>9876543210</w:t>
+      </w:r>
+    </w:p>
+    <w:p>
+      <w:pPr>
+        <w:rPr>
+          <w:rFonts w:cstheme="minorHAnsi"/>
+          <w:szCs w:val="22"/>
+        </w:rPr>
+      </w:pPr>
+      <w:r>
+        <w:rPr>
+          <w:rFonts w:cstheme="minorHAnsi"/>
+          <w:szCs w:val="22"/>
+        </w:rPr>
+        <w:t>It will show like this:</w:t>
+      </w:r>
+    </w:p>
+    <w:p>
+      <w:pPr>
+        <w:rPr>
+          <w:rFonts w:cstheme="minorHAnsi"/>
+          <w:b/>
+          <w:bCs/>
+          <w:color w:val="548DD4" w:themeColor="text2" w:themeTint="99"/>
+          <w:szCs w:val="22"/>
+        </w:rPr>
+      </w:pPr>
+      <w:r>
+        <w:rPr>
+          <w:rFonts w:cstheme="minorHAnsi"/>
+          <w:b/>
+          <w:bCs/>
+          <w:color w:val="548DD4" w:themeColor="text2" w:themeTint="99"/>
+          <w:szCs w:val="22"/>
+        </w:rPr>
+        <w:t>+91 (987) 654-3210</w:t>
+      </w:r>
+    </w:p>
+    <w:p>
+      <w:pPr>
+        <w:rPr>
+          <w:rFonts w:cstheme="minorHAnsi"/>
+          <w:szCs w:val="22"/>
+        </w:rPr>
+      </w:pPr>
+      <w:r>
+        <w:rPr>
+          <w:rFonts w:cstheme="minorHAnsi"/>
+          <w:szCs w:val="22"/>
+        </w:rPr>
+        <w:t>So the input stays neat and formatted as the user types.</w:t>
+      </w:r>
+    </w:p>
+    <w:p>
+      <w:pPr>
+        <w:rPr>
+          <w:rFonts w:cstheme="minorHAnsi"/>
+          <w:b/>
+          <w:bCs/>
+          <w:i/>
+          <w:iCs/>
+          <w:szCs w:val="22"/>
+        </w:rPr>
+      </w:pPr>
+      <w:r>
+        <w:rPr>
+          <w:rFonts w:cstheme="minorHAnsi"/>
+          <w:b/>
+          <w:bCs/>
+          <w:i/>
+          <w:iCs/>
+          <w:szCs w:val="22"/>
+        </w:rPr>
+        <w:t>Simple meaning</w:t>
+      </w:r>
+    </w:p>
+    <w:p>
+      <w:pPr>
+        <w:pStyle w:val="ListParagraph"/>
+        <w:numPr>
+          <w:ilvl w:val="0"/>
+          <w:numId w:val="14"/>
+        </w:numPr>
+        <w:rPr>
+          <w:rFonts w:cstheme="minorHAnsi"/>
+          <w:szCs w:val="22"/>
+        </w:rPr>
+      </w:pPr>
+      <w:proofErr w:type="gramStart"/>
+      <w:r>
+        <w:rPr>
+          <w:rFonts w:cstheme="minorHAnsi"/>
+          <w:b/>
+          <w:bCs/>
+          <w:szCs w:val="22"/>
+        </w:rPr>
+        <w:t>mask(</w:t>
+      </w:r>
+      <w:proofErr w:type="gramEnd"/>
+      <w:r>
+        <w:rPr>
+          <w:rFonts w:cstheme="minorHAnsi"/>
+          <w:b/>
+          <w:bCs/>
+          <w:szCs w:val="22"/>
+        </w:rPr>
+        <w:t>)</w:t>
+      </w:r>
+      <w:r>
+        <w:rPr>
+          <w:rFonts w:cstheme="minorHAnsi"/>
+          <w:szCs w:val="22"/>
+        </w:rPr>
+        <w:t xml:space="preserve"> sets the format.</w:t>
+      </w:r>
+    </w:p>
+    <w:p>
+      <w:pPr>
+        <w:pStyle w:val="ListParagraph"/>
+        <w:numPr>
+          <w:ilvl w:val="0"/>
+          <w:numId w:val="14"/>
+        </w:numPr>
+        <w:rPr>
+          <w:rFonts w:cstheme="minorHAnsi"/>
+          <w:szCs w:val="22"/>
+        </w:rPr>
+      </w:pPr>
+      <w:proofErr w:type="gramStart"/>
+      <w:r>
+        <w:rPr>
+          <w:rFonts w:cstheme="minorHAnsi"/>
+          <w:b/>
+          <w:bCs/>
+          <w:szCs w:val="22"/>
+        </w:rPr>
+        <w:t>pattern(</w:t>
+      </w:r>
+      <w:proofErr w:type="gramEnd"/>
+      <w:r>
+        <w:rPr>
+          <w:rFonts w:cstheme="minorHAnsi"/>
+          <w:b/>
+          <w:bCs/>
+          <w:szCs w:val="22"/>
+        </w:rPr>
+        <w:t>)</w:t>
+      </w:r>
+      <w:r>
+        <w:rPr>
+          <w:rFonts w:cstheme="minorHAnsi"/>
+          <w:szCs w:val="22"/>
+        </w:rPr>
+        <w:t xml:space="preserve"> defines the shape of the input.</w:t>
+      </w:r>
+    </w:p>
+    <w:p>
+      <w:pPr>
+        <w:rPr>
+          <w:rFonts w:cstheme="minorHAnsi"/>
+          <w:szCs w:val="22"/>
+        </w:rPr>
+      </w:pPr>
       <w:bookmarkStart w:id="0" w:name="_GoBack"/>
       <w:bookmarkEnd w:id="0"/>
-    </w:p>
-    <w:p>
-      <w:pPr>
-        <w:rPr>
-          <w:rFonts w:cstheme="minorHAnsi"/>
-          <w:szCs w:val="22"/>
-        </w:rPr>
-      </w:pPr>
-      <w:r>
-        <w:rPr>
-          <w:rFonts w:cstheme="minorHAnsi"/>
-          <w:szCs w:val="22"/>
-        </w:rPr>
-        <w:t xml:space="preserve">In </w:t>
-      </w:r>
-      <w:proofErr w:type="spellStart"/>
-      <w:r>
-        <w:rPr>
-          <w:rFonts w:cstheme="minorHAnsi"/>
-          <w:szCs w:val="22"/>
-        </w:rPr>
-        <w:t>RegisterTeam.php</w:t>
-      </w:r>
-      <w:proofErr w:type="spellEnd"/>
-    </w:p>
-    <w:p>
-      <w:pPr>
-        <w:rPr>
-          <w:rFonts w:cstheme="minorHAnsi"/>
-          <w:szCs w:val="22"/>
-        </w:rPr>
-      </w:pPr>
-    </w:p>
-    <w:p>
-      <w:pPr>
-        <w:rPr>
-          <w:rFonts w:cstheme="minorHAnsi"/>
-          <w:szCs w:val="22"/>
-        </w:rPr>
-      </w:pPr>
-      <w:r>
-        <w:rPr>
-          <w:rFonts w:cstheme="minorHAnsi"/>
-          <w:szCs w:val="22"/>
-        </w:rPr>
-        <w:t>A new team is saved with a name and slug.</w:t>
-      </w:r>
-    </w:p>
-    <w:p>
-      <w:pPr>
-        <w:rPr>
-          <w:rFonts w:cstheme="minorHAnsi"/>
-          <w:b/>
-          <w:bCs/>
-          <w:color w:val="548DD4" w:themeColor="text2" w:themeTint="99"/>
-          <w:szCs w:val="22"/>
-        </w:rPr>
-      </w:pPr>
-      <w:r>
-        <w:rPr>
-          <w:rFonts w:cstheme="minorHAnsi"/>
-          <w:szCs w:val="22"/>
-        </w:rPr>
-        <w:t xml:space="preserve">The logged-in user is automatically linked to the new team using: </w:t>
-      </w:r>
-      <w:r>
-        <w:rPr>
-          <w:rFonts w:cstheme="minorHAnsi"/>
-          <w:b/>
-          <w:bCs/>
-          <w:color w:val="548DD4" w:themeColor="text2" w:themeTint="99"/>
-          <w:szCs w:val="22"/>
-        </w:rPr>
-        <w:t>$team-&gt;</w:t>
-      </w:r>
-      <w:proofErr w:type="gramStart"/>
-      <w:r>
-        <w:rPr>
-          <w:rFonts w:cstheme="minorHAnsi"/>
-          <w:b/>
-          <w:bCs/>
-          <w:color w:val="548DD4" w:themeColor="text2" w:themeTint="99"/>
-          <w:szCs w:val="22"/>
-        </w:rPr>
-        <w:t>members(</w:t>
-      </w:r>
-      <w:proofErr w:type="gramEnd"/>
-      <w:r>
-        <w:rPr>
-          <w:rFonts w:cstheme="minorHAnsi"/>
-          <w:b/>
-          <w:bCs/>
-          <w:color w:val="548DD4" w:themeColor="text2" w:themeTint="99"/>
-          <w:szCs w:val="22"/>
-        </w:rPr>
-        <w:t>)-&gt;attach(</w:t>
-      </w:r>
-      <w:proofErr w:type="spellStart"/>
-      <w:r>
-        <w:rPr>
-          <w:rFonts w:cstheme="minorHAnsi"/>
-          <w:b/>
-          <w:bCs/>
-          <w:color w:val="548DD4" w:themeColor="text2" w:themeTint="99"/>
-          <w:szCs w:val="22"/>
-        </w:rPr>
-        <w:t>auth</w:t>
-      </w:r>
-      <w:proofErr w:type="spellEnd"/>
-      <w:r>
-        <w:rPr>
-          <w:rFonts w:cstheme="minorHAnsi"/>
-          <w:b/>
-          <w:bCs/>
-          <w:color w:val="548DD4" w:themeColor="text2" w:themeTint="99"/>
-          <w:szCs w:val="22"/>
-        </w:rPr>
-        <w:t>()-&gt;user());</w:t>
-      </w:r>
-    </w:p>
-    <w:p>
-      <w:pPr>
-        <w:rPr>
-          <w:rFonts w:cstheme="minorHAnsi"/>
-          <w:b/>
-          <w:bCs/>
-          <w:szCs w:val="22"/>
-        </w:rPr>
-      </w:pPr>
-      <w:r>
-        <w:rPr>
-          <w:rFonts w:cstheme="minorHAnsi"/>
-          <w:b/>
-          <w:bCs/>
-          <w:szCs w:val="22"/>
-        </w:rPr>
-        <w:t xml:space="preserve">3. How Filament handles this automatically </w:t>
-      </w:r>
-    </w:p>
-    <w:p>
-      <w:pPr>
-        <w:rPr>
-          <w:rFonts w:cstheme="minorHAnsi"/>
-          <w:szCs w:val="22"/>
-        </w:rPr>
-      </w:pPr>
-      <w:r>
-        <w:rPr>
-          <w:rFonts w:cstheme="minorHAnsi"/>
-          <w:szCs w:val="22"/>
-        </w:rPr>
-        <w:t>Once configured, Filament does two magic things behind the scenes:</w:t>
-      </w:r>
-    </w:p>
-    <w:p>
-      <w:pPr>
-        <w:rPr>
-          <w:rFonts w:cstheme="minorHAnsi"/>
-          <w:szCs w:val="22"/>
-        </w:rPr>
-      </w:pPr>
-    </w:p>
-    <w:p>
-      <w:pPr>
-        <w:rPr>
-          <w:rFonts w:cstheme="minorHAnsi"/>
-          <w:szCs w:val="22"/>
-        </w:rPr>
-      </w:pPr>
-      <w:r>
-        <w:rPr>
-          <w:rFonts w:cstheme="minorHAnsi"/>
-          <w:b/>
-          <w:bCs/>
-          <w:szCs w:val="22"/>
-        </w:rPr>
-        <w:t>Automatic Scoping:</w:t>
-      </w:r>
-      <w:r>
-        <w:rPr>
-          <w:rFonts w:cstheme="minorHAnsi"/>
-          <w:szCs w:val="22"/>
-        </w:rPr>
-        <w:t xml:space="preserve"> When viewing, editing, or deleting posts/categories/products in the User panel, Filament automatically appends WHERE </w:t>
-      </w:r>
-      <w:proofErr w:type="spellStart"/>
-      <w:r>
-        <w:rPr>
-          <w:rFonts w:cstheme="minorHAnsi"/>
-          <w:szCs w:val="22"/>
-        </w:rPr>
-        <w:t>team_id</w:t>
-      </w:r>
-      <w:proofErr w:type="spellEnd"/>
-      <w:r>
-        <w:rPr>
-          <w:rFonts w:cstheme="minorHAnsi"/>
-          <w:szCs w:val="22"/>
-        </w:rPr>
-        <w:t xml:space="preserve"> = </w:t>
-      </w:r>
-      <w:proofErr w:type="spellStart"/>
-      <w:r>
-        <w:rPr>
-          <w:rFonts w:cstheme="minorHAnsi"/>
-          <w:szCs w:val="22"/>
-        </w:rPr>
-        <w:t>current_team_id</w:t>
-      </w:r>
-      <w:proofErr w:type="spellEnd"/>
-      <w:r>
-        <w:rPr>
-          <w:rFonts w:cstheme="minorHAnsi"/>
-          <w:szCs w:val="22"/>
-        </w:rPr>
-        <w:t xml:space="preserve"> to database queries.</w:t>
-      </w:r>
-    </w:p>
-    <w:p>
-      <w:pPr>
-        <w:rPr>
-          <w:rFonts w:cstheme="minorHAnsi"/>
-          <w:szCs w:val="22"/>
-        </w:rPr>
-      </w:pPr>
-      <w:r>
-        <w:rPr>
-          <w:rFonts w:cstheme="minorHAnsi"/>
-          <w:b/>
-          <w:bCs/>
-          <w:szCs w:val="22"/>
-        </w:rPr>
-        <w:t>Automatic Insertion:</w:t>
-      </w:r>
-      <w:r>
-        <w:rPr>
-          <w:rFonts w:cstheme="minorHAnsi"/>
-          <w:szCs w:val="22"/>
-        </w:rPr>
-        <w:t xml:space="preserve"> When creating a new post, Filament automatically fills the </w:t>
-      </w:r>
-      <w:proofErr w:type="spellStart"/>
-      <w:r>
-        <w:rPr>
-          <w:rFonts w:cstheme="minorHAnsi"/>
-          <w:szCs w:val="22"/>
-        </w:rPr>
-        <w:t>team_id</w:t>
-      </w:r>
-      <w:proofErr w:type="spellEnd"/>
-      <w:r>
-        <w:rPr>
-          <w:rFonts w:cstheme="minorHAnsi"/>
-          <w:szCs w:val="22"/>
-        </w:rPr>
-        <w:t xml:space="preserve"> column with the ID of the active team.</w:t>
-      </w:r>
-    </w:p>
-    <w:p>
-      <w:pPr>
-        <w:rPr>
-          <w:rFonts w:cstheme="minorHAnsi"/>
-          <w:szCs w:val="22"/>
-        </w:rPr>
-      </w:pPr>
-    </w:p>
-    <w:p>
-      <w:pPr>
-        <w:rPr>
-          <w:rFonts w:cstheme="minorHAnsi"/>
-          <w:szCs w:val="22"/>
-        </w:rPr>
-      </w:pPr>
-    </w:p>
-    <w:p>
-      <w:pPr>
-        <w:rPr>
-          <w:rFonts w:cstheme="minorHAnsi"/>
-          <w:szCs w:val="22"/>
-        </w:rPr>
-      </w:pPr>
+      <w:r>
+        <w:rPr>
+          <w:rFonts w:cstheme="minorHAnsi"/>
+          <w:szCs w:val="22"/>
+        </w:rPr>
+        <w:t>The user can type normal numbers, but Filament displays them in a fixed format.</w:t>
+      </w:r>
     </w:p>
     <w:sectPr>
       <w:pgSz w:w="11906" w:h="16838"/>
@@ -6165,6 +9782,119 @@
 <file path=word/numbering.xml><?xml version="1.0" encoding="utf-8"?>
 <w:numbering xmlns:wpc="http://schemas.microsoft.com/office/word/2010/wordprocessingCanvas" xmlns:mc="http://schemas.openxmlformats.org/markup-compatibility/2006" xmlns:o="urn:schemas-microsoft-com:office:office" xmlns:r="http://schemas.openxmlformats.org/officeDocument/2006/relationships" xmlns:m="http://schemas.openxmlformats.org/officeDocument/2006/math" xmlns:v="urn:schemas-microsoft-com:vml" xmlns:wp14="http://schemas.microsoft.com/office/word/2010/wordprocessingDrawing" xmlns:wp="http://schemas.openxmlformats.org/drawingml/2006/wordprocessingDrawing" xmlns:w10="urn:schemas-microsoft-com:office:word" xmlns:w="http://schemas.openxmlformats.org/wordprocessingml/2006/main" xmlns:w14="http://schemas.microsoft.com/office/word/2010/wordml" xmlns:wpg="http://schemas.microsoft.com/office/word/2010/wordprocessingGroup" xmlns:wpi="http://schemas.microsoft.com/office/word/2010/wordprocessingInk" xmlns:wne="http://schemas.microsoft.com/office/word/2006/wordml" xmlns:wps="http://schemas.microsoft.com/office/word/2010/wordprocessingShape" mc:Ignorable="w14 wp14">
   <w:abstractNum w:abstractNumId="0">
+    <w:nsid w:val="0D52ECF2"/>
+    <w:multiLevelType w:val="hybridMultilevel"/>
+    <w:tmpl w:val="3E34BF42"/>
+    <w:lvl w:ilvl="0" w:tplc="FD28B62A">
+      <w:start w:val="1"/>
+      <w:numFmt w:val="bullet"/>
+      <w:lvlText w:val=""/>
+      <w:lvlJc w:val="left"/>
+      <w:pPr>
+        <w:ind w:left="720" w:hanging="360"/>
+      </w:pPr>
+      <w:rPr>
+        <w:rFonts w:ascii="Symbol" w:hAnsi="Symbol" w:hint="default"/>
+      </w:rPr>
+    </w:lvl>
+    <w:lvl w:ilvl="1" w:tplc="FC82C836">
+      <w:start w:val="1"/>
+      <w:numFmt w:val="bullet"/>
+      <w:lvlText w:val="o"/>
+      <w:lvlJc w:val="left"/>
+      <w:pPr>
+        <w:ind w:left="1440" w:hanging="360"/>
+      </w:pPr>
+      <w:rPr>
+        <w:rFonts w:ascii="Courier New" w:hAnsi="Courier New" w:cs="Times New Roman" w:hint="default"/>
+      </w:rPr>
+    </w:lvl>
+    <w:lvl w:ilvl="2" w:tplc="3E52593C">
+      <w:start w:val="1"/>
+      <w:numFmt w:val="bullet"/>
+      <w:lvlText w:val=""/>
+      <w:lvlJc w:val="left"/>
+      <w:pPr>
+        <w:ind w:left="2160" w:hanging="360"/>
+      </w:pPr>
+      <w:rPr>
+        <w:rFonts w:ascii="Wingdings" w:hAnsi="Wingdings" w:hint="default"/>
+      </w:rPr>
+    </w:lvl>
+    <w:lvl w:ilvl="3" w:tplc="DA7A2250">
+      <w:start w:val="1"/>
+      <w:numFmt w:val="bullet"/>
+      <w:lvlText w:val=""/>
+      <w:lvlJc w:val="left"/>
+      <w:pPr>
+        <w:ind w:left="2880" w:hanging="360"/>
+      </w:pPr>
+      <w:rPr>
+        <w:rFonts w:ascii="Symbol" w:hAnsi="Symbol" w:hint="default"/>
+      </w:rPr>
+    </w:lvl>
+    <w:lvl w:ilvl="4" w:tplc="D6A07670">
+      <w:start w:val="1"/>
+      <w:numFmt w:val="bullet"/>
+      <w:lvlText w:val="o"/>
+      <w:lvlJc w:val="left"/>
+      <w:pPr>
+        <w:ind w:left="3600" w:hanging="360"/>
+      </w:pPr>
+      <w:rPr>
+        <w:rFonts w:ascii="Courier New" w:hAnsi="Courier New" w:cs="Times New Roman" w:hint="default"/>
+      </w:rPr>
+    </w:lvl>
+    <w:lvl w:ilvl="5" w:tplc="04487D98">
+      <w:start w:val="1"/>
+      <w:numFmt w:val="bullet"/>
+      <w:lvlText w:val=""/>
+      <w:lvlJc w:val="left"/>
+      <w:pPr>
+        <w:ind w:left="4320" w:hanging="360"/>
+      </w:pPr>
+      <w:rPr>
+        <w:rFonts w:ascii="Wingdings" w:hAnsi="Wingdings" w:hint="default"/>
+      </w:rPr>
+    </w:lvl>
+    <w:lvl w:ilvl="6" w:tplc="8C68E686">
+      <w:start w:val="1"/>
+      <w:numFmt w:val="bullet"/>
+      <w:lvlText w:val=""/>
+      <w:lvlJc w:val="left"/>
+      <w:pPr>
+        <w:ind w:left="5040" w:hanging="360"/>
+      </w:pPr>
+      <w:rPr>
+        <w:rFonts w:ascii="Symbol" w:hAnsi="Symbol" w:hint="default"/>
+      </w:rPr>
+    </w:lvl>
+    <w:lvl w:ilvl="7" w:tplc="64207814">
+      <w:start w:val="1"/>
+      <w:numFmt w:val="bullet"/>
+      <w:lvlText w:val="o"/>
+      <w:lvlJc w:val="left"/>
+      <w:pPr>
+        <w:ind w:left="5760" w:hanging="360"/>
+      </w:pPr>
+      <w:rPr>
+        <w:rFonts w:ascii="Courier New" w:hAnsi="Courier New" w:cs="Times New Roman" w:hint="default"/>
+      </w:rPr>
+    </w:lvl>
+    <w:lvl w:ilvl="8" w:tplc="FC669956">
+      <w:start w:val="1"/>
+      <w:numFmt w:val="bullet"/>
+      <w:lvlText w:val=""/>
+      <w:lvlJc w:val="left"/>
+      <w:pPr>
+        <w:ind w:left="6480" w:hanging="360"/>
+      </w:pPr>
+      <w:rPr>
+        <w:rFonts w:ascii="Wingdings" w:hAnsi="Wingdings" w:hint="default"/>
+      </w:rPr>
+    </w:lvl>
+  </w:abstractNum>
+  <w:abstractNum w:abstractNumId="1">
     <w:nsid w:val="27883FFB"/>
     <w:multiLevelType w:val="hybridMultilevel"/>
     <w:tmpl w:val="6A0496F4"/>
@@ -6277,7 +10007,7 @@
       </w:rPr>
     </w:lvl>
   </w:abstractNum>
-  <w:abstractNum w:abstractNumId="1">
+  <w:abstractNum w:abstractNumId="2">
     <w:nsid w:val="3E824C74"/>
     <w:multiLevelType w:val="hybridMultilevel"/>
     <w:tmpl w:val="9A52B122"/>
@@ -6390,7 +10120,120 @@
       </w:rPr>
     </w:lvl>
   </w:abstractNum>
-  <w:abstractNum w:abstractNumId="2">
+  <w:abstractNum w:abstractNumId="3">
+    <w:nsid w:val="43D8995C"/>
+    <w:multiLevelType w:val="hybridMultilevel"/>
+    <w:tmpl w:val="E1284C72"/>
+    <w:lvl w:ilvl="0" w:tplc="29841F36">
+      <w:start w:val="1"/>
+      <w:numFmt w:val="bullet"/>
+      <w:lvlText w:val=""/>
+      <w:lvlJc w:val="left"/>
+      <w:pPr>
+        <w:ind w:left="720" w:hanging="360"/>
+      </w:pPr>
+      <w:rPr>
+        <w:rFonts w:ascii="Symbol" w:hAnsi="Symbol" w:hint="default"/>
+      </w:rPr>
+    </w:lvl>
+    <w:lvl w:ilvl="1" w:tplc="BAFE54E0">
+      <w:start w:val="1"/>
+      <w:numFmt w:val="bullet"/>
+      <w:lvlText w:val="o"/>
+      <w:lvlJc w:val="left"/>
+      <w:pPr>
+        <w:ind w:left="1440" w:hanging="360"/>
+      </w:pPr>
+      <w:rPr>
+        <w:rFonts w:ascii="Courier New" w:hAnsi="Courier New" w:cs="Times New Roman" w:hint="default"/>
+      </w:rPr>
+    </w:lvl>
+    <w:lvl w:ilvl="2" w:tplc="814A6894">
+      <w:start w:val="1"/>
+      <w:numFmt w:val="bullet"/>
+      <w:lvlText w:val=""/>
+      <w:lvlJc w:val="left"/>
+      <w:pPr>
+        <w:ind w:left="2160" w:hanging="360"/>
+      </w:pPr>
+      <w:rPr>
+        <w:rFonts w:ascii="Wingdings" w:hAnsi="Wingdings" w:hint="default"/>
+      </w:rPr>
+    </w:lvl>
+    <w:lvl w:ilvl="3" w:tplc="55FC09E6">
+      <w:start w:val="1"/>
+      <w:numFmt w:val="bullet"/>
+      <w:lvlText w:val=""/>
+      <w:lvlJc w:val="left"/>
+      <w:pPr>
+        <w:ind w:left="2880" w:hanging="360"/>
+      </w:pPr>
+      <w:rPr>
+        <w:rFonts w:ascii="Symbol" w:hAnsi="Symbol" w:hint="default"/>
+      </w:rPr>
+    </w:lvl>
+    <w:lvl w:ilvl="4" w:tplc="15E2D206">
+      <w:start w:val="1"/>
+      <w:numFmt w:val="bullet"/>
+      <w:lvlText w:val="o"/>
+      <w:lvlJc w:val="left"/>
+      <w:pPr>
+        <w:ind w:left="3600" w:hanging="360"/>
+      </w:pPr>
+      <w:rPr>
+        <w:rFonts w:ascii="Courier New" w:hAnsi="Courier New" w:cs="Times New Roman" w:hint="default"/>
+      </w:rPr>
+    </w:lvl>
+    <w:lvl w:ilvl="5" w:tplc="AF48D836">
+      <w:start w:val="1"/>
+      <w:numFmt w:val="bullet"/>
+      <w:lvlText w:val=""/>
+      <w:lvlJc w:val="left"/>
+      <w:pPr>
+        <w:ind w:left="4320" w:hanging="360"/>
+      </w:pPr>
+      <w:rPr>
+        <w:rFonts w:ascii="Wingdings" w:hAnsi="Wingdings" w:hint="default"/>
+      </w:rPr>
+    </w:lvl>
+    <w:lvl w:ilvl="6" w:tplc="4156089C">
+      <w:start w:val="1"/>
+      <w:numFmt w:val="bullet"/>
+      <w:lvlText w:val=""/>
+      <w:lvlJc w:val="left"/>
+      <w:pPr>
+        <w:ind w:left="5040" w:hanging="360"/>
+      </w:pPr>
+      <w:rPr>
+        <w:rFonts w:ascii="Symbol" w:hAnsi="Symbol" w:hint="default"/>
+      </w:rPr>
+    </w:lvl>
+    <w:lvl w:ilvl="7" w:tplc="98C0710C">
+      <w:start w:val="1"/>
+      <w:numFmt w:val="bullet"/>
+      <w:lvlText w:val="o"/>
+      <w:lvlJc w:val="left"/>
+      <w:pPr>
+        <w:ind w:left="5760" w:hanging="360"/>
+      </w:pPr>
+      <w:rPr>
+        <w:rFonts w:ascii="Courier New" w:hAnsi="Courier New" w:cs="Times New Roman" w:hint="default"/>
+      </w:rPr>
+    </w:lvl>
+    <w:lvl w:ilvl="8" w:tplc="7CEA8738">
+      <w:start w:val="1"/>
+      <w:numFmt w:val="bullet"/>
+      <w:lvlText w:val=""/>
+      <w:lvlJc w:val="left"/>
+      <w:pPr>
+        <w:ind w:left="6480" w:hanging="360"/>
+      </w:pPr>
+      <w:rPr>
+        <w:rFonts w:ascii="Wingdings" w:hAnsi="Wingdings" w:hint="default"/>
+      </w:rPr>
+    </w:lvl>
+  </w:abstractNum>
+  <w:abstractNum w:abstractNumId="4">
     <w:nsid w:val="448F61A1"/>
     <w:multiLevelType w:val="hybridMultilevel"/>
     <w:tmpl w:val="165055AE"/>
@@ -6503,7 +10346,7 @@
       </w:rPr>
     </w:lvl>
   </w:abstractNum>
-  <w:abstractNum w:abstractNumId="3">
+  <w:abstractNum w:abstractNumId="5">
     <w:nsid w:val="45FB5FEE"/>
     <w:multiLevelType w:val="hybridMultilevel"/>
     <w:tmpl w:val="CAA22B96"/>
@@ -6616,7 +10459,7 @@
       </w:rPr>
     </w:lvl>
   </w:abstractNum>
-  <w:abstractNum w:abstractNumId="4">
+  <w:abstractNum w:abstractNumId="6">
     <w:nsid w:val="4BA955EF"/>
     <w:multiLevelType w:val="hybridMultilevel"/>
     <w:tmpl w:val="0010B848"/>
@@ -6729,7 +10572,120 @@
       </w:rPr>
     </w:lvl>
   </w:abstractNum>
-  <w:abstractNum w:abstractNumId="5">
+  <w:abstractNum w:abstractNumId="7">
+    <w:nsid w:val="515A1F99"/>
+    <w:multiLevelType w:val="hybridMultilevel"/>
+    <w:tmpl w:val="C242F62E"/>
+    <w:lvl w:ilvl="0" w:tplc="40090001">
+      <w:start w:val="1"/>
+      <w:numFmt w:val="bullet"/>
+      <w:lvlText w:val=""/>
+      <w:lvlJc w:val="left"/>
+      <w:pPr>
+        <w:ind w:left="720" w:hanging="360"/>
+      </w:pPr>
+      <w:rPr>
+        <w:rFonts w:ascii="Symbol" w:hAnsi="Symbol" w:hint="default"/>
+      </w:rPr>
+    </w:lvl>
+    <w:lvl w:ilvl="1" w:tplc="40090003" w:tentative="1">
+      <w:start w:val="1"/>
+      <w:numFmt w:val="bullet"/>
+      <w:lvlText w:val="o"/>
+      <w:lvlJc w:val="left"/>
+      <w:pPr>
+        <w:ind w:left="1440" w:hanging="360"/>
+      </w:pPr>
+      <w:rPr>
+        <w:rFonts w:ascii="Courier New" w:hAnsi="Courier New" w:cs="Courier New" w:hint="default"/>
+      </w:rPr>
+    </w:lvl>
+    <w:lvl w:ilvl="2" w:tplc="40090005" w:tentative="1">
+      <w:start w:val="1"/>
+      <w:numFmt w:val="bullet"/>
+      <w:lvlText w:val=""/>
+      <w:lvlJc w:val="left"/>
+      <w:pPr>
+        <w:ind w:left="2160" w:hanging="360"/>
+      </w:pPr>
+      <w:rPr>
+        <w:rFonts w:ascii="Wingdings" w:hAnsi="Wingdings" w:hint="default"/>
+      </w:rPr>
+    </w:lvl>
+    <w:lvl w:ilvl="3" w:tplc="40090001" w:tentative="1">
+      <w:start w:val="1"/>
+      <w:numFmt w:val="bullet"/>
+      <w:lvlText w:val=""/>
+      <w:lvlJc w:val="left"/>
+      <w:pPr>
+        <w:ind w:left="2880" w:hanging="360"/>
+      </w:pPr>
+      <w:rPr>
+        <w:rFonts w:ascii="Symbol" w:hAnsi="Symbol" w:hint="default"/>
+      </w:rPr>
+    </w:lvl>
+    <w:lvl w:ilvl="4" w:tplc="40090003" w:tentative="1">
+      <w:start w:val="1"/>
+      <w:numFmt w:val="bullet"/>
+      <w:lvlText w:val="o"/>
+      <w:lvlJc w:val="left"/>
+      <w:pPr>
+        <w:ind w:left="3600" w:hanging="360"/>
+      </w:pPr>
+      <w:rPr>
+        <w:rFonts w:ascii="Courier New" w:hAnsi="Courier New" w:cs="Courier New" w:hint="default"/>
+      </w:rPr>
+    </w:lvl>
+    <w:lvl w:ilvl="5" w:tplc="40090005" w:tentative="1">
+      <w:start w:val="1"/>
+      <w:numFmt w:val="bullet"/>
+      <w:lvlText w:val=""/>
+      <w:lvlJc w:val="left"/>
+      <w:pPr>
+        <w:ind w:left="4320" w:hanging="360"/>
+      </w:pPr>
+      <w:rPr>
+        <w:rFonts w:ascii="Wingdings" w:hAnsi="Wingdings" w:hint="default"/>
+      </w:rPr>
+    </w:lvl>
+    <w:lvl w:ilvl="6" w:tplc="40090001" w:tentative="1">
+      <w:start w:val="1"/>
+      <w:numFmt w:val="bullet"/>
+      <w:lvlText w:val=""/>
+      <w:lvlJc w:val="left"/>
+      <w:pPr>
+        <w:ind w:left="5040" w:hanging="360"/>
+      </w:pPr>
+      <w:rPr>
+        <w:rFonts w:ascii="Symbol" w:hAnsi="Symbol" w:hint="default"/>
+      </w:rPr>
+    </w:lvl>
+    <w:lvl w:ilvl="7" w:tplc="40090003" w:tentative="1">
+      <w:start w:val="1"/>
+      <w:numFmt w:val="bullet"/>
+      <w:lvlText w:val="o"/>
+      <w:lvlJc w:val="left"/>
+      <w:pPr>
+        <w:ind w:left="5760" w:hanging="360"/>
+      </w:pPr>
+      <w:rPr>
+        <w:rFonts w:ascii="Courier New" w:hAnsi="Courier New" w:cs="Courier New" w:hint="default"/>
+      </w:rPr>
+    </w:lvl>
+    <w:lvl w:ilvl="8" w:tplc="40090005" w:tentative="1">
+      <w:start w:val="1"/>
+      <w:numFmt w:val="bullet"/>
+      <w:lvlText w:val=""/>
+      <w:lvlJc w:val="left"/>
+      <w:pPr>
+        <w:ind w:left="6480" w:hanging="360"/>
+      </w:pPr>
+      <w:rPr>
+        <w:rFonts w:ascii="Wingdings" w:hAnsi="Wingdings" w:hint="default"/>
+      </w:rPr>
+    </w:lvl>
+  </w:abstractNum>
+  <w:abstractNum w:abstractNumId="8">
     <w:nsid w:val="55F73037"/>
     <w:multiLevelType w:val="hybridMultilevel"/>
     <w:tmpl w:val="C9B47740"/>
@@ -6842,7 +10798,346 @@
       </w:rPr>
     </w:lvl>
   </w:abstractNum>
-  <w:abstractNum w:abstractNumId="6">
+  <w:abstractNum w:abstractNumId="9">
+    <w:nsid w:val="6D14B790"/>
+    <w:multiLevelType w:val="hybridMultilevel"/>
+    <w:tmpl w:val="FEB4F556"/>
+    <w:lvl w:ilvl="0" w:tplc="AC060D24">
+      <w:start w:val="1"/>
+      <w:numFmt w:val="bullet"/>
+      <w:lvlText w:val=""/>
+      <w:lvlJc w:val="left"/>
+      <w:pPr>
+        <w:ind w:left="720" w:hanging="360"/>
+      </w:pPr>
+      <w:rPr>
+        <w:rFonts w:ascii="Symbol" w:hAnsi="Symbol" w:hint="default"/>
+      </w:rPr>
+    </w:lvl>
+    <w:lvl w:ilvl="1" w:tplc="955C56E2">
+      <w:start w:val="1"/>
+      <w:numFmt w:val="bullet"/>
+      <w:lvlText w:val="o"/>
+      <w:lvlJc w:val="left"/>
+      <w:pPr>
+        <w:ind w:left="1440" w:hanging="360"/>
+      </w:pPr>
+      <w:rPr>
+        <w:rFonts w:ascii="Courier New" w:hAnsi="Courier New" w:cs="Times New Roman" w:hint="default"/>
+      </w:rPr>
+    </w:lvl>
+    <w:lvl w:ilvl="2" w:tplc="A1AE1AAA">
+      <w:start w:val="1"/>
+      <w:numFmt w:val="bullet"/>
+      <w:lvlText w:val=""/>
+      <w:lvlJc w:val="left"/>
+      <w:pPr>
+        <w:ind w:left="2160" w:hanging="360"/>
+      </w:pPr>
+      <w:rPr>
+        <w:rFonts w:ascii="Wingdings" w:hAnsi="Wingdings" w:hint="default"/>
+      </w:rPr>
+    </w:lvl>
+    <w:lvl w:ilvl="3" w:tplc="4B486E06">
+      <w:start w:val="1"/>
+      <w:numFmt w:val="bullet"/>
+      <w:lvlText w:val=""/>
+      <w:lvlJc w:val="left"/>
+      <w:pPr>
+        <w:ind w:left="2880" w:hanging="360"/>
+      </w:pPr>
+      <w:rPr>
+        <w:rFonts w:ascii="Symbol" w:hAnsi="Symbol" w:hint="default"/>
+      </w:rPr>
+    </w:lvl>
+    <w:lvl w:ilvl="4" w:tplc="357886E4">
+      <w:start w:val="1"/>
+      <w:numFmt w:val="bullet"/>
+      <w:lvlText w:val="o"/>
+      <w:lvlJc w:val="left"/>
+      <w:pPr>
+        <w:ind w:left="3600" w:hanging="360"/>
+      </w:pPr>
+      <w:rPr>
+        <w:rFonts w:ascii="Courier New" w:hAnsi="Courier New" w:cs="Times New Roman" w:hint="default"/>
+      </w:rPr>
+    </w:lvl>
+    <w:lvl w:ilvl="5" w:tplc="6732668E">
+      <w:start w:val="1"/>
+      <w:numFmt w:val="bullet"/>
+      <w:lvlText w:val=""/>
+      <w:lvlJc w:val="left"/>
+      <w:pPr>
+        <w:ind w:left="4320" w:hanging="360"/>
+      </w:pPr>
+      <w:rPr>
+        <w:rFonts w:ascii="Wingdings" w:hAnsi="Wingdings" w:hint="default"/>
+      </w:rPr>
+    </w:lvl>
+    <w:lvl w:ilvl="6" w:tplc="F2681D0E">
+      <w:start w:val="1"/>
+      <w:numFmt w:val="bullet"/>
+      <w:lvlText w:val=""/>
+      <w:lvlJc w:val="left"/>
+      <w:pPr>
+        <w:ind w:left="5040" w:hanging="360"/>
+      </w:pPr>
+      <w:rPr>
+        <w:rFonts w:ascii="Symbol" w:hAnsi="Symbol" w:hint="default"/>
+      </w:rPr>
+    </w:lvl>
+    <w:lvl w:ilvl="7" w:tplc="EDB49F8E">
+      <w:start w:val="1"/>
+      <w:numFmt w:val="bullet"/>
+      <w:lvlText w:val="o"/>
+      <w:lvlJc w:val="left"/>
+      <w:pPr>
+        <w:ind w:left="5760" w:hanging="360"/>
+      </w:pPr>
+      <w:rPr>
+        <w:rFonts w:ascii="Courier New" w:hAnsi="Courier New" w:cs="Times New Roman" w:hint="default"/>
+      </w:rPr>
+    </w:lvl>
+    <w:lvl w:ilvl="8" w:tplc="A196A5CA">
+      <w:start w:val="1"/>
+      <w:numFmt w:val="bullet"/>
+      <w:lvlText w:val=""/>
+      <w:lvlJc w:val="left"/>
+      <w:pPr>
+        <w:ind w:left="6480" w:hanging="360"/>
+      </w:pPr>
+      <w:rPr>
+        <w:rFonts w:ascii="Wingdings" w:hAnsi="Wingdings" w:hint="default"/>
+      </w:rPr>
+    </w:lvl>
+  </w:abstractNum>
+  <w:abstractNum w:abstractNumId="10">
+    <w:nsid w:val="6F49F606"/>
+    <w:multiLevelType w:val="hybridMultilevel"/>
+    <w:tmpl w:val="B0B0C0C4"/>
+    <w:lvl w:ilvl="0" w:tplc="D03E7D36">
+      <w:start w:val="1"/>
+      <w:numFmt w:val="bullet"/>
+      <w:lvlText w:val=""/>
+      <w:lvlJc w:val="left"/>
+      <w:pPr>
+        <w:ind w:left="720" w:hanging="360"/>
+      </w:pPr>
+      <w:rPr>
+        <w:rFonts w:ascii="Symbol" w:hAnsi="Symbol" w:hint="default"/>
+      </w:rPr>
+    </w:lvl>
+    <w:lvl w:ilvl="1" w:tplc="FC5CDD04">
+      <w:start w:val="1"/>
+      <w:numFmt w:val="bullet"/>
+      <w:lvlText w:val="o"/>
+      <w:lvlJc w:val="left"/>
+      <w:pPr>
+        <w:ind w:left="1440" w:hanging="360"/>
+      </w:pPr>
+      <w:rPr>
+        <w:rFonts w:ascii="Courier New" w:hAnsi="Courier New" w:cs="Times New Roman" w:hint="default"/>
+      </w:rPr>
+    </w:lvl>
+    <w:lvl w:ilvl="2" w:tplc="65D416EE">
+      <w:start w:val="1"/>
+      <w:numFmt w:val="bullet"/>
+      <w:lvlText w:val=""/>
+      <w:lvlJc w:val="left"/>
+      <w:pPr>
+        <w:ind w:left="2160" w:hanging="360"/>
+      </w:pPr>
+      <w:rPr>
+        <w:rFonts w:ascii="Wingdings" w:hAnsi="Wingdings" w:hint="default"/>
+      </w:rPr>
+    </w:lvl>
+    <w:lvl w:ilvl="3" w:tplc="22E4CF78">
+      <w:start w:val="1"/>
+      <w:numFmt w:val="bullet"/>
+      <w:lvlText w:val=""/>
+      <w:lvlJc w:val="left"/>
+      <w:pPr>
+        <w:ind w:left="2880" w:hanging="360"/>
+      </w:pPr>
+      <w:rPr>
+        <w:rFonts w:ascii="Symbol" w:hAnsi="Symbol" w:hint="default"/>
+      </w:rPr>
+    </w:lvl>
+    <w:lvl w:ilvl="4" w:tplc="C2560F36">
+      <w:start w:val="1"/>
+      <w:numFmt w:val="bullet"/>
+      <w:lvlText w:val="o"/>
+      <w:lvlJc w:val="left"/>
+      <w:pPr>
+        <w:ind w:left="3600" w:hanging="360"/>
+      </w:pPr>
+      <w:rPr>
+        <w:rFonts w:ascii="Courier New" w:hAnsi="Courier New" w:cs="Times New Roman" w:hint="default"/>
+      </w:rPr>
+    </w:lvl>
+    <w:lvl w:ilvl="5" w:tplc="E10C442A">
+      <w:start w:val="1"/>
+      <w:numFmt w:val="bullet"/>
+      <w:lvlText w:val=""/>
+      <w:lvlJc w:val="left"/>
+      <w:pPr>
+        <w:ind w:left="4320" w:hanging="360"/>
+      </w:pPr>
+      <w:rPr>
+        <w:rFonts w:ascii="Wingdings" w:hAnsi="Wingdings" w:hint="default"/>
+      </w:rPr>
+    </w:lvl>
+    <w:lvl w:ilvl="6" w:tplc="622822F0">
+      <w:start w:val="1"/>
+      <w:numFmt w:val="bullet"/>
+      <w:lvlText w:val=""/>
+      <w:lvlJc w:val="left"/>
+      <w:pPr>
+        <w:ind w:left="5040" w:hanging="360"/>
+      </w:pPr>
+      <w:rPr>
+        <w:rFonts w:ascii="Symbol" w:hAnsi="Symbol" w:hint="default"/>
+      </w:rPr>
+    </w:lvl>
+    <w:lvl w:ilvl="7" w:tplc="B6067198">
+      <w:start w:val="1"/>
+      <w:numFmt w:val="bullet"/>
+      <w:lvlText w:val="o"/>
+      <w:lvlJc w:val="left"/>
+      <w:pPr>
+        <w:ind w:left="5760" w:hanging="360"/>
+      </w:pPr>
+      <w:rPr>
+        <w:rFonts w:ascii="Courier New" w:hAnsi="Courier New" w:cs="Times New Roman" w:hint="default"/>
+      </w:rPr>
+    </w:lvl>
+    <w:lvl w:ilvl="8" w:tplc="545005EA">
+      <w:start w:val="1"/>
+      <w:numFmt w:val="bullet"/>
+      <w:lvlText w:val=""/>
+      <w:lvlJc w:val="left"/>
+      <w:pPr>
+        <w:ind w:left="6480" w:hanging="360"/>
+      </w:pPr>
+      <w:rPr>
+        <w:rFonts w:ascii="Wingdings" w:hAnsi="Wingdings" w:hint="default"/>
+      </w:rPr>
+    </w:lvl>
+  </w:abstractNum>
+  <w:abstractNum w:abstractNumId="11">
+    <w:nsid w:val="7553C419"/>
+    <w:multiLevelType w:val="hybridMultilevel"/>
+    <w:tmpl w:val="FB742A26"/>
+    <w:lvl w:ilvl="0" w:tplc="529A2EAA">
+      <w:start w:val="1"/>
+      <w:numFmt w:val="bullet"/>
+      <w:lvlText w:val=""/>
+      <w:lvlJc w:val="left"/>
+      <w:pPr>
+        <w:ind w:left="720" w:hanging="360"/>
+      </w:pPr>
+      <w:rPr>
+        <w:rFonts w:ascii="Symbol" w:hAnsi="Symbol" w:hint="default"/>
+      </w:rPr>
+    </w:lvl>
+    <w:lvl w:ilvl="1" w:tplc="9064D420">
+      <w:start w:val="1"/>
+      <w:numFmt w:val="bullet"/>
+      <w:lvlText w:val="o"/>
+      <w:lvlJc w:val="left"/>
+      <w:pPr>
+        <w:ind w:left="1440" w:hanging="360"/>
+      </w:pPr>
+      <w:rPr>
+        <w:rFonts w:ascii="Courier New" w:hAnsi="Courier New" w:cs="Times New Roman" w:hint="default"/>
+      </w:rPr>
+    </w:lvl>
+    <w:lvl w:ilvl="2" w:tplc="7576B202">
+      <w:start w:val="1"/>
+      <w:numFmt w:val="bullet"/>
+      <w:lvlText w:val=""/>
+      <w:lvlJc w:val="left"/>
+      <w:pPr>
+        <w:ind w:left="2160" w:hanging="360"/>
+      </w:pPr>
+      <w:rPr>
+        <w:rFonts w:ascii="Wingdings" w:hAnsi="Wingdings" w:hint="default"/>
+      </w:rPr>
+    </w:lvl>
+    <w:lvl w:ilvl="3" w:tplc="9D6255C4">
+      <w:start w:val="1"/>
+      <w:numFmt w:val="bullet"/>
+      <w:lvlText w:val=""/>
+      <w:lvlJc w:val="left"/>
+      <w:pPr>
+        <w:ind w:left="2880" w:hanging="360"/>
+      </w:pPr>
+      <w:rPr>
+        <w:rFonts w:ascii="Symbol" w:hAnsi="Symbol" w:hint="default"/>
+      </w:rPr>
+    </w:lvl>
+    <w:lvl w:ilvl="4" w:tplc="9372EC34">
+      <w:start w:val="1"/>
+      <w:numFmt w:val="bullet"/>
+      <w:lvlText w:val="o"/>
+      <w:lvlJc w:val="left"/>
+      <w:pPr>
+        <w:ind w:left="3600" w:hanging="360"/>
+      </w:pPr>
+      <w:rPr>
+        <w:rFonts w:ascii="Courier New" w:hAnsi="Courier New" w:cs="Times New Roman" w:hint="default"/>
+      </w:rPr>
+    </w:lvl>
+    <w:lvl w:ilvl="5" w:tplc="37EE2632">
+      <w:start w:val="1"/>
+      <w:numFmt w:val="bullet"/>
+      <w:lvlText w:val=""/>
+      <w:lvlJc w:val="left"/>
+      <w:pPr>
+        <w:ind w:left="4320" w:hanging="360"/>
+      </w:pPr>
+      <w:rPr>
+        <w:rFonts w:ascii="Wingdings" w:hAnsi="Wingdings" w:hint="default"/>
+      </w:rPr>
+    </w:lvl>
+    <w:lvl w:ilvl="6" w:tplc="B5CE4A8E">
+      <w:start w:val="1"/>
+      <w:numFmt w:val="bullet"/>
+      <w:lvlText w:val=""/>
+      <w:lvlJc w:val="left"/>
+      <w:pPr>
+        <w:ind w:left="5040" w:hanging="360"/>
+      </w:pPr>
+      <w:rPr>
+        <w:rFonts w:ascii="Symbol" w:hAnsi="Symbol" w:hint="default"/>
+      </w:rPr>
+    </w:lvl>
+    <w:lvl w:ilvl="7" w:tplc="972E2A2A">
+      <w:start w:val="1"/>
+      <w:numFmt w:val="bullet"/>
+      <w:lvlText w:val="o"/>
+      <w:lvlJc w:val="left"/>
+      <w:pPr>
+        <w:ind w:left="5760" w:hanging="360"/>
+      </w:pPr>
+      <w:rPr>
+        <w:rFonts w:ascii="Courier New" w:hAnsi="Courier New" w:cs="Times New Roman" w:hint="default"/>
+      </w:rPr>
+    </w:lvl>
+    <w:lvl w:ilvl="8" w:tplc="EEBA115C">
+      <w:start w:val="1"/>
+      <w:numFmt w:val="bullet"/>
+      <w:lvlText w:val=""/>
+      <w:lvlJc w:val="left"/>
+      <w:pPr>
+        <w:ind w:left="6480" w:hanging="360"/>
+      </w:pPr>
+      <w:rPr>
+        <w:rFonts w:ascii="Wingdings" w:hAnsi="Wingdings" w:hint="default"/>
+      </w:rPr>
+    </w:lvl>
+  </w:abstractNum>
+  <w:abstractNum w:abstractNumId="12">
     <w:nsid w:val="76B420E5"/>
     <w:multiLevelType w:val="hybridMultilevel"/>
     <w:tmpl w:val="386CE270"/>
@@ -6955,7 +11250,7 @@
       </w:rPr>
     </w:lvl>
   </w:abstractNum>
-  <w:abstractNum w:abstractNumId="7">
+  <w:abstractNum w:abstractNumId="13">
     <w:nsid w:val="7D241509"/>
     <w:multiLevelType w:val="hybridMultilevel"/>
     <w:tmpl w:val="55FE704A"/>
@@ -7069,28 +11364,46 @@
     </w:lvl>
   </w:abstractNum>
   <w:num w:numId="1">
-    <w:abstractNumId w:val="7"/>
+    <w:abstractNumId w:val="13"/>
   </w:num>
   <w:num w:numId="2">
+    <w:abstractNumId w:val="2"/>
+  </w:num>
+  <w:num w:numId="3">
+    <w:abstractNumId w:val="8"/>
+  </w:num>
+  <w:num w:numId="4">
+    <w:abstractNumId w:val="4"/>
+  </w:num>
+  <w:num w:numId="5">
+    <w:abstractNumId w:val="6"/>
+  </w:num>
+  <w:num w:numId="6">
     <w:abstractNumId w:val="1"/>
   </w:num>
-  <w:num w:numId="3">
+  <w:num w:numId="7">
     <w:abstractNumId w:val="5"/>
   </w:num>
-  <w:num w:numId="4">
-    <w:abstractNumId w:val="2"/>
+  <w:num w:numId="8">
+    <w:abstractNumId w:val="12"/>
   </w:num>
-  <w:num w:numId="5">
-    <w:abstractNumId w:val="4"/>
+  <w:num w:numId="9">
+    <w:abstractNumId w:val="10"/>
   </w:num>
-  <w:num w:numId="6">
+  <w:num w:numId="10">
+    <w:abstractNumId w:val="9"/>
+  </w:num>
+  <w:num w:numId="11">
     <w:abstractNumId w:val="0"/>
   </w:num>
-  <w:num w:numId="7">
+  <w:num w:numId="12">
+    <w:abstractNumId w:val="11"/>
+  </w:num>
+  <w:num w:numId="13">
     <w:abstractNumId w:val="3"/>
   </w:num>
-  <w:num w:numId="8">
-    <w:abstractNumId w:val="6"/>
+  <w:num w:numId="14">
+    <w:abstractNumId w:val="7"/>
   </w:num>
 </w:numbering>
 </file>
@@ -7257,6 +11570,77 @@
       <w:rFonts w:cs="Mangal"/>
     </w:rPr>
   </w:style>
+  <w:style w:type="paragraph" w:styleId="Heading1">
+    <w:name w:val="heading 1"/>
+    <w:basedOn w:val="Normal"/>
+    <w:next w:val="Normal"/>
+    <w:link w:val="Heading1Char"/>
+    <w:uiPriority w:val="9"/>
+    <w:qFormat/>
+    <w:rsid w:val="009D14F3"/>
+    <w:pPr>
+      <w:keepNext/>
+      <w:keepLines/>
+      <w:spacing w:before="360" w:after="80" w:line="278" w:lineRule="auto"/>
+      <w:outlineLvl w:val="0"/>
+    </w:pPr>
+    <w:rPr>
+      <w:rFonts w:asciiTheme="majorHAnsi" w:eastAsiaTheme="majorEastAsia" w:hAnsiTheme="majorHAnsi" w:cstheme="majorBidi"/>
+      <w:color w:val="365F91" w:themeColor="accent1" w:themeShade="BF"/>
+      <w:sz w:val="40"/>
+      <w:szCs w:val="40"/>
+      <w:lang w:val="en-GB" w:eastAsia="ja-JP" w:bidi="ar-SA"/>
+    </w:rPr>
+  </w:style>
+  <w:style w:type="paragraph" w:styleId="Heading2">
+    <w:name w:val="heading 2"/>
+    <w:basedOn w:val="Normal"/>
+    <w:next w:val="Normal"/>
+    <w:link w:val="Heading2Char"/>
+    <w:uiPriority w:val="9"/>
+    <w:semiHidden/>
+    <w:unhideWhenUsed/>
+    <w:qFormat/>
+    <w:rsid w:val="003175B1"/>
+    <w:pPr>
+      <w:keepNext/>
+      <w:keepLines/>
+      <w:spacing w:before="200" w:after="0"/>
+      <w:outlineLvl w:val="1"/>
+    </w:pPr>
+    <w:rPr>
+      <w:rFonts w:asciiTheme="majorHAnsi" w:eastAsiaTheme="majorEastAsia" w:hAnsiTheme="majorHAnsi" w:cstheme="majorBidi"/>
+      <w:b/>
+      <w:bCs/>
+      <w:color w:val="4F81BD" w:themeColor="accent1"/>
+      <w:sz w:val="26"/>
+      <w:szCs w:val="23"/>
+    </w:rPr>
+  </w:style>
+  <w:style w:type="paragraph" w:styleId="Heading3">
+    <w:name w:val="heading 3"/>
+    <w:basedOn w:val="Normal"/>
+    <w:next w:val="Normal"/>
+    <w:link w:val="Heading3Char"/>
+    <w:uiPriority w:val="9"/>
+    <w:semiHidden/>
+    <w:unhideWhenUsed/>
+    <w:qFormat/>
+    <w:rsid w:val="009D14F3"/>
+    <w:pPr>
+      <w:keepNext/>
+      <w:keepLines/>
+      <w:spacing w:before="160" w:after="80" w:line="278" w:lineRule="auto"/>
+      <w:outlineLvl w:val="2"/>
+    </w:pPr>
+    <w:rPr>
+      <w:rFonts w:eastAsiaTheme="majorEastAsia" w:cstheme="majorBidi"/>
+      <w:color w:val="365F91" w:themeColor="accent1" w:themeShade="BF"/>
+      <w:sz w:val="28"/>
+      <w:szCs w:val="28"/>
+      <w:lang w:val="en-GB" w:eastAsia="ja-JP" w:bidi="ar-SA"/>
+    </w:rPr>
+  </w:style>
   <w:style w:type="character" w:default="1" w:styleId="DefaultParagraphFont">
     <w:name w:val="Default Paragraph Font"/>
     <w:uiPriority w:val="1"/>
@@ -7323,6 +11707,63 @@
       <w:rFonts w:ascii="Tahoma" w:hAnsi="Tahoma" w:cs="Mangal"/>
       <w:sz w:val="16"/>
       <w:szCs w:val="14"/>
+    </w:rPr>
+  </w:style>
+  <w:style w:type="character" w:customStyle="1" w:styleId="Heading1Char">
+    <w:name w:val="Heading 1 Char"/>
+    <w:basedOn w:val="DefaultParagraphFont"/>
+    <w:link w:val="Heading1"/>
+    <w:uiPriority w:val="9"/>
+    <w:rsid w:val="009D14F3"/>
+    <w:rPr>
+      <w:rFonts w:asciiTheme="majorHAnsi" w:eastAsiaTheme="majorEastAsia" w:hAnsiTheme="majorHAnsi" w:cstheme="majorBidi"/>
+      <w:color w:val="365F91" w:themeColor="accent1" w:themeShade="BF"/>
+      <w:sz w:val="40"/>
+      <w:szCs w:val="40"/>
+      <w:lang w:val="en-GB" w:eastAsia="ja-JP" w:bidi="ar-SA"/>
+    </w:rPr>
+  </w:style>
+  <w:style w:type="character" w:customStyle="1" w:styleId="Heading3Char">
+    <w:name w:val="Heading 3 Char"/>
+    <w:basedOn w:val="DefaultParagraphFont"/>
+    <w:link w:val="Heading3"/>
+    <w:uiPriority w:val="9"/>
+    <w:semiHidden/>
+    <w:rsid w:val="009D14F3"/>
+    <w:rPr>
+      <w:rFonts w:eastAsiaTheme="majorEastAsia" w:cstheme="majorBidi"/>
+      <w:color w:val="365F91" w:themeColor="accent1" w:themeShade="BF"/>
+      <w:sz w:val="28"/>
+      <w:szCs w:val="28"/>
+      <w:lang w:val="en-GB" w:eastAsia="ja-JP" w:bidi="ar-SA"/>
+    </w:rPr>
+  </w:style>
+  <w:style w:type="character" w:styleId="Hyperlink">
+    <w:name w:val="Hyperlink"/>
+    <w:basedOn w:val="DefaultParagraphFont"/>
+    <w:uiPriority w:val="99"/>
+    <w:semiHidden/>
+    <w:unhideWhenUsed/>
+    <w:rsid w:val="009D14F3"/>
+    <w:rPr>
+      <w:color w:val="0000FF" w:themeColor="hyperlink"/>
+      <w:u w:val="single"/>
+    </w:rPr>
+  </w:style>
+  <w:style w:type="character" w:customStyle="1" w:styleId="Heading2Char">
+    <w:name w:val="Heading 2 Char"/>
+    <w:basedOn w:val="DefaultParagraphFont"/>
+    <w:link w:val="Heading2"/>
+    <w:uiPriority w:val="9"/>
+    <w:semiHidden/>
+    <w:rsid w:val="003175B1"/>
+    <w:rPr>
+      <w:rFonts w:asciiTheme="majorHAnsi" w:eastAsiaTheme="majorEastAsia" w:hAnsiTheme="majorHAnsi" w:cstheme="majorBidi"/>
+      <w:b/>
+      <w:bCs/>
+      <w:color w:val="4F81BD" w:themeColor="accent1"/>
+      <w:sz w:val="26"/>
+      <w:szCs w:val="23"/>
     </w:rPr>
   </w:style>
 </w:styles>
@@ -7490,6 +11931,77 @@
       <w:rFonts w:cs="Mangal"/>
     </w:rPr>
   </w:style>
+  <w:style w:type="paragraph" w:styleId="Heading1">
+    <w:name w:val="heading 1"/>
+    <w:basedOn w:val="Normal"/>
+    <w:next w:val="Normal"/>
+    <w:link w:val="Heading1Char"/>
+    <w:uiPriority w:val="9"/>
+    <w:qFormat/>
+    <w:rsid w:val="009D14F3"/>
+    <w:pPr>
+      <w:keepNext/>
+      <w:keepLines/>
+      <w:spacing w:before="360" w:after="80" w:line="278" w:lineRule="auto"/>
+      <w:outlineLvl w:val="0"/>
+    </w:pPr>
+    <w:rPr>
+      <w:rFonts w:asciiTheme="majorHAnsi" w:eastAsiaTheme="majorEastAsia" w:hAnsiTheme="majorHAnsi" w:cstheme="majorBidi"/>
+      <w:color w:val="365F91" w:themeColor="accent1" w:themeShade="BF"/>
+      <w:sz w:val="40"/>
+      <w:szCs w:val="40"/>
+      <w:lang w:val="en-GB" w:eastAsia="ja-JP" w:bidi="ar-SA"/>
+    </w:rPr>
+  </w:style>
+  <w:style w:type="paragraph" w:styleId="Heading2">
+    <w:name w:val="heading 2"/>
+    <w:basedOn w:val="Normal"/>
+    <w:next w:val="Normal"/>
+    <w:link w:val="Heading2Char"/>
+    <w:uiPriority w:val="9"/>
+    <w:semiHidden/>
+    <w:unhideWhenUsed/>
+    <w:qFormat/>
+    <w:rsid w:val="003175B1"/>
+    <w:pPr>
+      <w:keepNext/>
+      <w:keepLines/>
+      <w:spacing w:before="200" w:after="0"/>
+      <w:outlineLvl w:val="1"/>
+    </w:pPr>
+    <w:rPr>
+      <w:rFonts w:asciiTheme="majorHAnsi" w:eastAsiaTheme="majorEastAsia" w:hAnsiTheme="majorHAnsi" w:cstheme="majorBidi"/>
+      <w:b/>
+      <w:bCs/>
+      <w:color w:val="4F81BD" w:themeColor="accent1"/>
+      <w:sz w:val="26"/>
+      <w:szCs w:val="23"/>
+    </w:rPr>
+  </w:style>
+  <w:style w:type="paragraph" w:styleId="Heading3">
+    <w:name w:val="heading 3"/>
+    <w:basedOn w:val="Normal"/>
+    <w:next w:val="Normal"/>
+    <w:link w:val="Heading3Char"/>
+    <w:uiPriority w:val="9"/>
+    <w:semiHidden/>
+    <w:unhideWhenUsed/>
+    <w:qFormat/>
+    <w:rsid w:val="009D14F3"/>
+    <w:pPr>
+      <w:keepNext/>
+      <w:keepLines/>
+      <w:spacing w:before="160" w:after="80" w:line="278" w:lineRule="auto"/>
+      <w:outlineLvl w:val="2"/>
+    </w:pPr>
+    <w:rPr>
+      <w:rFonts w:eastAsiaTheme="majorEastAsia" w:cstheme="majorBidi"/>
+      <w:color w:val="365F91" w:themeColor="accent1" w:themeShade="BF"/>
+      <w:sz w:val="28"/>
+      <w:szCs w:val="28"/>
+      <w:lang w:val="en-GB" w:eastAsia="ja-JP" w:bidi="ar-SA"/>
+    </w:rPr>
+  </w:style>
   <w:style w:type="character" w:default="1" w:styleId="DefaultParagraphFont">
     <w:name w:val="Default Paragraph Font"/>
     <w:uiPriority w:val="1"/>
@@ -7556,6 +12068,63 @@
       <w:rFonts w:ascii="Tahoma" w:hAnsi="Tahoma" w:cs="Mangal"/>
       <w:sz w:val="16"/>
       <w:szCs w:val="14"/>
+    </w:rPr>
+  </w:style>
+  <w:style w:type="character" w:customStyle="1" w:styleId="Heading1Char">
+    <w:name w:val="Heading 1 Char"/>
+    <w:basedOn w:val="DefaultParagraphFont"/>
+    <w:link w:val="Heading1"/>
+    <w:uiPriority w:val="9"/>
+    <w:rsid w:val="009D14F3"/>
+    <w:rPr>
+      <w:rFonts w:asciiTheme="majorHAnsi" w:eastAsiaTheme="majorEastAsia" w:hAnsiTheme="majorHAnsi" w:cstheme="majorBidi"/>
+      <w:color w:val="365F91" w:themeColor="accent1" w:themeShade="BF"/>
+      <w:sz w:val="40"/>
+      <w:szCs w:val="40"/>
+      <w:lang w:val="en-GB" w:eastAsia="ja-JP" w:bidi="ar-SA"/>
+    </w:rPr>
+  </w:style>
+  <w:style w:type="character" w:customStyle="1" w:styleId="Heading3Char">
+    <w:name w:val="Heading 3 Char"/>
+    <w:basedOn w:val="DefaultParagraphFont"/>
+    <w:link w:val="Heading3"/>
+    <w:uiPriority w:val="9"/>
+    <w:semiHidden/>
+    <w:rsid w:val="009D14F3"/>
+    <w:rPr>
+      <w:rFonts w:eastAsiaTheme="majorEastAsia" w:cstheme="majorBidi"/>
+      <w:color w:val="365F91" w:themeColor="accent1" w:themeShade="BF"/>
+      <w:sz w:val="28"/>
+      <w:szCs w:val="28"/>
+      <w:lang w:val="en-GB" w:eastAsia="ja-JP" w:bidi="ar-SA"/>
+    </w:rPr>
+  </w:style>
+  <w:style w:type="character" w:styleId="Hyperlink">
+    <w:name w:val="Hyperlink"/>
+    <w:basedOn w:val="DefaultParagraphFont"/>
+    <w:uiPriority w:val="99"/>
+    <w:semiHidden/>
+    <w:unhideWhenUsed/>
+    <w:rsid w:val="009D14F3"/>
+    <w:rPr>
+      <w:color w:val="0000FF" w:themeColor="hyperlink"/>
+      <w:u w:val="single"/>
+    </w:rPr>
+  </w:style>
+  <w:style w:type="character" w:customStyle="1" w:styleId="Heading2Char">
+    <w:name w:val="Heading 2 Char"/>
+    <w:basedOn w:val="DefaultParagraphFont"/>
+    <w:link w:val="Heading2"/>
+    <w:uiPriority w:val="9"/>
+    <w:semiHidden/>
+    <w:rsid w:val="003175B1"/>
+    <w:rPr>
+      <w:rFonts w:asciiTheme="majorHAnsi" w:eastAsiaTheme="majorEastAsia" w:hAnsiTheme="majorHAnsi" w:cstheme="majorBidi"/>
+      <w:b/>
+      <w:bCs/>
+      <w:color w:val="4F81BD" w:themeColor="accent1"/>
+      <w:sz w:val="26"/>
+      <w:szCs w:val="23"/>
     </w:rPr>
   </w:style>
 </w:styles>

--- a/Filament/filament notes.docx
+++ b/Filament/filament notes.docx
@@ -8983,6 +8983,7 @@
           <w:bCs/>
           <w:color w:val="1F1F1F"/>
         </w:rPr>
+        <w:lastRenderedPageBreak/>
         <w:t>Key Utilities to Inject</w:t>
       </w:r>
     </w:p>
@@ -9078,7 +9079,6 @@
           <w:color w:val="1F1F1F"/>
           <w:szCs w:val="22"/>
         </w:rPr>
-        <w:lastRenderedPageBreak/>
         <w:t>string</w:t>
       </w:r>
       <w:proofErr w:type="gramEnd"/>
@@ -9759,15 +9759,6587 @@
           <w:szCs w:val="22"/>
         </w:rPr>
       </w:pPr>
+      <w:r>
+        <w:rPr>
+          <w:rFonts w:cstheme="minorHAnsi"/>
+          <w:szCs w:val="22"/>
+        </w:rPr>
+        <w:lastRenderedPageBreak/>
+        <w:t>The user can type normal numbers, but Filament displays them in a fixed format.</w:t>
+      </w:r>
+    </w:p>
+    <w:p>
+      <w:pPr>
+        <w:rPr>
+          <w:rFonts w:cstheme="minorHAnsi"/>
+          <w:szCs w:val="22"/>
+        </w:rPr>
+      </w:pPr>
+    </w:p>
+    <w:p>
+      <w:pPr>
+        <w:rPr>
+          <w:rFonts w:cstheme="minorHAnsi"/>
+          <w:szCs w:val="22"/>
+        </w:rPr>
+      </w:pPr>
+    </w:p>
+    <w:p>
+      <w:pPr>
+        <w:spacing w:after="0"/>
+      </w:pPr>
+      <w:r>
+        <w:rPr>
+          <w:rFonts w:ascii="Aptos" w:eastAsia="Aptos" w:hAnsi="Aptos" w:cs="Aptos"/>
+          <w:color w:val="1F1F1F"/>
+          <w:sz w:val="24"/>
+          <w:szCs w:val="24"/>
+          <w:lang w:val="en-GB"/>
+        </w:rPr>
+        <w:t>Here are clean, bite-sized notes ready to copy directly into your learning journal:</w:t>
+      </w:r>
+    </w:p>
+    <w:p>
+      <w:pPr>
+        <w:pStyle w:val="Heading1"/>
+        <w:spacing w:before="0" w:after="0"/>
+      </w:pPr>
+      <w:r>
+        <w:rPr>
+          <w:rFonts w:ascii="Aptos" w:eastAsia="Aptos" w:hAnsi="Aptos" w:cs="Aptos"/>
+          <w:b/>
+          <w:bCs/>
+          <w:color w:val="1F1F1F"/>
+          <w:sz w:val="48"/>
+          <w:szCs w:val="48"/>
+        </w:rPr>
+        <w:t>Filament Notes: Phone &amp; Numeric Inputs</w:t>
+      </w:r>
+    </w:p>
+    <w:p>
+      <w:pPr>
+        <w:pStyle w:val="Heading3"/>
+        <w:spacing w:before="0"/>
+      </w:pPr>
+      <w:r>
+        <w:rPr>
+          <w:rFonts w:ascii="Aptos" w:eastAsia="Aptos" w:hAnsi="Aptos" w:cs="Aptos"/>
+          <w:b/>
+          <w:bCs/>
+          <w:color w:val="1F1F1F"/>
+        </w:rPr>
+        <w:t xml:space="preserve">1. </w:t>
+      </w:r>
+      <w:r>
+        <w:rPr>
+          <w:rFonts w:ascii="Consolas" w:eastAsia="Consolas" w:hAnsi="Consolas" w:cs="Consolas"/>
+          <w:color w:val="1F1F1F"/>
+          <w:sz w:val="22"/>
+          <w:szCs w:val="22"/>
+        </w:rPr>
+        <w:t>-&gt;</w:t>
+      </w:r>
+      <w:proofErr w:type="spellStart"/>
+      <w:proofErr w:type="gramStart"/>
+      <w:r>
+        <w:rPr>
+          <w:rFonts w:ascii="Consolas" w:eastAsia="Consolas" w:hAnsi="Consolas" w:cs="Consolas"/>
+          <w:color w:val="1F1F1F"/>
+          <w:sz w:val="22"/>
+          <w:szCs w:val="22"/>
+        </w:rPr>
+        <w:t>tel</w:t>
+      </w:r>
+      <w:proofErr w:type="spellEnd"/>
+      <w:r>
+        <w:rPr>
+          <w:rFonts w:ascii="Consolas" w:eastAsia="Consolas" w:hAnsi="Consolas" w:cs="Consolas"/>
+          <w:color w:val="1F1F1F"/>
+          <w:sz w:val="22"/>
+          <w:szCs w:val="22"/>
+        </w:rPr>
+        <w:t>(</w:t>
+      </w:r>
+      <w:proofErr w:type="gramEnd"/>
+      <w:r>
+        <w:rPr>
+          <w:rFonts w:ascii="Consolas" w:eastAsia="Consolas" w:hAnsi="Consolas" w:cs="Consolas"/>
+          <w:color w:val="1F1F1F"/>
+          <w:sz w:val="22"/>
+          <w:szCs w:val="22"/>
+        </w:rPr>
+        <w:t>)</w:t>
+      </w:r>
+      <w:r>
+        <w:rPr>
+          <w:rFonts w:ascii="Aptos" w:eastAsia="Aptos" w:hAnsi="Aptos" w:cs="Aptos"/>
+          <w:b/>
+          <w:bCs/>
+          <w:color w:val="1F1F1F"/>
+        </w:rPr>
+        <w:t xml:space="preserve"> vs </w:t>
+      </w:r>
+      <w:r>
+        <w:rPr>
+          <w:rFonts w:ascii="Consolas" w:eastAsia="Consolas" w:hAnsi="Consolas" w:cs="Consolas"/>
+          <w:color w:val="1F1F1F"/>
+          <w:sz w:val="22"/>
+          <w:szCs w:val="22"/>
+        </w:rPr>
+        <w:t>-&gt;</w:t>
+      </w:r>
+      <w:proofErr w:type="spellStart"/>
+      <w:r>
+        <w:rPr>
+          <w:rFonts w:ascii="Consolas" w:eastAsia="Consolas" w:hAnsi="Consolas" w:cs="Consolas"/>
+          <w:color w:val="1F1F1F"/>
+          <w:sz w:val="22"/>
+          <w:szCs w:val="22"/>
+        </w:rPr>
+        <w:t>telRegex</w:t>
+      </w:r>
+      <w:proofErr w:type="spellEnd"/>
+      <w:r>
+        <w:rPr>
+          <w:rFonts w:ascii="Consolas" w:eastAsia="Consolas" w:hAnsi="Consolas" w:cs="Consolas"/>
+          <w:color w:val="1F1F1F"/>
+          <w:sz w:val="22"/>
+          <w:szCs w:val="22"/>
+        </w:rPr>
+        <w:t>()</w:t>
+      </w:r>
+    </w:p>
+    <w:p>
+      <w:pPr>
+        <w:pStyle w:val="ListParagraph"/>
+        <w:numPr>
+          <w:ilvl w:val="0"/>
+          <w:numId w:val="20"/>
+        </w:numPr>
+        <w:spacing w:after="0" w:line="279" w:lineRule="auto"/>
+        <w:rPr>
+          <w:rFonts w:ascii="Aptos" w:eastAsia="Aptos" w:hAnsi="Aptos" w:cs="Aptos"/>
+          <w:color w:val="1F1F1F"/>
+        </w:rPr>
+      </w:pPr>
+      <w:r>
+        <w:rPr>
+          <w:rFonts w:ascii="Consolas" w:eastAsia="Consolas" w:hAnsi="Consolas" w:cs="Consolas"/>
+          <w:color w:val="1F1F1F"/>
+          <w:szCs w:val="22"/>
+          <w:lang w:val="en-GB"/>
+        </w:rPr>
+        <w:t>-&gt;</w:t>
+      </w:r>
+      <w:proofErr w:type="spellStart"/>
+      <w:proofErr w:type="gramStart"/>
+      <w:r>
+        <w:rPr>
+          <w:rFonts w:ascii="Consolas" w:eastAsia="Consolas" w:hAnsi="Consolas" w:cs="Consolas"/>
+          <w:color w:val="1F1F1F"/>
+          <w:szCs w:val="22"/>
+          <w:lang w:val="en-GB"/>
+        </w:rPr>
+        <w:t>tel</w:t>
+      </w:r>
+      <w:proofErr w:type="spellEnd"/>
+      <w:r>
+        <w:rPr>
+          <w:rFonts w:ascii="Consolas" w:eastAsia="Consolas" w:hAnsi="Consolas" w:cs="Consolas"/>
+          <w:color w:val="1F1F1F"/>
+          <w:szCs w:val="22"/>
+          <w:lang w:val="en-GB"/>
+        </w:rPr>
+        <w:t>(</w:t>
+      </w:r>
+      <w:proofErr w:type="gramEnd"/>
+      <w:r>
+        <w:rPr>
+          <w:rFonts w:ascii="Consolas" w:eastAsia="Consolas" w:hAnsi="Consolas" w:cs="Consolas"/>
+          <w:color w:val="1F1F1F"/>
+          <w:szCs w:val="22"/>
+          <w:lang w:val="en-GB"/>
+        </w:rPr>
+        <w:t>)</w:t>
+      </w:r>
+      <w:r>
+        <w:rPr>
+          <w:rFonts w:ascii="Aptos" w:eastAsia="Aptos" w:hAnsi="Aptos" w:cs="Aptos"/>
+          <w:b/>
+          <w:bCs/>
+          <w:color w:val="1F1F1F"/>
+          <w:sz w:val="24"/>
+          <w:szCs w:val="24"/>
+          <w:lang w:val="en-GB"/>
+        </w:rPr>
+        <w:t xml:space="preserve"> (The Keyboard Trigger):</w:t>
+      </w:r>
+      <w:r>
+        <w:rPr>
+          <w:rFonts w:ascii="Aptos" w:eastAsia="Aptos" w:hAnsi="Aptos" w:cs="Aptos"/>
+          <w:color w:val="1F1F1F"/>
+          <w:sz w:val="24"/>
+          <w:szCs w:val="24"/>
+          <w:lang w:val="en-GB"/>
+        </w:rPr>
+        <w:t xml:space="preserve"> Changes the input type so that mobile users instantly get a </w:t>
+      </w:r>
+      <w:r>
+        <w:rPr>
+          <w:rFonts w:ascii="Aptos" w:eastAsia="Aptos" w:hAnsi="Aptos" w:cs="Aptos"/>
+          <w:b/>
+          <w:bCs/>
+          <w:color w:val="1F1F1F"/>
+          <w:sz w:val="24"/>
+          <w:szCs w:val="24"/>
+          <w:lang w:val="en-GB"/>
+        </w:rPr>
+        <w:t>telephone dial pad</w:t>
+      </w:r>
+      <w:r>
+        <w:rPr>
+          <w:rFonts w:ascii="Aptos" w:eastAsia="Aptos" w:hAnsi="Aptos" w:cs="Aptos"/>
+          <w:color w:val="1F1F1F"/>
+          <w:sz w:val="24"/>
+          <w:szCs w:val="24"/>
+          <w:lang w:val="en-GB"/>
+        </w:rPr>
+        <w:t xml:space="preserve">. It does </w:t>
+      </w:r>
+      <w:r>
+        <w:rPr>
+          <w:rFonts w:ascii="Aptos" w:eastAsia="Aptos" w:hAnsi="Aptos" w:cs="Aptos"/>
+          <w:i/>
+          <w:iCs/>
+          <w:color w:val="1F1F1F"/>
+          <w:sz w:val="24"/>
+          <w:szCs w:val="24"/>
+          <w:lang w:val="en-GB"/>
+        </w:rPr>
+        <w:t>not</w:t>
+      </w:r>
+      <w:r>
+        <w:rPr>
+          <w:rFonts w:ascii="Aptos" w:eastAsia="Aptos" w:hAnsi="Aptos" w:cs="Aptos"/>
+          <w:color w:val="1F1F1F"/>
+          <w:sz w:val="24"/>
+          <w:szCs w:val="24"/>
+          <w:lang w:val="en-GB"/>
+        </w:rPr>
+        <w:t xml:space="preserve"> validate the format strictly; users can type any length.</w:t>
+      </w:r>
+    </w:p>
+    <w:p>
+      <w:pPr>
+        <w:pStyle w:val="ListParagraph"/>
+        <w:numPr>
+          <w:ilvl w:val="0"/>
+          <w:numId w:val="20"/>
+        </w:numPr>
+        <w:spacing w:after="0" w:line="279" w:lineRule="auto"/>
+        <w:rPr>
+          <w:rFonts w:ascii="Aptos" w:eastAsia="Aptos" w:hAnsi="Aptos" w:cs="Aptos"/>
+          <w:color w:val="1F1F1F"/>
+        </w:rPr>
+      </w:pPr>
+      <w:r>
+        <w:rPr>
+          <w:rFonts w:ascii="Consolas" w:eastAsia="Consolas" w:hAnsi="Consolas" w:cs="Consolas"/>
+          <w:color w:val="1F1F1F"/>
+          <w:szCs w:val="22"/>
+          <w:lang w:val="en-GB"/>
+        </w:rPr>
+        <w:t>-&gt;</w:t>
+      </w:r>
+      <w:proofErr w:type="spellStart"/>
+      <w:proofErr w:type="gramStart"/>
+      <w:r>
+        <w:rPr>
+          <w:rFonts w:ascii="Consolas" w:eastAsia="Consolas" w:hAnsi="Consolas" w:cs="Consolas"/>
+          <w:color w:val="1F1F1F"/>
+          <w:szCs w:val="22"/>
+          <w:lang w:val="en-GB"/>
+        </w:rPr>
+        <w:t>telRegex</w:t>
+      </w:r>
+      <w:proofErr w:type="spellEnd"/>
+      <w:r>
+        <w:rPr>
+          <w:rFonts w:ascii="Consolas" w:eastAsia="Consolas" w:hAnsi="Consolas" w:cs="Consolas"/>
+          <w:color w:val="1F1F1F"/>
+          <w:szCs w:val="22"/>
+          <w:lang w:val="en-GB"/>
+        </w:rPr>
+        <w:t>(</w:t>
+      </w:r>
+      <w:proofErr w:type="gramEnd"/>
+      <w:r>
+        <w:rPr>
+          <w:rFonts w:ascii="Consolas" w:eastAsia="Consolas" w:hAnsi="Consolas" w:cs="Consolas"/>
+          <w:color w:val="1F1F1F"/>
+          <w:szCs w:val="22"/>
+          <w:lang w:val="en-GB"/>
+        </w:rPr>
+        <w:t>)</w:t>
+      </w:r>
+      <w:r>
+        <w:rPr>
+          <w:rFonts w:ascii="Aptos" w:eastAsia="Aptos" w:hAnsi="Aptos" w:cs="Aptos"/>
+          <w:b/>
+          <w:bCs/>
+          <w:color w:val="1F1F1F"/>
+          <w:sz w:val="24"/>
+          <w:szCs w:val="24"/>
+          <w:lang w:val="en-GB"/>
+        </w:rPr>
+        <w:t xml:space="preserve"> (The Rule Enforcer):</w:t>
+      </w:r>
+      <w:r>
+        <w:rPr>
+          <w:rFonts w:ascii="Aptos" w:eastAsia="Aptos" w:hAnsi="Aptos" w:cs="Aptos"/>
+          <w:color w:val="1F1F1F"/>
+          <w:sz w:val="24"/>
+          <w:szCs w:val="24"/>
+          <w:lang w:val="en-GB"/>
+        </w:rPr>
+        <w:t xml:space="preserve"> Applies a strict </w:t>
+      </w:r>
+      <w:r>
+        <w:rPr>
+          <w:rFonts w:ascii="Aptos" w:eastAsia="Aptos" w:hAnsi="Aptos" w:cs="Aptos"/>
+          <w:b/>
+          <w:bCs/>
+          <w:color w:val="1F1F1F"/>
+          <w:sz w:val="24"/>
+          <w:szCs w:val="24"/>
+          <w:lang w:val="en-GB"/>
+        </w:rPr>
+        <w:t>Regular Expression pattern check</w:t>
+      </w:r>
+      <w:r>
+        <w:rPr>
+          <w:rFonts w:ascii="Aptos" w:eastAsia="Aptos" w:hAnsi="Aptos" w:cs="Aptos"/>
+          <w:color w:val="1F1F1F"/>
+          <w:sz w:val="24"/>
+          <w:szCs w:val="24"/>
+          <w:lang w:val="en-GB"/>
+        </w:rPr>
+        <w:t xml:space="preserve"> behind the scenes. It completely blocks form submission if the text doesn't look like a real, valid phone number.</w:t>
+      </w:r>
+    </w:p>
+    <w:p>
+      <w:pPr>
+        <w:spacing w:after="0"/>
+      </w:pPr>
+      <w:r>
+        <w:rPr>
+          <w:rFonts w:ascii="Aptos" w:eastAsia="Aptos" w:hAnsi="Aptos" w:cs="Aptos"/>
+          <w:b/>
+          <w:bCs/>
+          <w:color w:val="1F1F1F"/>
+          <w:sz w:val="24"/>
+          <w:szCs w:val="24"/>
+          <w:lang w:val="en-GB"/>
+        </w:rPr>
+        <w:t>Best Practice:</w:t>
+      </w:r>
+      <w:r>
+        <w:rPr>
+          <w:rFonts w:ascii="Aptos" w:eastAsia="Aptos" w:hAnsi="Aptos" w:cs="Aptos"/>
+          <w:color w:val="1F1F1F"/>
+          <w:sz w:val="24"/>
+          <w:szCs w:val="24"/>
+          <w:lang w:val="en-GB"/>
+        </w:rPr>
+        <w:t xml:space="preserve"> Chain them together for the best user experience:</w:t>
+      </w:r>
+    </w:p>
+    <w:p>
+      <w:pPr>
+        <w:shd w:val="clear" w:color="auto" w:fill="141414"/>
+        <w:spacing w:after="0"/>
+        <w:ind w:left="-240" w:right="-240"/>
+      </w:pPr>
+      <w:r>
+        <w:rPr>
+          <w:rFonts w:ascii="Aptos" w:eastAsia="Aptos" w:hAnsi="Aptos" w:cs="Aptos"/>
+          <w:color w:val="FFFFFF" w:themeColor="background1"/>
+          <w:sz w:val="24"/>
+          <w:szCs w:val="24"/>
+          <w:lang w:val="en-GB"/>
+        </w:rPr>
+        <w:t>PHP</w:t>
+      </w:r>
+    </w:p>
+    <w:p>
+      <w:pPr>
+        <w:shd w:val="clear" w:color="auto" w:fill="141414"/>
+        <w:spacing w:after="0"/>
+        <w:ind w:left="-240" w:right="-240"/>
+        <w:rPr>
+          <w:rFonts w:ascii="Consolas" w:eastAsia="Consolas" w:hAnsi="Consolas" w:cs="Consolas"/>
+          <w:color w:val="FFFFFF" w:themeColor="background1"/>
+          <w:sz w:val="21"/>
+          <w:szCs w:val="21"/>
+        </w:rPr>
+      </w:pPr>
+      <w:proofErr w:type="spellStart"/>
+      <w:r>
+        <w:rPr>
+          <w:rFonts w:ascii="Consolas" w:eastAsia="Consolas" w:hAnsi="Consolas" w:cs="Consolas"/>
+          <w:color w:val="FFFFFF" w:themeColor="background1"/>
+          <w:sz w:val="21"/>
+          <w:szCs w:val="21"/>
+          <w:lang w:val="en-GB"/>
+        </w:rPr>
+        <w:t>TextInput</w:t>
+      </w:r>
+      <w:proofErr w:type="spellEnd"/>
+      <w:r>
+        <w:rPr>
+          <w:rFonts w:ascii="Consolas" w:eastAsia="Consolas" w:hAnsi="Consolas" w:cs="Consolas"/>
+          <w:color w:val="FFFFFF" w:themeColor="background1"/>
+          <w:sz w:val="21"/>
+          <w:szCs w:val="21"/>
+          <w:lang w:val="en-GB"/>
+        </w:rPr>
+        <w:t>::</w:t>
+      </w:r>
+      <w:proofErr w:type="gramStart"/>
+      <w:r>
+        <w:rPr>
+          <w:rFonts w:ascii="Consolas" w:eastAsia="Consolas" w:hAnsi="Consolas" w:cs="Consolas"/>
+          <w:color w:val="FFFFFF" w:themeColor="background1"/>
+          <w:sz w:val="21"/>
+          <w:szCs w:val="21"/>
+          <w:lang w:val="en-GB"/>
+        </w:rPr>
+        <w:t>make(</w:t>
+      </w:r>
+      <w:proofErr w:type="gramEnd"/>
+      <w:r>
+        <w:rPr>
+          <w:rFonts w:ascii="Consolas" w:eastAsia="Consolas" w:hAnsi="Consolas" w:cs="Consolas"/>
+          <w:color w:val="60D673"/>
+          <w:sz w:val="21"/>
+          <w:szCs w:val="21"/>
+          <w:lang w:val="en-GB"/>
+        </w:rPr>
+        <w:t>'phone'</w:t>
+      </w:r>
+      <w:r>
+        <w:rPr>
+          <w:rFonts w:ascii="Consolas" w:eastAsia="Consolas" w:hAnsi="Consolas" w:cs="Consolas"/>
+          <w:color w:val="FFFFFF" w:themeColor="background1"/>
+          <w:sz w:val="21"/>
+          <w:szCs w:val="21"/>
+          <w:lang w:val="en-GB"/>
+        </w:rPr>
+        <w:t>)-&gt;</w:t>
+      </w:r>
+      <w:proofErr w:type="spellStart"/>
+      <w:r>
+        <w:rPr>
+          <w:rFonts w:ascii="Consolas" w:eastAsia="Consolas" w:hAnsi="Consolas" w:cs="Consolas"/>
+          <w:color w:val="FFFFFF" w:themeColor="background1"/>
+          <w:sz w:val="21"/>
+          <w:szCs w:val="21"/>
+          <w:lang w:val="en-GB"/>
+        </w:rPr>
+        <w:t>tel</w:t>
+      </w:r>
+      <w:proofErr w:type="spellEnd"/>
+      <w:r>
+        <w:rPr>
+          <w:rFonts w:ascii="Consolas" w:eastAsia="Consolas" w:hAnsi="Consolas" w:cs="Consolas"/>
+          <w:color w:val="FFFFFF" w:themeColor="background1"/>
+          <w:sz w:val="21"/>
+          <w:szCs w:val="21"/>
+          <w:lang w:val="en-GB"/>
+        </w:rPr>
+        <w:t>()-&gt;</w:t>
+      </w:r>
+      <w:proofErr w:type="spellStart"/>
+      <w:r>
+        <w:rPr>
+          <w:rFonts w:ascii="Consolas" w:eastAsia="Consolas" w:hAnsi="Consolas" w:cs="Consolas"/>
+          <w:color w:val="FFFFFF" w:themeColor="background1"/>
+          <w:sz w:val="21"/>
+          <w:szCs w:val="21"/>
+          <w:lang w:val="en-GB"/>
+        </w:rPr>
+        <w:t>telRegex</w:t>
+      </w:r>
+      <w:proofErr w:type="spellEnd"/>
+      <w:r>
+        <w:rPr>
+          <w:rFonts w:ascii="Consolas" w:eastAsia="Consolas" w:hAnsi="Consolas" w:cs="Consolas"/>
+          <w:color w:val="FFFFFF" w:themeColor="background1"/>
+          <w:sz w:val="21"/>
+          <w:szCs w:val="21"/>
+          <w:lang w:val="en-GB"/>
+        </w:rPr>
+        <w:t>()</w:t>
+      </w:r>
+      <w:r>
+        <w:br/>
+      </w:r>
+    </w:p>
+    <w:p>
+      <w:pPr>
+        <w:pStyle w:val="Heading3"/>
+        <w:spacing w:before="0"/>
+      </w:pPr>
+      <w:r>
+        <w:rPr>
+          <w:rFonts w:ascii="Aptos" w:eastAsia="Aptos" w:hAnsi="Aptos" w:cs="Aptos"/>
+          <w:b/>
+          <w:bCs/>
+          <w:color w:val="1F1F1F"/>
+        </w:rPr>
+        <w:t xml:space="preserve">2. Difference: </w:t>
+      </w:r>
+      <w:r>
+        <w:rPr>
+          <w:rFonts w:ascii="Consolas" w:eastAsia="Consolas" w:hAnsi="Consolas" w:cs="Consolas"/>
+          <w:color w:val="1F1F1F"/>
+          <w:sz w:val="22"/>
+          <w:szCs w:val="22"/>
+        </w:rPr>
+        <w:t>-&gt;</w:t>
+      </w:r>
+      <w:proofErr w:type="spellStart"/>
+      <w:proofErr w:type="gramStart"/>
+      <w:r>
+        <w:rPr>
+          <w:rFonts w:ascii="Consolas" w:eastAsia="Consolas" w:hAnsi="Consolas" w:cs="Consolas"/>
+          <w:color w:val="1F1F1F"/>
+          <w:sz w:val="22"/>
+          <w:szCs w:val="22"/>
+        </w:rPr>
+        <w:t>tel</w:t>
+      </w:r>
+      <w:proofErr w:type="spellEnd"/>
+      <w:r>
+        <w:rPr>
+          <w:rFonts w:ascii="Consolas" w:eastAsia="Consolas" w:hAnsi="Consolas" w:cs="Consolas"/>
+          <w:color w:val="1F1F1F"/>
+          <w:sz w:val="22"/>
+          <w:szCs w:val="22"/>
+        </w:rPr>
+        <w:t>(</w:t>
+      </w:r>
+      <w:proofErr w:type="gramEnd"/>
+      <w:r>
+        <w:rPr>
+          <w:rFonts w:ascii="Consolas" w:eastAsia="Consolas" w:hAnsi="Consolas" w:cs="Consolas"/>
+          <w:color w:val="1F1F1F"/>
+          <w:sz w:val="22"/>
+          <w:szCs w:val="22"/>
+        </w:rPr>
+        <w:t>)</w:t>
+      </w:r>
+      <w:r>
+        <w:rPr>
+          <w:rFonts w:ascii="Aptos" w:eastAsia="Aptos" w:hAnsi="Aptos" w:cs="Aptos"/>
+          <w:b/>
+          <w:bCs/>
+          <w:color w:val="1F1F1F"/>
+        </w:rPr>
+        <w:t xml:space="preserve"> vs </w:t>
+      </w:r>
+      <w:r>
+        <w:rPr>
+          <w:rFonts w:ascii="Consolas" w:eastAsia="Consolas" w:hAnsi="Consolas" w:cs="Consolas"/>
+          <w:color w:val="1F1F1F"/>
+          <w:sz w:val="22"/>
+          <w:szCs w:val="22"/>
+        </w:rPr>
+        <w:t>-&gt;numeric()</w:t>
+      </w:r>
+    </w:p>
+    <w:tbl>
+      <w:tblPr>
+        <w:tblW w:w="0" w:type="auto"/>
+        <w:tblLook w:val="06A0" w:firstRow="1" w:lastRow="0" w:firstColumn="1" w:lastColumn="0" w:noHBand="1" w:noVBand="1"/>
+      </w:tblPr>
+      <w:tblGrid>
+        <w:gridCol w:w="1407"/>
+        <w:gridCol w:w="1474"/>
+        <w:gridCol w:w="1553"/>
+      </w:tblGrid>
+      <w:tr>
+        <w:trPr>
+          <w:trHeight w:val="300"/>
+        </w:trPr>
+        <w:tc>
+          <w:tcPr>
+            <w:tcW w:w="1407" w:type="dxa"/>
+            <w:tcBorders>
+              <w:top w:val="single" w:sz="6" w:space="0" w:color="C4C7C5"/>
+              <w:left w:val="single" w:sz="6" w:space="0" w:color="C4C7C5"/>
+              <w:bottom w:val="single" w:sz="6" w:space="0" w:color="C4C7C5"/>
+              <w:right w:val="single" w:sz="6" w:space="0" w:color="C4C7C5"/>
+            </w:tcBorders>
+            <w:tcMar>
+              <w:top w:w="120" w:type="dxa"/>
+              <w:left w:w="180" w:type="dxa"/>
+              <w:bottom w:w="120" w:type="dxa"/>
+              <w:right w:w="180" w:type="dxa"/>
+            </w:tcMar>
+            <w:vAlign w:val="center"/>
+          </w:tcPr>
+          <w:p>
+            <w:pPr>
+              <w:spacing w:after="0"/>
+            </w:pPr>
+            <w:r>
+              <w:rPr>
+                <w:b/>
+                <w:bCs/>
+                <w:color w:val="1F1F1F"/>
+              </w:rPr>
+              <w:t>Feature</w:t>
+            </w:r>
+          </w:p>
+        </w:tc>
+        <w:tc>
+          <w:tcPr>
+            <w:tcW w:w="1474" w:type="dxa"/>
+            <w:tcBorders>
+              <w:top w:val="single" w:sz="6" w:space="0" w:color="C4C7C5"/>
+              <w:left w:val="single" w:sz="6" w:space="0" w:color="C4C7C5"/>
+              <w:bottom w:val="single" w:sz="6" w:space="0" w:color="C4C7C5"/>
+              <w:right w:val="single" w:sz="6" w:space="0" w:color="C4C7C5"/>
+            </w:tcBorders>
+            <w:tcMar>
+              <w:top w:w="120" w:type="dxa"/>
+              <w:left w:w="180" w:type="dxa"/>
+              <w:bottom w:w="120" w:type="dxa"/>
+              <w:right w:w="180" w:type="dxa"/>
+            </w:tcMar>
+            <w:vAlign w:val="center"/>
+          </w:tcPr>
+          <w:p>
+            <w:pPr>
+              <w:spacing w:after="0"/>
+            </w:pPr>
+            <w:r>
+              <w:rPr>
+                <w:b/>
+                <w:bCs/>
+                <w:color w:val="1F1F1F"/>
+              </w:rPr>
+              <w:t>-&gt;</w:t>
+            </w:r>
+            <w:proofErr w:type="spellStart"/>
+            <w:r>
+              <w:rPr>
+                <w:b/>
+                <w:bCs/>
+                <w:color w:val="1F1F1F"/>
+              </w:rPr>
+              <w:t>tel</w:t>
+            </w:r>
+            <w:proofErr w:type="spellEnd"/>
+            <w:r>
+              <w:rPr>
+                <w:b/>
+                <w:bCs/>
+                <w:color w:val="1F1F1F"/>
+              </w:rPr>
+              <w:t>() (Phone Numbers)</w:t>
+            </w:r>
+          </w:p>
+        </w:tc>
+        <w:tc>
+          <w:tcPr>
+            <w:tcW w:w="1553" w:type="dxa"/>
+            <w:tcBorders>
+              <w:top w:val="single" w:sz="6" w:space="0" w:color="C4C7C5"/>
+              <w:left w:val="single" w:sz="6" w:space="0" w:color="C4C7C5"/>
+              <w:bottom w:val="single" w:sz="6" w:space="0" w:color="C4C7C5"/>
+              <w:right w:val="single" w:sz="6" w:space="0" w:color="C4C7C5"/>
+            </w:tcBorders>
+            <w:tcMar>
+              <w:top w:w="120" w:type="dxa"/>
+              <w:left w:w="180" w:type="dxa"/>
+              <w:bottom w:w="120" w:type="dxa"/>
+              <w:right w:w="180" w:type="dxa"/>
+            </w:tcMar>
+            <w:vAlign w:val="center"/>
+          </w:tcPr>
+          <w:p>
+            <w:pPr>
+              <w:spacing w:after="0"/>
+            </w:pPr>
+            <w:r>
+              <w:rPr>
+                <w:b/>
+                <w:bCs/>
+                <w:color w:val="1F1F1F"/>
+              </w:rPr>
+              <w:t>-&gt;numeric() (Math &amp; Quantities)</w:t>
+            </w:r>
+          </w:p>
+        </w:tc>
+      </w:tr>
+      <w:tr>
+        <w:trPr>
+          <w:trHeight w:val="300"/>
+        </w:trPr>
+        <w:tc>
+          <w:tcPr>
+            <w:tcW w:w="1407" w:type="dxa"/>
+            <w:tcBorders>
+              <w:top w:val="single" w:sz="6" w:space="0" w:color="C4C7C5"/>
+              <w:left w:val="single" w:sz="6" w:space="0" w:color="C4C7C5"/>
+              <w:bottom w:val="single" w:sz="6" w:space="0" w:color="C4C7C5"/>
+              <w:right w:val="single" w:sz="6" w:space="0" w:color="C4C7C5"/>
+            </w:tcBorders>
+            <w:tcMar>
+              <w:top w:w="120" w:type="dxa"/>
+              <w:left w:w="180" w:type="dxa"/>
+              <w:bottom w:w="120" w:type="dxa"/>
+              <w:right w:w="180" w:type="dxa"/>
+            </w:tcMar>
+            <w:vAlign w:val="center"/>
+          </w:tcPr>
+          <w:p>
+            <w:pPr>
+              <w:spacing w:after="0"/>
+            </w:pPr>
+            <w:r>
+              <w:rPr>
+                <w:b/>
+                <w:bCs/>
+                <w:color w:val="1F1F1F"/>
+              </w:rPr>
+              <w:t>Mobile Keyboard</w:t>
+            </w:r>
+          </w:p>
+        </w:tc>
+        <w:tc>
+          <w:tcPr>
+            <w:tcW w:w="1474" w:type="dxa"/>
+            <w:tcBorders>
+              <w:top w:val="single" w:sz="6" w:space="0" w:color="C4C7C5"/>
+              <w:left w:val="single" w:sz="6" w:space="0" w:color="C4C7C5"/>
+              <w:bottom w:val="single" w:sz="6" w:space="0" w:color="C4C7C5"/>
+              <w:right w:val="single" w:sz="6" w:space="0" w:color="C4C7C5"/>
+            </w:tcBorders>
+            <w:tcMar>
+              <w:top w:w="120" w:type="dxa"/>
+              <w:left w:w="180" w:type="dxa"/>
+              <w:bottom w:w="120" w:type="dxa"/>
+              <w:right w:w="180" w:type="dxa"/>
+            </w:tcMar>
+            <w:vAlign w:val="center"/>
+          </w:tcPr>
+          <w:p>
+            <w:pPr>
+              <w:spacing w:after="0"/>
+            </w:pPr>
+            <w:r>
+              <w:rPr>
+                <w:color w:val="1F1F1F"/>
+              </w:rPr>
+              <w:t xml:space="preserve">Opens a phone dial pad (0–9, </w:t>
+            </w:r>
+            <w:r>
+              <w:rPr>
+                <w:rFonts w:ascii="Consolas" w:eastAsia="Consolas" w:hAnsi="Consolas" w:cs="Consolas"/>
+                <w:color w:val="1F1F1F"/>
+                <w:szCs w:val="22"/>
+              </w:rPr>
+              <w:t>*</w:t>
+            </w:r>
+            <w:r>
+              <w:rPr>
+                <w:color w:val="1F1F1F"/>
+              </w:rPr>
+              <w:t xml:space="preserve">, </w:t>
+            </w:r>
+            <w:r>
+              <w:rPr>
+                <w:rFonts w:ascii="Consolas" w:eastAsia="Consolas" w:hAnsi="Consolas" w:cs="Consolas"/>
+                <w:color w:val="1F1F1F"/>
+                <w:szCs w:val="22"/>
+              </w:rPr>
+              <w:t>#</w:t>
+            </w:r>
+            <w:r>
+              <w:rPr>
+                <w:color w:val="1F1F1F"/>
+              </w:rPr>
+              <w:t>).</w:t>
+            </w:r>
+          </w:p>
+        </w:tc>
+        <w:tc>
+          <w:tcPr>
+            <w:tcW w:w="1553" w:type="dxa"/>
+            <w:tcBorders>
+              <w:top w:val="single" w:sz="6" w:space="0" w:color="C4C7C5"/>
+              <w:left w:val="single" w:sz="6" w:space="0" w:color="C4C7C5"/>
+              <w:bottom w:val="single" w:sz="6" w:space="0" w:color="C4C7C5"/>
+              <w:right w:val="single" w:sz="6" w:space="0" w:color="C4C7C5"/>
+            </w:tcBorders>
+            <w:tcMar>
+              <w:top w:w="120" w:type="dxa"/>
+              <w:left w:w="180" w:type="dxa"/>
+              <w:bottom w:w="120" w:type="dxa"/>
+              <w:right w:w="180" w:type="dxa"/>
+            </w:tcMar>
+            <w:vAlign w:val="center"/>
+          </w:tcPr>
+          <w:p>
+            <w:pPr>
+              <w:spacing w:after="0"/>
+            </w:pPr>
+            <w:r>
+              <w:rPr>
+                <w:color w:val="1F1F1F"/>
+              </w:rPr>
+              <w:t>Opens a standard number pad (0–9</w:t>
+            </w:r>
+            <w:proofErr w:type="gramStart"/>
+            <w:r>
+              <w:rPr>
+                <w:color w:val="1F1F1F"/>
+              </w:rPr>
+              <w:t xml:space="preserve">, </w:t>
+            </w:r>
+            <w:r>
+              <w:rPr>
+                <w:rFonts w:ascii="Consolas" w:eastAsia="Consolas" w:hAnsi="Consolas" w:cs="Consolas"/>
+                <w:color w:val="1F1F1F"/>
+                <w:szCs w:val="22"/>
+              </w:rPr>
+              <w:t>.</w:t>
+            </w:r>
+            <w:proofErr w:type="gramEnd"/>
+            <w:r>
+              <w:rPr>
+                <w:color w:val="1F1F1F"/>
+              </w:rPr>
+              <w:t xml:space="preserve">, </w:t>
+            </w:r>
+            <w:r>
+              <w:rPr>
+                <w:rFonts w:ascii="Consolas" w:eastAsia="Consolas" w:hAnsi="Consolas" w:cs="Consolas"/>
+                <w:color w:val="1F1F1F"/>
+                <w:szCs w:val="22"/>
+              </w:rPr>
+              <w:t>-</w:t>
+            </w:r>
+            <w:r>
+              <w:rPr>
+                <w:color w:val="1F1F1F"/>
+              </w:rPr>
+              <w:t>).</w:t>
+            </w:r>
+          </w:p>
+        </w:tc>
+      </w:tr>
+      <w:tr>
+        <w:trPr>
+          <w:trHeight w:val="300"/>
+        </w:trPr>
+        <w:tc>
+          <w:tcPr>
+            <w:tcW w:w="1407" w:type="dxa"/>
+            <w:tcBorders>
+              <w:top w:val="single" w:sz="6" w:space="0" w:color="C4C7C5"/>
+              <w:left w:val="single" w:sz="6" w:space="0" w:color="C4C7C5"/>
+              <w:bottom w:val="single" w:sz="6" w:space="0" w:color="C4C7C5"/>
+              <w:right w:val="single" w:sz="6" w:space="0" w:color="C4C7C5"/>
+            </w:tcBorders>
+            <w:tcMar>
+              <w:top w:w="120" w:type="dxa"/>
+              <w:left w:w="180" w:type="dxa"/>
+              <w:bottom w:w="120" w:type="dxa"/>
+              <w:right w:w="180" w:type="dxa"/>
+            </w:tcMar>
+            <w:vAlign w:val="center"/>
+          </w:tcPr>
+          <w:p>
+            <w:pPr>
+              <w:spacing w:after="0"/>
+            </w:pPr>
+            <w:r>
+              <w:rPr>
+                <w:b/>
+                <w:bCs/>
+                <w:color w:val="1F1F1F"/>
+              </w:rPr>
+              <w:t>Symbols Allowed</w:t>
+            </w:r>
+          </w:p>
+        </w:tc>
+        <w:tc>
+          <w:tcPr>
+            <w:tcW w:w="1474" w:type="dxa"/>
+            <w:tcBorders>
+              <w:top w:val="single" w:sz="6" w:space="0" w:color="C4C7C5"/>
+              <w:left w:val="single" w:sz="6" w:space="0" w:color="C4C7C5"/>
+              <w:bottom w:val="single" w:sz="6" w:space="0" w:color="C4C7C5"/>
+              <w:right w:val="single" w:sz="6" w:space="0" w:color="C4C7C5"/>
+            </w:tcBorders>
+            <w:tcMar>
+              <w:top w:w="120" w:type="dxa"/>
+              <w:left w:w="180" w:type="dxa"/>
+              <w:bottom w:w="120" w:type="dxa"/>
+              <w:right w:w="180" w:type="dxa"/>
+            </w:tcMar>
+            <w:vAlign w:val="center"/>
+          </w:tcPr>
+          <w:p>
+            <w:pPr>
+              <w:spacing w:after="0"/>
+            </w:pPr>
+            <w:r>
+              <w:rPr>
+                <w:color w:val="1F1F1F"/>
+              </w:rPr>
+              <w:t xml:space="preserve">Allows spaces, dashes </w:t>
+            </w:r>
+            <w:r>
+              <w:rPr>
+                <w:rFonts w:ascii="Consolas" w:eastAsia="Consolas" w:hAnsi="Consolas" w:cs="Consolas"/>
+                <w:color w:val="1F1F1F"/>
+                <w:szCs w:val="22"/>
+              </w:rPr>
+              <w:t>-</w:t>
+            </w:r>
+            <w:r>
+              <w:rPr>
+                <w:color w:val="1F1F1F"/>
+              </w:rPr>
+              <w:t xml:space="preserve">, and plus signs </w:t>
+            </w:r>
+            <w:r>
+              <w:rPr>
+                <w:rFonts w:ascii="Consolas" w:eastAsia="Consolas" w:hAnsi="Consolas" w:cs="Consolas"/>
+                <w:color w:val="1F1F1F"/>
+                <w:szCs w:val="22"/>
+              </w:rPr>
+              <w:t>+</w:t>
+            </w:r>
+            <w:r>
+              <w:rPr>
+                <w:color w:val="1F1F1F"/>
+              </w:rPr>
+              <w:t>.</w:t>
+            </w:r>
+          </w:p>
+        </w:tc>
+        <w:tc>
+          <w:tcPr>
+            <w:tcW w:w="1553" w:type="dxa"/>
+            <w:tcBorders>
+              <w:top w:val="single" w:sz="6" w:space="0" w:color="C4C7C5"/>
+              <w:left w:val="single" w:sz="6" w:space="0" w:color="C4C7C5"/>
+              <w:bottom w:val="single" w:sz="6" w:space="0" w:color="C4C7C5"/>
+              <w:right w:val="single" w:sz="6" w:space="0" w:color="C4C7C5"/>
+            </w:tcBorders>
+            <w:tcMar>
+              <w:top w:w="120" w:type="dxa"/>
+              <w:left w:w="180" w:type="dxa"/>
+              <w:bottom w:w="120" w:type="dxa"/>
+              <w:right w:w="180" w:type="dxa"/>
+            </w:tcMar>
+            <w:vAlign w:val="center"/>
+          </w:tcPr>
+          <w:p>
+            <w:pPr>
+              <w:spacing w:after="0"/>
+            </w:pPr>
+            <w:r>
+              <w:rPr>
+                <w:color w:val="1F1F1F"/>
+              </w:rPr>
+              <w:t xml:space="preserve">Blocks spaces and dashes. </w:t>
+            </w:r>
+            <w:r>
+              <w:rPr>
+                <w:b/>
+                <w:bCs/>
+                <w:color w:val="1F1F1F"/>
+              </w:rPr>
+              <w:t>Only allows pure digits</w:t>
+            </w:r>
+            <w:r>
+              <w:rPr>
+                <w:color w:val="1F1F1F"/>
+              </w:rPr>
+              <w:t>.</w:t>
+            </w:r>
+          </w:p>
+        </w:tc>
+      </w:tr>
+      <w:tr>
+        <w:trPr>
+          <w:trHeight w:val="300"/>
+        </w:trPr>
+        <w:tc>
+          <w:tcPr>
+            <w:tcW w:w="1407" w:type="dxa"/>
+            <w:tcBorders>
+              <w:top w:val="single" w:sz="6" w:space="0" w:color="C4C7C5"/>
+              <w:left w:val="single" w:sz="6" w:space="0" w:color="C4C7C5"/>
+              <w:bottom w:val="single" w:sz="6" w:space="0" w:color="C4C7C5"/>
+              <w:right w:val="single" w:sz="6" w:space="0" w:color="C4C7C5"/>
+            </w:tcBorders>
+            <w:tcMar>
+              <w:top w:w="120" w:type="dxa"/>
+              <w:left w:w="180" w:type="dxa"/>
+              <w:bottom w:w="120" w:type="dxa"/>
+              <w:right w:w="180" w:type="dxa"/>
+            </w:tcMar>
+            <w:vAlign w:val="center"/>
+          </w:tcPr>
+          <w:p>
+            <w:pPr>
+              <w:spacing w:after="0"/>
+            </w:pPr>
+            <w:r>
+              <w:rPr>
+                <w:b/>
+                <w:bCs/>
+                <w:color w:val="1F1F1F"/>
+              </w:rPr>
+              <w:t>Use Case</w:t>
+            </w:r>
+          </w:p>
+        </w:tc>
+        <w:tc>
+          <w:tcPr>
+            <w:tcW w:w="1474" w:type="dxa"/>
+            <w:tcBorders>
+              <w:top w:val="single" w:sz="6" w:space="0" w:color="C4C7C5"/>
+              <w:left w:val="single" w:sz="6" w:space="0" w:color="C4C7C5"/>
+              <w:bottom w:val="single" w:sz="6" w:space="0" w:color="C4C7C5"/>
+              <w:right w:val="single" w:sz="6" w:space="0" w:color="C4C7C5"/>
+            </w:tcBorders>
+            <w:tcMar>
+              <w:top w:w="120" w:type="dxa"/>
+              <w:left w:w="180" w:type="dxa"/>
+              <w:bottom w:w="120" w:type="dxa"/>
+              <w:right w:w="180" w:type="dxa"/>
+            </w:tcMar>
+            <w:vAlign w:val="center"/>
+          </w:tcPr>
+          <w:p>
+            <w:pPr>
+              <w:spacing w:after="0"/>
+            </w:pPr>
+            <w:r>
+              <w:rPr>
+                <w:color w:val="1F1F1F"/>
+              </w:rPr>
+              <w:t>Phone numbers, WhatsApp, Fax.</w:t>
+            </w:r>
+          </w:p>
+        </w:tc>
+        <w:tc>
+          <w:tcPr>
+            <w:tcW w:w="1553" w:type="dxa"/>
+            <w:tcBorders>
+              <w:top w:val="single" w:sz="6" w:space="0" w:color="C4C7C5"/>
+              <w:left w:val="single" w:sz="6" w:space="0" w:color="C4C7C5"/>
+              <w:bottom w:val="single" w:sz="6" w:space="0" w:color="C4C7C5"/>
+              <w:right w:val="single" w:sz="6" w:space="0" w:color="C4C7C5"/>
+            </w:tcBorders>
+            <w:tcMar>
+              <w:top w:w="120" w:type="dxa"/>
+              <w:left w:w="180" w:type="dxa"/>
+              <w:bottom w:w="120" w:type="dxa"/>
+              <w:right w:w="180" w:type="dxa"/>
+            </w:tcMar>
+            <w:vAlign w:val="center"/>
+          </w:tcPr>
+          <w:p>
+            <w:pPr>
+              <w:spacing w:after="0"/>
+            </w:pPr>
+            <w:r>
+              <w:rPr>
+                <w:color w:val="1F1F1F"/>
+              </w:rPr>
+              <w:t>Age, Price, Quantity, Salary.</w:t>
+            </w:r>
+          </w:p>
+        </w:tc>
+      </w:tr>
+    </w:tbl>
+    <w:p>
+      <w:pPr>
+        <w:spacing w:after="0"/>
+      </w:pPr>
+      <w:r>
+        <w:rPr>
+          <w:rFonts w:ascii="Segoe UI" w:eastAsia="Segoe UI" w:hAnsi="Segoe UI" w:cs="Segoe UI"/>
+          <w:b/>
+          <w:bCs/>
+          <w:color w:val="FF0000"/>
+          <w:sz w:val="30"/>
+          <w:szCs w:val="30"/>
+          <w:u w:val="single"/>
+          <w:lang w:val="en-GB"/>
+        </w:rPr>
+        <w:t>Returning custom search results</w:t>
+      </w:r>
+      <w:proofErr w:type="gramStart"/>
+      <w:r>
+        <w:rPr>
+          <w:rFonts w:ascii="Segoe UI" w:eastAsia="Segoe UI" w:hAnsi="Segoe UI" w:cs="Segoe UI"/>
+          <w:b/>
+          <w:bCs/>
+          <w:color w:val="FF0000"/>
+          <w:sz w:val="30"/>
+          <w:szCs w:val="30"/>
+          <w:u w:val="single"/>
+          <w:lang w:val="en-GB"/>
+        </w:rPr>
+        <w:t>:</w:t>
+      </w:r>
+      <w:proofErr w:type="gramEnd"/>
+      <w:r>
+        <w:br/>
+      </w:r>
+      <w:r>
+        <w:br/>
+      </w:r>
+      <w:r>
+        <w:rPr>
+          <w:rFonts w:ascii="Aptos" w:eastAsia="Aptos" w:hAnsi="Aptos" w:cs="Aptos"/>
+          <w:color w:val="1F1F1F"/>
+          <w:sz w:val="24"/>
+          <w:szCs w:val="24"/>
+          <w:lang w:val="en-GB"/>
+        </w:rPr>
+        <w:lastRenderedPageBreak/>
+        <w:t xml:space="preserve">This documentation explains how to handle a </w:t>
+      </w:r>
+      <w:r>
+        <w:rPr>
+          <w:rFonts w:ascii="Consolas" w:eastAsia="Consolas" w:hAnsi="Consolas" w:cs="Consolas"/>
+          <w:color w:val="1F1F1F"/>
+          <w:szCs w:val="22"/>
+          <w:lang w:val="en-GB"/>
+        </w:rPr>
+        <w:t>Select</w:t>
+      </w:r>
+      <w:r>
+        <w:rPr>
+          <w:rFonts w:ascii="Aptos" w:eastAsia="Aptos" w:hAnsi="Aptos" w:cs="Aptos"/>
+          <w:color w:val="1F1F1F"/>
+          <w:sz w:val="24"/>
+          <w:szCs w:val="24"/>
+          <w:lang w:val="en-GB"/>
+        </w:rPr>
+        <w:t xml:space="preserve"> dropdown when you have </w:t>
+      </w:r>
+      <w:r>
+        <w:rPr>
+          <w:rFonts w:ascii="Aptos" w:eastAsia="Aptos" w:hAnsi="Aptos" w:cs="Aptos"/>
+          <w:b/>
+          <w:bCs/>
+          <w:color w:val="1F1F1F"/>
+          <w:sz w:val="24"/>
+          <w:szCs w:val="24"/>
+          <w:lang w:val="en-GB"/>
+        </w:rPr>
+        <w:t>thousands or millions of rows</w:t>
+      </w:r>
+      <w:r>
+        <w:rPr>
+          <w:rFonts w:ascii="Aptos" w:eastAsia="Aptos" w:hAnsi="Aptos" w:cs="Aptos"/>
+          <w:color w:val="1F1F1F"/>
+          <w:sz w:val="24"/>
+          <w:szCs w:val="24"/>
+          <w:lang w:val="en-GB"/>
+        </w:rPr>
+        <w:t xml:space="preserve"> in your database (like a massive list of users, products, or customers).</w:t>
+      </w:r>
+    </w:p>
+    <w:p>
+      <w:pPr>
+        <w:spacing w:after="0"/>
+      </w:pPr>
+      <w:r>
+        <w:rPr>
+          <w:rFonts w:ascii="Aptos" w:eastAsia="Aptos" w:hAnsi="Aptos" w:cs="Aptos"/>
+          <w:color w:val="1F1F1F"/>
+          <w:sz w:val="24"/>
+          <w:szCs w:val="24"/>
+          <w:lang w:val="en-GB"/>
+        </w:rPr>
+        <w:t xml:space="preserve">If you use the normal </w:t>
+      </w:r>
+      <w:r>
+        <w:rPr>
+          <w:rFonts w:ascii="Consolas" w:eastAsia="Consolas" w:hAnsi="Consolas" w:cs="Consolas"/>
+          <w:color w:val="1F1F1F"/>
+          <w:szCs w:val="22"/>
+          <w:lang w:val="en-GB"/>
+        </w:rPr>
+        <w:t>-&gt;</w:t>
+      </w:r>
+      <w:proofErr w:type="gramStart"/>
+      <w:r>
+        <w:rPr>
+          <w:rFonts w:ascii="Consolas" w:eastAsia="Consolas" w:hAnsi="Consolas" w:cs="Consolas"/>
+          <w:color w:val="1F1F1F"/>
+          <w:szCs w:val="22"/>
+          <w:lang w:val="en-GB"/>
+        </w:rPr>
+        <w:t>options(</w:t>
+      </w:r>
+      <w:proofErr w:type="gramEnd"/>
+      <w:r>
+        <w:rPr>
+          <w:rFonts w:ascii="Consolas" w:eastAsia="Consolas" w:hAnsi="Consolas" w:cs="Consolas"/>
+          <w:color w:val="1F1F1F"/>
+          <w:szCs w:val="22"/>
+          <w:lang w:val="en-GB"/>
+        </w:rPr>
+        <w:t>User::pluck('name', 'id'))</w:t>
+      </w:r>
+      <w:r>
+        <w:rPr>
+          <w:rFonts w:ascii="Aptos" w:eastAsia="Aptos" w:hAnsi="Aptos" w:cs="Aptos"/>
+          <w:color w:val="1F1F1F"/>
+          <w:sz w:val="24"/>
+          <w:szCs w:val="24"/>
+          <w:lang w:val="en-GB"/>
+        </w:rPr>
+        <w:t xml:space="preserve">, </w:t>
+      </w:r>
+      <w:proofErr w:type="spellStart"/>
+      <w:r>
+        <w:rPr>
+          <w:rFonts w:ascii="Aptos" w:eastAsia="Aptos" w:hAnsi="Aptos" w:cs="Aptos"/>
+          <w:color w:val="1F1F1F"/>
+          <w:sz w:val="24"/>
+          <w:szCs w:val="24"/>
+          <w:lang w:val="en-GB"/>
+        </w:rPr>
+        <w:t>Laravel</w:t>
+      </w:r>
+      <w:proofErr w:type="spellEnd"/>
+      <w:r>
+        <w:rPr>
+          <w:rFonts w:ascii="Aptos" w:eastAsia="Aptos" w:hAnsi="Aptos" w:cs="Aptos"/>
+          <w:color w:val="1F1F1F"/>
+          <w:sz w:val="24"/>
+          <w:szCs w:val="24"/>
+          <w:lang w:val="en-GB"/>
+        </w:rPr>
+        <w:t xml:space="preserve"> will try to load </w:t>
+      </w:r>
+      <w:r>
+        <w:rPr>
+          <w:rFonts w:ascii="Aptos" w:eastAsia="Aptos" w:hAnsi="Aptos" w:cs="Aptos"/>
+          <w:b/>
+          <w:bCs/>
+          <w:color w:val="1F1F1F"/>
+          <w:sz w:val="24"/>
+          <w:szCs w:val="24"/>
+          <w:lang w:val="en-GB"/>
+        </w:rPr>
+        <w:t>all</w:t>
+      </w:r>
+      <w:r>
+        <w:rPr>
+          <w:rFonts w:ascii="Aptos" w:eastAsia="Aptos" w:hAnsi="Aptos" w:cs="Aptos"/>
+          <w:color w:val="1F1F1F"/>
+          <w:sz w:val="24"/>
+          <w:szCs w:val="24"/>
+          <w:lang w:val="en-GB"/>
+        </w:rPr>
+        <w:t xml:space="preserve"> users into the browser at once. This will crash your webpage or make it incredibly slow.</w:t>
+      </w:r>
+    </w:p>
+    <w:p>
+      <w:pPr>
+        <w:spacing w:after="0"/>
+      </w:pPr>
+      <w:r>
+        <w:rPr>
+          <w:rFonts w:ascii="Aptos" w:eastAsia="Aptos" w:hAnsi="Aptos" w:cs="Aptos"/>
+          <w:color w:val="1F1F1F"/>
+          <w:sz w:val="24"/>
+          <w:szCs w:val="24"/>
+          <w:lang w:val="en-GB"/>
+        </w:rPr>
+        <w:t xml:space="preserve">To fix this, Filament loads data </w:t>
+      </w:r>
+      <w:r>
+        <w:rPr>
+          <w:rFonts w:ascii="Aptos" w:eastAsia="Aptos" w:hAnsi="Aptos" w:cs="Aptos"/>
+          <w:b/>
+          <w:bCs/>
+          <w:color w:val="1F1F1F"/>
+          <w:sz w:val="24"/>
+          <w:szCs w:val="24"/>
+          <w:lang w:val="en-GB"/>
+        </w:rPr>
+        <w:t>lazily (on-demand)</w:t>
+      </w:r>
+      <w:r>
+        <w:rPr>
+          <w:rFonts w:ascii="Aptos" w:eastAsia="Aptos" w:hAnsi="Aptos" w:cs="Aptos"/>
+          <w:color w:val="1F1F1F"/>
+          <w:sz w:val="24"/>
+          <w:szCs w:val="24"/>
+          <w:lang w:val="en-GB"/>
+        </w:rPr>
+        <w:t xml:space="preserve"> using two teamwork methods:</w:t>
+      </w:r>
+    </w:p>
+    <w:p>
+      <w:pPr>
+        <w:spacing w:after="0"/>
+        <w:rPr>
+          <w:rFonts w:ascii="Aptos" w:eastAsia="Aptos" w:hAnsi="Aptos" w:cs="Aptos"/>
+          <w:color w:val="1F1F1F"/>
+        </w:rPr>
+      </w:pPr>
+    </w:p>
+    <w:p>
+      <w:pPr>
+        <w:pStyle w:val="Heading3"/>
+        <w:spacing w:before="0"/>
+      </w:pPr>
+      <w:r>
+        <w:rPr>
+          <w:rFonts w:ascii="Aptos" w:eastAsia="Aptos" w:hAnsi="Aptos" w:cs="Aptos"/>
+          <w:b/>
+          <w:bCs/>
+          <w:color w:val="1F1F1F"/>
+        </w:rPr>
+        <w:t xml:space="preserve">1. </w:t>
+      </w:r>
+      <w:proofErr w:type="spellStart"/>
+      <w:proofErr w:type="gramStart"/>
+      <w:r>
+        <w:rPr>
+          <w:rFonts w:ascii="Consolas" w:eastAsia="Consolas" w:hAnsi="Consolas" w:cs="Consolas"/>
+          <w:color w:val="1F1F1F"/>
+          <w:sz w:val="22"/>
+          <w:szCs w:val="22"/>
+        </w:rPr>
+        <w:t>getSearchResultsUsing</w:t>
+      </w:r>
+      <w:proofErr w:type="spellEnd"/>
+      <w:r>
+        <w:rPr>
+          <w:rFonts w:ascii="Consolas" w:eastAsia="Consolas" w:hAnsi="Consolas" w:cs="Consolas"/>
+          <w:color w:val="1F1F1F"/>
+          <w:sz w:val="22"/>
+          <w:szCs w:val="22"/>
+        </w:rPr>
+        <w:t>(</w:t>
+      </w:r>
+      <w:proofErr w:type="gramEnd"/>
+      <w:r>
+        <w:rPr>
+          <w:rFonts w:ascii="Consolas" w:eastAsia="Consolas" w:hAnsi="Consolas" w:cs="Consolas"/>
+          <w:color w:val="1F1F1F"/>
+          <w:sz w:val="22"/>
+          <w:szCs w:val="22"/>
+        </w:rPr>
+        <w:t>)</w:t>
+      </w:r>
+      <w:r>
+        <w:rPr>
+          <w:rFonts w:ascii="Aptos" w:eastAsia="Aptos" w:hAnsi="Aptos" w:cs="Aptos"/>
+          <w:b/>
+          <w:bCs/>
+          <w:color w:val="1F1F1F"/>
+        </w:rPr>
+        <w:t xml:space="preserve"> (The Live Searcher)</w:t>
+      </w:r>
+    </w:p>
+    <w:p>
+      <w:pPr>
+        <w:spacing w:after="0"/>
+      </w:pPr>
+      <w:r>
+        <w:rPr>
+          <w:rFonts w:ascii="Aptos" w:eastAsia="Aptos" w:hAnsi="Aptos" w:cs="Aptos"/>
+          <w:color w:val="1F1F1F"/>
+          <w:sz w:val="24"/>
+          <w:szCs w:val="24"/>
+          <w:lang w:val="en-GB"/>
+        </w:rPr>
+        <w:t xml:space="preserve">This method only runs </w:t>
+      </w:r>
+      <w:r>
+        <w:rPr>
+          <w:rFonts w:ascii="Aptos" w:eastAsia="Aptos" w:hAnsi="Aptos" w:cs="Aptos"/>
+          <w:b/>
+          <w:bCs/>
+          <w:color w:val="1F1F1F"/>
+          <w:sz w:val="24"/>
+          <w:szCs w:val="24"/>
+          <w:lang w:val="en-GB"/>
+        </w:rPr>
+        <w:t>when the user starts typing</w:t>
+      </w:r>
+      <w:r>
+        <w:rPr>
+          <w:rFonts w:ascii="Aptos" w:eastAsia="Aptos" w:hAnsi="Aptos" w:cs="Aptos"/>
+          <w:color w:val="1F1F1F"/>
+          <w:sz w:val="24"/>
+          <w:szCs w:val="24"/>
+          <w:lang w:val="en-GB"/>
+        </w:rPr>
+        <w:t xml:space="preserve"> inside the select box.</w:t>
+      </w:r>
+    </w:p>
+    <w:p>
+      <w:pPr>
+        <w:pStyle w:val="ListParagraph"/>
+        <w:numPr>
+          <w:ilvl w:val="0"/>
+          <w:numId w:val="19"/>
+        </w:numPr>
+        <w:spacing w:after="0" w:line="279" w:lineRule="auto"/>
+        <w:rPr>
+          <w:rFonts w:ascii="Aptos" w:eastAsia="Aptos" w:hAnsi="Aptos" w:cs="Aptos"/>
+          <w:color w:val="1F1F1F"/>
+        </w:rPr>
+      </w:pPr>
+      <w:r>
+        <w:rPr>
+          <w:rFonts w:ascii="Aptos" w:eastAsia="Aptos" w:hAnsi="Aptos" w:cs="Aptos"/>
+          <w:color w:val="1F1F1F"/>
+          <w:sz w:val="24"/>
+          <w:szCs w:val="24"/>
+          <w:lang w:val="en-GB"/>
+        </w:rPr>
+        <w:t xml:space="preserve">Filament captures what the user typed as </w:t>
+      </w:r>
+      <w:r>
+        <w:rPr>
+          <w:rFonts w:ascii="Consolas" w:eastAsia="Consolas" w:hAnsi="Consolas" w:cs="Consolas"/>
+          <w:color w:val="1F1F1F"/>
+          <w:szCs w:val="22"/>
+          <w:lang w:val="en-GB"/>
+        </w:rPr>
+        <w:t>$search</w:t>
+      </w:r>
+      <w:r>
+        <w:rPr>
+          <w:rFonts w:ascii="Aptos" w:eastAsia="Aptos" w:hAnsi="Aptos" w:cs="Aptos"/>
+          <w:color w:val="1F1F1F"/>
+          <w:sz w:val="24"/>
+          <w:szCs w:val="24"/>
+          <w:lang w:val="en-GB"/>
+        </w:rPr>
+        <w:t>.</w:t>
+      </w:r>
+    </w:p>
+    <w:p>
+      <w:pPr>
+        <w:pStyle w:val="ListParagraph"/>
+        <w:numPr>
+          <w:ilvl w:val="0"/>
+          <w:numId w:val="19"/>
+        </w:numPr>
+        <w:spacing w:after="0" w:line="279" w:lineRule="auto"/>
+        <w:rPr>
+          <w:rFonts w:ascii="Aptos" w:eastAsia="Aptos" w:hAnsi="Aptos" w:cs="Aptos"/>
+          <w:color w:val="1F1F1F"/>
+        </w:rPr>
+      </w:pPr>
+      <w:r>
+        <w:rPr>
+          <w:rFonts w:ascii="Aptos" w:eastAsia="Aptos" w:hAnsi="Aptos" w:cs="Aptos"/>
+          <w:color w:val="1F1F1F"/>
+          <w:sz w:val="24"/>
+          <w:szCs w:val="24"/>
+          <w:lang w:val="en-GB"/>
+        </w:rPr>
+        <w:t>It runs a quick database query matching that exact text (</w:t>
+      </w:r>
+      <w:proofErr w:type="gramStart"/>
+      <w:r>
+        <w:rPr>
+          <w:rFonts w:ascii="Consolas" w:eastAsia="Consolas" w:hAnsi="Consolas" w:cs="Consolas"/>
+          <w:color w:val="1F1F1F"/>
+          <w:szCs w:val="22"/>
+          <w:lang w:val="en-GB"/>
+        </w:rPr>
+        <w:t>where(</w:t>
+      </w:r>
+      <w:proofErr w:type="gramEnd"/>
+      <w:r>
+        <w:rPr>
+          <w:rFonts w:ascii="Consolas" w:eastAsia="Consolas" w:hAnsi="Consolas" w:cs="Consolas"/>
+          <w:color w:val="1F1F1F"/>
+          <w:szCs w:val="22"/>
+          <w:lang w:val="en-GB"/>
+        </w:rPr>
+        <w:t>'name', 'like', "%{$search}%")</w:t>
+      </w:r>
+      <w:r>
+        <w:rPr>
+          <w:rFonts w:ascii="Aptos" w:eastAsia="Aptos" w:hAnsi="Aptos" w:cs="Aptos"/>
+          <w:color w:val="1F1F1F"/>
+          <w:sz w:val="24"/>
+          <w:szCs w:val="24"/>
+          <w:lang w:val="en-GB"/>
+        </w:rPr>
+        <w:t>).</w:t>
+      </w:r>
+    </w:p>
+    <w:p>
+      <w:pPr>
+        <w:pStyle w:val="ListParagraph"/>
+        <w:numPr>
+          <w:ilvl w:val="0"/>
+          <w:numId w:val="19"/>
+        </w:numPr>
+        <w:spacing w:after="0" w:line="279" w:lineRule="auto"/>
+        <w:rPr>
+          <w:rFonts w:ascii="Aptos" w:eastAsia="Aptos" w:hAnsi="Aptos" w:cs="Aptos"/>
+          <w:color w:val="1F1F1F"/>
+        </w:rPr>
+      </w:pPr>
+      <w:r>
+        <w:rPr>
+          <w:rFonts w:ascii="Aptos" w:eastAsia="Aptos" w:hAnsi="Aptos" w:cs="Aptos"/>
+          <w:color w:val="1F1F1F"/>
+          <w:sz w:val="24"/>
+          <w:szCs w:val="24"/>
+          <w:lang w:val="en-GB"/>
+        </w:rPr>
+        <w:t>It pulls back a maximum of 50 results (</w:t>
+      </w:r>
+      <w:proofErr w:type="gramStart"/>
+      <w:r>
+        <w:rPr>
+          <w:rFonts w:ascii="Consolas" w:eastAsia="Consolas" w:hAnsi="Consolas" w:cs="Consolas"/>
+          <w:color w:val="1F1F1F"/>
+          <w:szCs w:val="22"/>
+          <w:lang w:val="en-GB"/>
+        </w:rPr>
+        <w:t>limit(</w:t>
+      </w:r>
+      <w:proofErr w:type="gramEnd"/>
+      <w:r>
+        <w:rPr>
+          <w:rFonts w:ascii="Consolas" w:eastAsia="Consolas" w:hAnsi="Consolas" w:cs="Consolas"/>
+          <w:color w:val="1F1F1F"/>
+          <w:szCs w:val="22"/>
+          <w:lang w:val="en-GB"/>
+        </w:rPr>
+        <w:t>50)</w:t>
+      </w:r>
+      <w:r>
+        <w:rPr>
+          <w:rFonts w:ascii="Aptos" w:eastAsia="Aptos" w:hAnsi="Aptos" w:cs="Aptos"/>
+          <w:color w:val="1F1F1F"/>
+          <w:sz w:val="24"/>
+          <w:szCs w:val="24"/>
+          <w:lang w:val="en-GB"/>
+        </w:rPr>
+        <w:t xml:space="preserve">) and formats them as </w:t>
+      </w:r>
+      <w:r>
+        <w:rPr>
+          <w:rFonts w:ascii="Consolas" w:eastAsia="Consolas" w:hAnsi="Consolas" w:cs="Consolas"/>
+          <w:color w:val="1F1F1F"/>
+          <w:szCs w:val="22"/>
+          <w:lang w:val="en-GB"/>
+        </w:rPr>
+        <w:t>['id' =&gt; 'name']</w:t>
+      </w:r>
+      <w:r>
+        <w:rPr>
+          <w:rFonts w:ascii="Aptos" w:eastAsia="Aptos" w:hAnsi="Aptos" w:cs="Aptos"/>
+          <w:color w:val="1F1F1F"/>
+          <w:sz w:val="24"/>
+          <w:szCs w:val="24"/>
+          <w:lang w:val="en-GB"/>
+        </w:rPr>
+        <w:t xml:space="preserve"> using </w:t>
+      </w:r>
+      <w:r>
+        <w:rPr>
+          <w:rFonts w:ascii="Consolas" w:eastAsia="Consolas" w:hAnsi="Consolas" w:cs="Consolas"/>
+          <w:color w:val="1F1F1F"/>
+          <w:szCs w:val="22"/>
+          <w:lang w:val="en-GB"/>
+        </w:rPr>
+        <w:t>pluck()</w:t>
+      </w:r>
+      <w:r>
+        <w:rPr>
+          <w:rFonts w:ascii="Aptos" w:eastAsia="Aptos" w:hAnsi="Aptos" w:cs="Aptos"/>
+          <w:color w:val="1F1F1F"/>
+          <w:sz w:val="24"/>
+          <w:szCs w:val="24"/>
+          <w:lang w:val="en-GB"/>
+        </w:rPr>
+        <w:t>.</w:t>
+      </w:r>
+    </w:p>
+    <w:p>
+      <w:pPr>
+        <w:spacing w:after="0"/>
+      </w:pPr>
+      <w:r>
+        <w:rPr>
+          <w:rFonts w:ascii="Aptos" w:eastAsia="Aptos" w:hAnsi="Aptos" w:cs="Aptos"/>
+          <w:b/>
+          <w:bCs/>
+          <w:color w:val="1F1F1F"/>
+          <w:sz w:val="24"/>
+          <w:szCs w:val="24"/>
+          <w:lang w:val="en-GB"/>
+        </w:rPr>
+        <w:t>Result:</w:t>
+      </w:r>
+      <w:r>
+        <w:rPr>
+          <w:rFonts w:ascii="Aptos" w:eastAsia="Aptos" w:hAnsi="Aptos" w:cs="Aptos"/>
+          <w:color w:val="1F1F1F"/>
+          <w:sz w:val="24"/>
+          <w:szCs w:val="24"/>
+          <w:lang w:val="en-GB"/>
+        </w:rPr>
+        <w:t xml:space="preserve"> The browser stays </w:t>
+      </w:r>
+      <w:proofErr w:type="spellStart"/>
+      <w:r>
+        <w:rPr>
+          <w:rFonts w:ascii="Aptos" w:eastAsia="Aptos" w:hAnsi="Aptos" w:cs="Aptos"/>
+          <w:color w:val="1F1F1F"/>
+          <w:sz w:val="24"/>
+          <w:szCs w:val="24"/>
+          <w:lang w:val="en-GB"/>
+        </w:rPr>
+        <w:t>super fast</w:t>
+      </w:r>
+      <w:proofErr w:type="spellEnd"/>
+      <w:r>
+        <w:rPr>
+          <w:rFonts w:ascii="Aptos" w:eastAsia="Aptos" w:hAnsi="Aptos" w:cs="Aptos"/>
+          <w:color w:val="1F1F1F"/>
+          <w:sz w:val="24"/>
+          <w:szCs w:val="24"/>
+          <w:lang w:val="en-GB"/>
+        </w:rPr>
+        <w:t xml:space="preserve"> because it only downloads 50 records at a time instead of 50,000!</w:t>
+      </w:r>
+    </w:p>
+    <w:p>
+      <w:pPr>
+        <w:spacing w:after="0"/>
+        <w:rPr>
+          <w:rFonts w:ascii="Aptos" w:eastAsia="Aptos" w:hAnsi="Aptos" w:cs="Aptos"/>
+          <w:color w:val="1F1F1F"/>
+        </w:rPr>
+      </w:pPr>
+    </w:p>
+    <w:p>
+      <w:pPr>
+        <w:pStyle w:val="Heading3"/>
+        <w:spacing w:before="0"/>
+      </w:pPr>
+      <w:r>
+        <w:rPr>
+          <w:rFonts w:ascii="Aptos" w:eastAsia="Aptos" w:hAnsi="Aptos" w:cs="Aptos"/>
+          <w:b/>
+          <w:bCs/>
+          <w:color w:val="1F1F1F"/>
+        </w:rPr>
+        <w:t xml:space="preserve">2. </w:t>
+      </w:r>
+      <w:proofErr w:type="spellStart"/>
+      <w:proofErr w:type="gramStart"/>
+      <w:r>
+        <w:rPr>
+          <w:rFonts w:ascii="Consolas" w:eastAsia="Consolas" w:hAnsi="Consolas" w:cs="Consolas"/>
+          <w:color w:val="1F1F1F"/>
+          <w:sz w:val="22"/>
+          <w:szCs w:val="22"/>
+        </w:rPr>
+        <w:t>getOptionLabelUsing</w:t>
+      </w:r>
+      <w:proofErr w:type="spellEnd"/>
+      <w:r>
+        <w:rPr>
+          <w:rFonts w:ascii="Consolas" w:eastAsia="Consolas" w:hAnsi="Consolas" w:cs="Consolas"/>
+          <w:color w:val="1F1F1F"/>
+          <w:sz w:val="22"/>
+          <w:szCs w:val="22"/>
+        </w:rPr>
+        <w:t>(</w:t>
+      </w:r>
+      <w:proofErr w:type="gramEnd"/>
+      <w:r>
+        <w:rPr>
+          <w:rFonts w:ascii="Consolas" w:eastAsia="Consolas" w:hAnsi="Consolas" w:cs="Consolas"/>
+          <w:color w:val="1F1F1F"/>
+          <w:sz w:val="22"/>
+          <w:szCs w:val="22"/>
+        </w:rPr>
+        <w:t>)</w:t>
+      </w:r>
+      <w:r>
+        <w:rPr>
+          <w:rFonts w:ascii="Aptos" w:eastAsia="Aptos" w:hAnsi="Aptos" w:cs="Aptos"/>
+          <w:b/>
+          <w:bCs/>
+          <w:color w:val="1F1F1F"/>
+        </w:rPr>
+        <w:t xml:space="preserve"> (The Initial Loader)</w:t>
+      </w:r>
+    </w:p>
+    <w:p>
+      <w:pPr>
+        <w:spacing w:after="0"/>
+      </w:pPr>
+      <w:r>
+        <w:rPr>
+          <w:rFonts w:ascii="Aptos" w:eastAsia="Aptos" w:hAnsi="Aptos" w:cs="Aptos"/>
+          <w:color w:val="1F1F1F"/>
+          <w:sz w:val="24"/>
+          <w:szCs w:val="24"/>
+          <w:lang w:val="en-GB"/>
+        </w:rPr>
+        <w:t xml:space="preserve">This method solves a specific problem: </w:t>
+      </w:r>
+      <w:r>
+        <w:rPr>
+          <w:rFonts w:ascii="Aptos" w:eastAsia="Aptos" w:hAnsi="Aptos" w:cs="Aptos"/>
+          <w:b/>
+          <w:bCs/>
+          <w:color w:val="1F1F1F"/>
+          <w:sz w:val="24"/>
+          <w:szCs w:val="24"/>
+          <w:lang w:val="en-GB"/>
+        </w:rPr>
+        <w:t>What happens when you open an "Edit" page?</w:t>
+      </w:r>
+    </w:p>
+    <w:p>
+      <w:pPr>
+        <w:spacing w:after="0"/>
+      </w:pPr>
+      <w:r>
+        <w:rPr>
+          <w:rFonts w:ascii="Aptos" w:eastAsia="Aptos" w:hAnsi="Aptos" w:cs="Aptos"/>
+          <w:color w:val="1F1F1F"/>
+          <w:sz w:val="24"/>
+          <w:szCs w:val="24"/>
+          <w:lang w:val="en-GB"/>
+        </w:rPr>
+        <w:t xml:space="preserve">When editing a record, a user is already saved in the database (e.g., </w:t>
+      </w:r>
+      <w:proofErr w:type="spellStart"/>
+      <w:r>
+        <w:rPr>
+          <w:rFonts w:ascii="Consolas" w:eastAsia="Consolas" w:hAnsi="Consolas" w:cs="Consolas"/>
+          <w:color w:val="1F1F1F"/>
+          <w:szCs w:val="22"/>
+          <w:lang w:val="en-GB"/>
+        </w:rPr>
+        <w:t>author_id</w:t>
+      </w:r>
+      <w:proofErr w:type="spellEnd"/>
+      <w:r>
+        <w:rPr>
+          <w:rFonts w:ascii="Consolas" w:eastAsia="Consolas" w:hAnsi="Consolas" w:cs="Consolas"/>
+          <w:color w:val="1F1F1F"/>
+          <w:szCs w:val="22"/>
+          <w:lang w:val="en-GB"/>
+        </w:rPr>
+        <w:t xml:space="preserve"> = 7</w:t>
+      </w:r>
+      <w:r>
+        <w:rPr>
+          <w:rFonts w:ascii="Aptos" w:eastAsia="Aptos" w:hAnsi="Aptos" w:cs="Aptos"/>
+          <w:color w:val="1F1F1F"/>
+          <w:sz w:val="24"/>
+          <w:szCs w:val="24"/>
+          <w:lang w:val="en-GB"/>
+        </w:rPr>
+        <w:t xml:space="preserve">). </w:t>
+      </w:r>
+      <w:proofErr w:type="gramStart"/>
+      <w:r>
+        <w:rPr>
+          <w:rFonts w:ascii="Aptos" w:eastAsia="Aptos" w:hAnsi="Aptos" w:cs="Aptos"/>
+          <w:color w:val="1F1F1F"/>
+          <w:sz w:val="24"/>
+          <w:szCs w:val="24"/>
+          <w:lang w:val="en-GB"/>
+        </w:rPr>
+        <w:t xml:space="preserve">Because the dropdown is empty by default (since the user hasn't typed anything to search yet), the browser doesn't know what name belongs to ID </w:t>
+      </w:r>
+      <w:r>
+        <w:rPr>
+          <w:rFonts w:ascii="Consolas" w:eastAsia="Consolas" w:hAnsi="Consolas" w:cs="Consolas"/>
+          <w:color w:val="1F1F1F"/>
+          <w:szCs w:val="22"/>
+          <w:lang w:val="en-GB"/>
+        </w:rPr>
+        <w:t>7</w:t>
+      </w:r>
+      <w:r>
+        <w:rPr>
+          <w:rFonts w:ascii="Aptos" w:eastAsia="Aptos" w:hAnsi="Aptos" w:cs="Aptos"/>
+          <w:color w:val="1F1F1F"/>
+          <w:sz w:val="24"/>
+          <w:szCs w:val="24"/>
+          <w:lang w:val="en-GB"/>
+        </w:rPr>
+        <w:t>.</w:t>
+      </w:r>
+      <w:proofErr w:type="gramEnd"/>
+      <w:r>
+        <w:rPr>
+          <w:rFonts w:ascii="Aptos" w:eastAsia="Aptos" w:hAnsi="Aptos" w:cs="Aptos"/>
+          <w:color w:val="1F1F1F"/>
+          <w:sz w:val="24"/>
+          <w:szCs w:val="24"/>
+          <w:lang w:val="en-GB"/>
+        </w:rPr>
+        <w:t xml:space="preserve"> It would just show an empty box or a raw number.</w:t>
+      </w:r>
+    </w:p>
+    <w:p>
+      <w:pPr>
+        <w:pStyle w:val="ListParagraph"/>
+        <w:numPr>
+          <w:ilvl w:val="0"/>
+          <w:numId w:val="18"/>
+        </w:numPr>
+        <w:spacing w:after="0" w:line="279" w:lineRule="auto"/>
+        <w:rPr>
+          <w:rFonts w:ascii="Aptos" w:eastAsia="Aptos" w:hAnsi="Aptos" w:cs="Aptos"/>
+          <w:color w:val="1F1F1F"/>
+        </w:rPr>
+      </w:pPr>
+      <w:r>
+        <w:rPr>
+          <w:rFonts w:ascii="Aptos" w:eastAsia="Aptos" w:hAnsi="Aptos" w:cs="Aptos"/>
+          <w:color w:val="1F1F1F"/>
+          <w:sz w:val="24"/>
+          <w:szCs w:val="24"/>
+          <w:lang w:val="en-GB"/>
+        </w:rPr>
+        <w:t xml:space="preserve">This method takes the saved ID as </w:t>
+      </w:r>
+      <w:r>
+        <w:rPr>
+          <w:rFonts w:ascii="Consolas" w:eastAsia="Consolas" w:hAnsi="Consolas" w:cs="Consolas"/>
+          <w:color w:val="1F1F1F"/>
+          <w:szCs w:val="22"/>
+          <w:lang w:val="en-GB"/>
+        </w:rPr>
+        <w:t>$value</w:t>
+      </w:r>
+      <w:r>
+        <w:rPr>
+          <w:rFonts w:ascii="Aptos" w:eastAsia="Aptos" w:hAnsi="Aptos" w:cs="Aptos"/>
+          <w:color w:val="1F1F1F"/>
+          <w:sz w:val="24"/>
+          <w:szCs w:val="24"/>
+          <w:lang w:val="en-GB"/>
+        </w:rPr>
+        <w:t>.</w:t>
+      </w:r>
+    </w:p>
+    <w:p>
+      <w:pPr>
+        <w:pStyle w:val="ListParagraph"/>
+        <w:numPr>
+          <w:ilvl w:val="0"/>
+          <w:numId w:val="18"/>
+        </w:numPr>
+        <w:spacing w:after="0" w:line="279" w:lineRule="auto"/>
+        <w:rPr>
+          <w:rFonts w:ascii="Aptos" w:eastAsia="Aptos" w:hAnsi="Aptos" w:cs="Aptos"/>
+          <w:color w:val="1F1F1F"/>
+        </w:rPr>
+      </w:pPr>
+      <w:r>
+        <w:rPr>
+          <w:rFonts w:ascii="Aptos" w:eastAsia="Aptos" w:hAnsi="Aptos" w:cs="Aptos"/>
+          <w:color w:val="1F1F1F"/>
+          <w:sz w:val="24"/>
+          <w:szCs w:val="24"/>
+          <w:lang w:val="en-GB"/>
+        </w:rPr>
+        <w:t xml:space="preserve">It does a quick point-lookup: </w:t>
+      </w:r>
+      <w:r>
+        <w:rPr>
+          <w:rFonts w:ascii="Consolas" w:eastAsia="Consolas" w:hAnsi="Consolas" w:cs="Consolas"/>
+          <w:color w:val="1F1F1F"/>
+          <w:szCs w:val="22"/>
+          <w:lang w:val="en-GB"/>
+        </w:rPr>
+        <w:t>User::</w:t>
+      </w:r>
+      <w:proofErr w:type="gramStart"/>
+      <w:r>
+        <w:rPr>
+          <w:rFonts w:ascii="Consolas" w:eastAsia="Consolas" w:hAnsi="Consolas" w:cs="Consolas"/>
+          <w:color w:val="1F1F1F"/>
+          <w:szCs w:val="22"/>
+          <w:lang w:val="en-GB"/>
+        </w:rPr>
+        <w:t>find(</w:t>
+      </w:r>
+      <w:proofErr w:type="gramEnd"/>
+      <w:r>
+        <w:rPr>
+          <w:rFonts w:ascii="Consolas" w:eastAsia="Consolas" w:hAnsi="Consolas" w:cs="Consolas"/>
+          <w:color w:val="1F1F1F"/>
+          <w:szCs w:val="22"/>
+          <w:lang w:val="en-GB"/>
+        </w:rPr>
+        <w:t>7)?-&gt;name</w:t>
+      </w:r>
+      <w:r>
+        <w:rPr>
+          <w:rFonts w:ascii="Aptos" w:eastAsia="Aptos" w:hAnsi="Aptos" w:cs="Aptos"/>
+          <w:color w:val="1F1F1F"/>
+          <w:sz w:val="24"/>
+          <w:szCs w:val="24"/>
+          <w:lang w:val="en-GB"/>
+        </w:rPr>
+        <w:t>.</w:t>
+      </w:r>
+    </w:p>
+    <w:p>
+      <w:pPr>
+        <w:pStyle w:val="ListParagraph"/>
+        <w:numPr>
+          <w:ilvl w:val="0"/>
+          <w:numId w:val="18"/>
+        </w:numPr>
+        <w:spacing w:after="0" w:line="279" w:lineRule="auto"/>
+        <w:rPr>
+          <w:rFonts w:ascii="Aptos" w:eastAsia="Aptos" w:hAnsi="Aptos" w:cs="Aptos"/>
+          <w:color w:val="1F1F1F"/>
+        </w:rPr>
+      </w:pPr>
+      <w:r>
+        <w:rPr>
+          <w:rFonts w:ascii="Aptos" w:eastAsia="Aptos" w:hAnsi="Aptos" w:cs="Aptos"/>
+          <w:color w:val="1F1F1F"/>
+          <w:sz w:val="24"/>
+          <w:szCs w:val="24"/>
+          <w:lang w:val="en-GB"/>
+        </w:rPr>
+        <w:t>It instantly displays the correct name (e.g., "</w:t>
+      </w:r>
+      <w:proofErr w:type="spellStart"/>
+      <w:r>
+        <w:rPr>
+          <w:rFonts w:ascii="Aptos" w:eastAsia="Aptos" w:hAnsi="Aptos" w:cs="Aptos"/>
+          <w:color w:val="1F1F1F"/>
+          <w:sz w:val="24"/>
+          <w:szCs w:val="24"/>
+          <w:lang w:val="en-GB"/>
+        </w:rPr>
+        <w:t>Anubhav</w:t>
+      </w:r>
+      <w:proofErr w:type="spellEnd"/>
+      <w:r>
+        <w:rPr>
+          <w:rFonts w:ascii="Aptos" w:eastAsia="Aptos" w:hAnsi="Aptos" w:cs="Aptos"/>
+          <w:color w:val="1F1F1F"/>
+          <w:sz w:val="24"/>
+          <w:szCs w:val="24"/>
+          <w:lang w:val="en-GB"/>
+        </w:rPr>
+        <w:t>") in the box when the page loads, without needing to load the whole user directory.</w:t>
+      </w:r>
+    </w:p>
+    <w:p>
+      <w:pPr>
+        <w:pStyle w:val="Heading3"/>
+        <w:spacing w:before="0"/>
+      </w:pPr>
+      <w:r>
+        <w:rPr>
+          <w:rFonts w:ascii="Aptos" w:eastAsia="Aptos" w:hAnsi="Aptos" w:cs="Aptos"/>
+          <w:b/>
+          <w:bCs/>
+          <w:color w:val="1F1F1F"/>
+        </w:rPr>
+        <w:t>In Short &amp; Simple Words:</w:t>
+      </w:r>
+    </w:p>
+    <w:p>
+      <w:pPr>
+        <w:pStyle w:val="ListParagraph"/>
+        <w:numPr>
+          <w:ilvl w:val="0"/>
+          <w:numId w:val="17"/>
+        </w:numPr>
+        <w:spacing w:after="0" w:line="279" w:lineRule="auto"/>
+        <w:rPr>
+          <w:rFonts w:ascii="Aptos" w:eastAsia="Aptos" w:hAnsi="Aptos" w:cs="Aptos"/>
+          <w:color w:val="1F1F1F"/>
+        </w:rPr>
+      </w:pPr>
+      <w:proofErr w:type="spellStart"/>
+      <w:proofErr w:type="gramStart"/>
+      <w:r>
+        <w:rPr>
+          <w:rFonts w:ascii="Consolas" w:eastAsia="Consolas" w:hAnsi="Consolas" w:cs="Consolas"/>
+          <w:color w:val="1F1F1F"/>
+          <w:szCs w:val="22"/>
+          <w:lang w:val="en-GB"/>
+        </w:rPr>
+        <w:t>getSearchResultsUsing</w:t>
+      </w:r>
+      <w:proofErr w:type="spellEnd"/>
+      <w:proofErr w:type="gramEnd"/>
+      <w:r>
+        <w:rPr>
+          <w:rFonts w:ascii="Aptos" w:eastAsia="Aptos" w:hAnsi="Aptos" w:cs="Aptos"/>
+          <w:color w:val="1F1F1F"/>
+          <w:sz w:val="24"/>
+          <w:szCs w:val="24"/>
+          <w:lang w:val="en-GB"/>
+        </w:rPr>
+        <w:t xml:space="preserve"> handles the </w:t>
+      </w:r>
+      <w:r>
+        <w:rPr>
+          <w:rFonts w:ascii="Aptos" w:eastAsia="Aptos" w:hAnsi="Aptos" w:cs="Aptos"/>
+          <w:b/>
+          <w:bCs/>
+          <w:color w:val="1F1F1F"/>
+          <w:sz w:val="24"/>
+          <w:szCs w:val="24"/>
+          <w:lang w:val="en-GB"/>
+        </w:rPr>
+        <w:t>future</w:t>
+      </w:r>
+      <w:r>
+        <w:rPr>
+          <w:rFonts w:ascii="Aptos" w:eastAsia="Aptos" w:hAnsi="Aptos" w:cs="Aptos"/>
+          <w:color w:val="1F1F1F"/>
+          <w:sz w:val="24"/>
+          <w:szCs w:val="24"/>
+          <w:lang w:val="en-GB"/>
+        </w:rPr>
+        <w:t>: It fetches names matching what you type.</w:t>
+      </w:r>
+    </w:p>
+    <w:p>
+      <w:pPr>
+        <w:pStyle w:val="ListParagraph"/>
+        <w:numPr>
+          <w:ilvl w:val="0"/>
+          <w:numId w:val="17"/>
+        </w:numPr>
+        <w:spacing w:after="0" w:line="279" w:lineRule="auto"/>
+        <w:rPr>
+          <w:rFonts w:ascii="Aptos" w:eastAsia="Aptos" w:hAnsi="Aptos" w:cs="Aptos"/>
+          <w:color w:val="1F1F1F"/>
+        </w:rPr>
+      </w:pPr>
+      <w:proofErr w:type="spellStart"/>
+      <w:proofErr w:type="gramStart"/>
+      <w:r>
+        <w:rPr>
+          <w:rFonts w:ascii="Consolas" w:eastAsia="Consolas" w:hAnsi="Consolas" w:cs="Consolas"/>
+          <w:color w:val="1F1F1F"/>
+          <w:szCs w:val="22"/>
+          <w:lang w:val="en-GB"/>
+        </w:rPr>
+        <w:t>getOptionLabelUsing</w:t>
+      </w:r>
+      <w:proofErr w:type="spellEnd"/>
+      <w:proofErr w:type="gramEnd"/>
+      <w:r>
+        <w:rPr>
+          <w:rFonts w:ascii="Aptos" w:eastAsia="Aptos" w:hAnsi="Aptos" w:cs="Aptos"/>
+          <w:color w:val="1F1F1F"/>
+          <w:sz w:val="24"/>
+          <w:szCs w:val="24"/>
+          <w:lang w:val="en-GB"/>
+        </w:rPr>
+        <w:t xml:space="preserve"> handles the </w:t>
+      </w:r>
+      <w:r>
+        <w:rPr>
+          <w:rFonts w:ascii="Aptos" w:eastAsia="Aptos" w:hAnsi="Aptos" w:cs="Aptos"/>
+          <w:b/>
+          <w:bCs/>
+          <w:color w:val="1F1F1F"/>
+          <w:sz w:val="24"/>
+          <w:szCs w:val="24"/>
+          <w:lang w:val="en-GB"/>
+        </w:rPr>
+        <w:t>past</w:t>
+      </w:r>
+      <w:r>
+        <w:rPr>
+          <w:rFonts w:ascii="Aptos" w:eastAsia="Aptos" w:hAnsi="Aptos" w:cs="Aptos"/>
+          <w:color w:val="1F1F1F"/>
+          <w:sz w:val="24"/>
+          <w:szCs w:val="24"/>
+          <w:lang w:val="en-GB"/>
+        </w:rPr>
+        <w:t>: It looks up the name for the ID that was already saved before.</w:t>
+      </w:r>
+    </w:p>
+    <w:p>
+      <w:pPr>
+        <w:pStyle w:val="ListParagraph"/>
+        <w:numPr>
+          <w:ilvl w:val="0"/>
+          <w:numId w:val="17"/>
+        </w:numPr>
+        <w:spacing w:after="0" w:line="279" w:lineRule="auto"/>
+      </w:pPr>
+      <w:r>
+        <w:rPr>
+          <w:lang w:val="en-GB"/>
+        </w:rPr>
+        <w:t xml:space="preserve">Use </w:t>
+      </w:r>
+      <w:proofErr w:type="spellStart"/>
+      <w:proofErr w:type="gramStart"/>
+      <w:r>
+        <w:rPr>
+          <w:rFonts w:ascii="Consolas" w:eastAsia="Consolas" w:hAnsi="Consolas" w:cs="Consolas"/>
+          <w:lang w:val="en-GB"/>
+        </w:rPr>
+        <w:t>getOptionLabelUsing</w:t>
+      </w:r>
+      <w:proofErr w:type="spellEnd"/>
+      <w:r>
+        <w:rPr>
+          <w:rFonts w:ascii="Consolas" w:eastAsia="Consolas" w:hAnsi="Consolas" w:cs="Consolas"/>
+          <w:lang w:val="en-GB"/>
+        </w:rPr>
+        <w:t>(</w:t>
+      </w:r>
+      <w:proofErr w:type="gramEnd"/>
+      <w:r>
+        <w:rPr>
+          <w:rFonts w:ascii="Consolas" w:eastAsia="Consolas" w:hAnsi="Consolas" w:cs="Consolas"/>
+          <w:lang w:val="en-GB"/>
+        </w:rPr>
+        <w:t>)</w:t>
+      </w:r>
+      <w:r>
+        <w:rPr>
+          <w:lang w:val="en-GB"/>
+        </w:rPr>
+        <w:t xml:space="preserve"> (Singular) when the field accepts </w:t>
+      </w:r>
+      <w:r>
+        <w:rPr>
+          <w:b/>
+          <w:bCs/>
+          <w:lang w:val="en-GB"/>
+        </w:rPr>
+        <w:t>only one</w:t>
+      </w:r>
+      <w:r>
+        <w:rPr>
+          <w:lang w:val="en-GB"/>
+        </w:rPr>
+        <w:t xml:space="preserve"> item. It processes a single ID string/integer.</w:t>
+      </w:r>
+    </w:p>
+    <w:p>
+      <w:pPr>
+        <w:pStyle w:val="ListParagraph"/>
+        <w:numPr>
+          <w:ilvl w:val="0"/>
+          <w:numId w:val="17"/>
+        </w:numPr>
+        <w:spacing w:before="240" w:after="240" w:line="279" w:lineRule="auto"/>
+      </w:pPr>
+      <w:r>
+        <w:rPr>
+          <w:lang w:val="en-GB"/>
+        </w:rPr>
+        <w:t xml:space="preserve">Use </w:t>
+      </w:r>
+      <w:proofErr w:type="spellStart"/>
+      <w:proofErr w:type="gramStart"/>
+      <w:r>
+        <w:rPr>
+          <w:rFonts w:ascii="Consolas" w:eastAsia="Consolas" w:hAnsi="Consolas" w:cs="Consolas"/>
+          <w:lang w:val="en-GB"/>
+        </w:rPr>
+        <w:t>getOptionLabelsUsing</w:t>
+      </w:r>
+      <w:proofErr w:type="spellEnd"/>
+      <w:r>
+        <w:rPr>
+          <w:rFonts w:ascii="Consolas" w:eastAsia="Consolas" w:hAnsi="Consolas" w:cs="Consolas"/>
+          <w:lang w:val="en-GB"/>
+        </w:rPr>
+        <w:t>(</w:t>
+      </w:r>
+      <w:proofErr w:type="gramEnd"/>
+      <w:r>
+        <w:rPr>
+          <w:rFonts w:ascii="Consolas" w:eastAsia="Consolas" w:hAnsi="Consolas" w:cs="Consolas"/>
+          <w:lang w:val="en-GB"/>
+        </w:rPr>
+        <w:t>)</w:t>
+      </w:r>
+      <w:r>
+        <w:rPr>
+          <w:lang w:val="en-GB"/>
+        </w:rPr>
+        <w:t xml:space="preserve"> (Plural) when you use </w:t>
+      </w:r>
+      <w:r>
+        <w:rPr>
+          <w:rFonts w:ascii="Consolas" w:eastAsia="Consolas" w:hAnsi="Consolas" w:cs="Consolas"/>
+          <w:lang w:val="en-GB"/>
+        </w:rPr>
+        <w:t>-&gt;multiple()</w:t>
+      </w:r>
+      <w:r>
+        <w:rPr>
+          <w:rFonts w:ascii="Consolas" w:eastAsia="Consolas" w:hAnsi="Consolas" w:cs="Consolas"/>
+          <w:b/>
+          <w:bCs/>
+          <w:color w:val="FF0000"/>
+          <w:lang w:val="en-GB"/>
+        </w:rPr>
+        <w:t>Multi Select next heading</w:t>
+      </w:r>
+      <w:r>
+        <w:rPr>
+          <w:lang w:val="en-GB"/>
+        </w:rPr>
+        <w:t xml:space="preserve">. It processes an </w:t>
+      </w:r>
+      <w:r>
+        <w:rPr>
+          <w:b/>
+          <w:bCs/>
+          <w:lang w:val="en-GB"/>
+        </w:rPr>
+        <w:t>array of multiple IDs</w:t>
+      </w:r>
+      <w:r>
+        <w:rPr>
+          <w:lang w:val="en-GB"/>
+        </w:rPr>
+        <w:t xml:space="preserve"> using </w:t>
+      </w:r>
+      <w:proofErr w:type="spellStart"/>
+      <w:r>
+        <w:rPr>
+          <w:rFonts w:ascii="Consolas" w:eastAsia="Consolas" w:hAnsi="Consolas" w:cs="Consolas"/>
+          <w:lang w:val="en-GB"/>
+        </w:rPr>
+        <w:t>whereIn</w:t>
+      </w:r>
+      <w:proofErr w:type="spellEnd"/>
+      <w:r>
+        <w:rPr>
+          <w:lang w:val="en-GB"/>
+        </w:rPr>
+        <w:t xml:space="preserve"> to load all </w:t>
+      </w:r>
+      <w:proofErr w:type="gramStart"/>
+      <w:r>
+        <w:rPr>
+          <w:lang w:val="en-GB"/>
+        </w:rPr>
+        <w:t>your</w:t>
+      </w:r>
+      <w:proofErr w:type="gramEnd"/>
+      <w:r>
+        <w:rPr>
+          <w:lang w:val="en-GB"/>
+        </w:rPr>
+        <w:t xml:space="preserve"> saved tags at once.</w:t>
+      </w:r>
+    </w:p>
+    <w:p>
+      <w:pPr>
+        <w:pStyle w:val="ListParagraph"/>
+        <w:numPr>
+          <w:ilvl w:val="0"/>
+          <w:numId w:val="17"/>
+        </w:numPr>
+        <w:spacing w:after="0" w:line="279" w:lineRule="auto"/>
+        <w:rPr>
+          <w:rFonts w:ascii="Aptos" w:eastAsia="Aptos" w:hAnsi="Aptos" w:cs="Aptos"/>
+          <w:color w:val="1F1F1F"/>
+        </w:rPr>
+      </w:pPr>
+    </w:p>
+    <w:p>
+      <w:pPr>
+        <w:spacing w:after="0"/>
+      </w:pPr>
+      <w:r>
+        <w:rPr>
+          <w:rFonts w:ascii="Aptos" w:eastAsia="Aptos" w:hAnsi="Aptos" w:cs="Aptos"/>
+          <w:color w:val="1F1F1F"/>
+          <w:sz w:val="24"/>
+          <w:szCs w:val="24"/>
+          <w:lang w:val="en-GB"/>
+        </w:rPr>
+        <w:t xml:space="preserve">You </w:t>
+      </w:r>
+      <w:r>
+        <w:rPr>
+          <w:rFonts w:ascii="Aptos" w:eastAsia="Aptos" w:hAnsi="Aptos" w:cs="Aptos"/>
+          <w:b/>
+          <w:bCs/>
+          <w:color w:val="1F1F1F"/>
+          <w:sz w:val="24"/>
+          <w:szCs w:val="24"/>
+          <w:lang w:val="en-GB"/>
+        </w:rPr>
+        <w:t>must use both together</w:t>
+      </w:r>
+      <w:r>
+        <w:rPr>
+          <w:rFonts w:ascii="Aptos" w:eastAsia="Aptos" w:hAnsi="Aptos" w:cs="Aptos"/>
+          <w:color w:val="1F1F1F"/>
+          <w:sz w:val="24"/>
+          <w:szCs w:val="24"/>
+          <w:lang w:val="en-GB"/>
+        </w:rPr>
+        <w:t xml:space="preserve"> so that the dropdown works perfectly whether you are creating a brand new record or editing an existing one!</w:t>
+      </w:r>
+    </w:p>
+    <w:p>
+      <w:pPr>
+        <w:spacing w:after="0"/>
+        <w:rPr>
+          <w:rFonts w:ascii="Aptos" w:eastAsia="Aptos" w:hAnsi="Aptos" w:cs="Aptos"/>
+          <w:color w:val="1F1F1F"/>
+        </w:rPr>
+      </w:pPr>
+    </w:p>
+    <w:p>
+      <w:pPr>
+        <w:spacing w:after="0"/>
+        <w:rPr>
+          <w:rFonts w:ascii="Aptos" w:eastAsia="Aptos" w:hAnsi="Aptos" w:cs="Aptos"/>
+          <w:color w:val="1F1F1F"/>
+        </w:rPr>
+      </w:pPr>
+    </w:p>
+    <w:p>
+      <w:pPr>
+        <w:spacing w:after="0"/>
+        <w:rPr>
+          <w:rFonts w:ascii="Aptos" w:eastAsia="Aptos" w:hAnsi="Aptos" w:cs="Aptos"/>
+          <w:color w:val="1F1F1F"/>
+        </w:rPr>
+      </w:pPr>
+    </w:p>
+    <w:p>
+      <w:pPr>
+        <w:spacing w:after="0"/>
+        <w:rPr>
+          <w:rFonts w:ascii="Aptos" w:eastAsia="Aptos" w:hAnsi="Aptos" w:cs="Aptos"/>
+          <w:color w:val="1F1F1F"/>
+        </w:rPr>
+      </w:pPr>
+    </w:p>
+    <w:p>
+      <w:pPr>
+        <w:spacing w:after="0"/>
+      </w:pPr>
+      <w:r>
+        <w:rPr>
+          <w:rFonts w:ascii="Aptos" w:eastAsia="Aptos" w:hAnsi="Aptos" w:cs="Aptos"/>
+          <w:b/>
+          <w:bCs/>
+          <w:color w:val="FF0000"/>
+          <w:sz w:val="32"/>
+          <w:szCs w:val="32"/>
+          <w:u w:val="single"/>
+          <w:lang w:val="en-GB"/>
+        </w:rPr>
+        <w:t>Multi Select</w:t>
+      </w:r>
+      <w:proofErr w:type="gramStart"/>
+      <w:r>
+        <w:rPr>
+          <w:rFonts w:ascii="Aptos" w:eastAsia="Aptos" w:hAnsi="Aptos" w:cs="Aptos"/>
+          <w:b/>
+          <w:bCs/>
+          <w:color w:val="FF0000"/>
+          <w:sz w:val="32"/>
+          <w:szCs w:val="32"/>
+          <w:u w:val="single"/>
+          <w:lang w:val="en-GB"/>
+        </w:rPr>
+        <w:t>:</w:t>
+      </w:r>
+      <w:proofErr w:type="gramEnd"/>
+      <w:r>
+        <w:br/>
+      </w:r>
+      <w:r>
+        <w:br/>
+      </w:r>
+      <w:r>
+        <w:br/>
+      </w:r>
+      <w:r>
+        <w:rPr>
+          <w:rFonts w:ascii="Aptos" w:eastAsia="Aptos" w:hAnsi="Aptos" w:cs="Aptos"/>
+          <w:color w:val="1F1F1F"/>
+          <w:sz w:val="24"/>
+          <w:szCs w:val="24"/>
+          <w:lang w:val="en-GB"/>
+        </w:rPr>
+        <w:t xml:space="preserve">This documentation explains how to let users pick </w:t>
+      </w:r>
+      <w:r>
+        <w:rPr>
+          <w:rFonts w:ascii="Aptos" w:eastAsia="Aptos" w:hAnsi="Aptos" w:cs="Aptos"/>
+          <w:b/>
+          <w:bCs/>
+          <w:color w:val="1F1F1F"/>
+          <w:sz w:val="24"/>
+          <w:szCs w:val="24"/>
+          <w:lang w:val="en-GB"/>
+        </w:rPr>
+        <w:t>more than one option</w:t>
+      </w:r>
+      <w:r>
+        <w:rPr>
+          <w:rFonts w:ascii="Aptos" w:eastAsia="Aptos" w:hAnsi="Aptos" w:cs="Aptos"/>
+          <w:color w:val="1F1F1F"/>
+          <w:sz w:val="24"/>
+          <w:szCs w:val="24"/>
+          <w:lang w:val="en-GB"/>
+        </w:rPr>
+        <w:t xml:space="preserve"> from a single dropdown menu (like selecting multiple tags, skills, or technologies) and how to save that data correctly in your database.</w:t>
+      </w:r>
+    </w:p>
+    <w:p>
+      <w:pPr>
+        <w:spacing w:after="0"/>
+      </w:pPr>
+      <w:r>
+        <w:rPr>
+          <w:rFonts w:ascii="Aptos" w:eastAsia="Aptos" w:hAnsi="Aptos" w:cs="Aptos"/>
+          <w:color w:val="1F1F1F"/>
+          <w:sz w:val="24"/>
+          <w:szCs w:val="24"/>
+          <w:lang w:val="en-GB"/>
+        </w:rPr>
+        <w:t>Here is the simple breakdown of the three core concepts:</w:t>
+      </w:r>
+    </w:p>
+    <w:p>
+      <w:pPr>
+        <w:spacing w:after="0"/>
+        <w:rPr>
+          <w:rFonts w:ascii="Aptos" w:eastAsia="Aptos" w:hAnsi="Aptos" w:cs="Aptos"/>
+          <w:color w:val="1F1F1F"/>
+        </w:rPr>
+      </w:pPr>
+    </w:p>
+    <w:p>
+      <w:pPr>
+        <w:pStyle w:val="Heading3"/>
+        <w:spacing w:before="0"/>
+      </w:pPr>
+      <w:r>
+        <w:rPr>
+          <w:rFonts w:ascii="Aptos" w:eastAsia="Aptos" w:hAnsi="Aptos" w:cs="Aptos"/>
+          <w:b/>
+          <w:bCs/>
+          <w:color w:val="1F1F1F"/>
+        </w:rPr>
+        <w:t>1. Turning Multi-Select On (</w:t>
+      </w:r>
+      <w:r>
+        <w:rPr>
+          <w:rFonts w:ascii="Consolas" w:eastAsia="Consolas" w:hAnsi="Consolas" w:cs="Consolas"/>
+          <w:color w:val="1F1F1F"/>
+          <w:sz w:val="22"/>
+          <w:szCs w:val="22"/>
+        </w:rPr>
+        <w:t>-&gt;</w:t>
+      </w:r>
+      <w:proofErr w:type="gramStart"/>
+      <w:r>
+        <w:rPr>
+          <w:rFonts w:ascii="Consolas" w:eastAsia="Consolas" w:hAnsi="Consolas" w:cs="Consolas"/>
+          <w:color w:val="1F1F1F"/>
+          <w:sz w:val="22"/>
+          <w:szCs w:val="22"/>
+        </w:rPr>
+        <w:t>multiple(</w:t>
+      </w:r>
+      <w:proofErr w:type="gramEnd"/>
+      <w:r>
+        <w:rPr>
+          <w:rFonts w:ascii="Consolas" w:eastAsia="Consolas" w:hAnsi="Consolas" w:cs="Consolas"/>
+          <w:color w:val="1F1F1F"/>
+          <w:sz w:val="22"/>
+          <w:szCs w:val="22"/>
+        </w:rPr>
+        <w:t>)</w:t>
+      </w:r>
+      <w:r>
+        <w:rPr>
+          <w:rFonts w:ascii="Aptos" w:eastAsia="Aptos" w:hAnsi="Aptos" w:cs="Aptos"/>
+          <w:b/>
+          <w:bCs/>
+          <w:color w:val="1F1F1F"/>
+        </w:rPr>
+        <w:t>)</w:t>
+      </w:r>
+    </w:p>
+    <w:p>
+      <w:pPr>
+        <w:spacing w:after="0"/>
+      </w:pPr>
+      <w:r>
+        <w:rPr>
+          <w:rFonts w:ascii="Aptos" w:eastAsia="Aptos" w:hAnsi="Aptos" w:cs="Aptos"/>
+          <w:color w:val="1F1F1F"/>
+          <w:sz w:val="24"/>
+          <w:szCs w:val="24"/>
+          <w:lang w:val="en-GB"/>
+        </w:rPr>
+        <w:t xml:space="preserve">By default, a </w:t>
+      </w:r>
+      <w:r>
+        <w:rPr>
+          <w:rFonts w:ascii="Consolas" w:eastAsia="Consolas" w:hAnsi="Consolas" w:cs="Consolas"/>
+          <w:color w:val="1F1F1F"/>
+          <w:szCs w:val="22"/>
+          <w:lang w:val="en-GB"/>
+        </w:rPr>
+        <w:t>Select</w:t>
+      </w:r>
+      <w:r>
+        <w:rPr>
+          <w:rFonts w:ascii="Aptos" w:eastAsia="Aptos" w:hAnsi="Aptos" w:cs="Aptos"/>
+          <w:color w:val="1F1F1F"/>
+          <w:sz w:val="24"/>
+          <w:szCs w:val="24"/>
+          <w:lang w:val="en-GB"/>
+        </w:rPr>
+        <w:t xml:space="preserve"> dropdown only lets you pick one item. Adding </w:t>
+      </w:r>
+      <w:r>
+        <w:rPr>
+          <w:rFonts w:ascii="Consolas" w:eastAsia="Consolas" w:hAnsi="Consolas" w:cs="Consolas"/>
+          <w:color w:val="1F1F1F"/>
+          <w:szCs w:val="22"/>
+          <w:lang w:val="en-GB"/>
+        </w:rPr>
+        <w:t>-&gt;</w:t>
+      </w:r>
+      <w:proofErr w:type="gramStart"/>
+      <w:r>
+        <w:rPr>
+          <w:rFonts w:ascii="Consolas" w:eastAsia="Consolas" w:hAnsi="Consolas" w:cs="Consolas"/>
+          <w:color w:val="1F1F1F"/>
+          <w:szCs w:val="22"/>
+          <w:lang w:val="en-GB"/>
+        </w:rPr>
+        <w:t>multiple(</w:t>
+      </w:r>
+      <w:proofErr w:type="gramEnd"/>
+      <w:r>
+        <w:rPr>
+          <w:rFonts w:ascii="Consolas" w:eastAsia="Consolas" w:hAnsi="Consolas" w:cs="Consolas"/>
+          <w:color w:val="1F1F1F"/>
+          <w:szCs w:val="22"/>
+          <w:lang w:val="en-GB"/>
+        </w:rPr>
+        <w:t>)</w:t>
+      </w:r>
+      <w:r>
+        <w:rPr>
+          <w:rFonts w:ascii="Aptos" w:eastAsia="Aptos" w:hAnsi="Aptos" w:cs="Aptos"/>
+          <w:color w:val="1F1F1F"/>
+          <w:sz w:val="24"/>
+          <w:szCs w:val="24"/>
+          <w:lang w:val="en-GB"/>
+        </w:rPr>
+        <w:t xml:space="preserve"> transforms it into a tag-style input where users can select multiple items at once.</w:t>
+      </w:r>
+    </w:p>
+    <w:p>
+      <w:pPr>
+        <w:spacing w:after="0"/>
+      </w:pPr>
+      <w:r>
+        <w:rPr>
+          <w:rFonts w:ascii="Aptos" w:eastAsia="Aptos" w:hAnsi="Aptos" w:cs="Aptos"/>
+          <w:color w:val="1F1F1F"/>
+          <w:sz w:val="24"/>
+          <w:szCs w:val="24"/>
+          <w:lang w:val="en-GB"/>
+        </w:rPr>
+        <w:t>You can make this dynamic by passing a condition or a function inside the parentheses:</w:t>
+      </w:r>
+    </w:p>
+    <w:p>
+      <w:pPr>
+        <w:pStyle w:val="ListParagraph"/>
+        <w:numPr>
+          <w:ilvl w:val="0"/>
+          <w:numId w:val="16"/>
+        </w:numPr>
+        <w:spacing w:after="0" w:line="279" w:lineRule="auto"/>
+        <w:rPr>
+          <w:rFonts w:ascii="Aptos" w:eastAsia="Aptos" w:hAnsi="Aptos" w:cs="Aptos"/>
+          <w:color w:val="1F1F1F"/>
+        </w:rPr>
+      </w:pPr>
+      <w:r>
+        <w:rPr>
+          <w:rFonts w:ascii="Consolas" w:eastAsia="Consolas" w:hAnsi="Consolas" w:cs="Consolas"/>
+          <w:color w:val="1F1F1F"/>
+          <w:szCs w:val="22"/>
+          <w:lang w:val="en-GB"/>
+        </w:rPr>
+        <w:t>-&gt;</w:t>
+      </w:r>
+      <w:proofErr w:type="gramStart"/>
+      <w:r>
+        <w:rPr>
+          <w:rFonts w:ascii="Consolas" w:eastAsia="Consolas" w:hAnsi="Consolas" w:cs="Consolas"/>
+          <w:color w:val="1F1F1F"/>
+          <w:szCs w:val="22"/>
+          <w:lang w:val="en-GB"/>
+        </w:rPr>
+        <w:t>multiple(</w:t>
+      </w:r>
+      <w:proofErr w:type="gramEnd"/>
+      <w:r>
+        <w:rPr>
+          <w:rFonts w:ascii="Consolas" w:eastAsia="Consolas" w:hAnsi="Consolas" w:cs="Consolas"/>
+          <w:color w:val="1F1F1F"/>
+          <w:szCs w:val="22"/>
+          <w:lang w:val="en-GB"/>
+        </w:rPr>
+        <w:t>true)</w:t>
+      </w:r>
+      <w:r>
+        <w:rPr>
+          <w:rFonts w:ascii="Aptos" w:eastAsia="Aptos" w:hAnsi="Aptos" w:cs="Aptos"/>
+          <w:color w:val="1F1F1F"/>
+          <w:sz w:val="24"/>
+          <w:szCs w:val="24"/>
+          <w:lang w:val="en-GB"/>
+        </w:rPr>
+        <w:t>: Always allows selecting multiple items.</w:t>
+      </w:r>
+    </w:p>
+    <w:p>
+      <w:pPr>
+        <w:pStyle w:val="ListParagraph"/>
+        <w:numPr>
+          <w:ilvl w:val="0"/>
+          <w:numId w:val="16"/>
+        </w:numPr>
+        <w:spacing w:after="0" w:line="279" w:lineRule="auto"/>
+        <w:rPr>
+          <w:rFonts w:ascii="Aptos" w:eastAsia="Aptos" w:hAnsi="Aptos" w:cs="Aptos"/>
+          <w:color w:val="1F1F1F"/>
+        </w:rPr>
+      </w:pPr>
+      <w:r>
+        <w:rPr>
+          <w:rFonts w:ascii="Consolas" w:eastAsia="Consolas" w:hAnsi="Consolas" w:cs="Consolas"/>
+          <w:color w:val="1F1F1F"/>
+          <w:szCs w:val="22"/>
+          <w:lang w:val="en-GB"/>
+        </w:rPr>
+        <w:t>-&gt;</w:t>
+      </w:r>
+      <w:proofErr w:type="gramStart"/>
+      <w:r>
+        <w:rPr>
+          <w:rFonts w:ascii="Consolas" w:eastAsia="Consolas" w:hAnsi="Consolas" w:cs="Consolas"/>
+          <w:color w:val="1F1F1F"/>
+          <w:szCs w:val="22"/>
+          <w:lang w:val="en-GB"/>
+        </w:rPr>
+        <w:t>multiple(</w:t>
+      </w:r>
+      <w:proofErr w:type="gramEnd"/>
+      <w:r>
+        <w:rPr>
+          <w:rFonts w:ascii="Consolas" w:eastAsia="Consolas" w:hAnsi="Consolas" w:cs="Consolas"/>
+          <w:color w:val="1F1F1F"/>
+          <w:szCs w:val="22"/>
+          <w:lang w:val="en-GB"/>
+        </w:rPr>
+        <w:t>false)</w:t>
+      </w:r>
+      <w:r>
+        <w:rPr>
+          <w:rFonts w:ascii="Aptos" w:eastAsia="Aptos" w:hAnsi="Aptos" w:cs="Aptos"/>
+          <w:color w:val="1F1F1F"/>
+          <w:sz w:val="24"/>
+          <w:szCs w:val="24"/>
+          <w:lang w:val="en-GB"/>
+        </w:rPr>
+        <w:t>: Reverts back to a standard single-choice dropdown.</w:t>
+      </w:r>
+    </w:p>
+    <w:p>
+      <w:pPr>
+        <w:pStyle w:val="ListParagraph"/>
+        <w:numPr>
+          <w:ilvl w:val="0"/>
+          <w:numId w:val="16"/>
+        </w:numPr>
+        <w:spacing w:after="0" w:line="279" w:lineRule="auto"/>
+        <w:rPr>
+          <w:rFonts w:ascii="Aptos" w:eastAsia="Aptos" w:hAnsi="Aptos" w:cs="Aptos"/>
+          <w:color w:val="1F1F1F"/>
+        </w:rPr>
+      </w:pPr>
+      <w:r>
+        <w:rPr>
+          <w:rFonts w:ascii="Aptos" w:eastAsia="Aptos" w:hAnsi="Aptos" w:cs="Aptos"/>
+          <w:b/>
+          <w:bCs/>
+          <w:color w:val="1F1F1F"/>
+          <w:sz w:val="24"/>
+          <w:szCs w:val="24"/>
+          <w:lang w:val="en-GB"/>
+        </w:rPr>
+        <w:t>With a function:</w:t>
+      </w:r>
+      <w:r>
+        <w:rPr>
+          <w:rFonts w:ascii="Aptos" w:eastAsia="Aptos" w:hAnsi="Aptos" w:cs="Aptos"/>
+          <w:color w:val="1F1F1F"/>
+          <w:sz w:val="24"/>
+          <w:szCs w:val="24"/>
+          <w:lang w:val="en-GB"/>
+        </w:rPr>
+        <w:t xml:space="preserve"> You can inject utilities like </w:t>
+      </w:r>
+      <w:r>
+        <w:rPr>
+          <w:rFonts w:ascii="Consolas" w:eastAsia="Consolas" w:hAnsi="Consolas" w:cs="Consolas"/>
+          <w:color w:val="1F1F1F"/>
+          <w:szCs w:val="22"/>
+          <w:lang w:val="en-GB"/>
+        </w:rPr>
+        <w:t>callable $get</w:t>
+      </w:r>
+      <w:r>
+        <w:rPr>
+          <w:rFonts w:ascii="Aptos" w:eastAsia="Aptos" w:hAnsi="Aptos" w:cs="Aptos"/>
+          <w:color w:val="1F1F1F"/>
+          <w:sz w:val="24"/>
+          <w:szCs w:val="24"/>
+          <w:lang w:val="en-GB"/>
+        </w:rPr>
+        <w:t xml:space="preserve"> or </w:t>
+      </w:r>
+      <w:r>
+        <w:rPr>
+          <w:rFonts w:ascii="Consolas" w:eastAsia="Consolas" w:hAnsi="Consolas" w:cs="Consolas"/>
+          <w:color w:val="1F1F1F"/>
+          <w:szCs w:val="22"/>
+          <w:lang w:val="en-GB"/>
+        </w:rPr>
+        <w:t>string $operation</w:t>
+      </w:r>
+      <w:r>
+        <w:rPr>
+          <w:rFonts w:ascii="Aptos" w:eastAsia="Aptos" w:hAnsi="Aptos" w:cs="Aptos"/>
+          <w:color w:val="1F1F1F"/>
+          <w:sz w:val="24"/>
+          <w:szCs w:val="24"/>
+          <w:lang w:val="en-GB"/>
+        </w:rPr>
+        <w:t xml:space="preserve"> to make it turn on or off based on other form choices.</w:t>
+      </w:r>
+    </w:p>
+    <w:p>
+      <w:pPr>
+        <w:spacing w:after="0"/>
+        <w:rPr>
+          <w:rFonts w:ascii="Aptos" w:eastAsia="Aptos" w:hAnsi="Aptos" w:cs="Aptos"/>
+          <w:color w:val="1F1F1F"/>
+        </w:rPr>
+      </w:pPr>
+    </w:p>
+    <w:p>
+      <w:pPr>
+        <w:pStyle w:val="Heading3"/>
+        <w:spacing w:before="0"/>
+      </w:pPr>
+      <w:r>
+        <w:rPr>
+          <w:rFonts w:ascii="Aptos" w:eastAsia="Aptos" w:hAnsi="Aptos" w:cs="Aptos"/>
+          <w:b/>
+          <w:bCs/>
+          <w:color w:val="1F1F1F"/>
+        </w:rPr>
+        <w:t>2. The Database Problem (Why it saves as JSON)</w:t>
+      </w:r>
+    </w:p>
+    <w:p>
+      <w:pPr>
+        <w:spacing w:after="0"/>
+      </w:pPr>
+      <w:r>
+        <w:rPr>
+          <w:rFonts w:ascii="Aptos" w:eastAsia="Aptos" w:hAnsi="Aptos" w:cs="Aptos"/>
+          <w:color w:val="1F1F1F"/>
+          <w:sz w:val="24"/>
+          <w:szCs w:val="24"/>
+          <w:lang w:val="en-GB"/>
+        </w:rPr>
+        <w:t xml:space="preserve">When a user selects multiple items (e.g., </w:t>
+      </w:r>
+      <w:r>
+        <w:rPr>
+          <w:rFonts w:ascii="Aptos" w:eastAsia="Aptos" w:hAnsi="Aptos" w:cs="Aptos"/>
+          <w:i/>
+          <w:iCs/>
+          <w:color w:val="1F1F1F"/>
+          <w:sz w:val="24"/>
+          <w:szCs w:val="24"/>
+          <w:lang w:val="en-GB"/>
+        </w:rPr>
+        <w:t>Tailwind CSS</w:t>
+      </w:r>
+      <w:r>
+        <w:rPr>
+          <w:rFonts w:ascii="Aptos" w:eastAsia="Aptos" w:hAnsi="Aptos" w:cs="Aptos"/>
+          <w:color w:val="1F1F1F"/>
+          <w:sz w:val="24"/>
+          <w:szCs w:val="24"/>
+          <w:lang w:val="en-GB"/>
+        </w:rPr>
+        <w:t xml:space="preserve"> and </w:t>
+      </w:r>
+      <w:proofErr w:type="spellStart"/>
+      <w:r>
+        <w:rPr>
+          <w:rFonts w:ascii="Aptos" w:eastAsia="Aptos" w:hAnsi="Aptos" w:cs="Aptos"/>
+          <w:i/>
+          <w:iCs/>
+          <w:color w:val="1F1F1F"/>
+          <w:sz w:val="24"/>
+          <w:szCs w:val="24"/>
+          <w:lang w:val="en-GB"/>
+        </w:rPr>
+        <w:t>Laravel</w:t>
+      </w:r>
+      <w:proofErr w:type="spellEnd"/>
+      <w:r>
+        <w:rPr>
+          <w:rFonts w:ascii="Aptos" w:eastAsia="Aptos" w:hAnsi="Aptos" w:cs="Aptos"/>
+          <w:color w:val="1F1F1F"/>
+          <w:sz w:val="24"/>
+          <w:szCs w:val="24"/>
+          <w:lang w:val="en-GB"/>
+        </w:rPr>
+        <w:t xml:space="preserve">), Filament sends them to your backend as a PHP list: </w:t>
+      </w:r>
+      <w:r>
+        <w:rPr>
+          <w:rFonts w:ascii="Consolas" w:eastAsia="Consolas" w:hAnsi="Consolas" w:cs="Consolas"/>
+          <w:color w:val="1F1F1F"/>
+          <w:szCs w:val="22"/>
+          <w:lang w:val="en-GB"/>
+        </w:rPr>
+        <w:t>['tailwind', '</w:t>
+      </w:r>
+      <w:proofErr w:type="spellStart"/>
+      <w:r>
+        <w:rPr>
+          <w:rFonts w:ascii="Consolas" w:eastAsia="Consolas" w:hAnsi="Consolas" w:cs="Consolas"/>
+          <w:color w:val="1F1F1F"/>
+          <w:szCs w:val="22"/>
+          <w:lang w:val="en-GB"/>
+        </w:rPr>
+        <w:t>laravel</w:t>
+      </w:r>
+      <w:proofErr w:type="spellEnd"/>
+      <w:r>
+        <w:rPr>
+          <w:rFonts w:ascii="Consolas" w:eastAsia="Consolas" w:hAnsi="Consolas" w:cs="Consolas"/>
+          <w:color w:val="1F1F1F"/>
+          <w:szCs w:val="22"/>
+          <w:lang w:val="en-GB"/>
+        </w:rPr>
+        <w:t>']</w:t>
+      </w:r>
+      <w:r>
+        <w:rPr>
+          <w:rFonts w:ascii="Aptos" w:eastAsia="Aptos" w:hAnsi="Aptos" w:cs="Aptos"/>
+          <w:color w:val="1F1F1F"/>
+          <w:sz w:val="24"/>
+          <w:szCs w:val="24"/>
+          <w:lang w:val="en-GB"/>
+        </w:rPr>
+        <w:t>.</w:t>
+      </w:r>
+    </w:p>
+    <w:p>
+      <w:pPr>
+        <w:spacing w:after="0"/>
+      </w:pPr>
+      <w:r>
+        <w:rPr>
+          <w:rFonts w:ascii="Aptos" w:eastAsia="Aptos" w:hAnsi="Aptos" w:cs="Aptos"/>
+          <w:color w:val="1F1F1F"/>
+          <w:sz w:val="24"/>
+          <w:szCs w:val="24"/>
+          <w:lang w:val="en-GB"/>
+        </w:rPr>
+        <w:t xml:space="preserve">However, a standard database column can only hold a single string of text. It cannot natively store a clean PHP array structure. To solve this, Filament automatically converts your array into a text format called </w:t>
+      </w:r>
+      <w:r>
+        <w:rPr>
+          <w:rFonts w:ascii="Aptos" w:eastAsia="Aptos" w:hAnsi="Aptos" w:cs="Aptos"/>
+          <w:b/>
+          <w:bCs/>
+          <w:color w:val="1F1F1F"/>
+          <w:sz w:val="24"/>
+          <w:szCs w:val="24"/>
+          <w:lang w:val="en-GB"/>
+        </w:rPr>
+        <w:t>JSON</w:t>
+      </w:r>
+      <w:r>
+        <w:rPr>
+          <w:rFonts w:ascii="Aptos" w:eastAsia="Aptos" w:hAnsi="Aptos" w:cs="Aptos"/>
+          <w:color w:val="1F1F1F"/>
+          <w:sz w:val="24"/>
+          <w:szCs w:val="24"/>
+          <w:lang w:val="en-GB"/>
+        </w:rPr>
+        <w:t xml:space="preserve"> (which looks like this: </w:t>
+      </w:r>
+      <w:r>
+        <w:rPr>
+          <w:rFonts w:ascii="Consolas" w:eastAsia="Consolas" w:hAnsi="Consolas" w:cs="Consolas"/>
+          <w:color w:val="1F1F1F"/>
+          <w:szCs w:val="22"/>
+          <w:lang w:val="en-GB"/>
+        </w:rPr>
+        <w:t>["tailwind","</w:t>
+      </w:r>
+      <w:proofErr w:type="spellStart"/>
+      <w:r>
+        <w:rPr>
+          <w:rFonts w:ascii="Consolas" w:eastAsia="Consolas" w:hAnsi="Consolas" w:cs="Consolas"/>
+          <w:color w:val="1F1F1F"/>
+          <w:szCs w:val="22"/>
+          <w:lang w:val="en-GB"/>
+        </w:rPr>
+        <w:t>laravel</w:t>
+      </w:r>
+      <w:proofErr w:type="spellEnd"/>
+      <w:r>
+        <w:rPr>
+          <w:rFonts w:ascii="Consolas" w:eastAsia="Consolas" w:hAnsi="Consolas" w:cs="Consolas"/>
+          <w:color w:val="1F1F1F"/>
+          <w:szCs w:val="22"/>
+          <w:lang w:val="en-GB"/>
+        </w:rPr>
+        <w:t>"]</w:t>
+      </w:r>
+      <w:r>
+        <w:rPr>
+          <w:rFonts w:ascii="Aptos" w:eastAsia="Aptos" w:hAnsi="Aptos" w:cs="Aptos"/>
+          <w:color w:val="1F1F1F"/>
+          <w:sz w:val="24"/>
+          <w:szCs w:val="24"/>
+          <w:lang w:val="en-GB"/>
+        </w:rPr>
+        <w:t>) right before saving it to the database column.</w:t>
+      </w:r>
+    </w:p>
+    <w:p>
+      <w:pPr>
+        <w:spacing w:after="0"/>
+        <w:rPr>
+          <w:rFonts w:ascii="Aptos" w:eastAsia="Aptos" w:hAnsi="Aptos" w:cs="Aptos"/>
+          <w:color w:val="1F1F1F"/>
+        </w:rPr>
+      </w:pPr>
+    </w:p>
+    <w:p>
+      <w:pPr>
+        <w:pStyle w:val="Heading3"/>
+        <w:spacing w:before="0"/>
+      </w:pPr>
+      <w:r>
+        <w:rPr>
+          <w:rFonts w:ascii="Aptos" w:eastAsia="Aptos" w:hAnsi="Aptos" w:cs="Aptos"/>
+          <w:b/>
+          <w:bCs/>
+          <w:color w:val="1F1F1F"/>
+        </w:rPr>
+        <w:t>3. The Crucial Fix: Adding the Array Cast</w:t>
+      </w:r>
+    </w:p>
+    <w:p>
+      <w:pPr>
+        <w:spacing w:after="0"/>
+      </w:pPr>
+      <w:r>
+        <w:rPr>
+          <w:rFonts w:ascii="Aptos" w:eastAsia="Aptos" w:hAnsi="Aptos" w:cs="Aptos"/>
+          <w:color w:val="1F1F1F"/>
+          <w:sz w:val="24"/>
+          <w:szCs w:val="24"/>
+          <w:lang w:val="en-GB"/>
+        </w:rPr>
+        <w:t xml:space="preserve">Because the data is saved in the database as a flat JSON text string, </w:t>
+      </w:r>
+      <w:proofErr w:type="spellStart"/>
+      <w:r>
+        <w:rPr>
+          <w:rFonts w:ascii="Aptos" w:eastAsia="Aptos" w:hAnsi="Aptos" w:cs="Aptos"/>
+          <w:color w:val="1F1F1F"/>
+          <w:sz w:val="24"/>
+          <w:szCs w:val="24"/>
+          <w:lang w:val="en-GB"/>
+        </w:rPr>
+        <w:t>Laravel</w:t>
+      </w:r>
+      <w:proofErr w:type="spellEnd"/>
+      <w:r>
+        <w:rPr>
+          <w:rFonts w:ascii="Aptos" w:eastAsia="Aptos" w:hAnsi="Aptos" w:cs="Aptos"/>
+          <w:color w:val="1F1F1F"/>
+          <w:sz w:val="24"/>
+          <w:szCs w:val="24"/>
+          <w:lang w:val="en-GB"/>
+        </w:rPr>
+        <w:t xml:space="preserve"> needs a hint to understand how to read it when loading the page back up.</w:t>
+      </w:r>
+    </w:p>
+    <w:p>
+      <w:pPr>
+        <w:spacing w:after="0"/>
+      </w:pPr>
+      <w:r>
+        <w:rPr>
+          <w:rFonts w:ascii="Aptos" w:eastAsia="Aptos" w:hAnsi="Aptos" w:cs="Aptos"/>
+          <w:color w:val="1F1F1F"/>
+          <w:sz w:val="24"/>
+          <w:szCs w:val="24"/>
+          <w:lang w:val="en-GB"/>
+        </w:rPr>
+        <w:t xml:space="preserve">You </w:t>
+      </w:r>
+      <w:r>
+        <w:rPr>
+          <w:rFonts w:ascii="Aptos" w:eastAsia="Aptos" w:hAnsi="Aptos" w:cs="Aptos"/>
+          <w:b/>
+          <w:bCs/>
+          <w:color w:val="1F1F1F"/>
+          <w:sz w:val="24"/>
+          <w:szCs w:val="24"/>
+          <w:lang w:val="en-GB"/>
+        </w:rPr>
+        <w:t>must</w:t>
+      </w:r>
+      <w:r>
+        <w:rPr>
+          <w:rFonts w:ascii="Aptos" w:eastAsia="Aptos" w:hAnsi="Aptos" w:cs="Aptos"/>
+          <w:color w:val="1F1F1F"/>
+          <w:sz w:val="24"/>
+          <w:szCs w:val="24"/>
+          <w:lang w:val="en-GB"/>
+        </w:rPr>
+        <w:t xml:space="preserve"> go to your corresponding Eloquent Model file (e.g., </w:t>
+      </w:r>
+      <w:proofErr w:type="spellStart"/>
+      <w:r>
+        <w:rPr>
+          <w:rFonts w:ascii="Consolas" w:eastAsia="Consolas" w:hAnsi="Consolas" w:cs="Consolas"/>
+          <w:color w:val="1F1F1F"/>
+          <w:szCs w:val="22"/>
+          <w:lang w:val="en-GB"/>
+        </w:rPr>
+        <w:t>App.php</w:t>
+      </w:r>
+      <w:proofErr w:type="spellEnd"/>
+      <w:r>
+        <w:rPr>
+          <w:rFonts w:ascii="Aptos" w:eastAsia="Aptos" w:hAnsi="Aptos" w:cs="Aptos"/>
+          <w:color w:val="1F1F1F"/>
+          <w:sz w:val="24"/>
+          <w:szCs w:val="24"/>
+          <w:lang w:val="en-GB"/>
+        </w:rPr>
+        <w:t xml:space="preserve"> or </w:t>
+      </w:r>
+      <w:proofErr w:type="spellStart"/>
+      <w:r>
+        <w:rPr>
+          <w:rFonts w:ascii="Consolas" w:eastAsia="Consolas" w:hAnsi="Consolas" w:cs="Consolas"/>
+          <w:color w:val="1F1F1F"/>
+          <w:szCs w:val="22"/>
+          <w:lang w:val="en-GB"/>
+        </w:rPr>
+        <w:t>Patient.php</w:t>
+      </w:r>
+      <w:proofErr w:type="spellEnd"/>
+      <w:r>
+        <w:rPr>
+          <w:rFonts w:ascii="Aptos" w:eastAsia="Aptos" w:hAnsi="Aptos" w:cs="Aptos"/>
+          <w:color w:val="1F1F1F"/>
+          <w:sz w:val="24"/>
+          <w:szCs w:val="24"/>
+          <w:lang w:val="en-GB"/>
+        </w:rPr>
+        <w:t xml:space="preserve">) and add an </w:t>
+      </w:r>
+      <w:r>
+        <w:rPr>
+          <w:rFonts w:ascii="Aptos" w:eastAsia="Aptos" w:hAnsi="Aptos" w:cs="Aptos"/>
+          <w:b/>
+          <w:bCs/>
+          <w:color w:val="1F1F1F"/>
+          <w:sz w:val="24"/>
+          <w:szCs w:val="24"/>
+          <w:lang w:val="en-GB"/>
+        </w:rPr>
+        <w:t>array cast</w:t>
+      </w:r>
+      <w:r>
+        <w:rPr>
+          <w:rFonts w:ascii="Aptos" w:eastAsia="Aptos" w:hAnsi="Aptos" w:cs="Aptos"/>
+          <w:color w:val="1F1F1F"/>
+          <w:sz w:val="24"/>
+          <w:szCs w:val="24"/>
+          <w:lang w:val="en-GB"/>
+        </w:rPr>
+        <w:t>.</w:t>
+      </w:r>
+    </w:p>
+    <w:p>
+      <w:pPr>
+        <w:shd w:val="clear" w:color="auto" w:fill="141414"/>
+        <w:spacing w:after="0"/>
+        <w:ind w:left="-240" w:right="-240"/>
+      </w:pPr>
+      <w:r>
+        <w:rPr>
+          <w:rFonts w:ascii="Aptos" w:eastAsia="Aptos" w:hAnsi="Aptos" w:cs="Aptos"/>
+          <w:color w:val="FFFFFF" w:themeColor="background1"/>
+          <w:sz w:val="24"/>
+          <w:szCs w:val="24"/>
+          <w:lang w:val="en-GB"/>
+        </w:rPr>
+        <w:t>PHP</w:t>
+      </w:r>
+    </w:p>
+    <w:p>
+      <w:pPr>
+        <w:shd w:val="clear" w:color="auto" w:fill="141414"/>
+        <w:spacing w:after="0"/>
+        <w:ind w:left="-240" w:right="-240"/>
+        <w:rPr>
+          <w:rFonts w:ascii="Consolas" w:eastAsia="Consolas" w:hAnsi="Consolas" w:cs="Consolas"/>
+          <w:color w:val="FFFFFF" w:themeColor="background1"/>
+          <w:sz w:val="21"/>
+          <w:szCs w:val="21"/>
+        </w:rPr>
+      </w:pPr>
+      <w:proofErr w:type="gramStart"/>
+      <w:r>
+        <w:rPr>
+          <w:rFonts w:ascii="Consolas" w:eastAsia="Consolas" w:hAnsi="Consolas" w:cs="Consolas"/>
+          <w:color w:val="969DFF"/>
+          <w:sz w:val="21"/>
+          <w:szCs w:val="21"/>
+          <w:lang w:val="en-GB"/>
+        </w:rPr>
+        <w:t>protected</w:t>
+      </w:r>
+      <w:proofErr w:type="gramEnd"/>
+      <w:r>
+        <w:rPr>
+          <w:rFonts w:ascii="Consolas" w:eastAsia="Consolas" w:hAnsi="Consolas" w:cs="Consolas"/>
+          <w:color w:val="FFFFFF" w:themeColor="background1"/>
+          <w:sz w:val="21"/>
+          <w:szCs w:val="21"/>
+          <w:lang w:val="en-GB"/>
+        </w:rPr>
+        <w:t xml:space="preserve"> </w:t>
+      </w:r>
+      <w:r>
+        <w:rPr>
+          <w:rFonts w:ascii="Consolas" w:eastAsia="Consolas" w:hAnsi="Consolas" w:cs="Consolas"/>
+          <w:color w:val="969DFF"/>
+          <w:sz w:val="21"/>
+          <w:szCs w:val="21"/>
+          <w:lang w:val="en-GB"/>
+        </w:rPr>
+        <w:t>function</w:t>
+      </w:r>
+      <w:r>
+        <w:rPr>
+          <w:rFonts w:ascii="Consolas" w:eastAsia="Consolas" w:hAnsi="Consolas" w:cs="Consolas"/>
+          <w:color w:val="FFFFFF" w:themeColor="background1"/>
+          <w:sz w:val="21"/>
+          <w:szCs w:val="21"/>
+          <w:lang w:val="en-GB"/>
+        </w:rPr>
+        <w:t xml:space="preserve"> </w:t>
+      </w:r>
+      <w:r>
+        <w:rPr>
+          <w:rFonts w:ascii="Consolas" w:eastAsia="Consolas" w:hAnsi="Consolas" w:cs="Consolas"/>
+          <w:color w:val="FFDB0F"/>
+          <w:sz w:val="21"/>
+          <w:szCs w:val="21"/>
+          <w:lang w:val="en-GB"/>
+        </w:rPr>
+        <w:t>casts</w:t>
+      </w:r>
+      <w:r>
+        <w:rPr>
+          <w:rFonts w:ascii="Consolas" w:eastAsia="Consolas" w:hAnsi="Consolas" w:cs="Consolas"/>
+          <w:color w:val="FFFFFF" w:themeColor="background1"/>
+          <w:sz w:val="21"/>
+          <w:szCs w:val="21"/>
+          <w:lang w:val="en-GB"/>
+        </w:rPr>
+        <w:t xml:space="preserve">(): </w:t>
+      </w:r>
+      <w:r>
+        <w:rPr>
+          <w:rFonts w:ascii="Consolas" w:eastAsia="Consolas" w:hAnsi="Consolas" w:cs="Consolas"/>
+          <w:color w:val="FFDB0F"/>
+          <w:sz w:val="21"/>
+          <w:szCs w:val="21"/>
+          <w:lang w:val="en-GB"/>
+        </w:rPr>
+        <w:t>array</w:t>
+      </w:r>
+      <w:r>
+        <w:br/>
+      </w:r>
+      <w:r>
+        <w:rPr>
+          <w:rFonts w:ascii="Consolas" w:eastAsia="Consolas" w:hAnsi="Consolas" w:cs="Consolas"/>
+          <w:color w:val="FFFFFF" w:themeColor="background1"/>
+          <w:sz w:val="21"/>
+          <w:szCs w:val="21"/>
+          <w:lang w:val="en-GB"/>
+        </w:rPr>
+        <w:t>{</w:t>
+      </w:r>
+      <w:r>
+        <w:br/>
+      </w:r>
+      <w:r>
+        <w:rPr>
+          <w:rFonts w:ascii="Consolas" w:eastAsia="Consolas" w:hAnsi="Consolas" w:cs="Consolas"/>
+          <w:color w:val="FFFFFF" w:themeColor="background1"/>
+          <w:sz w:val="21"/>
+          <w:szCs w:val="21"/>
+          <w:lang w:val="en-GB"/>
+        </w:rPr>
+        <w:t xml:space="preserve">    </w:t>
+      </w:r>
+      <w:r>
+        <w:rPr>
+          <w:rFonts w:ascii="Consolas" w:eastAsia="Consolas" w:hAnsi="Consolas" w:cs="Consolas"/>
+          <w:color w:val="969DFF"/>
+          <w:sz w:val="21"/>
+          <w:szCs w:val="21"/>
+          <w:lang w:val="en-GB"/>
+        </w:rPr>
+        <w:t>return</w:t>
+      </w:r>
+      <w:r>
+        <w:rPr>
+          <w:rFonts w:ascii="Consolas" w:eastAsia="Consolas" w:hAnsi="Consolas" w:cs="Consolas"/>
+          <w:color w:val="FFFFFF" w:themeColor="background1"/>
+          <w:sz w:val="21"/>
+          <w:szCs w:val="21"/>
+          <w:lang w:val="en-GB"/>
+        </w:rPr>
+        <w:t xml:space="preserve"> [</w:t>
+      </w:r>
+      <w:r>
+        <w:br/>
+      </w:r>
+      <w:r>
+        <w:rPr>
+          <w:rFonts w:ascii="Consolas" w:eastAsia="Consolas" w:hAnsi="Consolas" w:cs="Consolas"/>
+          <w:color w:val="FFFFFF" w:themeColor="background1"/>
+          <w:sz w:val="21"/>
+          <w:szCs w:val="21"/>
+          <w:lang w:val="en-GB"/>
+        </w:rPr>
+        <w:t xml:space="preserve">        </w:t>
+      </w:r>
+      <w:r>
+        <w:rPr>
+          <w:rFonts w:ascii="Consolas" w:eastAsia="Consolas" w:hAnsi="Consolas" w:cs="Consolas"/>
+          <w:color w:val="808080" w:themeColor="background1" w:themeShade="80"/>
+          <w:sz w:val="21"/>
+          <w:szCs w:val="21"/>
+          <w:lang w:val="en-GB"/>
+        </w:rPr>
+        <w:t xml:space="preserve">// Tells </w:t>
+      </w:r>
+      <w:proofErr w:type="spellStart"/>
+      <w:r>
+        <w:rPr>
+          <w:rFonts w:ascii="Consolas" w:eastAsia="Consolas" w:hAnsi="Consolas" w:cs="Consolas"/>
+          <w:color w:val="808080" w:themeColor="background1" w:themeShade="80"/>
+          <w:sz w:val="21"/>
+          <w:szCs w:val="21"/>
+          <w:lang w:val="en-GB"/>
+        </w:rPr>
+        <w:t>Laravel</w:t>
+      </w:r>
+      <w:proofErr w:type="spellEnd"/>
+      <w:r>
+        <w:rPr>
+          <w:rFonts w:ascii="Consolas" w:eastAsia="Consolas" w:hAnsi="Consolas" w:cs="Consolas"/>
+          <w:color w:val="808080" w:themeColor="background1" w:themeShade="80"/>
+          <w:sz w:val="21"/>
+          <w:szCs w:val="21"/>
+          <w:lang w:val="en-GB"/>
+        </w:rPr>
+        <w:t>: "Convert this column from JSON text back into a clean PHP array automatically!"</w:t>
+      </w:r>
+      <w:r>
+        <w:br/>
+      </w:r>
+      <w:r>
+        <w:rPr>
+          <w:rFonts w:ascii="Consolas" w:eastAsia="Consolas" w:hAnsi="Consolas" w:cs="Consolas"/>
+          <w:color w:val="FFFFFF" w:themeColor="background1"/>
+          <w:sz w:val="21"/>
+          <w:szCs w:val="21"/>
+          <w:lang w:val="en-GB"/>
+        </w:rPr>
+        <w:t xml:space="preserve">        </w:t>
+      </w:r>
+      <w:r>
+        <w:rPr>
+          <w:rFonts w:ascii="Consolas" w:eastAsia="Consolas" w:hAnsi="Consolas" w:cs="Consolas"/>
+          <w:color w:val="60D673"/>
+          <w:sz w:val="21"/>
+          <w:szCs w:val="21"/>
+          <w:lang w:val="en-GB"/>
+        </w:rPr>
+        <w:t>'technologies'</w:t>
+      </w:r>
+      <w:r>
+        <w:rPr>
+          <w:rFonts w:ascii="Consolas" w:eastAsia="Consolas" w:hAnsi="Consolas" w:cs="Consolas"/>
+          <w:color w:val="FFFFFF" w:themeColor="background1"/>
+          <w:sz w:val="21"/>
+          <w:szCs w:val="21"/>
+          <w:lang w:val="en-GB"/>
+        </w:rPr>
+        <w:t xml:space="preserve"> =&gt; </w:t>
+      </w:r>
+      <w:r>
+        <w:rPr>
+          <w:rFonts w:ascii="Consolas" w:eastAsia="Consolas" w:hAnsi="Consolas" w:cs="Consolas"/>
+          <w:color w:val="60D673"/>
+          <w:sz w:val="21"/>
+          <w:szCs w:val="21"/>
+          <w:lang w:val="en-GB"/>
+        </w:rPr>
+        <w:t>'array'</w:t>
+      </w:r>
+      <w:r>
+        <w:rPr>
+          <w:rFonts w:ascii="Consolas" w:eastAsia="Consolas" w:hAnsi="Consolas" w:cs="Consolas"/>
+          <w:color w:val="FFFFFF" w:themeColor="background1"/>
+          <w:sz w:val="21"/>
+          <w:szCs w:val="21"/>
+          <w:lang w:val="en-GB"/>
+        </w:rPr>
+        <w:t xml:space="preserve">, </w:t>
+      </w:r>
+      <w:r>
+        <w:br/>
+      </w:r>
+      <w:r>
+        <w:rPr>
+          <w:rFonts w:ascii="Consolas" w:eastAsia="Consolas" w:hAnsi="Consolas" w:cs="Consolas"/>
+          <w:color w:val="FFFFFF" w:themeColor="background1"/>
+          <w:sz w:val="21"/>
+          <w:szCs w:val="21"/>
+          <w:lang w:val="en-GB"/>
+        </w:rPr>
+        <w:t xml:space="preserve">    ];</w:t>
+      </w:r>
+      <w:r>
+        <w:br/>
+      </w:r>
+      <w:r>
+        <w:rPr>
+          <w:rFonts w:ascii="Consolas" w:eastAsia="Consolas" w:hAnsi="Consolas" w:cs="Consolas"/>
+          <w:color w:val="FFFFFF" w:themeColor="background1"/>
+          <w:sz w:val="21"/>
+          <w:szCs w:val="21"/>
+          <w:lang w:val="en-GB"/>
+        </w:rPr>
+        <w:lastRenderedPageBreak/>
+        <w:t>}</w:t>
+      </w:r>
+      <w:r>
+        <w:br/>
+      </w:r>
+    </w:p>
+    <w:p>
+      <w:pPr>
+        <w:pStyle w:val="Heading3"/>
+        <w:spacing w:before="0"/>
+      </w:pPr>
+      <w:r>
+        <w:rPr>
+          <w:rFonts w:ascii="Aptos" w:eastAsia="Aptos" w:hAnsi="Aptos" w:cs="Aptos"/>
+          <w:b/>
+          <w:bCs/>
+          <w:color w:val="1F1F1F"/>
+        </w:rPr>
+        <w:t>In Short:</w:t>
+      </w:r>
+    </w:p>
+    <w:p>
+      <w:pPr>
+        <w:pStyle w:val="ListParagraph"/>
+        <w:numPr>
+          <w:ilvl w:val="0"/>
+          <w:numId w:val="15"/>
+        </w:numPr>
+        <w:spacing w:after="0" w:line="279" w:lineRule="auto"/>
+        <w:rPr>
+          <w:rFonts w:ascii="Aptos" w:eastAsia="Aptos" w:hAnsi="Aptos" w:cs="Aptos"/>
+          <w:color w:val="1F1F1F"/>
+        </w:rPr>
+      </w:pPr>
+      <w:r>
+        <w:rPr>
+          <w:rFonts w:ascii="Aptos" w:eastAsia="Aptos" w:hAnsi="Aptos" w:cs="Aptos"/>
+          <w:b/>
+          <w:bCs/>
+          <w:color w:val="1F1F1F"/>
+          <w:sz w:val="24"/>
+          <w:szCs w:val="24"/>
+          <w:lang w:val="en-GB"/>
+        </w:rPr>
+        <w:t>In the Form:</w:t>
+      </w:r>
+      <w:r>
+        <w:rPr>
+          <w:rFonts w:ascii="Aptos" w:eastAsia="Aptos" w:hAnsi="Aptos" w:cs="Aptos"/>
+          <w:color w:val="1F1F1F"/>
+          <w:sz w:val="24"/>
+          <w:szCs w:val="24"/>
+          <w:lang w:val="en-GB"/>
+        </w:rPr>
+        <w:t xml:space="preserve"> Use </w:t>
+      </w:r>
+      <w:r>
+        <w:rPr>
+          <w:rFonts w:ascii="Consolas" w:eastAsia="Consolas" w:hAnsi="Consolas" w:cs="Consolas"/>
+          <w:color w:val="1F1F1F"/>
+          <w:szCs w:val="22"/>
+          <w:lang w:val="en-GB"/>
+        </w:rPr>
+        <w:t>-&gt;</w:t>
+      </w:r>
+      <w:proofErr w:type="gramStart"/>
+      <w:r>
+        <w:rPr>
+          <w:rFonts w:ascii="Consolas" w:eastAsia="Consolas" w:hAnsi="Consolas" w:cs="Consolas"/>
+          <w:color w:val="1F1F1F"/>
+          <w:szCs w:val="22"/>
+          <w:lang w:val="en-GB"/>
+        </w:rPr>
+        <w:t>multiple(</w:t>
+      </w:r>
+      <w:proofErr w:type="gramEnd"/>
+      <w:r>
+        <w:rPr>
+          <w:rFonts w:ascii="Consolas" w:eastAsia="Consolas" w:hAnsi="Consolas" w:cs="Consolas"/>
+          <w:color w:val="1F1F1F"/>
+          <w:szCs w:val="22"/>
+          <w:lang w:val="en-GB"/>
+        </w:rPr>
+        <w:t>)</w:t>
+      </w:r>
+      <w:r>
+        <w:rPr>
+          <w:rFonts w:ascii="Aptos" w:eastAsia="Aptos" w:hAnsi="Aptos" w:cs="Aptos"/>
+          <w:color w:val="1F1F1F"/>
+          <w:sz w:val="24"/>
+          <w:szCs w:val="24"/>
+          <w:lang w:val="en-GB"/>
+        </w:rPr>
+        <w:t xml:space="preserve"> to let users pick multiple items.</w:t>
+      </w:r>
+    </w:p>
+    <w:p>
+      <w:pPr>
+        <w:pStyle w:val="ListParagraph"/>
+        <w:numPr>
+          <w:ilvl w:val="0"/>
+          <w:numId w:val="15"/>
+        </w:numPr>
+        <w:spacing w:after="0" w:line="279" w:lineRule="auto"/>
+        <w:rPr>
+          <w:rFonts w:ascii="Aptos" w:eastAsia="Aptos" w:hAnsi="Aptos" w:cs="Aptos"/>
+          <w:color w:val="1F1F1F"/>
+        </w:rPr>
+      </w:pPr>
+      <w:r>
+        <w:rPr>
+          <w:rFonts w:ascii="Aptos" w:eastAsia="Aptos" w:hAnsi="Aptos" w:cs="Aptos"/>
+          <w:b/>
+          <w:bCs/>
+          <w:color w:val="1F1F1F"/>
+          <w:sz w:val="24"/>
+          <w:szCs w:val="24"/>
+          <w:lang w:val="en-GB"/>
+        </w:rPr>
+        <w:t>In the Model:</w:t>
+      </w:r>
+      <w:r>
+        <w:rPr>
+          <w:rFonts w:ascii="Aptos" w:eastAsia="Aptos" w:hAnsi="Aptos" w:cs="Aptos"/>
+          <w:color w:val="1F1F1F"/>
+          <w:sz w:val="24"/>
+          <w:szCs w:val="24"/>
+          <w:lang w:val="en-GB"/>
+        </w:rPr>
+        <w:t xml:space="preserve"> Add </w:t>
+      </w:r>
+      <w:r>
+        <w:rPr>
+          <w:rFonts w:ascii="Consolas" w:eastAsia="Consolas" w:hAnsi="Consolas" w:cs="Consolas"/>
+          <w:color w:val="1F1F1F"/>
+          <w:szCs w:val="22"/>
+          <w:lang w:val="en-GB"/>
+        </w:rPr>
+        <w:t>'</w:t>
+      </w:r>
+      <w:proofErr w:type="spellStart"/>
+      <w:r>
+        <w:rPr>
+          <w:rFonts w:ascii="Consolas" w:eastAsia="Consolas" w:hAnsi="Consolas" w:cs="Consolas"/>
+          <w:color w:val="1F1F1F"/>
+          <w:szCs w:val="22"/>
+          <w:lang w:val="en-GB"/>
+        </w:rPr>
+        <w:t>column_name</w:t>
+      </w:r>
+      <w:proofErr w:type="spellEnd"/>
+      <w:r>
+        <w:rPr>
+          <w:rFonts w:ascii="Consolas" w:eastAsia="Consolas" w:hAnsi="Consolas" w:cs="Consolas"/>
+          <w:color w:val="1F1F1F"/>
+          <w:szCs w:val="22"/>
+          <w:lang w:val="en-GB"/>
+        </w:rPr>
+        <w:t>' =&gt; 'array'</w:t>
+      </w:r>
+      <w:r>
+        <w:rPr>
+          <w:rFonts w:ascii="Aptos" w:eastAsia="Aptos" w:hAnsi="Aptos" w:cs="Aptos"/>
+          <w:color w:val="1F1F1F"/>
+          <w:sz w:val="24"/>
+          <w:szCs w:val="24"/>
+          <w:lang w:val="en-GB"/>
+        </w:rPr>
+        <w:t xml:space="preserve"> to the </w:t>
+      </w:r>
+      <w:r>
+        <w:rPr>
+          <w:rFonts w:ascii="Consolas" w:eastAsia="Consolas" w:hAnsi="Consolas" w:cs="Consolas"/>
+          <w:color w:val="1F1F1F"/>
+          <w:szCs w:val="22"/>
+          <w:lang w:val="en-GB"/>
+        </w:rPr>
+        <w:t>$casts</w:t>
+      </w:r>
+      <w:r>
+        <w:rPr>
+          <w:rFonts w:ascii="Aptos" w:eastAsia="Aptos" w:hAnsi="Aptos" w:cs="Aptos"/>
+          <w:color w:val="1F1F1F"/>
+          <w:sz w:val="24"/>
+          <w:szCs w:val="24"/>
+          <w:lang w:val="en-GB"/>
+        </w:rPr>
+        <w:t xml:space="preserve"> property so </w:t>
+      </w:r>
+      <w:proofErr w:type="spellStart"/>
+      <w:r>
+        <w:rPr>
+          <w:rFonts w:ascii="Aptos" w:eastAsia="Aptos" w:hAnsi="Aptos" w:cs="Aptos"/>
+          <w:color w:val="1F1F1F"/>
+          <w:sz w:val="24"/>
+          <w:szCs w:val="24"/>
+          <w:lang w:val="en-GB"/>
+        </w:rPr>
+        <w:t>Laravel</w:t>
+      </w:r>
+      <w:proofErr w:type="spellEnd"/>
+      <w:r>
+        <w:rPr>
+          <w:rFonts w:ascii="Aptos" w:eastAsia="Aptos" w:hAnsi="Aptos" w:cs="Aptos"/>
+          <w:color w:val="1F1F1F"/>
+          <w:sz w:val="24"/>
+          <w:szCs w:val="24"/>
+          <w:lang w:val="en-GB"/>
+        </w:rPr>
+        <w:t xml:space="preserve"> handles the data conversion behind the scenes without crashing!</w:t>
+      </w:r>
+    </w:p>
+    <w:p>
+      <w:pPr>
+        <w:spacing w:after="0"/>
+        <w:rPr>
+          <w:rFonts w:ascii="Aptos" w:eastAsia="Aptos" w:hAnsi="Aptos" w:cs="Aptos"/>
+          <w:color w:val="1F1F1F"/>
+        </w:rPr>
+      </w:pPr>
+    </w:p>
+    <w:p>
+      <w:pPr>
+        <w:spacing w:after="0"/>
+        <w:rPr>
+          <w:rFonts w:ascii="Aptos" w:eastAsia="Aptos" w:hAnsi="Aptos" w:cs="Aptos"/>
+          <w:color w:val="1F1F1F"/>
+        </w:rPr>
+      </w:pPr>
+    </w:p>
+    <w:p>
+      <w:pPr>
+        <w:spacing w:after="0"/>
+        <w:rPr>
+          <w:rFonts w:ascii="Aptos" w:eastAsia="Aptos" w:hAnsi="Aptos" w:cs="Aptos"/>
+          <w:color w:val="1F1F1F"/>
+        </w:rPr>
+      </w:pPr>
+    </w:p>
+    <w:p>
+      <w:pPr>
+        <w:spacing w:after="0"/>
+        <w:rPr>
+          <w:rFonts w:ascii="Aptos" w:eastAsia="Aptos" w:hAnsi="Aptos" w:cs="Aptos"/>
+          <w:b/>
+          <w:bCs/>
+          <w:color w:val="709FDB" w:themeColor="text2" w:themeTint="80"/>
+        </w:rPr>
+      </w:pPr>
+      <w:proofErr w:type="gramStart"/>
+      <w:r>
+        <w:rPr>
+          <w:rFonts w:ascii="Aptos" w:eastAsia="Aptos" w:hAnsi="Aptos" w:cs="Aptos"/>
+          <w:b/>
+          <w:bCs/>
+          <w:color w:val="709FDB" w:themeColor="text2" w:themeTint="80"/>
+          <w:sz w:val="24"/>
+          <w:szCs w:val="24"/>
+          <w:lang w:val="en-GB"/>
+        </w:rPr>
+        <w:t>use</w:t>
+      </w:r>
+      <w:proofErr w:type="gramEnd"/>
+      <w:r>
+        <w:rPr>
+          <w:rFonts w:ascii="Aptos" w:eastAsia="Aptos" w:hAnsi="Aptos" w:cs="Aptos"/>
+          <w:b/>
+          <w:bCs/>
+          <w:color w:val="709FDB" w:themeColor="text2" w:themeTint="80"/>
+          <w:sz w:val="24"/>
+          <w:szCs w:val="24"/>
+          <w:lang w:val="en-GB"/>
+        </w:rPr>
+        <w:t xml:space="preserve"> Filament\Forms\Components\Select;</w:t>
+      </w:r>
+    </w:p>
+    <w:p>
+      <w:pPr>
+        <w:spacing w:after="0"/>
+        <w:rPr>
+          <w:rFonts w:ascii="Aptos" w:eastAsia="Aptos" w:hAnsi="Aptos" w:cs="Aptos"/>
+          <w:b/>
+          <w:bCs/>
+          <w:color w:val="709FDB" w:themeColor="text2" w:themeTint="80"/>
+        </w:rPr>
+      </w:pPr>
+      <w:r>
+        <w:rPr>
+          <w:rFonts w:ascii="Aptos" w:eastAsia="Aptos" w:hAnsi="Aptos" w:cs="Aptos"/>
+          <w:b/>
+          <w:bCs/>
+          <w:color w:val="709FDB" w:themeColor="text2" w:themeTint="80"/>
+          <w:sz w:val="24"/>
+          <w:szCs w:val="24"/>
+          <w:lang w:val="en-GB"/>
+        </w:rPr>
+        <w:t xml:space="preserve"> </w:t>
+      </w:r>
+    </w:p>
+    <w:p>
+      <w:pPr>
+        <w:spacing w:after="0"/>
+        <w:rPr>
+          <w:rFonts w:ascii="Aptos" w:eastAsia="Aptos" w:hAnsi="Aptos" w:cs="Aptos"/>
+          <w:b/>
+          <w:bCs/>
+          <w:color w:val="709FDB" w:themeColor="text2" w:themeTint="80"/>
+        </w:rPr>
+      </w:pPr>
+      <w:r>
+        <w:rPr>
+          <w:rFonts w:ascii="Aptos" w:eastAsia="Aptos" w:hAnsi="Aptos" w:cs="Aptos"/>
+          <w:b/>
+          <w:bCs/>
+          <w:color w:val="709FDB" w:themeColor="text2" w:themeTint="80"/>
+          <w:sz w:val="24"/>
+          <w:szCs w:val="24"/>
+          <w:lang w:val="en-GB"/>
+        </w:rPr>
+        <w:t>Select::</w:t>
+      </w:r>
+      <w:proofErr w:type="gramStart"/>
+      <w:r>
+        <w:rPr>
+          <w:rFonts w:ascii="Aptos" w:eastAsia="Aptos" w:hAnsi="Aptos" w:cs="Aptos"/>
+          <w:b/>
+          <w:bCs/>
+          <w:color w:val="709FDB" w:themeColor="text2" w:themeTint="80"/>
+          <w:sz w:val="24"/>
+          <w:szCs w:val="24"/>
+          <w:lang w:val="en-GB"/>
+        </w:rPr>
+        <w:t>make(</w:t>
+      </w:r>
+      <w:proofErr w:type="gramEnd"/>
+      <w:r>
+        <w:rPr>
+          <w:rFonts w:ascii="Aptos" w:eastAsia="Aptos" w:hAnsi="Aptos" w:cs="Aptos"/>
+          <w:b/>
+          <w:bCs/>
+          <w:color w:val="709FDB" w:themeColor="text2" w:themeTint="80"/>
+          <w:sz w:val="24"/>
+          <w:szCs w:val="24"/>
+          <w:lang w:val="en-GB"/>
+        </w:rPr>
+        <w:t>'technologies')</w:t>
+      </w:r>
+    </w:p>
+    <w:p>
+      <w:pPr>
+        <w:spacing w:after="0"/>
+        <w:rPr>
+          <w:rFonts w:ascii="Aptos" w:eastAsia="Aptos" w:hAnsi="Aptos" w:cs="Aptos"/>
+          <w:b/>
+          <w:bCs/>
+          <w:color w:val="709FDB" w:themeColor="text2" w:themeTint="80"/>
+        </w:rPr>
+      </w:pPr>
+      <w:r>
+        <w:rPr>
+          <w:rFonts w:ascii="Aptos" w:eastAsia="Aptos" w:hAnsi="Aptos" w:cs="Aptos"/>
+          <w:b/>
+          <w:bCs/>
+          <w:color w:val="709FDB" w:themeColor="text2" w:themeTint="80"/>
+          <w:sz w:val="24"/>
+          <w:szCs w:val="24"/>
+          <w:lang w:val="en-GB"/>
+        </w:rPr>
+        <w:t xml:space="preserve">    -&gt;</w:t>
+      </w:r>
+      <w:proofErr w:type="gramStart"/>
+      <w:r>
+        <w:rPr>
+          <w:rFonts w:ascii="Aptos" w:eastAsia="Aptos" w:hAnsi="Aptos" w:cs="Aptos"/>
+          <w:b/>
+          <w:bCs/>
+          <w:color w:val="709FDB" w:themeColor="text2" w:themeTint="80"/>
+          <w:sz w:val="24"/>
+          <w:szCs w:val="24"/>
+          <w:lang w:val="en-GB"/>
+        </w:rPr>
+        <w:t>multiple(</w:t>
+      </w:r>
+      <w:proofErr w:type="spellStart"/>
+      <w:proofErr w:type="gramEnd"/>
+      <w:r>
+        <w:rPr>
+          <w:rFonts w:ascii="Aptos" w:eastAsia="Aptos" w:hAnsi="Aptos" w:cs="Aptos"/>
+          <w:b/>
+          <w:bCs/>
+          <w:color w:val="709FDB" w:themeColor="text2" w:themeTint="80"/>
+          <w:sz w:val="24"/>
+          <w:szCs w:val="24"/>
+          <w:lang w:val="en-GB"/>
+        </w:rPr>
+        <w:t>FeatureFlag</w:t>
+      </w:r>
+      <w:proofErr w:type="spellEnd"/>
+      <w:r>
+        <w:rPr>
+          <w:rFonts w:ascii="Aptos" w:eastAsia="Aptos" w:hAnsi="Aptos" w:cs="Aptos"/>
+          <w:b/>
+          <w:bCs/>
+          <w:color w:val="709FDB" w:themeColor="text2" w:themeTint="80"/>
+          <w:sz w:val="24"/>
+          <w:szCs w:val="24"/>
+          <w:lang w:val="en-GB"/>
+        </w:rPr>
+        <w:t>::active())</w:t>
+      </w:r>
+    </w:p>
+    <w:p>
+      <w:pPr>
+        <w:spacing w:after="0"/>
+        <w:rPr>
+          <w:rFonts w:ascii="Aptos" w:eastAsia="Aptos" w:hAnsi="Aptos" w:cs="Aptos"/>
+          <w:b/>
+          <w:bCs/>
+          <w:color w:val="709FDB" w:themeColor="text2" w:themeTint="80"/>
+        </w:rPr>
+      </w:pPr>
+      <w:r>
+        <w:rPr>
+          <w:rFonts w:ascii="Aptos" w:eastAsia="Aptos" w:hAnsi="Aptos" w:cs="Aptos"/>
+          <w:b/>
+          <w:bCs/>
+          <w:color w:val="709FDB" w:themeColor="text2" w:themeTint="80"/>
+          <w:sz w:val="24"/>
+          <w:szCs w:val="24"/>
+          <w:lang w:val="en-GB"/>
+        </w:rPr>
+        <w:t xml:space="preserve">    -&gt;</w:t>
+      </w:r>
+      <w:proofErr w:type="gramStart"/>
+      <w:r>
+        <w:rPr>
+          <w:rFonts w:ascii="Aptos" w:eastAsia="Aptos" w:hAnsi="Aptos" w:cs="Aptos"/>
+          <w:b/>
+          <w:bCs/>
+          <w:color w:val="709FDB" w:themeColor="text2" w:themeTint="80"/>
+          <w:sz w:val="24"/>
+          <w:szCs w:val="24"/>
+          <w:lang w:val="en-GB"/>
+        </w:rPr>
+        <w:t>options([</w:t>
+      </w:r>
+      <w:proofErr w:type="gramEnd"/>
+    </w:p>
+    <w:p>
+      <w:pPr>
+        <w:spacing w:after="0"/>
+        <w:rPr>
+          <w:rFonts w:ascii="Aptos" w:eastAsia="Aptos" w:hAnsi="Aptos" w:cs="Aptos"/>
+          <w:b/>
+          <w:bCs/>
+          <w:color w:val="709FDB" w:themeColor="text2" w:themeTint="80"/>
+        </w:rPr>
+      </w:pPr>
+      <w:r>
+        <w:rPr>
+          <w:rFonts w:ascii="Aptos" w:eastAsia="Aptos" w:hAnsi="Aptos" w:cs="Aptos"/>
+          <w:b/>
+          <w:bCs/>
+          <w:color w:val="709FDB" w:themeColor="text2" w:themeTint="80"/>
+          <w:sz w:val="24"/>
+          <w:szCs w:val="24"/>
+          <w:lang w:val="en-GB"/>
+        </w:rPr>
+        <w:t xml:space="preserve">        '</w:t>
+      </w:r>
+      <w:proofErr w:type="gramStart"/>
+      <w:r>
+        <w:rPr>
+          <w:rFonts w:ascii="Aptos" w:eastAsia="Aptos" w:hAnsi="Aptos" w:cs="Aptos"/>
+          <w:b/>
+          <w:bCs/>
+          <w:color w:val="709FDB" w:themeColor="text2" w:themeTint="80"/>
+          <w:sz w:val="24"/>
+          <w:szCs w:val="24"/>
+          <w:lang w:val="en-GB"/>
+        </w:rPr>
+        <w:t>tailwind</w:t>
+      </w:r>
+      <w:proofErr w:type="gramEnd"/>
+      <w:r>
+        <w:rPr>
+          <w:rFonts w:ascii="Aptos" w:eastAsia="Aptos" w:hAnsi="Aptos" w:cs="Aptos"/>
+          <w:b/>
+          <w:bCs/>
+          <w:color w:val="709FDB" w:themeColor="text2" w:themeTint="80"/>
+          <w:sz w:val="24"/>
+          <w:szCs w:val="24"/>
+          <w:lang w:val="en-GB"/>
+        </w:rPr>
+        <w:t>' =&gt; 'Tailwind CSS',</w:t>
+      </w:r>
+    </w:p>
+    <w:p>
+      <w:pPr>
+        <w:spacing w:after="0"/>
+        <w:rPr>
+          <w:rFonts w:ascii="Aptos" w:eastAsia="Aptos" w:hAnsi="Aptos" w:cs="Aptos"/>
+          <w:b/>
+          <w:bCs/>
+          <w:color w:val="709FDB" w:themeColor="text2" w:themeTint="80"/>
+        </w:rPr>
+      </w:pPr>
+      <w:r>
+        <w:rPr>
+          <w:rFonts w:ascii="Aptos" w:eastAsia="Aptos" w:hAnsi="Aptos" w:cs="Aptos"/>
+          <w:b/>
+          <w:bCs/>
+          <w:color w:val="709FDB" w:themeColor="text2" w:themeTint="80"/>
+          <w:sz w:val="24"/>
+          <w:szCs w:val="24"/>
+          <w:lang w:val="en-GB"/>
+        </w:rPr>
+        <w:t xml:space="preserve">        '</w:t>
+      </w:r>
+      <w:proofErr w:type="gramStart"/>
+      <w:r>
+        <w:rPr>
+          <w:rFonts w:ascii="Aptos" w:eastAsia="Aptos" w:hAnsi="Aptos" w:cs="Aptos"/>
+          <w:b/>
+          <w:bCs/>
+          <w:color w:val="709FDB" w:themeColor="text2" w:themeTint="80"/>
+          <w:sz w:val="24"/>
+          <w:szCs w:val="24"/>
+          <w:lang w:val="en-GB"/>
+        </w:rPr>
+        <w:t>alpine</w:t>
+      </w:r>
+      <w:proofErr w:type="gramEnd"/>
+      <w:r>
+        <w:rPr>
+          <w:rFonts w:ascii="Aptos" w:eastAsia="Aptos" w:hAnsi="Aptos" w:cs="Aptos"/>
+          <w:b/>
+          <w:bCs/>
+          <w:color w:val="709FDB" w:themeColor="text2" w:themeTint="80"/>
+          <w:sz w:val="24"/>
+          <w:szCs w:val="24"/>
+          <w:lang w:val="en-GB"/>
+        </w:rPr>
+        <w:t>' =&gt; 'Alpine.js',</w:t>
+      </w:r>
+    </w:p>
+    <w:p>
+      <w:pPr>
+        <w:spacing w:after="0"/>
+        <w:rPr>
+          <w:rFonts w:ascii="Aptos" w:eastAsia="Aptos" w:hAnsi="Aptos" w:cs="Aptos"/>
+          <w:b/>
+          <w:bCs/>
+          <w:color w:val="709FDB" w:themeColor="text2" w:themeTint="80"/>
+        </w:rPr>
+      </w:pPr>
+      <w:r>
+        <w:rPr>
+          <w:rFonts w:ascii="Aptos" w:eastAsia="Aptos" w:hAnsi="Aptos" w:cs="Aptos"/>
+          <w:b/>
+          <w:bCs/>
+          <w:color w:val="709FDB" w:themeColor="text2" w:themeTint="80"/>
+          <w:sz w:val="24"/>
+          <w:szCs w:val="24"/>
+          <w:lang w:val="en-GB"/>
+        </w:rPr>
+        <w:t xml:space="preserve">        '</w:t>
+      </w:r>
+      <w:proofErr w:type="spellStart"/>
+      <w:proofErr w:type="gramStart"/>
+      <w:r>
+        <w:rPr>
+          <w:rFonts w:ascii="Aptos" w:eastAsia="Aptos" w:hAnsi="Aptos" w:cs="Aptos"/>
+          <w:b/>
+          <w:bCs/>
+          <w:color w:val="709FDB" w:themeColor="text2" w:themeTint="80"/>
+          <w:sz w:val="24"/>
+          <w:szCs w:val="24"/>
+          <w:lang w:val="en-GB"/>
+        </w:rPr>
+        <w:t>laravel</w:t>
+      </w:r>
+      <w:proofErr w:type="spellEnd"/>
+      <w:proofErr w:type="gramEnd"/>
+      <w:r>
+        <w:rPr>
+          <w:rFonts w:ascii="Aptos" w:eastAsia="Aptos" w:hAnsi="Aptos" w:cs="Aptos"/>
+          <w:b/>
+          <w:bCs/>
+          <w:color w:val="709FDB" w:themeColor="text2" w:themeTint="80"/>
+          <w:sz w:val="24"/>
+          <w:szCs w:val="24"/>
+          <w:lang w:val="en-GB"/>
+        </w:rPr>
+        <w:t>' =&gt; '</w:t>
+      </w:r>
+      <w:proofErr w:type="spellStart"/>
+      <w:r>
+        <w:rPr>
+          <w:rFonts w:ascii="Aptos" w:eastAsia="Aptos" w:hAnsi="Aptos" w:cs="Aptos"/>
+          <w:b/>
+          <w:bCs/>
+          <w:color w:val="709FDB" w:themeColor="text2" w:themeTint="80"/>
+          <w:sz w:val="24"/>
+          <w:szCs w:val="24"/>
+          <w:lang w:val="en-GB"/>
+        </w:rPr>
+        <w:t>Laravel</w:t>
+      </w:r>
+      <w:proofErr w:type="spellEnd"/>
+      <w:r>
+        <w:rPr>
+          <w:rFonts w:ascii="Aptos" w:eastAsia="Aptos" w:hAnsi="Aptos" w:cs="Aptos"/>
+          <w:b/>
+          <w:bCs/>
+          <w:color w:val="709FDB" w:themeColor="text2" w:themeTint="80"/>
+          <w:sz w:val="24"/>
+          <w:szCs w:val="24"/>
+          <w:lang w:val="en-GB"/>
+        </w:rPr>
+        <w:t>',</w:t>
+      </w:r>
+    </w:p>
+    <w:p>
+      <w:pPr>
+        <w:spacing w:after="0"/>
+        <w:rPr>
+          <w:rFonts w:ascii="Aptos" w:eastAsia="Aptos" w:hAnsi="Aptos" w:cs="Aptos"/>
+          <w:b/>
+          <w:bCs/>
+          <w:color w:val="709FDB" w:themeColor="text2" w:themeTint="80"/>
+        </w:rPr>
+      </w:pPr>
+      <w:r>
+        <w:rPr>
+          <w:rFonts w:ascii="Aptos" w:eastAsia="Aptos" w:hAnsi="Aptos" w:cs="Aptos"/>
+          <w:b/>
+          <w:bCs/>
+          <w:color w:val="709FDB" w:themeColor="text2" w:themeTint="80"/>
+          <w:sz w:val="24"/>
+          <w:szCs w:val="24"/>
+          <w:lang w:val="en-GB"/>
+        </w:rPr>
+        <w:t xml:space="preserve">        '</w:t>
+      </w:r>
+      <w:proofErr w:type="gramStart"/>
+      <w:r>
+        <w:rPr>
+          <w:rFonts w:ascii="Aptos" w:eastAsia="Aptos" w:hAnsi="Aptos" w:cs="Aptos"/>
+          <w:b/>
+          <w:bCs/>
+          <w:color w:val="709FDB" w:themeColor="text2" w:themeTint="80"/>
+          <w:sz w:val="24"/>
+          <w:szCs w:val="24"/>
+          <w:lang w:val="en-GB"/>
+        </w:rPr>
+        <w:t>livewire</w:t>
+      </w:r>
+      <w:proofErr w:type="gramEnd"/>
+      <w:r>
+        <w:rPr>
+          <w:rFonts w:ascii="Aptos" w:eastAsia="Aptos" w:hAnsi="Aptos" w:cs="Aptos"/>
+          <w:b/>
+          <w:bCs/>
+          <w:color w:val="709FDB" w:themeColor="text2" w:themeTint="80"/>
+          <w:sz w:val="24"/>
+          <w:szCs w:val="24"/>
+          <w:lang w:val="en-GB"/>
+        </w:rPr>
+        <w:t>' =&gt; '</w:t>
+      </w:r>
+      <w:proofErr w:type="spellStart"/>
+      <w:r>
+        <w:rPr>
+          <w:rFonts w:ascii="Aptos" w:eastAsia="Aptos" w:hAnsi="Aptos" w:cs="Aptos"/>
+          <w:b/>
+          <w:bCs/>
+          <w:color w:val="709FDB" w:themeColor="text2" w:themeTint="80"/>
+          <w:sz w:val="24"/>
+          <w:szCs w:val="24"/>
+          <w:lang w:val="en-GB"/>
+        </w:rPr>
+        <w:t>Laravel</w:t>
+      </w:r>
+      <w:proofErr w:type="spellEnd"/>
+      <w:r>
+        <w:rPr>
+          <w:rFonts w:ascii="Aptos" w:eastAsia="Aptos" w:hAnsi="Aptos" w:cs="Aptos"/>
+          <w:b/>
+          <w:bCs/>
+          <w:color w:val="709FDB" w:themeColor="text2" w:themeTint="80"/>
+          <w:sz w:val="24"/>
+          <w:szCs w:val="24"/>
+          <w:lang w:val="en-GB"/>
+        </w:rPr>
+        <w:t xml:space="preserve"> Livewire',</w:t>
+      </w:r>
+    </w:p>
+    <w:p>
+      <w:pPr>
+        <w:spacing w:after="0"/>
+        <w:rPr>
+          <w:rFonts w:ascii="Aptos" w:eastAsia="Aptos" w:hAnsi="Aptos" w:cs="Aptos"/>
+          <w:b/>
+          <w:bCs/>
+          <w:color w:val="709FDB" w:themeColor="text2" w:themeTint="80"/>
+        </w:rPr>
+      </w:pPr>
+      <w:r>
+        <w:rPr>
+          <w:rFonts w:ascii="Aptos" w:eastAsia="Aptos" w:hAnsi="Aptos" w:cs="Aptos"/>
+          <w:b/>
+          <w:bCs/>
+          <w:color w:val="709FDB" w:themeColor="text2" w:themeTint="80"/>
+          <w:sz w:val="24"/>
+          <w:szCs w:val="24"/>
+          <w:lang w:val="en-GB"/>
+        </w:rPr>
+        <w:t xml:space="preserve">    ])</w:t>
+      </w:r>
+    </w:p>
+    <w:p>
+      <w:pPr>
+        <w:spacing w:after="0"/>
+      </w:pPr>
+      <w:r>
+        <w:br/>
+      </w:r>
+      <w:r>
+        <w:br/>
+      </w:r>
+      <w:r>
+        <w:rPr>
+          <w:rFonts w:ascii="Aptos" w:eastAsia="Aptos" w:hAnsi="Aptos" w:cs="Aptos"/>
+          <w:b/>
+          <w:bCs/>
+          <w:color w:val="1F1F1F"/>
+          <w:sz w:val="24"/>
+          <w:szCs w:val="24"/>
+          <w:lang w:val="en-GB"/>
+        </w:rPr>
+        <w:t xml:space="preserve">Q: </w:t>
+      </w:r>
+      <w:r>
+        <w:rPr>
+          <w:rFonts w:ascii="Aptos" w:eastAsia="Aptos" w:hAnsi="Aptos" w:cs="Aptos"/>
+          <w:b/>
+          <w:bCs/>
+          <w:sz w:val="24"/>
+          <w:szCs w:val="24"/>
+          <w:lang w:val="en-GB"/>
+        </w:rPr>
+        <w:t>Do tailwind and alpine need to be in the database already?</w:t>
+      </w:r>
+    </w:p>
+    <w:p>
+      <w:pPr>
+        <w:spacing w:after="0"/>
+        <w:rPr>
+          <w:rFonts w:ascii="Aptos" w:eastAsia="Aptos" w:hAnsi="Aptos" w:cs="Aptos"/>
+          <w:b/>
+          <w:bCs/>
+        </w:rPr>
+      </w:pPr>
+    </w:p>
+    <w:p>
+      <w:pPr>
+        <w:spacing w:before="240" w:after="240"/>
+      </w:pPr>
+      <w:proofErr w:type="spellStart"/>
+      <w:r>
+        <w:rPr>
+          <w:rFonts w:ascii="Aptos" w:eastAsia="Aptos" w:hAnsi="Aptos" w:cs="Aptos"/>
+          <w:b/>
+          <w:bCs/>
+          <w:sz w:val="24"/>
+          <w:szCs w:val="24"/>
+          <w:lang w:val="en-GB"/>
+        </w:rPr>
+        <w:t>Ans</w:t>
+      </w:r>
+      <w:proofErr w:type="spellEnd"/>
+      <w:r>
+        <w:rPr>
+          <w:rFonts w:ascii="Aptos" w:eastAsia="Aptos" w:hAnsi="Aptos" w:cs="Aptos"/>
+          <w:b/>
+          <w:bCs/>
+          <w:sz w:val="24"/>
+          <w:szCs w:val="24"/>
+          <w:lang w:val="en-GB"/>
+        </w:rPr>
+        <w:t>: No, they do not need to exist in the database yet.</w:t>
+      </w:r>
+    </w:p>
+    <w:p>
+      <w:pPr>
+        <w:spacing w:before="240" w:after="240"/>
+      </w:pPr>
+      <w:r>
+        <w:rPr>
+          <w:rFonts w:ascii="Aptos" w:eastAsia="Aptos" w:hAnsi="Aptos" w:cs="Aptos"/>
+          <w:sz w:val="24"/>
+          <w:szCs w:val="24"/>
+          <w:lang w:val="en-GB"/>
+        </w:rPr>
+        <w:t>The keys you see here (</w:t>
+      </w:r>
+      <w:r>
+        <w:rPr>
+          <w:rFonts w:ascii="Consolas" w:eastAsia="Consolas" w:hAnsi="Consolas" w:cs="Consolas"/>
+          <w:sz w:val="24"/>
+          <w:szCs w:val="24"/>
+          <w:lang w:val="en-GB"/>
+        </w:rPr>
+        <w:t>'tailwind'</w:t>
+      </w:r>
+      <w:r>
+        <w:rPr>
+          <w:rFonts w:ascii="Aptos" w:eastAsia="Aptos" w:hAnsi="Aptos" w:cs="Aptos"/>
+          <w:sz w:val="24"/>
+          <w:szCs w:val="24"/>
+          <w:lang w:val="en-GB"/>
+        </w:rPr>
+        <w:t xml:space="preserve">, </w:t>
+      </w:r>
+      <w:r>
+        <w:rPr>
+          <w:rFonts w:ascii="Consolas" w:eastAsia="Consolas" w:hAnsi="Consolas" w:cs="Consolas"/>
+          <w:sz w:val="24"/>
+          <w:szCs w:val="24"/>
+          <w:lang w:val="en-GB"/>
+        </w:rPr>
+        <w:t>'alpine'</w:t>
+      </w:r>
+      <w:r>
+        <w:rPr>
+          <w:rFonts w:ascii="Aptos" w:eastAsia="Aptos" w:hAnsi="Aptos" w:cs="Aptos"/>
+          <w:sz w:val="24"/>
+          <w:szCs w:val="24"/>
+          <w:lang w:val="en-GB"/>
+        </w:rPr>
+        <w:t xml:space="preserve">, </w:t>
+      </w:r>
+      <w:r>
+        <w:rPr>
+          <w:rFonts w:ascii="Consolas" w:eastAsia="Consolas" w:hAnsi="Consolas" w:cs="Consolas"/>
+          <w:sz w:val="24"/>
+          <w:szCs w:val="24"/>
+          <w:lang w:val="en-GB"/>
+        </w:rPr>
+        <w:t>'</w:t>
+      </w:r>
+      <w:proofErr w:type="spellStart"/>
+      <w:r>
+        <w:rPr>
+          <w:rFonts w:ascii="Consolas" w:eastAsia="Consolas" w:hAnsi="Consolas" w:cs="Consolas"/>
+          <w:sz w:val="24"/>
+          <w:szCs w:val="24"/>
+          <w:lang w:val="en-GB"/>
+        </w:rPr>
+        <w:t>laravel</w:t>
+      </w:r>
+      <w:proofErr w:type="spellEnd"/>
+      <w:r>
+        <w:rPr>
+          <w:rFonts w:ascii="Consolas" w:eastAsia="Consolas" w:hAnsi="Consolas" w:cs="Consolas"/>
+          <w:sz w:val="24"/>
+          <w:szCs w:val="24"/>
+          <w:lang w:val="en-GB"/>
+        </w:rPr>
+        <w:t>'</w:t>
+      </w:r>
+      <w:r>
+        <w:rPr>
+          <w:rFonts w:ascii="Aptos" w:eastAsia="Aptos" w:hAnsi="Aptos" w:cs="Aptos"/>
+          <w:sz w:val="24"/>
+          <w:szCs w:val="24"/>
+          <w:lang w:val="en-GB"/>
+        </w:rPr>
+        <w:t xml:space="preserve">, </w:t>
+      </w:r>
+      <w:r>
+        <w:rPr>
+          <w:rFonts w:ascii="Consolas" w:eastAsia="Consolas" w:hAnsi="Consolas" w:cs="Consolas"/>
+          <w:sz w:val="24"/>
+          <w:szCs w:val="24"/>
+          <w:lang w:val="en-GB"/>
+        </w:rPr>
+        <w:t>'livewire'</w:t>
+      </w:r>
+      <w:r>
+        <w:rPr>
+          <w:rFonts w:ascii="Aptos" w:eastAsia="Aptos" w:hAnsi="Aptos" w:cs="Aptos"/>
+          <w:sz w:val="24"/>
+          <w:szCs w:val="24"/>
+          <w:lang w:val="en-GB"/>
+        </w:rPr>
+        <w:t xml:space="preserve">) are completely </w:t>
+      </w:r>
+      <w:r>
+        <w:rPr>
+          <w:rFonts w:ascii="Aptos" w:eastAsia="Aptos" w:hAnsi="Aptos" w:cs="Aptos"/>
+          <w:b/>
+          <w:bCs/>
+          <w:sz w:val="24"/>
+          <w:szCs w:val="24"/>
+          <w:lang w:val="en-GB"/>
+        </w:rPr>
+        <w:t>hardcoded options</w:t>
+      </w:r>
+      <w:r>
+        <w:rPr>
+          <w:rFonts w:ascii="Aptos" w:eastAsia="Aptos" w:hAnsi="Aptos" w:cs="Aptos"/>
+          <w:sz w:val="24"/>
+          <w:szCs w:val="24"/>
+          <w:lang w:val="en-GB"/>
+        </w:rPr>
+        <w:t xml:space="preserve"> that you are defining right inside your form code.</w:t>
+      </w:r>
+    </w:p>
+    <w:p>
+      <w:pPr>
+        <w:spacing w:before="240" w:after="240"/>
+      </w:pPr>
+      <w:r>
+        <w:rPr>
+          <w:rFonts w:ascii="Aptos" w:eastAsia="Aptos" w:hAnsi="Aptos" w:cs="Aptos"/>
+          <w:sz w:val="24"/>
+          <w:szCs w:val="24"/>
+          <w:lang w:val="en-GB"/>
+        </w:rPr>
+        <w:t>Here is exactly how Filament handles them behind the scenes:</w:t>
+      </w:r>
+    </w:p>
+    <w:p>
+      <w:pPr>
+        <w:pStyle w:val="Heading3"/>
+        <w:spacing w:before="281" w:after="281"/>
+      </w:pPr>
+      <w:r>
+        <w:rPr>
+          <w:rFonts w:ascii="Aptos" w:eastAsia="Aptos" w:hAnsi="Aptos" w:cs="Aptos"/>
+          <w:b/>
+          <w:bCs/>
+        </w:rPr>
+        <w:t>1. What the User Sees (The Labels)</w:t>
+      </w:r>
+    </w:p>
+    <w:p>
+      <w:pPr>
+        <w:spacing w:before="240" w:after="240"/>
+      </w:pPr>
+      <w:r>
+        <w:rPr>
+          <w:rFonts w:ascii="Aptos" w:eastAsia="Aptos" w:hAnsi="Aptos" w:cs="Aptos"/>
+          <w:sz w:val="24"/>
+          <w:szCs w:val="24"/>
+          <w:lang w:val="en-GB"/>
+        </w:rPr>
+        <w:t>The right side of the arrow (</w:t>
+      </w:r>
+      <w:r>
+        <w:rPr>
+          <w:rFonts w:ascii="Consolas" w:eastAsia="Consolas" w:hAnsi="Consolas" w:cs="Consolas"/>
+          <w:sz w:val="24"/>
+          <w:szCs w:val="24"/>
+          <w:lang w:val="en-GB"/>
+        </w:rPr>
+        <w:t>'Tailwind CSS'</w:t>
+      </w:r>
+      <w:r>
+        <w:rPr>
+          <w:rFonts w:ascii="Aptos" w:eastAsia="Aptos" w:hAnsi="Aptos" w:cs="Aptos"/>
+          <w:sz w:val="24"/>
+          <w:szCs w:val="24"/>
+          <w:lang w:val="en-GB"/>
+        </w:rPr>
+        <w:t xml:space="preserve">, </w:t>
+      </w:r>
+      <w:r>
+        <w:rPr>
+          <w:rFonts w:ascii="Consolas" w:eastAsia="Consolas" w:hAnsi="Consolas" w:cs="Consolas"/>
+          <w:sz w:val="24"/>
+          <w:szCs w:val="24"/>
+          <w:lang w:val="en-GB"/>
+        </w:rPr>
+        <w:t>'Alpine.js'</w:t>
+      </w:r>
+      <w:r>
+        <w:rPr>
+          <w:rFonts w:ascii="Aptos" w:eastAsia="Aptos" w:hAnsi="Aptos" w:cs="Aptos"/>
+          <w:sz w:val="24"/>
+          <w:szCs w:val="24"/>
+          <w:lang w:val="en-GB"/>
+        </w:rPr>
+        <w:t>) is just the display text. This is what the user clicks on their screen in the browser dropdown interface.</w:t>
+      </w:r>
+    </w:p>
+    <w:p>
+      <w:pPr>
+        <w:pStyle w:val="Heading3"/>
+        <w:spacing w:before="281" w:after="281"/>
+      </w:pPr>
+      <w:r>
+        <w:rPr>
+          <w:rFonts w:ascii="Aptos" w:eastAsia="Aptos" w:hAnsi="Aptos" w:cs="Aptos"/>
+          <w:b/>
+          <w:bCs/>
+        </w:rPr>
+        <w:t>2. What Actually Gets Saved (The Keys)</w:t>
+      </w:r>
+    </w:p>
+    <w:p>
+      <w:pPr>
+        <w:spacing w:before="240" w:after="240"/>
+      </w:pPr>
+      <w:r>
+        <w:rPr>
+          <w:rFonts w:ascii="Aptos" w:eastAsia="Aptos" w:hAnsi="Aptos" w:cs="Aptos"/>
+          <w:sz w:val="24"/>
+          <w:szCs w:val="24"/>
+          <w:lang w:val="en-GB"/>
+        </w:rPr>
+        <w:t>The left side of the arrow (</w:t>
+      </w:r>
+      <w:r>
+        <w:rPr>
+          <w:rFonts w:ascii="Consolas" w:eastAsia="Consolas" w:hAnsi="Consolas" w:cs="Consolas"/>
+          <w:sz w:val="24"/>
+          <w:szCs w:val="24"/>
+          <w:lang w:val="en-GB"/>
+        </w:rPr>
+        <w:t>'tailwind'</w:t>
+      </w:r>
+      <w:r>
+        <w:rPr>
+          <w:rFonts w:ascii="Aptos" w:eastAsia="Aptos" w:hAnsi="Aptos" w:cs="Aptos"/>
+          <w:sz w:val="24"/>
+          <w:szCs w:val="24"/>
+          <w:lang w:val="en-GB"/>
+        </w:rPr>
+        <w:t xml:space="preserve">, </w:t>
+      </w:r>
+      <w:r>
+        <w:rPr>
+          <w:rFonts w:ascii="Consolas" w:eastAsia="Consolas" w:hAnsi="Consolas" w:cs="Consolas"/>
+          <w:sz w:val="24"/>
+          <w:szCs w:val="24"/>
+          <w:lang w:val="en-GB"/>
+        </w:rPr>
+        <w:t>'alpine'</w:t>
+      </w:r>
+      <w:r>
+        <w:rPr>
+          <w:rFonts w:ascii="Aptos" w:eastAsia="Aptos" w:hAnsi="Aptos" w:cs="Aptos"/>
+          <w:sz w:val="24"/>
+          <w:szCs w:val="24"/>
+          <w:lang w:val="en-GB"/>
+        </w:rPr>
+        <w:t>) is the raw value. When a user selects "Tailwind CSS" and "Alpine.js" and clicks save, Filament packages them up and saves them into your database column as a text string:</w:t>
+      </w:r>
+    </w:p>
+    <w:p>
+      <w:pPr>
+        <w:spacing w:before="240" w:after="240"/>
+      </w:pPr>
+      <w:r>
+        <w:rPr>
+          <w:noProof/>
+          <w:lang w:eastAsia="en-IN"/>
+        </w:rPr>
+        <w:lastRenderedPageBreak/>
+        <w:drawing>
+          <wp:inline distT="0" distB="0" distL="0" distR="0" wp14:anchorId="41C57257" wp14:editId="4EC05529">
+            <wp:extent cx="3723233" cy="755797"/>
+            <wp:effectExtent l="0" t="0" r="0" b="0"/>
+            <wp:docPr id="1855852741" name="drawing"/>
+            <wp:cNvGraphicFramePr>
+              <a:graphicFrameLocks xmlns:a="http://schemas.openxmlformats.org/drawingml/2006/main" noChangeAspect="1"/>
+            </wp:cNvGraphicFramePr>
+            <a:graphic xmlns:a="http://schemas.openxmlformats.org/drawingml/2006/main">
+              <a:graphicData uri="http://schemas.openxmlformats.org/drawingml/2006/picture">
+                <pic:pic xmlns:pic="http://schemas.openxmlformats.org/drawingml/2006/picture">
+                  <pic:nvPicPr>
+                    <pic:cNvPr id="1855852741" name="Picture 1855852741"/>
+                    <pic:cNvPicPr/>
+                  </pic:nvPicPr>
+                  <pic:blipFill>
+                    <a:blip r:embed="rId13">
+                      <a:extLst>
+                        <a:ext uri="{28A0092B-C50C-407E-A947-70E740481C1C}">
+                          <a14:useLocalDpi xmlns:a14="http://schemas.microsoft.com/office/drawing/2010/main"/>
+                        </a:ext>
+                      </a:extLst>
+                    </a:blip>
+                    <a:stretch>
+                      <a:fillRect/>
+                    </a:stretch>
+                  </pic:blipFill>
+                  <pic:spPr>
+                    <a:xfrm>
+                      <a:off x="0" y="0"/>
+                      <a:ext cx="3723233" cy="755797"/>
+                    </a:xfrm>
+                    <a:prstGeom prst="rect">
+                      <a:avLst/>
+                    </a:prstGeom>
+                  </pic:spPr>
+                </pic:pic>
+              </a:graphicData>
+            </a:graphic>
+          </wp:inline>
+        </w:drawing>
+      </w:r>
+    </w:p>
+    <w:p>
+      <w:pPr>
+        <w:spacing w:after="0"/>
+        <w:rPr>
+          <w:rFonts w:ascii="Aptos" w:eastAsia="Aptos" w:hAnsi="Aptos" w:cs="Aptos"/>
+          <w:b/>
+          <w:bCs/>
+        </w:rPr>
+      </w:pPr>
+    </w:p>
+    <w:p/>
+    <w:p>
+      <w:pPr>
+        <w:pStyle w:val="Heading3"/>
+        <w:spacing w:before="720" w:after="180"/>
+        <w:rPr>
+          <w:rFonts w:ascii="Segoe UI" w:eastAsia="Segoe UI" w:hAnsi="Segoe UI" w:cs="Segoe UI"/>
+          <w:b/>
+          <w:bCs/>
+          <w:color w:val="FF0000"/>
+          <w:sz w:val="32"/>
+          <w:szCs w:val="32"/>
+          <w:u w:val="single"/>
+        </w:rPr>
+      </w:pPr>
+      <w:r>
+        <w:rPr>
+          <w:rFonts w:ascii="Segoe UI" w:eastAsia="Segoe UI" w:hAnsi="Segoe UI" w:cs="Segoe UI"/>
+          <w:b/>
+          <w:bCs/>
+          <w:color w:val="FF0000"/>
+          <w:sz w:val="32"/>
+          <w:szCs w:val="32"/>
+          <w:u w:val="single"/>
+        </w:rPr>
+        <w:t>Customizing the relationship query:</w:t>
+      </w:r>
+    </w:p>
+    <w:p>
+      <w:r>
+        <w:rPr>
+          <w:rFonts w:ascii="Segoe UI" w:eastAsia="Segoe UI" w:hAnsi="Segoe UI" w:cs="Segoe UI"/>
+          <w:color w:val="45423E"/>
+          <w:sz w:val="24"/>
+          <w:szCs w:val="24"/>
+          <w:lang w:val="en-GB"/>
+        </w:rPr>
+        <w:t xml:space="preserve">You may customize the database query that retrieves options using the third parameter of the </w:t>
+      </w:r>
+      <w:proofErr w:type="gramStart"/>
+      <w:r>
+        <w:rPr>
+          <w:rFonts w:ascii="Consolas" w:eastAsia="Consolas" w:hAnsi="Consolas" w:cs="Consolas"/>
+          <w:color w:val="111827"/>
+          <w:sz w:val="24"/>
+          <w:szCs w:val="24"/>
+          <w:lang w:val="en-GB"/>
+        </w:rPr>
+        <w:t>relationship(</w:t>
+      </w:r>
+      <w:proofErr w:type="gramEnd"/>
+      <w:r>
+        <w:rPr>
+          <w:rFonts w:ascii="Consolas" w:eastAsia="Consolas" w:hAnsi="Consolas" w:cs="Consolas"/>
+          <w:color w:val="111827"/>
+          <w:sz w:val="24"/>
+          <w:szCs w:val="24"/>
+          <w:lang w:val="en-GB"/>
+        </w:rPr>
+        <w:t>)</w:t>
+      </w:r>
+      <w:r>
+        <w:rPr>
+          <w:rFonts w:ascii="Segoe UI" w:eastAsia="Segoe UI" w:hAnsi="Segoe UI" w:cs="Segoe UI"/>
+          <w:color w:val="45423E"/>
+          <w:sz w:val="24"/>
+          <w:szCs w:val="24"/>
+          <w:lang w:val="en-GB"/>
+        </w:rPr>
+        <w:t xml:space="preserve"> method:</w:t>
+      </w:r>
+    </w:p>
+    <w:p>
+      <w:pPr>
+        <w:rPr>
+          <w:rFonts w:ascii="Segoe UI" w:eastAsia="Segoe UI" w:hAnsi="Segoe UI" w:cs="Segoe UI"/>
+          <w:color w:val="45423E"/>
+        </w:rPr>
+      </w:pPr>
+    </w:p>
+    <w:p>
+      <w:pPr>
+        <w:rPr>
+          <w:rFonts w:ascii="Segoe UI" w:eastAsia="Segoe UI" w:hAnsi="Segoe UI" w:cs="Segoe UI"/>
+          <w:b/>
+          <w:bCs/>
+          <w:color w:val="709FDB" w:themeColor="text2" w:themeTint="80"/>
+        </w:rPr>
+      </w:pPr>
+      <w:proofErr w:type="gramStart"/>
+      <w:r>
+        <w:rPr>
+          <w:rFonts w:ascii="Segoe UI" w:eastAsia="Segoe UI" w:hAnsi="Segoe UI" w:cs="Segoe UI"/>
+          <w:b/>
+          <w:bCs/>
+          <w:color w:val="709FDB" w:themeColor="text2" w:themeTint="80"/>
+          <w:sz w:val="24"/>
+          <w:szCs w:val="24"/>
+          <w:lang w:val="en-GB"/>
+        </w:rPr>
+        <w:t>use</w:t>
+      </w:r>
+      <w:proofErr w:type="gramEnd"/>
+      <w:r>
+        <w:rPr>
+          <w:rFonts w:ascii="Segoe UI" w:eastAsia="Segoe UI" w:hAnsi="Segoe UI" w:cs="Segoe UI"/>
+          <w:b/>
+          <w:bCs/>
+          <w:color w:val="709FDB" w:themeColor="text2" w:themeTint="80"/>
+          <w:sz w:val="24"/>
+          <w:szCs w:val="24"/>
+          <w:lang w:val="en-GB"/>
+        </w:rPr>
+        <w:t xml:space="preserve"> Filament\Forms\Components\Select;</w:t>
+      </w:r>
+    </w:p>
+    <w:p>
+      <w:pPr>
+        <w:rPr>
+          <w:rFonts w:ascii="Segoe UI" w:eastAsia="Segoe UI" w:hAnsi="Segoe UI" w:cs="Segoe UI"/>
+          <w:b/>
+          <w:bCs/>
+          <w:color w:val="709FDB" w:themeColor="text2" w:themeTint="80"/>
+        </w:rPr>
+      </w:pPr>
+      <w:proofErr w:type="gramStart"/>
+      <w:r>
+        <w:rPr>
+          <w:rFonts w:ascii="Segoe UI" w:eastAsia="Segoe UI" w:hAnsi="Segoe UI" w:cs="Segoe UI"/>
+          <w:b/>
+          <w:bCs/>
+          <w:color w:val="709FDB" w:themeColor="text2" w:themeTint="80"/>
+          <w:sz w:val="24"/>
+          <w:szCs w:val="24"/>
+          <w:lang w:val="en-GB"/>
+        </w:rPr>
+        <w:t>use</w:t>
+      </w:r>
+      <w:proofErr w:type="gramEnd"/>
+      <w:r>
+        <w:rPr>
+          <w:rFonts w:ascii="Segoe UI" w:eastAsia="Segoe UI" w:hAnsi="Segoe UI" w:cs="Segoe UI"/>
+          <w:b/>
+          <w:bCs/>
+          <w:color w:val="709FDB" w:themeColor="text2" w:themeTint="80"/>
+          <w:sz w:val="24"/>
+          <w:szCs w:val="24"/>
+          <w:lang w:val="en-GB"/>
+        </w:rPr>
+        <w:t xml:space="preserve"> Illuminate\Database\Eloquent\Builder;</w:t>
+      </w:r>
+    </w:p>
+    <w:p>
+      <w:pPr>
+        <w:rPr>
+          <w:rFonts w:ascii="Segoe UI" w:eastAsia="Segoe UI" w:hAnsi="Segoe UI" w:cs="Segoe UI"/>
+          <w:b/>
+          <w:bCs/>
+          <w:color w:val="709FDB" w:themeColor="text2" w:themeTint="80"/>
+        </w:rPr>
+      </w:pPr>
+      <w:r>
+        <w:rPr>
+          <w:rFonts w:ascii="Segoe UI" w:eastAsia="Segoe UI" w:hAnsi="Segoe UI" w:cs="Segoe UI"/>
+          <w:b/>
+          <w:bCs/>
+          <w:color w:val="709FDB" w:themeColor="text2" w:themeTint="80"/>
+          <w:sz w:val="24"/>
+          <w:szCs w:val="24"/>
+          <w:lang w:val="en-GB"/>
+        </w:rPr>
+        <w:t xml:space="preserve"> </w:t>
+      </w:r>
+    </w:p>
+    <w:p>
+      <w:pPr>
+        <w:rPr>
+          <w:rFonts w:ascii="Segoe UI" w:eastAsia="Segoe UI" w:hAnsi="Segoe UI" w:cs="Segoe UI"/>
+          <w:b/>
+          <w:bCs/>
+          <w:color w:val="709FDB" w:themeColor="text2" w:themeTint="80"/>
+        </w:rPr>
+      </w:pPr>
+      <w:r>
+        <w:rPr>
+          <w:rFonts w:ascii="Segoe UI" w:eastAsia="Segoe UI" w:hAnsi="Segoe UI" w:cs="Segoe UI"/>
+          <w:b/>
+          <w:bCs/>
+          <w:color w:val="709FDB" w:themeColor="text2" w:themeTint="80"/>
+          <w:sz w:val="24"/>
+          <w:szCs w:val="24"/>
+          <w:lang w:val="en-GB"/>
+        </w:rPr>
+        <w:t>Select::</w:t>
+      </w:r>
+      <w:proofErr w:type="gramStart"/>
+      <w:r>
+        <w:rPr>
+          <w:rFonts w:ascii="Segoe UI" w:eastAsia="Segoe UI" w:hAnsi="Segoe UI" w:cs="Segoe UI"/>
+          <w:b/>
+          <w:bCs/>
+          <w:color w:val="709FDB" w:themeColor="text2" w:themeTint="80"/>
+          <w:sz w:val="24"/>
+          <w:szCs w:val="24"/>
+          <w:lang w:val="en-GB"/>
+        </w:rPr>
+        <w:t>make(</w:t>
+      </w:r>
+      <w:proofErr w:type="gramEnd"/>
+      <w:r>
+        <w:rPr>
+          <w:rFonts w:ascii="Segoe UI" w:eastAsia="Segoe UI" w:hAnsi="Segoe UI" w:cs="Segoe UI"/>
+          <w:b/>
+          <w:bCs/>
+          <w:color w:val="709FDB" w:themeColor="text2" w:themeTint="80"/>
+          <w:sz w:val="24"/>
+          <w:szCs w:val="24"/>
+          <w:lang w:val="en-GB"/>
+        </w:rPr>
+        <w:t>'</w:t>
+      </w:r>
+      <w:proofErr w:type="spellStart"/>
+      <w:r>
+        <w:rPr>
+          <w:rFonts w:ascii="Segoe UI" w:eastAsia="Segoe UI" w:hAnsi="Segoe UI" w:cs="Segoe UI"/>
+          <w:b/>
+          <w:bCs/>
+          <w:color w:val="709FDB" w:themeColor="text2" w:themeTint="80"/>
+          <w:sz w:val="24"/>
+          <w:szCs w:val="24"/>
+          <w:lang w:val="en-GB"/>
+        </w:rPr>
+        <w:t>author_id</w:t>
+      </w:r>
+      <w:proofErr w:type="spellEnd"/>
+      <w:r>
+        <w:rPr>
+          <w:rFonts w:ascii="Segoe UI" w:eastAsia="Segoe UI" w:hAnsi="Segoe UI" w:cs="Segoe UI"/>
+          <w:b/>
+          <w:bCs/>
+          <w:color w:val="709FDB" w:themeColor="text2" w:themeTint="80"/>
+          <w:sz w:val="24"/>
+          <w:szCs w:val="24"/>
+          <w:lang w:val="en-GB"/>
+        </w:rPr>
+        <w:t>')</w:t>
+      </w:r>
+    </w:p>
+    <w:p>
+      <w:pPr>
+        <w:rPr>
+          <w:rFonts w:ascii="Segoe UI" w:eastAsia="Segoe UI" w:hAnsi="Segoe UI" w:cs="Segoe UI"/>
+          <w:b/>
+          <w:bCs/>
+          <w:color w:val="709FDB" w:themeColor="text2" w:themeTint="80"/>
+        </w:rPr>
+      </w:pPr>
+      <w:r>
+        <w:rPr>
+          <w:rFonts w:ascii="Segoe UI" w:eastAsia="Segoe UI" w:hAnsi="Segoe UI" w:cs="Segoe UI"/>
+          <w:b/>
+          <w:bCs/>
+          <w:color w:val="709FDB" w:themeColor="text2" w:themeTint="80"/>
+          <w:sz w:val="24"/>
+          <w:szCs w:val="24"/>
+          <w:lang w:val="en-GB"/>
+        </w:rPr>
+        <w:t xml:space="preserve">    -&gt;</w:t>
+      </w:r>
+      <w:proofErr w:type="gramStart"/>
+      <w:r>
+        <w:rPr>
+          <w:rFonts w:ascii="Segoe UI" w:eastAsia="Segoe UI" w:hAnsi="Segoe UI" w:cs="Segoe UI"/>
+          <w:b/>
+          <w:bCs/>
+          <w:color w:val="709FDB" w:themeColor="text2" w:themeTint="80"/>
+          <w:sz w:val="24"/>
+          <w:szCs w:val="24"/>
+          <w:lang w:val="en-GB"/>
+        </w:rPr>
+        <w:t>relationship(</w:t>
+      </w:r>
+      <w:proofErr w:type="gramEnd"/>
+    </w:p>
+    <w:p>
+      <w:pPr>
+        <w:rPr>
+          <w:rFonts w:ascii="Segoe UI" w:eastAsia="Segoe UI" w:hAnsi="Segoe UI" w:cs="Segoe UI"/>
+          <w:b/>
+          <w:bCs/>
+          <w:color w:val="709FDB" w:themeColor="text2" w:themeTint="80"/>
+        </w:rPr>
+      </w:pPr>
+      <w:r>
+        <w:rPr>
+          <w:rFonts w:ascii="Segoe UI" w:eastAsia="Segoe UI" w:hAnsi="Segoe UI" w:cs="Segoe UI"/>
+          <w:b/>
+          <w:bCs/>
+          <w:color w:val="709FDB" w:themeColor="text2" w:themeTint="80"/>
+          <w:sz w:val="24"/>
+          <w:szCs w:val="24"/>
+          <w:lang w:val="en-GB"/>
+        </w:rPr>
+        <w:t xml:space="preserve">        </w:t>
+      </w:r>
+      <w:proofErr w:type="gramStart"/>
+      <w:r>
+        <w:rPr>
+          <w:rFonts w:ascii="Segoe UI" w:eastAsia="Segoe UI" w:hAnsi="Segoe UI" w:cs="Segoe UI"/>
+          <w:b/>
+          <w:bCs/>
+          <w:color w:val="709FDB" w:themeColor="text2" w:themeTint="80"/>
+          <w:sz w:val="24"/>
+          <w:szCs w:val="24"/>
+          <w:lang w:val="en-GB"/>
+        </w:rPr>
+        <w:t>name</w:t>
+      </w:r>
+      <w:proofErr w:type="gramEnd"/>
+      <w:r>
+        <w:rPr>
+          <w:rFonts w:ascii="Segoe UI" w:eastAsia="Segoe UI" w:hAnsi="Segoe UI" w:cs="Segoe UI"/>
+          <w:b/>
+          <w:bCs/>
+          <w:color w:val="709FDB" w:themeColor="text2" w:themeTint="80"/>
+          <w:sz w:val="24"/>
+          <w:szCs w:val="24"/>
+          <w:lang w:val="en-GB"/>
+        </w:rPr>
+        <w:t>: 'author',</w:t>
+      </w:r>
+    </w:p>
+    <w:p>
+      <w:pPr>
+        <w:rPr>
+          <w:rFonts w:ascii="Segoe UI" w:eastAsia="Segoe UI" w:hAnsi="Segoe UI" w:cs="Segoe UI"/>
+          <w:b/>
+          <w:bCs/>
+          <w:color w:val="709FDB" w:themeColor="text2" w:themeTint="80"/>
+        </w:rPr>
+      </w:pPr>
+      <w:r>
+        <w:rPr>
+          <w:rFonts w:ascii="Segoe UI" w:eastAsia="Segoe UI" w:hAnsi="Segoe UI" w:cs="Segoe UI"/>
+          <w:b/>
+          <w:bCs/>
+          <w:color w:val="709FDB" w:themeColor="text2" w:themeTint="80"/>
+          <w:sz w:val="24"/>
+          <w:szCs w:val="24"/>
+          <w:lang w:val="en-GB"/>
+        </w:rPr>
+        <w:t xml:space="preserve">        </w:t>
+      </w:r>
+      <w:proofErr w:type="spellStart"/>
+      <w:proofErr w:type="gramStart"/>
+      <w:r>
+        <w:rPr>
+          <w:rFonts w:ascii="Segoe UI" w:eastAsia="Segoe UI" w:hAnsi="Segoe UI" w:cs="Segoe UI"/>
+          <w:b/>
+          <w:bCs/>
+          <w:color w:val="709FDB" w:themeColor="text2" w:themeTint="80"/>
+          <w:sz w:val="24"/>
+          <w:szCs w:val="24"/>
+          <w:lang w:val="en-GB"/>
+        </w:rPr>
+        <w:t>titleAttribute</w:t>
+      </w:r>
+      <w:proofErr w:type="spellEnd"/>
+      <w:proofErr w:type="gramEnd"/>
+      <w:r>
+        <w:rPr>
+          <w:rFonts w:ascii="Segoe UI" w:eastAsia="Segoe UI" w:hAnsi="Segoe UI" w:cs="Segoe UI"/>
+          <w:b/>
+          <w:bCs/>
+          <w:color w:val="709FDB" w:themeColor="text2" w:themeTint="80"/>
+          <w:sz w:val="24"/>
+          <w:szCs w:val="24"/>
+          <w:lang w:val="en-GB"/>
+        </w:rPr>
+        <w:t>: 'name',</w:t>
+      </w:r>
+    </w:p>
+    <w:p>
+      <w:pPr>
+        <w:rPr>
+          <w:rFonts w:ascii="Segoe UI" w:eastAsia="Segoe UI" w:hAnsi="Segoe UI" w:cs="Segoe UI"/>
+          <w:b/>
+          <w:bCs/>
+          <w:color w:val="709FDB" w:themeColor="text2" w:themeTint="80"/>
+        </w:rPr>
+      </w:pPr>
+      <w:r>
+        <w:rPr>
+          <w:rFonts w:ascii="Segoe UI" w:eastAsia="Segoe UI" w:hAnsi="Segoe UI" w:cs="Segoe UI"/>
+          <w:b/>
+          <w:bCs/>
+          <w:color w:val="709FDB" w:themeColor="text2" w:themeTint="80"/>
+          <w:sz w:val="24"/>
+          <w:szCs w:val="24"/>
+          <w:lang w:val="en-GB"/>
+        </w:rPr>
+        <w:t xml:space="preserve">        </w:t>
+      </w:r>
+      <w:proofErr w:type="spellStart"/>
+      <w:proofErr w:type="gramStart"/>
+      <w:r>
+        <w:rPr>
+          <w:rFonts w:ascii="Segoe UI" w:eastAsia="Segoe UI" w:hAnsi="Segoe UI" w:cs="Segoe UI"/>
+          <w:b/>
+          <w:bCs/>
+          <w:color w:val="709FDB" w:themeColor="text2" w:themeTint="80"/>
+          <w:sz w:val="24"/>
+          <w:szCs w:val="24"/>
+          <w:lang w:val="en-GB"/>
+        </w:rPr>
+        <w:t>modifyQueryUsing</w:t>
+      </w:r>
+      <w:proofErr w:type="spellEnd"/>
+      <w:proofErr w:type="gramEnd"/>
+      <w:r>
+        <w:rPr>
+          <w:rFonts w:ascii="Segoe UI" w:eastAsia="Segoe UI" w:hAnsi="Segoe UI" w:cs="Segoe UI"/>
+          <w:b/>
+          <w:bCs/>
+          <w:color w:val="709FDB" w:themeColor="text2" w:themeTint="80"/>
+          <w:sz w:val="24"/>
+          <w:szCs w:val="24"/>
+          <w:lang w:val="en-GB"/>
+        </w:rPr>
+        <w:t xml:space="preserve">: </w:t>
+      </w:r>
+      <w:proofErr w:type="spellStart"/>
+      <w:r>
+        <w:rPr>
+          <w:rFonts w:ascii="Segoe UI" w:eastAsia="Segoe UI" w:hAnsi="Segoe UI" w:cs="Segoe UI"/>
+          <w:b/>
+          <w:bCs/>
+          <w:color w:val="709FDB" w:themeColor="text2" w:themeTint="80"/>
+          <w:sz w:val="24"/>
+          <w:szCs w:val="24"/>
+          <w:lang w:val="en-GB"/>
+        </w:rPr>
+        <w:t>fn</w:t>
+      </w:r>
+      <w:proofErr w:type="spellEnd"/>
+      <w:r>
+        <w:rPr>
+          <w:rFonts w:ascii="Segoe UI" w:eastAsia="Segoe UI" w:hAnsi="Segoe UI" w:cs="Segoe UI"/>
+          <w:b/>
+          <w:bCs/>
+          <w:color w:val="709FDB" w:themeColor="text2" w:themeTint="80"/>
+          <w:sz w:val="24"/>
+          <w:szCs w:val="24"/>
+          <w:lang w:val="en-GB"/>
+        </w:rPr>
+        <w:t xml:space="preserve"> (Builder $query) =&gt; $query-&gt;</w:t>
+      </w:r>
+      <w:proofErr w:type="spellStart"/>
+      <w:r>
+        <w:rPr>
+          <w:rFonts w:ascii="Segoe UI" w:eastAsia="Segoe UI" w:hAnsi="Segoe UI" w:cs="Segoe UI"/>
+          <w:b/>
+          <w:bCs/>
+          <w:color w:val="709FDB" w:themeColor="text2" w:themeTint="80"/>
+          <w:sz w:val="24"/>
+          <w:szCs w:val="24"/>
+          <w:lang w:val="en-GB"/>
+        </w:rPr>
+        <w:t>withTrashed</w:t>
+      </w:r>
+      <w:proofErr w:type="spellEnd"/>
+      <w:r>
+        <w:rPr>
+          <w:rFonts w:ascii="Segoe UI" w:eastAsia="Segoe UI" w:hAnsi="Segoe UI" w:cs="Segoe UI"/>
+          <w:b/>
+          <w:bCs/>
+          <w:color w:val="709FDB" w:themeColor="text2" w:themeTint="80"/>
+          <w:sz w:val="24"/>
+          <w:szCs w:val="24"/>
+          <w:lang w:val="en-GB"/>
+        </w:rPr>
+        <w:t>(),</w:t>
+      </w:r>
+    </w:p>
+    <w:p>
+      <w:r>
+        <w:rPr>
+          <w:rFonts w:ascii="Segoe UI" w:eastAsia="Segoe UI" w:hAnsi="Segoe UI" w:cs="Segoe UI"/>
+          <w:b/>
+          <w:bCs/>
+          <w:color w:val="709FDB" w:themeColor="text2" w:themeTint="80"/>
+          <w:sz w:val="24"/>
+          <w:szCs w:val="24"/>
+          <w:lang w:val="en-GB"/>
+        </w:rPr>
+        <w:t xml:space="preserve">    )</w:t>
+      </w:r>
+    </w:p>
+    <w:p>
+      <w:pPr>
+        <w:spacing w:before="240" w:after="240"/>
+      </w:pPr>
+      <w:r>
+        <w:rPr>
+          <w:rFonts w:ascii="Segoe UI" w:eastAsia="Segoe UI" w:hAnsi="Segoe UI" w:cs="Segoe UI"/>
+          <w:sz w:val="24"/>
+          <w:szCs w:val="24"/>
+          <w:lang w:val="en-GB"/>
+        </w:rPr>
+        <w:t xml:space="preserve">This code shows how you can </w:t>
+      </w:r>
+      <w:r>
+        <w:rPr>
+          <w:rFonts w:ascii="Segoe UI" w:eastAsia="Segoe UI" w:hAnsi="Segoe UI" w:cs="Segoe UI"/>
+          <w:b/>
+          <w:bCs/>
+          <w:sz w:val="24"/>
+          <w:szCs w:val="24"/>
+          <w:lang w:val="en-GB"/>
+        </w:rPr>
+        <w:t>filter, sort, or modify</w:t>
+      </w:r>
+      <w:r>
+        <w:rPr>
+          <w:rFonts w:ascii="Segoe UI" w:eastAsia="Segoe UI" w:hAnsi="Segoe UI" w:cs="Segoe UI"/>
+          <w:sz w:val="24"/>
+          <w:szCs w:val="24"/>
+          <w:lang w:val="en-GB"/>
+        </w:rPr>
+        <w:t xml:space="preserve"> the list of options that appear in your relationship dropdown menu.</w:t>
+      </w:r>
+    </w:p>
+    <w:p>
+      <w:pPr>
+        <w:spacing w:before="240" w:after="240"/>
+      </w:pPr>
+      <w:r>
+        <w:rPr>
+          <w:rFonts w:ascii="Segoe UI" w:eastAsia="Segoe UI" w:hAnsi="Segoe UI" w:cs="Segoe UI"/>
+          <w:sz w:val="24"/>
+          <w:szCs w:val="24"/>
+          <w:lang w:val="en-GB"/>
+        </w:rPr>
+        <w:t xml:space="preserve">By default, </w:t>
+      </w:r>
+      <w:r>
+        <w:rPr>
+          <w:rFonts w:ascii="Consolas" w:eastAsia="Consolas" w:hAnsi="Consolas" w:cs="Consolas"/>
+          <w:sz w:val="24"/>
+          <w:szCs w:val="24"/>
+          <w:lang w:val="en-GB"/>
+        </w:rPr>
+        <w:t>-&gt;</w:t>
+      </w:r>
+      <w:proofErr w:type="gramStart"/>
+      <w:r>
+        <w:rPr>
+          <w:rFonts w:ascii="Consolas" w:eastAsia="Consolas" w:hAnsi="Consolas" w:cs="Consolas"/>
+          <w:sz w:val="24"/>
+          <w:szCs w:val="24"/>
+          <w:lang w:val="en-GB"/>
+        </w:rPr>
+        <w:t>relationship(</w:t>
+      </w:r>
+      <w:proofErr w:type="gramEnd"/>
+      <w:r>
+        <w:rPr>
+          <w:rFonts w:ascii="Consolas" w:eastAsia="Consolas" w:hAnsi="Consolas" w:cs="Consolas"/>
+          <w:sz w:val="24"/>
+          <w:szCs w:val="24"/>
+          <w:lang w:val="en-GB"/>
+        </w:rPr>
+        <w:t xml:space="preserve">name: 'author', </w:t>
+      </w:r>
+      <w:proofErr w:type="spellStart"/>
+      <w:r>
+        <w:rPr>
+          <w:rFonts w:ascii="Consolas" w:eastAsia="Consolas" w:hAnsi="Consolas" w:cs="Consolas"/>
+          <w:sz w:val="24"/>
+          <w:szCs w:val="24"/>
+          <w:lang w:val="en-GB"/>
+        </w:rPr>
+        <w:t>titleAttribute</w:t>
+      </w:r>
+      <w:proofErr w:type="spellEnd"/>
+      <w:r>
+        <w:rPr>
+          <w:rFonts w:ascii="Consolas" w:eastAsia="Consolas" w:hAnsi="Consolas" w:cs="Consolas"/>
+          <w:sz w:val="24"/>
+          <w:szCs w:val="24"/>
+          <w:lang w:val="en-GB"/>
+        </w:rPr>
+        <w:t>: 'name')</w:t>
+      </w:r>
+      <w:r>
+        <w:rPr>
+          <w:rFonts w:ascii="Segoe UI" w:eastAsia="Segoe UI" w:hAnsi="Segoe UI" w:cs="Segoe UI"/>
+          <w:sz w:val="24"/>
+          <w:szCs w:val="24"/>
+          <w:lang w:val="en-GB"/>
+        </w:rPr>
+        <w:t xml:space="preserve"> grabs </w:t>
+      </w:r>
+      <w:r>
+        <w:rPr>
+          <w:rFonts w:ascii="Segoe UI" w:eastAsia="Segoe UI" w:hAnsi="Segoe UI" w:cs="Segoe UI"/>
+          <w:b/>
+          <w:bCs/>
+          <w:sz w:val="24"/>
+          <w:szCs w:val="24"/>
+          <w:lang w:val="en-GB"/>
+        </w:rPr>
+        <w:t>every single active record</w:t>
+      </w:r>
+      <w:r>
+        <w:rPr>
+          <w:rFonts w:ascii="Segoe UI" w:eastAsia="Segoe UI" w:hAnsi="Segoe UI" w:cs="Segoe UI"/>
+          <w:sz w:val="24"/>
+          <w:szCs w:val="24"/>
+          <w:lang w:val="en-GB"/>
+        </w:rPr>
+        <w:t xml:space="preserve"> from that related table. But sometimes you want to control exactly </w:t>
+      </w:r>
+      <w:r>
+        <w:rPr>
+          <w:rFonts w:ascii="Segoe UI" w:eastAsia="Segoe UI" w:hAnsi="Segoe UI" w:cs="Segoe UI"/>
+          <w:i/>
+          <w:iCs/>
+          <w:sz w:val="24"/>
+          <w:szCs w:val="24"/>
+          <w:lang w:val="en-GB"/>
+        </w:rPr>
+        <w:t>which</w:t>
+      </w:r>
+      <w:r>
+        <w:rPr>
+          <w:rFonts w:ascii="Segoe UI" w:eastAsia="Segoe UI" w:hAnsi="Segoe UI" w:cs="Segoe UI"/>
+          <w:sz w:val="24"/>
+          <w:szCs w:val="24"/>
+          <w:lang w:val="en-GB"/>
+        </w:rPr>
+        <w:t xml:space="preserve"> records show up. That is where the third parameter, </w:t>
+      </w:r>
+      <w:proofErr w:type="spellStart"/>
+      <w:r>
+        <w:rPr>
+          <w:rFonts w:ascii="Consolas" w:eastAsia="Consolas" w:hAnsi="Consolas" w:cs="Consolas"/>
+          <w:b/>
+          <w:bCs/>
+          <w:sz w:val="24"/>
+          <w:szCs w:val="24"/>
+          <w:lang w:val="en-GB"/>
+        </w:rPr>
+        <w:t>modifyQueryUsing</w:t>
+      </w:r>
+      <w:proofErr w:type="spellEnd"/>
+      <w:r>
+        <w:rPr>
+          <w:rFonts w:ascii="Segoe UI" w:eastAsia="Segoe UI" w:hAnsi="Segoe UI" w:cs="Segoe UI"/>
+          <w:sz w:val="24"/>
+          <w:szCs w:val="24"/>
+          <w:lang w:val="en-GB"/>
+        </w:rPr>
+        <w:t>, comes in.</w:t>
+      </w:r>
+    </w:p>
+    <w:p>
+      <w:proofErr w:type="spellStart"/>
+      <w:proofErr w:type="gramStart"/>
+      <w:r>
+        <w:rPr>
+          <w:rFonts w:ascii="Segoe UI" w:eastAsia="Segoe UI" w:hAnsi="Segoe UI" w:cs="Segoe UI"/>
+          <w:b/>
+          <w:bCs/>
+          <w:color w:val="709FDB" w:themeColor="text2" w:themeTint="80"/>
+          <w:sz w:val="24"/>
+          <w:szCs w:val="24"/>
+          <w:lang w:val="en-GB"/>
+        </w:rPr>
+        <w:t>modifyQueryUsing</w:t>
+      </w:r>
+      <w:proofErr w:type="spellEnd"/>
+      <w:proofErr w:type="gramEnd"/>
+      <w:r>
+        <w:rPr>
+          <w:rFonts w:ascii="Segoe UI" w:eastAsia="Segoe UI" w:hAnsi="Segoe UI" w:cs="Segoe UI"/>
+          <w:b/>
+          <w:bCs/>
+          <w:color w:val="709FDB" w:themeColor="text2" w:themeTint="80"/>
+          <w:sz w:val="24"/>
+          <w:szCs w:val="24"/>
+          <w:lang w:val="en-GB"/>
+        </w:rPr>
+        <w:t xml:space="preserve">: </w:t>
+      </w:r>
+      <w:proofErr w:type="spellStart"/>
+      <w:r>
+        <w:rPr>
+          <w:rFonts w:ascii="Segoe UI" w:eastAsia="Segoe UI" w:hAnsi="Segoe UI" w:cs="Segoe UI"/>
+          <w:b/>
+          <w:bCs/>
+          <w:color w:val="709FDB" w:themeColor="text2" w:themeTint="80"/>
+          <w:sz w:val="24"/>
+          <w:szCs w:val="24"/>
+          <w:lang w:val="en-GB"/>
+        </w:rPr>
+        <w:t>fn</w:t>
+      </w:r>
+      <w:proofErr w:type="spellEnd"/>
+      <w:r>
+        <w:rPr>
+          <w:rFonts w:ascii="Segoe UI" w:eastAsia="Segoe UI" w:hAnsi="Segoe UI" w:cs="Segoe UI"/>
+          <w:b/>
+          <w:bCs/>
+          <w:color w:val="709FDB" w:themeColor="text2" w:themeTint="80"/>
+          <w:sz w:val="24"/>
+          <w:szCs w:val="24"/>
+          <w:lang w:val="en-GB"/>
+        </w:rPr>
+        <w:t xml:space="preserve"> (Builder $query) =&gt; $query-&gt;</w:t>
+      </w:r>
+      <w:proofErr w:type="spellStart"/>
+      <w:r>
+        <w:rPr>
+          <w:rFonts w:ascii="Segoe UI" w:eastAsia="Segoe UI" w:hAnsi="Segoe UI" w:cs="Segoe UI"/>
+          <w:b/>
+          <w:bCs/>
+          <w:color w:val="709FDB" w:themeColor="text2" w:themeTint="80"/>
+          <w:sz w:val="24"/>
+          <w:szCs w:val="24"/>
+          <w:lang w:val="en-GB"/>
+        </w:rPr>
+        <w:t>withTrashed</w:t>
+      </w:r>
+      <w:proofErr w:type="spellEnd"/>
+      <w:r>
+        <w:rPr>
+          <w:rFonts w:ascii="Segoe UI" w:eastAsia="Segoe UI" w:hAnsi="Segoe UI" w:cs="Segoe UI"/>
+          <w:b/>
+          <w:bCs/>
+          <w:color w:val="709FDB" w:themeColor="text2" w:themeTint="80"/>
+          <w:sz w:val="24"/>
+          <w:szCs w:val="24"/>
+          <w:lang w:val="en-GB"/>
+        </w:rPr>
+        <w:t>()</w:t>
+      </w:r>
+    </w:p>
+    <w:p>
+      <w:pPr>
+        <w:pStyle w:val="ListParagraph"/>
+        <w:numPr>
+          <w:ilvl w:val="0"/>
+          <w:numId w:val="20"/>
+        </w:numPr>
+        <w:spacing w:before="240" w:after="240" w:line="279" w:lineRule="auto"/>
+        <w:rPr>
+          <w:rFonts w:ascii="Segoe UI" w:eastAsia="Segoe UI" w:hAnsi="Segoe UI" w:cs="Segoe UI"/>
+        </w:rPr>
+      </w:pPr>
+      <w:proofErr w:type="spellStart"/>
+      <w:proofErr w:type="gramStart"/>
+      <w:r>
+        <w:rPr>
+          <w:rFonts w:ascii="Consolas" w:eastAsia="Consolas" w:hAnsi="Consolas" w:cs="Consolas"/>
+          <w:b/>
+          <w:bCs/>
+          <w:sz w:val="24"/>
+          <w:szCs w:val="24"/>
+          <w:lang w:val="en-GB"/>
+        </w:rPr>
+        <w:lastRenderedPageBreak/>
+        <w:t>modifyQueryUsing</w:t>
+      </w:r>
+      <w:proofErr w:type="spellEnd"/>
+      <w:proofErr w:type="gramEnd"/>
+      <w:r>
+        <w:rPr>
+          <w:rFonts w:ascii="Segoe UI" w:eastAsia="Segoe UI" w:hAnsi="Segoe UI" w:cs="Segoe UI"/>
+          <w:sz w:val="24"/>
+          <w:szCs w:val="24"/>
+          <w:lang w:val="en-GB"/>
+        </w:rPr>
+        <w:t>: This is a hook that opens up a live connection to the database query right before it goes out to fetch your dropdown options.</w:t>
+      </w:r>
+    </w:p>
+    <w:p>
+      <w:pPr>
+        <w:pStyle w:val="ListParagraph"/>
+        <w:numPr>
+          <w:ilvl w:val="0"/>
+          <w:numId w:val="20"/>
+        </w:numPr>
+        <w:spacing w:before="240" w:after="240" w:line="279" w:lineRule="auto"/>
+        <w:rPr>
+          <w:rFonts w:ascii="Segoe UI" w:eastAsia="Segoe UI" w:hAnsi="Segoe UI" w:cs="Segoe UI"/>
+        </w:rPr>
+      </w:pPr>
+      <w:proofErr w:type="spellStart"/>
+      <w:proofErr w:type="gramStart"/>
+      <w:r>
+        <w:rPr>
+          <w:rFonts w:ascii="Consolas" w:eastAsia="Consolas" w:hAnsi="Consolas" w:cs="Consolas"/>
+          <w:b/>
+          <w:bCs/>
+          <w:sz w:val="24"/>
+          <w:szCs w:val="24"/>
+          <w:lang w:val="en-GB"/>
+        </w:rPr>
+        <w:t>fn</w:t>
+      </w:r>
+      <w:proofErr w:type="spellEnd"/>
+      <w:proofErr w:type="gramEnd"/>
+      <w:r>
+        <w:rPr>
+          <w:rFonts w:ascii="Consolas" w:eastAsia="Consolas" w:hAnsi="Consolas" w:cs="Consolas"/>
+          <w:b/>
+          <w:bCs/>
+          <w:sz w:val="24"/>
+          <w:szCs w:val="24"/>
+          <w:lang w:val="en-GB"/>
+        </w:rPr>
+        <w:t xml:space="preserve"> (Builder $query)</w:t>
+      </w:r>
+      <w:r>
+        <w:rPr>
+          <w:rFonts w:ascii="Segoe UI" w:eastAsia="Segoe UI" w:hAnsi="Segoe UI" w:cs="Segoe UI"/>
+          <w:sz w:val="24"/>
+          <w:szCs w:val="24"/>
+          <w:lang w:val="en-GB"/>
+        </w:rPr>
+        <w:t xml:space="preserve">: Filament hands you the standard </w:t>
+      </w:r>
+      <w:proofErr w:type="spellStart"/>
+      <w:r>
+        <w:rPr>
+          <w:rFonts w:ascii="Segoe UI" w:eastAsia="Segoe UI" w:hAnsi="Segoe UI" w:cs="Segoe UI"/>
+          <w:sz w:val="24"/>
+          <w:szCs w:val="24"/>
+          <w:lang w:val="en-GB"/>
+        </w:rPr>
+        <w:t>Laravel</w:t>
+      </w:r>
+      <w:proofErr w:type="spellEnd"/>
+      <w:r>
+        <w:rPr>
+          <w:rFonts w:ascii="Segoe UI" w:eastAsia="Segoe UI" w:hAnsi="Segoe UI" w:cs="Segoe UI"/>
+          <w:sz w:val="24"/>
+          <w:szCs w:val="24"/>
+          <w:lang w:val="en-GB"/>
+        </w:rPr>
+        <w:t xml:space="preserve"> Eloquent query builder as a variable named </w:t>
+      </w:r>
+      <w:r>
+        <w:rPr>
+          <w:rFonts w:ascii="Consolas" w:eastAsia="Consolas" w:hAnsi="Consolas" w:cs="Consolas"/>
+          <w:sz w:val="24"/>
+          <w:szCs w:val="24"/>
+          <w:lang w:val="en-GB"/>
+        </w:rPr>
+        <w:t>$query</w:t>
+      </w:r>
+      <w:r>
+        <w:rPr>
+          <w:rFonts w:ascii="Segoe UI" w:eastAsia="Segoe UI" w:hAnsi="Segoe UI" w:cs="Segoe UI"/>
+          <w:sz w:val="24"/>
+          <w:szCs w:val="24"/>
+          <w:lang w:val="en-GB"/>
+        </w:rPr>
+        <w:t>.</w:t>
+      </w:r>
+    </w:p>
+    <w:p>
+      <w:pPr>
+        <w:pStyle w:val="ListParagraph"/>
+        <w:numPr>
+          <w:ilvl w:val="0"/>
+          <w:numId w:val="20"/>
+        </w:numPr>
+        <w:spacing w:before="240" w:after="240" w:line="279" w:lineRule="auto"/>
+        <w:rPr>
+          <w:rFonts w:ascii="Segoe UI" w:eastAsia="Segoe UI" w:hAnsi="Segoe UI" w:cs="Segoe UI"/>
+          <w:i/>
+          <w:iCs/>
+        </w:rPr>
+      </w:pPr>
+      <w:r>
+        <w:rPr>
+          <w:rFonts w:ascii="Consolas" w:eastAsia="Consolas" w:hAnsi="Consolas" w:cs="Consolas"/>
+          <w:b/>
+          <w:bCs/>
+          <w:sz w:val="24"/>
+          <w:szCs w:val="24"/>
+          <w:lang w:val="en-GB"/>
+        </w:rPr>
+        <w:t>$query-&gt;</w:t>
+      </w:r>
+      <w:proofErr w:type="spellStart"/>
+      <w:proofErr w:type="gramStart"/>
+      <w:r>
+        <w:rPr>
+          <w:rFonts w:ascii="Consolas" w:eastAsia="Consolas" w:hAnsi="Consolas" w:cs="Consolas"/>
+          <w:b/>
+          <w:bCs/>
+          <w:sz w:val="24"/>
+          <w:szCs w:val="24"/>
+          <w:lang w:val="en-GB"/>
+        </w:rPr>
+        <w:t>withTrashed</w:t>
+      </w:r>
+      <w:proofErr w:type="spellEnd"/>
+      <w:r>
+        <w:rPr>
+          <w:rFonts w:ascii="Consolas" w:eastAsia="Consolas" w:hAnsi="Consolas" w:cs="Consolas"/>
+          <w:b/>
+          <w:bCs/>
+          <w:sz w:val="24"/>
+          <w:szCs w:val="24"/>
+          <w:lang w:val="en-GB"/>
+        </w:rPr>
+        <w:t>(</w:t>
+      </w:r>
+      <w:proofErr w:type="gramEnd"/>
+      <w:r>
+        <w:rPr>
+          <w:rFonts w:ascii="Consolas" w:eastAsia="Consolas" w:hAnsi="Consolas" w:cs="Consolas"/>
+          <w:b/>
+          <w:bCs/>
+          <w:sz w:val="24"/>
+          <w:szCs w:val="24"/>
+          <w:lang w:val="en-GB"/>
+        </w:rPr>
+        <w:t>)</w:t>
+      </w:r>
+      <w:r>
+        <w:rPr>
+          <w:rFonts w:ascii="Segoe UI" w:eastAsia="Segoe UI" w:hAnsi="Segoe UI" w:cs="Segoe UI"/>
+          <w:sz w:val="24"/>
+          <w:szCs w:val="24"/>
+          <w:lang w:val="en-GB"/>
+        </w:rPr>
+        <w:t xml:space="preserve">: This is the specific change being made. Normally, if a user is "soft-deleted" (trashed), </w:t>
+      </w:r>
+      <w:proofErr w:type="spellStart"/>
+      <w:r>
+        <w:rPr>
+          <w:rFonts w:ascii="Segoe UI" w:eastAsia="Segoe UI" w:hAnsi="Segoe UI" w:cs="Segoe UI"/>
+          <w:sz w:val="24"/>
+          <w:szCs w:val="24"/>
+          <w:lang w:val="en-GB"/>
+        </w:rPr>
+        <w:t>Laravel</w:t>
+      </w:r>
+      <w:proofErr w:type="spellEnd"/>
+      <w:r>
+        <w:rPr>
+          <w:rFonts w:ascii="Segoe UI" w:eastAsia="Segoe UI" w:hAnsi="Segoe UI" w:cs="Segoe UI"/>
+          <w:sz w:val="24"/>
+          <w:szCs w:val="24"/>
+          <w:lang w:val="en-GB"/>
+        </w:rPr>
+        <w:t xml:space="preserve"> hides them. By adding </w:t>
+      </w:r>
+      <w:r>
+        <w:rPr>
+          <w:rFonts w:ascii="Consolas" w:eastAsia="Consolas" w:hAnsi="Consolas" w:cs="Consolas"/>
+          <w:sz w:val="24"/>
+          <w:szCs w:val="24"/>
+          <w:lang w:val="en-GB"/>
+        </w:rPr>
+        <w:t>-&gt;</w:t>
+      </w:r>
+      <w:proofErr w:type="spellStart"/>
+      <w:proofErr w:type="gramStart"/>
+      <w:r>
+        <w:rPr>
+          <w:rFonts w:ascii="Consolas" w:eastAsia="Consolas" w:hAnsi="Consolas" w:cs="Consolas"/>
+          <w:sz w:val="24"/>
+          <w:szCs w:val="24"/>
+          <w:lang w:val="en-GB"/>
+        </w:rPr>
+        <w:t>withTrashed</w:t>
+      </w:r>
+      <w:proofErr w:type="spellEnd"/>
+      <w:r>
+        <w:rPr>
+          <w:rFonts w:ascii="Consolas" w:eastAsia="Consolas" w:hAnsi="Consolas" w:cs="Consolas"/>
+          <w:sz w:val="24"/>
+          <w:szCs w:val="24"/>
+          <w:lang w:val="en-GB"/>
+        </w:rPr>
+        <w:t>(</w:t>
+      </w:r>
+      <w:proofErr w:type="gramEnd"/>
+      <w:r>
+        <w:rPr>
+          <w:rFonts w:ascii="Consolas" w:eastAsia="Consolas" w:hAnsi="Consolas" w:cs="Consolas"/>
+          <w:sz w:val="24"/>
+          <w:szCs w:val="24"/>
+          <w:lang w:val="en-GB"/>
+        </w:rPr>
+        <w:t>)</w:t>
+      </w:r>
+      <w:r>
+        <w:rPr>
+          <w:rFonts w:ascii="Segoe UI" w:eastAsia="Segoe UI" w:hAnsi="Segoe UI" w:cs="Segoe UI"/>
+          <w:sz w:val="24"/>
+          <w:szCs w:val="24"/>
+          <w:lang w:val="en-GB"/>
+        </w:rPr>
+        <w:t xml:space="preserve">, you tell the dropdown: </w:t>
+      </w:r>
+      <w:r>
+        <w:rPr>
+          <w:rFonts w:ascii="Segoe UI" w:eastAsia="Segoe UI" w:hAnsi="Segoe UI" w:cs="Segoe UI"/>
+          <w:i/>
+          <w:iCs/>
+          <w:sz w:val="24"/>
+          <w:szCs w:val="24"/>
+          <w:lang w:val="en-GB"/>
+        </w:rPr>
+        <w:t>"Include deleted authors in this list too!"</w:t>
+      </w:r>
+    </w:p>
+    <w:p>
+      <w:pPr>
+        <w:rPr>
+          <w:rFonts w:ascii="Segoe UI" w:eastAsia="Segoe UI" w:hAnsi="Segoe UI" w:cs="Segoe UI"/>
+          <w:b/>
+          <w:bCs/>
+          <w:color w:val="709FDB" w:themeColor="text2" w:themeTint="80"/>
+        </w:rPr>
+      </w:pPr>
+    </w:p>
+    <w:p>
+      <w:pPr>
+        <w:pStyle w:val="Heading3"/>
+        <w:spacing w:before="281" w:after="281"/>
+      </w:pPr>
+      <w:r>
+        <w:rPr>
+          <w:rFonts w:ascii="Segoe UI" w:eastAsia="Segoe UI" w:hAnsi="Segoe UI" w:cs="Segoe UI"/>
+          <w:b/>
+          <w:bCs/>
+        </w:rPr>
+        <w:t>Q</w:t>
+      </w:r>
+      <w:proofErr w:type="gramStart"/>
+      <w:r>
+        <w:rPr>
+          <w:rFonts w:ascii="Segoe UI" w:eastAsia="Segoe UI" w:hAnsi="Segoe UI" w:cs="Segoe UI"/>
+          <w:b/>
+          <w:bCs/>
+        </w:rPr>
+        <w:t>:What</w:t>
+      </w:r>
+      <w:proofErr w:type="gramEnd"/>
+      <w:r>
+        <w:rPr>
+          <w:rFonts w:ascii="Segoe UI" w:eastAsia="Segoe UI" w:hAnsi="Segoe UI" w:cs="Segoe UI"/>
+          <w:b/>
+          <w:bCs/>
+        </w:rPr>
+        <w:t xml:space="preserve"> is a Virtual Column (</w:t>
+      </w:r>
+      <w:proofErr w:type="spellStart"/>
+      <w:r>
+        <w:rPr>
+          <w:rFonts w:ascii="Consolas" w:eastAsia="Consolas" w:hAnsi="Consolas" w:cs="Consolas"/>
+          <w:b/>
+          <w:bCs/>
+        </w:rPr>
+        <w:t>virtualAs</w:t>
+      </w:r>
+      <w:proofErr w:type="spellEnd"/>
+      <w:r>
+        <w:rPr>
+          <w:rFonts w:ascii="Segoe UI" w:eastAsia="Segoe UI" w:hAnsi="Segoe UI" w:cs="Segoe UI"/>
+          <w:b/>
+          <w:bCs/>
+        </w:rPr>
+        <w:t>)?</w:t>
+      </w:r>
+    </w:p>
+    <w:p>
+      <w:pPr>
+        <w:spacing w:before="240" w:after="240"/>
+      </w:pPr>
+      <w:r>
+        <w:rPr>
+          <w:rFonts w:ascii="Segoe UI" w:eastAsia="Segoe UI" w:hAnsi="Segoe UI" w:cs="Segoe UI"/>
+          <w:sz w:val="24"/>
+          <w:szCs w:val="24"/>
+          <w:lang w:val="en-GB"/>
+        </w:rPr>
+        <w:t xml:space="preserve">A virtual column is a "smart" database column that </w:t>
+      </w:r>
+      <w:r>
+        <w:rPr>
+          <w:rFonts w:ascii="Segoe UI" w:eastAsia="Segoe UI" w:hAnsi="Segoe UI" w:cs="Segoe UI"/>
+          <w:b/>
+          <w:bCs/>
+          <w:sz w:val="24"/>
+          <w:szCs w:val="24"/>
+          <w:lang w:val="en-GB"/>
+        </w:rPr>
+        <w:t>does not actually store any data</w:t>
+      </w:r>
+      <w:r>
+        <w:rPr>
+          <w:rFonts w:ascii="Segoe UI" w:eastAsia="Segoe UI" w:hAnsi="Segoe UI" w:cs="Segoe UI"/>
+          <w:sz w:val="24"/>
+          <w:szCs w:val="24"/>
+          <w:lang w:val="en-GB"/>
+        </w:rPr>
+        <w:t xml:space="preserve"> on your hard drive. Instead, it reads other real columns in your table and calculates its own value on the fly, directly inside the database.</w:t>
+      </w:r>
+    </w:p>
+    <w:p>
+      <w:pPr>
+        <w:spacing w:before="240" w:after="240"/>
+      </w:pPr>
+      <w:r>
+        <w:rPr>
+          <w:rFonts w:ascii="Segoe UI" w:eastAsia="Segoe UI" w:hAnsi="Segoe UI" w:cs="Segoe UI"/>
+          <w:sz w:val="24"/>
+          <w:szCs w:val="24"/>
+          <w:lang w:val="en-GB"/>
+        </w:rPr>
+        <w:t xml:space="preserve">Look at this line from a </w:t>
+      </w:r>
+      <w:proofErr w:type="spellStart"/>
+      <w:r>
+        <w:rPr>
+          <w:rFonts w:ascii="Segoe UI" w:eastAsia="Segoe UI" w:hAnsi="Segoe UI" w:cs="Segoe UI"/>
+          <w:sz w:val="24"/>
+          <w:szCs w:val="24"/>
+          <w:lang w:val="en-GB"/>
+        </w:rPr>
+        <w:t>Laravel</w:t>
+      </w:r>
+      <w:proofErr w:type="spellEnd"/>
+      <w:r>
+        <w:rPr>
+          <w:rFonts w:ascii="Segoe UI" w:eastAsia="Segoe UI" w:hAnsi="Segoe UI" w:cs="Segoe UI"/>
+          <w:sz w:val="24"/>
+          <w:szCs w:val="24"/>
+          <w:lang w:val="en-GB"/>
+        </w:rPr>
+        <w:t xml:space="preserve"> database migration file:</w:t>
+      </w:r>
+    </w:p>
+    <w:p>
+      <w:pPr>
+        <w:spacing w:before="240" w:after="240"/>
+      </w:pPr>
+      <w:r>
+        <w:rPr>
+          <w:rFonts w:ascii="Segoe UI" w:eastAsia="Segoe UI" w:hAnsi="Segoe UI" w:cs="Segoe UI"/>
+          <w:b/>
+          <w:bCs/>
+          <w:color w:val="709FDB" w:themeColor="text2" w:themeTint="80"/>
+          <w:sz w:val="24"/>
+          <w:szCs w:val="24"/>
+          <w:lang w:val="en-GB"/>
+        </w:rPr>
+        <w:t>$table-&gt;</w:t>
+      </w:r>
+      <w:proofErr w:type="gramStart"/>
+      <w:r>
+        <w:rPr>
+          <w:rFonts w:ascii="Segoe UI" w:eastAsia="Segoe UI" w:hAnsi="Segoe UI" w:cs="Segoe UI"/>
+          <w:b/>
+          <w:bCs/>
+          <w:color w:val="709FDB" w:themeColor="text2" w:themeTint="80"/>
+          <w:sz w:val="24"/>
+          <w:szCs w:val="24"/>
+          <w:lang w:val="en-GB"/>
+        </w:rPr>
+        <w:t>string(</w:t>
+      </w:r>
+      <w:proofErr w:type="gramEnd"/>
+      <w:r>
+        <w:rPr>
+          <w:rFonts w:ascii="Segoe UI" w:eastAsia="Segoe UI" w:hAnsi="Segoe UI" w:cs="Segoe UI"/>
+          <w:b/>
+          <w:bCs/>
+          <w:color w:val="709FDB" w:themeColor="text2" w:themeTint="80"/>
+          <w:sz w:val="24"/>
+          <w:szCs w:val="24"/>
+          <w:lang w:val="en-GB"/>
+        </w:rPr>
+        <w:t>'</w:t>
+      </w:r>
+      <w:proofErr w:type="spellStart"/>
+      <w:r>
+        <w:rPr>
+          <w:rFonts w:ascii="Segoe UI" w:eastAsia="Segoe UI" w:hAnsi="Segoe UI" w:cs="Segoe UI"/>
+          <w:b/>
+          <w:bCs/>
+          <w:color w:val="709FDB" w:themeColor="text2" w:themeTint="80"/>
+          <w:sz w:val="24"/>
+          <w:szCs w:val="24"/>
+          <w:lang w:val="en-GB"/>
+        </w:rPr>
+        <w:t>full_name</w:t>
+      </w:r>
+      <w:proofErr w:type="spellEnd"/>
+      <w:r>
+        <w:rPr>
+          <w:rFonts w:ascii="Segoe UI" w:eastAsia="Segoe UI" w:hAnsi="Segoe UI" w:cs="Segoe UI"/>
+          <w:b/>
+          <w:bCs/>
+          <w:color w:val="709FDB" w:themeColor="text2" w:themeTint="80"/>
+          <w:sz w:val="24"/>
+          <w:szCs w:val="24"/>
+          <w:lang w:val="en-GB"/>
+        </w:rPr>
+        <w:t>')-&gt;</w:t>
+      </w:r>
+      <w:proofErr w:type="spellStart"/>
+      <w:r>
+        <w:rPr>
+          <w:rFonts w:ascii="Segoe UI" w:eastAsia="Segoe UI" w:hAnsi="Segoe UI" w:cs="Segoe UI"/>
+          <w:b/>
+          <w:bCs/>
+          <w:color w:val="709FDB" w:themeColor="text2" w:themeTint="80"/>
+          <w:sz w:val="24"/>
+          <w:szCs w:val="24"/>
+          <w:lang w:val="en-GB"/>
+        </w:rPr>
+        <w:t>virtualAs</w:t>
+      </w:r>
+      <w:proofErr w:type="spellEnd"/>
+      <w:r>
+        <w:rPr>
+          <w:rFonts w:ascii="Segoe UI" w:eastAsia="Segoe UI" w:hAnsi="Segoe UI" w:cs="Segoe UI"/>
+          <w:b/>
+          <w:bCs/>
+          <w:color w:val="709FDB" w:themeColor="text2" w:themeTint="80"/>
+          <w:sz w:val="24"/>
+          <w:szCs w:val="24"/>
+          <w:lang w:val="en-GB"/>
+        </w:rPr>
+        <w:t>("</w:t>
+      </w:r>
+      <w:proofErr w:type="spellStart"/>
+      <w:r>
+        <w:rPr>
+          <w:rFonts w:ascii="Segoe UI" w:eastAsia="Segoe UI" w:hAnsi="Segoe UI" w:cs="Segoe UI"/>
+          <w:b/>
+          <w:bCs/>
+          <w:color w:val="709FDB" w:themeColor="text2" w:themeTint="80"/>
+          <w:sz w:val="24"/>
+          <w:szCs w:val="24"/>
+          <w:lang w:val="en-GB"/>
+        </w:rPr>
+        <w:t>concat</w:t>
+      </w:r>
+      <w:proofErr w:type="spellEnd"/>
+      <w:r>
+        <w:rPr>
+          <w:rFonts w:ascii="Segoe UI" w:eastAsia="Segoe UI" w:hAnsi="Segoe UI" w:cs="Segoe UI"/>
+          <w:b/>
+          <w:bCs/>
+          <w:color w:val="709FDB" w:themeColor="text2" w:themeTint="80"/>
+          <w:sz w:val="24"/>
+          <w:szCs w:val="24"/>
+          <w:lang w:val="en-GB"/>
+        </w:rPr>
+        <w:t>(</w:t>
+      </w:r>
+      <w:proofErr w:type="spellStart"/>
+      <w:r>
+        <w:rPr>
+          <w:rFonts w:ascii="Segoe UI" w:eastAsia="Segoe UI" w:hAnsi="Segoe UI" w:cs="Segoe UI"/>
+          <w:b/>
+          <w:bCs/>
+          <w:color w:val="709FDB" w:themeColor="text2" w:themeTint="80"/>
+          <w:sz w:val="24"/>
+          <w:szCs w:val="24"/>
+          <w:lang w:val="en-GB"/>
+        </w:rPr>
+        <w:t>first_name</w:t>
+      </w:r>
+      <w:proofErr w:type="spellEnd"/>
+      <w:r>
+        <w:rPr>
+          <w:rFonts w:ascii="Segoe UI" w:eastAsia="Segoe UI" w:hAnsi="Segoe UI" w:cs="Segoe UI"/>
+          <w:b/>
+          <w:bCs/>
+          <w:color w:val="709FDB" w:themeColor="text2" w:themeTint="80"/>
+          <w:sz w:val="24"/>
+          <w:szCs w:val="24"/>
+          <w:lang w:val="en-GB"/>
+        </w:rPr>
+        <w:t xml:space="preserve">, ' ', </w:t>
+      </w:r>
+      <w:proofErr w:type="spellStart"/>
+      <w:r>
+        <w:rPr>
+          <w:rFonts w:ascii="Segoe UI" w:eastAsia="Segoe UI" w:hAnsi="Segoe UI" w:cs="Segoe UI"/>
+          <w:b/>
+          <w:bCs/>
+          <w:color w:val="709FDB" w:themeColor="text2" w:themeTint="80"/>
+          <w:sz w:val="24"/>
+          <w:szCs w:val="24"/>
+          <w:lang w:val="en-GB"/>
+        </w:rPr>
+        <w:t>last_name</w:t>
+      </w:r>
+      <w:proofErr w:type="spellEnd"/>
+      <w:r>
+        <w:rPr>
+          <w:rFonts w:ascii="Segoe UI" w:eastAsia="Segoe UI" w:hAnsi="Segoe UI" w:cs="Segoe UI"/>
+          <w:b/>
+          <w:bCs/>
+          <w:color w:val="709FDB" w:themeColor="text2" w:themeTint="80"/>
+          <w:sz w:val="24"/>
+          <w:szCs w:val="24"/>
+          <w:lang w:val="en-GB"/>
+        </w:rPr>
+        <w:t>)");</w:t>
+      </w:r>
+    </w:p>
+    <w:p>
+      <w:pPr>
+        <w:pStyle w:val="ListParagraph"/>
+        <w:numPr>
+          <w:ilvl w:val="0"/>
+          <w:numId w:val="20"/>
+        </w:numPr>
+        <w:spacing w:before="240" w:after="240" w:line="279" w:lineRule="auto"/>
+        <w:rPr>
+          <w:rFonts w:ascii="Segoe UI" w:eastAsia="Segoe UI" w:hAnsi="Segoe UI" w:cs="Segoe UI"/>
+        </w:rPr>
+      </w:pPr>
+      <w:proofErr w:type="spellStart"/>
+      <w:r>
+        <w:rPr>
+          <w:rFonts w:ascii="Consolas" w:eastAsia="Consolas" w:hAnsi="Consolas" w:cs="Consolas"/>
+          <w:b/>
+          <w:bCs/>
+          <w:color w:val="709FDB" w:themeColor="text2" w:themeTint="80"/>
+          <w:sz w:val="24"/>
+          <w:szCs w:val="24"/>
+          <w:lang w:val="en-GB"/>
+        </w:rPr>
+        <w:t>full_name</w:t>
+      </w:r>
+      <w:proofErr w:type="spellEnd"/>
+      <w:r>
+        <w:rPr>
+          <w:rFonts w:ascii="Consolas" w:eastAsia="Consolas" w:hAnsi="Consolas" w:cs="Consolas"/>
+          <w:b/>
+          <w:bCs/>
+          <w:color w:val="709FDB" w:themeColor="text2" w:themeTint="80"/>
+          <w:sz w:val="24"/>
+          <w:szCs w:val="24"/>
+          <w:lang w:val="en-GB"/>
+        </w:rPr>
+        <w:t>'</w:t>
+      </w:r>
+      <w:r>
+        <w:rPr>
+          <w:rFonts w:ascii="Segoe UI" w:eastAsia="Segoe UI" w:hAnsi="Segoe UI" w:cs="Segoe UI"/>
+          <w:color w:val="709FDB" w:themeColor="text2" w:themeTint="80"/>
+          <w:sz w:val="24"/>
+          <w:szCs w:val="24"/>
+          <w:lang w:val="en-GB"/>
+        </w:rPr>
+        <w:t>:</w:t>
+      </w:r>
+      <w:r>
+        <w:rPr>
+          <w:rFonts w:ascii="Segoe UI" w:eastAsia="Segoe UI" w:hAnsi="Segoe UI" w:cs="Segoe UI"/>
+          <w:sz w:val="24"/>
+          <w:szCs w:val="24"/>
+          <w:lang w:val="en-GB"/>
+        </w:rPr>
+        <w:t xml:space="preserve"> This is the name of your new smart column.</w:t>
+      </w:r>
+    </w:p>
+    <w:p>
+      <w:pPr>
+        <w:pStyle w:val="ListParagraph"/>
+        <w:numPr>
+          <w:ilvl w:val="0"/>
+          <w:numId w:val="20"/>
+        </w:numPr>
+        <w:spacing w:before="240" w:after="240" w:line="279" w:lineRule="auto"/>
+        <w:rPr>
+          <w:rFonts w:ascii="Segoe UI" w:eastAsia="Segoe UI" w:hAnsi="Segoe UI" w:cs="Segoe UI"/>
+        </w:rPr>
+      </w:pPr>
+      <w:proofErr w:type="spellStart"/>
+      <w:proofErr w:type="gramStart"/>
+      <w:r>
+        <w:rPr>
+          <w:rFonts w:ascii="Consolas" w:eastAsia="Consolas" w:hAnsi="Consolas" w:cs="Consolas"/>
+          <w:b/>
+          <w:bCs/>
+          <w:color w:val="709FDB" w:themeColor="text2" w:themeTint="80"/>
+          <w:sz w:val="24"/>
+          <w:szCs w:val="24"/>
+          <w:lang w:val="en-GB"/>
+        </w:rPr>
+        <w:t>concat</w:t>
+      </w:r>
+      <w:proofErr w:type="spellEnd"/>
+      <w:r>
+        <w:rPr>
+          <w:rFonts w:ascii="Consolas" w:eastAsia="Consolas" w:hAnsi="Consolas" w:cs="Consolas"/>
+          <w:b/>
+          <w:bCs/>
+          <w:color w:val="709FDB" w:themeColor="text2" w:themeTint="80"/>
+          <w:sz w:val="24"/>
+          <w:szCs w:val="24"/>
+          <w:lang w:val="en-GB"/>
+        </w:rPr>
+        <w:t>(</w:t>
+      </w:r>
+      <w:proofErr w:type="gramEnd"/>
+      <w:r>
+        <w:rPr>
+          <w:rFonts w:ascii="Consolas" w:eastAsia="Consolas" w:hAnsi="Consolas" w:cs="Consolas"/>
+          <w:b/>
+          <w:bCs/>
+          <w:color w:val="709FDB" w:themeColor="text2" w:themeTint="80"/>
+          <w:sz w:val="24"/>
+          <w:szCs w:val="24"/>
+          <w:lang w:val="en-GB"/>
+        </w:rPr>
+        <w:t>...)</w:t>
+      </w:r>
+      <w:r>
+        <w:rPr>
+          <w:rFonts w:ascii="Segoe UI" w:eastAsia="Segoe UI" w:hAnsi="Segoe UI" w:cs="Segoe UI"/>
+          <w:color w:val="709FDB" w:themeColor="text2" w:themeTint="80"/>
+          <w:sz w:val="24"/>
+          <w:szCs w:val="24"/>
+          <w:lang w:val="en-GB"/>
+        </w:rPr>
+        <w:t>:</w:t>
+      </w:r>
+      <w:r>
+        <w:rPr>
+          <w:rFonts w:ascii="Segoe UI" w:eastAsia="Segoe UI" w:hAnsi="Segoe UI" w:cs="Segoe UI"/>
+          <w:sz w:val="24"/>
+          <w:szCs w:val="24"/>
+          <w:lang w:val="en-GB"/>
+        </w:rPr>
+        <w:t xml:space="preserve"> This is a database function that sticks strings together.</w:t>
+      </w:r>
+    </w:p>
+    <w:p>
+      <w:pPr>
+        <w:pStyle w:val="ListParagraph"/>
+        <w:numPr>
+          <w:ilvl w:val="0"/>
+          <w:numId w:val="20"/>
+        </w:numPr>
+        <w:spacing w:before="240" w:after="240" w:line="279" w:lineRule="auto"/>
+        <w:rPr>
+          <w:rFonts w:ascii="Segoe UI" w:eastAsia="Segoe UI" w:hAnsi="Segoe UI" w:cs="Segoe UI"/>
+        </w:rPr>
+      </w:pPr>
+      <w:r>
+        <w:rPr>
+          <w:rFonts w:ascii="Segoe UI" w:eastAsia="Segoe UI" w:hAnsi="Segoe UI" w:cs="Segoe UI"/>
+          <w:b/>
+          <w:bCs/>
+          <w:sz w:val="24"/>
+          <w:szCs w:val="24"/>
+          <w:lang w:val="en-GB"/>
+        </w:rPr>
+        <w:t>The Magic:</w:t>
+      </w:r>
+      <w:r>
+        <w:rPr>
+          <w:rFonts w:ascii="Segoe UI" w:eastAsia="Segoe UI" w:hAnsi="Segoe UI" w:cs="Segoe UI"/>
+          <w:sz w:val="24"/>
+          <w:szCs w:val="24"/>
+          <w:lang w:val="en-GB"/>
+        </w:rPr>
+        <w:t xml:space="preserve"> Whenever someone asks the database for </w:t>
+      </w:r>
+      <w:proofErr w:type="spellStart"/>
+      <w:r>
+        <w:rPr>
+          <w:rFonts w:ascii="Consolas" w:eastAsia="Consolas" w:hAnsi="Consolas" w:cs="Consolas"/>
+          <w:sz w:val="24"/>
+          <w:szCs w:val="24"/>
+          <w:lang w:val="en-GB"/>
+        </w:rPr>
+        <w:t>full_name</w:t>
+      </w:r>
+      <w:proofErr w:type="spellEnd"/>
+      <w:r>
+        <w:rPr>
+          <w:rFonts w:ascii="Segoe UI" w:eastAsia="Segoe UI" w:hAnsi="Segoe UI" w:cs="Segoe UI"/>
+          <w:sz w:val="24"/>
+          <w:szCs w:val="24"/>
+          <w:lang w:val="en-GB"/>
+        </w:rPr>
+        <w:t xml:space="preserve">, the database instantly glues </w:t>
+      </w:r>
+      <w:proofErr w:type="spellStart"/>
+      <w:r>
+        <w:rPr>
+          <w:rFonts w:ascii="Consolas" w:eastAsia="Consolas" w:hAnsi="Consolas" w:cs="Consolas"/>
+          <w:sz w:val="24"/>
+          <w:szCs w:val="24"/>
+          <w:lang w:val="en-GB"/>
+        </w:rPr>
+        <w:t>first_name</w:t>
+      </w:r>
+      <w:proofErr w:type="spellEnd"/>
+      <w:r>
+        <w:rPr>
+          <w:rFonts w:ascii="Segoe UI" w:eastAsia="Segoe UI" w:hAnsi="Segoe UI" w:cs="Segoe UI"/>
+          <w:sz w:val="24"/>
+          <w:szCs w:val="24"/>
+          <w:lang w:val="en-GB"/>
+        </w:rPr>
+        <w:t xml:space="preserve"> + a space + </w:t>
+      </w:r>
+      <w:proofErr w:type="spellStart"/>
+      <w:r>
+        <w:rPr>
+          <w:rFonts w:ascii="Consolas" w:eastAsia="Consolas" w:hAnsi="Consolas" w:cs="Consolas"/>
+          <w:sz w:val="24"/>
+          <w:szCs w:val="24"/>
+          <w:lang w:val="en-GB"/>
+        </w:rPr>
+        <w:t>last_name</w:t>
+      </w:r>
+      <w:proofErr w:type="spellEnd"/>
+      <w:r>
+        <w:rPr>
+          <w:rFonts w:ascii="Segoe UI" w:eastAsia="Segoe UI" w:hAnsi="Segoe UI" w:cs="Segoe UI"/>
+          <w:sz w:val="24"/>
+          <w:szCs w:val="24"/>
+          <w:lang w:val="en-GB"/>
+        </w:rPr>
+        <w:t xml:space="preserve"> together and hands it over. You never have to type or update a "full name" manually; the database handles it automatically whenever a first or last name changes!</w:t>
+      </w:r>
+    </w:p>
+    <w:p>
+      <w:pPr>
+        <w:pStyle w:val="Heading3"/>
+        <w:spacing w:before="281" w:after="281"/>
+      </w:pPr>
+      <w:r>
+        <w:rPr>
+          <w:rFonts w:ascii="Segoe UI" w:eastAsia="Segoe UI" w:hAnsi="Segoe UI" w:cs="Segoe UI"/>
+          <w:b/>
+          <w:bCs/>
+        </w:rPr>
+        <w:t>How to use it in your Filament Select Dropdown</w:t>
+      </w:r>
+    </w:p>
+    <w:p>
+      <w:pPr>
+        <w:spacing w:before="240" w:after="240"/>
+      </w:pPr>
+      <w:r>
+        <w:rPr>
+          <w:rFonts w:ascii="Segoe UI" w:eastAsia="Segoe UI" w:hAnsi="Segoe UI" w:cs="Segoe UI"/>
+          <w:sz w:val="24"/>
+          <w:szCs w:val="24"/>
+          <w:lang w:val="en-GB"/>
+        </w:rPr>
+        <w:t>Once you have created this virtual column in your database migration and run</w:t>
+      </w:r>
+      <w:r>
+        <w:rPr>
+          <w:rFonts w:ascii="Segoe UI" w:eastAsia="Segoe UI" w:hAnsi="Segoe UI" w:cs="Segoe UI"/>
+          <w:color w:val="709FDB" w:themeColor="text2" w:themeTint="80"/>
+          <w:sz w:val="24"/>
+          <w:szCs w:val="24"/>
+          <w:lang w:val="en-GB"/>
+        </w:rPr>
+        <w:t xml:space="preserve"> </w:t>
+      </w:r>
+      <w:proofErr w:type="spellStart"/>
+      <w:r>
+        <w:rPr>
+          <w:rFonts w:ascii="Consolas" w:eastAsia="Consolas" w:hAnsi="Consolas" w:cs="Consolas"/>
+          <w:color w:val="709FDB" w:themeColor="text2" w:themeTint="80"/>
+          <w:sz w:val="24"/>
+          <w:szCs w:val="24"/>
+          <w:lang w:val="en-GB"/>
+        </w:rPr>
+        <w:t>php</w:t>
+      </w:r>
+      <w:proofErr w:type="spellEnd"/>
+      <w:r>
+        <w:rPr>
+          <w:rFonts w:ascii="Consolas" w:eastAsia="Consolas" w:hAnsi="Consolas" w:cs="Consolas"/>
+          <w:color w:val="709FDB" w:themeColor="text2" w:themeTint="80"/>
+          <w:sz w:val="24"/>
+          <w:szCs w:val="24"/>
+          <w:lang w:val="en-GB"/>
+        </w:rPr>
+        <w:t xml:space="preserve"> artisan migrate</w:t>
+      </w:r>
+      <w:r>
+        <w:rPr>
+          <w:rFonts w:ascii="Segoe UI" w:eastAsia="Segoe UI" w:hAnsi="Segoe UI" w:cs="Segoe UI"/>
+          <w:sz w:val="24"/>
+          <w:szCs w:val="24"/>
+          <w:lang w:val="en-GB"/>
+        </w:rPr>
+        <w:t xml:space="preserve">, you can use it directly inside your Filament component's </w:t>
+      </w:r>
+      <w:proofErr w:type="spellStart"/>
+      <w:r>
+        <w:rPr>
+          <w:rFonts w:ascii="Consolas" w:eastAsia="Consolas" w:hAnsi="Consolas" w:cs="Consolas"/>
+          <w:sz w:val="24"/>
+          <w:szCs w:val="24"/>
+          <w:lang w:val="en-GB"/>
+        </w:rPr>
+        <w:t>titleAttribute</w:t>
+      </w:r>
+      <w:proofErr w:type="spellEnd"/>
+      <w:r>
+        <w:rPr>
+          <w:rFonts w:ascii="Segoe UI" w:eastAsia="Segoe UI" w:hAnsi="Segoe UI" w:cs="Segoe UI"/>
+          <w:sz w:val="24"/>
+          <w:szCs w:val="24"/>
+          <w:lang w:val="en-GB"/>
+        </w:rPr>
+        <w:t xml:space="preserve"> parameter:</w:t>
+      </w:r>
+    </w:p>
+    <w:p>
+      <w:pPr>
+        <w:spacing w:before="240" w:after="240"/>
+        <w:rPr>
+          <w:rFonts w:ascii="Segoe UI" w:eastAsia="Segoe UI" w:hAnsi="Segoe UI" w:cs="Segoe UI"/>
+          <w:b/>
+          <w:bCs/>
+          <w:color w:val="709FDB" w:themeColor="text2" w:themeTint="80"/>
+        </w:rPr>
+      </w:pPr>
+    </w:p>
+    <w:p>
+      <w:pPr>
+        <w:spacing w:before="240" w:after="240"/>
+        <w:rPr>
+          <w:rFonts w:ascii="Segoe UI" w:eastAsia="Segoe UI" w:hAnsi="Segoe UI" w:cs="Segoe UI"/>
+          <w:b/>
+          <w:bCs/>
+          <w:color w:val="709FDB" w:themeColor="text2" w:themeTint="80"/>
+        </w:rPr>
+      </w:pPr>
+      <w:r>
+        <w:rPr>
+          <w:rFonts w:ascii="Segoe UI" w:eastAsia="Segoe UI" w:hAnsi="Segoe UI" w:cs="Segoe UI"/>
+          <w:b/>
+          <w:bCs/>
+          <w:color w:val="709FDB" w:themeColor="text2" w:themeTint="80"/>
+          <w:sz w:val="24"/>
+          <w:szCs w:val="24"/>
+          <w:lang w:val="en-GB"/>
+        </w:rPr>
+        <w:t>Select::</w:t>
+      </w:r>
+      <w:proofErr w:type="gramStart"/>
+      <w:r>
+        <w:rPr>
+          <w:rFonts w:ascii="Segoe UI" w:eastAsia="Segoe UI" w:hAnsi="Segoe UI" w:cs="Segoe UI"/>
+          <w:b/>
+          <w:bCs/>
+          <w:color w:val="709FDB" w:themeColor="text2" w:themeTint="80"/>
+          <w:sz w:val="24"/>
+          <w:szCs w:val="24"/>
+          <w:lang w:val="en-GB"/>
+        </w:rPr>
+        <w:t>make(</w:t>
+      </w:r>
+      <w:proofErr w:type="gramEnd"/>
+      <w:r>
+        <w:rPr>
+          <w:rFonts w:ascii="Segoe UI" w:eastAsia="Segoe UI" w:hAnsi="Segoe UI" w:cs="Segoe UI"/>
+          <w:b/>
+          <w:bCs/>
+          <w:color w:val="709FDB" w:themeColor="text2" w:themeTint="80"/>
+          <w:sz w:val="24"/>
+          <w:szCs w:val="24"/>
+          <w:lang w:val="en-GB"/>
+        </w:rPr>
+        <w:t>'</w:t>
+      </w:r>
+      <w:proofErr w:type="spellStart"/>
+      <w:r>
+        <w:rPr>
+          <w:rFonts w:ascii="Segoe UI" w:eastAsia="Segoe UI" w:hAnsi="Segoe UI" w:cs="Segoe UI"/>
+          <w:b/>
+          <w:bCs/>
+          <w:color w:val="709FDB" w:themeColor="text2" w:themeTint="80"/>
+          <w:sz w:val="24"/>
+          <w:szCs w:val="24"/>
+          <w:lang w:val="en-GB"/>
+        </w:rPr>
+        <w:t>author_id</w:t>
+      </w:r>
+      <w:proofErr w:type="spellEnd"/>
+      <w:r>
+        <w:rPr>
+          <w:rFonts w:ascii="Segoe UI" w:eastAsia="Segoe UI" w:hAnsi="Segoe UI" w:cs="Segoe UI"/>
+          <w:b/>
+          <w:bCs/>
+          <w:color w:val="709FDB" w:themeColor="text2" w:themeTint="80"/>
+          <w:sz w:val="24"/>
+          <w:szCs w:val="24"/>
+          <w:lang w:val="en-GB"/>
+        </w:rPr>
+        <w:t>')</w:t>
+      </w:r>
+    </w:p>
+    <w:p>
+      <w:pPr>
+        <w:spacing w:before="240" w:after="240"/>
+        <w:rPr>
+          <w:rFonts w:ascii="Segoe UI" w:eastAsia="Segoe UI" w:hAnsi="Segoe UI" w:cs="Segoe UI"/>
+          <w:b/>
+          <w:bCs/>
+          <w:color w:val="709FDB" w:themeColor="text2" w:themeTint="80"/>
+        </w:rPr>
+      </w:pPr>
+      <w:r>
+        <w:rPr>
+          <w:rFonts w:ascii="Segoe UI" w:eastAsia="Segoe UI" w:hAnsi="Segoe UI" w:cs="Segoe UI"/>
+          <w:b/>
+          <w:bCs/>
+          <w:color w:val="709FDB" w:themeColor="text2" w:themeTint="80"/>
+          <w:sz w:val="24"/>
+          <w:szCs w:val="24"/>
+          <w:lang w:val="en-GB"/>
+        </w:rPr>
+        <w:t xml:space="preserve">    -&gt;</w:t>
+      </w:r>
+      <w:proofErr w:type="gramStart"/>
+      <w:r>
+        <w:rPr>
+          <w:rFonts w:ascii="Segoe UI" w:eastAsia="Segoe UI" w:hAnsi="Segoe UI" w:cs="Segoe UI"/>
+          <w:b/>
+          <w:bCs/>
+          <w:color w:val="709FDB" w:themeColor="text2" w:themeTint="80"/>
+          <w:sz w:val="24"/>
+          <w:szCs w:val="24"/>
+          <w:lang w:val="en-GB"/>
+        </w:rPr>
+        <w:t>relationship(</w:t>
+      </w:r>
+      <w:proofErr w:type="gramEnd"/>
+    </w:p>
+    <w:p>
+      <w:pPr>
+        <w:spacing w:before="240" w:after="240"/>
+        <w:rPr>
+          <w:rFonts w:ascii="Segoe UI" w:eastAsia="Segoe UI" w:hAnsi="Segoe UI" w:cs="Segoe UI"/>
+          <w:b/>
+          <w:bCs/>
+          <w:color w:val="709FDB" w:themeColor="text2" w:themeTint="80"/>
+        </w:rPr>
+      </w:pPr>
+      <w:r>
+        <w:rPr>
+          <w:rFonts w:ascii="Segoe UI" w:eastAsia="Segoe UI" w:hAnsi="Segoe UI" w:cs="Segoe UI"/>
+          <w:b/>
+          <w:bCs/>
+          <w:color w:val="709FDB" w:themeColor="text2" w:themeTint="80"/>
+          <w:sz w:val="24"/>
+          <w:szCs w:val="24"/>
+          <w:lang w:val="en-GB"/>
+        </w:rPr>
+        <w:t xml:space="preserve">        </w:t>
+      </w:r>
+      <w:proofErr w:type="gramStart"/>
+      <w:r>
+        <w:rPr>
+          <w:rFonts w:ascii="Segoe UI" w:eastAsia="Segoe UI" w:hAnsi="Segoe UI" w:cs="Segoe UI"/>
+          <w:b/>
+          <w:bCs/>
+          <w:color w:val="709FDB" w:themeColor="text2" w:themeTint="80"/>
+          <w:sz w:val="24"/>
+          <w:szCs w:val="24"/>
+          <w:lang w:val="en-GB"/>
+        </w:rPr>
+        <w:t>name</w:t>
+      </w:r>
+      <w:proofErr w:type="gramEnd"/>
+      <w:r>
+        <w:rPr>
+          <w:rFonts w:ascii="Segoe UI" w:eastAsia="Segoe UI" w:hAnsi="Segoe UI" w:cs="Segoe UI"/>
+          <w:b/>
+          <w:bCs/>
+          <w:color w:val="709FDB" w:themeColor="text2" w:themeTint="80"/>
+          <w:sz w:val="24"/>
+          <w:szCs w:val="24"/>
+          <w:lang w:val="en-GB"/>
+        </w:rPr>
+        <w:t xml:space="preserve">: 'author', </w:t>
+      </w:r>
+    </w:p>
+    <w:p>
+      <w:pPr>
+        <w:spacing w:before="240" w:after="240"/>
+        <w:rPr>
+          <w:rFonts w:ascii="Segoe UI" w:eastAsia="Segoe UI" w:hAnsi="Segoe UI" w:cs="Segoe UI"/>
+          <w:b/>
+          <w:bCs/>
+          <w:color w:val="709FDB" w:themeColor="text2" w:themeTint="80"/>
+        </w:rPr>
+      </w:pPr>
+      <w:r>
+        <w:rPr>
+          <w:rFonts w:ascii="Segoe UI" w:eastAsia="Segoe UI" w:hAnsi="Segoe UI" w:cs="Segoe UI"/>
+          <w:b/>
+          <w:bCs/>
+          <w:color w:val="709FDB" w:themeColor="text2" w:themeTint="80"/>
+          <w:sz w:val="24"/>
+          <w:szCs w:val="24"/>
+          <w:lang w:val="en-GB"/>
+        </w:rPr>
+        <w:lastRenderedPageBreak/>
+        <w:t xml:space="preserve">        </w:t>
+      </w:r>
+      <w:proofErr w:type="spellStart"/>
+      <w:proofErr w:type="gramStart"/>
+      <w:r>
+        <w:rPr>
+          <w:rFonts w:ascii="Segoe UI" w:eastAsia="Segoe UI" w:hAnsi="Segoe UI" w:cs="Segoe UI"/>
+          <w:b/>
+          <w:bCs/>
+          <w:color w:val="709FDB" w:themeColor="text2" w:themeTint="80"/>
+          <w:sz w:val="24"/>
+          <w:szCs w:val="24"/>
+          <w:lang w:val="en-GB"/>
+        </w:rPr>
+        <w:t>titleAttribute</w:t>
+      </w:r>
+      <w:proofErr w:type="spellEnd"/>
+      <w:proofErr w:type="gramEnd"/>
+      <w:r>
+        <w:rPr>
+          <w:rFonts w:ascii="Segoe UI" w:eastAsia="Segoe UI" w:hAnsi="Segoe UI" w:cs="Segoe UI"/>
+          <w:b/>
+          <w:bCs/>
+          <w:color w:val="709FDB" w:themeColor="text2" w:themeTint="80"/>
+          <w:sz w:val="24"/>
+          <w:szCs w:val="24"/>
+          <w:lang w:val="en-GB"/>
+        </w:rPr>
+        <w:t>: '</w:t>
+      </w:r>
+      <w:proofErr w:type="spellStart"/>
+      <w:r>
+        <w:rPr>
+          <w:rFonts w:ascii="Segoe UI" w:eastAsia="Segoe UI" w:hAnsi="Segoe UI" w:cs="Segoe UI"/>
+          <w:b/>
+          <w:bCs/>
+          <w:color w:val="709FDB" w:themeColor="text2" w:themeTint="80"/>
+          <w:sz w:val="24"/>
+          <w:szCs w:val="24"/>
+          <w:lang w:val="en-GB"/>
+        </w:rPr>
+        <w:t>full_name</w:t>
+      </w:r>
+      <w:proofErr w:type="spellEnd"/>
+      <w:r>
+        <w:rPr>
+          <w:rFonts w:ascii="Segoe UI" w:eastAsia="Segoe UI" w:hAnsi="Segoe UI" w:cs="Segoe UI"/>
+          <w:b/>
+          <w:bCs/>
+          <w:color w:val="709FDB" w:themeColor="text2" w:themeTint="80"/>
+          <w:sz w:val="24"/>
+          <w:szCs w:val="24"/>
+          <w:lang w:val="en-GB"/>
+        </w:rPr>
+        <w:t>' // &lt;-- Filament displays the auto-combined name!</w:t>
+      </w:r>
+    </w:p>
+    <w:p>
+      <w:pPr>
+        <w:spacing w:before="240" w:after="240"/>
+        <w:rPr>
+          <w:rFonts w:ascii="Segoe UI" w:eastAsia="Segoe UI" w:hAnsi="Segoe UI" w:cs="Segoe UI"/>
+          <w:b/>
+          <w:bCs/>
+          <w:color w:val="709FDB" w:themeColor="text2" w:themeTint="80"/>
+        </w:rPr>
+      </w:pPr>
+      <w:r>
+        <w:rPr>
+          <w:rFonts w:ascii="Segoe UI" w:eastAsia="Segoe UI" w:hAnsi="Segoe UI" w:cs="Segoe UI"/>
+          <w:b/>
+          <w:bCs/>
+          <w:color w:val="709FDB" w:themeColor="text2" w:themeTint="80"/>
+          <w:sz w:val="24"/>
+          <w:szCs w:val="24"/>
+          <w:lang w:val="en-GB"/>
+        </w:rPr>
+        <w:t xml:space="preserve">    )</w:t>
+      </w:r>
+    </w:p>
+    <w:p>
+      <w:pPr>
+        <w:spacing w:before="240" w:after="240"/>
+      </w:pPr>
+      <w:r>
+        <w:rPr>
+          <w:rFonts w:ascii="Segoe UI" w:eastAsia="Segoe UI" w:hAnsi="Segoe UI" w:cs="Segoe UI"/>
+          <w:sz w:val="24"/>
+          <w:szCs w:val="24"/>
+          <w:lang w:val="en-GB"/>
+        </w:rPr>
+        <w:t xml:space="preserve">Now, instead of your dropdown displaying just a first name like </w:t>
+      </w:r>
+      <w:proofErr w:type="spellStart"/>
+      <w:r>
+        <w:rPr>
+          <w:rFonts w:ascii="Consolas" w:eastAsia="Consolas" w:hAnsi="Consolas" w:cs="Consolas"/>
+          <w:sz w:val="24"/>
+          <w:szCs w:val="24"/>
+          <w:lang w:val="en-GB"/>
+        </w:rPr>
+        <w:t>Anubhav</w:t>
+      </w:r>
+      <w:proofErr w:type="spellEnd"/>
+      <w:r>
+        <w:rPr>
+          <w:rFonts w:ascii="Segoe UI" w:eastAsia="Segoe UI" w:hAnsi="Segoe UI" w:cs="Segoe UI"/>
+          <w:sz w:val="24"/>
+          <w:szCs w:val="24"/>
+          <w:lang w:val="en-GB"/>
+        </w:rPr>
+        <w:t xml:space="preserve">, it will cleanly display </w:t>
+      </w:r>
+      <w:proofErr w:type="spellStart"/>
+      <w:r>
+        <w:rPr>
+          <w:rFonts w:ascii="Consolas" w:eastAsia="Consolas" w:hAnsi="Consolas" w:cs="Consolas"/>
+          <w:sz w:val="24"/>
+          <w:szCs w:val="24"/>
+          <w:lang w:val="en-GB"/>
+        </w:rPr>
+        <w:t>Anubhav</w:t>
+      </w:r>
+      <w:proofErr w:type="spellEnd"/>
+      <w:r>
+        <w:rPr>
+          <w:rFonts w:ascii="Consolas" w:eastAsia="Consolas" w:hAnsi="Consolas" w:cs="Consolas"/>
+          <w:sz w:val="24"/>
+          <w:szCs w:val="24"/>
+          <w:lang w:val="en-GB"/>
+        </w:rPr>
+        <w:t xml:space="preserve"> </w:t>
+      </w:r>
+      <w:proofErr w:type="spellStart"/>
+      <w:r>
+        <w:rPr>
+          <w:rFonts w:ascii="Consolas" w:eastAsia="Consolas" w:hAnsi="Consolas" w:cs="Consolas"/>
+          <w:sz w:val="24"/>
+          <w:szCs w:val="24"/>
+          <w:lang w:val="en-GB"/>
+        </w:rPr>
+        <w:t>Srivastav</w:t>
+      </w:r>
+      <w:proofErr w:type="spellEnd"/>
+      <w:r>
+        <w:rPr>
+          <w:rFonts w:ascii="Segoe UI" w:eastAsia="Segoe UI" w:hAnsi="Segoe UI" w:cs="Segoe UI"/>
+          <w:sz w:val="24"/>
+          <w:szCs w:val="24"/>
+          <w:lang w:val="en-GB"/>
+        </w:rPr>
+        <w:t>.</w:t>
+      </w:r>
+    </w:p>
+    <w:p>
+      <w:pPr>
+        <w:rPr>
+          <w:rFonts w:ascii="Segoe UI" w:eastAsia="Segoe UI" w:hAnsi="Segoe UI" w:cs="Segoe UI"/>
+          <w:b/>
+          <w:bCs/>
+          <w:color w:val="709FDB" w:themeColor="text2" w:themeTint="80"/>
+        </w:rPr>
+      </w:pPr>
+    </w:p>
+    <w:p>
+      <w:pPr>
+        <w:rPr>
+          <w:rFonts w:cstheme="minorHAnsi"/>
+          <w:szCs w:val="22"/>
+        </w:rPr>
+      </w:pPr>
       <w:bookmarkStart w:id="0" w:name="_GoBack"/>
       <w:bookmarkEnd w:id="0"/>
-      <w:r>
-        <w:rPr>
-          <w:rFonts w:cstheme="minorHAnsi"/>
-          <w:szCs w:val="22"/>
-        </w:rPr>
-        <w:t>The user can type normal numbers, but Filament displays them in a fixed format.</w:t>
-      </w:r>
     </w:p>
     <w:sectPr>
       <w:pgSz w:w="11906" w:h="16838"/>
@@ -9895,6 +16467,119 @@
     </w:lvl>
   </w:abstractNum>
   <w:abstractNum w:abstractNumId="1">
+    <w:nsid w:val="0DDA7384"/>
+    <w:multiLevelType w:val="hybridMultilevel"/>
+    <w:tmpl w:val="95EAA2B0"/>
+    <w:lvl w:ilvl="0" w:tplc="A5649866">
+      <w:start w:val="1"/>
+      <w:numFmt w:val="bullet"/>
+      <w:lvlText w:val=""/>
+      <w:lvlJc w:val="left"/>
+      <w:pPr>
+        <w:ind w:left="720" w:hanging="360"/>
+      </w:pPr>
+      <w:rPr>
+        <w:rFonts w:ascii="Symbol" w:hAnsi="Symbol" w:hint="default"/>
+      </w:rPr>
+    </w:lvl>
+    <w:lvl w:ilvl="1" w:tplc="FCECAB30">
+      <w:start w:val="1"/>
+      <w:numFmt w:val="bullet"/>
+      <w:lvlText w:val="o"/>
+      <w:lvlJc w:val="left"/>
+      <w:pPr>
+        <w:ind w:left="1440" w:hanging="360"/>
+      </w:pPr>
+      <w:rPr>
+        <w:rFonts w:ascii="Courier New" w:hAnsi="Courier New" w:hint="default"/>
+      </w:rPr>
+    </w:lvl>
+    <w:lvl w:ilvl="2" w:tplc="C6F684B4">
+      <w:start w:val="1"/>
+      <w:numFmt w:val="bullet"/>
+      <w:lvlText w:val=""/>
+      <w:lvlJc w:val="left"/>
+      <w:pPr>
+        <w:ind w:left="2160" w:hanging="360"/>
+      </w:pPr>
+      <w:rPr>
+        <w:rFonts w:ascii="Wingdings" w:hAnsi="Wingdings" w:hint="default"/>
+      </w:rPr>
+    </w:lvl>
+    <w:lvl w:ilvl="3" w:tplc="7820EB64">
+      <w:start w:val="1"/>
+      <w:numFmt w:val="bullet"/>
+      <w:lvlText w:val=""/>
+      <w:lvlJc w:val="left"/>
+      <w:pPr>
+        <w:ind w:left="2880" w:hanging="360"/>
+      </w:pPr>
+      <w:rPr>
+        <w:rFonts w:ascii="Symbol" w:hAnsi="Symbol" w:hint="default"/>
+      </w:rPr>
+    </w:lvl>
+    <w:lvl w:ilvl="4" w:tplc="1CEE5ADC">
+      <w:start w:val="1"/>
+      <w:numFmt w:val="bullet"/>
+      <w:lvlText w:val="o"/>
+      <w:lvlJc w:val="left"/>
+      <w:pPr>
+        <w:ind w:left="3600" w:hanging="360"/>
+      </w:pPr>
+      <w:rPr>
+        <w:rFonts w:ascii="Courier New" w:hAnsi="Courier New" w:hint="default"/>
+      </w:rPr>
+    </w:lvl>
+    <w:lvl w:ilvl="5" w:tplc="2B28202A">
+      <w:start w:val="1"/>
+      <w:numFmt w:val="bullet"/>
+      <w:lvlText w:val=""/>
+      <w:lvlJc w:val="left"/>
+      <w:pPr>
+        <w:ind w:left="4320" w:hanging="360"/>
+      </w:pPr>
+      <w:rPr>
+        <w:rFonts w:ascii="Wingdings" w:hAnsi="Wingdings" w:hint="default"/>
+      </w:rPr>
+    </w:lvl>
+    <w:lvl w:ilvl="6" w:tplc="50DEACCE">
+      <w:start w:val="1"/>
+      <w:numFmt w:val="bullet"/>
+      <w:lvlText w:val=""/>
+      <w:lvlJc w:val="left"/>
+      <w:pPr>
+        <w:ind w:left="5040" w:hanging="360"/>
+      </w:pPr>
+      <w:rPr>
+        <w:rFonts w:ascii="Symbol" w:hAnsi="Symbol" w:hint="default"/>
+      </w:rPr>
+    </w:lvl>
+    <w:lvl w:ilvl="7" w:tplc="FFBA05EC">
+      <w:start w:val="1"/>
+      <w:numFmt w:val="bullet"/>
+      <w:lvlText w:val="o"/>
+      <w:lvlJc w:val="left"/>
+      <w:pPr>
+        <w:ind w:left="5760" w:hanging="360"/>
+      </w:pPr>
+      <w:rPr>
+        <w:rFonts w:ascii="Courier New" w:hAnsi="Courier New" w:hint="default"/>
+      </w:rPr>
+    </w:lvl>
+    <w:lvl w:ilvl="8" w:tplc="97809294">
+      <w:start w:val="1"/>
+      <w:numFmt w:val="bullet"/>
+      <w:lvlText w:val=""/>
+      <w:lvlJc w:val="left"/>
+      <w:pPr>
+        <w:ind w:left="6480" w:hanging="360"/>
+      </w:pPr>
+      <w:rPr>
+        <w:rFonts w:ascii="Wingdings" w:hAnsi="Wingdings" w:hint="default"/>
+      </w:rPr>
+    </w:lvl>
+  </w:abstractNum>
+  <w:abstractNum w:abstractNumId="2">
     <w:nsid w:val="27883FFB"/>
     <w:multiLevelType w:val="hybridMultilevel"/>
     <w:tmpl w:val="6A0496F4"/>
@@ -10007,7 +16692,7 @@
       </w:rPr>
     </w:lvl>
   </w:abstractNum>
-  <w:abstractNum w:abstractNumId="2">
+  <w:abstractNum w:abstractNumId="3">
     <w:nsid w:val="3E824C74"/>
     <w:multiLevelType w:val="hybridMultilevel"/>
     <w:tmpl w:val="9A52B122"/>
@@ -10120,7 +16805,7 @@
       </w:rPr>
     </w:lvl>
   </w:abstractNum>
-  <w:abstractNum w:abstractNumId="3">
+  <w:abstractNum w:abstractNumId="4">
     <w:nsid w:val="43D8995C"/>
     <w:multiLevelType w:val="hybridMultilevel"/>
     <w:tmpl w:val="E1284C72"/>
@@ -10233,7 +16918,7 @@
       </w:rPr>
     </w:lvl>
   </w:abstractNum>
-  <w:abstractNum w:abstractNumId="4">
+  <w:abstractNum w:abstractNumId="5">
     <w:nsid w:val="448F61A1"/>
     <w:multiLevelType w:val="hybridMultilevel"/>
     <w:tmpl w:val="165055AE"/>
@@ -10346,7 +17031,7 @@
       </w:rPr>
     </w:lvl>
   </w:abstractNum>
-  <w:abstractNum w:abstractNumId="5">
+  <w:abstractNum w:abstractNumId="6">
     <w:nsid w:val="45FB5FEE"/>
     <w:multiLevelType w:val="hybridMultilevel"/>
     <w:tmpl w:val="CAA22B96"/>
@@ -10459,7 +17144,7 @@
       </w:rPr>
     </w:lvl>
   </w:abstractNum>
-  <w:abstractNum w:abstractNumId="6">
+  <w:abstractNum w:abstractNumId="7">
     <w:nsid w:val="4BA955EF"/>
     <w:multiLevelType w:val="hybridMultilevel"/>
     <w:tmpl w:val="0010B848"/>
@@ -10572,7 +17257,7 @@
       </w:rPr>
     </w:lvl>
   </w:abstractNum>
-  <w:abstractNum w:abstractNumId="7">
+  <w:abstractNum w:abstractNumId="8">
     <w:nsid w:val="515A1F99"/>
     <w:multiLevelType w:val="hybridMultilevel"/>
     <w:tmpl w:val="C242F62E"/>
@@ -10685,7 +17370,7 @@
       </w:rPr>
     </w:lvl>
   </w:abstractNum>
-  <w:abstractNum w:abstractNumId="8">
+  <w:abstractNum w:abstractNumId="9">
     <w:nsid w:val="55F73037"/>
     <w:multiLevelType w:val="hybridMultilevel"/>
     <w:tmpl w:val="C9B47740"/>
@@ -10798,7 +17483,233 @@
       </w:rPr>
     </w:lvl>
   </w:abstractNum>
-  <w:abstractNum w:abstractNumId="9">
+  <w:abstractNum w:abstractNumId="10">
+    <w:nsid w:val="5F19EEA1"/>
+    <w:multiLevelType w:val="hybridMultilevel"/>
+    <w:tmpl w:val="4A064B52"/>
+    <w:lvl w:ilvl="0" w:tplc="1B4A41EA">
+      <w:start w:val="1"/>
+      <w:numFmt w:val="bullet"/>
+      <w:lvlText w:val=""/>
+      <w:lvlJc w:val="left"/>
+      <w:pPr>
+        <w:ind w:left="720" w:hanging="360"/>
+      </w:pPr>
+      <w:rPr>
+        <w:rFonts w:ascii="Symbol" w:hAnsi="Symbol" w:hint="default"/>
+      </w:rPr>
+    </w:lvl>
+    <w:lvl w:ilvl="1" w:tplc="33BC2BB4">
+      <w:start w:val="1"/>
+      <w:numFmt w:val="bullet"/>
+      <w:lvlText w:val="o"/>
+      <w:lvlJc w:val="left"/>
+      <w:pPr>
+        <w:ind w:left="1440" w:hanging="360"/>
+      </w:pPr>
+      <w:rPr>
+        <w:rFonts w:ascii="Courier New" w:hAnsi="Courier New" w:hint="default"/>
+      </w:rPr>
+    </w:lvl>
+    <w:lvl w:ilvl="2" w:tplc="26DE76F8">
+      <w:start w:val="1"/>
+      <w:numFmt w:val="bullet"/>
+      <w:lvlText w:val=""/>
+      <w:lvlJc w:val="left"/>
+      <w:pPr>
+        <w:ind w:left="2160" w:hanging="360"/>
+      </w:pPr>
+      <w:rPr>
+        <w:rFonts w:ascii="Wingdings" w:hAnsi="Wingdings" w:hint="default"/>
+      </w:rPr>
+    </w:lvl>
+    <w:lvl w:ilvl="3" w:tplc="9D400ED4">
+      <w:start w:val="1"/>
+      <w:numFmt w:val="bullet"/>
+      <w:lvlText w:val=""/>
+      <w:lvlJc w:val="left"/>
+      <w:pPr>
+        <w:ind w:left="2880" w:hanging="360"/>
+      </w:pPr>
+      <w:rPr>
+        <w:rFonts w:ascii="Symbol" w:hAnsi="Symbol" w:hint="default"/>
+      </w:rPr>
+    </w:lvl>
+    <w:lvl w:ilvl="4" w:tplc="6050420C">
+      <w:start w:val="1"/>
+      <w:numFmt w:val="bullet"/>
+      <w:lvlText w:val="o"/>
+      <w:lvlJc w:val="left"/>
+      <w:pPr>
+        <w:ind w:left="3600" w:hanging="360"/>
+      </w:pPr>
+      <w:rPr>
+        <w:rFonts w:ascii="Courier New" w:hAnsi="Courier New" w:hint="default"/>
+      </w:rPr>
+    </w:lvl>
+    <w:lvl w:ilvl="5" w:tplc="376EC704">
+      <w:start w:val="1"/>
+      <w:numFmt w:val="bullet"/>
+      <w:lvlText w:val=""/>
+      <w:lvlJc w:val="left"/>
+      <w:pPr>
+        <w:ind w:left="4320" w:hanging="360"/>
+      </w:pPr>
+      <w:rPr>
+        <w:rFonts w:ascii="Wingdings" w:hAnsi="Wingdings" w:hint="default"/>
+      </w:rPr>
+    </w:lvl>
+    <w:lvl w:ilvl="6" w:tplc="94A26FC2">
+      <w:start w:val="1"/>
+      <w:numFmt w:val="bullet"/>
+      <w:lvlText w:val=""/>
+      <w:lvlJc w:val="left"/>
+      <w:pPr>
+        <w:ind w:left="5040" w:hanging="360"/>
+      </w:pPr>
+      <w:rPr>
+        <w:rFonts w:ascii="Symbol" w:hAnsi="Symbol" w:hint="default"/>
+      </w:rPr>
+    </w:lvl>
+    <w:lvl w:ilvl="7" w:tplc="FDEE2692">
+      <w:start w:val="1"/>
+      <w:numFmt w:val="bullet"/>
+      <w:lvlText w:val="o"/>
+      <w:lvlJc w:val="left"/>
+      <w:pPr>
+        <w:ind w:left="5760" w:hanging="360"/>
+      </w:pPr>
+      <w:rPr>
+        <w:rFonts w:ascii="Courier New" w:hAnsi="Courier New" w:hint="default"/>
+      </w:rPr>
+    </w:lvl>
+    <w:lvl w:ilvl="8" w:tplc="25A0AFAA">
+      <w:start w:val="1"/>
+      <w:numFmt w:val="bullet"/>
+      <w:lvlText w:val=""/>
+      <w:lvlJc w:val="left"/>
+      <w:pPr>
+        <w:ind w:left="6480" w:hanging="360"/>
+      </w:pPr>
+      <w:rPr>
+        <w:rFonts w:ascii="Wingdings" w:hAnsi="Wingdings" w:hint="default"/>
+      </w:rPr>
+    </w:lvl>
+  </w:abstractNum>
+  <w:abstractNum w:abstractNumId="11">
+    <w:nsid w:val="64C669D5"/>
+    <w:multiLevelType w:val="hybridMultilevel"/>
+    <w:tmpl w:val="B8564516"/>
+    <w:lvl w:ilvl="0" w:tplc="B17EBED2">
+      <w:start w:val="1"/>
+      <w:numFmt w:val="bullet"/>
+      <w:lvlText w:val=""/>
+      <w:lvlJc w:val="left"/>
+      <w:pPr>
+        <w:ind w:left="720" w:hanging="360"/>
+      </w:pPr>
+      <w:rPr>
+        <w:rFonts w:ascii="Symbol" w:hAnsi="Symbol" w:hint="default"/>
+      </w:rPr>
+    </w:lvl>
+    <w:lvl w:ilvl="1" w:tplc="1D3CEC7A">
+      <w:start w:val="1"/>
+      <w:numFmt w:val="bullet"/>
+      <w:lvlText w:val="o"/>
+      <w:lvlJc w:val="left"/>
+      <w:pPr>
+        <w:ind w:left="1440" w:hanging="360"/>
+      </w:pPr>
+      <w:rPr>
+        <w:rFonts w:ascii="Courier New" w:hAnsi="Courier New" w:hint="default"/>
+      </w:rPr>
+    </w:lvl>
+    <w:lvl w:ilvl="2" w:tplc="8BC45ED4">
+      <w:start w:val="1"/>
+      <w:numFmt w:val="bullet"/>
+      <w:lvlText w:val=""/>
+      <w:lvlJc w:val="left"/>
+      <w:pPr>
+        <w:ind w:left="2160" w:hanging="360"/>
+      </w:pPr>
+      <w:rPr>
+        <w:rFonts w:ascii="Wingdings" w:hAnsi="Wingdings" w:hint="default"/>
+      </w:rPr>
+    </w:lvl>
+    <w:lvl w:ilvl="3" w:tplc="6DBC2AF6">
+      <w:start w:val="1"/>
+      <w:numFmt w:val="bullet"/>
+      <w:lvlText w:val=""/>
+      <w:lvlJc w:val="left"/>
+      <w:pPr>
+        <w:ind w:left="2880" w:hanging="360"/>
+      </w:pPr>
+      <w:rPr>
+        <w:rFonts w:ascii="Symbol" w:hAnsi="Symbol" w:hint="default"/>
+      </w:rPr>
+    </w:lvl>
+    <w:lvl w:ilvl="4" w:tplc="6EECD13C">
+      <w:start w:val="1"/>
+      <w:numFmt w:val="bullet"/>
+      <w:lvlText w:val="o"/>
+      <w:lvlJc w:val="left"/>
+      <w:pPr>
+        <w:ind w:left="3600" w:hanging="360"/>
+      </w:pPr>
+      <w:rPr>
+        <w:rFonts w:ascii="Courier New" w:hAnsi="Courier New" w:hint="default"/>
+      </w:rPr>
+    </w:lvl>
+    <w:lvl w:ilvl="5" w:tplc="746E3E96">
+      <w:start w:val="1"/>
+      <w:numFmt w:val="bullet"/>
+      <w:lvlText w:val=""/>
+      <w:lvlJc w:val="left"/>
+      <w:pPr>
+        <w:ind w:left="4320" w:hanging="360"/>
+      </w:pPr>
+      <w:rPr>
+        <w:rFonts w:ascii="Wingdings" w:hAnsi="Wingdings" w:hint="default"/>
+      </w:rPr>
+    </w:lvl>
+    <w:lvl w:ilvl="6" w:tplc="86BA0E00">
+      <w:start w:val="1"/>
+      <w:numFmt w:val="bullet"/>
+      <w:lvlText w:val=""/>
+      <w:lvlJc w:val="left"/>
+      <w:pPr>
+        <w:ind w:left="5040" w:hanging="360"/>
+      </w:pPr>
+      <w:rPr>
+        <w:rFonts w:ascii="Symbol" w:hAnsi="Symbol" w:hint="default"/>
+      </w:rPr>
+    </w:lvl>
+    <w:lvl w:ilvl="7" w:tplc="61B85334">
+      <w:start w:val="1"/>
+      <w:numFmt w:val="bullet"/>
+      <w:lvlText w:val="o"/>
+      <w:lvlJc w:val="left"/>
+      <w:pPr>
+        <w:ind w:left="5760" w:hanging="360"/>
+      </w:pPr>
+      <w:rPr>
+        <w:rFonts w:ascii="Courier New" w:hAnsi="Courier New" w:hint="default"/>
+      </w:rPr>
+    </w:lvl>
+    <w:lvl w:ilvl="8" w:tplc="5B74E77C">
+      <w:start w:val="1"/>
+      <w:numFmt w:val="bullet"/>
+      <w:lvlText w:val=""/>
+      <w:lvlJc w:val="left"/>
+      <w:pPr>
+        <w:ind w:left="6480" w:hanging="360"/>
+      </w:pPr>
+      <w:rPr>
+        <w:rFonts w:ascii="Wingdings" w:hAnsi="Wingdings" w:hint="default"/>
+      </w:rPr>
+    </w:lvl>
+  </w:abstractNum>
+  <w:abstractNum w:abstractNumId="12">
     <w:nsid w:val="6D14B790"/>
     <w:multiLevelType w:val="hybridMultilevel"/>
     <w:tmpl w:val="FEB4F556"/>
@@ -10911,7 +17822,7 @@
       </w:rPr>
     </w:lvl>
   </w:abstractNum>
-  <w:abstractNum w:abstractNumId="10">
+  <w:abstractNum w:abstractNumId="13">
     <w:nsid w:val="6F49F606"/>
     <w:multiLevelType w:val="hybridMultilevel"/>
     <w:tmpl w:val="B0B0C0C4"/>
@@ -11024,7 +17935,120 @@
       </w:rPr>
     </w:lvl>
   </w:abstractNum>
-  <w:abstractNum w:abstractNumId="11">
+  <w:abstractNum w:abstractNumId="14">
+    <w:nsid w:val="70E94C29"/>
+    <w:multiLevelType w:val="hybridMultilevel"/>
+    <w:tmpl w:val="226E4AC6"/>
+    <w:lvl w:ilvl="0" w:tplc="1340C8C8">
+      <w:start w:val="1"/>
+      <w:numFmt w:val="bullet"/>
+      <w:lvlText w:val=""/>
+      <w:lvlJc w:val="left"/>
+      <w:pPr>
+        <w:ind w:left="720" w:hanging="360"/>
+      </w:pPr>
+      <w:rPr>
+        <w:rFonts w:ascii="Symbol" w:hAnsi="Symbol" w:hint="default"/>
+      </w:rPr>
+    </w:lvl>
+    <w:lvl w:ilvl="1" w:tplc="31B8D64A">
+      <w:start w:val="1"/>
+      <w:numFmt w:val="bullet"/>
+      <w:lvlText w:val="o"/>
+      <w:lvlJc w:val="left"/>
+      <w:pPr>
+        <w:ind w:left="1440" w:hanging="360"/>
+      </w:pPr>
+      <w:rPr>
+        <w:rFonts w:ascii="Courier New" w:hAnsi="Courier New" w:hint="default"/>
+      </w:rPr>
+    </w:lvl>
+    <w:lvl w:ilvl="2" w:tplc="934C3A2C">
+      <w:start w:val="1"/>
+      <w:numFmt w:val="bullet"/>
+      <w:lvlText w:val=""/>
+      <w:lvlJc w:val="left"/>
+      <w:pPr>
+        <w:ind w:left="2160" w:hanging="360"/>
+      </w:pPr>
+      <w:rPr>
+        <w:rFonts w:ascii="Wingdings" w:hAnsi="Wingdings" w:hint="default"/>
+      </w:rPr>
+    </w:lvl>
+    <w:lvl w:ilvl="3" w:tplc="F586B9DC">
+      <w:start w:val="1"/>
+      <w:numFmt w:val="bullet"/>
+      <w:lvlText w:val=""/>
+      <w:lvlJc w:val="left"/>
+      <w:pPr>
+        <w:ind w:left="2880" w:hanging="360"/>
+      </w:pPr>
+      <w:rPr>
+        <w:rFonts w:ascii="Symbol" w:hAnsi="Symbol" w:hint="default"/>
+      </w:rPr>
+    </w:lvl>
+    <w:lvl w:ilvl="4" w:tplc="E01890AC">
+      <w:start w:val="1"/>
+      <w:numFmt w:val="bullet"/>
+      <w:lvlText w:val="o"/>
+      <w:lvlJc w:val="left"/>
+      <w:pPr>
+        <w:ind w:left="3600" w:hanging="360"/>
+      </w:pPr>
+      <w:rPr>
+        <w:rFonts w:ascii="Courier New" w:hAnsi="Courier New" w:hint="default"/>
+      </w:rPr>
+    </w:lvl>
+    <w:lvl w:ilvl="5" w:tplc="A8D6B534">
+      <w:start w:val="1"/>
+      <w:numFmt w:val="bullet"/>
+      <w:lvlText w:val=""/>
+      <w:lvlJc w:val="left"/>
+      <w:pPr>
+        <w:ind w:left="4320" w:hanging="360"/>
+      </w:pPr>
+      <w:rPr>
+        <w:rFonts w:ascii="Wingdings" w:hAnsi="Wingdings" w:hint="default"/>
+      </w:rPr>
+    </w:lvl>
+    <w:lvl w:ilvl="6" w:tplc="FDD223AE">
+      <w:start w:val="1"/>
+      <w:numFmt w:val="bullet"/>
+      <w:lvlText w:val=""/>
+      <w:lvlJc w:val="left"/>
+      <w:pPr>
+        <w:ind w:left="5040" w:hanging="360"/>
+      </w:pPr>
+      <w:rPr>
+        <w:rFonts w:ascii="Symbol" w:hAnsi="Symbol" w:hint="default"/>
+      </w:rPr>
+    </w:lvl>
+    <w:lvl w:ilvl="7" w:tplc="29586738">
+      <w:start w:val="1"/>
+      <w:numFmt w:val="bullet"/>
+      <w:lvlText w:val="o"/>
+      <w:lvlJc w:val="left"/>
+      <w:pPr>
+        <w:ind w:left="5760" w:hanging="360"/>
+      </w:pPr>
+      <w:rPr>
+        <w:rFonts w:ascii="Courier New" w:hAnsi="Courier New" w:hint="default"/>
+      </w:rPr>
+    </w:lvl>
+    <w:lvl w:ilvl="8" w:tplc="2FCE767A">
+      <w:start w:val="1"/>
+      <w:numFmt w:val="bullet"/>
+      <w:lvlText w:val=""/>
+      <w:lvlJc w:val="left"/>
+      <w:pPr>
+        <w:ind w:left="6480" w:hanging="360"/>
+      </w:pPr>
+      <w:rPr>
+        <w:rFonts w:ascii="Wingdings" w:hAnsi="Wingdings" w:hint="default"/>
+      </w:rPr>
+    </w:lvl>
+  </w:abstractNum>
+  <w:abstractNum w:abstractNumId="15">
     <w:nsid w:val="7553C419"/>
     <w:multiLevelType w:val="hybridMultilevel"/>
     <w:tmpl w:val="FB742A26"/>
@@ -11137,7 +18161,120 @@
       </w:rPr>
     </w:lvl>
   </w:abstractNum>
-  <w:abstractNum w:abstractNumId="12">
+  <w:abstractNum w:abstractNumId="16">
+    <w:nsid w:val="75822CC5"/>
+    <w:multiLevelType w:val="hybridMultilevel"/>
+    <w:tmpl w:val="AFFE5774"/>
+    <w:lvl w:ilvl="0" w:tplc="611E590E">
+      <w:start w:val="1"/>
+      <w:numFmt w:val="bullet"/>
+      <w:lvlText w:val=""/>
+      <w:lvlJc w:val="left"/>
+      <w:pPr>
+        <w:ind w:left="720" w:hanging="360"/>
+      </w:pPr>
+      <w:rPr>
+        <w:rFonts w:ascii="Symbol" w:hAnsi="Symbol" w:hint="default"/>
+      </w:rPr>
+    </w:lvl>
+    <w:lvl w:ilvl="1" w:tplc="04161AA2">
+      <w:start w:val="1"/>
+      <w:numFmt w:val="bullet"/>
+      <w:lvlText w:val="o"/>
+      <w:lvlJc w:val="left"/>
+      <w:pPr>
+        <w:ind w:left="1440" w:hanging="360"/>
+      </w:pPr>
+      <w:rPr>
+        <w:rFonts w:ascii="Courier New" w:hAnsi="Courier New" w:hint="default"/>
+      </w:rPr>
+    </w:lvl>
+    <w:lvl w:ilvl="2" w:tplc="37B46D52">
+      <w:start w:val="1"/>
+      <w:numFmt w:val="bullet"/>
+      <w:lvlText w:val=""/>
+      <w:lvlJc w:val="left"/>
+      <w:pPr>
+        <w:ind w:left="2160" w:hanging="360"/>
+      </w:pPr>
+      <w:rPr>
+        <w:rFonts w:ascii="Wingdings" w:hAnsi="Wingdings" w:hint="default"/>
+      </w:rPr>
+    </w:lvl>
+    <w:lvl w:ilvl="3" w:tplc="7752F1C2">
+      <w:start w:val="1"/>
+      <w:numFmt w:val="bullet"/>
+      <w:lvlText w:val=""/>
+      <w:lvlJc w:val="left"/>
+      <w:pPr>
+        <w:ind w:left="2880" w:hanging="360"/>
+      </w:pPr>
+      <w:rPr>
+        <w:rFonts w:ascii="Symbol" w:hAnsi="Symbol" w:hint="default"/>
+      </w:rPr>
+    </w:lvl>
+    <w:lvl w:ilvl="4" w:tplc="4F3C00AE">
+      <w:start w:val="1"/>
+      <w:numFmt w:val="bullet"/>
+      <w:lvlText w:val="o"/>
+      <w:lvlJc w:val="left"/>
+      <w:pPr>
+        <w:ind w:left="3600" w:hanging="360"/>
+      </w:pPr>
+      <w:rPr>
+        <w:rFonts w:ascii="Courier New" w:hAnsi="Courier New" w:hint="default"/>
+      </w:rPr>
+    </w:lvl>
+    <w:lvl w:ilvl="5" w:tplc="4FC46988">
+      <w:start w:val="1"/>
+      <w:numFmt w:val="bullet"/>
+      <w:lvlText w:val=""/>
+      <w:lvlJc w:val="left"/>
+      <w:pPr>
+        <w:ind w:left="4320" w:hanging="360"/>
+      </w:pPr>
+      <w:rPr>
+        <w:rFonts w:ascii="Wingdings" w:hAnsi="Wingdings" w:hint="default"/>
+      </w:rPr>
+    </w:lvl>
+    <w:lvl w:ilvl="6" w:tplc="E8188C3A">
+      <w:start w:val="1"/>
+      <w:numFmt w:val="bullet"/>
+      <w:lvlText w:val=""/>
+      <w:lvlJc w:val="left"/>
+      <w:pPr>
+        <w:ind w:left="5040" w:hanging="360"/>
+      </w:pPr>
+      <w:rPr>
+        <w:rFonts w:ascii="Symbol" w:hAnsi="Symbol" w:hint="default"/>
+      </w:rPr>
+    </w:lvl>
+    <w:lvl w:ilvl="7" w:tplc="FE269002">
+      <w:start w:val="1"/>
+      <w:numFmt w:val="bullet"/>
+      <w:lvlText w:val="o"/>
+      <w:lvlJc w:val="left"/>
+      <w:pPr>
+        <w:ind w:left="5760" w:hanging="360"/>
+      </w:pPr>
+      <w:rPr>
+        <w:rFonts w:ascii="Courier New" w:hAnsi="Courier New" w:hint="default"/>
+      </w:rPr>
+    </w:lvl>
+    <w:lvl w:ilvl="8" w:tplc="02304F82">
+      <w:start w:val="1"/>
+      <w:numFmt w:val="bullet"/>
+      <w:lvlText w:val=""/>
+      <w:lvlJc w:val="left"/>
+      <w:pPr>
+        <w:ind w:left="6480" w:hanging="360"/>
+      </w:pPr>
+      <w:rPr>
+        <w:rFonts w:ascii="Wingdings" w:hAnsi="Wingdings" w:hint="default"/>
+      </w:rPr>
+    </w:lvl>
+  </w:abstractNum>
+  <w:abstractNum w:abstractNumId="17">
     <w:nsid w:val="76B420E5"/>
     <w:multiLevelType w:val="hybridMultilevel"/>
     <w:tmpl w:val="386CE270"/>
@@ -11250,7 +18387,120 @@
       </w:rPr>
     </w:lvl>
   </w:abstractNum>
-  <w:abstractNum w:abstractNumId="13">
+  <w:abstractNum w:abstractNumId="18">
+    <w:nsid w:val="7936C793"/>
+    <w:multiLevelType w:val="hybridMultilevel"/>
+    <w:tmpl w:val="DA88566E"/>
+    <w:lvl w:ilvl="0" w:tplc="25AEC614">
+      <w:start w:val="1"/>
+      <w:numFmt w:val="bullet"/>
+      <w:lvlText w:val=""/>
+      <w:lvlJc w:val="left"/>
+      <w:pPr>
+        <w:ind w:left="720" w:hanging="360"/>
+      </w:pPr>
+      <w:rPr>
+        <w:rFonts w:ascii="Symbol" w:hAnsi="Symbol" w:hint="default"/>
+      </w:rPr>
+    </w:lvl>
+    <w:lvl w:ilvl="1" w:tplc="9D844B6A">
+      <w:start w:val="1"/>
+      <w:numFmt w:val="bullet"/>
+      <w:lvlText w:val="o"/>
+      <w:lvlJc w:val="left"/>
+      <w:pPr>
+        <w:ind w:left="1440" w:hanging="360"/>
+      </w:pPr>
+      <w:rPr>
+        <w:rFonts w:ascii="Courier New" w:hAnsi="Courier New" w:hint="default"/>
+      </w:rPr>
+    </w:lvl>
+    <w:lvl w:ilvl="2" w:tplc="8892D976">
+      <w:start w:val="1"/>
+      <w:numFmt w:val="bullet"/>
+      <w:lvlText w:val=""/>
+      <w:lvlJc w:val="left"/>
+      <w:pPr>
+        <w:ind w:left="2160" w:hanging="360"/>
+      </w:pPr>
+      <w:rPr>
+        <w:rFonts w:ascii="Wingdings" w:hAnsi="Wingdings" w:hint="default"/>
+      </w:rPr>
+    </w:lvl>
+    <w:lvl w:ilvl="3" w:tplc="0818DD0E">
+      <w:start w:val="1"/>
+      <w:numFmt w:val="bullet"/>
+      <w:lvlText w:val=""/>
+      <w:lvlJc w:val="left"/>
+      <w:pPr>
+        <w:ind w:left="2880" w:hanging="360"/>
+      </w:pPr>
+      <w:rPr>
+        <w:rFonts w:ascii="Symbol" w:hAnsi="Symbol" w:hint="default"/>
+      </w:rPr>
+    </w:lvl>
+    <w:lvl w:ilvl="4" w:tplc="2242BFB2">
+      <w:start w:val="1"/>
+      <w:numFmt w:val="bullet"/>
+      <w:lvlText w:val="o"/>
+      <w:lvlJc w:val="left"/>
+      <w:pPr>
+        <w:ind w:left="3600" w:hanging="360"/>
+      </w:pPr>
+      <w:rPr>
+        <w:rFonts w:ascii="Courier New" w:hAnsi="Courier New" w:hint="default"/>
+      </w:rPr>
+    </w:lvl>
+    <w:lvl w:ilvl="5" w:tplc="BA887C2A">
+      <w:start w:val="1"/>
+      <w:numFmt w:val="bullet"/>
+      <w:lvlText w:val=""/>
+      <w:lvlJc w:val="left"/>
+      <w:pPr>
+        <w:ind w:left="4320" w:hanging="360"/>
+      </w:pPr>
+      <w:rPr>
+        <w:rFonts w:ascii="Wingdings" w:hAnsi="Wingdings" w:hint="default"/>
+      </w:rPr>
+    </w:lvl>
+    <w:lvl w:ilvl="6" w:tplc="BF688B70">
+      <w:start w:val="1"/>
+      <w:numFmt w:val="bullet"/>
+      <w:lvlText w:val=""/>
+      <w:lvlJc w:val="left"/>
+      <w:pPr>
+        <w:ind w:left="5040" w:hanging="360"/>
+      </w:pPr>
+      <w:rPr>
+        <w:rFonts w:ascii="Symbol" w:hAnsi="Symbol" w:hint="default"/>
+      </w:rPr>
+    </w:lvl>
+    <w:lvl w:ilvl="7" w:tplc="D84A21D8">
+      <w:start w:val="1"/>
+      <w:numFmt w:val="bullet"/>
+      <w:lvlText w:val="o"/>
+      <w:lvlJc w:val="left"/>
+      <w:pPr>
+        <w:ind w:left="5760" w:hanging="360"/>
+      </w:pPr>
+      <w:rPr>
+        <w:rFonts w:ascii="Courier New" w:hAnsi="Courier New" w:hint="default"/>
+      </w:rPr>
+    </w:lvl>
+    <w:lvl w:ilvl="8" w:tplc="C8BC7902">
+      <w:start w:val="1"/>
+      <w:numFmt w:val="bullet"/>
+      <w:lvlText w:val=""/>
+      <w:lvlJc w:val="left"/>
+      <w:pPr>
+        <w:ind w:left="6480" w:hanging="360"/>
+      </w:pPr>
+      <w:rPr>
+        <w:rFonts w:ascii="Wingdings" w:hAnsi="Wingdings" w:hint="default"/>
+      </w:rPr>
+    </w:lvl>
+  </w:abstractNum>
+  <w:abstractNum w:abstractNumId="19">
     <w:nsid w:val="7D241509"/>
     <w:multiLevelType w:val="hybridMultilevel"/>
     <w:tmpl w:val="55FE704A"/>
@@ -11364,46 +18614,64 @@
     </w:lvl>
   </w:abstractNum>
   <w:num w:numId="1">
+    <w:abstractNumId w:val="19"/>
+  </w:num>
+  <w:num w:numId="2">
+    <w:abstractNumId w:val="3"/>
+  </w:num>
+  <w:num w:numId="3">
+    <w:abstractNumId w:val="9"/>
+  </w:num>
+  <w:num w:numId="4">
+    <w:abstractNumId w:val="5"/>
+  </w:num>
+  <w:num w:numId="5">
+    <w:abstractNumId w:val="7"/>
+  </w:num>
+  <w:num w:numId="6">
+    <w:abstractNumId w:val="2"/>
+  </w:num>
+  <w:num w:numId="7">
+    <w:abstractNumId w:val="6"/>
+  </w:num>
+  <w:num w:numId="8">
+    <w:abstractNumId w:val="17"/>
+  </w:num>
+  <w:num w:numId="9">
     <w:abstractNumId w:val="13"/>
   </w:num>
-  <w:num w:numId="2">
-    <w:abstractNumId w:val="2"/>
-  </w:num>
-  <w:num w:numId="3">
-    <w:abstractNumId w:val="8"/>
-  </w:num>
-  <w:num w:numId="4">
-    <w:abstractNumId w:val="4"/>
-  </w:num>
-  <w:num w:numId="5">
-    <w:abstractNumId w:val="6"/>
-  </w:num>
-  <w:num w:numId="6">
-    <w:abstractNumId w:val="1"/>
-  </w:num>
-  <w:num w:numId="7">
-    <w:abstractNumId w:val="5"/>
-  </w:num>
-  <w:num w:numId="8">
+  <w:num w:numId="10">
     <w:abstractNumId w:val="12"/>
-  </w:num>
-  <w:num w:numId="9">
-    <w:abstractNumId w:val="10"/>
-  </w:num>
-  <w:num w:numId="10">
-    <w:abstractNumId w:val="9"/>
   </w:num>
   <w:num w:numId="11">
     <w:abstractNumId w:val="0"/>
   </w:num>
   <w:num w:numId="12">
+    <w:abstractNumId w:val="15"/>
+  </w:num>
+  <w:num w:numId="13">
+    <w:abstractNumId w:val="4"/>
+  </w:num>
+  <w:num w:numId="14">
+    <w:abstractNumId w:val="8"/>
+  </w:num>
+  <w:num w:numId="15">
+    <w:abstractNumId w:val="10"/>
+  </w:num>
+  <w:num w:numId="16">
+    <w:abstractNumId w:val="16"/>
+  </w:num>
+  <w:num w:numId="17">
     <w:abstractNumId w:val="11"/>
   </w:num>
-  <w:num w:numId="13">
-    <w:abstractNumId w:val="3"/>
+  <w:num w:numId="18">
+    <w:abstractNumId w:val="14"/>
   </w:num>
-  <w:num w:numId="14">
-    <w:abstractNumId w:val="7"/>
+  <w:num w:numId="19">
+    <w:abstractNumId w:val="1"/>
+  </w:num>
+  <w:num w:numId="20">
+    <w:abstractNumId w:val="18"/>
   </w:num>
 </w:numbering>
 </file>

--- a/Filament/filament notes.docx
+++ b/Filament/filament notes.docx
@@ -16250,14 +16250,20 @@
     <w:p>
       <w:pPr>
         <w:spacing w:before="240" w:after="240"/>
-      </w:pPr>
-      <w:r>
         <w:rPr>
           <w:rFonts w:ascii="Segoe UI" w:eastAsia="Segoe UI" w:hAnsi="Segoe UI" w:cs="Segoe UI"/>
           <w:sz w:val="24"/>
           <w:szCs w:val="24"/>
           <w:lang w:val="en-GB"/>
         </w:rPr>
+      </w:pPr>
+      <w:r>
+        <w:rPr>
+          <w:rFonts w:ascii="Segoe UI" w:eastAsia="Segoe UI" w:hAnsi="Segoe UI" w:cs="Segoe UI"/>
+          <w:sz w:val="24"/>
+          <w:szCs w:val="24"/>
+          <w:lang w:val="en-GB"/>
+        </w:rPr>
         <w:t xml:space="preserve">Now, instead of your dropdown displaying just a first name like </w:t>
       </w:r>
       <w:proofErr w:type="spellStart"/>
@@ -16323,23 +16329,175 @@
     </w:p>
     <w:p>
       <w:pPr>
+        <w:spacing w:before="240" w:after="240"/>
         <w:rPr>
           <w:rFonts w:ascii="Segoe UI" w:eastAsia="Segoe UI" w:hAnsi="Segoe UI" w:cs="Segoe UI"/>
-          <w:b/>
-          <w:bCs/>
-          <w:color w:val="709FDB" w:themeColor="text2" w:themeTint="80"/>
-        </w:rPr>
-      </w:pPr>
-    </w:p>
-    <w:p>
-      <w:pPr>
-        <w:rPr>
-          <w:rFonts w:cstheme="minorHAnsi"/>
-          <w:szCs w:val="22"/>
-        </w:rPr>
-      </w:pPr>
+          <w:sz w:val="24"/>
+          <w:szCs w:val="24"/>
+          <w:lang w:val="en-GB"/>
+        </w:rPr>
+      </w:pPr>
+    </w:p>
+    <w:p>
+      <w:pPr>
+        <w:spacing w:before="240" w:after="240"/>
+        <w:rPr>
+          <w:b/>
+          <w:bCs/>
+          <w:color w:val="FF0000"/>
+          <w:u w:val="single"/>
+        </w:rPr>
+      </w:pPr>
+      <w:r>
+        <w:rPr>
+          <w:rFonts w:ascii="Segoe UI" w:eastAsia="Segoe UI" w:hAnsi="Segoe UI" w:cs="Segoe UI"/>
+          <w:b/>
+          <w:bCs/>
+          <w:color w:val="FF0000"/>
+          <w:sz w:val="24"/>
+          <w:szCs w:val="24"/>
+          <w:u w:val="single"/>
+          <w:lang w:val="en-GB"/>
+        </w:rPr>
+        <w:t>Global Scope:</w:t>
+      </w:r>
+    </w:p>
+    <w:p>
+      <w:pPr>
+        <w:spacing w:before="240" w:after="240"/>
+        <w:rPr>
+          <w:b/>
+          <w:bCs/>
+          <w:color w:val="FF0000"/>
+          <w:u w:val="single"/>
+        </w:rPr>
+      </w:pPr>
+      <w:r>
+        <w:rPr>
+          <w:rFonts w:cstheme="minorHAnsi"/>
+          <w:szCs w:val="22"/>
+        </w:rPr>
+        <w:t>A Global Scope automatically glues a hidden filter (like a WHERE clause) onto every single database query you run for a model.</w:t>
+      </w:r>
       <w:bookmarkStart w:id="0" w:name="_GoBack"/>
       <w:bookmarkEnd w:id="0"/>
+    </w:p>
+    <w:p>
+      <w:pPr>
+        <w:rPr>
+          <w:rFonts w:cstheme="minorHAnsi"/>
+          <w:szCs w:val="22"/>
+        </w:rPr>
+      </w:pPr>
+      <w:r>
+        <w:rPr>
+          <w:rFonts w:cstheme="minorHAnsi"/>
+          <w:szCs w:val="22"/>
+        </w:rPr>
+        <w:t xml:space="preserve">Example: Instead of writing </w:t>
+      </w:r>
+      <w:r>
+        <w:rPr>
+          <w:rFonts w:cstheme="minorHAnsi"/>
+          <w:b/>
+          <w:bCs/>
+          <w:color w:val="548DD4" w:themeColor="text2" w:themeTint="99"/>
+          <w:szCs w:val="22"/>
+        </w:rPr>
+        <w:t>Patient::</w:t>
+      </w:r>
+      <w:proofErr w:type="gramStart"/>
+      <w:r>
+        <w:rPr>
+          <w:rFonts w:cstheme="minorHAnsi"/>
+          <w:b/>
+          <w:bCs/>
+          <w:color w:val="548DD4" w:themeColor="text2" w:themeTint="99"/>
+          <w:szCs w:val="22"/>
+        </w:rPr>
+        <w:t>where(</w:t>
+      </w:r>
+      <w:proofErr w:type="gramEnd"/>
+      <w:r>
+        <w:rPr>
+          <w:rFonts w:cstheme="minorHAnsi"/>
+          <w:b/>
+          <w:bCs/>
+          <w:color w:val="548DD4" w:themeColor="text2" w:themeTint="99"/>
+          <w:szCs w:val="22"/>
+        </w:rPr>
+        <w:t>'</w:t>
+      </w:r>
+      <w:proofErr w:type="spellStart"/>
+      <w:r>
+        <w:rPr>
+          <w:rFonts w:cstheme="minorHAnsi"/>
+          <w:b/>
+          <w:bCs/>
+          <w:color w:val="548DD4" w:themeColor="text2" w:themeTint="99"/>
+          <w:szCs w:val="22"/>
+        </w:rPr>
+        <w:t>team_id</w:t>
+      </w:r>
+      <w:proofErr w:type="spellEnd"/>
+      <w:r>
+        <w:rPr>
+          <w:rFonts w:cstheme="minorHAnsi"/>
+          <w:b/>
+          <w:bCs/>
+          <w:color w:val="548DD4" w:themeColor="text2" w:themeTint="99"/>
+          <w:szCs w:val="22"/>
+        </w:rPr>
+        <w:t>', 5)-&gt;get(),</w:t>
+      </w:r>
+      <w:r>
+        <w:rPr>
+          <w:rFonts w:cstheme="minorHAnsi"/>
+          <w:color w:val="548DD4" w:themeColor="text2" w:themeTint="99"/>
+          <w:szCs w:val="22"/>
+        </w:rPr>
+        <w:t xml:space="preserve"> </w:t>
+      </w:r>
+      <w:r>
+        <w:rPr>
+          <w:rFonts w:cstheme="minorHAnsi"/>
+          <w:szCs w:val="22"/>
+        </w:rPr>
+        <w:t xml:space="preserve">you just write </w:t>
+      </w:r>
+      <w:r>
+        <w:rPr>
+          <w:rFonts w:cstheme="minorHAnsi"/>
+          <w:b/>
+          <w:bCs/>
+          <w:color w:val="548DD4" w:themeColor="text2" w:themeTint="99"/>
+          <w:szCs w:val="22"/>
+        </w:rPr>
+        <w:t>Patient::all()</w:t>
+      </w:r>
+      <w:r>
+        <w:rPr>
+          <w:rFonts w:cstheme="minorHAnsi"/>
+          <w:szCs w:val="22"/>
+        </w:rPr>
+        <w:t xml:space="preserve">, and </w:t>
+      </w:r>
+      <w:proofErr w:type="spellStart"/>
+      <w:r>
+        <w:rPr>
+          <w:rFonts w:cstheme="minorHAnsi"/>
+          <w:szCs w:val="22"/>
+        </w:rPr>
+        <w:t>Laravel</w:t>
+      </w:r>
+      <w:proofErr w:type="spellEnd"/>
+      <w:r>
+        <w:rPr>
+          <w:rFonts w:cstheme="minorHAnsi"/>
+          <w:szCs w:val="22"/>
+        </w:rPr>
+        <w:t xml:space="preserve"> automatically forces it to only return patients belonging to team 5 behind the scenes.</w:t>
+      </w:r>
     </w:p>
     <w:sectPr>
       <w:pgSz w:w="11906" w:h="16838"/>

--- a/Filament/filament notes.docx
+++ b/Filament/filament notes.docx
@@ -16379,125 +16379,1099 @@
         </w:rPr>
         <w:t>A Global Scope automatically glues a hidden filter (like a WHERE clause) onto every single database query you run for a model.</w:t>
       </w:r>
+    </w:p>
+    <w:p>
+      <w:pPr>
+        <w:rPr>
+          <w:rFonts w:cstheme="minorHAnsi"/>
+          <w:szCs w:val="22"/>
+        </w:rPr>
+      </w:pPr>
+      <w:r>
+        <w:rPr>
+          <w:rFonts w:cstheme="minorHAnsi"/>
+          <w:szCs w:val="22"/>
+        </w:rPr>
+        <w:t xml:space="preserve">Example: Instead of writing </w:t>
+      </w:r>
+      <w:r>
+        <w:rPr>
+          <w:rFonts w:cstheme="minorHAnsi"/>
+          <w:b/>
+          <w:bCs/>
+          <w:color w:val="548DD4" w:themeColor="text2" w:themeTint="99"/>
+          <w:szCs w:val="22"/>
+        </w:rPr>
+        <w:t>Patient::</w:t>
+      </w:r>
+      <w:proofErr w:type="gramStart"/>
+      <w:r>
+        <w:rPr>
+          <w:rFonts w:cstheme="minorHAnsi"/>
+          <w:b/>
+          <w:bCs/>
+          <w:color w:val="548DD4" w:themeColor="text2" w:themeTint="99"/>
+          <w:szCs w:val="22"/>
+        </w:rPr>
+        <w:t>where(</w:t>
+      </w:r>
+      <w:proofErr w:type="gramEnd"/>
+      <w:r>
+        <w:rPr>
+          <w:rFonts w:cstheme="minorHAnsi"/>
+          <w:b/>
+          <w:bCs/>
+          <w:color w:val="548DD4" w:themeColor="text2" w:themeTint="99"/>
+          <w:szCs w:val="22"/>
+        </w:rPr>
+        <w:t>'</w:t>
+      </w:r>
+      <w:proofErr w:type="spellStart"/>
+      <w:r>
+        <w:rPr>
+          <w:rFonts w:cstheme="minorHAnsi"/>
+          <w:b/>
+          <w:bCs/>
+          <w:color w:val="548DD4" w:themeColor="text2" w:themeTint="99"/>
+          <w:szCs w:val="22"/>
+        </w:rPr>
+        <w:t>team_id</w:t>
+      </w:r>
+      <w:proofErr w:type="spellEnd"/>
+      <w:r>
+        <w:rPr>
+          <w:rFonts w:cstheme="minorHAnsi"/>
+          <w:b/>
+          <w:bCs/>
+          <w:color w:val="548DD4" w:themeColor="text2" w:themeTint="99"/>
+          <w:szCs w:val="22"/>
+        </w:rPr>
+        <w:t>', 5)-&gt;get(),</w:t>
+      </w:r>
+      <w:r>
+        <w:rPr>
+          <w:rFonts w:cstheme="minorHAnsi"/>
+          <w:color w:val="548DD4" w:themeColor="text2" w:themeTint="99"/>
+          <w:szCs w:val="22"/>
+        </w:rPr>
+        <w:t xml:space="preserve"> </w:t>
+      </w:r>
+      <w:r>
+        <w:rPr>
+          <w:rFonts w:cstheme="minorHAnsi"/>
+          <w:szCs w:val="22"/>
+        </w:rPr>
+        <w:t xml:space="preserve">you just write </w:t>
+      </w:r>
+      <w:r>
+        <w:rPr>
+          <w:rFonts w:cstheme="minorHAnsi"/>
+          <w:b/>
+          <w:bCs/>
+          <w:color w:val="548DD4" w:themeColor="text2" w:themeTint="99"/>
+          <w:szCs w:val="22"/>
+        </w:rPr>
+        <w:t>Patient::all()</w:t>
+      </w:r>
+      <w:r>
+        <w:rPr>
+          <w:rFonts w:cstheme="minorHAnsi"/>
+          <w:szCs w:val="22"/>
+        </w:rPr>
+        <w:t xml:space="preserve">, and </w:t>
+      </w:r>
+      <w:proofErr w:type="spellStart"/>
+      <w:r>
+        <w:rPr>
+          <w:rFonts w:cstheme="minorHAnsi"/>
+          <w:szCs w:val="22"/>
+        </w:rPr>
+        <w:t>Laravel</w:t>
+      </w:r>
+      <w:proofErr w:type="spellEnd"/>
+      <w:r>
+        <w:rPr>
+          <w:rFonts w:cstheme="minorHAnsi"/>
+          <w:szCs w:val="22"/>
+        </w:rPr>
+        <w:t xml:space="preserve"> automatically forces it to only return patients belonging to team 5 behind the scenes.</w:t>
+      </w:r>
+    </w:p>
+    <w:p>
+      <w:pPr>
+        <w:rPr>
+          <w:rFonts w:cstheme="minorHAnsi"/>
+          <w:szCs w:val="22"/>
+        </w:rPr>
+      </w:pPr>
+    </w:p>
+    <w:p>
+      <w:pPr>
+        <w:rPr>
+          <w:rFonts w:cstheme="minorHAnsi"/>
+          <w:szCs w:val="22"/>
+        </w:rPr>
+      </w:pPr>
+    </w:p>
+    <w:p>
+      <w:pPr>
+        <w:rPr>
+          <w:rFonts w:eastAsia="Consolas" w:cstheme="minorHAnsi"/>
+          <w:szCs w:val="22"/>
+        </w:rPr>
+      </w:pPr>
+      <w:r>
+        <w:rPr>
+          <w:rFonts w:eastAsia="Consolas" w:cstheme="minorHAnsi"/>
+          <w:b/>
+          <w:bCs/>
+          <w:szCs w:val="22"/>
+          <w:lang w:val="en-GB"/>
+        </w:rPr>
+        <w:t xml:space="preserve">PHP / </w:t>
+      </w:r>
+      <w:proofErr w:type="spellStart"/>
+      <w:r>
+        <w:rPr>
+          <w:rFonts w:eastAsia="Consolas" w:cstheme="minorHAnsi"/>
+          <w:b/>
+          <w:bCs/>
+          <w:szCs w:val="22"/>
+          <w:lang w:val="en-GB"/>
+        </w:rPr>
+        <w:t>Laravel</w:t>
+      </w:r>
+      <w:proofErr w:type="spellEnd"/>
+      <w:r>
+        <w:rPr>
+          <w:rFonts w:eastAsia="Consolas" w:cstheme="minorHAnsi"/>
+          <w:b/>
+          <w:bCs/>
+          <w:szCs w:val="22"/>
+          <w:lang w:val="en-GB"/>
+        </w:rPr>
+        <w:t xml:space="preserve"> Type Hinting:</w:t>
+      </w:r>
+      <w:r>
+        <w:rPr>
+          <w:rFonts w:eastAsia="Consolas" w:cstheme="minorHAnsi"/>
+          <w:szCs w:val="22"/>
+          <w:lang w:val="en-GB"/>
+        </w:rPr>
+        <w:t xml:space="preserve"> </w:t>
+      </w:r>
+      <w:r>
+        <w:rPr>
+          <w:rFonts w:eastAsia="Consolas" w:cstheme="minorHAnsi"/>
+          <w:b/>
+          <w:bCs/>
+          <w:color w:val="FF0000"/>
+          <w:szCs w:val="22"/>
+          <w:u w:val="single"/>
+          <w:lang w:val="en-GB"/>
+        </w:rPr>
+        <w:t xml:space="preserve">Typed vs. </w:t>
+      </w:r>
+      <w:proofErr w:type="spellStart"/>
+      <w:r>
+        <w:rPr>
+          <w:rFonts w:eastAsia="Consolas" w:cstheme="minorHAnsi"/>
+          <w:b/>
+          <w:bCs/>
+          <w:color w:val="FF0000"/>
+          <w:szCs w:val="22"/>
+          <w:u w:val="single"/>
+          <w:lang w:val="en-GB"/>
+        </w:rPr>
+        <w:t>Untyped</w:t>
+      </w:r>
+      <w:proofErr w:type="spellEnd"/>
+      <w:r>
+        <w:rPr>
+          <w:rFonts w:eastAsia="Consolas" w:cstheme="minorHAnsi"/>
+          <w:b/>
+          <w:bCs/>
+          <w:color w:val="FF0000"/>
+          <w:szCs w:val="22"/>
+          <w:u w:val="single"/>
+          <w:lang w:val="en-GB"/>
+        </w:rPr>
+        <w:t xml:space="preserve"> Eloquent Relations</w:t>
+      </w:r>
+      <w:r>
+        <w:rPr>
+          <w:rFonts w:cstheme="minorHAnsi"/>
+          <w:szCs w:val="22"/>
+        </w:rPr>
+        <w:br/>
+      </w:r>
+      <w:r>
+        <w:rPr>
+          <w:rFonts w:cstheme="minorHAnsi"/>
+          <w:szCs w:val="22"/>
+        </w:rPr>
+        <w:br/>
+      </w:r>
+      <w:proofErr w:type="gramStart"/>
+      <w:r>
+        <w:rPr>
+          <w:rFonts w:eastAsia="Consolas" w:cstheme="minorHAnsi"/>
+          <w:szCs w:val="22"/>
+          <w:lang w:val="en-GB"/>
+        </w:rPr>
+        <w:t>When</w:t>
+      </w:r>
+      <w:proofErr w:type="gramEnd"/>
+      <w:r>
+        <w:rPr>
+          <w:rFonts w:eastAsia="Consolas" w:cstheme="minorHAnsi"/>
+          <w:szCs w:val="22"/>
+          <w:lang w:val="en-GB"/>
+        </w:rPr>
+        <w:t xml:space="preserve"> defining Eloquent relationships in </w:t>
+      </w:r>
+      <w:proofErr w:type="spellStart"/>
+      <w:r>
+        <w:rPr>
+          <w:rFonts w:eastAsia="Consolas" w:cstheme="minorHAnsi"/>
+          <w:szCs w:val="22"/>
+          <w:lang w:val="en-GB"/>
+        </w:rPr>
+        <w:t>Laravel</w:t>
+      </w:r>
+      <w:proofErr w:type="spellEnd"/>
+      <w:r>
+        <w:rPr>
+          <w:rFonts w:eastAsia="Consolas" w:cstheme="minorHAnsi"/>
+          <w:szCs w:val="22"/>
+          <w:lang w:val="en-GB"/>
+        </w:rPr>
+        <w:t>, you can choose to declare the return type explicitly or omit it.</w:t>
+      </w:r>
+      <w:r>
+        <w:rPr>
+          <w:rFonts w:cstheme="minorHAnsi"/>
+          <w:szCs w:val="22"/>
+        </w:rPr>
+        <w:br/>
+      </w:r>
+      <w:r>
+        <w:rPr>
+          <w:rFonts w:cstheme="minorHAnsi"/>
+          <w:szCs w:val="22"/>
+        </w:rPr>
+        <w:br/>
+      </w:r>
+      <w:r>
+        <w:rPr>
+          <w:rFonts w:eastAsia="Consolas" w:cstheme="minorHAnsi"/>
+          <w:b/>
+          <w:bCs/>
+          <w:szCs w:val="22"/>
+          <w:lang w:val="en-GB"/>
+        </w:rPr>
+        <w:t>1. Typed Method:</w:t>
+      </w:r>
+      <w:r>
+        <w:rPr>
+          <w:rFonts w:eastAsia="Consolas" w:cstheme="minorHAnsi"/>
+          <w:szCs w:val="22"/>
+          <w:lang w:val="en-GB"/>
+        </w:rPr>
+        <w:t xml:space="preserve"> Best Practice</w:t>
+      </w:r>
+      <w:r>
+        <w:rPr>
+          <w:rFonts w:cstheme="minorHAnsi"/>
+          <w:szCs w:val="22"/>
+        </w:rPr>
+        <w:br/>
+      </w:r>
+    </w:p>
+    <w:p>
+      <w:pPr>
+        <w:rPr>
+          <w:rFonts w:cstheme="minorHAnsi"/>
+          <w:szCs w:val="22"/>
+        </w:rPr>
+      </w:pPr>
+      <w:proofErr w:type="spellStart"/>
+      <w:proofErr w:type="gramStart"/>
+      <w:r>
+        <w:rPr>
+          <w:rFonts w:eastAsia="Consolas" w:cstheme="minorHAnsi"/>
+          <w:b/>
+          <w:bCs/>
+          <w:color w:val="709FDB" w:themeColor="text2" w:themeTint="80"/>
+          <w:szCs w:val="22"/>
+          <w:lang w:val="en-GB"/>
+        </w:rPr>
+        <w:t>php</w:t>
+      </w:r>
+      <w:proofErr w:type="spellEnd"/>
+      <w:proofErr w:type="gramEnd"/>
+      <w:r>
+        <w:rPr>
+          <w:rFonts w:cstheme="minorHAnsi"/>
+          <w:szCs w:val="22"/>
+        </w:rPr>
+        <w:br/>
+      </w:r>
+      <w:r>
+        <w:rPr>
+          <w:rFonts w:eastAsia="Consolas" w:cstheme="minorHAnsi"/>
+          <w:b/>
+          <w:bCs/>
+          <w:color w:val="709FDB" w:themeColor="text2" w:themeTint="80"/>
+          <w:szCs w:val="22"/>
+          <w:lang w:val="en-GB"/>
+        </w:rPr>
+        <w:t>use Illuminate\Database\Eloquent\Relations\</w:t>
+      </w:r>
+      <w:proofErr w:type="spellStart"/>
+      <w:r>
+        <w:rPr>
+          <w:rFonts w:eastAsia="Consolas" w:cstheme="minorHAnsi"/>
+          <w:b/>
+          <w:bCs/>
+          <w:color w:val="709FDB" w:themeColor="text2" w:themeTint="80"/>
+          <w:szCs w:val="22"/>
+          <w:lang w:val="en-GB"/>
+        </w:rPr>
+        <w:t>BelongsTo</w:t>
+      </w:r>
+      <w:proofErr w:type="spellEnd"/>
+      <w:r>
+        <w:rPr>
+          <w:rFonts w:eastAsia="Consolas" w:cstheme="minorHAnsi"/>
+          <w:b/>
+          <w:bCs/>
+          <w:color w:val="709FDB" w:themeColor="text2" w:themeTint="80"/>
+          <w:szCs w:val="22"/>
+          <w:lang w:val="en-GB"/>
+        </w:rPr>
+        <w:t>;</w:t>
+      </w:r>
+      <w:r>
+        <w:rPr>
+          <w:rFonts w:cstheme="minorHAnsi"/>
+          <w:szCs w:val="22"/>
+        </w:rPr>
+        <w:br/>
+      </w:r>
+      <w:r>
+        <w:rPr>
+          <w:rFonts w:cstheme="minorHAnsi"/>
+          <w:szCs w:val="22"/>
+        </w:rPr>
+        <w:br/>
+      </w:r>
+      <w:r>
+        <w:rPr>
+          <w:rFonts w:eastAsia="Consolas" w:cstheme="minorHAnsi"/>
+          <w:b/>
+          <w:bCs/>
+          <w:color w:val="709FDB" w:themeColor="text2" w:themeTint="80"/>
+          <w:szCs w:val="22"/>
+          <w:lang w:val="en-GB"/>
+        </w:rPr>
+        <w:t xml:space="preserve">public function team(): </w:t>
+      </w:r>
+      <w:proofErr w:type="spellStart"/>
+      <w:r>
+        <w:rPr>
+          <w:rFonts w:eastAsia="Consolas" w:cstheme="minorHAnsi"/>
+          <w:b/>
+          <w:bCs/>
+          <w:color w:val="709FDB" w:themeColor="text2" w:themeTint="80"/>
+          <w:szCs w:val="22"/>
+          <w:lang w:val="en-GB"/>
+        </w:rPr>
+        <w:t>BelongsTo</w:t>
+      </w:r>
+      <w:proofErr w:type="spellEnd"/>
+      <w:r>
+        <w:rPr>
+          <w:rFonts w:cstheme="minorHAnsi"/>
+          <w:szCs w:val="22"/>
+        </w:rPr>
+        <w:br/>
+      </w:r>
+      <w:r>
+        <w:rPr>
+          <w:rFonts w:eastAsia="Consolas" w:cstheme="minorHAnsi"/>
+          <w:b/>
+          <w:bCs/>
+          <w:color w:val="709FDB" w:themeColor="text2" w:themeTint="80"/>
+          <w:szCs w:val="22"/>
+          <w:lang w:val="en-GB"/>
+        </w:rPr>
+        <w:t>{</w:t>
+      </w:r>
+      <w:r>
+        <w:rPr>
+          <w:rFonts w:cstheme="minorHAnsi"/>
+          <w:szCs w:val="22"/>
+        </w:rPr>
+        <w:br/>
+      </w:r>
+      <w:r>
+        <w:rPr>
+          <w:rFonts w:eastAsia="Consolas" w:cstheme="minorHAnsi"/>
+          <w:b/>
+          <w:bCs/>
+          <w:color w:val="709FDB" w:themeColor="text2" w:themeTint="80"/>
+          <w:szCs w:val="22"/>
+          <w:lang w:val="en-GB"/>
+        </w:rPr>
+        <w:t xml:space="preserve">    return $this-&gt;</w:t>
+      </w:r>
+      <w:proofErr w:type="spellStart"/>
+      <w:r>
+        <w:rPr>
+          <w:rFonts w:eastAsia="Consolas" w:cstheme="minorHAnsi"/>
+          <w:b/>
+          <w:bCs/>
+          <w:color w:val="709FDB" w:themeColor="text2" w:themeTint="80"/>
+          <w:szCs w:val="22"/>
+          <w:lang w:val="en-GB"/>
+        </w:rPr>
+        <w:t>belongsTo</w:t>
+      </w:r>
+      <w:proofErr w:type="spellEnd"/>
+      <w:r>
+        <w:rPr>
+          <w:rFonts w:eastAsia="Consolas" w:cstheme="minorHAnsi"/>
+          <w:b/>
+          <w:bCs/>
+          <w:color w:val="709FDB" w:themeColor="text2" w:themeTint="80"/>
+          <w:szCs w:val="22"/>
+          <w:lang w:val="en-GB"/>
+        </w:rPr>
+        <w:t>(Team::class);</w:t>
+      </w:r>
+      <w:r>
+        <w:rPr>
+          <w:rFonts w:cstheme="minorHAnsi"/>
+          <w:szCs w:val="22"/>
+        </w:rPr>
+        <w:br/>
+      </w:r>
+      <w:r>
+        <w:rPr>
+          <w:rFonts w:eastAsia="Consolas" w:cstheme="minorHAnsi"/>
+          <w:b/>
+          <w:bCs/>
+          <w:color w:val="709FDB" w:themeColor="text2" w:themeTint="80"/>
+          <w:szCs w:val="22"/>
+          <w:lang w:val="en-GB"/>
+        </w:rPr>
+        <w:t>}</w:t>
+      </w:r>
+      <w:r>
+        <w:rPr>
+          <w:rFonts w:cstheme="minorHAnsi"/>
+          <w:szCs w:val="22"/>
+        </w:rPr>
+        <w:br/>
+      </w:r>
+      <w:r>
+        <w:rPr>
+          <w:rFonts w:eastAsia="Aptos" w:cstheme="minorHAnsi"/>
+          <w:szCs w:val="22"/>
+          <w:lang w:val="en-GB"/>
+        </w:rPr>
+        <w:t xml:space="preserve"> </w:t>
+      </w:r>
+    </w:p>
+    <w:p>
+      <w:pPr>
+        <w:pStyle w:val="ListParagraph"/>
+        <w:numPr>
+          <w:ilvl w:val="0"/>
+          <w:numId w:val="22"/>
+        </w:numPr>
+        <w:spacing w:after="0" w:line="279" w:lineRule="auto"/>
+        <w:rPr>
+          <w:rFonts w:eastAsia="Aptos" w:cstheme="minorHAnsi"/>
+          <w:szCs w:val="22"/>
+        </w:rPr>
+      </w:pPr>
+      <w:r>
+        <w:rPr>
+          <w:rFonts w:eastAsia="Aptos" w:cstheme="minorHAnsi"/>
+          <w:b/>
+          <w:bCs/>
+          <w:szCs w:val="22"/>
+          <w:lang w:val="en-GB"/>
+        </w:rPr>
+        <w:t>Pros:</w:t>
+      </w:r>
+      <w:r>
+        <w:rPr>
+          <w:rFonts w:eastAsia="Aptos" w:cstheme="minorHAnsi"/>
+          <w:szCs w:val="22"/>
+          <w:lang w:val="en-GB"/>
+        </w:rPr>
+        <w:t xml:space="preserve"> </w:t>
+      </w:r>
+    </w:p>
+    <w:p>
+      <w:pPr>
+        <w:pStyle w:val="ListParagraph"/>
+        <w:numPr>
+          <w:ilvl w:val="1"/>
+          <w:numId w:val="22"/>
+        </w:numPr>
+        <w:spacing w:after="0" w:line="279" w:lineRule="auto"/>
+        <w:rPr>
+          <w:rFonts w:eastAsia="Aptos" w:cstheme="minorHAnsi"/>
+          <w:szCs w:val="22"/>
+        </w:rPr>
+      </w:pPr>
+      <w:r>
+        <w:rPr>
+          <w:rFonts w:eastAsia="Aptos" w:cstheme="minorHAnsi"/>
+          <w:b/>
+          <w:bCs/>
+          <w:szCs w:val="22"/>
+          <w:lang w:val="en-GB"/>
+        </w:rPr>
+        <w:t>IDE Support:</w:t>
+      </w:r>
+      <w:r>
+        <w:rPr>
+          <w:rFonts w:eastAsia="Aptos" w:cstheme="minorHAnsi"/>
+          <w:szCs w:val="22"/>
+          <w:lang w:val="en-GB"/>
+        </w:rPr>
+        <w:t xml:space="preserve"> Enables auto-complete suggestions for relationship methods (like </w:t>
+      </w:r>
+      <w:proofErr w:type="gramStart"/>
+      <w:r>
+        <w:rPr>
+          <w:rFonts w:eastAsia="Consolas" w:cstheme="minorHAnsi"/>
+          <w:szCs w:val="22"/>
+          <w:lang w:val="en-GB"/>
+        </w:rPr>
+        <w:t>associate(</w:t>
+      </w:r>
+      <w:proofErr w:type="gramEnd"/>
+      <w:r>
+        <w:rPr>
+          <w:rFonts w:eastAsia="Consolas" w:cstheme="minorHAnsi"/>
+          <w:szCs w:val="22"/>
+          <w:lang w:val="en-GB"/>
+        </w:rPr>
+        <w:t>)</w:t>
+      </w:r>
+      <w:r>
+        <w:rPr>
+          <w:rFonts w:eastAsia="Aptos" w:cstheme="minorHAnsi"/>
+          <w:szCs w:val="22"/>
+          <w:lang w:val="en-GB"/>
+        </w:rPr>
+        <w:t xml:space="preserve"> or </w:t>
+      </w:r>
+      <w:r>
+        <w:rPr>
+          <w:rFonts w:eastAsia="Consolas" w:cstheme="minorHAnsi"/>
+          <w:szCs w:val="22"/>
+          <w:lang w:val="en-GB"/>
+        </w:rPr>
+        <w:t>where()</w:t>
+      </w:r>
+      <w:r>
+        <w:rPr>
+          <w:rFonts w:eastAsia="Aptos" w:cstheme="minorHAnsi"/>
+          <w:szCs w:val="22"/>
+          <w:lang w:val="en-GB"/>
+        </w:rPr>
+        <w:t>).</w:t>
+      </w:r>
+    </w:p>
+    <w:p>
+      <w:pPr>
+        <w:pStyle w:val="ListParagraph"/>
+        <w:numPr>
+          <w:ilvl w:val="1"/>
+          <w:numId w:val="22"/>
+        </w:numPr>
+        <w:spacing w:after="0" w:line="279" w:lineRule="auto"/>
+        <w:rPr>
+          <w:rFonts w:eastAsia="Aptos" w:cstheme="minorHAnsi"/>
+          <w:szCs w:val="22"/>
+        </w:rPr>
+      </w:pPr>
+      <w:r>
+        <w:rPr>
+          <w:rFonts w:eastAsia="Aptos" w:cstheme="minorHAnsi"/>
+          <w:b/>
+          <w:bCs/>
+          <w:szCs w:val="22"/>
+          <w:lang w:val="en-GB"/>
+        </w:rPr>
+        <w:t>Bug Prevention:</w:t>
+      </w:r>
+      <w:r>
+        <w:rPr>
+          <w:rFonts w:eastAsia="Aptos" w:cstheme="minorHAnsi"/>
+          <w:szCs w:val="22"/>
+          <w:lang w:val="en-GB"/>
+        </w:rPr>
+        <w:t xml:space="preserve"> Catches type mismatches during development and static analysis (e.g., </w:t>
+      </w:r>
+      <w:proofErr w:type="spellStart"/>
+      <w:r>
+        <w:rPr>
+          <w:rFonts w:eastAsia="Aptos" w:cstheme="minorHAnsi"/>
+          <w:szCs w:val="22"/>
+          <w:lang w:val="en-GB"/>
+        </w:rPr>
+        <w:t>Larastan</w:t>
+      </w:r>
+      <w:proofErr w:type="spellEnd"/>
+      <w:r>
+        <w:rPr>
+          <w:rFonts w:eastAsia="Aptos" w:cstheme="minorHAnsi"/>
+          <w:szCs w:val="22"/>
+          <w:lang w:val="en-GB"/>
+        </w:rPr>
+        <w:t>/</w:t>
+      </w:r>
+      <w:proofErr w:type="spellStart"/>
+      <w:r>
+        <w:rPr>
+          <w:rFonts w:eastAsia="Aptos" w:cstheme="minorHAnsi"/>
+          <w:szCs w:val="22"/>
+          <w:lang w:val="en-GB"/>
+        </w:rPr>
+        <w:t>PHPStan</w:t>
+      </w:r>
+      <w:proofErr w:type="spellEnd"/>
+      <w:r>
+        <w:rPr>
+          <w:rFonts w:eastAsia="Aptos" w:cstheme="minorHAnsi"/>
+          <w:szCs w:val="22"/>
+          <w:lang w:val="en-GB"/>
+        </w:rPr>
+        <w:t>).</w:t>
+      </w:r>
+    </w:p>
+    <w:p>
+      <w:pPr>
+        <w:pStyle w:val="ListParagraph"/>
+        <w:numPr>
+          <w:ilvl w:val="1"/>
+          <w:numId w:val="22"/>
+        </w:numPr>
+        <w:spacing w:after="0" w:line="279" w:lineRule="auto"/>
+        <w:rPr>
+          <w:rFonts w:eastAsia="Aptos" w:cstheme="minorHAnsi"/>
+          <w:szCs w:val="22"/>
+        </w:rPr>
+      </w:pPr>
       <w:bookmarkStart w:id="0" w:name="_GoBack"/>
       <w:bookmarkEnd w:id="0"/>
-    </w:p>
-    <w:p>
-      <w:pPr>
-        <w:rPr>
-          <w:rFonts w:cstheme="minorHAnsi"/>
-          <w:szCs w:val="22"/>
-        </w:rPr>
-      </w:pPr>
-      <w:r>
-        <w:rPr>
-          <w:rFonts w:cstheme="minorHAnsi"/>
-          <w:szCs w:val="22"/>
-        </w:rPr>
-        <w:t xml:space="preserve">Example: Instead of writing </w:t>
-      </w:r>
-      <w:r>
-        <w:rPr>
-          <w:rFonts w:cstheme="minorHAnsi"/>
-          <w:b/>
-          <w:bCs/>
-          <w:color w:val="548DD4" w:themeColor="text2" w:themeTint="99"/>
-          <w:szCs w:val="22"/>
-        </w:rPr>
-        <w:t>Patient::</w:t>
-      </w:r>
+      <w:r>
+        <w:rPr>
+          <w:rFonts w:eastAsia="Aptos" w:cstheme="minorHAnsi"/>
+          <w:b/>
+          <w:bCs/>
+          <w:szCs w:val="22"/>
+          <w:lang w:val="en-GB"/>
+        </w:rPr>
+        <w:t>Documentation:</w:t>
+      </w:r>
+      <w:r>
+        <w:rPr>
+          <w:rFonts w:eastAsia="Aptos" w:cstheme="minorHAnsi"/>
+          <w:szCs w:val="22"/>
+          <w:lang w:val="en-GB"/>
+        </w:rPr>
+        <w:t xml:space="preserve"> Explicitly tells other developers what the function returns.</w:t>
+      </w:r>
+    </w:p>
+    <w:p>
+      <w:pPr>
+        <w:pStyle w:val="ListParagraph"/>
+        <w:numPr>
+          <w:ilvl w:val="0"/>
+          <w:numId w:val="22"/>
+        </w:numPr>
+        <w:spacing w:after="0" w:line="279" w:lineRule="auto"/>
+        <w:rPr>
+          <w:rFonts w:eastAsia="Aptos" w:cstheme="minorHAnsi"/>
+          <w:szCs w:val="22"/>
+        </w:rPr>
+      </w:pPr>
+      <w:r>
+        <w:rPr>
+          <w:rFonts w:eastAsia="Aptos" w:cstheme="minorHAnsi"/>
+          <w:b/>
+          <w:bCs/>
+          <w:szCs w:val="22"/>
+          <w:lang w:val="en-GB"/>
+        </w:rPr>
+        <w:lastRenderedPageBreak/>
+        <w:t>Cons:</w:t>
+      </w:r>
+      <w:r>
+        <w:rPr>
+          <w:rFonts w:eastAsia="Aptos" w:cstheme="minorHAnsi"/>
+          <w:szCs w:val="22"/>
+          <w:lang w:val="en-GB"/>
+        </w:rPr>
+        <w:t xml:space="preserve"> Requires importing the correct relation class (</w:t>
+      </w:r>
+      <w:r>
+        <w:rPr>
+          <w:rFonts w:eastAsia="Consolas" w:cstheme="minorHAnsi"/>
+          <w:szCs w:val="22"/>
+          <w:lang w:val="en-GB"/>
+        </w:rPr>
+        <w:t>use Illuminate\Database\Eloquent\Relations\</w:t>
+      </w:r>
+      <w:proofErr w:type="spellStart"/>
       <w:proofErr w:type="gramStart"/>
       <w:r>
         <w:rPr>
-          <w:rFonts w:cstheme="minorHAnsi"/>
-          <w:b/>
-          <w:bCs/>
-          <w:color w:val="548DD4" w:themeColor="text2" w:themeTint="99"/>
-          <w:szCs w:val="22"/>
-        </w:rPr>
-        <w:t>where(</w:t>
+          <w:rFonts w:eastAsia="Consolas" w:cstheme="minorHAnsi"/>
+          <w:szCs w:val="22"/>
+          <w:lang w:val="en-GB"/>
+        </w:rPr>
+        <w:t>BelongsTo</w:t>
+      </w:r>
+      <w:proofErr w:type="spellEnd"/>
+      <w:r>
+        <w:rPr>
+          <w:rFonts w:eastAsia="Consolas" w:cstheme="minorHAnsi"/>
+          <w:szCs w:val="22"/>
+          <w:lang w:val="en-GB"/>
+        </w:rPr>
+        <w:t>;</w:t>
       </w:r>
       <w:proofErr w:type="gramEnd"/>
       <w:r>
         <w:rPr>
-          <w:rFonts w:cstheme="minorHAnsi"/>
-          <w:b/>
-          <w:bCs/>
-          <w:color w:val="548DD4" w:themeColor="text2" w:themeTint="99"/>
-          <w:szCs w:val="22"/>
-        </w:rPr>
-        <w:t>'</w:t>
+          <w:rFonts w:eastAsia="Aptos" w:cstheme="minorHAnsi"/>
+          <w:szCs w:val="22"/>
+          <w:lang w:val="en-GB"/>
+        </w:rPr>
+        <w:t>) at the top of the file.</w:t>
+      </w:r>
+    </w:p>
+    <w:p>
+      <w:pPr>
+        <w:rPr>
+          <w:rFonts w:cstheme="minorHAnsi"/>
+          <w:szCs w:val="22"/>
+        </w:rPr>
+      </w:pPr>
+    </w:p>
+    <w:p>
+      <w:pPr>
+        <w:pStyle w:val="Heading3"/>
+        <w:spacing w:before="281" w:after="281"/>
+        <w:rPr>
+          <w:rFonts w:cstheme="minorHAnsi"/>
+          <w:sz w:val="22"/>
+          <w:szCs w:val="22"/>
+        </w:rPr>
+      </w:pPr>
+      <w:r>
+        <w:rPr>
+          <w:rFonts w:eastAsia="Aptos" w:cstheme="minorHAnsi"/>
+          <w:b/>
+          <w:bCs/>
+          <w:sz w:val="22"/>
+          <w:szCs w:val="22"/>
+        </w:rPr>
+        <w:t xml:space="preserve">2. </w:t>
       </w:r>
       <w:proofErr w:type="spellStart"/>
       <w:r>
         <w:rPr>
-          <w:rFonts w:cstheme="minorHAnsi"/>
-          <w:b/>
-          <w:bCs/>
-          <w:color w:val="548DD4" w:themeColor="text2" w:themeTint="99"/>
-          <w:szCs w:val="22"/>
-        </w:rPr>
-        <w:t>team_id</w:t>
+          <w:rFonts w:eastAsia="Aptos" w:cstheme="minorHAnsi"/>
+          <w:b/>
+          <w:bCs/>
+          <w:sz w:val="22"/>
+          <w:szCs w:val="22"/>
+        </w:rPr>
+        <w:t>Untyped</w:t>
       </w:r>
       <w:proofErr w:type="spellEnd"/>
       <w:r>
         <w:rPr>
-          <w:rFonts w:cstheme="minorHAnsi"/>
-          <w:b/>
-          <w:bCs/>
-          <w:color w:val="548DD4" w:themeColor="text2" w:themeTint="99"/>
-          <w:szCs w:val="22"/>
-        </w:rPr>
-        <w:t>', 5)-&gt;get(),</w:t>
-      </w:r>
-      <w:r>
-        <w:rPr>
-          <w:rFonts w:cstheme="minorHAnsi"/>
-          <w:color w:val="548DD4" w:themeColor="text2" w:themeTint="99"/>
-          <w:szCs w:val="22"/>
+          <w:rFonts w:eastAsia="Aptos" w:cstheme="minorHAnsi"/>
+          <w:b/>
+          <w:bCs/>
+          <w:sz w:val="22"/>
+          <w:szCs w:val="22"/>
+        </w:rPr>
+        <w:t xml:space="preserve"> Method</w:t>
+      </w:r>
+    </w:p>
+    <w:p>
+      <w:pPr>
+        <w:rPr>
+          <w:rFonts w:cstheme="minorHAnsi"/>
+          <w:szCs w:val="22"/>
+        </w:rPr>
+      </w:pPr>
+      <w:proofErr w:type="gramStart"/>
+      <w:r>
+        <w:rPr>
+          <w:rFonts w:eastAsia="Consolas" w:cstheme="minorHAnsi"/>
+          <w:b/>
+          <w:bCs/>
+          <w:color w:val="709FDB" w:themeColor="text2" w:themeTint="80"/>
+          <w:szCs w:val="22"/>
+          <w:lang w:val="en-GB"/>
+        </w:rPr>
+        <w:t>public</w:t>
+      </w:r>
+      <w:proofErr w:type="gramEnd"/>
+      <w:r>
+        <w:rPr>
+          <w:rFonts w:eastAsia="Consolas" w:cstheme="minorHAnsi"/>
+          <w:b/>
+          <w:bCs/>
+          <w:color w:val="709FDB" w:themeColor="text2" w:themeTint="80"/>
+          <w:szCs w:val="22"/>
+          <w:lang w:val="en-GB"/>
+        </w:rPr>
+        <w:t xml:space="preserve"> function team()</w:t>
+      </w:r>
+      <w:r>
+        <w:rPr>
+          <w:rFonts w:cstheme="minorHAnsi"/>
+          <w:szCs w:val="22"/>
+        </w:rPr>
+        <w:br/>
+      </w:r>
+      <w:r>
+        <w:rPr>
+          <w:rFonts w:eastAsia="Consolas" w:cstheme="minorHAnsi"/>
+          <w:b/>
+          <w:bCs/>
+          <w:color w:val="709FDB" w:themeColor="text2" w:themeTint="80"/>
+          <w:szCs w:val="22"/>
+          <w:lang w:val="en-GB"/>
+        </w:rPr>
+        <w:t>{</w:t>
+      </w:r>
+      <w:r>
+        <w:rPr>
+          <w:rFonts w:cstheme="minorHAnsi"/>
+          <w:szCs w:val="22"/>
+        </w:rPr>
+        <w:br/>
+      </w:r>
+      <w:r>
+        <w:rPr>
+          <w:rFonts w:eastAsia="Consolas" w:cstheme="minorHAnsi"/>
+          <w:b/>
+          <w:bCs/>
+          <w:color w:val="709FDB" w:themeColor="text2" w:themeTint="80"/>
+          <w:szCs w:val="22"/>
+          <w:lang w:val="en-GB"/>
+        </w:rPr>
+        <w:t xml:space="preserve">    return $this-&gt;</w:t>
+      </w:r>
+      <w:proofErr w:type="spellStart"/>
+      <w:r>
+        <w:rPr>
+          <w:rFonts w:eastAsia="Consolas" w:cstheme="minorHAnsi"/>
+          <w:b/>
+          <w:bCs/>
+          <w:color w:val="709FDB" w:themeColor="text2" w:themeTint="80"/>
+          <w:szCs w:val="22"/>
+          <w:lang w:val="en-GB"/>
+        </w:rPr>
+        <w:t>belongsTo</w:t>
+      </w:r>
+      <w:proofErr w:type="spellEnd"/>
+      <w:r>
+        <w:rPr>
+          <w:rFonts w:eastAsia="Consolas" w:cstheme="minorHAnsi"/>
+          <w:b/>
+          <w:bCs/>
+          <w:color w:val="709FDB" w:themeColor="text2" w:themeTint="80"/>
+          <w:szCs w:val="22"/>
+          <w:lang w:val="en-GB"/>
+        </w:rPr>
+        <w:t>(Team::class);</w:t>
+      </w:r>
+      <w:r>
+        <w:rPr>
+          <w:rFonts w:cstheme="minorHAnsi"/>
+          <w:szCs w:val="22"/>
+        </w:rPr>
+        <w:br/>
+      </w:r>
+      <w:r>
+        <w:rPr>
+          <w:rFonts w:eastAsia="Consolas" w:cstheme="minorHAnsi"/>
+          <w:b/>
+          <w:bCs/>
+          <w:color w:val="709FDB" w:themeColor="text2" w:themeTint="80"/>
+          <w:szCs w:val="22"/>
+          <w:lang w:val="en-GB"/>
+        </w:rPr>
+        <w:t>}</w:t>
+      </w:r>
+      <w:r>
+        <w:rPr>
+          <w:rFonts w:cstheme="minorHAnsi"/>
+          <w:szCs w:val="22"/>
+        </w:rPr>
+        <w:br/>
+      </w:r>
+      <w:r>
+        <w:rPr>
+          <w:rFonts w:eastAsia="Aptos" w:cstheme="minorHAnsi"/>
+          <w:szCs w:val="22"/>
+          <w:lang w:val="en-GB"/>
         </w:rPr>
         <w:t xml:space="preserve"> </w:t>
       </w:r>
-      <w:r>
-        <w:rPr>
-          <w:rFonts w:cstheme="minorHAnsi"/>
-          <w:szCs w:val="22"/>
-        </w:rPr>
-        <w:t xml:space="preserve">you just write </w:t>
-      </w:r>
-      <w:r>
-        <w:rPr>
-          <w:rFonts w:cstheme="minorHAnsi"/>
-          <w:b/>
-          <w:bCs/>
-          <w:color w:val="548DD4" w:themeColor="text2" w:themeTint="99"/>
-          <w:szCs w:val="22"/>
-        </w:rPr>
-        <w:t>Patient::all()</w:t>
-      </w:r>
-      <w:r>
-        <w:rPr>
-          <w:rFonts w:cstheme="minorHAnsi"/>
-          <w:szCs w:val="22"/>
-        </w:rPr>
-        <w:t xml:space="preserve">, and </w:t>
-      </w:r>
-      <w:proofErr w:type="spellStart"/>
-      <w:r>
-        <w:rPr>
-          <w:rFonts w:cstheme="minorHAnsi"/>
-          <w:szCs w:val="22"/>
-        </w:rPr>
-        <w:t>Laravel</w:t>
-      </w:r>
-      <w:proofErr w:type="spellEnd"/>
-      <w:r>
-        <w:rPr>
-          <w:rFonts w:cstheme="minorHAnsi"/>
-          <w:szCs w:val="22"/>
-        </w:rPr>
-        <w:t xml:space="preserve"> automatically forces it to only return patients belonging to team 5 behind the scenes.</w:t>
-      </w:r>
+    </w:p>
+    <w:p>
+      <w:pPr>
+        <w:pStyle w:val="ListParagraph"/>
+        <w:numPr>
+          <w:ilvl w:val="0"/>
+          <w:numId w:val="21"/>
+        </w:numPr>
+        <w:spacing w:after="0" w:line="279" w:lineRule="auto"/>
+        <w:rPr>
+          <w:rFonts w:eastAsia="Aptos" w:cstheme="minorHAnsi"/>
+          <w:szCs w:val="22"/>
+        </w:rPr>
+      </w:pPr>
+      <w:r>
+        <w:rPr>
+          <w:rFonts w:eastAsia="Aptos" w:cstheme="minorHAnsi"/>
+          <w:b/>
+          <w:bCs/>
+          <w:szCs w:val="22"/>
+          <w:lang w:val="en-GB"/>
+        </w:rPr>
+        <w:t>Pros:</w:t>
+      </w:r>
+      <w:r>
+        <w:rPr>
+          <w:rFonts w:eastAsia="Aptos" w:cstheme="minorHAnsi"/>
+          <w:szCs w:val="22"/>
+          <w:lang w:val="en-GB"/>
+        </w:rPr>
+        <w:t xml:space="preserve"> Simpler code, fewer imports at the top of the file, faster to prototype.</w:t>
+      </w:r>
+    </w:p>
+    <w:p>
+      <w:pPr>
+        <w:pStyle w:val="ListParagraph"/>
+        <w:numPr>
+          <w:ilvl w:val="0"/>
+          <w:numId w:val="21"/>
+        </w:numPr>
+        <w:spacing w:after="0" w:line="279" w:lineRule="auto"/>
+        <w:rPr>
+          <w:rFonts w:eastAsia="Aptos" w:cstheme="minorHAnsi"/>
+          <w:szCs w:val="22"/>
+        </w:rPr>
+      </w:pPr>
+      <w:r>
+        <w:rPr>
+          <w:rFonts w:eastAsia="Aptos" w:cstheme="minorHAnsi"/>
+          <w:b/>
+          <w:bCs/>
+          <w:szCs w:val="22"/>
+          <w:lang w:val="en-GB"/>
+        </w:rPr>
+        <w:t>Cons:</w:t>
+      </w:r>
+      <w:r>
+        <w:rPr>
+          <w:rFonts w:eastAsia="Aptos" w:cstheme="minorHAnsi"/>
+          <w:szCs w:val="22"/>
+          <w:lang w:val="en-GB"/>
+        </w:rPr>
+        <w:t xml:space="preserve"> Lacks IDE auto-completion and static analysis checks.</w:t>
+      </w:r>
+    </w:p>
+    <w:p>
+      <w:pPr>
+        <w:pStyle w:val="Heading3"/>
+        <w:spacing w:before="281" w:after="281"/>
+        <w:rPr>
+          <w:rFonts w:cstheme="minorHAnsi"/>
+          <w:sz w:val="22"/>
+          <w:szCs w:val="22"/>
+        </w:rPr>
+      </w:pPr>
+      <w:r>
+        <w:rPr>
+          <w:rFonts w:eastAsia="Aptos" w:cstheme="minorHAnsi"/>
+          <w:b/>
+          <w:bCs/>
+          <w:sz w:val="22"/>
+          <w:szCs w:val="22"/>
+        </w:rPr>
+        <w:t>Best Practice</w:t>
+      </w:r>
+    </w:p>
+    <w:p>
+      <w:pPr>
+        <w:spacing w:before="240" w:after="240"/>
+        <w:rPr>
+          <w:rFonts w:cstheme="minorHAnsi"/>
+          <w:szCs w:val="22"/>
+        </w:rPr>
+      </w:pPr>
+      <w:r>
+        <w:rPr>
+          <w:rFonts w:eastAsia="Aptos" w:cstheme="minorHAnsi"/>
+          <w:szCs w:val="22"/>
+          <w:lang w:val="en-GB"/>
+        </w:rPr>
+        <w:t xml:space="preserve">Always use </w:t>
+      </w:r>
+      <w:r>
+        <w:rPr>
+          <w:rFonts w:eastAsia="Aptos" w:cstheme="minorHAnsi"/>
+          <w:b/>
+          <w:bCs/>
+          <w:szCs w:val="22"/>
+          <w:lang w:val="en-GB"/>
+        </w:rPr>
+        <w:t>Typed Methods</w:t>
+      </w:r>
+      <w:r>
+        <w:rPr>
+          <w:rFonts w:eastAsia="Aptos" w:cstheme="minorHAnsi"/>
+          <w:szCs w:val="22"/>
+          <w:lang w:val="en-GB"/>
+        </w:rPr>
+        <w:t xml:space="preserve"> for production applications. The small effort of adding the import pays off in safety, auto-completion, and code maintainability. ```</w:t>
+      </w:r>
+    </w:p>
+    <w:p>
+      <w:pPr>
+        <w:rPr>
+          <w:rFonts w:cstheme="minorHAnsi"/>
+          <w:szCs w:val="22"/>
+        </w:rPr>
+      </w:pPr>
+    </w:p>
+    <w:p>
+      <w:pPr>
+        <w:rPr>
+          <w:rFonts w:cstheme="minorHAnsi"/>
+          <w:szCs w:val="22"/>
+        </w:rPr>
+      </w:pPr>
     </w:p>
     <w:sectPr>
       <w:pgSz w:w="11906" w:h="16838"/>
@@ -17303,6 +18277,119 @@
     </w:lvl>
   </w:abstractNum>
   <w:abstractNum w:abstractNumId="7">
+    <w:nsid w:val="49B7E5F0"/>
+    <w:multiLevelType w:val="hybridMultilevel"/>
+    <w:tmpl w:val="3B8860C4"/>
+    <w:lvl w:ilvl="0" w:tplc="BB565DC4">
+      <w:start w:val="1"/>
+      <w:numFmt w:val="bullet"/>
+      <w:lvlText w:val=""/>
+      <w:lvlJc w:val="left"/>
+      <w:pPr>
+        <w:ind w:left="720" w:hanging="360"/>
+      </w:pPr>
+      <w:rPr>
+        <w:rFonts w:ascii="Symbol" w:hAnsi="Symbol" w:hint="default"/>
+      </w:rPr>
+    </w:lvl>
+    <w:lvl w:ilvl="1" w:tplc="AA922EA2">
+      <w:start w:val="1"/>
+      <w:numFmt w:val="bullet"/>
+      <w:lvlText w:val="o"/>
+      <w:lvlJc w:val="left"/>
+      <w:pPr>
+        <w:ind w:left="1440" w:hanging="360"/>
+      </w:pPr>
+      <w:rPr>
+        <w:rFonts w:ascii="Courier New" w:hAnsi="Courier New" w:hint="default"/>
+      </w:rPr>
+    </w:lvl>
+    <w:lvl w:ilvl="2" w:tplc="5184868E">
+      <w:start w:val="1"/>
+      <w:numFmt w:val="bullet"/>
+      <w:lvlText w:val=""/>
+      <w:lvlJc w:val="left"/>
+      <w:pPr>
+        <w:ind w:left="2160" w:hanging="360"/>
+      </w:pPr>
+      <w:rPr>
+        <w:rFonts w:ascii="Wingdings" w:hAnsi="Wingdings" w:hint="default"/>
+      </w:rPr>
+    </w:lvl>
+    <w:lvl w:ilvl="3" w:tplc="A0B6FA54">
+      <w:start w:val="1"/>
+      <w:numFmt w:val="bullet"/>
+      <w:lvlText w:val=""/>
+      <w:lvlJc w:val="left"/>
+      <w:pPr>
+        <w:ind w:left="2880" w:hanging="360"/>
+      </w:pPr>
+      <w:rPr>
+        <w:rFonts w:ascii="Symbol" w:hAnsi="Symbol" w:hint="default"/>
+      </w:rPr>
+    </w:lvl>
+    <w:lvl w:ilvl="4" w:tplc="F9AAA932">
+      <w:start w:val="1"/>
+      <w:numFmt w:val="bullet"/>
+      <w:lvlText w:val="o"/>
+      <w:lvlJc w:val="left"/>
+      <w:pPr>
+        <w:ind w:left="3600" w:hanging="360"/>
+      </w:pPr>
+      <w:rPr>
+        <w:rFonts w:ascii="Courier New" w:hAnsi="Courier New" w:hint="default"/>
+      </w:rPr>
+    </w:lvl>
+    <w:lvl w:ilvl="5" w:tplc="66E61A2C">
+      <w:start w:val="1"/>
+      <w:numFmt w:val="bullet"/>
+      <w:lvlText w:val=""/>
+      <w:lvlJc w:val="left"/>
+      <w:pPr>
+        <w:ind w:left="4320" w:hanging="360"/>
+      </w:pPr>
+      <w:rPr>
+        <w:rFonts w:ascii="Wingdings" w:hAnsi="Wingdings" w:hint="default"/>
+      </w:rPr>
+    </w:lvl>
+    <w:lvl w:ilvl="6" w:tplc="7B3E948E">
+      <w:start w:val="1"/>
+      <w:numFmt w:val="bullet"/>
+      <w:lvlText w:val=""/>
+      <w:lvlJc w:val="left"/>
+      <w:pPr>
+        <w:ind w:left="5040" w:hanging="360"/>
+      </w:pPr>
+      <w:rPr>
+        <w:rFonts w:ascii="Symbol" w:hAnsi="Symbol" w:hint="default"/>
+      </w:rPr>
+    </w:lvl>
+    <w:lvl w:ilvl="7" w:tplc="A9B2959A">
+      <w:start w:val="1"/>
+      <w:numFmt w:val="bullet"/>
+      <w:lvlText w:val="o"/>
+      <w:lvlJc w:val="left"/>
+      <w:pPr>
+        <w:ind w:left="5760" w:hanging="360"/>
+      </w:pPr>
+      <w:rPr>
+        <w:rFonts w:ascii="Courier New" w:hAnsi="Courier New" w:hint="default"/>
+      </w:rPr>
+    </w:lvl>
+    <w:lvl w:ilvl="8" w:tplc="9FB0A2DC">
+      <w:start w:val="1"/>
+      <w:numFmt w:val="bullet"/>
+      <w:lvlText w:val=""/>
+      <w:lvlJc w:val="left"/>
+      <w:pPr>
+        <w:ind w:left="6480" w:hanging="360"/>
+      </w:pPr>
+      <w:rPr>
+        <w:rFonts w:ascii="Wingdings" w:hAnsi="Wingdings" w:hint="default"/>
+      </w:rPr>
+    </w:lvl>
+  </w:abstractNum>
+  <w:abstractNum w:abstractNumId="8">
     <w:nsid w:val="4BA955EF"/>
     <w:multiLevelType w:val="hybridMultilevel"/>
     <w:tmpl w:val="0010B848"/>
@@ -17415,7 +18502,7 @@
       </w:rPr>
     </w:lvl>
   </w:abstractNum>
-  <w:abstractNum w:abstractNumId="8">
+  <w:abstractNum w:abstractNumId="9">
     <w:nsid w:val="515A1F99"/>
     <w:multiLevelType w:val="hybridMultilevel"/>
     <w:tmpl w:val="C242F62E"/>
@@ -17528,7 +18615,7 @@
       </w:rPr>
     </w:lvl>
   </w:abstractNum>
-  <w:abstractNum w:abstractNumId="9">
+  <w:abstractNum w:abstractNumId="10">
     <w:nsid w:val="55F73037"/>
     <w:multiLevelType w:val="hybridMultilevel"/>
     <w:tmpl w:val="C9B47740"/>
@@ -17641,7 +18728,7 @@
       </w:rPr>
     </w:lvl>
   </w:abstractNum>
-  <w:abstractNum w:abstractNumId="10">
+  <w:abstractNum w:abstractNumId="11">
     <w:nsid w:val="5F19EEA1"/>
     <w:multiLevelType w:val="hybridMultilevel"/>
     <w:tmpl w:val="4A064B52"/>
@@ -17754,7 +18841,120 @@
       </w:rPr>
     </w:lvl>
   </w:abstractNum>
-  <w:abstractNum w:abstractNumId="11">
+  <w:abstractNum w:abstractNumId="12">
+    <w:nsid w:val="638D4CE5"/>
+    <w:multiLevelType w:val="hybridMultilevel"/>
+    <w:tmpl w:val="7158DEDA"/>
+    <w:lvl w:ilvl="0" w:tplc="F97E16C4">
+      <w:start w:val="1"/>
+      <w:numFmt w:val="bullet"/>
+      <w:lvlText w:val=""/>
+      <w:lvlJc w:val="left"/>
+      <w:pPr>
+        <w:ind w:left="720" w:hanging="360"/>
+      </w:pPr>
+      <w:rPr>
+        <w:rFonts w:ascii="Symbol" w:hAnsi="Symbol" w:hint="default"/>
+      </w:rPr>
+    </w:lvl>
+    <w:lvl w:ilvl="1" w:tplc="4009000B">
+      <w:start w:val="1"/>
+      <w:numFmt w:val="bullet"/>
+      <w:lvlText w:val=""/>
+      <w:lvlJc w:val="left"/>
+      <w:pPr>
+        <w:ind w:left="1440" w:hanging="360"/>
+      </w:pPr>
+      <w:rPr>
+        <w:rFonts w:ascii="Wingdings" w:hAnsi="Wingdings" w:hint="default"/>
+      </w:rPr>
+    </w:lvl>
+    <w:lvl w:ilvl="2" w:tplc="ACD29522">
+      <w:start w:val="1"/>
+      <w:numFmt w:val="bullet"/>
+      <w:lvlText w:val=""/>
+      <w:lvlJc w:val="left"/>
+      <w:pPr>
+        <w:ind w:left="2160" w:hanging="360"/>
+      </w:pPr>
+      <w:rPr>
+        <w:rFonts w:ascii="Wingdings" w:hAnsi="Wingdings" w:hint="default"/>
+      </w:rPr>
+    </w:lvl>
+    <w:lvl w:ilvl="3" w:tplc="E2E61D56">
+      <w:start w:val="1"/>
+      <w:numFmt w:val="bullet"/>
+      <w:lvlText w:val=""/>
+      <w:lvlJc w:val="left"/>
+      <w:pPr>
+        <w:ind w:left="2880" w:hanging="360"/>
+      </w:pPr>
+      <w:rPr>
+        <w:rFonts w:ascii="Symbol" w:hAnsi="Symbol" w:hint="default"/>
+      </w:rPr>
+    </w:lvl>
+    <w:lvl w:ilvl="4" w:tplc="AE0CAA56">
+      <w:start w:val="1"/>
+      <w:numFmt w:val="bullet"/>
+      <w:lvlText w:val="o"/>
+      <w:lvlJc w:val="left"/>
+      <w:pPr>
+        <w:ind w:left="3600" w:hanging="360"/>
+      </w:pPr>
+      <w:rPr>
+        <w:rFonts w:ascii="Courier New" w:hAnsi="Courier New" w:hint="default"/>
+      </w:rPr>
+    </w:lvl>
+    <w:lvl w:ilvl="5" w:tplc="4F328F76">
+      <w:start w:val="1"/>
+      <w:numFmt w:val="bullet"/>
+      <w:lvlText w:val=""/>
+      <w:lvlJc w:val="left"/>
+      <w:pPr>
+        <w:ind w:left="4320" w:hanging="360"/>
+      </w:pPr>
+      <w:rPr>
+        <w:rFonts w:ascii="Wingdings" w:hAnsi="Wingdings" w:hint="default"/>
+      </w:rPr>
+    </w:lvl>
+    <w:lvl w:ilvl="6" w:tplc="0BAE74B4">
+      <w:start w:val="1"/>
+      <w:numFmt w:val="bullet"/>
+      <w:lvlText w:val=""/>
+      <w:lvlJc w:val="left"/>
+      <w:pPr>
+        <w:ind w:left="5040" w:hanging="360"/>
+      </w:pPr>
+      <w:rPr>
+        <w:rFonts w:ascii="Symbol" w:hAnsi="Symbol" w:hint="default"/>
+      </w:rPr>
+    </w:lvl>
+    <w:lvl w:ilvl="7" w:tplc="8D1E5480">
+      <w:start w:val="1"/>
+      <w:numFmt w:val="bullet"/>
+      <w:lvlText w:val="o"/>
+      <w:lvlJc w:val="left"/>
+      <w:pPr>
+        <w:ind w:left="5760" w:hanging="360"/>
+      </w:pPr>
+      <w:rPr>
+        <w:rFonts w:ascii="Courier New" w:hAnsi="Courier New" w:hint="default"/>
+      </w:rPr>
+    </w:lvl>
+    <w:lvl w:ilvl="8" w:tplc="17D47242">
+      <w:start w:val="1"/>
+      <w:numFmt w:val="bullet"/>
+      <w:lvlText w:val=""/>
+      <w:lvlJc w:val="left"/>
+      <w:pPr>
+        <w:ind w:left="6480" w:hanging="360"/>
+      </w:pPr>
+      <w:rPr>
+        <w:rFonts w:ascii="Wingdings" w:hAnsi="Wingdings" w:hint="default"/>
+      </w:rPr>
+    </w:lvl>
+  </w:abstractNum>
+  <w:abstractNum w:abstractNumId="13">
     <w:nsid w:val="64C669D5"/>
     <w:multiLevelType w:val="hybridMultilevel"/>
     <w:tmpl w:val="B8564516"/>
@@ -17867,7 +19067,7 @@
       </w:rPr>
     </w:lvl>
   </w:abstractNum>
-  <w:abstractNum w:abstractNumId="12">
+  <w:abstractNum w:abstractNumId="14">
     <w:nsid w:val="6D14B790"/>
     <w:multiLevelType w:val="hybridMultilevel"/>
     <w:tmpl w:val="FEB4F556"/>
@@ -17980,7 +19180,7 @@
       </w:rPr>
     </w:lvl>
   </w:abstractNum>
-  <w:abstractNum w:abstractNumId="13">
+  <w:abstractNum w:abstractNumId="15">
     <w:nsid w:val="6F49F606"/>
     <w:multiLevelType w:val="hybridMultilevel"/>
     <w:tmpl w:val="B0B0C0C4"/>
@@ -18093,7 +19293,7 @@
       </w:rPr>
     </w:lvl>
   </w:abstractNum>
-  <w:abstractNum w:abstractNumId="14">
+  <w:abstractNum w:abstractNumId="16">
     <w:nsid w:val="70E94C29"/>
     <w:multiLevelType w:val="hybridMultilevel"/>
     <w:tmpl w:val="226E4AC6"/>
@@ -18206,7 +19406,7 @@
       </w:rPr>
     </w:lvl>
   </w:abstractNum>
-  <w:abstractNum w:abstractNumId="15">
+  <w:abstractNum w:abstractNumId="17">
     <w:nsid w:val="7553C419"/>
     <w:multiLevelType w:val="hybridMultilevel"/>
     <w:tmpl w:val="FB742A26"/>
@@ -18319,7 +19519,7 @@
       </w:rPr>
     </w:lvl>
   </w:abstractNum>
-  <w:abstractNum w:abstractNumId="16">
+  <w:abstractNum w:abstractNumId="18">
     <w:nsid w:val="75822CC5"/>
     <w:multiLevelType w:val="hybridMultilevel"/>
     <w:tmpl w:val="AFFE5774"/>
@@ -18432,7 +19632,7 @@
       </w:rPr>
     </w:lvl>
   </w:abstractNum>
-  <w:abstractNum w:abstractNumId="17">
+  <w:abstractNum w:abstractNumId="19">
     <w:nsid w:val="76B420E5"/>
     <w:multiLevelType w:val="hybridMultilevel"/>
     <w:tmpl w:val="386CE270"/>
@@ -18545,7 +19745,7 @@
       </w:rPr>
     </w:lvl>
   </w:abstractNum>
-  <w:abstractNum w:abstractNumId="18">
+  <w:abstractNum w:abstractNumId="20">
     <w:nsid w:val="7936C793"/>
     <w:multiLevelType w:val="hybridMultilevel"/>
     <w:tmpl w:val="DA88566E"/>
@@ -18658,7 +19858,7 @@
       </w:rPr>
     </w:lvl>
   </w:abstractNum>
-  <w:abstractNum w:abstractNumId="19">
+  <w:abstractNum w:abstractNumId="21">
     <w:nsid w:val="7D241509"/>
     <w:multiLevelType w:val="hybridMultilevel"/>
     <w:tmpl w:val="55FE704A"/>
@@ -18772,19 +19972,19 @@
     </w:lvl>
   </w:abstractNum>
   <w:num w:numId="1">
-    <w:abstractNumId w:val="19"/>
+    <w:abstractNumId w:val="21"/>
   </w:num>
   <w:num w:numId="2">
     <w:abstractNumId w:val="3"/>
   </w:num>
   <w:num w:numId="3">
-    <w:abstractNumId w:val="9"/>
+    <w:abstractNumId w:val="10"/>
   </w:num>
   <w:num w:numId="4">
     <w:abstractNumId w:val="5"/>
   </w:num>
   <w:num w:numId="5">
-    <w:abstractNumId w:val="7"/>
+    <w:abstractNumId w:val="8"/>
   </w:num>
   <w:num w:numId="6">
     <w:abstractNumId w:val="2"/>
@@ -18793,43 +19993,49 @@
     <w:abstractNumId w:val="6"/>
   </w:num>
   <w:num w:numId="8">
-    <w:abstractNumId w:val="17"/>
+    <w:abstractNumId w:val="19"/>
   </w:num>
   <w:num w:numId="9">
-    <w:abstractNumId w:val="13"/>
+    <w:abstractNumId w:val="15"/>
   </w:num>
   <w:num w:numId="10">
-    <w:abstractNumId w:val="12"/>
+    <w:abstractNumId w:val="14"/>
   </w:num>
   <w:num w:numId="11">
     <w:abstractNumId w:val="0"/>
   </w:num>
   <w:num w:numId="12">
-    <w:abstractNumId w:val="15"/>
+    <w:abstractNumId w:val="17"/>
   </w:num>
   <w:num w:numId="13">
     <w:abstractNumId w:val="4"/>
   </w:num>
   <w:num w:numId="14">
-    <w:abstractNumId w:val="8"/>
+    <w:abstractNumId w:val="9"/>
   </w:num>
   <w:num w:numId="15">
-    <w:abstractNumId w:val="10"/>
+    <w:abstractNumId w:val="11"/>
   </w:num>
   <w:num w:numId="16">
-    <w:abstractNumId w:val="16"/>
+    <w:abstractNumId w:val="18"/>
   </w:num>
   <w:num w:numId="17">
-    <w:abstractNumId w:val="11"/>
+    <w:abstractNumId w:val="13"/>
   </w:num>
   <w:num w:numId="18">
-    <w:abstractNumId w:val="14"/>
+    <w:abstractNumId w:val="16"/>
   </w:num>
   <w:num w:numId="19">
     <w:abstractNumId w:val="1"/>
   </w:num>
   <w:num w:numId="20">
-    <w:abstractNumId w:val="18"/>
+    <w:abstractNumId w:val="20"/>
+  </w:num>
+  <w:num w:numId="21">
+    <w:abstractNumId w:val="7"/>
+  </w:num>
+  <w:num w:numId="22">
+    <w:abstractNumId w:val="12"/>
   </w:num>
 </w:numbering>
 </file>

--- a/Filament/filament notes.docx
+++ b/Filament/filament notes.docx
@@ -17071,8 +17071,6 @@
           <w:szCs w:val="22"/>
         </w:rPr>
       </w:pPr>
-      <w:bookmarkStart w:id="0" w:name="_GoBack"/>
-      <w:bookmarkEnd w:id="0"/>
       <w:r>
         <w:rPr>
           <w:rFonts w:eastAsia="Aptos" w:cstheme="minorHAnsi"/>
@@ -17426,16 +17424,17 @@
       <w:pPr>
         <w:spacing w:before="240" w:after="240"/>
         <w:rPr>
-          <w:rFonts w:cstheme="minorHAnsi"/>
-          <w:szCs w:val="22"/>
-        </w:rPr>
-      </w:pPr>
-      <w:r>
-        <w:rPr>
           <w:rFonts w:eastAsia="Aptos" w:cstheme="minorHAnsi"/>
           <w:szCs w:val="22"/>
           <w:lang w:val="en-GB"/>
         </w:rPr>
+      </w:pPr>
+      <w:r>
+        <w:rPr>
+          <w:rFonts w:eastAsia="Aptos" w:cstheme="minorHAnsi"/>
+          <w:szCs w:val="22"/>
+          <w:lang w:val="en-GB"/>
+        </w:rPr>
         <w:t xml:space="preserve">Always use </w:t>
       </w:r>
       <w:r>
@@ -17456,6 +17455,407 @@
         </w:rPr>
         <w:t xml:space="preserve"> for production applications. The small effort of adding the import pays off in safety, auto-completion, and code maintainability. ```</w:t>
       </w:r>
+    </w:p>
+    <w:p>
+      <w:pPr>
+        <w:spacing w:before="240" w:after="240"/>
+        <w:rPr>
+          <w:rFonts w:eastAsia="Aptos" w:cstheme="minorHAnsi"/>
+          <w:b/>
+          <w:bCs/>
+          <w:color w:val="FF0000"/>
+          <w:sz w:val="32"/>
+          <w:szCs w:val="32"/>
+          <w:u w:val="single"/>
+          <w:lang w:val="en-GB"/>
+        </w:rPr>
+      </w:pPr>
+    </w:p>
+    <w:p>
+      <w:pPr>
+        <w:spacing w:before="240" w:after="240"/>
+        <w:rPr>
+          <w:rFonts w:eastAsia="Aptos" w:cstheme="minorHAnsi"/>
+          <w:b/>
+          <w:bCs/>
+          <w:color w:val="FF0000"/>
+          <w:sz w:val="32"/>
+          <w:szCs w:val="32"/>
+          <w:u w:val="single"/>
+          <w:lang w:val="en-GB"/>
+        </w:rPr>
+      </w:pPr>
+      <w:proofErr w:type="spellStart"/>
+      <w:r>
+        <w:rPr>
+          <w:rFonts w:eastAsia="Aptos" w:cstheme="minorHAnsi"/>
+          <w:b/>
+          <w:bCs/>
+          <w:color w:val="FF0000"/>
+          <w:sz w:val="32"/>
+          <w:szCs w:val="32"/>
+          <w:u w:val="single"/>
+          <w:lang w:val="en-GB"/>
+        </w:rPr>
+        <w:t>Spatie</w:t>
+      </w:r>
+      <w:proofErr w:type="spellEnd"/>
+      <w:r>
+        <w:rPr>
+          <w:rFonts w:eastAsia="Aptos" w:cstheme="minorHAnsi"/>
+          <w:b/>
+          <w:bCs/>
+          <w:color w:val="FF0000"/>
+          <w:sz w:val="32"/>
+          <w:szCs w:val="32"/>
+          <w:u w:val="single"/>
+          <w:lang w:val="en-GB"/>
+        </w:rPr>
+        <w:t xml:space="preserve"> Roles &amp; Permissions (Theory &amp; Execution)</w:t>
+      </w:r>
+    </w:p>
+    <w:p>
+      <w:pPr>
+        <w:pStyle w:val="NormalWeb"/>
+        <w:rPr>
+          <w:rFonts w:asciiTheme="minorHAnsi" w:hAnsiTheme="minorHAnsi" w:cstheme="minorHAnsi"/>
+          <w:sz w:val="22"/>
+          <w:szCs w:val="22"/>
+        </w:rPr>
+      </w:pPr>
+      <w:proofErr w:type="spellStart"/>
+      <w:r>
+        <w:rPr>
+          <w:rFonts w:asciiTheme="minorHAnsi" w:hAnsiTheme="minorHAnsi" w:cstheme="minorHAnsi"/>
+          <w:b/>
+          <w:bCs/>
+          <w:sz w:val="22"/>
+          <w:szCs w:val="22"/>
+        </w:rPr>
+        <w:t>Spatie</w:t>
+      </w:r>
+      <w:proofErr w:type="spellEnd"/>
+      <w:r>
+        <w:rPr>
+          <w:rFonts w:asciiTheme="minorHAnsi" w:hAnsiTheme="minorHAnsi" w:cstheme="minorHAnsi"/>
+          <w:sz w:val="22"/>
+          <w:szCs w:val="22"/>
+        </w:rPr>
+        <w:t xml:space="preserve"> is a highly respected web development agency based in Belgium that is famous in the open-source world for building and maintaining hundreds of top-tier, essential packages for the </w:t>
+      </w:r>
+      <w:proofErr w:type="spellStart"/>
+      <w:r>
+        <w:rPr>
+          <w:rFonts w:asciiTheme="minorHAnsi" w:hAnsiTheme="minorHAnsi" w:cstheme="minorHAnsi"/>
+          <w:b/>
+          <w:bCs/>
+          <w:sz w:val="22"/>
+          <w:szCs w:val="22"/>
+        </w:rPr>
+        <w:t>Laravel</w:t>
+      </w:r>
+      <w:proofErr w:type="spellEnd"/>
+      <w:r>
+        <w:rPr>
+          <w:rFonts w:asciiTheme="minorHAnsi" w:hAnsiTheme="minorHAnsi" w:cstheme="minorHAnsi"/>
+          <w:b/>
+          <w:bCs/>
+          <w:sz w:val="22"/>
+          <w:szCs w:val="22"/>
+        </w:rPr>
+        <w:t xml:space="preserve"> (PHP)</w:t>
+      </w:r>
+      <w:r>
+        <w:rPr>
+          <w:rFonts w:asciiTheme="minorHAnsi" w:hAnsiTheme="minorHAnsi" w:cstheme="minorHAnsi"/>
+          <w:sz w:val="22"/>
+          <w:szCs w:val="22"/>
+        </w:rPr>
+        <w:t xml:space="preserve"> ecosystem.</w:t>
+      </w:r>
+    </w:p>
+    <w:p>
+      <w:pPr>
+        <w:pStyle w:val="NormalWeb"/>
+        <w:rPr>
+          <w:rFonts w:asciiTheme="minorHAnsi" w:hAnsiTheme="minorHAnsi" w:cstheme="minorHAnsi"/>
+          <w:sz w:val="22"/>
+          <w:szCs w:val="22"/>
+        </w:rPr>
+      </w:pPr>
+      <w:r>
+        <w:rPr>
+          <w:rFonts w:asciiTheme="minorHAnsi" w:hAnsiTheme="minorHAnsi" w:cstheme="minorHAnsi"/>
+          <w:sz w:val="22"/>
+          <w:szCs w:val="22"/>
+        </w:rPr>
+        <w:t xml:space="preserve">When </w:t>
+      </w:r>
+      <w:proofErr w:type="spellStart"/>
+      <w:r>
+        <w:rPr>
+          <w:rFonts w:asciiTheme="minorHAnsi" w:hAnsiTheme="minorHAnsi" w:cstheme="minorHAnsi"/>
+          <w:sz w:val="22"/>
+          <w:szCs w:val="22"/>
+        </w:rPr>
+        <w:t>Laravel</w:t>
+      </w:r>
+      <w:proofErr w:type="spellEnd"/>
+      <w:r>
+        <w:rPr>
+          <w:rFonts w:asciiTheme="minorHAnsi" w:hAnsiTheme="minorHAnsi" w:cstheme="minorHAnsi"/>
+          <w:sz w:val="22"/>
+          <w:szCs w:val="22"/>
+        </w:rPr>
+        <w:t xml:space="preserve"> developers say "</w:t>
+      </w:r>
+      <w:proofErr w:type="spellStart"/>
+      <w:r>
+        <w:rPr>
+          <w:rFonts w:asciiTheme="minorHAnsi" w:hAnsiTheme="minorHAnsi" w:cstheme="minorHAnsi"/>
+          <w:sz w:val="22"/>
+          <w:szCs w:val="22"/>
+        </w:rPr>
+        <w:t>Spatie</w:t>
+      </w:r>
+      <w:proofErr w:type="spellEnd"/>
+      <w:r>
+        <w:rPr>
+          <w:rFonts w:asciiTheme="minorHAnsi" w:hAnsiTheme="minorHAnsi" w:cstheme="minorHAnsi"/>
+          <w:sz w:val="22"/>
+          <w:szCs w:val="22"/>
+        </w:rPr>
+        <w:t xml:space="preserve">," they are usually referring to one of their incredibly popular packages. Instead of reinventing the wheel, developers use </w:t>
+      </w:r>
+      <w:proofErr w:type="spellStart"/>
+      <w:r>
+        <w:rPr>
+          <w:rFonts w:asciiTheme="minorHAnsi" w:hAnsiTheme="minorHAnsi" w:cstheme="minorHAnsi"/>
+          <w:sz w:val="22"/>
+          <w:szCs w:val="22"/>
+        </w:rPr>
+        <w:t>Spatie</w:t>
+      </w:r>
+      <w:proofErr w:type="spellEnd"/>
+      <w:r>
+        <w:rPr>
+          <w:rFonts w:asciiTheme="minorHAnsi" w:hAnsiTheme="minorHAnsi" w:cstheme="minorHAnsi"/>
+          <w:sz w:val="22"/>
+          <w:szCs w:val="22"/>
+        </w:rPr>
+        <w:t xml:space="preserve"> packages to instantly drop complex features into their apps.</w:t>
+      </w:r>
+    </w:p>
+    <w:p>
+      <w:pPr>
+        <w:spacing w:before="240" w:after="240"/>
+        <w:rPr>
+          <w:rFonts w:eastAsia="Aptos" w:cstheme="minorHAnsi"/>
+          <w:b/>
+          <w:bCs/>
+          <w:szCs w:val="22"/>
+          <w:lang w:val="en-GB"/>
+        </w:rPr>
+      </w:pPr>
+      <w:r>
+        <w:rPr>
+          <w:rFonts w:eastAsia="Aptos" w:cstheme="minorHAnsi"/>
+          <w:b/>
+          <w:bCs/>
+          <w:szCs w:val="22"/>
+          <w:lang w:val="en-GB"/>
+        </w:rPr>
+        <w:t>1. The Theory: What is RBAC?</w:t>
+      </w:r>
+    </w:p>
+    <w:p>
+      <w:pPr>
+        <w:spacing w:before="240" w:after="240"/>
+        <w:rPr>
+          <w:rFonts w:eastAsia="Aptos" w:cstheme="minorHAnsi"/>
+          <w:szCs w:val="22"/>
+          <w:lang w:val="en-GB"/>
+        </w:rPr>
+      </w:pPr>
+      <w:proofErr w:type="spellStart"/>
+      <w:r>
+        <w:rPr>
+          <w:rFonts w:eastAsia="Aptos" w:cstheme="minorHAnsi"/>
+          <w:b/>
+          <w:bCs/>
+          <w:szCs w:val="22"/>
+          <w:lang w:val="en-GB"/>
+        </w:rPr>
+        <w:t>Spatie’s</w:t>
+      </w:r>
+      <w:proofErr w:type="spellEnd"/>
+      <w:r>
+        <w:rPr>
+          <w:rFonts w:eastAsia="Aptos" w:cstheme="minorHAnsi"/>
+          <w:b/>
+          <w:bCs/>
+          <w:szCs w:val="22"/>
+          <w:lang w:val="en-GB"/>
+        </w:rPr>
+        <w:t xml:space="preserve"> </w:t>
+      </w:r>
+      <w:proofErr w:type="spellStart"/>
+      <w:r>
+        <w:rPr>
+          <w:rFonts w:eastAsia="Aptos" w:cstheme="minorHAnsi"/>
+          <w:b/>
+          <w:bCs/>
+          <w:szCs w:val="22"/>
+          <w:lang w:val="en-GB"/>
+        </w:rPr>
+        <w:t>laravel</w:t>
+      </w:r>
+      <w:proofErr w:type="spellEnd"/>
+      <w:r>
+        <w:rPr>
+          <w:rFonts w:eastAsia="Aptos" w:cstheme="minorHAnsi"/>
+          <w:b/>
+          <w:bCs/>
+          <w:szCs w:val="22"/>
+          <w:lang w:val="en-GB"/>
+        </w:rPr>
+        <w:t>-permission</w:t>
+      </w:r>
+      <w:r>
+        <w:rPr>
+          <w:rFonts w:eastAsia="Aptos" w:cstheme="minorHAnsi"/>
+          <w:szCs w:val="22"/>
+          <w:lang w:val="en-GB"/>
+        </w:rPr>
+        <w:t xml:space="preserve"> implements Role-Based Access Control (RBAC). Instead of assigning individual rights directly to users (which becomes messy to maintain), access is managed through two layers:</w:t>
+      </w:r>
+    </w:p>
+    <w:p>
+      <w:pPr>
+        <w:pStyle w:val="ListParagraph"/>
+        <w:numPr>
+          <w:ilvl w:val="0"/>
+          <w:numId w:val="23"/>
+        </w:numPr>
+        <w:spacing w:before="240" w:after="240"/>
+        <w:rPr>
+          <w:rFonts w:eastAsia="Aptos" w:cstheme="minorHAnsi"/>
+          <w:szCs w:val="22"/>
+          <w:lang w:val="en-GB"/>
+        </w:rPr>
+      </w:pPr>
+      <w:r>
+        <w:rPr>
+          <w:rFonts w:eastAsia="Aptos" w:cstheme="minorHAnsi"/>
+          <w:b/>
+          <w:bCs/>
+          <w:szCs w:val="22"/>
+          <w:lang w:val="en-GB"/>
+        </w:rPr>
+        <w:t>Permissions</w:t>
+      </w:r>
+      <w:r>
+        <w:rPr>
+          <w:rFonts w:eastAsia="Aptos" w:cstheme="minorHAnsi"/>
+          <w:szCs w:val="22"/>
+          <w:lang w:val="en-GB"/>
+        </w:rPr>
+        <w:t>: Granular actions a user can perform (e.g., create articles, delete users).</w:t>
+      </w:r>
+    </w:p>
+    <w:p>
+      <w:pPr>
+        <w:pStyle w:val="ListParagraph"/>
+        <w:numPr>
+          <w:ilvl w:val="0"/>
+          <w:numId w:val="23"/>
+        </w:numPr>
+        <w:spacing w:before="240" w:after="240"/>
+        <w:rPr>
+          <w:rFonts w:eastAsia="Aptos" w:cstheme="minorHAnsi"/>
+          <w:szCs w:val="22"/>
+          <w:lang w:val="en-GB"/>
+        </w:rPr>
+      </w:pPr>
+      <w:r>
+        <w:rPr>
+          <w:rFonts w:eastAsia="Aptos" w:cstheme="minorHAnsi"/>
+          <w:b/>
+          <w:bCs/>
+          <w:szCs w:val="22"/>
+          <w:lang w:val="en-GB"/>
+        </w:rPr>
+        <w:t>Roles:</w:t>
+      </w:r>
+      <w:r>
+        <w:rPr>
+          <w:rFonts w:eastAsia="Aptos" w:cstheme="minorHAnsi"/>
+          <w:szCs w:val="22"/>
+          <w:lang w:val="en-GB"/>
+        </w:rPr>
+        <w:t xml:space="preserve"> Bundles of permissions mapped to a title (e.g., an Editor role bundles create articles and edit articles).</w:t>
+      </w:r>
+    </w:p>
+    <w:p>
+      <w:pPr>
+        <w:spacing w:before="240" w:after="240"/>
+        <w:rPr>
+          <w:rFonts w:eastAsia="Aptos" w:cstheme="minorHAnsi"/>
+          <w:szCs w:val="22"/>
+          <w:lang w:val="en-GB"/>
+        </w:rPr>
+      </w:pPr>
+      <w:bookmarkStart w:id="0" w:name="_GoBack"/>
+      <w:bookmarkEnd w:id="0"/>
+      <w:r>
+        <w:rPr>
+          <w:rFonts w:eastAsia="Aptos" w:cstheme="minorHAnsi"/>
+          <w:b/>
+          <w:bCs/>
+          <w:szCs w:val="22"/>
+          <w:highlight w:val="yellow"/>
+          <w:lang w:val="en-GB"/>
+        </w:rPr>
+        <w:t xml:space="preserve">The Golden Rule: </w:t>
+      </w:r>
+      <w:r>
+        <w:rPr>
+          <w:rFonts w:eastAsia="Aptos" w:cstheme="minorHAnsi"/>
+          <w:szCs w:val="22"/>
+          <w:highlight w:val="yellow"/>
+          <w:lang w:val="en-GB"/>
+        </w:rPr>
+        <w:t>Always assign permissions to roles, and then assign roles to users.</w:t>
+      </w:r>
+    </w:p>
+    <w:p>
+      <w:pPr>
+        <w:spacing w:before="240" w:after="240"/>
+        <w:rPr>
+          <w:rFonts w:eastAsia="Aptos" w:cstheme="minorHAnsi"/>
+          <w:szCs w:val="22"/>
+          <w:lang w:val="en-GB"/>
+        </w:rPr>
+      </w:pPr>
+    </w:p>
+    <w:p>
+      <w:pPr>
+        <w:spacing w:before="240" w:after="240"/>
+        <w:rPr>
+          <w:rFonts w:eastAsia="Aptos" w:cstheme="minorHAnsi"/>
+          <w:szCs w:val="22"/>
+          <w:lang w:val="en-GB"/>
+        </w:rPr>
+      </w:pPr>
+    </w:p>
+    <w:p>
+      <w:pPr>
+        <w:spacing w:before="240" w:after="240"/>
+        <w:rPr>
+          <w:rFonts w:cstheme="minorHAnsi"/>
+          <w:szCs w:val="22"/>
+        </w:rPr>
+      </w:pPr>
     </w:p>
     <w:p>
       <w:pPr>
@@ -17938,6 +18338,119 @@
     </w:lvl>
   </w:abstractNum>
   <w:abstractNum w:abstractNumId="4">
+    <w:nsid w:val="40611D4A"/>
+    <w:multiLevelType w:val="hybridMultilevel"/>
+    <w:tmpl w:val="A3B4B8CC"/>
+    <w:lvl w:ilvl="0" w:tplc="40090001">
+      <w:start w:val="1"/>
+      <w:numFmt w:val="bullet"/>
+      <w:lvlText w:val=""/>
+      <w:lvlJc w:val="left"/>
+      <w:pPr>
+        <w:ind w:left="720" w:hanging="360"/>
+      </w:pPr>
+      <w:rPr>
+        <w:rFonts w:ascii="Symbol" w:hAnsi="Symbol" w:hint="default"/>
+      </w:rPr>
+    </w:lvl>
+    <w:lvl w:ilvl="1" w:tplc="40090003" w:tentative="1">
+      <w:start w:val="1"/>
+      <w:numFmt w:val="bullet"/>
+      <w:lvlText w:val="o"/>
+      <w:lvlJc w:val="left"/>
+      <w:pPr>
+        <w:ind w:left="1440" w:hanging="360"/>
+      </w:pPr>
+      <w:rPr>
+        <w:rFonts w:ascii="Courier New" w:hAnsi="Courier New" w:cs="Courier New" w:hint="default"/>
+      </w:rPr>
+    </w:lvl>
+    <w:lvl w:ilvl="2" w:tplc="40090005" w:tentative="1">
+      <w:start w:val="1"/>
+      <w:numFmt w:val="bullet"/>
+      <w:lvlText w:val=""/>
+      <w:lvlJc w:val="left"/>
+      <w:pPr>
+        <w:ind w:left="2160" w:hanging="360"/>
+      </w:pPr>
+      <w:rPr>
+        <w:rFonts w:ascii="Wingdings" w:hAnsi="Wingdings" w:hint="default"/>
+      </w:rPr>
+    </w:lvl>
+    <w:lvl w:ilvl="3" w:tplc="40090001" w:tentative="1">
+      <w:start w:val="1"/>
+      <w:numFmt w:val="bullet"/>
+      <w:lvlText w:val=""/>
+      <w:lvlJc w:val="left"/>
+      <w:pPr>
+        <w:ind w:left="2880" w:hanging="360"/>
+      </w:pPr>
+      <w:rPr>
+        <w:rFonts w:ascii="Symbol" w:hAnsi="Symbol" w:hint="default"/>
+      </w:rPr>
+    </w:lvl>
+    <w:lvl w:ilvl="4" w:tplc="40090003" w:tentative="1">
+      <w:start w:val="1"/>
+      <w:numFmt w:val="bullet"/>
+      <w:lvlText w:val="o"/>
+      <w:lvlJc w:val="left"/>
+      <w:pPr>
+        <w:ind w:left="3600" w:hanging="360"/>
+      </w:pPr>
+      <w:rPr>
+        <w:rFonts w:ascii="Courier New" w:hAnsi="Courier New" w:cs="Courier New" w:hint="default"/>
+      </w:rPr>
+    </w:lvl>
+    <w:lvl w:ilvl="5" w:tplc="40090005" w:tentative="1">
+      <w:start w:val="1"/>
+      <w:numFmt w:val="bullet"/>
+      <w:lvlText w:val=""/>
+      <w:lvlJc w:val="left"/>
+      <w:pPr>
+        <w:ind w:left="4320" w:hanging="360"/>
+      </w:pPr>
+      <w:rPr>
+        <w:rFonts w:ascii="Wingdings" w:hAnsi="Wingdings" w:hint="default"/>
+      </w:rPr>
+    </w:lvl>
+    <w:lvl w:ilvl="6" w:tplc="40090001" w:tentative="1">
+      <w:start w:val="1"/>
+      <w:numFmt w:val="bullet"/>
+      <w:lvlText w:val=""/>
+      <w:lvlJc w:val="left"/>
+      <w:pPr>
+        <w:ind w:left="5040" w:hanging="360"/>
+      </w:pPr>
+      <w:rPr>
+        <w:rFonts w:ascii="Symbol" w:hAnsi="Symbol" w:hint="default"/>
+      </w:rPr>
+    </w:lvl>
+    <w:lvl w:ilvl="7" w:tplc="40090003" w:tentative="1">
+      <w:start w:val="1"/>
+      <w:numFmt w:val="bullet"/>
+      <w:lvlText w:val="o"/>
+      <w:lvlJc w:val="left"/>
+      <w:pPr>
+        <w:ind w:left="5760" w:hanging="360"/>
+      </w:pPr>
+      <w:rPr>
+        <w:rFonts w:ascii="Courier New" w:hAnsi="Courier New" w:cs="Courier New" w:hint="default"/>
+      </w:rPr>
+    </w:lvl>
+    <w:lvl w:ilvl="8" w:tplc="40090005" w:tentative="1">
+      <w:start w:val="1"/>
+      <w:numFmt w:val="bullet"/>
+      <w:lvlText w:val=""/>
+      <w:lvlJc w:val="left"/>
+      <w:pPr>
+        <w:ind w:left="6480" w:hanging="360"/>
+      </w:pPr>
+      <w:rPr>
+        <w:rFonts w:ascii="Wingdings" w:hAnsi="Wingdings" w:hint="default"/>
+      </w:rPr>
+    </w:lvl>
+  </w:abstractNum>
+  <w:abstractNum w:abstractNumId="5">
     <w:nsid w:val="43D8995C"/>
     <w:multiLevelType w:val="hybridMultilevel"/>
     <w:tmpl w:val="E1284C72"/>
@@ -18050,7 +18563,7 @@
       </w:rPr>
     </w:lvl>
   </w:abstractNum>
-  <w:abstractNum w:abstractNumId="5">
+  <w:abstractNum w:abstractNumId="6">
     <w:nsid w:val="448F61A1"/>
     <w:multiLevelType w:val="hybridMultilevel"/>
     <w:tmpl w:val="165055AE"/>
@@ -18163,7 +18676,7 @@
       </w:rPr>
     </w:lvl>
   </w:abstractNum>
-  <w:abstractNum w:abstractNumId="6">
+  <w:abstractNum w:abstractNumId="7">
     <w:nsid w:val="45FB5FEE"/>
     <w:multiLevelType w:val="hybridMultilevel"/>
     <w:tmpl w:val="CAA22B96"/>
@@ -18276,7 +18789,7 @@
       </w:rPr>
     </w:lvl>
   </w:abstractNum>
-  <w:abstractNum w:abstractNumId="7">
+  <w:abstractNum w:abstractNumId="8">
     <w:nsid w:val="49B7E5F0"/>
     <w:multiLevelType w:val="hybridMultilevel"/>
     <w:tmpl w:val="3B8860C4"/>
@@ -18389,7 +18902,7 @@
       </w:rPr>
     </w:lvl>
   </w:abstractNum>
-  <w:abstractNum w:abstractNumId="8">
+  <w:abstractNum w:abstractNumId="9">
     <w:nsid w:val="4BA955EF"/>
     <w:multiLevelType w:val="hybridMultilevel"/>
     <w:tmpl w:val="0010B848"/>
@@ -18502,7 +19015,7 @@
       </w:rPr>
     </w:lvl>
   </w:abstractNum>
-  <w:abstractNum w:abstractNumId="9">
+  <w:abstractNum w:abstractNumId="10">
     <w:nsid w:val="515A1F99"/>
     <w:multiLevelType w:val="hybridMultilevel"/>
     <w:tmpl w:val="C242F62E"/>
@@ -18615,7 +19128,7 @@
       </w:rPr>
     </w:lvl>
   </w:abstractNum>
-  <w:abstractNum w:abstractNumId="10">
+  <w:abstractNum w:abstractNumId="11">
     <w:nsid w:val="55F73037"/>
     <w:multiLevelType w:val="hybridMultilevel"/>
     <w:tmpl w:val="C9B47740"/>
@@ -18728,7 +19241,7 @@
       </w:rPr>
     </w:lvl>
   </w:abstractNum>
-  <w:abstractNum w:abstractNumId="11">
+  <w:abstractNum w:abstractNumId="12">
     <w:nsid w:val="5F19EEA1"/>
     <w:multiLevelType w:val="hybridMultilevel"/>
     <w:tmpl w:val="4A064B52"/>
@@ -18841,7 +19354,7 @@
       </w:rPr>
     </w:lvl>
   </w:abstractNum>
-  <w:abstractNum w:abstractNumId="12">
+  <w:abstractNum w:abstractNumId="13">
     <w:nsid w:val="638D4CE5"/>
     <w:multiLevelType w:val="hybridMultilevel"/>
     <w:tmpl w:val="7158DEDA"/>
@@ -18954,7 +19467,7 @@
       </w:rPr>
     </w:lvl>
   </w:abstractNum>
-  <w:abstractNum w:abstractNumId="13">
+  <w:abstractNum w:abstractNumId="14">
     <w:nsid w:val="64C669D5"/>
     <w:multiLevelType w:val="hybridMultilevel"/>
     <w:tmpl w:val="B8564516"/>
@@ -19067,7 +19580,7 @@
       </w:rPr>
     </w:lvl>
   </w:abstractNum>
-  <w:abstractNum w:abstractNumId="14">
+  <w:abstractNum w:abstractNumId="15">
     <w:nsid w:val="6D14B790"/>
     <w:multiLevelType w:val="hybridMultilevel"/>
     <w:tmpl w:val="FEB4F556"/>
@@ -19180,7 +19693,7 @@
       </w:rPr>
     </w:lvl>
   </w:abstractNum>
-  <w:abstractNum w:abstractNumId="15">
+  <w:abstractNum w:abstractNumId="16">
     <w:nsid w:val="6F49F606"/>
     <w:multiLevelType w:val="hybridMultilevel"/>
     <w:tmpl w:val="B0B0C0C4"/>
@@ -19293,7 +19806,7 @@
       </w:rPr>
     </w:lvl>
   </w:abstractNum>
-  <w:abstractNum w:abstractNumId="16">
+  <w:abstractNum w:abstractNumId="17">
     <w:nsid w:val="70E94C29"/>
     <w:multiLevelType w:val="hybridMultilevel"/>
     <w:tmpl w:val="226E4AC6"/>
@@ -19406,7 +19919,7 @@
       </w:rPr>
     </w:lvl>
   </w:abstractNum>
-  <w:abstractNum w:abstractNumId="17">
+  <w:abstractNum w:abstractNumId="18">
     <w:nsid w:val="7553C419"/>
     <w:multiLevelType w:val="hybridMultilevel"/>
     <w:tmpl w:val="FB742A26"/>
@@ -19519,7 +20032,7 @@
       </w:rPr>
     </w:lvl>
   </w:abstractNum>
-  <w:abstractNum w:abstractNumId="18">
+  <w:abstractNum w:abstractNumId="19">
     <w:nsid w:val="75822CC5"/>
     <w:multiLevelType w:val="hybridMultilevel"/>
     <w:tmpl w:val="AFFE5774"/>
@@ -19632,7 +20145,7 @@
       </w:rPr>
     </w:lvl>
   </w:abstractNum>
-  <w:abstractNum w:abstractNumId="19">
+  <w:abstractNum w:abstractNumId="20">
     <w:nsid w:val="76B420E5"/>
     <w:multiLevelType w:val="hybridMultilevel"/>
     <w:tmpl w:val="386CE270"/>
@@ -19745,7 +20258,7 @@
       </w:rPr>
     </w:lvl>
   </w:abstractNum>
-  <w:abstractNum w:abstractNumId="20">
+  <w:abstractNum w:abstractNumId="21">
     <w:nsid w:val="7936C793"/>
     <w:multiLevelType w:val="hybridMultilevel"/>
     <w:tmpl w:val="DA88566E"/>
@@ -19858,7 +20371,7 @@
       </w:rPr>
     </w:lvl>
   </w:abstractNum>
-  <w:abstractNum w:abstractNumId="21">
+  <w:abstractNum w:abstractNumId="22">
     <w:nsid w:val="7D241509"/>
     <w:multiLevelType w:val="hybridMultilevel"/>
     <w:tmpl w:val="55FE704A"/>
@@ -19972,70 +20485,73 @@
     </w:lvl>
   </w:abstractNum>
   <w:num w:numId="1">
-    <w:abstractNumId w:val="21"/>
+    <w:abstractNumId w:val="22"/>
   </w:num>
   <w:num w:numId="2">
     <w:abstractNumId w:val="3"/>
   </w:num>
   <w:num w:numId="3">
-    <w:abstractNumId w:val="10"/>
+    <w:abstractNumId w:val="11"/>
   </w:num>
   <w:num w:numId="4">
-    <w:abstractNumId w:val="5"/>
+    <w:abstractNumId w:val="6"/>
   </w:num>
   <w:num w:numId="5">
-    <w:abstractNumId w:val="8"/>
+    <w:abstractNumId w:val="9"/>
   </w:num>
   <w:num w:numId="6">
     <w:abstractNumId w:val="2"/>
   </w:num>
   <w:num w:numId="7">
-    <w:abstractNumId w:val="6"/>
+    <w:abstractNumId w:val="7"/>
   </w:num>
   <w:num w:numId="8">
-    <w:abstractNumId w:val="19"/>
+    <w:abstractNumId w:val="20"/>
   </w:num>
   <w:num w:numId="9">
-    <w:abstractNumId w:val="15"/>
+    <w:abstractNumId w:val="16"/>
   </w:num>
   <w:num w:numId="10">
-    <w:abstractNumId w:val="14"/>
+    <w:abstractNumId w:val="15"/>
   </w:num>
   <w:num w:numId="11">
     <w:abstractNumId w:val="0"/>
   </w:num>
   <w:num w:numId="12">
-    <w:abstractNumId w:val="17"/>
+    <w:abstractNumId w:val="18"/>
   </w:num>
   <w:num w:numId="13">
-    <w:abstractNumId w:val="4"/>
+    <w:abstractNumId w:val="5"/>
   </w:num>
   <w:num w:numId="14">
-    <w:abstractNumId w:val="9"/>
+    <w:abstractNumId w:val="10"/>
   </w:num>
   <w:num w:numId="15">
-    <w:abstractNumId w:val="11"/>
+    <w:abstractNumId w:val="12"/>
   </w:num>
   <w:num w:numId="16">
-    <w:abstractNumId w:val="18"/>
+    <w:abstractNumId w:val="19"/>
   </w:num>
   <w:num w:numId="17">
-    <w:abstractNumId w:val="13"/>
+    <w:abstractNumId w:val="14"/>
   </w:num>
   <w:num w:numId="18">
-    <w:abstractNumId w:val="16"/>
+    <w:abstractNumId w:val="17"/>
   </w:num>
   <w:num w:numId="19">
     <w:abstractNumId w:val="1"/>
   </w:num>
   <w:num w:numId="20">
-    <w:abstractNumId w:val="20"/>
+    <w:abstractNumId w:val="21"/>
   </w:num>
   <w:num w:numId="21">
-    <w:abstractNumId w:val="7"/>
+    <w:abstractNumId w:val="8"/>
   </w:num>
   <w:num w:numId="22">
-    <w:abstractNumId w:val="12"/>
+    <w:abstractNumId w:val="13"/>
+  </w:num>
+  <w:num w:numId="23">
+    <w:abstractNumId w:val="4"/>
   </w:num>
 </w:numbering>
 </file>
@@ -20273,6 +20789,31 @@
       <w:lang w:val="en-GB" w:eastAsia="ja-JP" w:bidi="ar-SA"/>
     </w:rPr>
   </w:style>
+  <w:style w:type="paragraph" w:styleId="Heading4">
+    <w:name w:val="heading 4"/>
+    <w:basedOn w:val="Normal"/>
+    <w:next w:val="Normal"/>
+    <w:link w:val="Heading4Char"/>
+    <w:uiPriority w:val="9"/>
+    <w:semiHidden/>
+    <w:unhideWhenUsed/>
+    <w:qFormat/>
+    <w:rsid w:val="008246D0"/>
+    <w:pPr>
+      <w:keepNext/>
+      <w:keepLines/>
+      <w:spacing w:before="200" w:after="0"/>
+      <w:outlineLvl w:val="3"/>
+    </w:pPr>
+    <w:rPr>
+      <w:rFonts w:asciiTheme="majorHAnsi" w:eastAsiaTheme="majorEastAsia" w:hAnsiTheme="majorHAnsi" w:cstheme="majorBidi"/>
+      <w:b/>
+      <w:bCs/>
+      <w:i/>
+      <w:iCs/>
+      <w:color w:val="4F81BD" w:themeColor="accent1"/>
+    </w:rPr>
+  </w:style>
   <w:style w:type="character" w:default="1" w:styleId="DefaultParagraphFont">
     <w:name w:val="Default Paragraph Font"/>
     <w:uiPriority w:val="1"/>
@@ -20396,6 +20937,39 @@
       <w:color w:val="4F81BD" w:themeColor="accent1"/>
       <w:sz w:val="26"/>
       <w:szCs w:val="23"/>
+    </w:rPr>
+  </w:style>
+  <w:style w:type="character" w:customStyle="1" w:styleId="Heading4Char">
+    <w:name w:val="Heading 4 Char"/>
+    <w:basedOn w:val="DefaultParagraphFont"/>
+    <w:link w:val="Heading4"/>
+    <w:uiPriority w:val="9"/>
+    <w:semiHidden/>
+    <w:rsid w:val="008246D0"/>
+    <w:rPr>
+      <w:rFonts w:asciiTheme="majorHAnsi" w:eastAsiaTheme="majorEastAsia" w:hAnsiTheme="majorHAnsi" w:cstheme="majorBidi"/>
+      <w:b/>
+      <w:bCs/>
+      <w:i/>
+      <w:iCs/>
+      <w:color w:val="4F81BD" w:themeColor="accent1"/>
+    </w:rPr>
+  </w:style>
+  <w:style w:type="paragraph" w:styleId="NormalWeb">
+    <w:name w:val="Normal (Web)"/>
+    <w:basedOn w:val="Normal"/>
+    <w:uiPriority w:val="99"/>
+    <w:semiHidden/>
+    <w:unhideWhenUsed/>
+    <w:rsid w:val="008246D0"/>
+    <w:pPr>
+      <w:spacing w:before="100" w:beforeAutospacing="1" w:after="100" w:afterAutospacing="1" w:line="240" w:lineRule="auto"/>
+    </w:pPr>
+    <w:rPr>
+      <w:rFonts w:ascii="Times New Roman" w:eastAsia="Times New Roman" w:hAnsi="Times New Roman" w:cs="Times New Roman"/>
+      <w:sz w:val="24"/>
+      <w:szCs w:val="24"/>
+      <w:lang w:eastAsia="en-IN"/>
     </w:rPr>
   </w:style>
 </w:styles>
@@ -20634,6 +21208,31 @@
       <w:lang w:val="en-GB" w:eastAsia="ja-JP" w:bidi="ar-SA"/>
     </w:rPr>
   </w:style>
+  <w:style w:type="paragraph" w:styleId="Heading4">
+    <w:name w:val="heading 4"/>
+    <w:basedOn w:val="Normal"/>
+    <w:next w:val="Normal"/>
+    <w:link w:val="Heading4Char"/>
+    <w:uiPriority w:val="9"/>
+    <w:semiHidden/>
+    <w:unhideWhenUsed/>
+    <w:qFormat/>
+    <w:rsid w:val="008246D0"/>
+    <w:pPr>
+      <w:keepNext/>
+      <w:keepLines/>
+      <w:spacing w:before="200" w:after="0"/>
+      <w:outlineLvl w:val="3"/>
+    </w:pPr>
+    <w:rPr>
+      <w:rFonts w:asciiTheme="majorHAnsi" w:eastAsiaTheme="majorEastAsia" w:hAnsiTheme="majorHAnsi" w:cstheme="majorBidi"/>
+      <w:b/>
+      <w:bCs/>
+      <w:i/>
+      <w:iCs/>
+      <w:color w:val="4F81BD" w:themeColor="accent1"/>
+    </w:rPr>
+  </w:style>
   <w:style w:type="character" w:default="1" w:styleId="DefaultParagraphFont">
     <w:name w:val="Default Paragraph Font"/>
     <w:uiPriority w:val="1"/>
@@ -20757,6 +21356,39 @@
       <w:color w:val="4F81BD" w:themeColor="accent1"/>
       <w:sz w:val="26"/>
       <w:szCs w:val="23"/>
+    </w:rPr>
+  </w:style>
+  <w:style w:type="character" w:customStyle="1" w:styleId="Heading4Char">
+    <w:name w:val="Heading 4 Char"/>
+    <w:basedOn w:val="DefaultParagraphFont"/>
+    <w:link w:val="Heading4"/>
+    <w:uiPriority w:val="9"/>
+    <w:semiHidden/>
+    <w:rsid w:val="008246D0"/>
+    <w:rPr>
+      <w:rFonts w:asciiTheme="majorHAnsi" w:eastAsiaTheme="majorEastAsia" w:hAnsiTheme="majorHAnsi" w:cstheme="majorBidi"/>
+      <w:b/>
+      <w:bCs/>
+      <w:i/>
+      <w:iCs/>
+      <w:color w:val="4F81BD" w:themeColor="accent1"/>
+    </w:rPr>
+  </w:style>
+  <w:style w:type="paragraph" w:styleId="NormalWeb">
+    <w:name w:val="Normal (Web)"/>
+    <w:basedOn w:val="Normal"/>
+    <w:uiPriority w:val="99"/>
+    <w:semiHidden/>
+    <w:unhideWhenUsed/>
+    <w:rsid w:val="008246D0"/>
+    <w:pPr>
+      <w:spacing w:before="100" w:beforeAutospacing="1" w:after="100" w:afterAutospacing="1" w:line="240" w:lineRule="auto"/>
+    </w:pPr>
+    <w:rPr>
+      <w:rFonts w:ascii="Times New Roman" w:eastAsia="Times New Roman" w:hAnsi="Times New Roman" w:cs="Times New Roman"/>
+      <w:sz w:val="24"/>
+      <w:szCs w:val="24"/>
+      <w:lang w:eastAsia="en-IN"/>
     </w:rPr>
   </w:style>
 </w:styles>

--- a/Filament/filament notes.docx
+++ b/Filament/filament notes.docx
@@ -17805,28 +17805,478 @@
           <w:lang w:val="en-GB"/>
         </w:rPr>
       </w:pPr>
+      <w:r>
+        <w:rPr>
+          <w:rFonts w:eastAsia="Aptos" w:cstheme="minorHAnsi"/>
+          <w:b/>
+          <w:bCs/>
+          <w:szCs w:val="22"/>
+          <w:highlight w:val="yellow"/>
+          <w:lang w:val="en-GB"/>
+        </w:rPr>
+        <w:t xml:space="preserve">The Golden Rule: </w:t>
+      </w:r>
+      <w:r>
+        <w:rPr>
+          <w:rFonts w:eastAsia="Aptos" w:cstheme="minorHAnsi"/>
+          <w:szCs w:val="22"/>
+          <w:highlight w:val="yellow"/>
+          <w:lang w:val="en-GB"/>
+        </w:rPr>
+        <w:t>Always assign permissions to roles, and then assign roles to users.</w:t>
+      </w:r>
+    </w:p>
+    <w:p>
+      <w:pPr>
+        <w:spacing w:before="240" w:after="240"/>
+        <w:rPr>
+          <w:rFonts w:eastAsia="Aptos" w:cstheme="minorHAnsi"/>
+          <w:szCs w:val="22"/>
+          <w:lang w:val="en-GB"/>
+        </w:rPr>
+      </w:pPr>
+    </w:p>
+    <w:p>
+      <w:pPr>
+        <w:pStyle w:val="Heading1"/>
+        <w:spacing w:before="322" w:after="322"/>
+        <w:rPr>
+          <w:rFonts w:asciiTheme="minorHAnsi" w:hAnsiTheme="minorHAnsi" w:cstheme="minorHAnsi"/>
+          <w:b/>
+          <w:bCs/>
+          <w:color w:val="FF0000"/>
+          <w:sz w:val="32"/>
+          <w:szCs w:val="32"/>
+          <w:u w:val="single"/>
+        </w:rPr>
+      </w:pPr>
+      <w:r>
+        <w:rPr>
+          <w:rFonts w:asciiTheme="minorHAnsi" w:eastAsia="Aptos" w:hAnsiTheme="minorHAnsi" w:cstheme="minorHAnsi"/>
+          <w:b/>
+          <w:bCs/>
+          <w:color w:val="FF0000"/>
+          <w:sz w:val="32"/>
+          <w:szCs w:val="32"/>
+          <w:u w:val="single"/>
+        </w:rPr>
+        <w:lastRenderedPageBreak/>
+        <w:t xml:space="preserve">Eloquent: </w:t>
+      </w:r>
+      <w:proofErr w:type="spellStart"/>
+      <w:proofErr w:type="gramStart"/>
+      <w:r>
+        <w:rPr>
+          <w:rFonts w:asciiTheme="minorHAnsi" w:eastAsia="Aptos" w:hAnsiTheme="minorHAnsi" w:cstheme="minorHAnsi"/>
+          <w:b/>
+          <w:bCs/>
+          <w:color w:val="FF0000"/>
+          <w:sz w:val="32"/>
+          <w:szCs w:val="32"/>
+          <w:u w:val="single"/>
+        </w:rPr>
+        <w:t>firstOrCreate</w:t>
+      </w:r>
+      <w:proofErr w:type="spellEnd"/>
+      <w:r>
+        <w:rPr>
+          <w:rFonts w:asciiTheme="minorHAnsi" w:eastAsia="Aptos" w:hAnsiTheme="minorHAnsi" w:cstheme="minorHAnsi"/>
+          <w:b/>
+          <w:bCs/>
+          <w:color w:val="FF0000"/>
+          <w:sz w:val="32"/>
+          <w:szCs w:val="32"/>
+          <w:u w:val="single"/>
+        </w:rPr>
+        <w:t>(</w:t>
+      </w:r>
+      <w:proofErr w:type="gramEnd"/>
+      <w:r>
+        <w:rPr>
+          <w:rFonts w:asciiTheme="minorHAnsi" w:eastAsia="Aptos" w:hAnsiTheme="minorHAnsi" w:cstheme="minorHAnsi"/>
+          <w:b/>
+          <w:bCs/>
+          <w:color w:val="FF0000"/>
+          <w:sz w:val="32"/>
+          <w:szCs w:val="32"/>
+          <w:u w:val="single"/>
+        </w:rPr>
+        <w:t>) vs. factory()-&gt;create()</w:t>
+      </w:r>
+      <w:r>
+        <w:rPr>
+          <w:rFonts w:asciiTheme="minorHAnsi" w:eastAsia="Aptos" w:hAnsiTheme="minorHAnsi" w:cstheme="minorHAnsi"/>
+          <w:b/>
+          <w:bCs/>
+          <w:color w:val="FF0000"/>
+          <w:sz w:val="32"/>
+          <w:szCs w:val="32"/>
+          <w:u w:val="single"/>
+        </w:rPr>
+        <w:t xml:space="preserve"> :</w:t>
+      </w:r>
       <w:bookmarkStart w:id="0" w:name="_GoBack"/>
       <w:bookmarkEnd w:id="0"/>
+    </w:p>
+    <w:p>
+      <w:pPr>
+        <w:pStyle w:val="Heading3"/>
+        <w:spacing w:before="281" w:after="281"/>
+        <w:rPr>
+          <w:rFonts w:cstheme="minorHAnsi"/>
+          <w:sz w:val="22"/>
+          <w:szCs w:val="22"/>
+        </w:rPr>
+      </w:pPr>
       <w:r>
         <w:rPr>
           <w:rFonts w:eastAsia="Aptos" w:cstheme="minorHAnsi"/>
           <w:b/>
           <w:bCs/>
+          <w:sz w:val="22"/>
+          <w:szCs w:val="22"/>
+        </w:rPr>
+        <w:t xml:space="preserve">1. </w:t>
+      </w:r>
+      <w:proofErr w:type="spellStart"/>
+      <w:proofErr w:type="gramStart"/>
+      <w:r>
+        <w:rPr>
+          <w:rFonts w:eastAsia="Consolas" w:cstheme="minorHAnsi"/>
+          <w:b/>
+          <w:bCs/>
+          <w:sz w:val="22"/>
+          <w:szCs w:val="22"/>
+        </w:rPr>
+        <w:t>firstOrCreate</w:t>
+      </w:r>
+      <w:proofErr w:type="spellEnd"/>
+      <w:r>
+        <w:rPr>
+          <w:rFonts w:eastAsia="Consolas" w:cstheme="minorHAnsi"/>
+          <w:b/>
+          <w:bCs/>
+          <w:sz w:val="22"/>
+          <w:szCs w:val="22"/>
+        </w:rPr>
+        <w:t>()</w:t>
+      </w:r>
+      <w:proofErr w:type="gramEnd"/>
+    </w:p>
+    <w:p>
+      <w:pPr>
+        <w:pStyle w:val="ListParagraph"/>
+        <w:numPr>
+          <w:ilvl w:val="0"/>
+          <w:numId w:val="25"/>
+        </w:numPr>
+        <w:spacing w:after="0" w:line="279" w:lineRule="auto"/>
+        <w:rPr>
+          <w:rFonts w:eastAsia="Aptos" w:cstheme="minorHAnsi"/>
+          <w:szCs w:val="22"/>
+        </w:rPr>
+      </w:pPr>
+      <w:r>
+        <w:rPr>
+          <w:rFonts w:eastAsia="Aptos" w:cstheme="minorHAnsi"/>
+          <w:b/>
+          <w:bCs/>
+          <w:szCs w:val="22"/>
+          <w:lang w:val="en-GB"/>
+        </w:rPr>
+        <w:t>What it does:</w:t>
+      </w:r>
+      <w:r>
+        <w:rPr>
+          <w:rFonts w:eastAsia="Aptos" w:cstheme="minorHAnsi"/>
+          <w:szCs w:val="22"/>
+          <w:lang w:val="en-GB"/>
+        </w:rPr>
+        <w:t xml:space="preserve"> Searches the database for a matching record using the first array. If found, it returns that record. If not found, it inserts a new record using both arrays.</w:t>
+      </w:r>
+    </w:p>
+    <w:p>
+      <w:pPr>
+        <w:pStyle w:val="ListParagraph"/>
+        <w:numPr>
+          <w:ilvl w:val="0"/>
+          <w:numId w:val="25"/>
+        </w:numPr>
+        <w:spacing w:after="0" w:line="279" w:lineRule="auto"/>
+        <w:rPr>
+          <w:rFonts w:eastAsia="Aptos" w:cstheme="minorHAnsi"/>
+          <w:szCs w:val="22"/>
+        </w:rPr>
+      </w:pPr>
+      <w:r>
+        <w:rPr>
+          <w:rFonts w:eastAsia="Aptos" w:cstheme="minorHAnsi"/>
+          <w:b/>
+          <w:bCs/>
+          <w:szCs w:val="22"/>
+          <w:lang w:val="en-GB"/>
+        </w:rPr>
+        <w:t>When to use:</w:t>
+      </w:r>
+      <w:r>
+        <w:rPr>
+          <w:rFonts w:eastAsia="Aptos" w:cstheme="minorHAnsi"/>
+          <w:szCs w:val="22"/>
+          <w:lang w:val="en-GB"/>
+        </w:rPr>
+        <w:t xml:space="preserve"> When you need a </w:t>
+      </w:r>
+      <w:r>
+        <w:rPr>
+          <w:rFonts w:eastAsia="Aptos" w:cstheme="minorHAnsi"/>
+          <w:b/>
+          <w:bCs/>
+          <w:szCs w:val="22"/>
+          <w:lang w:val="en-GB"/>
+        </w:rPr>
+        <w:t>specific, fixed record</w:t>
+      </w:r>
+      <w:r>
+        <w:rPr>
+          <w:rFonts w:eastAsia="Aptos" w:cstheme="minorHAnsi"/>
+          <w:szCs w:val="22"/>
+          <w:lang w:val="en-GB"/>
+        </w:rPr>
+        <w:t xml:space="preserve"> (e.g., seeding a specific Admin user like </w:t>
+      </w:r>
+      <w:hyperlink r:id="rId14">
+        <w:r>
+          <w:rPr>
+            <w:rStyle w:val="Hyperlink"/>
+            <w:rFonts w:cstheme="minorHAnsi"/>
+            <w:szCs w:val="22"/>
+            <w:lang w:val="en-GB"/>
+          </w:rPr>
+          <w:t>admin@exam</w:t>
+        </w:r>
+        <w:r>
+          <w:rPr>
+            <w:rStyle w:val="Hyperlink"/>
+            <w:rFonts w:cstheme="minorHAnsi"/>
+            <w:szCs w:val="22"/>
+            <w:lang w:val="en-GB"/>
+          </w:rPr>
+          <w:t>p</w:t>
+        </w:r>
+        <w:r>
+          <w:rPr>
+            <w:rStyle w:val="Hyperlink"/>
+            <w:rFonts w:cstheme="minorHAnsi"/>
+            <w:szCs w:val="22"/>
+            <w:lang w:val="en-GB"/>
+          </w:rPr>
+          <w:t>le.com</w:t>
+        </w:r>
+      </w:hyperlink>
+      <w:r>
+        <w:rPr>
+          <w:rFonts w:eastAsia="Aptos" w:cstheme="minorHAnsi"/>
+          <w:szCs w:val="22"/>
+          <w:lang w:val="en-GB"/>
+        </w:rPr>
+        <w:t xml:space="preserve">) and want to prevent duplicate key errors if the </w:t>
+      </w:r>
+      <w:proofErr w:type="spellStart"/>
+      <w:r>
+        <w:rPr>
+          <w:rFonts w:eastAsia="Aptos" w:cstheme="minorHAnsi"/>
+          <w:szCs w:val="22"/>
+          <w:lang w:val="en-GB"/>
+        </w:rPr>
+        <w:t>seeder</w:t>
+      </w:r>
+      <w:proofErr w:type="spellEnd"/>
+      <w:r>
+        <w:rPr>
+          <w:rFonts w:eastAsia="Aptos" w:cstheme="minorHAnsi"/>
+          <w:szCs w:val="22"/>
+          <w:lang w:val="en-GB"/>
+        </w:rPr>
+        <w:t xml:space="preserve"> is run multiple times.</w:t>
+      </w:r>
+    </w:p>
+    <w:p>
+      <w:pPr>
+        <w:pStyle w:val="ListParagraph"/>
+        <w:numPr>
+          <w:ilvl w:val="0"/>
+          <w:numId w:val="25"/>
+        </w:numPr>
+        <w:spacing w:after="0" w:line="279" w:lineRule="auto"/>
+        <w:rPr>
+          <w:rFonts w:eastAsia="Aptos" w:cstheme="minorHAnsi"/>
           <w:szCs w:val="22"/>
           <w:highlight w:val="yellow"/>
-          <w:lang w:val="en-GB"/>
-        </w:rPr>
-        <w:t xml:space="preserve">The Golden Rule: </w:t>
-      </w:r>
+        </w:rPr>
+      </w:pPr>
+      <w:r>
+        <w:rPr>
+          <w:highlight w:val="yellow"/>
+        </w:rPr>
+        <w:t xml:space="preserve">It accepts only two arrays; if you provide a third array, it will be completely ignored. Therefore, pass the unique column (such as the email) in the first </w:t>
+      </w:r>
+      <w:proofErr w:type="gramStart"/>
+      <w:r>
+        <w:rPr>
+          <w:highlight w:val="yellow"/>
+        </w:rPr>
+        <w:t>array,</w:t>
+      </w:r>
+      <w:proofErr w:type="gramEnd"/>
+      <w:r>
+        <w:rPr>
+          <w:highlight w:val="yellow"/>
+        </w:rPr>
+        <w:t xml:space="preserve"> and the rest of the data (such as the name and password) in the second array.</w:t>
+      </w:r>
+    </w:p>
+    <w:p>
+      <w:pPr>
+        <w:pStyle w:val="Heading3"/>
+        <w:spacing w:before="281" w:after="281"/>
+        <w:rPr>
+          <w:rFonts w:cstheme="minorHAnsi"/>
+          <w:sz w:val="22"/>
+          <w:szCs w:val="22"/>
+        </w:rPr>
+      </w:pPr>
       <w:r>
         <w:rPr>
           <w:rFonts w:eastAsia="Aptos" w:cstheme="minorHAnsi"/>
-          <w:szCs w:val="22"/>
-          <w:highlight w:val="yellow"/>
-          <w:lang w:val="en-GB"/>
-        </w:rPr>
-        <w:t>Always assign permissions to roles, and then assign roles to users.</w:t>
-      </w:r>
+          <w:b/>
+          <w:bCs/>
+          <w:sz w:val="22"/>
+          <w:szCs w:val="22"/>
+        </w:rPr>
+        <w:t xml:space="preserve">2. </w:t>
+      </w:r>
+      <w:proofErr w:type="gramStart"/>
+      <w:r>
+        <w:rPr>
+          <w:rFonts w:eastAsia="Consolas" w:cstheme="minorHAnsi"/>
+          <w:b/>
+          <w:bCs/>
+          <w:sz w:val="22"/>
+          <w:szCs w:val="22"/>
+        </w:rPr>
+        <w:t>factory(</w:t>
+      </w:r>
+      <w:proofErr w:type="gramEnd"/>
+      <w:r>
+        <w:rPr>
+          <w:rFonts w:eastAsia="Consolas" w:cstheme="minorHAnsi"/>
+          <w:b/>
+          <w:bCs/>
+          <w:sz w:val="22"/>
+          <w:szCs w:val="22"/>
+        </w:rPr>
+        <w:t>)-&gt;create()</w:t>
+      </w:r>
+    </w:p>
+    <w:p>
+      <w:pPr>
+        <w:pStyle w:val="ListParagraph"/>
+        <w:numPr>
+          <w:ilvl w:val="0"/>
+          <w:numId w:val="24"/>
+        </w:numPr>
+        <w:spacing w:after="0" w:line="279" w:lineRule="auto"/>
+        <w:rPr>
+          <w:rFonts w:eastAsia="Aptos" w:cstheme="minorHAnsi"/>
+          <w:szCs w:val="22"/>
+        </w:rPr>
+      </w:pPr>
+      <w:r>
+        <w:rPr>
+          <w:rFonts w:eastAsia="Aptos" w:cstheme="minorHAnsi"/>
+          <w:b/>
+          <w:bCs/>
+          <w:szCs w:val="22"/>
+          <w:lang w:val="en-GB"/>
+        </w:rPr>
+        <w:t>What it does:</w:t>
+      </w:r>
+      <w:r>
+        <w:rPr>
+          <w:rFonts w:eastAsia="Aptos" w:cstheme="minorHAnsi"/>
+          <w:szCs w:val="22"/>
+          <w:lang w:val="en-GB"/>
+        </w:rPr>
+        <w:t xml:space="preserve"> Generates and inserts completely new records utilizing mock data templates (Factories).</w:t>
+      </w:r>
+    </w:p>
+    <w:p>
+      <w:pPr>
+        <w:pStyle w:val="ListParagraph"/>
+        <w:numPr>
+          <w:ilvl w:val="0"/>
+          <w:numId w:val="24"/>
+        </w:numPr>
+        <w:spacing w:after="0" w:line="279" w:lineRule="auto"/>
+        <w:rPr>
+          <w:rFonts w:eastAsia="Aptos" w:cstheme="minorHAnsi"/>
+          <w:szCs w:val="22"/>
+        </w:rPr>
+      </w:pPr>
+      <w:r>
+        <w:rPr>
+          <w:rFonts w:eastAsia="Aptos" w:cstheme="minorHAnsi"/>
+          <w:b/>
+          <w:bCs/>
+          <w:szCs w:val="22"/>
+          <w:lang w:val="en-GB"/>
+        </w:rPr>
+        <w:t>When to use:</w:t>
+      </w:r>
+      <w:r>
+        <w:rPr>
+          <w:rFonts w:eastAsia="Aptos" w:cstheme="minorHAnsi"/>
+          <w:szCs w:val="22"/>
+          <w:lang w:val="en-GB"/>
+        </w:rPr>
+        <w:t xml:space="preserve"> When you need to generate </w:t>
+      </w:r>
+      <w:r>
+        <w:rPr>
+          <w:rFonts w:eastAsia="Aptos" w:cstheme="minorHAnsi"/>
+          <w:b/>
+          <w:bCs/>
+          <w:szCs w:val="22"/>
+          <w:lang w:val="en-GB"/>
+        </w:rPr>
+        <w:t>bulk, randomized test data</w:t>
+      </w:r>
+      <w:r>
+        <w:rPr>
+          <w:rFonts w:eastAsia="Aptos" w:cstheme="minorHAnsi"/>
+          <w:szCs w:val="22"/>
+          <w:lang w:val="en-GB"/>
+        </w:rPr>
+        <w:t xml:space="preserve"> (e.g., creating 20 fake users or 50 fake patients) and do not care if they are recreated as new records on subsequent runs.</w:t>
+      </w:r>
+    </w:p>
+    <w:p>
+      <w:pPr>
+        <w:rPr>
+          <w:rFonts w:cstheme="minorHAnsi"/>
+          <w:szCs w:val="22"/>
+        </w:rPr>
+      </w:pPr>
+    </w:p>
+    <w:p>
+      <w:pPr>
+        <w:spacing w:before="240" w:after="240"/>
+        <w:rPr>
+          <w:rFonts w:eastAsia="Aptos" w:cstheme="minorHAnsi"/>
+          <w:szCs w:val="22"/>
+          <w:lang w:val="en-GB"/>
+        </w:rPr>
+      </w:pPr>
     </w:p>
     <w:p>
       <w:pPr>
@@ -18112,6 +18562,232 @@
     </w:lvl>
   </w:abstractNum>
   <w:abstractNum w:abstractNumId="2">
+    <w:nsid w:val="0E9BBB52"/>
+    <w:multiLevelType w:val="hybridMultilevel"/>
+    <w:tmpl w:val="4BCAE91C"/>
+    <w:lvl w:ilvl="0" w:tplc="55DE8AE8">
+      <w:start w:val="1"/>
+      <w:numFmt w:val="bullet"/>
+      <w:lvlText w:val=""/>
+      <w:lvlJc w:val="left"/>
+      <w:pPr>
+        <w:ind w:left="720" w:hanging="360"/>
+      </w:pPr>
+      <w:rPr>
+        <w:rFonts w:ascii="Symbol" w:hAnsi="Symbol" w:hint="default"/>
+      </w:rPr>
+    </w:lvl>
+    <w:lvl w:ilvl="1" w:tplc="7110D6F4">
+      <w:start w:val="1"/>
+      <w:numFmt w:val="bullet"/>
+      <w:lvlText w:val="o"/>
+      <w:lvlJc w:val="left"/>
+      <w:pPr>
+        <w:ind w:left="1440" w:hanging="360"/>
+      </w:pPr>
+      <w:rPr>
+        <w:rFonts w:ascii="Courier New" w:hAnsi="Courier New" w:hint="default"/>
+      </w:rPr>
+    </w:lvl>
+    <w:lvl w:ilvl="2" w:tplc="DC1CA932">
+      <w:start w:val="1"/>
+      <w:numFmt w:val="bullet"/>
+      <w:lvlText w:val=""/>
+      <w:lvlJc w:val="left"/>
+      <w:pPr>
+        <w:ind w:left="2160" w:hanging="360"/>
+      </w:pPr>
+      <w:rPr>
+        <w:rFonts w:ascii="Wingdings" w:hAnsi="Wingdings" w:hint="default"/>
+      </w:rPr>
+    </w:lvl>
+    <w:lvl w:ilvl="3" w:tplc="7AD4B4A0">
+      <w:start w:val="1"/>
+      <w:numFmt w:val="bullet"/>
+      <w:lvlText w:val=""/>
+      <w:lvlJc w:val="left"/>
+      <w:pPr>
+        <w:ind w:left="2880" w:hanging="360"/>
+      </w:pPr>
+      <w:rPr>
+        <w:rFonts w:ascii="Symbol" w:hAnsi="Symbol" w:hint="default"/>
+      </w:rPr>
+    </w:lvl>
+    <w:lvl w:ilvl="4" w:tplc="E5244F06">
+      <w:start w:val="1"/>
+      <w:numFmt w:val="bullet"/>
+      <w:lvlText w:val="o"/>
+      <w:lvlJc w:val="left"/>
+      <w:pPr>
+        <w:ind w:left="3600" w:hanging="360"/>
+      </w:pPr>
+      <w:rPr>
+        <w:rFonts w:ascii="Courier New" w:hAnsi="Courier New" w:hint="default"/>
+      </w:rPr>
+    </w:lvl>
+    <w:lvl w:ilvl="5" w:tplc="31EEEADC">
+      <w:start w:val="1"/>
+      <w:numFmt w:val="bullet"/>
+      <w:lvlText w:val=""/>
+      <w:lvlJc w:val="left"/>
+      <w:pPr>
+        <w:ind w:left="4320" w:hanging="360"/>
+      </w:pPr>
+      <w:rPr>
+        <w:rFonts w:ascii="Wingdings" w:hAnsi="Wingdings" w:hint="default"/>
+      </w:rPr>
+    </w:lvl>
+    <w:lvl w:ilvl="6" w:tplc="AA143742">
+      <w:start w:val="1"/>
+      <w:numFmt w:val="bullet"/>
+      <w:lvlText w:val=""/>
+      <w:lvlJc w:val="left"/>
+      <w:pPr>
+        <w:ind w:left="5040" w:hanging="360"/>
+      </w:pPr>
+      <w:rPr>
+        <w:rFonts w:ascii="Symbol" w:hAnsi="Symbol" w:hint="default"/>
+      </w:rPr>
+    </w:lvl>
+    <w:lvl w:ilvl="7" w:tplc="7136AF24">
+      <w:start w:val="1"/>
+      <w:numFmt w:val="bullet"/>
+      <w:lvlText w:val="o"/>
+      <w:lvlJc w:val="left"/>
+      <w:pPr>
+        <w:ind w:left="5760" w:hanging="360"/>
+      </w:pPr>
+      <w:rPr>
+        <w:rFonts w:ascii="Courier New" w:hAnsi="Courier New" w:hint="default"/>
+      </w:rPr>
+    </w:lvl>
+    <w:lvl w:ilvl="8" w:tplc="9B909012">
+      <w:start w:val="1"/>
+      <w:numFmt w:val="bullet"/>
+      <w:lvlText w:val=""/>
+      <w:lvlJc w:val="left"/>
+      <w:pPr>
+        <w:ind w:left="6480" w:hanging="360"/>
+      </w:pPr>
+      <w:rPr>
+        <w:rFonts w:ascii="Wingdings" w:hAnsi="Wingdings" w:hint="default"/>
+      </w:rPr>
+    </w:lvl>
+  </w:abstractNum>
+  <w:abstractNum w:abstractNumId="3">
+    <w:nsid w:val="12FBE7F2"/>
+    <w:multiLevelType w:val="hybridMultilevel"/>
+    <w:tmpl w:val="4ACE3492"/>
+    <w:lvl w:ilvl="0" w:tplc="3DCC3CE0">
+      <w:start w:val="1"/>
+      <w:numFmt w:val="bullet"/>
+      <w:lvlText w:val=""/>
+      <w:lvlJc w:val="left"/>
+      <w:pPr>
+        <w:ind w:left="720" w:hanging="360"/>
+      </w:pPr>
+      <w:rPr>
+        <w:rFonts w:ascii="Symbol" w:hAnsi="Symbol" w:hint="default"/>
+      </w:rPr>
+    </w:lvl>
+    <w:lvl w:ilvl="1" w:tplc="C104521A">
+      <w:start w:val="1"/>
+      <w:numFmt w:val="bullet"/>
+      <w:lvlText w:val="o"/>
+      <w:lvlJc w:val="left"/>
+      <w:pPr>
+        <w:ind w:left="1440" w:hanging="360"/>
+      </w:pPr>
+      <w:rPr>
+        <w:rFonts w:ascii="Courier New" w:hAnsi="Courier New" w:hint="default"/>
+      </w:rPr>
+    </w:lvl>
+    <w:lvl w:ilvl="2" w:tplc="3BFCB016">
+      <w:start w:val="1"/>
+      <w:numFmt w:val="bullet"/>
+      <w:lvlText w:val=""/>
+      <w:lvlJc w:val="left"/>
+      <w:pPr>
+        <w:ind w:left="2160" w:hanging="360"/>
+      </w:pPr>
+      <w:rPr>
+        <w:rFonts w:ascii="Wingdings" w:hAnsi="Wingdings" w:hint="default"/>
+      </w:rPr>
+    </w:lvl>
+    <w:lvl w:ilvl="3" w:tplc="BC661348">
+      <w:start w:val="1"/>
+      <w:numFmt w:val="bullet"/>
+      <w:lvlText w:val=""/>
+      <w:lvlJc w:val="left"/>
+      <w:pPr>
+        <w:ind w:left="2880" w:hanging="360"/>
+      </w:pPr>
+      <w:rPr>
+        <w:rFonts w:ascii="Symbol" w:hAnsi="Symbol" w:hint="default"/>
+      </w:rPr>
+    </w:lvl>
+    <w:lvl w:ilvl="4" w:tplc="F498FB62">
+      <w:start w:val="1"/>
+      <w:numFmt w:val="bullet"/>
+      <w:lvlText w:val="o"/>
+      <w:lvlJc w:val="left"/>
+      <w:pPr>
+        <w:ind w:left="3600" w:hanging="360"/>
+      </w:pPr>
+      <w:rPr>
+        <w:rFonts w:ascii="Courier New" w:hAnsi="Courier New" w:hint="default"/>
+      </w:rPr>
+    </w:lvl>
+    <w:lvl w:ilvl="5" w:tplc="6FD2644E">
+      <w:start w:val="1"/>
+      <w:numFmt w:val="bullet"/>
+      <w:lvlText w:val=""/>
+      <w:lvlJc w:val="left"/>
+      <w:pPr>
+        <w:ind w:left="4320" w:hanging="360"/>
+      </w:pPr>
+      <w:rPr>
+        <w:rFonts w:ascii="Wingdings" w:hAnsi="Wingdings" w:hint="default"/>
+      </w:rPr>
+    </w:lvl>
+    <w:lvl w:ilvl="6" w:tplc="68D2AF5E">
+      <w:start w:val="1"/>
+      <w:numFmt w:val="bullet"/>
+      <w:lvlText w:val=""/>
+      <w:lvlJc w:val="left"/>
+      <w:pPr>
+        <w:ind w:left="5040" w:hanging="360"/>
+      </w:pPr>
+      <w:rPr>
+        <w:rFonts w:ascii="Symbol" w:hAnsi="Symbol" w:hint="default"/>
+      </w:rPr>
+    </w:lvl>
+    <w:lvl w:ilvl="7" w:tplc="16A29C2E">
+      <w:start w:val="1"/>
+      <w:numFmt w:val="bullet"/>
+      <w:lvlText w:val="o"/>
+      <w:lvlJc w:val="left"/>
+      <w:pPr>
+        <w:ind w:left="5760" w:hanging="360"/>
+      </w:pPr>
+      <w:rPr>
+        <w:rFonts w:ascii="Courier New" w:hAnsi="Courier New" w:hint="default"/>
+      </w:rPr>
+    </w:lvl>
+    <w:lvl w:ilvl="8" w:tplc="F968A5E2">
+      <w:start w:val="1"/>
+      <w:numFmt w:val="bullet"/>
+      <w:lvlText w:val=""/>
+      <w:lvlJc w:val="left"/>
+      <w:pPr>
+        <w:ind w:left="6480" w:hanging="360"/>
+      </w:pPr>
+      <w:rPr>
+        <w:rFonts w:ascii="Wingdings" w:hAnsi="Wingdings" w:hint="default"/>
+      </w:rPr>
+    </w:lvl>
+  </w:abstractNum>
+  <w:abstractNum w:abstractNumId="4">
     <w:nsid w:val="27883FFB"/>
     <w:multiLevelType w:val="hybridMultilevel"/>
     <w:tmpl w:val="6A0496F4"/>
@@ -18224,7 +18900,7 @@
       </w:rPr>
     </w:lvl>
   </w:abstractNum>
-  <w:abstractNum w:abstractNumId="3">
+  <w:abstractNum w:abstractNumId="5">
     <w:nsid w:val="3E824C74"/>
     <w:multiLevelType w:val="hybridMultilevel"/>
     <w:tmpl w:val="9A52B122"/>
@@ -18337,7 +19013,7 @@
       </w:rPr>
     </w:lvl>
   </w:abstractNum>
-  <w:abstractNum w:abstractNumId="4">
+  <w:abstractNum w:abstractNumId="6">
     <w:nsid w:val="40611D4A"/>
     <w:multiLevelType w:val="hybridMultilevel"/>
     <w:tmpl w:val="A3B4B8CC"/>
@@ -18450,7 +19126,7 @@
       </w:rPr>
     </w:lvl>
   </w:abstractNum>
-  <w:abstractNum w:abstractNumId="5">
+  <w:abstractNum w:abstractNumId="7">
     <w:nsid w:val="43D8995C"/>
     <w:multiLevelType w:val="hybridMultilevel"/>
     <w:tmpl w:val="E1284C72"/>
@@ -18563,7 +19239,7 @@
       </w:rPr>
     </w:lvl>
   </w:abstractNum>
-  <w:abstractNum w:abstractNumId="6">
+  <w:abstractNum w:abstractNumId="8">
     <w:nsid w:val="448F61A1"/>
     <w:multiLevelType w:val="hybridMultilevel"/>
     <w:tmpl w:val="165055AE"/>
@@ -18676,7 +19352,7 @@
       </w:rPr>
     </w:lvl>
   </w:abstractNum>
-  <w:abstractNum w:abstractNumId="7">
+  <w:abstractNum w:abstractNumId="9">
     <w:nsid w:val="45FB5FEE"/>
     <w:multiLevelType w:val="hybridMultilevel"/>
     <w:tmpl w:val="CAA22B96"/>
@@ -18789,7 +19465,7 @@
       </w:rPr>
     </w:lvl>
   </w:abstractNum>
-  <w:abstractNum w:abstractNumId="8">
+  <w:abstractNum w:abstractNumId="10">
     <w:nsid w:val="49B7E5F0"/>
     <w:multiLevelType w:val="hybridMultilevel"/>
     <w:tmpl w:val="3B8860C4"/>
@@ -18902,7 +19578,7 @@
       </w:rPr>
     </w:lvl>
   </w:abstractNum>
-  <w:abstractNum w:abstractNumId="9">
+  <w:abstractNum w:abstractNumId="11">
     <w:nsid w:val="4BA955EF"/>
     <w:multiLevelType w:val="hybridMultilevel"/>
     <w:tmpl w:val="0010B848"/>
@@ -19015,7 +19691,7 @@
       </w:rPr>
     </w:lvl>
   </w:abstractNum>
-  <w:abstractNum w:abstractNumId="10">
+  <w:abstractNum w:abstractNumId="12">
     <w:nsid w:val="515A1F99"/>
     <w:multiLevelType w:val="hybridMultilevel"/>
     <w:tmpl w:val="C242F62E"/>
@@ -19128,7 +19804,7 @@
       </w:rPr>
     </w:lvl>
   </w:abstractNum>
-  <w:abstractNum w:abstractNumId="11">
+  <w:abstractNum w:abstractNumId="13">
     <w:nsid w:val="55F73037"/>
     <w:multiLevelType w:val="hybridMultilevel"/>
     <w:tmpl w:val="C9B47740"/>
@@ -19241,7 +19917,7 @@
       </w:rPr>
     </w:lvl>
   </w:abstractNum>
-  <w:abstractNum w:abstractNumId="12">
+  <w:abstractNum w:abstractNumId="14">
     <w:nsid w:val="5F19EEA1"/>
     <w:multiLevelType w:val="hybridMultilevel"/>
     <w:tmpl w:val="4A064B52"/>
@@ -19354,7 +20030,7 @@
       </w:rPr>
     </w:lvl>
   </w:abstractNum>
-  <w:abstractNum w:abstractNumId="13">
+  <w:abstractNum w:abstractNumId="15">
     <w:nsid w:val="638D4CE5"/>
     <w:multiLevelType w:val="hybridMultilevel"/>
     <w:tmpl w:val="7158DEDA"/>
@@ -19467,7 +20143,7 @@
       </w:rPr>
     </w:lvl>
   </w:abstractNum>
-  <w:abstractNum w:abstractNumId="14">
+  <w:abstractNum w:abstractNumId="16">
     <w:nsid w:val="64C669D5"/>
     <w:multiLevelType w:val="hybridMultilevel"/>
     <w:tmpl w:val="B8564516"/>
@@ -19580,7 +20256,7 @@
       </w:rPr>
     </w:lvl>
   </w:abstractNum>
-  <w:abstractNum w:abstractNumId="15">
+  <w:abstractNum w:abstractNumId="17">
     <w:nsid w:val="6D14B790"/>
     <w:multiLevelType w:val="hybridMultilevel"/>
     <w:tmpl w:val="FEB4F556"/>
@@ -19693,7 +20369,7 @@
       </w:rPr>
     </w:lvl>
   </w:abstractNum>
-  <w:abstractNum w:abstractNumId="16">
+  <w:abstractNum w:abstractNumId="18">
     <w:nsid w:val="6F49F606"/>
     <w:multiLevelType w:val="hybridMultilevel"/>
     <w:tmpl w:val="B0B0C0C4"/>
@@ -19806,7 +20482,7 @@
       </w:rPr>
     </w:lvl>
   </w:abstractNum>
-  <w:abstractNum w:abstractNumId="17">
+  <w:abstractNum w:abstractNumId="19">
     <w:nsid w:val="70E94C29"/>
     <w:multiLevelType w:val="hybridMultilevel"/>
     <w:tmpl w:val="226E4AC6"/>
@@ -19919,7 +20595,7 @@
       </w:rPr>
     </w:lvl>
   </w:abstractNum>
-  <w:abstractNum w:abstractNumId="18">
+  <w:abstractNum w:abstractNumId="20">
     <w:nsid w:val="7553C419"/>
     <w:multiLevelType w:val="hybridMultilevel"/>
     <w:tmpl w:val="FB742A26"/>
@@ -20032,7 +20708,7 @@
       </w:rPr>
     </w:lvl>
   </w:abstractNum>
-  <w:abstractNum w:abstractNumId="19">
+  <w:abstractNum w:abstractNumId="21">
     <w:nsid w:val="75822CC5"/>
     <w:multiLevelType w:val="hybridMultilevel"/>
     <w:tmpl w:val="AFFE5774"/>
@@ -20145,7 +20821,7 @@
       </w:rPr>
     </w:lvl>
   </w:abstractNum>
-  <w:abstractNum w:abstractNumId="20">
+  <w:abstractNum w:abstractNumId="22">
     <w:nsid w:val="76B420E5"/>
     <w:multiLevelType w:val="hybridMultilevel"/>
     <w:tmpl w:val="386CE270"/>
@@ -20258,7 +20934,7 @@
       </w:rPr>
     </w:lvl>
   </w:abstractNum>
-  <w:abstractNum w:abstractNumId="21">
+  <w:abstractNum w:abstractNumId="23">
     <w:nsid w:val="7936C793"/>
     <w:multiLevelType w:val="hybridMultilevel"/>
     <w:tmpl w:val="DA88566E"/>
@@ -20371,7 +21047,7 @@
       </w:rPr>
     </w:lvl>
   </w:abstractNum>
-  <w:abstractNum w:abstractNumId="22">
+  <w:abstractNum w:abstractNumId="24">
     <w:nsid w:val="7D241509"/>
     <w:multiLevelType w:val="hybridMultilevel"/>
     <w:tmpl w:val="55FE704A"/>
@@ -20485,73 +21161,79 @@
     </w:lvl>
   </w:abstractNum>
   <w:num w:numId="1">
+    <w:abstractNumId w:val="24"/>
+  </w:num>
+  <w:num w:numId="2">
+    <w:abstractNumId w:val="5"/>
+  </w:num>
+  <w:num w:numId="3">
+    <w:abstractNumId w:val="13"/>
+  </w:num>
+  <w:num w:numId="4">
+    <w:abstractNumId w:val="8"/>
+  </w:num>
+  <w:num w:numId="5">
+    <w:abstractNumId w:val="11"/>
+  </w:num>
+  <w:num w:numId="6">
+    <w:abstractNumId w:val="4"/>
+  </w:num>
+  <w:num w:numId="7">
+    <w:abstractNumId w:val="9"/>
+  </w:num>
+  <w:num w:numId="8">
     <w:abstractNumId w:val="22"/>
   </w:num>
-  <w:num w:numId="2">
-    <w:abstractNumId w:val="3"/>
-  </w:num>
-  <w:num w:numId="3">
-    <w:abstractNumId w:val="11"/>
-  </w:num>
-  <w:num w:numId="4">
-    <w:abstractNumId w:val="6"/>
-  </w:num>
-  <w:num w:numId="5">
-    <w:abstractNumId w:val="9"/>
-  </w:num>
-  <w:num w:numId="6">
-    <w:abstractNumId w:val="2"/>
-  </w:num>
-  <w:num w:numId="7">
-    <w:abstractNumId w:val="7"/>
-  </w:num>
-  <w:num w:numId="8">
-    <w:abstractNumId w:val="20"/>
-  </w:num>
   <w:num w:numId="9">
-    <w:abstractNumId w:val="16"/>
+    <w:abstractNumId w:val="18"/>
   </w:num>
   <w:num w:numId="10">
-    <w:abstractNumId w:val="15"/>
+    <w:abstractNumId w:val="17"/>
   </w:num>
   <w:num w:numId="11">
     <w:abstractNumId w:val="0"/>
   </w:num>
   <w:num w:numId="12">
-    <w:abstractNumId w:val="18"/>
+    <w:abstractNumId w:val="20"/>
   </w:num>
   <w:num w:numId="13">
-    <w:abstractNumId w:val="5"/>
+    <w:abstractNumId w:val="7"/>
   </w:num>
   <w:num w:numId="14">
-    <w:abstractNumId w:val="10"/>
+    <w:abstractNumId w:val="12"/>
   </w:num>
   <w:num w:numId="15">
-    <w:abstractNumId w:val="12"/>
+    <w:abstractNumId w:val="14"/>
   </w:num>
   <w:num w:numId="16">
-    <w:abstractNumId w:val="19"/>
+    <w:abstractNumId w:val="21"/>
   </w:num>
   <w:num w:numId="17">
-    <w:abstractNumId w:val="14"/>
+    <w:abstractNumId w:val="16"/>
   </w:num>
   <w:num w:numId="18">
-    <w:abstractNumId w:val="17"/>
+    <w:abstractNumId w:val="19"/>
   </w:num>
   <w:num w:numId="19">
     <w:abstractNumId w:val="1"/>
   </w:num>
   <w:num w:numId="20">
-    <w:abstractNumId w:val="21"/>
+    <w:abstractNumId w:val="23"/>
   </w:num>
   <w:num w:numId="21">
-    <w:abstractNumId w:val="8"/>
+    <w:abstractNumId w:val="10"/>
   </w:num>
   <w:num w:numId="22">
-    <w:abstractNumId w:val="13"/>
+    <w:abstractNumId w:val="15"/>
   </w:num>
   <w:num w:numId="23">
-    <w:abstractNumId w:val="4"/>
+    <w:abstractNumId w:val="6"/>
+  </w:num>
+  <w:num w:numId="24">
+    <w:abstractNumId w:val="3"/>
+  </w:num>
+  <w:num w:numId="25">
+    <w:abstractNumId w:val="2"/>
   </w:num>
 </w:numbering>
 </file>
@@ -20972,6 +21654,18 @@
       <w:lang w:eastAsia="en-IN"/>
     </w:rPr>
   </w:style>
+  <w:style w:type="character" w:styleId="FollowedHyperlink">
+    <w:name w:val="FollowedHyperlink"/>
+    <w:basedOn w:val="DefaultParagraphFont"/>
+    <w:uiPriority w:val="99"/>
+    <w:semiHidden/>
+    <w:unhideWhenUsed/>
+    <w:rsid w:val="00E8640E"/>
+    <w:rPr>
+      <w:color w:val="800080" w:themeColor="followedHyperlink"/>
+      <w:u w:val="single"/>
+    </w:rPr>
+  </w:style>
 </w:styles>
 </file>
 
@@ -21391,6 +22085,18 @@
       <w:lang w:eastAsia="en-IN"/>
     </w:rPr>
   </w:style>
+  <w:style w:type="character" w:styleId="FollowedHyperlink">
+    <w:name w:val="FollowedHyperlink"/>
+    <w:basedOn w:val="DefaultParagraphFont"/>
+    <w:uiPriority w:val="99"/>
+    <w:semiHidden/>
+    <w:unhideWhenUsed/>
+    <w:rsid w:val="00E8640E"/>
+    <w:rPr>
+      <w:color w:val="800080" w:themeColor="followedHyperlink"/>
+      <w:u w:val="single"/>
+    </w:rPr>
+  </w:style>
 </w:styles>
 </file>
 

--- a/Filament/filament notes.docx
+++ b/Filament/filament notes.docx
@@ -17915,8 +17915,6 @@
         </w:rPr>
         <w:t xml:space="preserve"> :</w:t>
       </w:r>
-      <w:bookmarkStart w:id="0" w:name="_GoBack"/>
-      <w:bookmarkEnd w:id="0"/>
     </w:p>
     <w:p>
       <w:pPr>
@@ -18052,25 +18050,7 @@
             <w:szCs w:val="22"/>
             <w:lang w:val="en-GB"/>
           </w:rPr>
-          <w:t>admin@exam</w:t>
-        </w:r>
-        <w:r>
-          <w:rPr>
-            <w:rStyle w:val="Hyperlink"/>
-            <w:rFonts w:cstheme="minorHAnsi"/>
-            <w:szCs w:val="22"/>
-            <w:lang w:val="en-GB"/>
-          </w:rPr>
-          <w:t>p</w:t>
-        </w:r>
-        <w:r>
-          <w:rPr>
-            <w:rStyle w:val="Hyperlink"/>
-            <w:rFonts w:cstheme="minorHAnsi"/>
-            <w:szCs w:val="22"/>
-            <w:lang w:val="en-GB"/>
-          </w:rPr>
-          <w:t>le.com</w:t>
+          <w:t>admin@example.com</w:t>
         </w:r>
       </w:hyperlink>
       <w:r>
@@ -18262,21 +18242,53 @@
     </w:p>
     <w:p>
       <w:pPr>
-        <w:rPr>
-          <w:rFonts w:cstheme="minorHAnsi"/>
-          <w:szCs w:val="22"/>
-        </w:rPr>
-      </w:pPr>
-    </w:p>
-    <w:p>
-      <w:pPr>
+        <w:spacing w:after="0" w:line="279" w:lineRule="auto"/>
+        <w:rPr>
+          <w:rFonts w:eastAsia="Aptos" w:cstheme="minorHAnsi"/>
+          <w:szCs w:val="22"/>
+        </w:rPr>
+      </w:pPr>
+    </w:p>
+    <w:p>
+      <w:pPr>
+        <w:tabs>
+          <w:tab w:val="left" w:pos="2173"/>
+        </w:tabs>
         <w:spacing w:before="240" w:after="240"/>
         <w:rPr>
           <w:rFonts w:eastAsia="Aptos" w:cstheme="minorHAnsi"/>
-          <w:szCs w:val="22"/>
-          <w:lang w:val="en-GB"/>
-        </w:rPr>
-      </w:pPr>
+          <w:b/>
+          <w:bCs/>
+          <w:color w:val="FF0000"/>
+          <w:szCs w:val="22"/>
+          <w:u w:val="single"/>
+          <w:lang w:val="en-GB"/>
+        </w:rPr>
+      </w:pPr>
+      <w:r>
+        <w:rPr>
+          <w:rFonts w:eastAsia="Aptos" w:cstheme="minorHAnsi"/>
+          <w:b/>
+          <w:bCs/>
+          <w:color w:val="FF0000"/>
+          <w:szCs w:val="22"/>
+          <w:u w:val="single"/>
+          <w:lang w:val="en-GB"/>
+        </w:rPr>
+        <w:t>For Clearing Stuck Caches (Development)</w:t>
+      </w:r>
+      <w:r>
+        <w:rPr>
+          <w:rFonts w:eastAsia="Aptos" w:cstheme="minorHAnsi"/>
+          <w:b/>
+          <w:bCs/>
+          <w:color w:val="FF0000"/>
+          <w:szCs w:val="22"/>
+          <w:u w:val="single"/>
+          <w:lang w:val="en-GB"/>
+        </w:rPr>
+        <w:t>:</w:t>
+      </w:r>
     </w:p>
     <w:p>
       <w:pPr>
@@ -18287,6 +18299,50 @@
           <w:lang w:val="en-GB"/>
         </w:rPr>
       </w:pPr>
+      <w:r>
+        <w:rPr>
+          <w:rFonts w:eastAsia="Aptos" w:cstheme="minorHAnsi"/>
+          <w:szCs w:val="22"/>
+          <w:lang w:val="en-GB"/>
+        </w:rPr>
+        <w:t xml:space="preserve">If you are local and things are acting </w:t>
+      </w:r>
+      <w:proofErr w:type="spellStart"/>
+      <w:r>
+        <w:rPr>
+          <w:rFonts w:eastAsia="Aptos" w:cstheme="minorHAnsi"/>
+          <w:szCs w:val="22"/>
+          <w:lang w:val="en-GB"/>
+        </w:rPr>
+        <w:t>glitchy</w:t>
+      </w:r>
+      <w:proofErr w:type="spellEnd"/>
+      <w:r>
+        <w:rPr>
+          <w:rFonts w:eastAsia="Aptos" w:cstheme="minorHAnsi"/>
+          <w:szCs w:val="22"/>
+          <w:lang w:val="en-GB"/>
+        </w:rPr>
+        <w:t xml:space="preserve">, </w:t>
+      </w:r>
+      <w:r>
+        <w:rPr>
+          <w:rFonts w:eastAsia="Aptos" w:cstheme="minorHAnsi"/>
+          <w:b/>
+          <w:bCs/>
+          <w:szCs w:val="22"/>
+          <w:lang w:val="en-GB"/>
+        </w:rPr>
+        <w:t>clear only the specific cache you need</w:t>
+      </w:r>
+      <w:r>
+        <w:rPr>
+          <w:rFonts w:eastAsia="Aptos" w:cstheme="minorHAnsi"/>
+          <w:szCs w:val="22"/>
+          <w:lang w:val="en-GB"/>
+        </w:rPr>
+        <w:t>, or use the native all-in-one clear command:</w:t>
+      </w:r>
     </w:p>
     <w:p>
       <w:pPr>
@@ -18297,6 +18353,108 @@
           <w:lang w:val="en-GB"/>
         </w:rPr>
       </w:pPr>
+      <w:proofErr w:type="spellStart"/>
+      <w:proofErr w:type="gramStart"/>
+      <w:r>
+        <w:rPr>
+          <w:rFonts w:eastAsia="Aptos" w:cstheme="minorHAnsi"/>
+          <w:b/>
+          <w:bCs/>
+          <w:color w:val="548DD4" w:themeColor="text2" w:themeTint="99"/>
+          <w:szCs w:val="22"/>
+          <w:lang w:val="en-GB"/>
+        </w:rPr>
+        <w:t>php</w:t>
+      </w:r>
+      <w:proofErr w:type="spellEnd"/>
+      <w:proofErr w:type="gramEnd"/>
+      <w:r>
+        <w:rPr>
+          <w:rFonts w:eastAsia="Aptos" w:cstheme="minorHAnsi"/>
+          <w:b/>
+          <w:bCs/>
+          <w:color w:val="548DD4" w:themeColor="text2" w:themeTint="99"/>
+          <w:szCs w:val="22"/>
+          <w:lang w:val="en-GB"/>
+        </w:rPr>
+        <w:t xml:space="preserve"> artisan </w:t>
+      </w:r>
+      <w:proofErr w:type="spellStart"/>
+      <w:r>
+        <w:rPr>
+          <w:rFonts w:eastAsia="Aptos" w:cstheme="minorHAnsi"/>
+          <w:b/>
+          <w:bCs/>
+          <w:color w:val="548DD4" w:themeColor="text2" w:themeTint="99"/>
+          <w:szCs w:val="22"/>
+          <w:lang w:val="en-GB"/>
+        </w:rPr>
+        <w:t>optimize:clear</w:t>
+      </w:r>
+      <w:proofErr w:type="spellEnd"/>
+      <w:r>
+        <w:rPr>
+          <w:rFonts w:eastAsia="Aptos" w:cstheme="minorHAnsi"/>
+          <w:b/>
+          <w:bCs/>
+          <w:color w:val="548DD4" w:themeColor="text2" w:themeTint="99"/>
+          <w:szCs w:val="22"/>
+          <w:lang w:val="en-GB"/>
+        </w:rPr>
+        <w:t xml:space="preserve"> </w:t>
+      </w:r>
+      <w:r>
+        <w:rPr>
+          <w:rFonts w:eastAsia="Aptos" w:cstheme="minorHAnsi"/>
+          <w:szCs w:val="22"/>
+          <w:lang w:val="en-GB"/>
+        </w:rPr>
+        <w:t>-</w:t>
+      </w:r>
+      <w:r>
+        <w:rPr>
+          <w:rFonts w:eastAsia="Aptos" w:cstheme="minorHAnsi"/>
+          <w:szCs w:val="22"/>
+          <w:lang w:val="en-GB"/>
+        </w:rPr>
+        <w:t xml:space="preserve"> Safely purges the framework's internal caches (compiled code, </w:t>
+      </w:r>
+      <w:proofErr w:type="spellStart"/>
+      <w:r>
+        <w:rPr>
+          <w:rFonts w:eastAsia="Aptos" w:cstheme="minorHAnsi"/>
+          <w:szCs w:val="22"/>
+          <w:lang w:val="en-GB"/>
+        </w:rPr>
+        <w:t>config</w:t>
+      </w:r>
+      <w:proofErr w:type="spellEnd"/>
+      <w:r>
+        <w:rPr>
+          <w:rFonts w:eastAsia="Aptos" w:cstheme="minorHAnsi"/>
+          <w:szCs w:val="22"/>
+          <w:lang w:val="en-GB"/>
+        </w:rPr>
+        <w:t xml:space="preserve">, route, view) </w:t>
+      </w:r>
+      <w:r>
+        <w:rPr>
+          <w:rFonts w:eastAsia="Aptos" w:cstheme="minorHAnsi"/>
+          <w:b/>
+          <w:bCs/>
+          <w:szCs w:val="22"/>
+          <w:lang w:val="en-GB"/>
+        </w:rPr>
+        <w:t>without touching your database or deleting runtime user sessions</w:t>
+      </w:r>
+      <w:r>
+        <w:rPr>
+          <w:rFonts w:eastAsia="Aptos" w:cstheme="minorHAnsi"/>
+          <w:szCs w:val="22"/>
+          <w:lang w:val="en-GB"/>
+        </w:rPr>
+        <w:t>.</w:t>
+      </w:r>
     </w:p>
     <w:p>
       <w:pPr>
@@ -18306,6 +18464,8 @@
           <w:szCs w:val="22"/>
         </w:rPr>
       </w:pPr>
+      <w:bookmarkStart w:id="0" w:name="_GoBack"/>
+      <w:bookmarkEnd w:id="0"/>
     </w:p>
     <w:p>
       <w:pPr>

--- a/Filament/filament notes.docx
+++ b/Filament/filament notes.docx
@@ -18460,12 +18460,1851 @@
       <w:pPr>
         <w:spacing w:before="240" w:after="240"/>
         <w:rPr>
-          <w:rFonts w:cstheme="minorHAnsi"/>
-          <w:szCs w:val="22"/>
-        </w:rPr>
-      </w:pPr>
+          <w:rFonts w:eastAsia="Aptos" w:cstheme="minorHAnsi"/>
+          <w:szCs w:val="22"/>
+          <w:lang w:val="en-GB"/>
+        </w:rPr>
+      </w:pPr>
+    </w:p>
+    <w:p>
+      <w:pPr>
+        <w:spacing w:before="240" w:after="240"/>
+        <w:rPr>
+          <w:rFonts w:eastAsia="Aptos" w:cstheme="minorHAnsi"/>
+          <w:b/>
+          <w:bCs/>
+          <w:color w:val="FF0000"/>
+          <w:sz w:val="32"/>
+          <w:szCs w:val="32"/>
+          <w:u w:val="single"/>
+          <w:lang w:val="en-GB"/>
+        </w:rPr>
+      </w:pPr>
+      <w:r>
+        <w:rPr>
+          <w:rFonts w:eastAsia="Aptos" w:cstheme="minorHAnsi"/>
+          <w:b/>
+          <w:bCs/>
+          <w:color w:val="FF0000"/>
+          <w:sz w:val="32"/>
+          <w:szCs w:val="32"/>
+          <w:u w:val="single"/>
+          <w:lang w:val="en-GB"/>
+        </w:rPr>
+        <w:t xml:space="preserve">Implementing Themes in </w:t>
+      </w:r>
+      <w:proofErr w:type="spellStart"/>
+      <w:r>
+        <w:rPr>
+          <w:rFonts w:eastAsia="Aptos" w:cstheme="minorHAnsi"/>
+          <w:b/>
+          <w:bCs/>
+          <w:color w:val="FF0000"/>
+          <w:sz w:val="32"/>
+          <w:szCs w:val="32"/>
+          <w:u w:val="single"/>
+          <w:lang w:val="en-GB"/>
+        </w:rPr>
+        <w:t>Filamentphp</w:t>
+      </w:r>
+      <w:proofErr w:type="spellEnd"/>
+      <w:r>
+        <w:rPr>
+          <w:rFonts w:eastAsia="Aptos" w:cstheme="minorHAnsi"/>
+          <w:b/>
+          <w:bCs/>
+          <w:color w:val="FF0000"/>
+          <w:sz w:val="32"/>
+          <w:szCs w:val="32"/>
+          <w:u w:val="single"/>
+          <w:lang w:val="en-GB"/>
+        </w:rPr>
+        <w:t>:</w:t>
+      </w:r>
+    </w:p>
+    <w:p>
+      <w:pPr>
+        <w:spacing w:before="240" w:after="240"/>
+        <w:rPr>
+          <w:rFonts w:cstheme="minorHAnsi"/>
+          <w:szCs w:val="22"/>
+        </w:rPr>
+      </w:pPr>
+      <w:r>
+        <w:rPr>
+          <w:rFonts w:eastAsia="Aptos" w:cstheme="minorHAnsi"/>
+          <w:szCs w:val="22"/>
+          <w:lang w:val="en-GB"/>
+        </w:rPr>
+        <w:t>Implementing themes in Filame</w:t>
+      </w:r>
       <w:bookmarkStart w:id="0" w:name="_GoBack"/>
       <w:bookmarkEnd w:id="0"/>
+      <w:r>
+        <w:rPr>
+          <w:rFonts w:eastAsia="Aptos" w:cstheme="minorHAnsi"/>
+          <w:szCs w:val="22"/>
+          <w:lang w:val="en-GB"/>
+        </w:rPr>
+        <w:t>nt v4 can be done in two ways, depending on how much customization you need:</w:t>
+      </w:r>
+    </w:p>
+    <w:p>
+      <w:pPr>
+        <w:rPr>
+          <w:rFonts w:cstheme="minorHAnsi"/>
+          <w:szCs w:val="22"/>
+        </w:rPr>
+      </w:pPr>
+    </w:p>
+    <w:p>
+      <w:pPr>
+        <w:pStyle w:val="Heading3"/>
+        <w:spacing w:before="281" w:after="281"/>
+        <w:rPr>
+          <w:rFonts w:cstheme="minorHAnsi"/>
+          <w:sz w:val="22"/>
+          <w:szCs w:val="22"/>
+        </w:rPr>
+      </w:pPr>
+      <w:r>
+        <w:rPr>
+          <w:rFonts w:eastAsia="Aptos" w:cstheme="minorHAnsi"/>
+          <w:b/>
+          <w:bCs/>
+          <w:sz w:val="22"/>
+          <w:szCs w:val="22"/>
+        </w:rPr>
+        <w:t xml:space="preserve">Method 1: The Simple Way (Changing </w:t>
+      </w:r>
+      <w:proofErr w:type="spellStart"/>
+      <w:r>
+        <w:rPr>
+          <w:rFonts w:eastAsia="Aptos" w:cstheme="minorHAnsi"/>
+          <w:b/>
+          <w:bCs/>
+          <w:sz w:val="22"/>
+          <w:szCs w:val="22"/>
+        </w:rPr>
+        <w:t>Colors</w:t>
+      </w:r>
+      <w:proofErr w:type="spellEnd"/>
+      <w:r>
+        <w:rPr>
+          <w:rFonts w:eastAsia="Aptos" w:cstheme="minorHAnsi"/>
+          <w:b/>
+          <w:bCs/>
+          <w:sz w:val="22"/>
+          <w:szCs w:val="22"/>
+        </w:rPr>
+        <w:t xml:space="preserve"> and Fonts)</w:t>
+      </w:r>
+    </w:p>
+    <w:p>
+      <w:pPr>
+        <w:spacing w:before="240" w:after="240"/>
+        <w:rPr>
+          <w:rFonts w:cstheme="minorHAnsi"/>
+          <w:szCs w:val="22"/>
+        </w:rPr>
+      </w:pPr>
+      <w:r>
+        <w:rPr>
+          <w:rFonts w:eastAsia="Aptos" w:cstheme="minorHAnsi"/>
+          <w:szCs w:val="22"/>
+          <w:lang w:val="en-GB"/>
+        </w:rPr>
+        <w:t xml:space="preserve">If you only want to change the primary </w:t>
+      </w:r>
+      <w:proofErr w:type="spellStart"/>
+      <w:r>
+        <w:rPr>
+          <w:rFonts w:eastAsia="Aptos" w:cstheme="minorHAnsi"/>
+          <w:szCs w:val="22"/>
+          <w:lang w:val="en-GB"/>
+        </w:rPr>
+        <w:t>colors</w:t>
+      </w:r>
+      <w:proofErr w:type="spellEnd"/>
+      <w:r>
+        <w:rPr>
+          <w:rFonts w:eastAsia="Aptos" w:cstheme="minorHAnsi"/>
+          <w:szCs w:val="22"/>
+          <w:lang w:val="en-GB"/>
+        </w:rPr>
+        <w:t xml:space="preserve">, state </w:t>
+      </w:r>
+      <w:proofErr w:type="spellStart"/>
+      <w:r>
+        <w:rPr>
+          <w:rFonts w:eastAsia="Aptos" w:cstheme="minorHAnsi"/>
+          <w:szCs w:val="22"/>
+          <w:lang w:val="en-GB"/>
+        </w:rPr>
+        <w:t>colors</w:t>
+      </w:r>
+      <w:proofErr w:type="spellEnd"/>
+      <w:r>
+        <w:rPr>
+          <w:rFonts w:eastAsia="Aptos" w:cstheme="minorHAnsi"/>
+          <w:szCs w:val="22"/>
+          <w:lang w:val="en-GB"/>
+        </w:rPr>
+        <w:t xml:space="preserve"> (success, danger, info, etc.), and the font, you can do this directly in your Panel Provider without generating any theme files or compiling CSS.</w:t>
+      </w:r>
+    </w:p>
+    <w:p>
+      <w:pPr>
+        <w:spacing w:before="240" w:after="240"/>
+        <w:rPr>
+          <w:rFonts w:cstheme="minorHAnsi"/>
+          <w:szCs w:val="22"/>
+        </w:rPr>
+      </w:pPr>
+      <w:r>
+        <w:rPr>
+          <w:rFonts w:eastAsia="Aptos" w:cstheme="minorHAnsi"/>
+          <w:szCs w:val="22"/>
+          <w:lang w:val="en-GB"/>
+        </w:rPr>
+        <w:t xml:space="preserve">Open your </w:t>
+      </w:r>
+      <w:proofErr w:type="spellStart"/>
+      <w:r>
+        <w:rPr>
+          <w:rFonts w:eastAsia="Aptos" w:cstheme="minorHAnsi"/>
+          <w:szCs w:val="22"/>
+          <w:lang w:val="en-GB"/>
+        </w:rPr>
+        <w:t>AdminPanelProvider.php</w:t>
+      </w:r>
+      <w:proofErr w:type="spellEnd"/>
+      <w:r>
+        <w:rPr>
+          <w:rFonts w:eastAsia="Aptos" w:cstheme="minorHAnsi"/>
+          <w:szCs w:val="22"/>
+          <w:lang w:val="en-GB"/>
+        </w:rPr>
+        <w:t xml:space="preserve"> and adjust the </w:t>
+      </w:r>
+      <w:proofErr w:type="spellStart"/>
+      <w:r>
+        <w:rPr>
+          <w:rFonts w:eastAsia="Consolas" w:cstheme="minorHAnsi"/>
+          <w:szCs w:val="22"/>
+          <w:lang w:val="en-GB"/>
+        </w:rPr>
+        <w:t>colors</w:t>
+      </w:r>
+      <w:proofErr w:type="spellEnd"/>
+      <w:r>
+        <w:rPr>
+          <w:rFonts w:eastAsia="Aptos" w:cstheme="minorHAnsi"/>
+          <w:szCs w:val="22"/>
+          <w:lang w:val="en-GB"/>
+        </w:rPr>
+        <w:t xml:space="preserve"> array and specify the </w:t>
+      </w:r>
+      <w:r>
+        <w:rPr>
+          <w:rFonts w:eastAsia="Consolas" w:cstheme="minorHAnsi"/>
+          <w:szCs w:val="22"/>
+          <w:lang w:val="en-GB"/>
+        </w:rPr>
+        <w:t>font</w:t>
+      </w:r>
+      <w:r>
+        <w:rPr>
+          <w:rFonts w:eastAsia="Aptos" w:cstheme="minorHAnsi"/>
+          <w:szCs w:val="22"/>
+          <w:lang w:val="en-GB"/>
+        </w:rPr>
+        <w:t>:</w:t>
+      </w:r>
+    </w:p>
+    <w:p>
+      <w:pPr>
+        <w:rPr>
+          <w:rFonts w:cstheme="minorHAnsi"/>
+          <w:szCs w:val="22"/>
+        </w:rPr>
+      </w:pPr>
+      <w:r>
+        <w:rPr>
+          <w:rFonts w:eastAsia="Consolas" w:cstheme="minorHAnsi"/>
+          <w:szCs w:val="22"/>
+          <w:lang w:val="en-GB"/>
+        </w:rPr>
+        <w:lastRenderedPageBreak/>
+        <w:t>use Filament\Support\</w:t>
+      </w:r>
+      <w:proofErr w:type="spellStart"/>
+      <w:r>
+        <w:rPr>
+          <w:rFonts w:eastAsia="Consolas" w:cstheme="minorHAnsi"/>
+          <w:szCs w:val="22"/>
+          <w:lang w:val="en-GB"/>
+        </w:rPr>
+        <w:t>Colors</w:t>
+      </w:r>
+      <w:proofErr w:type="spellEnd"/>
+      <w:r>
+        <w:rPr>
+          <w:rFonts w:eastAsia="Consolas" w:cstheme="minorHAnsi"/>
+          <w:szCs w:val="22"/>
+          <w:lang w:val="en-GB"/>
+        </w:rPr>
+        <w:t>\</w:t>
+      </w:r>
+      <w:proofErr w:type="spellStart"/>
+      <w:r>
+        <w:rPr>
+          <w:rFonts w:eastAsia="Consolas" w:cstheme="minorHAnsi"/>
+          <w:szCs w:val="22"/>
+          <w:lang w:val="en-GB"/>
+        </w:rPr>
+        <w:t>Color</w:t>
+      </w:r>
+      <w:proofErr w:type="spellEnd"/>
+      <w:r>
+        <w:rPr>
+          <w:rFonts w:eastAsia="Consolas" w:cstheme="minorHAnsi"/>
+          <w:szCs w:val="22"/>
+          <w:lang w:val="en-GB"/>
+        </w:rPr>
+        <w:t>;</w:t>
+      </w:r>
+      <w:r>
+        <w:rPr>
+          <w:rFonts w:cstheme="minorHAnsi"/>
+          <w:szCs w:val="22"/>
+        </w:rPr>
+        <w:br/>
+      </w:r>
+      <w:r>
+        <w:rPr>
+          <w:rFonts w:cstheme="minorHAnsi"/>
+          <w:szCs w:val="22"/>
+        </w:rPr>
+        <w:br/>
+      </w:r>
+      <w:r>
+        <w:rPr>
+          <w:rFonts w:eastAsia="Consolas" w:cstheme="minorHAnsi"/>
+          <w:szCs w:val="22"/>
+          <w:lang w:val="en-GB"/>
+        </w:rPr>
+        <w:t>public function panel(Panel $panel): Panel</w:t>
+      </w:r>
+      <w:r>
+        <w:rPr>
+          <w:rFonts w:cstheme="minorHAnsi"/>
+          <w:szCs w:val="22"/>
+        </w:rPr>
+        <w:br/>
+      </w:r>
+      <w:r>
+        <w:rPr>
+          <w:rFonts w:eastAsia="Consolas" w:cstheme="minorHAnsi"/>
+          <w:szCs w:val="22"/>
+          <w:lang w:val="en-GB"/>
+        </w:rPr>
+        <w:t>{</w:t>
+      </w:r>
+      <w:r>
+        <w:rPr>
+          <w:rFonts w:cstheme="minorHAnsi"/>
+          <w:szCs w:val="22"/>
+        </w:rPr>
+        <w:br/>
+      </w:r>
+      <w:r>
+        <w:rPr>
+          <w:rFonts w:eastAsia="Consolas" w:cstheme="minorHAnsi"/>
+          <w:szCs w:val="22"/>
+          <w:lang w:val="en-GB"/>
+        </w:rPr>
+        <w:t xml:space="preserve">    return $panel</w:t>
+      </w:r>
+      <w:r>
+        <w:rPr>
+          <w:rFonts w:cstheme="minorHAnsi"/>
+          <w:szCs w:val="22"/>
+        </w:rPr>
+        <w:br/>
+      </w:r>
+      <w:r>
+        <w:rPr>
+          <w:rFonts w:eastAsia="Consolas" w:cstheme="minorHAnsi"/>
+          <w:szCs w:val="22"/>
+          <w:lang w:val="en-GB"/>
+        </w:rPr>
+        <w:t xml:space="preserve">        // ...</w:t>
+      </w:r>
+      <w:r>
+        <w:rPr>
+          <w:rFonts w:cstheme="minorHAnsi"/>
+          <w:szCs w:val="22"/>
+        </w:rPr>
+        <w:br/>
+      </w:r>
+      <w:r>
+        <w:rPr>
+          <w:rFonts w:eastAsia="Consolas" w:cstheme="minorHAnsi"/>
+          <w:szCs w:val="22"/>
+          <w:lang w:val="en-GB"/>
+        </w:rPr>
+        <w:t xml:space="preserve">        -&gt;font('Inter') // Load any Google Font by its name (e.g., 'Inter', 'Outfit', 'Poppins')</w:t>
+      </w:r>
+      <w:r>
+        <w:rPr>
+          <w:rFonts w:cstheme="minorHAnsi"/>
+          <w:szCs w:val="22"/>
+        </w:rPr>
+        <w:br/>
+      </w:r>
+      <w:r>
+        <w:rPr>
+          <w:rFonts w:eastAsia="Consolas" w:cstheme="minorHAnsi"/>
+          <w:szCs w:val="22"/>
+          <w:lang w:val="en-GB"/>
+        </w:rPr>
+        <w:t xml:space="preserve">        -&gt;</w:t>
+      </w:r>
+      <w:proofErr w:type="spellStart"/>
+      <w:r>
+        <w:rPr>
+          <w:rFonts w:eastAsia="Consolas" w:cstheme="minorHAnsi"/>
+          <w:szCs w:val="22"/>
+          <w:lang w:val="en-GB"/>
+        </w:rPr>
+        <w:t>colors</w:t>
+      </w:r>
+      <w:proofErr w:type="spellEnd"/>
+      <w:r>
+        <w:rPr>
+          <w:rFonts w:eastAsia="Consolas" w:cstheme="minorHAnsi"/>
+          <w:szCs w:val="22"/>
+          <w:lang w:val="en-GB"/>
+        </w:rPr>
+        <w:t>([</w:t>
+      </w:r>
+      <w:r>
+        <w:rPr>
+          <w:rFonts w:cstheme="minorHAnsi"/>
+          <w:szCs w:val="22"/>
+        </w:rPr>
+        <w:br/>
+      </w:r>
+      <w:r>
+        <w:rPr>
+          <w:rFonts w:eastAsia="Consolas" w:cstheme="minorHAnsi"/>
+          <w:szCs w:val="22"/>
+          <w:lang w:val="en-GB"/>
+        </w:rPr>
+        <w:t xml:space="preserve">            'primary' =&gt; </w:t>
+      </w:r>
+      <w:proofErr w:type="spellStart"/>
+      <w:r>
+        <w:rPr>
+          <w:rFonts w:eastAsia="Consolas" w:cstheme="minorHAnsi"/>
+          <w:szCs w:val="22"/>
+          <w:lang w:val="en-GB"/>
+        </w:rPr>
+        <w:t>Color</w:t>
+      </w:r>
+      <w:proofErr w:type="spellEnd"/>
+      <w:r>
+        <w:rPr>
+          <w:rFonts w:eastAsia="Consolas" w:cstheme="minorHAnsi"/>
+          <w:szCs w:val="22"/>
+          <w:lang w:val="en-GB"/>
+        </w:rPr>
+        <w:t xml:space="preserve">::Amber,     // Main theme </w:t>
+      </w:r>
+      <w:proofErr w:type="spellStart"/>
+      <w:r>
+        <w:rPr>
+          <w:rFonts w:eastAsia="Consolas" w:cstheme="minorHAnsi"/>
+          <w:szCs w:val="22"/>
+          <w:lang w:val="en-GB"/>
+        </w:rPr>
+        <w:t>color</w:t>
+      </w:r>
+      <w:proofErr w:type="spellEnd"/>
+      <w:r>
+        <w:rPr>
+          <w:rFonts w:eastAsia="Consolas" w:cstheme="minorHAnsi"/>
+          <w:szCs w:val="22"/>
+          <w:lang w:val="en-GB"/>
+        </w:rPr>
+        <w:t xml:space="preserve"> (buttons, active tabs, etc.)</w:t>
+      </w:r>
+      <w:r>
+        <w:rPr>
+          <w:rFonts w:cstheme="minorHAnsi"/>
+          <w:szCs w:val="22"/>
+        </w:rPr>
+        <w:br/>
+      </w:r>
+      <w:r>
+        <w:rPr>
+          <w:rFonts w:eastAsia="Consolas" w:cstheme="minorHAnsi"/>
+          <w:szCs w:val="22"/>
+          <w:lang w:val="en-GB"/>
+        </w:rPr>
+        <w:t xml:space="preserve">            'danger' =&gt; </w:t>
+      </w:r>
+      <w:proofErr w:type="spellStart"/>
+      <w:r>
+        <w:rPr>
+          <w:rFonts w:eastAsia="Consolas" w:cstheme="minorHAnsi"/>
+          <w:szCs w:val="22"/>
+          <w:lang w:val="en-GB"/>
+        </w:rPr>
+        <w:t>Color</w:t>
+      </w:r>
+      <w:proofErr w:type="spellEnd"/>
+      <w:r>
+        <w:rPr>
+          <w:rFonts w:eastAsia="Consolas" w:cstheme="minorHAnsi"/>
+          <w:szCs w:val="22"/>
+          <w:lang w:val="en-GB"/>
+        </w:rPr>
+        <w:t>::Rose,       // Destructive actions</w:t>
+      </w:r>
+      <w:r>
+        <w:rPr>
+          <w:rFonts w:cstheme="minorHAnsi"/>
+          <w:szCs w:val="22"/>
+        </w:rPr>
+        <w:br/>
+      </w:r>
+      <w:r>
+        <w:rPr>
+          <w:rFonts w:eastAsia="Consolas" w:cstheme="minorHAnsi"/>
+          <w:szCs w:val="22"/>
+          <w:lang w:val="en-GB"/>
+        </w:rPr>
+        <w:t xml:space="preserve">            '</w:t>
+      </w:r>
+      <w:proofErr w:type="spellStart"/>
+      <w:r>
+        <w:rPr>
+          <w:rFonts w:eastAsia="Consolas" w:cstheme="minorHAnsi"/>
+          <w:szCs w:val="22"/>
+          <w:lang w:val="en-GB"/>
+        </w:rPr>
+        <w:t>gray</w:t>
+      </w:r>
+      <w:proofErr w:type="spellEnd"/>
+      <w:r>
+        <w:rPr>
+          <w:rFonts w:eastAsia="Consolas" w:cstheme="minorHAnsi"/>
+          <w:szCs w:val="22"/>
+          <w:lang w:val="en-GB"/>
+        </w:rPr>
+        <w:t xml:space="preserve">' =&gt; </w:t>
+      </w:r>
+      <w:proofErr w:type="spellStart"/>
+      <w:r>
+        <w:rPr>
+          <w:rFonts w:eastAsia="Consolas" w:cstheme="minorHAnsi"/>
+          <w:szCs w:val="22"/>
+          <w:lang w:val="en-GB"/>
+        </w:rPr>
+        <w:t>Color</w:t>
+      </w:r>
+      <w:proofErr w:type="spellEnd"/>
+      <w:r>
+        <w:rPr>
+          <w:rFonts w:eastAsia="Consolas" w:cstheme="minorHAnsi"/>
+          <w:szCs w:val="22"/>
+          <w:lang w:val="en-GB"/>
+        </w:rPr>
+        <w:t>::</w:t>
+      </w:r>
+      <w:proofErr w:type="spellStart"/>
+      <w:r>
+        <w:rPr>
+          <w:rFonts w:eastAsia="Consolas" w:cstheme="minorHAnsi"/>
+          <w:szCs w:val="22"/>
+          <w:lang w:val="en-GB"/>
+        </w:rPr>
+        <w:t>Gray</w:t>
+      </w:r>
+      <w:proofErr w:type="spellEnd"/>
+      <w:r>
+        <w:rPr>
+          <w:rFonts w:eastAsia="Consolas" w:cstheme="minorHAnsi"/>
+          <w:szCs w:val="22"/>
+          <w:lang w:val="en-GB"/>
+        </w:rPr>
+        <w:t xml:space="preserve">,         // Backgrounds and </w:t>
+      </w:r>
+      <w:proofErr w:type="spellStart"/>
+      <w:r>
+        <w:rPr>
+          <w:rFonts w:eastAsia="Consolas" w:cstheme="minorHAnsi"/>
+          <w:szCs w:val="22"/>
+          <w:lang w:val="en-GB"/>
+        </w:rPr>
+        <w:t>gray</w:t>
+      </w:r>
+      <w:proofErr w:type="spellEnd"/>
+      <w:r>
+        <w:rPr>
+          <w:rFonts w:eastAsia="Consolas" w:cstheme="minorHAnsi"/>
+          <w:szCs w:val="22"/>
+          <w:lang w:val="en-GB"/>
+        </w:rPr>
+        <w:t xml:space="preserve"> texts</w:t>
+      </w:r>
+      <w:r>
+        <w:rPr>
+          <w:rFonts w:cstheme="minorHAnsi"/>
+          <w:szCs w:val="22"/>
+        </w:rPr>
+        <w:br/>
+      </w:r>
+      <w:r>
+        <w:rPr>
+          <w:rFonts w:eastAsia="Consolas" w:cstheme="minorHAnsi"/>
+          <w:szCs w:val="22"/>
+          <w:lang w:val="en-GB"/>
+        </w:rPr>
+        <w:t xml:space="preserve">            'info' =&gt; </w:t>
+      </w:r>
+      <w:proofErr w:type="spellStart"/>
+      <w:r>
+        <w:rPr>
+          <w:rFonts w:eastAsia="Consolas" w:cstheme="minorHAnsi"/>
+          <w:szCs w:val="22"/>
+          <w:lang w:val="en-GB"/>
+        </w:rPr>
+        <w:t>Color</w:t>
+      </w:r>
+      <w:proofErr w:type="spellEnd"/>
+      <w:r>
+        <w:rPr>
+          <w:rFonts w:eastAsia="Consolas" w:cstheme="minorHAnsi"/>
+          <w:szCs w:val="22"/>
+          <w:lang w:val="en-GB"/>
+        </w:rPr>
+        <w:t>::Blue,         // Informational alerts</w:t>
+      </w:r>
+      <w:r>
+        <w:rPr>
+          <w:rFonts w:cstheme="minorHAnsi"/>
+          <w:szCs w:val="22"/>
+        </w:rPr>
+        <w:br/>
+      </w:r>
+      <w:r>
+        <w:rPr>
+          <w:rFonts w:eastAsia="Consolas" w:cstheme="minorHAnsi"/>
+          <w:szCs w:val="22"/>
+          <w:lang w:val="en-GB"/>
+        </w:rPr>
+        <w:t xml:space="preserve">            'success' =&gt; </w:t>
+      </w:r>
+      <w:proofErr w:type="spellStart"/>
+      <w:r>
+        <w:rPr>
+          <w:rFonts w:eastAsia="Consolas" w:cstheme="minorHAnsi"/>
+          <w:szCs w:val="22"/>
+          <w:lang w:val="en-GB"/>
+        </w:rPr>
+        <w:t>Color</w:t>
+      </w:r>
+      <w:proofErr w:type="spellEnd"/>
+      <w:r>
+        <w:rPr>
+          <w:rFonts w:eastAsia="Consolas" w:cstheme="minorHAnsi"/>
+          <w:szCs w:val="22"/>
+          <w:lang w:val="en-GB"/>
+        </w:rPr>
+        <w:t>::Emerald,   // Success states</w:t>
+      </w:r>
+      <w:r>
+        <w:rPr>
+          <w:rFonts w:cstheme="minorHAnsi"/>
+          <w:szCs w:val="22"/>
+        </w:rPr>
+        <w:br/>
+      </w:r>
+      <w:r>
+        <w:rPr>
+          <w:rFonts w:eastAsia="Consolas" w:cstheme="minorHAnsi"/>
+          <w:szCs w:val="22"/>
+          <w:lang w:val="en-GB"/>
+        </w:rPr>
+        <w:t xml:space="preserve">            'warning' =&gt; </w:t>
+      </w:r>
+      <w:proofErr w:type="spellStart"/>
+      <w:r>
+        <w:rPr>
+          <w:rFonts w:eastAsia="Consolas" w:cstheme="minorHAnsi"/>
+          <w:szCs w:val="22"/>
+          <w:lang w:val="en-GB"/>
+        </w:rPr>
+        <w:t>Color</w:t>
+      </w:r>
+      <w:proofErr w:type="spellEnd"/>
+      <w:r>
+        <w:rPr>
+          <w:rFonts w:eastAsia="Consolas" w:cstheme="minorHAnsi"/>
+          <w:szCs w:val="22"/>
+          <w:lang w:val="en-GB"/>
+        </w:rPr>
+        <w:t>::Orange,    // Warning messages</w:t>
+      </w:r>
+      <w:r>
+        <w:rPr>
+          <w:rFonts w:cstheme="minorHAnsi"/>
+          <w:szCs w:val="22"/>
+        </w:rPr>
+        <w:br/>
+      </w:r>
+      <w:r>
+        <w:rPr>
+          <w:rFonts w:eastAsia="Consolas" w:cstheme="minorHAnsi"/>
+          <w:szCs w:val="22"/>
+          <w:lang w:val="en-GB"/>
+        </w:rPr>
+        <w:t xml:space="preserve">        ]);</w:t>
+      </w:r>
+      <w:r>
+        <w:rPr>
+          <w:rFonts w:cstheme="minorHAnsi"/>
+          <w:szCs w:val="22"/>
+        </w:rPr>
+        <w:br/>
+      </w:r>
+      <w:r>
+        <w:rPr>
+          <w:rFonts w:eastAsia="Consolas" w:cstheme="minorHAnsi"/>
+          <w:szCs w:val="22"/>
+          <w:lang w:val="en-GB"/>
+        </w:rPr>
+        <w:t>}</w:t>
+      </w:r>
+      <w:r>
+        <w:rPr>
+          <w:rFonts w:cstheme="minorHAnsi"/>
+          <w:szCs w:val="22"/>
+        </w:rPr>
+        <w:br/>
+      </w:r>
+      <w:r>
+        <w:rPr>
+          <w:rFonts w:eastAsia="Aptos" w:cstheme="minorHAnsi"/>
+          <w:szCs w:val="22"/>
+          <w:lang w:val="en-GB"/>
+        </w:rPr>
+        <w:t xml:space="preserve"> </w:t>
+      </w:r>
+    </w:p>
+    <w:p>
+      <w:pPr>
+        <w:rPr>
+          <w:rFonts w:cstheme="minorHAnsi"/>
+          <w:szCs w:val="22"/>
+        </w:rPr>
+      </w:pPr>
+    </w:p>
+    <w:p>
+      <w:pPr>
+        <w:pStyle w:val="Heading3"/>
+        <w:spacing w:before="281" w:after="281"/>
+        <w:rPr>
+          <w:rFonts w:cstheme="minorHAnsi"/>
+          <w:sz w:val="22"/>
+          <w:szCs w:val="22"/>
+        </w:rPr>
+      </w:pPr>
+      <w:r>
+        <w:rPr>
+          <w:rFonts w:eastAsia="Aptos" w:cstheme="minorHAnsi"/>
+          <w:b/>
+          <w:bCs/>
+          <w:sz w:val="22"/>
+          <w:szCs w:val="22"/>
+        </w:rPr>
+        <w:t>Method 2: The Advanced Way (Creating a Custom Tailwind/CSS Theme)</w:t>
+      </w:r>
+    </w:p>
+    <w:p>
+      <w:pPr>
+        <w:spacing w:before="240" w:after="240"/>
+        <w:rPr>
+          <w:rFonts w:cstheme="minorHAnsi"/>
+          <w:szCs w:val="22"/>
+        </w:rPr>
+      </w:pPr>
+      <w:r>
+        <w:rPr>
+          <w:rFonts w:eastAsia="Aptos" w:cstheme="minorHAnsi"/>
+          <w:szCs w:val="22"/>
+          <w:lang w:val="en-GB"/>
+        </w:rPr>
+        <w:t>If you want to completely override Filament’s default styles, customize components using custom Tailwind classes, or write raw CSS, you should create a custom theme.</w:t>
+      </w:r>
+    </w:p>
+    <w:p>
+      <w:pPr>
+        <w:pStyle w:val="Heading4"/>
+        <w:spacing w:before="319" w:after="319"/>
+        <w:rPr>
+          <w:rFonts w:asciiTheme="minorHAnsi" w:hAnsiTheme="minorHAnsi" w:cstheme="minorHAnsi"/>
+          <w:szCs w:val="22"/>
+        </w:rPr>
+      </w:pPr>
+      <w:r>
+        <w:rPr>
+          <w:rFonts w:asciiTheme="minorHAnsi" w:eastAsia="Aptos" w:hAnsiTheme="minorHAnsi" w:cstheme="minorHAnsi"/>
+          <w:szCs w:val="22"/>
+          <w:lang w:val="en-GB"/>
+        </w:rPr>
+        <w:t>Step 1: Generate the Theme Files</w:t>
+      </w:r>
+    </w:p>
+    <w:p>
+      <w:pPr>
+        <w:spacing w:before="240" w:after="240"/>
+        <w:rPr>
+          <w:rFonts w:cstheme="minorHAnsi"/>
+          <w:szCs w:val="22"/>
+        </w:rPr>
+      </w:pPr>
+      <w:r>
+        <w:rPr>
+          <w:rFonts w:eastAsia="Aptos" w:cstheme="minorHAnsi"/>
+          <w:szCs w:val="22"/>
+          <w:lang w:val="en-GB"/>
+        </w:rPr>
+        <w:t>Run this Artisan command in your terminal:</w:t>
+      </w:r>
+    </w:p>
+    <w:p>
+      <w:pPr>
+        <w:rPr>
+          <w:rFonts w:cstheme="minorHAnsi"/>
+          <w:szCs w:val="22"/>
+        </w:rPr>
+      </w:pPr>
+      <w:proofErr w:type="spellStart"/>
+      <w:proofErr w:type="gramStart"/>
+      <w:r>
+        <w:rPr>
+          <w:rFonts w:eastAsia="Consolas" w:cstheme="minorHAnsi"/>
+          <w:szCs w:val="22"/>
+          <w:lang w:val="en-GB"/>
+        </w:rPr>
+        <w:t>php</w:t>
+      </w:r>
+      <w:proofErr w:type="spellEnd"/>
+      <w:proofErr w:type="gramEnd"/>
+      <w:r>
+        <w:rPr>
+          <w:rFonts w:eastAsia="Consolas" w:cstheme="minorHAnsi"/>
+          <w:szCs w:val="22"/>
+          <w:lang w:val="en-GB"/>
+        </w:rPr>
+        <w:t xml:space="preserve"> artisan </w:t>
+      </w:r>
+      <w:proofErr w:type="spellStart"/>
+      <w:r>
+        <w:rPr>
+          <w:rFonts w:eastAsia="Consolas" w:cstheme="minorHAnsi"/>
+          <w:szCs w:val="22"/>
+          <w:lang w:val="en-GB"/>
+        </w:rPr>
+        <w:t>make:filament-theme</w:t>
+      </w:r>
+      <w:proofErr w:type="spellEnd"/>
+      <w:r>
+        <w:rPr>
+          <w:rFonts w:cstheme="minorHAnsi"/>
+          <w:szCs w:val="22"/>
+        </w:rPr>
+        <w:br/>
+      </w:r>
+      <w:r>
+        <w:rPr>
+          <w:rFonts w:eastAsia="Aptos" w:cstheme="minorHAnsi"/>
+          <w:szCs w:val="22"/>
+          <w:lang w:val="en-GB"/>
+        </w:rPr>
+        <w:t xml:space="preserve"> </w:t>
+      </w:r>
+    </w:p>
+    <w:p>
+      <w:pPr>
+        <w:spacing w:before="240" w:after="240"/>
+        <w:rPr>
+          <w:rFonts w:cstheme="minorHAnsi"/>
+          <w:szCs w:val="22"/>
+        </w:rPr>
+      </w:pPr>
+      <w:r>
+        <w:rPr>
+          <w:rFonts w:eastAsia="Aptos" w:cstheme="minorHAnsi"/>
+          <w:i/>
+          <w:iCs/>
+          <w:szCs w:val="22"/>
+          <w:lang w:val="en-GB"/>
+        </w:rPr>
+        <w:t xml:space="preserve">It will ask you a few questions (e.g., which panel it's for, and whether you are using </w:t>
+      </w:r>
+      <w:proofErr w:type="spellStart"/>
+      <w:r>
+        <w:rPr>
+          <w:rFonts w:eastAsia="Aptos" w:cstheme="minorHAnsi"/>
+          <w:i/>
+          <w:iCs/>
+          <w:szCs w:val="22"/>
+          <w:lang w:val="en-GB"/>
+        </w:rPr>
+        <w:t>Vite</w:t>
+      </w:r>
+      <w:proofErr w:type="spellEnd"/>
+      <w:r>
+        <w:rPr>
+          <w:rFonts w:eastAsia="Aptos" w:cstheme="minorHAnsi"/>
+          <w:i/>
+          <w:iCs/>
+          <w:szCs w:val="22"/>
+          <w:lang w:val="en-GB"/>
+        </w:rPr>
+        <w:t>). Follow the prompts.</w:t>
+      </w:r>
+      <w:r>
+        <w:rPr>
+          <w:rFonts w:eastAsia="Aptos" w:cstheme="minorHAnsi"/>
+          <w:szCs w:val="22"/>
+          <w:lang w:val="en-GB"/>
+        </w:rPr>
+        <w:t xml:space="preserve"> This command will create:</w:t>
+      </w:r>
+    </w:p>
+    <w:p>
+      <w:pPr>
+        <w:pStyle w:val="ListParagraph"/>
+        <w:numPr>
+          <w:ilvl w:val="0"/>
+          <w:numId w:val="26"/>
+        </w:numPr>
+        <w:spacing w:after="0" w:line="279" w:lineRule="auto"/>
+        <w:rPr>
+          <w:rFonts w:eastAsia="Aptos" w:cstheme="minorHAnsi"/>
+          <w:szCs w:val="22"/>
+        </w:rPr>
+      </w:pPr>
+      <w:proofErr w:type="gramStart"/>
+      <w:r>
+        <w:rPr>
+          <w:rFonts w:eastAsia="Aptos" w:cstheme="minorHAnsi"/>
+          <w:szCs w:val="22"/>
+          <w:lang w:val="en-GB"/>
+        </w:rPr>
+        <w:t>A configuration file</w:t>
+      </w:r>
+      <w:proofErr w:type="gramEnd"/>
+      <w:r>
+        <w:rPr>
+          <w:rFonts w:eastAsia="Aptos" w:cstheme="minorHAnsi"/>
+          <w:szCs w:val="22"/>
+          <w:lang w:val="en-GB"/>
+        </w:rPr>
+        <w:t xml:space="preserve"> (usually </w:t>
+      </w:r>
+      <w:r>
+        <w:rPr>
+          <w:rFonts w:eastAsia="Consolas" w:cstheme="minorHAnsi"/>
+          <w:szCs w:val="22"/>
+          <w:lang w:val="en-GB"/>
+        </w:rPr>
+        <w:t>tailwind.config.js</w:t>
+      </w:r>
+      <w:r>
+        <w:rPr>
+          <w:rFonts w:eastAsia="Aptos" w:cstheme="minorHAnsi"/>
+          <w:szCs w:val="22"/>
+          <w:lang w:val="en-GB"/>
+        </w:rPr>
+        <w:t xml:space="preserve"> or updates to it).</w:t>
+      </w:r>
+    </w:p>
+    <w:p>
+      <w:pPr>
+        <w:pStyle w:val="ListParagraph"/>
+        <w:numPr>
+          <w:ilvl w:val="0"/>
+          <w:numId w:val="26"/>
+        </w:numPr>
+        <w:spacing w:after="0" w:line="279" w:lineRule="auto"/>
+        <w:rPr>
+          <w:rFonts w:eastAsia="Aptos" w:cstheme="minorHAnsi"/>
+          <w:szCs w:val="22"/>
+        </w:rPr>
+      </w:pPr>
+      <w:r>
+        <w:rPr>
+          <w:rFonts w:eastAsia="Aptos" w:cstheme="minorHAnsi"/>
+          <w:szCs w:val="22"/>
+          <w:lang w:val="en-GB"/>
+        </w:rPr>
+        <w:t xml:space="preserve">A theme CSS file located at </w:t>
+      </w:r>
+      <w:r>
+        <w:rPr>
+          <w:rFonts w:eastAsia="Consolas" w:cstheme="minorHAnsi"/>
+          <w:szCs w:val="22"/>
+          <w:lang w:val="en-GB"/>
+        </w:rPr>
+        <w:t>resources/</w:t>
+      </w:r>
+      <w:proofErr w:type="spellStart"/>
+      <w:r>
+        <w:rPr>
+          <w:rFonts w:eastAsia="Consolas" w:cstheme="minorHAnsi"/>
+          <w:szCs w:val="22"/>
+          <w:lang w:val="en-GB"/>
+        </w:rPr>
+        <w:t>css</w:t>
+      </w:r>
+      <w:proofErr w:type="spellEnd"/>
+      <w:r>
+        <w:rPr>
+          <w:rFonts w:eastAsia="Consolas" w:cstheme="minorHAnsi"/>
+          <w:szCs w:val="22"/>
+          <w:lang w:val="en-GB"/>
+        </w:rPr>
+        <w:t>/filament/admin/theme.css</w:t>
+      </w:r>
+      <w:r>
+        <w:rPr>
+          <w:rFonts w:eastAsia="Aptos" w:cstheme="minorHAnsi"/>
+          <w:szCs w:val="22"/>
+          <w:lang w:val="en-GB"/>
+        </w:rPr>
+        <w:t>.</w:t>
+      </w:r>
+    </w:p>
+    <w:p>
+      <w:pPr>
+        <w:pStyle w:val="Heading4"/>
+        <w:spacing w:before="319" w:after="319"/>
+        <w:rPr>
+          <w:rFonts w:asciiTheme="minorHAnsi" w:hAnsiTheme="minorHAnsi" w:cstheme="minorHAnsi"/>
+          <w:szCs w:val="22"/>
+        </w:rPr>
+      </w:pPr>
+      <w:r>
+        <w:rPr>
+          <w:rFonts w:asciiTheme="minorHAnsi" w:eastAsia="Aptos" w:hAnsiTheme="minorHAnsi" w:cstheme="minorHAnsi"/>
+          <w:szCs w:val="22"/>
+          <w:lang w:val="en-GB"/>
+        </w:rPr>
+        <w:t xml:space="preserve">Step 2: Register the Theme file in </w:t>
+      </w:r>
+      <w:proofErr w:type="spellStart"/>
+      <w:r>
+        <w:rPr>
+          <w:rFonts w:asciiTheme="minorHAnsi" w:eastAsia="Aptos" w:hAnsiTheme="minorHAnsi" w:cstheme="minorHAnsi"/>
+          <w:szCs w:val="22"/>
+          <w:lang w:val="en-GB"/>
+        </w:rPr>
+        <w:t>Vite</w:t>
+      </w:r>
+      <w:proofErr w:type="spellEnd"/>
+    </w:p>
+    <w:p>
+      <w:pPr>
+        <w:spacing w:before="240" w:after="240"/>
+        <w:rPr>
+          <w:rFonts w:cstheme="minorHAnsi"/>
+          <w:szCs w:val="22"/>
+        </w:rPr>
+      </w:pPr>
+      <w:r>
+        <w:rPr>
+          <w:rFonts w:eastAsia="Aptos" w:cstheme="minorHAnsi"/>
+          <w:szCs w:val="22"/>
+          <w:lang w:val="en-GB"/>
+        </w:rPr>
+        <w:t xml:space="preserve">Open your </w:t>
+      </w:r>
+      <w:r>
+        <w:rPr>
+          <w:rFonts w:eastAsia="Consolas" w:cstheme="minorHAnsi"/>
+          <w:szCs w:val="22"/>
+          <w:lang w:val="en-GB"/>
+        </w:rPr>
+        <w:t>vite.config.js</w:t>
+      </w:r>
+      <w:r>
+        <w:rPr>
+          <w:rFonts w:eastAsia="Aptos" w:cstheme="minorHAnsi"/>
+          <w:szCs w:val="22"/>
+          <w:lang w:val="en-GB"/>
+        </w:rPr>
+        <w:t xml:space="preserve"> file and add the path to the newly generated </w:t>
+      </w:r>
+      <w:r>
+        <w:rPr>
+          <w:rFonts w:eastAsia="Consolas" w:cstheme="minorHAnsi"/>
+          <w:szCs w:val="22"/>
+          <w:lang w:val="en-GB"/>
+        </w:rPr>
+        <w:t>theme.css</w:t>
+      </w:r>
+      <w:r>
+        <w:rPr>
+          <w:rFonts w:eastAsia="Aptos" w:cstheme="minorHAnsi"/>
+          <w:szCs w:val="22"/>
+          <w:lang w:val="en-GB"/>
+        </w:rPr>
+        <w:t xml:space="preserve"> under the </w:t>
+      </w:r>
+      <w:r>
+        <w:rPr>
+          <w:rFonts w:eastAsia="Consolas" w:cstheme="minorHAnsi"/>
+          <w:szCs w:val="22"/>
+          <w:lang w:val="en-GB"/>
+        </w:rPr>
+        <w:t>input</w:t>
+      </w:r>
+      <w:r>
+        <w:rPr>
+          <w:rFonts w:eastAsia="Aptos" w:cstheme="minorHAnsi"/>
+          <w:szCs w:val="22"/>
+          <w:lang w:val="en-GB"/>
+        </w:rPr>
+        <w:t xml:space="preserve"> array:</w:t>
+      </w:r>
+    </w:p>
+    <w:p>
+      <w:pPr>
+        <w:rPr>
+          <w:rFonts w:cstheme="minorHAnsi"/>
+          <w:szCs w:val="22"/>
+        </w:rPr>
+      </w:pPr>
+      <w:r>
+        <w:rPr>
+          <w:rFonts w:eastAsia="Consolas" w:cstheme="minorHAnsi"/>
+          <w:szCs w:val="22"/>
+          <w:lang w:val="en-GB"/>
+        </w:rPr>
+        <w:t>// vite.config.js</w:t>
+      </w:r>
+      <w:r>
+        <w:rPr>
+          <w:rFonts w:cstheme="minorHAnsi"/>
+          <w:szCs w:val="22"/>
+        </w:rPr>
+        <w:br/>
+      </w:r>
+      <w:r>
+        <w:rPr>
+          <w:rFonts w:eastAsia="Consolas" w:cstheme="minorHAnsi"/>
+          <w:szCs w:val="22"/>
+          <w:lang w:val="en-GB"/>
+        </w:rPr>
+        <w:t xml:space="preserve">export default </w:t>
+      </w:r>
+      <w:proofErr w:type="spellStart"/>
+      <w:proofErr w:type="gramStart"/>
+      <w:r>
+        <w:rPr>
+          <w:rFonts w:eastAsia="Consolas" w:cstheme="minorHAnsi"/>
+          <w:szCs w:val="22"/>
+          <w:lang w:val="en-GB"/>
+        </w:rPr>
+        <w:t>defineConfig</w:t>
+      </w:r>
+      <w:proofErr w:type="spellEnd"/>
+      <w:r>
+        <w:rPr>
+          <w:rFonts w:eastAsia="Consolas" w:cstheme="minorHAnsi"/>
+          <w:szCs w:val="22"/>
+          <w:lang w:val="en-GB"/>
+        </w:rPr>
+        <w:t>(</w:t>
+      </w:r>
+      <w:proofErr w:type="gramEnd"/>
+      <w:r>
+        <w:rPr>
+          <w:rFonts w:eastAsia="Consolas" w:cstheme="minorHAnsi"/>
+          <w:szCs w:val="22"/>
+          <w:lang w:val="en-GB"/>
+        </w:rPr>
+        <w:t>{</w:t>
+      </w:r>
+      <w:r>
+        <w:rPr>
+          <w:rFonts w:cstheme="minorHAnsi"/>
+          <w:szCs w:val="22"/>
+        </w:rPr>
+        <w:br/>
+      </w:r>
+      <w:r>
+        <w:rPr>
+          <w:rFonts w:eastAsia="Consolas" w:cstheme="minorHAnsi"/>
+          <w:szCs w:val="22"/>
+          <w:lang w:val="en-GB"/>
+        </w:rPr>
+        <w:t xml:space="preserve">    plugins: [</w:t>
+      </w:r>
+      <w:r>
+        <w:rPr>
+          <w:rFonts w:cstheme="minorHAnsi"/>
+          <w:szCs w:val="22"/>
+        </w:rPr>
+        <w:br/>
+      </w:r>
+      <w:r>
+        <w:rPr>
+          <w:rFonts w:eastAsia="Consolas" w:cstheme="minorHAnsi"/>
+          <w:szCs w:val="22"/>
+          <w:lang w:val="en-GB"/>
+        </w:rPr>
+        <w:lastRenderedPageBreak/>
+        <w:t xml:space="preserve">        </w:t>
+      </w:r>
+      <w:proofErr w:type="spellStart"/>
+      <w:r>
+        <w:rPr>
+          <w:rFonts w:eastAsia="Consolas" w:cstheme="minorHAnsi"/>
+          <w:szCs w:val="22"/>
+          <w:lang w:val="en-GB"/>
+        </w:rPr>
+        <w:t>laravel</w:t>
+      </w:r>
+      <w:proofErr w:type="spellEnd"/>
+      <w:r>
+        <w:rPr>
+          <w:rFonts w:eastAsia="Consolas" w:cstheme="minorHAnsi"/>
+          <w:szCs w:val="22"/>
+          <w:lang w:val="en-GB"/>
+        </w:rPr>
+        <w:t>({</w:t>
+      </w:r>
+      <w:r>
+        <w:rPr>
+          <w:rFonts w:cstheme="minorHAnsi"/>
+          <w:szCs w:val="22"/>
+        </w:rPr>
+        <w:br/>
+      </w:r>
+      <w:r>
+        <w:rPr>
+          <w:rFonts w:eastAsia="Consolas" w:cstheme="minorHAnsi"/>
+          <w:szCs w:val="22"/>
+          <w:lang w:val="en-GB"/>
+        </w:rPr>
+        <w:t xml:space="preserve">            input: [</w:t>
+      </w:r>
+      <w:r>
+        <w:rPr>
+          <w:rFonts w:cstheme="minorHAnsi"/>
+          <w:szCs w:val="22"/>
+        </w:rPr>
+        <w:br/>
+      </w:r>
+      <w:r>
+        <w:rPr>
+          <w:rFonts w:eastAsia="Consolas" w:cstheme="minorHAnsi"/>
+          <w:szCs w:val="22"/>
+          <w:lang w:val="en-GB"/>
+        </w:rPr>
+        <w:t xml:space="preserve">                'resources/</w:t>
+      </w:r>
+      <w:proofErr w:type="spellStart"/>
+      <w:r>
+        <w:rPr>
+          <w:rFonts w:eastAsia="Consolas" w:cstheme="minorHAnsi"/>
+          <w:szCs w:val="22"/>
+          <w:lang w:val="en-GB"/>
+        </w:rPr>
+        <w:t>css</w:t>
+      </w:r>
+      <w:proofErr w:type="spellEnd"/>
+      <w:r>
+        <w:rPr>
+          <w:rFonts w:eastAsia="Consolas" w:cstheme="minorHAnsi"/>
+          <w:szCs w:val="22"/>
+          <w:lang w:val="en-GB"/>
+        </w:rPr>
+        <w:t>/app.css',</w:t>
+      </w:r>
+      <w:r>
+        <w:rPr>
+          <w:rFonts w:cstheme="minorHAnsi"/>
+          <w:szCs w:val="22"/>
+        </w:rPr>
+        <w:br/>
+      </w:r>
+      <w:r>
+        <w:rPr>
+          <w:rFonts w:eastAsia="Consolas" w:cstheme="minorHAnsi"/>
+          <w:szCs w:val="22"/>
+          <w:lang w:val="en-GB"/>
+        </w:rPr>
+        <w:t xml:space="preserve">                'resources/</w:t>
+      </w:r>
+      <w:proofErr w:type="spellStart"/>
+      <w:r>
+        <w:rPr>
+          <w:rFonts w:eastAsia="Consolas" w:cstheme="minorHAnsi"/>
+          <w:szCs w:val="22"/>
+          <w:lang w:val="en-GB"/>
+        </w:rPr>
+        <w:t>js</w:t>
+      </w:r>
+      <w:proofErr w:type="spellEnd"/>
+      <w:r>
+        <w:rPr>
+          <w:rFonts w:eastAsia="Consolas" w:cstheme="minorHAnsi"/>
+          <w:szCs w:val="22"/>
+          <w:lang w:val="en-GB"/>
+        </w:rPr>
+        <w:t>/app.js',</w:t>
+      </w:r>
+      <w:r>
+        <w:rPr>
+          <w:rFonts w:cstheme="minorHAnsi"/>
+          <w:szCs w:val="22"/>
+        </w:rPr>
+        <w:br/>
+      </w:r>
+      <w:r>
+        <w:rPr>
+          <w:rFonts w:eastAsia="Consolas" w:cstheme="minorHAnsi"/>
+          <w:szCs w:val="22"/>
+          <w:lang w:val="en-GB"/>
+        </w:rPr>
+        <w:t xml:space="preserve">                'resources/</w:t>
+      </w:r>
+      <w:proofErr w:type="spellStart"/>
+      <w:r>
+        <w:rPr>
+          <w:rFonts w:eastAsia="Consolas" w:cstheme="minorHAnsi"/>
+          <w:szCs w:val="22"/>
+          <w:lang w:val="en-GB"/>
+        </w:rPr>
+        <w:t>css</w:t>
+      </w:r>
+      <w:proofErr w:type="spellEnd"/>
+      <w:r>
+        <w:rPr>
+          <w:rFonts w:eastAsia="Consolas" w:cstheme="minorHAnsi"/>
+          <w:szCs w:val="22"/>
+          <w:lang w:val="en-GB"/>
+        </w:rPr>
+        <w:t>/filament/admin/theme.css', // &lt;-- Add this line</w:t>
+      </w:r>
+      <w:r>
+        <w:rPr>
+          <w:rFonts w:cstheme="minorHAnsi"/>
+          <w:szCs w:val="22"/>
+        </w:rPr>
+        <w:br/>
+      </w:r>
+      <w:r>
+        <w:rPr>
+          <w:rFonts w:eastAsia="Consolas" w:cstheme="minorHAnsi"/>
+          <w:szCs w:val="22"/>
+          <w:lang w:val="en-GB"/>
+        </w:rPr>
+        <w:t xml:space="preserve">            ],</w:t>
+      </w:r>
+      <w:r>
+        <w:rPr>
+          <w:rFonts w:cstheme="minorHAnsi"/>
+          <w:szCs w:val="22"/>
+        </w:rPr>
+        <w:br/>
+      </w:r>
+      <w:r>
+        <w:rPr>
+          <w:rFonts w:eastAsia="Consolas" w:cstheme="minorHAnsi"/>
+          <w:szCs w:val="22"/>
+          <w:lang w:val="en-GB"/>
+        </w:rPr>
+        <w:t xml:space="preserve">            refresh: true,</w:t>
+      </w:r>
+      <w:r>
+        <w:rPr>
+          <w:rFonts w:cstheme="minorHAnsi"/>
+          <w:szCs w:val="22"/>
+        </w:rPr>
+        <w:br/>
+      </w:r>
+      <w:r>
+        <w:rPr>
+          <w:rFonts w:eastAsia="Consolas" w:cstheme="minorHAnsi"/>
+          <w:szCs w:val="22"/>
+          <w:lang w:val="en-GB"/>
+        </w:rPr>
+        <w:t xml:space="preserve">        }),</w:t>
+      </w:r>
+      <w:r>
+        <w:rPr>
+          <w:rFonts w:cstheme="minorHAnsi"/>
+          <w:szCs w:val="22"/>
+        </w:rPr>
+        <w:br/>
+      </w:r>
+      <w:r>
+        <w:rPr>
+          <w:rFonts w:eastAsia="Consolas" w:cstheme="minorHAnsi"/>
+          <w:szCs w:val="22"/>
+          <w:lang w:val="en-GB"/>
+        </w:rPr>
+        <w:t xml:space="preserve">    ],</w:t>
+      </w:r>
+      <w:r>
+        <w:rPr>
+          <w:rFonts w:cstheme="minorHAnsi"/>
+          <w:szCs w:val="22"/>
+        </w:rPr>
+        <w:br/>
+      </w:r>
+      <w:r>
+        <w:rPr>
+          <w:rFonts w:eastAsia="Consolas" w:cstheme="minorHAnsi"/>
+          <w:szCs w:val="22"/>
+          <w:lang w:val="en-GB"/>
+        </w:rPr>
+        <w:t>});</w:t>
+      </w:r>
+      <w:r>
+        <w:rPr>
+          <w:rFonts w:cstheme="minorHAnsi"/>
+          <w:szCs w:val="22"/>
+        </w:rPr>
+        <w:br/>
+      </w:r>
+      <w:r>
+        <w:rPr>
+          <w:rFonts w:eastAsia="Aptos" w:cstheme="minorHAnsi"/>
+          <w:szCs w:val="22"/>
+          <w:lang w:val="en-GB"/>
+        </w:rPr>
+        <w:t xml:space="preserve"> </w:t>
+      </w:r>
+    </w:p>
+    <w:p>
+      <w:pPr>
+        <w:pStyle w:val="Heading4"/>
+        <w:spacing w:before="319" w:after="319"/>
+        <w:rPr>
+          <w:rFonts w:asciiTheme="minorHAnsi" w:hAnsiTheme="minorHAnsi" w:cstheme="minorHAnsi"/>
+          <w:szCs w:val="22"/>
+        </w:rPr>
+      </w:pPr>
+      <w:r>
+        <w:rPr>
+          <w:rFonts w:asciiTheme="minorHAnsi" w:eastAsia="Aptos" w:hAnsiTheme="minorHAnsi" w:cstheme="minorHAnsi"/>
+          <w:szCs w:val="22"/>
+          <w:lang w:val="en-GB"/>
+        </w:rPr>
+        <w:t xml:space="preserve">Step 3: Register the </w:t>
+      </w:r>
+      <w:proofErr w:type="spellStart"/>
+      <w:r>
+        <w:rPr>
+          <w:rFonts w:asciiTheme="minorHAnsi" w:eastAsia="Aptos" w:hAnsiTheme="minorHAnsi" w:cstheme="minorHAnsi"/>
+          <w:szCs w:val="22"/>
+          <w:lang w:val="en-GB"/>
+        </w:rPr>
+        <w:t>Vite</w:t>
+      </w:r>
+      <w:proofErr w:type="spellEnd"/>
+      <w:r>
+        <w:rPr>
+          <w:rFonts w:asciiTheme="minorHAnsi" w:eastAsia="Aptos" w:hAnsiTheme="minorHAnsi" w:cstheme="minorHAnsi"/>
+          <w:szCs w:val="22"/>
+          <w:lang w:val="en-GB"/>
+        </w:rPr>
+        <w:t xml:space="preserve"> Theme in your Panel Provider</w:t>
+      </w:r>
+    </w:p>
+    <w:p>
+      <w:pPr>
+        <w:spacing w:before="240" w:after="240"/>
+        <w:rPr>
+          <w:rFonts w:cstheme="minorHAnsi"/>
+          <w:szCs w:val="22"/>
+        </w:rPr>
+      </w:pPr>
+      <w:r>
+        <w:rPr>
+          <w:rFonts w:eastAsia="Aptos" w:cstheme="minorHAnsi"/>
+          <w:szCs w:val="22"/>
+          <w:lang w:val="en-GB"/>
+        </w:rPr>
+        <w:t xml:space="preserve">Open your </w:t>
+      </w:r>
+      <w:proofErr w:type="spellStart"/>
+      <w:r>
+        <w:rPr>
+          <w:rFonts w:eastAsia="Aptos" w:cstheme="minorHAnsi"/>
+          <w:szCs w:val="22"/>
+          <w:lang w:val="en-GB"/>
+        </w:rPr>
+        <w:t>AdminPanelProvider.php</w:t>
+      </w:r>
+      <w:proofErr w:type="spellEnd"/>
+      <w:r>
+        <w:rPr>
+          <w:rFonts w:eastAsia="Aptos" w:cstheme="minorHAnsi"/>
+          <w:szCs w:val="22"/>
+          <w:lang w:val="en-GB"/>
+        </w:rPr>
+        <w:t xml:space="preserve"> and replace any default styling configurations with the custom theme:</w:t>
+      </w:r>
+    </w:p>
+    <w:p>
+      <w:pPr>
+        <w:rPr>
+          <w:rFonts w:cstheme="minorHAnsi"/>
+          <w:szCs w:val="22"/>
+        </w:rPr>
+      </w:pPr>
+      <w:proofErr w:type="gramStart"/>
+      <w:r>
+        <w:rPr>
+          <w:rFonts w:eastAsia="Consolas" w:cstheme="minorHAnsi"/>
+          <w:szCs w:val="22"/>
+          <w:lang w:val="en-GB"/>
+        </w:rPr>
+        <w:t>public</w:t>
+      </w:r>
+      <w:proofErr w:type="gramEnd"/>
+      <w:r>
+        <w:rPr>
+          <w:rFonts w:eastAsia="Consolas" w:cstheme="minorHAnsi"/>
+          <w:szCs w:val="22"/>
+          <w:lang w:val="en-GB"/>
+        </w:rPr>
+        <w:t xml:space="preserve"> function panel(Panel $panel): Panel</w:t>
+      </w:r>
+      <w:r>
+        <w:rPr>
+          <w:rFonts w:cstheme="minorHAnsi"/>
+          <w:szCs w:val="22"/>
+        </w:rPr>
+        <w:br/>
+      </w:r>
+      <w:r>
+        <w:rPr>
+          <w:rFonts w:eastAsia="Consolas" w:cstheme="minorHAnsi"/>
+          <w:szCs w:val="22"/>
+          <w:lang w:val="en-GB"/>
+        </w:rPr>
+        <w:t>{</w:t>
+      </w:r>
+      <w:r>
+        <w:rPr>
+          <w:rFonts w:cstheme="minorHAnsi"/>
+          <w:szCs w:val="22"/>
+        </w:rPr>
+        <w:br/>
+      </w:r>
+      <w:r>
+        <w:rPr>
+          <w:rFonts w:eastAsia="Consolas" w:cstheme="minorHAnsi"/>
+          <w:szCs w:val="22"/>
+          <w:lang w:val="en-GB"/>
+        </w:rPr>
+        <w:t xml:space="preserve">    return $panel</w:t>
+      </w:r>
+      <w:r>
+        <w:rPr>
+          <w:rFonts w:cstheme="minorHAnsi"/>
+          <w:szCs w:val="22"/>
+        </w:rPr>
+        <w:br/>
+      </w:r>
+      <w:r>
+        <w:rPr>
+          <w:rFonts w:eastAsia="Consolas" w:cstheme="minorHAnsi"/>
+          <w:szCs w:val="22"/>
+          <w:lang w:val="en-GB"/>
+        </w:rPr>
+        <w:t xml:space="preserve">        // ...</w:t>
+      </w:r>
+      <w:r>
+        <w:rPr>
+          <w:rFonts w:cstheme="minorHAnsi"/>
+          <w:szCs w:val="22"/>
+        </w:rPr>
+        <w:br/>
+      </w:r>
+      <w:r>
+        <w:rPr>
+          <w:rFonts w:eastAsia="Consolas" w:cstheme="minorHAnsi"/>
+          <w:szCs w:val="22"/>
+          <w:lang w:val="en-GB"/>
+        </w:rPr>
+        <w:t xml:space="preserve">        -&gt;</w:t>
+      </w:r>
+      <w:proofErr w:type="spellStart"/>
+      <w:r>
+        <w:rPr>
+          <w:rFonts w:eastAsia="Consolas" w:cstheme="minorHAnsi"/>
+          <w:szCs w:val="22"/>
+          <w:lang w:val="en-GB"/>
+        </w:rPr>
+        <w:t>viteTheme</w:t>
+      </w:r>
+      <w:proofErr w:type="spellEnd"/>
+      <w:r>
+        <w:rPr>
+          <w:rFonts w:eastAsia="Consolas" w:cstheme="minorHAnsi"/>
+          <w:szCs w:val="22"/>
+          <w:lang w:val="en-GB"/>
+        </w:rPr>
+        <w:t>('resources/</w:t>
+      </w:r>
+      <w:proofErr w:type="spellStart"/>
+      <w:r>
+        <w:rPr>
+          <w:rFonts w:eastAsia="Consolas" w:cstheme="minorHAnsi"/>
+          <w:szCs w:val="22"/>
+          <w:lang w:val="en-GB"/>
+        </w:rPr>
+        <w:t>css</w:t>
+      </w:r>
+      <w:proofErr w:type="spellEnd"/>
+      <w:r>
+        <w:rPr>
+          <w:rFonts w:eastAsia="Consolas" w:cstheme="minorHAnsi"/>
+          <w:szCs w:val="22"/>
+          <w:lang w:val="en-GB"/>
+        </w:rPr>
+        <w:t>/filament/admin/theme.css'); // &lt;-- Register the custom theme</w:t>
+      </w:r>
+      <w:r>
+        <w:rPr>
+          <w:rFonts w:cstheme="minorHAnsi"/>
+          <w:szCs w:val="22"/>
+        </w:rPr>
+        <w:br/>
+      </w:r>
+      <w:r>
+        <w:rPr>
+          <w:rFonts w:eastAsia="Consolas" w:cstheme="minorHAnsi"/>
+          <w:szCs w:val="22"/>
+          <w:lang w:val="en-GB"/>
+        </w:rPr>
+        <w:t>}</w:t>
+      </w:r>
+      <w:r>
+        <w:rPr>
+          <w:rFonts w:cstheme="minorHAnsi"/>
+          <w:szCs w:val="22"/>
+        </w:rPr>
+        <w:br/>
+      </w:r>
+      <w:r>
+        <w:rPr>
+          <w:rFonts w:eastAsia="Aptos" w:cstheme="minorHAnsi"/>
+          <w:szCs w:val="22"/>
+          <w:lang w:val="en-GB"/>
+        </w:rPr>
+        <w:t xml:space="preserve"> </w:t>
+      </w:r>
+    </w:p>
+    <w:p>
+      <w:pPr>
+        <w:pStyle w:val="Heading4"/>
+        <w:spacing w:before="319" w:after="319"/>
+        <w:rPr>
+          <w:rFonts w:asciiTheme="minorHAnsi" w:hAnsiTheme="minorHAnsi" w:cstheme="minorHAnsi"/>
+          <w:szCs w:val="22"/>
+        </w:rPr>
+      </w:pPr>
+      <w:r>
+        <w:rPr>
+          <w:rFonts w:asciiTheme="minorHAnsi" w:eastAsia="Aptos" w:hAnsiTheme="minorHAnsi" w:cstheme="minorHAnsi"/>
+          <w:szCs w:val="22"/>
+          <w:lang w:val="en-GB"/>
+        </w:rPr>
+        <w:t>Step 4: Build Assets</w:t>
+      </w:r>
+    </w:p>
+    <w:p>
+      <w:pPr>
+        <w:spacing w:before="240" w:after="240"/>
+        <w:rPr>
+          <w:rFonts w:cstheme="minorHAnsi"/>
+          <w:szCs w:val="22"/>
+        </w:rPr>
+      </w:pPr>
+      <w:r>
+        <w:rPr>
+          <w:rFonts w:eastAsia="Aptos" w:cstheme="minorHAnsi"/>
+          <w:szCs w:val="22"/>
+          <w:lang w:val="en-GB"/>
+        </w:rPr>
+        <w:t>Compile your assets to see the changes:</w:t>
+      </w:r>
+    </w:p>
+    <w:p>
+      <w:pPr>
+        <w:rPr>
+          <w:rFonts w:cstheme="minorHAnsi"/>
+          <w:szCs w:val="22"/>
+        </w:rPr>
+      </w:pPr>
+      <w:proofErr w:type="spellStart"/>
+      <w:proofErr w:type="gramStart"/>
+      <w:r>
+        <w:rPr>
+          <w:rFonts w:eastAsia="Consolas" w:cstheme="minorHAnsi"/>
+          <w:szCs w:val="22"/>
+          <w:lang w:val="en-GB"/>
+        </w:rPr>
+        <w:t>npm</w:t>
+      </w:r>
+      <w:proofErr w:type="spellEnd"/>
+      <w:proofErr w:type="gramEnd"/>
+      <w:r>
+        <w:rPr>
+          <w:rFonts w:eastAsia="Consolas" w:cstheme="minorHAnsi"/>
+          <w:szCs w:val="22"/>
+          <w:lang w:val="en-GB"/>
+        </w:rPr>
+        <w:t xml:space="preserve"> run dev</w:t>
+      </w:r>
+      <w:r>
+        <w:rPr>
+          <w:rFonts w:cstheme="minorHAnsi"/>
+          <w:szCs w:val="22"/>
+        </w:rPr>
+        <w:br/>
+      </w:r>
+      <w:r>
+        <w:rPr>
+          <w:rFonts w:eastAsia="Consolas" w:cstheme="minorHAnsi"/>
+          <w:szCs w:val="22"/>
+          <w:lang w:val="en-GB"/>
+        </w:rPr>
+        <w:t># OR for production:</w:t>
+      </w:r>
+      <w:r>
+        <w:rPr>
+          <w:rFonts w:cstheme="minorHAnsi"/>
+          <w:szCs w:val="22"/>
+        </w:rPr>
+        <w:br/>
+      </w:r>
+      <w:proofErr w:type="spellStart"/>
+      <w:r>
+        <w:rPr>
+          <w:rFonts w:eastAsia="Consolas" w:cstheme="minorHAnsi"/>
+          <w:szCs w:val="22"/>
+          <w:lang w:val="en-GB"/>
+        </w:rPr>
+        <w:t>npm</w:t>
+      </w:r>
+      <w:proofErr w:type="spellEnd"/>
+      <w:r>
+        <w:rPr>
+          <w:rFonts w:eastAsia="Consolas" w:cstheme="minorHAnsi"/>
+          <w:szCs w:val="22"/>
+          <w:lang w:val="en-GB"/>
+        </w:rPr>
+        <w:t xml:space="preserve"> run build</w:t>
+      </w:r>
+      <w:r>
+        <w:rPr>
+          <w:rFonts w:cstheme="minorHAnsi"/>
+          <w:szCs w:val="22"/>
+        </w:rPr>
+        <w:br/>
+      </w:r>
+      <w:r>
+        <w:rPr>
+          <w:rFonts w:eastAsia="Aptos" w:cstheme="minorHAnsi"/>
+          <w:szCs w:val="22"/>
+          <w:lang w:val="en-GB"/>
+        </w:rPr>
+        <w:t xml:space="preserve"> </w:t>
+      </w:r>
+    </w:p>
+    <w:p>
+      <w:pPr>
+        <w:spacing w:before="240" w:after="240"/>
+        <w:rPr>
+          <w:rFonts w:cstheme="minorHAnsi"/>
+          <w:szCs w:val="22"/>
+        </w:rPr>
+      </w:pPr>
+      <w:r>
+        <w:rPr>
+          <w:rFonts w:eastAsia="Aptos" w:cstheme="minorHAnsi"/>
+          <w:szCs w:val="22"/>
+          <w:lang w:val="en-GB"/>
+        </w:rPr>
+        <w:t xml:space="preserve">Now, any CSS rules or custom utility configurations you add to </w:t>
+      </w:r>
+      <w:r>
+        <w:rPr>
+          <w:rFonts w:eastAsia="Consolas" w:cstheme="minorHAnsi"/>
+          <w:szCs w:val="22"/>
+          <w:lang w:val="en-GB"/>
+        </w:rPr>
+        <w:t>resources/</w:t>
+      </w:r>
+      <w:proofErr w:type="spellStart"/>
+      <w:r>
+        <w:rPr>
+          <w:rFonts w:eastAsia="Consolas" w:cstheme="minorHAnsi"/>
+          <w:szCs w:val="22"/>
+          <w:lang w:val="en-GB"/>
+        </w:rPr>
+        <w:t>css</w:t>
+      </w:r>
+      <w:proofErr w:type="spellEnd"/>
+      <w:r>
+        <w:rPr>
+          <w:rFonts w:eastAsia="Consolas" w:cstheme="minorHAnsi"/>
+          <w:szCs w:val="22"/>
+          <w:lang w:val="en-GB"/>
+        </w:rPr>
+        <w:t>/filament/admin/theme.css</w:t>
+      </w:r>
+      <w:r>
+        <w:rPr>
+          <w:rFonts w:eastAsia="Aptos" w:cstheme="minorHAnsi"/>
+          <w:szCs w:val="22"/>
+          <w:lang w:val="en-GB"/>
+        </w:rPr>
+        <w:t xml:space="preserve"> will be compiled and applied to your panel.</w:t>
+      </w:r>
+    </w:p>
+    <w:p>
+      <w:pPr>
+        <w:rPr>
+          <w:rFonts w:cstheme="minorHAnsi"/>
+          <w:szCs w:val="22"/>
+        </w:rPr>
+      </w:pPr>
+    </w:p>
+    <w:p>
+      <w:pPr>
+        <w:spacing w:before="240" w:after="240"/>
+        <w:rPr>
+          <w:rFonts w:cstheme="minorHAnsi"/>
+          <w:szCs w:val="22"/>
+        </w:rPr>
+      </w:pPr>
     </w:p>
     <w:p>
       <w:pPr>
@@ -18835,6 +20674,119 @@
     </w:lvl>
   </w:abstractNum>
   <w:abstractNum w:abstractNumId="3">
+    <w:nsid w:val="0FCADC33"/>
+    <w:multiLevelType w:val="hybridMultilevel"/>
+    <w:tmpl w:val="E5ACB21E"/>
+    <w:lvl w:ilvl="0" w:tplc="980A511C">
+      <w:start w:val="1"/>
+      <w:numFmt w:val="bullet"/>
+      <w:lvlText w:val=""/>
+      <w:lvlJc w:val="left"/>
+      <w:pPr>
+        <w:ind w:left="720" w:hanging="360"/>
+      </w:pPr>
+      <w:rPr>
+        <w:rFonts w:ascii="Symbol" w:hAnsi="Symbol" w:hint="default"/>
+      </w:rPr>
+    </w:lvl>
+    <w:lvl w:ilvl="1" w:tplc="2C622448">
+      <w:start w:val="1"/>
+      <w:numFmt w:val="bullet"/>
+      <w:lvlText w:val="o"/>
+      <w:lvlJc w:val="left"/>
+      <w:pPr>
+        <w:ind w:left="1440" w:hanging="360"/>
+      </w:pPr>
+      <w:rPr>
+        <w:rFonts w:ascii="Courier New" w:hAnsi="Courier New" w:hint="default"/>
+      </w:rPr>
+    </w:lvl>
+    <w:lvl w:ilvl="2" w:tplc="28C45E14">
+      <w:start w:val="1"/>
+      <w:numFmt w:val="bullet"/>
+      <w:lvlText w:val=""/>
+      <w:lvlJc w:val="left"/>
+      <w:pPr>
+        <w:ind w:left="2160" w:hanging="360"/>
+      </w:pPr>
+      <w:rPr>
+        <w:rFonts w:ascii="Wingdings" w:hAnsi="Wingdings" w:hint="default"/>
+      </w:rPr>
+    </w:lvl>
+    <w:lvl w:ilvl="3" w:tplc="B4F8FD58">
+      <w:start w:val="1"/>
+      <w:numFmt w:val="bullet"/>
+      <w:lvlText w:val=""/>
+      <w:lvlJc w:val="left"/>
+      <w:pPr>
+        <w:ind w:left="2880" w:hanging="360"/>
+      </w:pPr>
+      <w:rPr>
+        <w:rFonts w:ascii="Symbol" w:hAnsi="Symbol" w:hint="default"/>
+      </w:rPr>
+    </w:lvl>
+    <w:lvl w:ilvl="4" w:tplc="B9769B84">
+      <w:start w:val="1"/>
+      <w:numFmt w:val="bullet"/>
+      <w:lvlText w:val="o"/>
+      <w:lvlJc w:val="left"/>
+      <w:pPr>
+        <w:ind w:left="3600" w:hanging="360"/>
+      </w:pPr>
+      <w:rPr>
+        <w:rFonts w:ascii="Courier New" w:hAnsi="Courier New" w:hint="default"/>
+      </w:rPr>
+    </w:lvl>
+    <w:lvl w:ilvl="5" w:tplc="B434DED2">
+      <w:start w:val="1"/>
+      <w:numFmt w:val="bullet"/>
+      <w:lvlText w:val=""/>
+      <w:lvlJc w:val="left"/>
+      <w:pPr>
+        <w:ind w:left="4320" w:hanging="360"/>
+      </w:pPr>
+      <w:rPr>
+        <w:rFonts w:ascii="Wingdings" w:hAnsi="Wingdings" w:hint="default"/>
+      </w:rPr>
+    </w:lvl>
+    <w:lvl w:ilvl="6" w:tplc="9BD01718">
+      <w:start w:val="1"/>
+      <w:numFmt w:val="bullet"/>
+      <w:lvlText w:val=""/>
+      <w:lvlJc w:val="left"/>
+      <w:pPr>
+        <w:ind w:left="5040" w:hanging="360"/>
+      </w:pPr>
+      <w:rPr>
+        <w:rFonts w:ascii="Symbol" w:hAnsi="Symbol" w:hint="default"/>
+      </w:rPr>
+    </w:lvl>
+    <w:lvl w:ilvl="7" w:tplc="475CEB06">
+      <w:start w:val="1"/>
+      <w:numFmt w:val="bullet"/>
+      <w:lvlText w:val="o"/>
+      <w:lvlJc w:val="left"/>
+      <w:pPr>
+        <w:ind w:left="5760" w:hanging="360"/>
+      </w:pPr>
+      <w:rPr>
+        <w:rFonts w:ascii="Courier New" w:hAnsi="Courier New" w:hint="default"/>
+      </w:rPr>
+    </w:lvl>
+    <w:lvl w:ilvl="8" w:tplc="EFC2967A">
+      <w:start w:val="1"/>
+      <w:numFmt w:val="bullet"/>
+      <w:lvlText w:val=""/>
+      <w:lvlJc w:val="left"/>
+      <w:pPr>
+        <w:ind w:left="6480" w:hanging="360"/>
+      </w:pPr>
+      <w:rPr>
+        <w:rFonts w:ascii="Wingdings" w:hAnsi="Wingdings" w:hint="default"/>
+      </w:rPr>
+    </w:lvl>
+  </w:abstractNum>
+  <w:abstractNum w:abstractNumId="4">
     <w:nsid w:val="12FBE7F2"/>
     <w:multiLevelType w:val="hybridMultilevel"/>
     <w:tmpl w:val="4ACE3492"/>
@@ -18947,7 +20899,7 @@
       </w:rPr>
     </w:lvl>
   </w:abstractNum>
-  <w:abstractNum w:abstractNumId="4">
+  <w:abstractNum w:abstractNumId="5">
     <w:nsid w:val="27883FFB"/>
     <w:multiLevelType w:val="hybridMultilevel"/>
     <w:tmpl w:val="6A0496F4"/>
@@ -19060,7 +21012,7 @@
       </w:rPr>
     </w:lvl>
   </w:abstractNum>
-  <w:abstractNum w:abstractNumId="5">
+  <w:abstractNum w:abstractNumId="6">
     <w:nsid w:val="3E824C74"/>
     <w:multiLevelType w:val="hybridMultilevel"/>
     <w:tmpl w:val="9A52B122"/>
@@ -19173,7 +21125,7 @@
       </w:rPr>
     </w:lvl>
   </w:abstractNum>
-  <w:abstractNum w:abstractNumId="6">
+  <w:abstractNum w:abstractNumId="7">
     <w:nsid w:val="40611D4A"/>
     <w:multiLevelType w:val="hybridMultilevel"/>
     <w:tmpl w:val="A3B4B8CC"/>
@@ -19286,7 +21238,7 @@
       </w:rPr>
     </w:lvl>
   </w:abstractNum>
-  <w:abstractNum w:abstractNumId="7">
+  <w:abstractNum w:abstractNumId="8">
     <w:nsid w:val="43D8995C"/>
     <w:multiLevelType w:val="hybridMultilevel"/>
     <w:tmpl w:val="E1284C72"/>
@@ -19399,7 +21351,7 @@
       </w:rPr>
     </w:lvl>
   </w:abstractNum>
-  <w:abstractNum w:abstractNumId="8">
+  <w:abstractNum w:abstractNumId="9">
     <w:nsid w:val="448F61A1"/>
     <w:multiLevelType w:val="hybridMultilevel"/>
     <w:tmpl w:val="165055AE"/>
@@ -19512,7 +21464,7 @@
       </w:rPr>
     </w:lvl>
   </w:abstractNum>
-  <w:abstractNum w:abstractNumId="9">
+  <w:abstractNum w:abstractNumId="10">
     <w:nsid w:val="45FB5FEE"/>
     <w:multiLevelType w:val="hybridMultilevel"/>
     <w:tmpl w:val="CAA22B96"/>
@@ -19625,7 +21577,7 @@
       </w:rPr>
     </w:lvl>
   </w:abstractNum>
-  <w:abstractNum w:abstractNumId="10">
+  <w:abstractNum w:abstractNumId="11">
     <w:nsid w:val="49B7E5F0"/>
     <w:multiLevelType w:val="hybridMultilevel"/>
     <w:tmpl w:val="3B8860C4"/>
@@ -19738,7 +21690,7 @@
       </w:rPr>
     </w:lvl>
   </w:abstractNum>
-  <w:abstractNum w:abstractNumId="11">
+  <w:abstractNum w:abstractNumId="12">
     <w:nsid w:val="4BA955EF"/>
     <w:multiLevelType w:val="hybridMultilevel"/>
     <w:tmpl w:val="0010B848"/>
@@ -19851,7 +21803,7 @@
       </w:rPr>
     </w:lvl>
   </w:abstractNum>
-  <w:abstractNum w:abstractNumId="12">
+  <w:abstractNum w:abstractNumId="13">
     <w:nsid w:val="515A1F99"/>
     <w:multiLevelType w:val="hybridMultilevel"/>
     <w:tmpl w:val="C242F62E"/>
@@ -19964,7 +21916,7 @@
       </w:rPr>
     </w:lvl>
   </w:abstractNum>
-  <w:abstractNum w:abstractNumId="13">
+  <w:abstractNum w:abstractNumId="14">
     <w:nsid w:val="55F73037"/>
     <w:multiLevelType w:val="hybridMultilevel"/>
     <w:tmpl w:val="C9B47740"/>
@@ -20077,7 +22029,7 @@
       </w:rPr>
     </w:lvl>
   </w:abstractNum>
-  <w:abstractNum w:abstractNumId="14">
+  <w:abstractNum w:abstractNumId="15">
     <w:nsid w:val="5F19EEA1"/>
     <w:multiLevelType w:val="hybridMultilevel"/>
     <w:tmpl w:val="4A064B52"/>
@@ -20190,7 +22142,7 @@
       </w:rPr>
     </w:lvl>
   </w:abstractNum>
-  <w:abstractNum w:abstractNumId="15">
+  <w:abstractNum w:abstractNumId="16">
     <w:nsid w:val="638D4CE5"/>
     <w:multiLevelType w:val="hybridMultilevel"/>
     <w:tmpl w:val="7158DEDA"/>
@@ -20303,7 +22255,7 @@
       </w:rPr>
     </w:lvl>
   </w:abstractNum>
-  <w:abstractNum w:abstractNumId="16">
+  <w:abstractNum w:abstractNumId="17">
     <w:nsid w:val="64C669D5"/>
     <w:multiLevelType w:val="hybridMultilevel"/>
     <w:tmpl w:val="B8564516"/>
@@ -20416,7 +22368,7 @@
       </w:rPr>
     </w:lvl>
   </w:abstractNum>
-  <w:abstractNum w:abstractNumId="17">
+  <w:abstractNum w:abstractNumId="18">
     <w:nsid w:val="6D14B790"/>
     <w:multiLevelType w:val="hybridMultilevel"/>
     <w:tmpl w:val="FEB4F556"/>
@@ -20529,7 +22481,7 @@
       </w:rPr>
     </w:lvl>
   </w:abstractNum>
-  <w:abstractNum w:abstractNumId="18">
+  <w:abstractNum w:abstractNumId="19">
     <w:nsid w:val="6F49F606"/>
     <w:multiLevelType w:val="hybridMultilevel"/>
     <w:tmpl w:val="B0B0C0C4"/>
@@ -20642,7 +22594,7 @@
       </w:rPr>
     </w:lvl>
   </w:abstractNum>
-  <w:abstractNum w:abstractNumId="19">
+  <w:abstractNum w:abstractNumId="20">
     <w:nsid w:val="70E94C29"/>
     <w:multiLevelType w:val="hybridMultilevel"/>
     <w:tmpl w:val="226E4AC6"/>
@@ -20755,7 +22707,7 @@
       </w:rPr>
     </w:lvl>
   </w:abstractNum>
-  <w:abstractNum w:abstractNumId="20">
+  <w:abstractNum w:abstractNumId="21">
     <w:nsid w:val="7553C419"/>
     <w:multiLevelType w:val="hybridMultilevel"/>
     <w:tmpl w:val="FB742A26"/>
@@ -20868,7 +22820,7 @@
       </w:rPr>
     </w:lvl>
   </w:abstractNum>
-  <w:abstractNum w:abstractNumId="21">
+  <w:abstractNum w:abstractNumId="22">
     <w:nsid w:val="75822CC5"/>
     <w:multiLevelType w:val="hybridMultilevel"/>
     <w:tmpl w:val="AFFE5774"/>
@@ -20981,7 +22933,7 @@
       </w:rPr>
     </w:lvl>
   </w:abstractNum>
-  <w:abstractNum w:abstractNumId="22">
+  <w:abstractNum w:abstractNumId="23">
     <w:nsid w:val="76B420E5"/>
     <w:multiLevelType w:val="hybridMultilevel"/>
     <w:tmpl w:val="386CE270"/>
@@ -21094,7 +23046,7 @@
       </w:rPr>
     </w:lvl>
   </w:abstractNum>
-  <w:abstractNum w:abstractNumId="23">
+  <w:abstractNum w:abstractNumId="24">
     <w:nsid w:val="7936C793"/>
     <w:multiLevelType w:val="hybridMultilevel"/>
     <w:tmpl w:val="DA88566E"/>
@@ -21207,7 +23159,7 @@
       </w:rPr>
     </w:lvl>
   </w:abstractNum>
-  <w:abstractNum w:abstractNumId="24">
+  <w:abstractNum w:abstractNumId="25">
     <w:nsid w:val="7D241509"/>
     <w:multiLevelType w:val="hybridMultilevel"/>
     <w:tmpl w:val="55FE704A"/>
@@ -21321,79 +23273,82 @@
     </w:lvl>
   </w:abstractNum>
   <w:num w:numId="1">
-    <w:abstractNumId w:val="24"/>
+    <w:abstractNumId w:val="25"/>
   </w:num>
   <w:num w:numId="2">
+    <w:abstractNumId w:val="6"/>
+  </w:num>
+  <w:num w:numId="3">
+    <w:abstractNumId w:val="14"/>
+  </w:num>
+  <w:num w:numId="4">
+    <w:abstractNumId w:val="9"/>
+  </w:num>
+  <w:num w:numId="5">
+    <w:abstractNumId w:val="12"/>
+  </w:num>
+  <w:num w:numId="6">
     <w:abstractNumId w:val="5"/>
   </w:num>
-  <w:num w:numId="3">
-    <w:abstractNumId w:val="13"/>
-  </w:num>
-  <w:num w:numId="4">
-    <w:abstractNumId w:val="8"/>
-  </w:num>
-  <w:num w:numId="5">
-    <w:abstractNumId w:val="11"/>
-  </w:num>
-  <w:num w:numId="6">
-    <w:abstractNumId w:val="4"/>
-  </w:num>
   <w:num w:numId="7">
-    <w:abstractNumId w:val="9"/>
+    <w:abstractNumId w:val="10"/>
   </w:num>
   <w:num w:numId="8">
-    <w:abstractNumId w:val="22"/>
+    <w:abstractNumId w:val="23"/>
   </w:num>
   <w:num w:numId="9">
-    <w:abstractNumId w:val="18"/>
+    <w:abstractNumId w:val="19"/>
   </w:num>
   <w:num w:numId="10">
-    <w:abstractNumId w:val="17"/>
+    <w:abstractNumId w:val="18"/>
   </w:num>
   <w:num w:numId="11">
     <w:abstractNumId w:val="0"/>
   </w:num>
   <w:num w:numId="12">
-    <w:abstractNumId w:val="20"/>
+    <w:abstractNumId w:val="21"/>
   </w:num>
   <w:num w:numId="13">
-    <w:abstractNumId w:val="7"/>
+    <w:abstractNumId w:val="8"/>
   </w:num>
   <w:num w:numId="14">
-    <w:abstractNumId w:val="12"/>
+    <w:abstractNumId w:val="13"/>
   </w:num>
   <w:num w:numId="15">
-    <w:abstractNumId w:val="14"/>
+    <w:abstractNumId w:val="15"/>
   </w:num>
   <w:num w:numId="16">
-    <w:abstractNumId w:val="21"/>
+    <w:abstractNumId w:val="22"/>
   </w:num>
   <w:num w:numId="17">
-    <w:abstractNumId w:val="16"/>
+    <w:abstractNumId w:val="17"/>
   </w:num>
   <w:num w:numId="18">
-    <w:abstractNumId w:val="19"/>
+    <w:abstractNumId w:val="20"/>
   </w:num>
   <w:num w:numId="19">
     <w:abstractNumId w:val="1"/>
   </w:num>
   <w:num w:numId="20">
-    <w:abstractNumId w:val="23"/>
+    <w:abstractNumId w:val="24"/>
   </w:num>
   <w:num w:numId="21">
-    <w:abstractNumId w:val="10"/>
+    <w:abstractNumId w:val="11"/>
   </w:num>
   <w:num w:numId="22">
-    <w:abstractNumId w:val="15"/>
+    <w:abstractNumId w:val="16"/>
   </w:num>
   <w:num w:numId="23">
-    <w:abstractNumId w:val="6"/>
+    <w:abstractNumId w:val="7"/>
   </w:num>
   <w:num w:numId="24">
-    <w:abstractNumId w:val="3"/>
+    <w:abstractNumId w:val="4"/>
   </w:num>
   <w:num w:numId="25">
     <w:abstractNumId w:val="2"/>
+  </w:num>
+  <w:num w:numId="26">
+    <w:abstractNumId w:val="3"/>
   </w:num>
 </w:numbering>
 </file>

--- a/Filament/filament notes.docx
+++ b/Filament/filament notes.docx
@@ -18536,17 +18536,7 @@
           <w:szCs w:val="22"/>
           <w:lang w:val="en-GB"/>
         </w:rPr>
-        <w:t>Implementing themes in Filame</w:t>
-      </w:r>
-      <w:bookmarkStart w:id="0" w:name="_GoBack"/>
-      <w:bookmarkEnd w:id="0"/>
-      <w:r>
-        <w:rPr>
-          <w:rFonts w:eastAsia="Aptos" w:cstheme="minorHAnsi"/>
-          <w:szCs w:val="22"/>
-          <w:lang w:val="en-GB"/>
-        </w:rPr>
-        <w:t>nt v4 can be done in two ways, depending on how much customization you need:</w:t>
+        <w:t>Implementing themes in Filament v4 can be done in two ways, depending on how much customization you need:</w:t>
       </w:r>
     </w:p>
     <w:p>
@@ -20242,16 +20232,17 @@
       <w:pPr>
         <w:spacing w:before="240" w:after="240"/>
         <w:rPr>
-          <w:rFonts w:cstheme="minorHAnsi"/>
-          <w:szCs w:val="22"/>
-        </w:rPr>
-      </w:pPr>
-      <w:r>
-        <w:rPr>
           <w:rFonts w:eastAsia="Aptos" w:cstheme="minorHAnsi"/>
           <w:szCs w:val="22"/>
           <w:lang w:val="en-GB"/>
         </w:rPr>
+      </w:pPr>
+      <w:r>
+        <w:rPr>
+          <w:rFonts w:eastAsia="Aptos" w:cstheme="minorHAnsi"/>
+          <w:szCs w:val="22"/>
+          <w:lang w:val="en-GB"/>
+        </w:rPr>
         <w:t xml:space="preserve">Now, any CSS rules or custom utility configurations you add to </w:t>
       </w:r>
       <w:r>
@@ -20288,6 +20279,355 @@
         </w:rPr>
         <w:t xml:space="preserve"> will be compiled and applied to your panel.</w:t>
       </w:r>
+    </w:p>
+    <w:p>
+      <w:pPr>
+        <w:spacing w:before="240" w:after="240"/>
+        <w:rPr>
+          <w:rFonts w:eastAsia="Aptos" w:cstheme="minorHAnsi"/>
+          <w:szCs w:val="22"/>
+          <w:lang w:val="en-GB"/>
+        </w:rPr>
+      </w:pPr>
+    </w:p>
+    <w:p>
+      <w:pPr>
+        <w:spacing w:before="240" w:after="240"/>
+        <w:rPr>
+          <w:rFonts w:eastAsia="Aptos" w:cstheme="minorHAnsi"/>
+          <w:b/>
+          <w:bCs/>
+          <w:color w:val="FF0000"/>
+          <w:sz w:val="32"/>
+          <w:szCs w:val="32"/>
+          <w:u w:val="single"/>
+          <w:lang w:val="en-GB"/>
+        </w:rPr>
+      </w:pPr>
+      <w:proofErr w:type="spellStart"/>
+      <w:r>
+        <w:rPr>
+          <w:rFonts w:eastAsia="Aptos" w:cstheme="minorHAnsi"/>
+          <w:b/>
+          <w:bCs/>
+          <w:color w:val="FF0000"/>
+          <w:sz w:val="32"/>
+          <w:szCs w:val="32"/>
+          <w:u w:val="single"/>
+          <w:lang w:val="en-GB"/>
+        </w:rPr>
+        <w:t>Php</w:t>
+      </w:r>
+      <w:proofErr w:type="spellEnd"/>
+      <w:r>
+        <w:rPr>
+          <w:rFonts w:eastAsia="Aptos" w:cstheme="minorHAnsi"/>
+          <w:b/>
+          <w:bCs/>
+          <w:color w:val="FF0000"/>
+          <w:sz w:val="32"/>
+          <w:szCs w:val="32"/>
+          <w:u w:val="single"/>
+          <w:lang w:val="en-GB"/>
+        </w:rPr>
+        <w:t xml:space="preserve"> </w:t>
+      </w:r>
+      <w:proofErr w:type="gramStart"/>
+      <w:r>
+        <w:rPr>
+          <w:rFonts w:eastAsia="Aptos" w:cstheme="minorHAnsi"/>
+          <w:b/>
+          <w:bCs/>
+          <w:color w:val="FF0000"/>
+          <w:sz w:val="32"/>
+          <w:szCs w:val="32"/>
+          <w:u w:val="single"/>
+          <w:lang w:val="en-GB"/>
+        </w:rPr>
+        <w:t>artisan optimize</w:t>
+      </w:r>
+      <w:proofErr w:type="gramEnd"/>
+      <w:r>
+        <w:rPr>
+          <w:rFonts w:eastAsia="Aptos" w:cstheme="minorHAnsi"/>
+          <w:b/>
+          <w:bCs/>
+          <w:color w:val="FF0000"/>
+          <w:sz w:val="32"/>
+          <w:szCs w:val="32"/>
+          <w:u w:val="single"/>
+          <w:lang w:val="en-GB"/>
+        </w:rPr>
+        <w:t>:</w:t>
+      </w:r>
+    </w:p>
+    <w:p>
+      <w:pPr>
+        <w:spacing w:before="240" w:after="240"/>
+        <w:rPr>
+          <w:rFonts w:cstheme="minorHAnsi"/>
+          <w:szCs w:val="22"/>
+        </w:rPr>
+      </w:pPr>
+      <w:r>
+        <w:rPr>
+          <w:rFonts w:cstheme="minorHAnsi"/>
+          <w:szCs w:val="22"/>
+        </w:rPr>
+        <w:t xml:space="preserve">The </w:t>
+      </w:r>
+      <w:proofErr w:type="spellStart"/>
+      <w:r>
+        <w:rPr>
+          <w:rFonts w:cstheme="minorHAnsi"/>
+          <w:szCs w:val="22"/>
+        </w:rPr>
+        <w:t>php</w:t>
+      </w:r>
+      <w:proofErr w:type="spellEnd"/>
+      <w:r>
+        <w:rPr>
+          <w:rFonts w:cstheme="minorHAnsi"/>
+          <w:szCs w:val="22"/>
+        </w:rPr>
+        <w:t xml:space="preserve"> </w:t>
+      </w:r>
+      <w:proofErr w:type="gramStart"/>
+      <w:r>
+        <w:rPr>
+          <w:rFonts w:cstheme="minorHAnsi"/>
+          <w:szCs w:val="22"/>
+        </w:rPr>
+        <w:t>artisan optimize</w:t>
+      </w:r>
+      <w:proofErr w:type="gramEnd"/>
+      <w:r>
+        <w:rPr>
+          <w:rFonts w:cstheme="minorHAnsi"/>
+          <w:szCs w:val="22"/>
+        </w:rPr>
+        <w:t xml:space="preserve"> command boosts production performance by caching your </w:t>
+      </w:r>
+      <w:proofErr w:type="spellStart"/>
+      <w:r>
+        <w:rPr>
+          <w:rFonts w:cstheme="minorHAnsi"/>
+          <w:szCs w:val="22"/>
+        </w:rPr>
+        <w:t>Laravel</w:t>
+      </w:r>
+      <w:proofErr w:type="spellEnd"/>
+      <w:r>
+        <w:rPr>
+          <w:rFonts w:cstheme="minorHAnsi"/>
+          <w:szCs w:val="22"/>
+        </w:rPr>
+        <w:t xml:space="preserve"> application's configurations, routes, events, and Blade views into static files.</w:t>
+      </w:r>
+    </w:p>
+    <w:p>
+      <w:pPr>
+        <w:spacing w:before="240" w:after="240"/>
+        <w:rPr>
+          <w:rFonts w:cstheme="minorHAnsi"/>
+          <w:b/>
+          <w:bCs/>
+          <w:szCs w:val="22"/>
+        </w:rPr>
+      </w:pPr>
+      <w:r>
+        <w:rPr>
+          <w:rFonts w:cstheme="minorHAnsi"/>
+          <w:b/>
+          <w:bCs/>
+          <w:szCs w:val="22"/>
+        </w:rPr>
+        <w:t>Key Rules</w:t>
+      </w:r>
+    </w:p>
+    <w:p>
+      <w:pPr>
+        <w:spacing w:before="240" w:after="240"/>
+        <w:rPr>
+          <w:rFonts w:cstheme="minorHAnsi"/>
+          <w:szCs w:val="22"/>
+        </w:rPr>
+      </w:pPr>
+    </w:p>
+    <w:p>
+      <w:pPr>
+        <w:pStyle w:val="ListParagraph"/>
+        <w:numPr>
+          <w:ilvl w:val="0"/>
+          <w:numId w:val="27"/>
+        </w:numPr>
+        <w:spacing w:before="240" w:after="240"/>
+        <w:rPr>
+          <w:rFonts w:cstheme="minorHAnsi"/>
+          <w:szCs w:val="22"/>
+        </w:rPr>
+      </w:pPr>
+      <w:r>
+        <w:rPr>
+          <w:rFonts w:cstheme="minorHAnsi"/>
+          <w:b/>
+          <w:bCs/>
+          <w:szCs w:val="22"/>
+        </w:rPr>
+        <w:t>Production only:</w:t>
+      </w:r>
+      <w:r>
+        <w:rPr>
+          <w:rFonts w:cstheme="minorHAnsi"/>
+          <w:szCs w:val="22"/>
+        </w:rPr>
+        <w:t xml:space="preserve"> Run this during live deployments to speed up response times.</w:t>
+      </w:r>
+    </w:p>
+    <w:p>
+      <w:pPr>
+        <w:pStyle w:val="ListParagraph"/>
+        <w:numPr>
+          <w:ilvl w:val="0"/>
+          <w:numId w:val="27"/>
+        </w:numPr>
+        <w:spacing w:before="240" w:after="240"/>
+        <w:rPr>
+          <w:rFonts w:cstheme="minorHAnsi"/>
+          <w:szCs w:val="22"/>
+        </w:rPr>
+      </w:pPr>
+      <w:r>
+        <w:rPr>
+          <w:rFonts w:cstheme="minorHAnsi"/>
+          <w:b/>
+          <w:bCs/>
+          <w:szCs w:val="22"/>
+        </w:rPr>
+        <w:t>Never in development:</w:t>
+      </w:r>
+      <w:r>
+        <w:rPr>
+          <w:rFonts w:cstheme="minorHAnsi"/>
+          <w:szCs w:val="22"/>
+        </w:rPr>
+        <w:t xml:space="preserve"> It freezes your files, meaning changes to .</w:t>
+      </w:r>
+      <w:proofErr w:type="spellStart"/>
+      <w:r>
+        <w:rPr>
+          <w:rFonts w:cstheme="minorHAnsi"/>
+          <w:szCs w:val="22"/>
+        </w:rPr>
+        <w:t>env</w:t>
+      </w:r>
+      <w:proofErr w:type="spellEnd"/>
+      <w:r>
+        <w:rPr>
+          <w:rFonts w:cstheme="minorHAnsi"/>
+          <w:szCs w:val="22"/>
+        </w:rPr>
+        <w:t xml:space="preserve"> or routes won't show up.</w:t>
+      </w:r>
+    </w:p>
+    <w:p>
+      <w:pPr>
+        <w:spacing w:before="240" w:after="240"/>
+        <w:rPr>
+          <w:rFonts w:cstheme="minorHAnsi"/>
+          <w:szCs w:val="22"/>
+        </w:rPr>
+      </w:pPr>
+      <w:r>
+        <w:rPr>
+          <w:rFonts w:cstheme="minorHAnsi"/>
+          <w:b/>
+          <w:bCs/>
+          <w:szCs w:val="22"/>
+        </w:rPr>
+        <w:t>To undo it:</w:t>
+      </w:r>
+      <w:r>
+        <w:rPr>
+          <w:rFonts w:cstheme="minorHAnsi"/>
+          <w:szCs w:val="22"/>
+        </w:rPr>
+        <w:t xml:space="preserve"> </w:t>
+      </w:r>
+      <w:r>
+        <w:rPr>
+          <w:rFonts w:cstheme="minorHAnsi"/>
+          <w:b/>
+          <w:bCs/>
+          <w:color w:val="548DD4" w:themeColor="text2" w:themeTint="99"/>
+          <w:szCs w:val="22"/>
+        </w:rPr>
+        <w:t xml:space="preserve">Run </w:t>
+      </w:r>
+      <w:proofErr w:type="spellStart"/>
+      <w:r>
+        <w:rPr>
+          <w:rFonts w:cstheme="minorHAnsi"/>
+          <w:b/>
+          <w:bCs/>
+          <w:color w:val="548DD4" w:themeColor="text2" w:themeTint="99"/>
+          <w:szCs w:val="22"/>
+        </w:rPr>
+        <w:t>php</w:t>
+      </w:r>
+      <w:proofErr w:type="spellEnd"/>
+      <w:r>
+        <w:rPr>
+          <w:rFonts w:cstheme="minorHAnsi"/>
+          <w:b/>
+          <w:bCs/>
+          <w:color w:val="548DD4" w:themeColor="text2" w:themeTint="99"/>
+          <w:szCs w:val="22"/>
+        </w:rPr>
+        <w:t xml:space="preserve"> artisan </w:t>
+      </w:r>
+      <w:proofErr w:type="spellStart"/>
+      <w:r>
+        <w:rPr>
+          <w:rFonts w:cstheme="minorHAnsi"/>
+          <w:b/>
+          <w:bCs/>
+          <w:color w:val="548DD4" w:themeColor="text2" w:themeTint="99"/>
+          <w:szCs w:val="22"/>
+        </w:rPr>
+        <w:t>optimize</w:t>
+      </w:r>
+      <w:proofErr w:type="gramStart"/>
+      <w:r>
+        <w:rPr>
+          <w:rFonts w:cstheme="minorHAnsi"/>
+          <w:b/>
+          <w:bCs/>
+          <w:color w:val="548DD4" w:themeColor="text2" w:themeTint="99"/>
+          <w:szCs w:val="22"/>
+        </w:rPr>
+        <w:t>:clear</w:t>
+      </w:r>
+      <w:proofErr w:type="spellEnd"/>
+      <w:proofErr w:type="gramEnd"/>
+      <w:r>
+        <w:rPr>
+          <w:rFonts w:cstheme="minorHAnsi"/>
+          <w:szCs w:val="22"/>
+        </w:rPr>
+        <w:t xml:space="preserve"> to delete the cache files if your site breaks or stops updating.</w:t>
+      </w:r>
+      <w:bookmarkStart w:id="0" w:name="_GoBack"/>
+      <w:bookmarkEnd w:id="0"/>
+    </w:p>
+    <w:p>
+      <w:pPr>
+        <w:spacing w:before="240" w:after="240"/>
+        <w:rPr>
+          <w:rFonts w:cstheme="minorHAnsi"/>
+          <w:szCs w:val="22"/>
+        </w:rPr>
+      </w:pPr>
     </w:p>
     <w:p>
       <w:pPr>
@@ -20335,6 +20675,119 @@
 <file path=word/numbering.xml><?xml version="1.0" encoding="utf-8"?>
 <w:numbering xmlns:wpc="http://schemas.microsoft.com/office/word/2010/wordprocessingCanvas" xmlns:mc="http://schemas.openxmlformats.org/markup-compatibility/2006" xmlns:o="urn:schemas-microsoft-com:office:office" xmlns:r="http://schemas.openxmlformats.org/officeDocument/2006/relationships" xmlns:m="http://schemas.openxmlformats.org/officeDocument/2006/math" xmlns:v="urn:schemas-microsoft-com:vml" xmlns:wp14="http://schemas.microsoft.com/office/word/2010/wordprocessingDrawing" xmlns:wp="http://schemas.openxmlformats.org/drawingml/2006/wordprocessingDrawing" xmlns:w10="urn:schemas-microsoft-com:office:word" xmlns:w="http://schemas.openxmlformats.org/wordprocessingml/2006/main" xmlns:w14="http://schemas.microsoft.com/office/word/2010/wordml" xmlns:wpg="http://schemas.microsoft.com/office/word/2010/wordprocessingGroup" xmlns:wpi="http://schemas.microsoft.com/office/word/2010/wordprocessingInk" xmlns:wne="http://schemas.microsoft.com/office/word/2006/wordml" xmlns:wps="http://schemas.microsoft.com/office/word/2010/wordprocessingShape" mc:Ignorable="w14 wp14">
   <w:abstractNum w:abstractNumId="0">
+    <w:nsid w:val="027A2597"/>
+    <w:multiLevelType w:val="hybridMultilevel"/>
+    <w:tmpl w:val="CBC8453C"/>
+    <w:lvl w:ilvl="0" w:tplc="40090001">
+      <w:start w:val="1"/>
+      <w:numFmt w:val="bullet"/>
+      <w:lvlText w:val=""/>
+      <w:lvlJc w:val="left"/>
+      <w:pPr>
+        <w:ind w:left="720" w:hanging="360"/>
+      </w:pPr>
+      <w:rPr>
+        <w:rFonts w:ascii="Symbol" w:hAnsi="Symbol" w:hint="default"/>
+      </w:rPr>
+    </w:lvl>
+    <w:lvl w:ilvl="1" w:tplc="40090003" w:tentative="1">
+      <w:start w:val="1"/>
+      <w:numFmt w:val="bullet"/>
+      <w:lvlText w:val="o"/>
+      <w:lvlJc w:val="left"/>
+      <w:pPr>
+        <w:ind w:left="1440" w:hanging="360"/>
+      </w:pPr>
+      <w:rPr>
+        <w:rFonts w:ascii="Courier New" w:hAnsi="Courier New" w:cs="Courier New" w:hint="default"/>
+      </w:rPr>
+    </w:lvl>
+    <w:lvl w:ilvl="2" w:tplc="40090005" w:tentative="1">
+      <w:start w:val="1"/>
+      <w:numFmt w:val="bullet"/>
+      <w:lvlText w:val=""/>
+      <w:lvlJc w:val="left"/>
+      <w:pPr>
+        <w:ind w:left="2160" w:hanging="360"/>
+      </w:pPr>
+      <w:rPr>
+        <w:rFonts w:ascii="Wingdings" w:hAnsi="Wingdings" w:hint="default"/>
+      </w:rPr>
+    </w:lvl>
+    <w:lvl w:ilvl="3" w:tplc="40090001" w:tentative="1">
+      <w:start w:val="1"/>
+      <w:numFmt w:val="bullet"/>
+      <w:lvlText w:val=""/>
+      <w:lvlJc w:val="left"/>
+      <w:pPr>
+        <w:ind w:left="2880" w:hanging="360"/>
+      </w:pPr>
+      <w:rPr>
+        <w:rFonts w:ascii="Symbol" w:hAnsi="Symbol" w:hint="default"/>
+      </w:rPr>
+    </w:lvl>
+    <w:lvl w:ilvl="4" w:tplc="40090003" w:tentative="1">
+      <w:start w:val="1"/>
+      <w:numFmt w:val="bullet"/>
+      <w:lvlText w:val="o"/>
+      <w:lvlJc w:val="left"/>
+      <w:pPr>
+        <w:ind w:left="3600" w:hanging="360"/>
+      </w:pPr>
+      <w:rPr>
+        <w:rFonts w:ascii="Courier New" w:hAnsi="Courier New" w:cs="Courier New" w:hint="default"/>
+      </w:rPr>
+    </w:lvl>
+    <w:lvl w:ilvl="5" w:tplc="40090005" w:tentative="1">
+      <w:start w:val="1"/>
+      <w:numFmt w:val="bullet"/>
+      <w:lvlText w:val=""/>
+      <w:lvlJc w:val="left"/>
+      <w:pPr>
+        <w:ind w:left="4320" w:hanging="360"/>
+      </w:pPr>
+      <w:rPr>
+        <w:rFonts w:ascii="Wingdings" w:hAnsi="Wingdings" w:hint="default"/>
+      </w:rPr>
+    </w:lvl>
+    <w:lvl w:ilvl="6" w:tplc="40090001" w:tentative="1">
+      <w:start w:val="1"/>
+      <w:numFmt w:val="bullet"/>
+      <w:lvlText w:val=""/>
+      <w:lvlJc w:val="left"/>
+      <w:pPr>
+        <w:ind w:left="5040" w:hanging="360"/>
+      </w:pPr>
+      <w:rPr>
+        <w:rFonts w:ascii="Symbol" w:hAnsi="Symbol" w:hint="default"/>
+      </w:rPr>
+    </w:lvl>
+    <w:lvl w:ilvl="7" w:tplc="40090003" w:tentative="1">
+      <w:start w:val="1"/>
+      <w:numFmt w:val="bullet"/>
+      <w:lvlText w:val="o"/>
+      <w:lvlJc w:val="left"/>
+      <w:pPr>
+        <w:ind w:left="5760" w:hanging="360"/>
+      </w:pPr>
+      <w:rPr>
+        <w:rFonts w:ascii="Courier New" w:hAnsi="Courier New" w:cs="Courier New" w:hint="default"/>
+      </w:rPr>
+    </w:lvl>
+    <w:lvl w:ilvl="8" w:tplc="40090005" w:tentative="1">
+      <w:start w:val="1"/>
+      <w:numFmt w:val="bullet"/>
+      <w:lvlText w:val=""/>
+      <w:lvlJc w:val="left"/>
+      <w:pPr>
+        <w:ind w:left="6480" w:hanging="360"/>
+      </w:pPr>
+      <w:rPr>
+        <w:rFonts w:ascii="Wingdings" w:hAnsi="Wingdings" w:hint="default"/>
+      </w:rPr>
+    </w:lvl>
+  </w:abstractNum>
+  <w:abstractNum w:abstractNumId="1">
     <w:nsid w:val="0D52ECF2"/>
     <w:multiLevelType w:val="hybridMultilevel"/>
     <w:tmpl w:val="3E34BF42"/>
@@ -20447,7 +20900,7 @@
       </w:rPr>
     </w:lvl>
   </w:abstractNum>
-  <w:abstractNum w:abstractNumId="1">
+  <w:abstractNum w:abstractNumId="2">
     <w:nsid w:val="0DDA7384"/>
     <w:multiLevelType w:val="hybridMultilevel"/>
     <w:tmpl w:val="95EAA2B0"/>
@@ -20560,7 +21013,7 @@
       </w:rPr>
     </w:lvl>
   </w:abstractNum>
-  <w:abstractNum w:abstractNumId="2">
+  <w:abstractNum w:abstractNumId="3">
     <w:nsid w:val="0E9BBB52"/>
     <w:multiLevelType w:val="hybridMultilevel"/>
     <w:tmpl w:val="4BCAE91C"/>
@@ -20673,7 +21126,7 @@
       </w:rPr>
     </w:lvl>
   </w:abstractNum>
-  <w:abstractNum w:abstractNumId="3">
+  <w:abstractNum w:abstractNumId="4">
     <w:nsid w:val="0FCADC33"/>
     <w:multiLevelType w:val="hybridMultilevel"/>
     <w:tmpl w:val="E5ACB21E"/>
@@ -20786,7 +21239,7 @@
       </w:rPr>
     </w:lvl>
   </w:abstractNum>
-  <w:abstractNum w:abstractNumId="4">
+  <w:abstractNum w:abstractNumId="5">
     <w:nsid w:val="12FBE7F2"/>
     <w:multiLevelType w:val="hybridMultilevel"/>
     <w:tmpl w:val="4ACE3492"/>
@@ -20899,7 +21352,7 @@
       </w:rPr>
     </w:lvl>
   </w:abstractNum>
-  <w:abstractNum w:abstractNumId="5">
+  <w:abstractNum w:abstractNumId="6">
     <w:nsid w:val="27883FFB"/>
     <w:multiLevelType w:val="hybridMultilevel"/>
     <w:tmpl w:val="6A0496F4"/>
@@ -21012,7 +21465,7 @@
       </w:rPr>
     </w:lvl>
   </w:abstractNum>
-  <w:abstractNum w:abstractNumId="6">
+  <w:abstractNum w:abstractNumId="7">
     <w:nsid w:val="3E824C74"/>
     <w:multiLevelType w:val="hybridMultilevel"/>
     <w:tmpl w:val="9A52B122"/>
@@ -21125,7 +21578,7 @@
       </w:rPr>
     </w:lvl>
   </w:abstractNum>
-  <w:abstractNum w:abstractNumId="7">
+  <w:abstractNum w:abstractNumId="8">
     <w:nsid w:val="40611D4A"/>
     <w:multiLevelType w:val="hybridMultilevel"/>
     <w:tmpl w:val="A3B4B8CC"/>
@@ -21238,7 +21691,7 @@
       </w:rPr>
     </w:lvl>
   </w:abstractNum>
-  <w:abstractNum w:abstractNumId="8">
+  <w:abstractNum w:abstractNumId="9">
     <w:nsid w:val="43D8995C"/>
     <w:multiLevelType w:val="hybridMultilevel"/>
     <w:tmpl w:val="E1284C72"/>
@@ -21351,7 +21804,7 @@
       </w:rPr>
     </w:lvl>
   </w:abstractNum>
-  <w:abstractNum w:abstractNumId="9">
+  <w:abstractNum w:abstractNumId="10">
     <w:nsid w:val="448F61A1"/>
     <w:multiLevelType w:val="hybridMultilevel"/>
     <w:tmpl w:val="165055AE"/>
@@ -21464,7 +21917,7 @@
       </w:rPr>
     </w:lvl>
   </w:abstractNum>
-  <w:abstractNum w:abstractNumId="10">
+  <w:abstractNum w:abstractNumId="11">
     <w:nsid w:val="45FB5FEE"/>
     <w:multiLevelType w:val="hybridMultilevel"/>
     <w:tmpl w:val="CAA22B96"/>
@@ -21577,7 +22030,7 @@
       </w:rPr>
     </w:lvl>
   </w:abstractNum>
-  <w:abstractNum w:abstractNumId="11">
+  <w:abstractNum w:abstractNumId="12">
     <w:nsid w:val="49B7E5F0"/>
     <w:multiLevelType w:val="hybridMultilevel"/>
     <w:tmpl w:val="3B8860C4"/>
@@ -21690,7 +22143,7 @@
       </w:rPr>
     </w:lvl>
   </w:abstractNum>
-  <w:abstractNum w:abstractNumId="12">
+  <w:abstractNum w:abstractNumId="13">
     <w:nsid w:val="4BA955EF"/>
     <w:multiLevelType w:val="hybridMultilevel"/>
     <w:tmpl w:val="0010B848"/>
@@ -21803,7 +22256,7 @@
       </w:rPr>
     </w:lvl>
   </w:abstractNum>
-  <w:abstractNum w:abstractNumId="13">
+  <w:abstractNum w:abstractNumId="14">
     <w:nsid w:val="515A1F99"/>
     <w:multiLevelType w:val="hybridMultilevel"/>
     <w:tmpl w:val="C242F62E"/>
@@ -21916,7 +22369,7 @@
       </w:rPr>
     </w:lvl>
   </w:abstractNum>
-  <w:abstractNum w:abstractNumId="14">
+  <w:abstractNum w:abstractNumId="15">
     <w:nsid w:val="55F73037"/>
     <w:multiLevelType w:val="hybridMultilevel"/>
     <w:tmpl w:val="C9B47740"/>
@@ -22029,7 +22482,7 @@
       </w:rPr>
     </w:lvl>
   </w:abstractNum>
-  <w:abstractNum w:abstractNumId="15">
+  <w:abstractNum w:abstractNumId="16">
     <w:nsid w:val="5F19EEA1"/>
     <w:multiLevelType w:val="hybridMultilevel"/>
     <w:tmpl w:val="4A064B52"/>
@@ -22142,7 +22595,7 @@
       </w:rPr>
     </w:lvl>
   </w:abstractNum>
-  <w:abstractNum w:abstractNumId="16">
+  <w:abstractNum w:abstractNumId="17">
     <w:nsid w:val="638D4CE5"/>
     <w:multiLevelType w:val="hybridMultilevel"/>
     <w:tmpl w:val="7158DEDA"/>
@@ -22255,7 +22708,7 @@
       </w:rPr>
     </w:lvl>
   </w:abstractNum>
-  <w:abstractNum w:abstractNumId="17">
+  <w:abstractNum w:abstractNumId="18">
     <w:nsid w:val="64C669D5"/>
     <w:multiLevelType w:val="hybridMultilevel"/>
     <w:tmpl w:val="B8564516"/>
@@ -22368,7 +22821,7 @@
       </w:rPr>
     </w:lvl>
   </w:abstractNum>
-  <w:abstractNum w:abstractNumId="18">
+  <w:abstractNum w:abstractNumId="19">
     <w:nsid w:val="6D14B790"/>
     <w:multiLevelType w:val="hybridMultilevel"/>
     <w:tmpl w:val="FEB4F556"/>
@@ -22481,7 +22934,7 @@
       </w:rPr>
     </w:lvl>
   </w:abstractNum>
-  <w:abstractNum w:abstractNumId="19">
+  <w:abstractNum w:abstractNumId="20">
     <w:nsid w:val="6F49F606"/>
     <w:multiLevelType w:val="hybridMultilevel"/>
     <w:tmpl w:val="B0B0C0C4"/>
@@ -22594,7 +23047,7 @@
       </w:rPr>
     </w:lvl>
   </w:abstractNum>
-  <w:abstractNum w:abstractNumId="20">
+  <w:abstractNum w:abstractNumId="21">
     <w:nsid w:val="70E94C29"/>
     <w:multiLevelType w:val="hybridMultilevel"/>
     <w:tmpl w:val="226E4AC6"/>
@@ -22707,7 +23160,7 @@
       </w:rPr>
     </w:lvl>
   </w:abstractNum>
-  <w:abstractNum w:abstractNumId="21">
+  <w:abstractNum w:abstractNumId="22">
     <w:nsid w:val="7553C419"/>
     <w:multiLevelType w:val="hybridMultilevel"/>
     <w:tmpl w:val="FB742A26"/>
@@ -22820,7 +23273,7 @@
       </w:rPr>
     </w:lvl>
   </w:abstractNum>
-  <w:abstractNum w:abstractNumId="22">
+  <w:abstractNum w:abstractNumId="23">
     <w:nsid w:val="75822CC5"/>
     <w:multiLevelType w:val="hybridMultilevel"/>
     <w:tmpl w:val="AFFE5774"/>
@@ -22933,7 +23386,7 @@
       </w:rPr>
     </w:lvl>
   </w:abstractNum>
-  <w:abstractNum w:abstractNumId="23">
+  <w:abstractNum w:abstractNumId="24">
     <w:nsid w:val="76B420E5"/>
     <w:multiLevelType w:val="hybridMultilevel"/>
     <w:tmpl w:val="386CE270"/>
@@ -23046,7 +23499,7 @@
       </w:rPr>
     </w:lvl>
   </w:abstractNum>
-  <w:abstractNum w:abstractNumId="24">
+  <w:abstractNum w:abstractNumId="25">
     <w:nsid w:val="7936C793"/>
     <w:multiLevelType w:val="hybridMultilevel"/>
     <w:tmpl w:val="DA88566E"/>
@@ -23159,7 +23612,7 @@
       </w:rPr>
     </w:lvl>
   </w:abstractNum>
-  <w:abstractNum w:abstractNumId="25">
+  <w:abstractNum w:abstractNumId="26">
     <w:nsid w:val="7D241509"/>
     <w:multiLevelType w:val="hybridMultilevel"/>
     <w:tmpl w:val="55FE704A"/>
@@ -23273,82 +23726,85 @@
     </w:lvl>
   </w:abstractNum>
   <w:num w:numId="1">
+    <w:abstractNumId w:val="26"/>
+  </w:num>
+  <w:num w:numId="2">
+    <w:abstractNumId w:val="7"/>
+  </w:num>
+  <w:num w:numId="3">
+    <w:abstractNumId w:val="15"/>
+  </w:num>
+  <w:num w:numId="4">
+    <w:abstractNumId w:val="10"/>
+  </w:num>
+  <w:num w:numId="5">
+    <w:abstractNumId w:val="13"/>
+  </w:num>
+  <w:num w:numId="6">
+    <w:abstractNumId w:val="6"/>
+  </w:num>
+  <w:num w:numId="7">
+    <w:abstractNumId w:val="11"/>
+  </w:num>
+  <w:num w:numId="8">
+    <w:abstractNumId w:val="24"/>
+  </w:num>
+  <w:num w:numId="9">
+    <w:abstractNumId w:val="20"/>
+  </w:num>
+  <w:num w:numId="10">
+    <w:abstractNumId w:val="19"/>
+  </w:num>
+  <w:num w:numId="11">
+    <w:abstractNumId w:val="1"/>
+  </w:num>
+  <w:num w:numId="12">
+    <w:abstractNumId w:val="22"/>
+  </w:num>
+  <w:num w:numId="13">
+    <w:abstractNumId w:val="9"/>
+  </w:num>
+  <w:num w:numId="14">
+    <w:abstractNumId w:val="14"/>
+  </w:num>
+  <w:num w:numId="15">
+    <w:abstractNumId w:val="16"/>
+  </w:num>
+  <w:num w:numId="16">
+    <w:abstractNumId w:val="23"/>
+  </w:num>
+  <w:num w:numId="17">
+    <w:abstractNumId w:val="18"/>
+  </w:num>
+  <w:num w:numId="18">
+    <w:abstractNumId w:val="21"/>
+  </w:num>
+  <w:num w:numId="19">
+    <w:abstractNumId w:val="2"/>
+  </w:num>
+  <w:num w:numId="20">
     <w:abstractNumId w:val="25"/>
   </w:num>
-  <w:num w:numId="2">
-    <w:abstractNumId w:val="6"/>
-  </w:num>
-  <w:num w:numId="3">
-    <w:abstractNumId w:val="14"/>
-  </w:num>
-  <w:num w:numId="4">
-    <w:abstractNumId w:val="9"/>
-  </w:num>
-  <w:num w:numId="5">
+  <w:num w:numId="21">
     <w:abstractNumId w:val="12"/>
   </w:num>
-  <w:num w:numId="6">
+  <w:num w:numId="22">
+    <w:abstractNumId w:val="17"/>
+  </w:num>
+  <w:num w:numId="23">
+    <w:abstractNumId w:val="8"/>
+  </w:num>
+  <w:num w:numId="24">
     <w:abstractNumId w:val="5"/>
   </w:num>
-  <w:num w:numId="7">
-    <w:abstractNumId w:val="10"/>
+  <w:num w:numId="25">
+    <w:abstractNumId w:val="3"/>
   </w:num>
-  <w:num w:numId="8">
-    <w:abstractNumId w:val="23"/>
-  </w:num>
-  <w:num w:numId="9">
-    <w:abstractNumId w:val="19"/>
-  </w:num>
-  <w:num w:numId="10">
-    <w:abstractNumId w:val="18"/>
-  </w:num>
-  <w:num w:numId="11">
-    <w:abstractNumId w:val="0"/>
-  </w:num>
-  <w:num w:numId="12">
-    <w:abstractNumId w:val="21"/>
-  </w:num>
-  <w:num w:numId="13">
-    <w:abstractNumId w:val="8"/>
-  </w:num>
-  <w:num w:numId="14">
-    <w:abstractNumId w:val="13"/>
-  </w:num>
-  <w:num w:numId="15">
-    <w:abstractNumId w:val="15"/>
-  </w:num>
-  <w:num w:numId="16">
-    <w:abstractNumId w:val="22"/>
-  </w:num>
-  <w:num w:numId="17">
-    <w:abstractNumId w:val="17"/>
-  </w:num>
-  <w:num w:numId="18">
-    <w:abstractNumId w:val="20"/>
-  </w:num>
-  <w:num w:numId="19">
-    <w:abstractNumId w:val="1"/>
-  </w:num>
-  <w:num w:numId="20">
-    <w:abstractNumId w:val="24"/>
-  </w:num>
-  <w:num w:numId="21">
-    <w:abstractNumId w:val="11"/>
-  </w:num>
-  <w:num w:numId="22">
-    <w:abstractNumId w:val="16"/>
-  </w:num>
-  <w:num w:numId="23">
-    <w:abstractNumId w:val="7"/>
-  </w:num>
-  <w:num w:numId="24">
+  <w:num w:numId="26">
     <w:abstractNumId w:val="4"/>
   </w:num>
-  <w:num w:numId="25">
-    <w:abstractNumId w:val="2"/>
-  </w:num>
-  <w:num w:numId="26">
-    <w:abstractNumId w:val="3"/>
+  <w:num w:numId="27">
+    <w:abstractNumId w:val="0"/>
   </w:num>
 </w:numbering>
 </file>

--- a/Filament/filament notes.docx
+++ b/Filament/filament notes.docx
@@ -20617,6 +20617,719 @@
         </w:rPr>
         <w:t xml:space="preserve"> to delete the cache files if your site breaks or stops updating.</w:t>
       </w:r>
+    </w:p>
+    <w:p>
+      <w:pPr>
+        <w:spacing w:before="240" w:after="240"/>
+        <w:rPr>
+          <w:rFonts w:cstheme="minorHAnsi"/>
+          <w:szCs w:val="22"/>
+        </w:rPr>
+      </w:pPr>
+    </w:p>
+    <w:p>
+      <w:pPr>
+        <w:pStyle w:val="Heading2"/>
+        <w:pBdr>
+          <w:top w:val="single" w:sz="2" w:space="0" w:color="F4F2EE"/>
+          <w:left w:val="single" w:sz="2" w:space="0" w:color="F4F2EE"/>
+          <w:bottom w:val="single" w:sz="2" w:space="0" w:color="F4F2EE"/>
+          <w:right w:val="single" w:sz="2" w:space="0" w:color="F4F2EE"/>
+        </w:pBdr>
+        <w:spacing w:before="0"/>
+        <w:rPr>
+          <w:rFonts w:ascii="Segoe UI" w:hAnsi="Segoe UI" w:cs="Segoe UI"/>
+          <w:u w:val="single"/>
+        </w:rPr>
+      </w:pPr>
+      <w:r>
+        <w:rPr>
+          <w:rFonts w:ascii="Segoe UI" w:hAnsi="Segoe UI" w:cs="Segoe UI"/>
+          <w:b w:val="0"/>
+          <w:bCs w:val="0"/>
+          <w:bdr w:val="single" w:sz="2" w:space="0" w:color="F4F2EE" w:frame="1"/>
+        </w:rPr>
+        <w:br/>
+      </w:r>
+      <w:r>
+        <w:rPr>
+          <w:rStyle w:val="cursor-pointer"/>
+          <w:rFonts w:ascii="Segoe UI" w:hAnsi="Segoe UI" w:cs="Segoe UI"/>
+          <w:color w:val="FF0000"/>
+          <w:u w:val="single"/>
+          <w:bdr w:val="single" w:sz="2" w:space="0" w:color="F4F2EE" w:frame="1"/>
+        </w:rPr>
+        <w:t>Using tabs to filter the records</w:t>
+      </w:r>
+      <w:r>
+        <w:rPr>
+          <w:rStyle w:val="cursor-pointer"/>
+          <w:rFonts w:ascii="Segoe UI" w:hAnsi="Segoe UI" w:cs="Segoe UI"/>
+          <w:color w:val="FF0000"/>
+          <w:u w:val="single"/>
+          <w:bdr w:val="single" w:sz="2" w:space="0" w:color="F4F2EE" w:frame="1"/>
+        </w:rPr>
+        <w:t>:</w:t>
+      </w:r>
+    </w:p>
+    <w:p>
+      <w:pPr>
+        <w:spacing w:before="240" w:after="240"/>
+        <w:rPr>
+          <w:rFonts w:cstheme="minorHAnsi"/>
+          <w:color w:val="45423E"/>
+          <w:szCs w:val="22"/>
+          <w:bdr w:val="single" w:sz="2" w:space="0" w:color="F4F2EE" w:frame="1"/>
+        </w:rPr>
+      </w:pPr>
+      <w:r>
+        <w:rPr>
+          <w:rFonts w:cstheme="minorHAnsi"/>
+          <w:color w:val="45423E"/>
+          <w:szCs w:val="22"/>
+          <w:bdr w:val="single" w:sz="2" w:space="0" w:color="F4F2EE" w:frame="1"/>
+        </w:rPr>
+        <w:t xml:space="preserve">You can add tabs above the table, which can be used to filter the records based on some predefined conditions. Each tab can scope the </w:t>
+      </w:r>
+      <w:proofErr w:type="gramStart"/>
+      <w:r>
+        <w:rPr>
+          <w:rFonts w:cstheme="minorHAnsi"/>
+          <w:color w:val="45423E"/>
+          <w:szCs w:val="22"/>
+          <w:bdr w:val="single" w:sz="2" w:space="0" w:color="F4F2EE" w:frame="1"/>
+        </w:rPr>
+        <w:t>Eloquent</w:t>
+      </w:r>
+      <w:proofErr w:type="gramEnd"/>
+      <w:r>
+        <w:rPr>
+          <w:rFonts w:cstheme="minorHAnsi"/>
+          <w:color w:val="45423E"/>
+          <w:szCs w:val="22"/>
+          <w:bdr w:val="single" w:sz="2" w:space="0" w:color="F4F2EE" w:frame="1"/>
+        </w:rPr>
+        <w:t xml:space="preserve"> query of the table in a different way. To register tabs, add a </w:t>
+      </w:r>
+      <w:proofErr w:type="spellStart"/>
+      <w:proofErr w:type="gramStart"/>
+      <w:r>
+        <w:rPr>
+          <w:rStyle w:val="HTMLCode"/>
+          <w:rFonts w:asciiTheme="minorHAnsi" w:eastAsiaTheme="minorHAnsi" w:hAnsiTheme="minorHAnsi" w:cstheme="minorHAnsi"/>
+          <w:color w:val="45423E"/>
+          <w:sz w:val="22"/>
+          <w:szCs w:val="22"/>
+          <w:bdr w:val="single" w:sz="2" w:space="0" w:color="F4F2EE" w:frame="1"/>
+        </w:rPr>
+        <w:t>getTabs</w:t>
+      </w:r>
+      <w:proofErr w:type="spellEnd"/>
+      <w:r>
+        <w:rPr>
+          <w:rStyle w:val="HTMLCode"/>
+          <w:rFonts w:asciiTheme="minorHAnsi" w:eastAsiaTheme="minorHAnsi" w:hAnsiTheme="minorHAnsi" w:cstheme="minorHAnsi"/>
+          <w:color w:val="45423E"/>
+          <w:sz w:val="22"/>
+          <w:szCs w:val="22"/>
+          <w:bdr w:val="single" w:sz="2" w:space="0" w:color="F4F2EE" w:frame="1"/>
+        </w:rPr>
+        <w:t>(</w:t>
+      </w:r>
+      <w:proofErr w:type="gramEnd"/>
+      <w:r>
+        <w:rPr>
+          <w:rStyle w:val="HTMLCode"/>
+          <w:rFonts w:asciiTheme="minorHAnsi" w:eastAsiaTheme="minorHAnsi" w:hAnsiTheme="minorHAnsi" w:cstheme="minorHAnsi"/>
+          <w:color w:val="45423E"/>
+          <w:sz w:val="22"/>
+          <w:szCs w:val="22"/>
+          <w:bdr w:val="single" w:sz="2" w:space="0" w:color="F4F2EE" w:frame="1"/>
+        </w:rPr>
+        <w:t>)</w:t>
+      </w:r>
+      <w:r>
+        <w:rPr>
+          <w:rFonts w:cstheme="minorHAnsi"/>
+          <w:color w:val="45423E"/>
+          <w:szCs w:val="22"/>
+          <w:bdr w:val="single" w:sz="2" w:space="0" w:color="F4F2EE" w:frame="1"/>
+        </w:rPr>
+        <w:t> method to the List page class, and return an array of </w:t>
+      </w:r>
+      <w:r>
+        <w:rPr>
+          <w:rStyle w:val="HTMLCode"/>
+          <w:rFonts w:asciiTheme="minorHAnsi" w:eastAsiaTheme="minorHAnsi" w:hAnsiTheme="minorHAnsi" w:cstheme="minorHAnsi"/>
+          <w:color w:val="45423E"/>
+          <w:sz w:val="22"/>
+          <w:szCs w:val="22"/>
+          <w:bdr w:val="single" w:sz="2" w:space="0" w:color="F4F2EE" w:frame="1"/>
+        </w:rPr>
+        <w:t>Tab</w:t>
+      </w:r>
+      <w:r>
+        <w:rPr>
+          <w:rFonts w:cstheme="minorHAnsi"/>
+          <w:color w:val="45423E"/>
+          <w:szCs w:val="22"/>
+          <w:bdr w:val="single" w:sz="2" w:space="0" w:color="F4F2EE" w:frame="1"/>
+        </w:rPr>
+        <w:t> objects:</w:t>
+      </w:r>
+    </w:p>
+    <w:p>
+      <w:pPr>
+        <w:spacing w:before="240" w:after="240"/>
+        <w:rPr>
+          <w:rFonts w:cstheme="minorHAnsi"/>
+          <w:b/>
+          <w:bCs/>
+          <w:color w:val="548DD4" w:themeColor="text2" w:themeTint="99"/>
+          <w:szCs w:val="22"/>
+        </w:rPr>
+      </w:pPr>
+      <w:proofErr w:type="gramStart"/>
+      <w:r>
+        <w:rPr>
+          <w:rFonts w:cstheme="minorHAnsi"/>
+          <w:b/>
+          <w:bCs/>
+          <w:color w:val="548DD4" w:themeColor="text2" w:themeTint="99"/>
+          <w:szCs w:val="22"/>
+        </w:rPr>
+        <w:t>use</w:t>
+      </w:r>
+      <w:proofErr w:type="gramEnd"/>
+      <w:r>
+        <w:rPr>
+          <w:rFonts w:cstheme="minorHAnsi"/>
+          <w:b/>
+          <w:bCs/>
+          <w:color w:val="548DD4" w:themeColor="text2" w:themeTint="99"/>
+          <w:szCs w:val="22"/>
+        </w:rPr>
+        <w:t xml:space="preserve"> Filament\Schemas\Components\Tabs\Tab;</w:t>
+      </w:r>
+    </w:p>
+    <w:p>
+      <w:pPr>
+        <w:spacing w:before="240" w:after="240"/>
+        <w:rPr>
+          <w:rFonts w:cstheme="minorHAnsi"/>
+          <w:b/>
+          <w:bCs/>
+          <w:color w:val="548DD4" w:themeColor="text2" w:themeTint="99"/>
+          <w:szCs w:val="22"/>
+        </w:rPr>
+      </w:pPr>
+      <w:proofErr w:type="gramStart"/>
+      <w:r>
+        <w:rPr>
+          <w:rFonts w:cstheme="minorHAnsi"/>
+          <w:b/>
+          <w:bCs/>
+          <w:color w:val="548DD4" w:themeColor="text2" w:themeTint="99"/>
+          <w:szCs w:val="22"/>
+        </w:rPr>
+        <w:t>use</w:t>
+      </w:r>
+      <w:proofErr w:type="gramEnd"/>
+      <w:r>
+        <w:rPr>
+          <w:rFonts w:cstheme="minorHAnsi"/>
+          <w:b/>
+          <w:bCs/>
+          <w:color w:val="548DD4" w:themeColor="text2" w:themeTint="99"/>
+          <w:szCs w:val="22"/>
+        </w:rPr>
+        <w:t xml:space="preserve"> Illuminate\Database\Eloquent\Builder;</w:t>
+      </w:r>
+    </w:p>
+    <w:p>
+      <w:pPr>
+        <w:spacing w:before="240" w:after="240"/>
+        <w:rPr>
+          <w:rFonts w:cstheme="minorHAnsi"/>
+          <w:b/>
+          <w:bCs/>
+          <w:color w:val="548DD4" w:themeColor="text2" w:themeTint="99"/>
+          <w:szCs w:val="22"/>
+        </w:rPr>
+      </w:pPr>
+      <w:proofErr w:type="gramStart"/>
+      <w:r>
+        <w:rPr>
+          <w:rFonts w:cstheme="minorHAnsi"/>
+          <w:b/>
+          <w:bCs/>
+          <w:color w:val="548DD4" w:themeColor="text2" w:themeTint="99"/>
+          <w:szCs w:val="22"/>
+        </w:rPr>
+        <w:t>public</w:t>
+      </w:r>
+      <w:proofErr w:type="gramEnd"/>
+      <w:r>
+        <w:rPr>
+          <w:rFonts w:cstheme="minorHAnsi"/>
+          <w:b/>
+          <w:bCs/>
+          <w:color w:val="548DD4" w:themeColor="text2" w:themeTint="99"/>
+          <w:szCs w:val="22"/>
+        </w:rPr>
+        <w:t xml:space="preserve"> function </w:t>
+      </w:r>
+      <w:proofErr w:type="spellStart"/>
+      <w:r>
+        <w:rPr>
+          <w:rFonts w:cstheme="minorHAnsi"/>
+          <w:b/>
+          <w:bCs/>
+          <w:color w:val="548DD4" w:themeColor="text2" w:themeTint="99"/>
+          <w:szCs w:val="22"/>
+        </w:rPr>
+        <w:t>getTabs</w:t>
+      </w:r>
+      <w:proofErr w:type="spellEnd"/>
+      <w:r>
+        <w:rPr>
+          <w:rFonts w:cstheme="minorHAnsi"/>
+          <w:b/>
+          <w:bCs/>
+          <w:color w:val="548DD4" w:themeColor="text2" w:themeTint="99"/>
+          <w:szCs w:val="22"/>
+        </w:rPr>
+        <w:t>(): array</w:t>
+      </w:r>
+    </w:p>
+    <w:p>
+      <w:pPr>
+        <w:spacing w:before="240" w:after="240"/>
+        <w:rPr>
+          <w:rFonts w:cstheme="minorHAnsi"/>
+          <w:b/>
+          <w:bCs/>
+          <w:color w:val="548DD4" w:themeColor="text2" w:themeTint="99"/>
+          <w:szCs w:val="22"/>
+        </w:rPr>
+      </w:pPr>
+      <w:r>
+        <w:rPr>
+          <w:rFonts w:cstheme="minorHAnsi"/>
+          <w:b/>
+          <w:bCs/>
+          <w:color w:val="548DD4" w:themeColor="text2" w:themeTint="99"/>
+          <w:szCs w:val="22"/>
+        </w:rPr>
+        <w:t>{</w:t>
+      </w:r>
+    </w:p>
+    <w:p>
+      <w:pPr>
+        <w:spacing w:before="240" w:after="240"/>
+        <w:rPr>
+          <w:rFonts w:cstheme="minorHAnsi"/>
+          <w:b/>
+          <w:bCs/>
+          <w:color w:val="548DD4" w:themeColor="text2" w:themeTint="99"/>
+          <w:szCs w:val="22"/>
+        </w:rPr>
+      </w:pPr>
+      <w:r>
+        <w:rPr>
+          <w:rFonts w:cstheme="minorHAnsi"/>
+          <w:b/>
+          <w:bCs/>
+          <w:color w:val="548DD4" w:themeColor="text2" w:themeTint="99"/>
+          <w:szCs w:val="22"/>
+        </w:rPr>
+        <w:t xml:space="preserve">    </w:t>
+      </w:r>
+      <w:proofErr w:type="gramStart"/>
+      <w:r>
+        <w:rPr>
+          <w:rFonts w:cstheme="minorHAnsi"/>
+          <w:b/>
+          <w:bCs/>
+          <w:color w:val="548DD4" w:themeColor="text2" w:themeTint="99"/>
+          <w:szCs w:val="22"/>
+        </w:rPr>
+        <w:t>return</w:t>
+      </w:r>
+      <w:proofErr w:type="gramEnd"/>
+      <w:r>
+        <w:rPr>
+          <w:rFonts w:cstheme="minorHAnsi"/>
+          <w:b/>
+          <w:bCs/>
+          <w:color w:val="548DD4" w:themeColor="text2" w:themeTint="99"/>
+          <w:szCs w:val="22"/>
+        </w:rPr>
+        <w:t xml:space="preserve"> [</w:t>
+      </w:r>
+    </w:p>
+    <w:p>
+      <w:pPr>
+        <w:spacing w:before="240" w:after="240"/>
+        <w:rPr>
+          <w:rFonts w:cstheme="minorHAnsi"/>
+          <w:b/>
+          <w:bCs/>
+          <w:color w:val="548DD4" w:themeColor="text2" w:themeTint="99"/>
+          <w:szCs w:val="22"/>
+        </w:rPr>
+      </w:pPr>
+      <w:r>
+        <w:rPr>
+          <w:rFonts w:cstheme="minorHAnsi"/>
+          <w:b/>
+          <w:bCs/>
+          <w:color w:val="548DD4" w:themeColor="text2" w:themeTint="99"/>
+          <w:szCs w:val="22"/>
+        </w:rPr>
+        <w:t xml:space="preserve">        '</w:t>
+      </w:r>
+      <w:proofErr w:type="gramStart"/>
+      <w:r>
+        <w:rPr>
+          <w:rFonts w:cstheme="minorHAnsi"/>
+          <w:b/>
+          <w:bCs/>
+          <w:color w:val="548DD4" w:themeColor="text2" w:themeTint="99"/>
+          <w:szCs w:val="22"/>
+        </w:rPr>
+        <w:t>all</w:t>
+      </w:r>
+      <w:proofErr w:type="gramEnd"/>
+      <w:r>
+        <w:rPr>
+          <w:rFonts w:cstheme="minorHAnsi"/>
+          <w:b/>
+          <w:bCs/>
+          <w:color w:val="548DD4" w:themeColor="text2" w:themeTint="99"/>
+          <w:szCs w:val="22"/>
+        </w:rPr>
+        <w:t>' =&gt; Tab::make(),</w:t>
+      </w:r>
+    </w:p>
+    <w:p>
+      <w:pPr>
+        <w:spacing w:before="240" w:after="240"/>
+        <w:rPr>
+          <w:rFonts w:cstheme="minorHAnsi"/>
+          <w:b/>
+          <w:bCs/>
+          <w:color w:val="548DD4" w:themeColor="text2" w:themeTint="99"/>
+          <w:szCs w:val="22"/>
+        </w:rPr>
+      </w:pPr>
+      <w:r>
+        <w:rPr>
+          <w:rFonts w:cstheme="minorHAnsi"/>
+          <w:b/>
+          <w:bCs/>
+          <w:color w:val="548DD4" w:themeColor="text2" w:themeTint="99"/>
+          <w:szCs w:val="22"/>
+        </w:rPr>
+        <w:t xml:space="preserve">        '</w:t>
+      </w:r>
+      <w:proofErr w:type="gramStart"/>
+      <w:r>
+        <w:rPr>
+          <w:rFonts w:cstheme="minorHAnsi"/>
+          <w:b/>
+          <w:bCs/>
+          <w:color w:val="548DD4" w:themeColor="text2" w:themeTint="99"/>
+          <w:szCs w:val="22"/>
+        </w:rPr>
+        <w:t>active</w:t>
+      </w:r>
+      <w:proofErr w:type="gramEnd"/>
+      <w:r>
+        <w:rPr>
+          <w:rFonts w:cstheme="minorHAnsi"/>
+          <w:b/>
+          <w:bCs/>
+          <w:color w:val="548DD4" w:themeColor="text2" w:themeTint="99"/>
+          <w:szCs w:val="22"/>
+        </w:rPr>
+        <w:t>' =&gt; Tab::make()</w:t>
+      </w:r>
+    </w:p>
+    <w:p>
+      <w:pPr>
+        <w:spacing w:before="240" w:after="240"/>
+        <w:rPr>
+          <w:rFonts w:cstheme="minorHAnsi"/>
+          <w:b/>
+          <w:bCs/>
+          <w:color w:val="548DD4" w:themeColor="text2" w:themeTint="99"/>
+          <w:szCs w:val="22"/>
+        </w:rPr>
+      </w:pPr>
+      <w:r>
+        <w:rPr>
+          <w:rFonts w:cstheme="minorHAnsi"/>
+          <w:b/>
+          <w:bCs/>
+          <w:color w:val="548DD4" w:themeColor="text2" w:themeTint="99"/>
+          <w:szCs w:val="22"/>
+        </w:rPr>
+        <w:t xml:space="preserve">            -&gt;</w:t>
+      </w:r>
+      <w:proofErr w:type="spellStart"/>
+      <w:proofErr w:type="gramStart"/>
+      <w:r>
+        <w:rPr>
+          <w:rFonts w:cstheme="minorHAnsi"/>
+          <w:b/>
+          <w:bCs/>
+          <w:color w:val="548DD4" w:themeColor="text2" w:themeTint="99"/>
+          <w:szCs w:val="22"/>
+        </w:rPr>
+        <w:t>modifyQueryUsing</w:t>
+      </w:r>
+      <w:proofErr w:type="spellEnd"/>
+      <w:r>
+        <w:rPr>
+          <w:rFonts w:cstheme="minorHAnsi"/>
+          <w:b/>
+          <w:bCs/>
+          <w:color w:val="548DD4" w:themeColor="text2" w:themeTint="99"/>
+          <w:szCs w:val="22"/>
+        </w:rPr>
+        <w:t>(</w:t>
+      </w:r>
+      <w:proofErr w:type="spellStart"/>
+      <w:proofErr w:type="gramEnd"/>
+      <w:r>
+        <w:rPr>
+          <w:rFonts w:cstheme="minorHAnsi"/>
+          <w:b/>
+          <w:bCs/>
+          <w:color w:val="548DD4" w:themeColor="text2" w:themeTint="99"/>
+          <w:szCs w:val="22"/>
+        </w:rPr>
+        <w:t>fn</w:t>
+      </w:r>
+      <w:proofErr w:type="spellEnd"/>
+      <w:r>
+        <w:rPr>
+          <w:rFonts w:cstheme="minorHAnsi"/>
+          <w:b/>
+          <w:bCs/>
+          <w:color w:val="548DD4" w:themeColor="text2" w:themeTint="99"/>
+          <w:szCs w:val="22"/>
+        </w:rPr>
+        <w:t xml:space="preserve"> (Builder $query) =&gt; $query-&gt;where('active', true)),</w:t>
+      </w:r>
+    </w:p>
+    <w:p>
+      <w:pPr>
+        <w:spacing w:before="240" w:after="240"/>
+        <w:rPr>
+          <w:rFonts w:cstheme="minorHAnsi"/>
+          <w:b/>
+          <w:bCs/>
+          <w:color w:val="548DD4" w:themeColor="text2" w:themeTint="99"/>
+          <w:szCs w:val="22"/>
+        </w:rPr>
+      </w:pPr>
+      <w:r>
+        <w:rPr>
+          <w:rFonts w:cstheme="minorHAnsi"/>
+          <w:b/>
+          <w:bCs/>
+          <w:color w:val="548DD4" w:themeColor="text2" w:themeTint="99"/>
+          <w:szCs w:val="22"/>
+        </w:rPr>
+        <w:t xml:space="preserve">        '</w:t>
+      </w:r>
+      <w:proofErr w:type="gramStart"/>
+      <w:r>
+        <w:rPr>
+          <w:rFonts w:cstheme="minorHAnsi"/>
+          <w:b/>
+          <w:bCs/>
+          <w:color w:val="548DD4" w:themeColor="text2" w:themeTint="99"/>
+          <w:szCs w:val="22"/>
+        </w:rPr>
+        <w:t>inactive</w:t>
+      </w:r>
+      <w:proofErr w:type="gramEnd"/>
+      <w:r>
+        <w:rPr>
+          <w:rFonts w:cstheme="minorHAnsi"/>
+          <w:b/>
+          <w:bCs/>
+          <w:color w:val="548DD4" w:themeColor="text2" w:themeTint="99"/>
+          <w:szCs w:val="22"/>
+        </w:rPr>
+        <w:t>' =&gt; Tab::make()</w:t>
+      </w:r>
+    </w:p>
+    <w:p>
+      <w:pPr>
+        <w:spacing w:before="240" w:after="240"/>
+        <w:rPr>
+          <w:rFonts w:cstheme="minorHAnsi"/>
+          <w:b/>
+          <w:bCs/>
+          <w:color w:val="548DD4" w:themeColor="text2" w:themeTint="99"/>
+          <w:szCs w:val="22"/>
+        </w:rPr>
+      </w:pPr>
+      <w:r>
+        <w:rPr>
+          <w:rFonts w:cstheme="minorHAnsi"/>
+          <w:b/>
+          <w:bCs/>
+          <w:color w:val="548DD4" w:themeColor="text2" w:themeTint="99"/>
+          <w:szCs w:val="22"/>
+        </w:rPr>
+        <w:t xml:space="preserve">            -&gt;</w:t>
+      </w:r>
+      <w:proofErr w:type="spellStart"/>
+      <w:proofErr w:type="gramStart"/>
+      <w:r>
+        <w:rPr>
+          <w:rFonts w:cstheme="minorHAnsi"/>
+          <w:b/>
+          <w:bCs/>
+          <w:color w:val="548DD4" w:themeColor="text2" w:themeTint="99"/>
+          <w:szCs w:val="22"/>
+        </w:rPr>
+        <w:t>modifyQueryUsing</w:t>
+      </w:r>
+      <w:proofErr w:type="spellEnd"/>
+      <w:r>
+        <w:rPr>
+          <w:rFonts w:cstheme="minorHAnsi"/>
+          <w:b/>
+          <w:bCs/>
+          <w:color w:val="548DD4" w:themeColor="text2" w:themeTint="99"/>
+          <w:szCs w:val="22"/>
+        </w:rPr>
+        <w:t>(</w:t>
+      </w:r>
+      <w:proofErr w:type="spellStart"/>
+      <w:proofErr w:type="gramEnd"/>
+      <w:r>
+        <w:rPr>
+          <w:rFonts w:cstheme="minorHAnsi"/>
+          <w:b/>
+          <w:bCs/>
+          <w:color w:val="548DD4" w:themeColor="text2" w:themeTint="99"/>
+          <w:szCs w:val="22"/>
+        </w:rPr>
+        <w:t>fn</w:t>
+      </w:r>
+      <w:proofErr w:type="spellEnd"/>
+      <w:r>
+        <w:rPr>
+          <w:rFonts w:cstheme="minorHAnsi"/>
+          <w:b/>
+          <w:bCs/>
+          <w:color w:val="548DD4" w:themeColor="text2" w:themeTint="99"/>
+          <w:szCs w:val="22"/>
+        </w:rPr>
+        <w:t xml:space="preserve"> (Builder $query) =&gt; $query-&gt;where('active', false)),</w:t>
+      </w:r>
+    </w:p>
+    <w:p>
+      <w:pPr>
+        <w:spacing w:before="240" w:after="240"/>
+        <w:rPr>
+          <w:rFonts w:cstheme="minorHAnsi"/>
+          <w:b/>
+          <w:bCs/>
+          <w:color w:val="548DD4" w:themeColor="text2" w:themeTint="99"/>
+          <w:szCs w:val="22"/>
+        </w:rPr>
+      </w:pPr>
+      <w:r>
+        <w:rPr>
+          <w:rFonts w:cstheme="minorHAnsi"/>
+          <w:b/>
+          <w:bCs/>
+          <w:color w:val="548DD4" w:themeColor="text2" w:themeTint="99"/>
+          <w:szCs w:val="22"/>
+        </w:rPr>
+        <w:t xml:space="preserve">    ];</w:t>
+      </w:r>
+    </w:p>
+    <w:p>
+      <w:pPr>
+        <w:spacing w:before="240" w:after="240"/>
+        <w:rPr>
+          <w:rFonts w:cstheme="minorHAnsi"/>
+          <w:b/>
+          <w:bCs/>
+          <w:color w:val="548DD4" w:themeColor="text2" w:themeTint="99"/>
+          <w:szCs w:val="22"/>
+        </w:rPr>
+      </w:pPr>
+      <w:r>
+        <w:rPr>
+          <w:rFonts w:cstheme="minorHAnsi"/>
+          <w:b/>
+          <w:bCs/>
+          <w:color w:val="548DD4" w:themeColor="text2" w:themeTint="99"/>
+          <w:szCs w:val="22"/>
+        </w:rPr>
+        <w:t>}</w:t>
+      </w:r>
+    </w:p>
+    <w:p>
+      <w:pPr>
+        <w:spacing w:before="240" w:after="240"/>
+        <w:rPr>
+          <w:rFonts w:cstheme="minorHAnsi"/>
+          <w:szCs w:val="22"/>
+        </w:rPr>
+      </w:pPr>
+      <w:r>
+        <w:rPr>
+          <w:rFonts w:cstheme="minorHAnsi"/>
+          <w:szCs w:val="22"/>
+        </w:rPr>
+        <w:lastRenderedPageBreak/>
+        <w:drawing>
+          <wp:inline distT="0" distB="0" distL="0" distR="0" wp14:anchorId="1C2BEFB6" wp14:editId="49D24F63">
+            <wp:extent cx="5363633" cy="3099561"/>
+            <wp:effectExtent l="0" t="0" r="8890" b="5715"/>
+            <wp:docPr id="5" name="Picture 5"/>
+            <wp:cNvGraphicFramePr>
+              <a:graphicFrameLocks xmlns:a="http://schemas.openxmlformats.org/drawingml/2006/main" noChangeAspect="1"/>
+            </wp:cNvGraphicFramePr>
+            <a:graphic xmlns:a="http://schemas.openxmlformats.org/drawingml/2006/main">
+              <a:graphicData uri="http://schemas.openxmlformats.org/drawingml/2006/picture">
+                <pic:pic xmlns:pic="http://schemas.openxmlformats.org/drawingml/2006/picture">
+                  <pic:nvPicPr>
+                    <pic:cNvPr id="0" name=""/>
+                    <pic:cNvPicPr/>
+                  </pic:nvPicPr>
+                  <pic:blipFill>
+                    <a:blip r:embed="rId15"/>
+                    <a:stretch>
+                      <a:fillRect/>
+                    </a:stretch>
+                  </pic:blipFill>
+                  <pic:spPr>
+                    <a:xfrm>
+                      <a:off x="0" y="0"/>
+                      <a:ext cx="5366361" cy="3101138"/>
+                    </a:xfrm>
+                    <a:prstGeom prst="rect">
+                      <a:avLst/>
+                    </a:prstGeom>
+                  </pic:spPr>
+                </pic:pic>
+              </a:graphicData>
+            </a:graphic>
+          </wp:inline>
+        </w:drawing>
+      </w:r>
       <w:bookmarkStart w:id="0" w:name="_GoBack"/>
       <w:bookmarkEnd w:id="0"/>
     </w:p>
@@ -24237,6 +24950,24 @@
       <w:u w:val="single"/>
     </w:rPr>
   </w:style>
+  <w:style w:type="character" w:customStyle="1" w:styleId="cursor-pointer">
+    <w:name w:val="cursor-pointer"/>
+    <w:basedOn w:val="DefaultParagraphFont"/>
+    <w:rsid w:val="00F44F2A"/>
+  </w:style>
+  <w:style w:type="character" w:styleId="HTMLCode">
+    <w:name w:val="HTML Code"/>
+    <w:basedOn w:val="DefaultParagraphFont"/>
+    <w:uiPriority w:val="99"/>
+    <w:semiHidden/>
+    <w:unhideWhenUsed/>
+    <w:rsid w:val="00F44F2A"/>
+    <w:rPr>
+      <w:rFonts w:ascii="Courier New" w:eastAsia="Times New Roman" w:hAnsi="Courier New" w:cs="Courier New"/>
+      <w:sz w:val="20"/>
+      <w:szCs w:val="20"/>
+    </w:rPr>
+  </w:style>
 </w:styles>
 </file>
 
@@ -24668,6 +25399,24 @@
       <w:u w:val="single"/>
     </w:rPr>
   </w:style>
+  <w:style w:type="character" w:customStyle="1" w:styleId="cursor-pointer">
+    <w:name w:val="cursor-pointer"/>
+    <w:basedOn w:val="DefaultParagraphFont"/>
+    <w:rsid w:val="00F44F2A"/>
+  </w:style>
+  <w:style w:type="character" w:styleId="HTMLCode">
+    <w:name w:val="HTML Code"/>
+    <w:basedOn w:val="DefaultParagraphFont"/>
+    <w:uiPriority w:val="99"/>
+    <w:semiHidden/>
+    <w:unhideWhenUsed/>
+    <w:rsid w:val="00F44F2A"/>
+    <w:rPr>
+      <w:rFonts w:ascii="Courier New" w:eastAsia="Times New Roman" w:hAnsi="Courier New" w:cs="Courier New"/>
+      <w:sz w:val="20"/>
+      <w:szCs w:val="20"/>
+    </w:rPr>
+  </w:style>
 </w:styles>
 </file>
 

--- a/Filament/filament notes.docx
+++ b/Filament/filament notes.docx
@@ -21291,7 +21291,9 @@
       <w:r>
         <w:rPr>
           <w:rFonts w:cstheme="minorHAnsi"/>
-          <w:szCs w:val="22"/>
+          <w:noProof/>
+          <w:szCs w:val="22"/>
+          <w:lang w:eastAsia="en-IN"/>
         </w:rPr>
         <w:lastRenderedPageBreak/>
         <w:drawing>
@@ -21330,37 +21332,1026 @@
           </wp:inline>
         </w:drawing>
       </w:r>
+    </w:p>
+    <w:p>
+      <w:pPr>
+        <w:spacing w:before="240" w:after="240"/>
+        <w:rPr>
+          <w:rFonts w:cstheme="minorHAnsi"/>
+          <w:szCs w:val="22"/>
+        </w:rPr>
+      </w:pPr>
+    </w:p>
+    <w:p>
+      <w:pPr>
+        <w:tabs>
+          <w:tab w:val="left" w:pos="2307"/>
+        </w:tabs>
+        <w:rPr>
+          <w:rFonts w:cstheme="minorHAnsi"/>
+          <w:color w:val="FF0000"/>
+          <w:sz w:val="32"/>
+          <w:szCs w:val="32"/>
+        </w:rPr>
+      </w:pPr>
+    </w:p>
+    <w:p>
+      <w:pPr>
+        <w:pStyle w:val="my-2"/>
+        <w:rPr>
+          <w:rFonts w:asciiTheme="minorHAnsi" w:hAnsiTheme="minorHAnsi" w:cstheme="minorHAnsi"/>
+          <w:b/>
+          <w:bCs/>
+          <w:i/>
+          <w:iCs/>
+          <w:color w:val="FF0000"/>
+          <w:sz w:val="32"/>
+          <w:szCs w:val="32"/>
+        </w:rPr>
+      </w:pPr>
+      <w:proofErr w:type="spellStart"/>
+      <w:proofErr w:type="gramStart"/>
+      <w:r>
+        <w:rPr>
+          <w:rStyle w:val="HTMLCode"/>
+          <w:rFonts w:asciiTheme="minorHAnsi" w:hAnsiTheme="minorHAnsi" w:cstheme="minorHAnsi"/>
+          <w:b/>
+          <w:bCs/>
+          <w:i/>
+          <w:iCs/>
+          <w:color w:val="FF0000"/>
+          <w:sz w:val="32"/>
+          <w:szCs w:val="32"/>
+        </w:rPr>
+        <w:t>php</w:t>
+      </w:r>
+      <w:proofErr w:type="spellEnd"/>
+      <w:proofErr w:type="gramEnd"/>
+      <w:r>
+        <w:rPr>
+          <w:rStyle w:val="HTMLCode"/>
+          <w:rFonts w:asciiTheme="minorHAnsi" w:hAnsiTheme="minorHAnsi" w:cstheme="minorHAnsi"/>
+          <w:b/>
+          <w:bCs/>
+          <w:i/>
+          <w:iCs/>
+          <w:color w:val="FF0000"/>
+          <w:sz w:val="32"/>
+          <w:szCs w:val="32"/>
+        </w:rPr>
+        <w:t xml:space="preserve"> artisan </w:t>
+      </w:r>
+      <w:proofErr w:type="spellStart"/>
+      <w:r>
+        <w:rPr>
+          <w:rStyle w:val="HTMLCode"/>
+          <w:rFonts w:asciiTheme="minorHAnsi" w:hAnsiTheme="minorHAnsi" w:cstheme="minorHAnsi"/>
+          <w:b/>
+          <w:bCs/>
+          <w:i/>
+          <w:iCs/>
+          <w:color w:val="FF0000"/>
+          <w:sz w:val="32"/>
+          <w:szCs w:val="32"/>
+        </w:rPr>
+        <w:t>config:clear</w:t>
+      </w:r>
+      <w:proofErr w:type="spellEnd"/>
+      <w:r>
+        <w:rPr>
+          <w:rFonts w:asciiTheme="minorHAnsi" w:hAnsiTheme="minorHAnsi" w:cstheme="minorHAnsi"/>
+          <w:b/>
+          <w:bCs/>
+          <w:i/>
+          <w:iCs/>
+          <w:color w:val="FF0000"/>
+          <w:sz w:val="32"/>
+          <w:szCs w:val="32"/>
+        </w:rPr>
+        <w:t xml:space="preserve"> </w:t>
+      </w:r>
       <w:bookmarkStart w:id="0" w:name="_GoBack"/>
       <w:bookmarkEnd w:id="0"/>
     </w:p>
     <w:p>
       <w:pPr>
-        <w:spacing w:before="240" w:after="240"/>
-        <w:rPr>
-          <w:rFonts w:cstheme="minorHAnsi"/>
-          <w:szCs w:val="22"/>
-        </w:rPr>
-      </w:pPr>
-    </w:p>
-    <w:p>
-      <w:pPr>
-        <w:rPr>
-          <w:rFonts w:cstheme="minorHAnsi"/>
-          <w:szCs w:val="22"/>
-        </w:rPr>
-      </w:pPr>
-    </w:p>
-    <w:p>
-      <w:pPr>
-        <w:spacing w:before="240" w:after="240"/>
-        <w:rPr>
-          <w:rFonts w:cstheme="minorHAnsi"/>
-          <w:szCs w:val="22"/>
-        </w:rPr>
-      </w:pPr>
-    </w:p>
-    <w:p>
-      <w:pPr>
+        <w:pStyle w:val="my-2"/>
+        <w:rPr>
+          <w:rFonts w:asciiTheme="minorHAnsi" w:hAnsiTheme="minorHAnsi" w:cstheme="minorHAnsi"/>
+          <w:sz w:val="22"/>
+          <w:szCs w:val="22"/>
+        </w:rPr>
+      </w:pPr>
+      <w:proofErr w:type="gramStart"/>
+      <w:r>
+        <w:rPr>
+          <w:rFonts w:asciiTheme="minorHAnsi" w:hAnsiTheme="minorHAnsi" w:cstheme="minorHAnsi"/>
+          <w:sz w:val="22"/>
+          <w:szCs w:val="22"/>
+        </w:rPr>
+        <w:t>removes</w:t>
+      </w:r>
+      <w:proofErr w:type="gramEnd"/>
+      <w:r>
+        <w:rPr>
+          <w:rFonts w:asciiTheme="minorHAnsi" w:hAnsiTheme="minorHAnsi" w:cstheme="minorHAnsi"/>
+          <w:sz w:val="22"/>
+          <w:szCs w:val="22"/>
+        </w:rPr>
+        <w:t xml:space="preserve"> </w:t>
+      </w:r>
+      <w:proofErr w:type="spellStart"/>
+      <w:r>
+        <w:rPr>
+          <w:rFonts w:asciiTheme="minorHAnsi" w:hAnsiTheme="minorHAnsi" w:cstheme="minorHAnsi"/>
+          <w:sz w:val="22"/>
+          <w:szCs w:val="22"/>
+        </w:rPr>
+        <w:t>Laravel’s</w:t>
+      </w:r>
+      <w:proofErr w:type="spellEnd"/>
+      <w:r>
+        <w:rPr>
+          <w:rFonts w:asciiTheme="minorHAnsi" w:hAnsiTheme="minorHAnsi" w:cstheme="minorHAnsi"/>
+          <w:sz w:val="22"/>
+          <w:szCs w:val="22"/>
+        </w:rPr>
+        <w:t xml:space="preserve"> cached </w:t>
+      </w:r>
+      <w:proofErr w:type="spellStart"/>
+      <w:r>
+        <w:rPr>
+          <w:rFonts w:asciiTheme="minorHAnsi" w:hAnsiTheme="minorHAnsi" w:cstheme="minorHAnsi"/>
+          <w:sz w:val="22"/>
+          <w:szCs w:val="22"/>
+        </w:rPr>
+        <w:t>config</w:t>
+      </w:r>
+      <w:proofErr w:type="spellEnd"/>
+      <w:r>
+        <w:rPr>
+          <w:rFonts w:asciiTheme="minorHAnsi" w:hAnsiTheme="minorHAnsi" w:cstheme="minorHAnsi"/>
+          <w:sz w:val="22"/>
+          <w:szCs w:val="22"/>
+        </w:rPr>
+        <w:t xml:space="preserve"> file, so your app reads fresh values from </w:t>
+      </w:r>
+      <w:r>
+        <w:rPr>
+          <w:rStyle w:val="HTMLCode"/>
+          <w:rFonts w:asciiTheme="minorHAnsi" w:hAnsiTheme="minorHAnsi" w:cstheme="minorHAnsi"/>
+          <w:sz w:val="22"/>
+          <w:szCs w:val="22"/>
+        </w:rPr>
+        <w:t>.</w:t>
+      </w:r>
+      <w:proofErr w:type="spellStart"/>
+      <w:r>
+        <w:rPr>
+          <w:rStyle w:val="HTMLCode"/>
+          <w:rFonts w:asciiTheme="minorHAnsi" w:hAnsiTheme="minorHAnsi" w:cstheme="minorHAnsi"/>
+          <w:sz w:val="22"/>
+          <w:szCs w:val="22"/>
+        </w:rPr>
+        <w:t>env</w:t>
+      </w:r>
+      <w:proofErr w:type="spellEnd"/>
+      <w:r>
+        <w:rPr>
+          <w:rFonts w:asciiTheme="minorHAnsi" w:hAnsiTheme="minorHAnsi" w:cstheme="minorHAnsi"/>
+          <w:sz w:val="22"/>
+          <w:szCs w:val="22"/>
+        </w:rPr>
+        <w:t xml:space="preserve"> again.</w:t>
+      </w:r>
+      <w:r>
+        <w:rPr>
+          <w:rStyle w:val="inline-block"/>
+          <w:rFonts w:asciiTheme="minorHAnsi" w:hAnsiTheme="minorHAnsi" w:cstheme="minorHAnsi"/>
+          <w:sz w:val="22"/>
+          <w:szCs w:val="22"/>
+        </w:rPr>
+        <w:t>laravel</w:t>
+      </w:r>
+      <w:r>
+        <w:rPr>
+          <w:rStyle w:val="opacity-50"/>
+          <w:rFonts w:asciiTheme="minorHAnsi" w:hAnsiTheme="minorHAnsi" w:cstheme="minorHAnsi"/>
+          <w:sz w:val="22"/>
+          <w:szCs w:val="22"/>
+        </w:rPr>
+        <w:t>+1</w:t>
+      </w:r>
+    </w:p>
+    <w:p>
+      <w:pPr>
+        <w:pStyle w:val="Heading2"/>
+        <w:rPr>
+          <w:rFonts w:asciiTheme="minorHAnsi" w:hAnsiTheme="minorHAnsi" w:cstheme="minorHAnsi"/>
+          <w:sz w:val="22"/>
+          <w:szCs w:val="22"/>
+        </w:rPr>
+      </w:pPr>
+      <w:r>
+        <w:rPr>
+          <w:rFonts w:asciiTheme="minorHAnsi" w:hAnsiTheme="minorHAnsi" w:cstheme="minorHAnsi"/>
+          <w:sz w:val="22"/>
+          <w:szCs w:val="22"/>
+        </w:rPr>
+        <w:t>When to use it</w:t>
+      </w:r>
+    </w:p>
+    <w:p>
+      <w:pPr>
+        <w:pStyle w:val="my-2"/>
+        <w:rPr>
+          <w:rFonts w:asciiTheme="minorHAnsi" w:hAnsiTheme="minorHAnsi" w:cstheme="minorHAnsi"/>
+          <w:sz w:val="22"/>
+          <w:szCs w:val="22"/>
+        </w:rPr>
+      </w:pPr>
+      <w:r>
+        <w:rPr>
+          <w:rFonts w:asciiTheme="minorHAnsi" w:hAnsiTheme="minorHAnsi" w:cstheme="minorHAnsi"/>
+          <w:sz w:val="22"/>
+          <w:szCs w:val="22"/>
+        </w:rPr>
+        <w:t>Run it after changing things like:</w:t>
+      </w:r>
+    </w:p>
+    <w:p>
+      <w:pPr>
+        <w:pStyle w:val="my-2"/>
+        <w:numPr>
+          <w:ilvl w:val="0"/>
+          <w:numId w:val="28"/>
+        </w:numPr>
+        <w:rPr>
+          <w:rFonts w:asciiTheme="minorHAnsi" w:hAnsiTheme="minorHAnsi" w:cstheme="minorHAnsi"/>
+          <w:sz w:val="22"/>
+          <w:szCs w:val="22"/>
+        </w:rPr>
+      </w:pPr>
+      <w:r>
+        <w:rPr>
+          <w:rStyle w:val="HTMLCode"/>
+          <w:rFonts w:asciiTheme="minorHAnsi" w:hAnsiTheme="minorHAnsi" w:cstheme="minorHAnsi"/>
+          <w:sz w:val="22"/>
+          <w:szCs w:val="22"/>
+        </w:rPr>
+        <w:t>DB_HOST</w:t>
+      </w:r>
+    </w:p>
+    <w:p>
+      <w:pPr>
+        <w:pStyle w:val="my-2"/>
+        <w:numPr>
+          <w:ilvl w:val="0"/>
+          <w:numId w:val="28"/>
+        </w:numPr>
+        <w:rPr>
+          <w:rFonts w:asciiTheme="minorHAnsi" w:hAnsiTheme="minorHAnsi" w:cstheme="minorHAnsi"/>
+          <w:sz w:val="22"/>
+          <w:szCs w:val="22"/>
+        </w:rPr>
+      </w:pPr>
+      <w:r>
+        <w:rPr>
+          <w:rStyle w:val="HTMLCode"/>
+          <w:rFonts w:asciiTheme="minorHAnsi" w:hAnsiTheme="minorHAnsi" w:cstheme="minorHAnsi"/>
+          <w:sz w:val="22"/>
+          <w:szCs w:val="22"/>
+        </w:rPr>
+        <w:t>DB_DATABASE</w:t>
+      </w:r>
+    </w:p>
+    <w:p>
+      <w:pPr>
+        <w:pStyle w:val="my-2"/>
+        <w:numPr>
+          <w:ilvl w:val="0"/>
+          <w:numId w:val="28"/>
+        </w:numPr>
+        <w:rPr>
+          <w:rFonts w:asciiTheme="minorHAnsi" w:hAnsiTheme="minorHAnsi" w:cstheme="minorHAnsi"/>
+          <w:sz w:val="22"/>
+          <w:szCs w:val="22"/>
+        </w:rPr>
+      </w:pPr>
+      <w:r>
+        <w:rPr>
+          <w:rStyle w:val="HTMLCode"/>
+          <w:rFonts w:asciiTheme="minorHAnsi" w:hAnsiTheme="minorHAnsi" w:cstheme="minorHAnsi"/>
+          <w:sz w:val="22"/>
+          <w:szCs w:val="22"/>
+        </w:rPr>
+        <w:t>DB_USERNAME</w:t>
+      </w:r>
+    </w:p>
+    <w:p>
+      <w:pPr>
+        <w:pStyle w:val="my-2"/>
+        <w:numPr>
+          <w:ilvl w:val="0"/>
+          <w:numId w:val="28"/>
+        </w:numPr>
+        <w:rPr>
+          <w:rFonts w:asciiTheme="minorHAnsi" w:hAnsiTheme="minorHAnsi" w:cstheme="minorHAnsi"/>
+          <w:sz w:val="22"/>
+          <w:szCs w:val="22"/>
+        </w:rPr>
+      </w:pPr>
+      <w:r>
+        <w:rPr>
+          <w:rStyle w:val="HTMLCode"/>
+          <w:rFonts w:asciiTheme="minorHAnsi" w:hAnsiTheme="minorHAnsi" w:cstheme="minorHAnsi"/>
+          <w:sz w:val="22"/>
+          <w:szCs w:val="22"/>
+        </w:rPr>
+        <w:t>DB_PASSWORD</w:t>
+      </w:r>
+    </w:p>
+    <w:p>
+      <w:pPr>
+        <w:pStyle w:val="my-2"/>
+        <w:numPr>
+          <w:ilvl w:val="0"/>
+          <w:numId w:val="28"/>
+        </w:numPr>
+        <w:rPr>
+          <w:rFonts w:asciiTheme="minorHAnsi" w:hAnsiTheme="minorHAnsi" w:cstheme="minorHAnsi"/>
+          <w:sz w:val="22"/>
+          <w:szCs w:val="22"/>
+        </w:rPr>
+      </w:pPr>
+      <w:r>
+        <w:rPr>
+          <w:rStyle w:val="HTMLCode"/>
+          <w:rFonts w:asciiTheme="minorHAnsi" w:hAnsiTheme="minorHAnsi" w:cstheme="minorHAnsi"/>
+          <w:sz w:val="22"/>
+          <w:szCs w:val="22"/>
+        </w:rPr>
+        <w:t>APP_KEY</w:t>
+      </w:r>
+    </w:p>
+    <w:p>
+      <w:pPr>
+        <w:pStyle w:val="my-2"/>
+        <w:numPr>
+          <w:ilvl w:val="0"/>
+          <w:numId w:val="28"/>
+        </w:numPr>
+        <w:rPr>
+          <w:rFonts w:asciiTheme="minorHAnsi" w:hAnsiTheme="minorHAnsi" w:cstheme="minorHAnsi"/>
+          <w:sz w:val="22"/>
+          <w:szCs w:val="22"/>
+        </w:rPr>
+      </w:pPr>
+      <w:r>
+        <w:rPr>
+          <w:rFonts w:asciiTheme="minorHAnsi" w:hAnsiTheme="minorHAnsi" w:cstheme="minorHAnsi"/>
+          <w:sz w:val="22"/>
+          <w:szCs w:val="22"/>
+        </w:rPr>
+        <w:t>mail or cache settings</w:t>
+      </w:r>
+      <w:r>
+        <w:rPr>
+          <w:rStyle w:val="inline-block"/>
+          <w:rFonts w:asciiTheme="minorHAnsi" w:hAnsiTheme="minorHAnsi" w:cstheme="minorHAnsi"/>
+          <w:sz w:val="22"/>
+          <w:szCs w:val="22"/>
+        </w:rPr>
+        <w:t>laravel</w:t>
+      </w:r>
+      <w:r>
+        <w:rPr>
+          <w:rStyle w:val="opacity-50"/>
+          <w:rFonts w:asciiTheme="minorHAnsi" w:hAnsiTheme="minorHAnsi" w:cstheme="minorHAnsi"/>
+          <w:sz w:val="22"/>
+          <w:szCs w:val="22"/>
+        </w:rPr>
+        <w:t>+1</w:t>
+      </w:r>
+    </w:p>
+    <w:p>
+      <w:pPr>
+        <w:pStyle w:val="Heading2"/>
+        <w:rPr>
+          <w:rFonts w:asciiTheme="minorHAnsi" w:hAnsiTheme="minorHAnsi" w:cstheme="minorHAnsi"/>
+          <w:sz w:val="22"/>
+          <w:szCs w:val="22"/>
+        </w:rPr>
+      </w:pPr>
+      <w:r>
+        <w:rPr>
+          <w:rFonts w:asciiTheme="minorHAnsi" w:hAnsiTheme="minorHAnsi" w:cstheme="minorHAnsi"/>
+          <w:sz w:val="22"/>
+          <w:szCs w:val="22"/>
+        </w:rPr>
+        <w:t>What it does</w:t>
+      </w:r>
+    </w:p>
+    <w:p>
+      <w:pPr>
+        <w:pStyle w:val="my-2"/>
+        <w:rPr>
+          <w:rFonts w:asciiTheme="minorHAnsi" w:hAnsiTheme="minorHAnsi" w:cstheme="minorHAnsi"/>
+          <w:sz w:val="22"/>
+          <w:szCs w:val="22"/>
+        </w:rPr>
+      </w:pPr>
+      <w:r>
+        <w:rPr>
+          <w:rFonts w:asciiTheme="minorHAnsi" w:hAnsiTheme="minorHAnsi" w:cstheme="minorHAnsi"/>
+          <w:sz w:val="22"/>
+          <w:szCs w:val="22"/>
+        </w:rPr>
+        <w:t xml:space="preserve">It clears the configuration cache only; it does </w:t>
+      </w:r>
+      <w:r>
+        <w:rPr>
+          <w:rStyle w:val="Strong"/>
+          <w:rFonts w:asciiTheme="minorHAnsi" w:hAnsiTheme="minorHAnsi" w:cstheme="minorHAnsi"/>
+          <w:sz w:val="22"/>
+          <w:szCs w:val="22"/>
+        </w:rPr>
+        <w:t>not</w:t>
+      </w:r>
+      <w:r>
+        <w:rPr>
+          <w:rFonts w:asciiTheme="minorHAnsi" w:hAnsiTheme="minorHAnsi" w:cstheme="minorHAnsi"/>
+          <w:sz w:val="22"/>
+          <w:szCs w:val="22"/>
+        </w:rPr>
+        <w:t xml:space="preserve"> change your code, database data, or </w:t>
+      </w:r>
+      <w:r>
+        <w:rPr>
+          <w:rStyle w:val="HTMLCode"/>
+          <w:rFonts w:asciiTheme="minorHAnsi" w:hAnsiTheme="minorHAnsi" w:cstheme="minorHAnsi"/>
+          <w:sz w:val="22"/>
+          <w:szCs w:val="22"/>
+        </w:rPr>
+        <w:t>.</w:t>
+      </w:r>
+      <w:proofErr w:type="spellStart"/>
+      <w:r>
+        <w:rPr>
+          <w:rStyle w:val="HTMLCode"/>
+          <w:rFonts w:asciiTheme="minorHAnsi" w:hAnsiTheme="minorHAnsi" w:cstheme="minorHAnsi"/>
+          <w:sz w:val="22"/>
+          <w:szCs w:val="22"/>
+        </w:rPr>
+        <w:t>env</w:t>
+      </w:r>
+      <w:proofErr w:type="spellEnd"/>
+      <w:r>
+        <w:rPr>
+          <w:rFonts w:asciiTheme="minorHAnsi" w:hAnsiTheme="minorHAnsi" w:cstheme="minorHAnsi"/>
+          <w:sz w:val="22"/>
+          <w:szCs w:val="22"/>
+        </w:rPr>
+        <w:t xml:space="preserve"> file itself.</w:t>
+      </w:r>
+    </w:p>
+    <w:p>
+      <w:pPr>
+        <w:pStyle w:val="Heading2"/>
+        <w:rPr>
+          <w:rFonts w:asciiTheme="minorHAnsi" w:hAnsiTheme="minorHAnsi" w:cstheme="minorHAnsi"/>
+          <w:sz w:val="22"/>
+          <w:szCs w:val="22"/>
+        </w:rPr>
+      </w:pPr>
+      <w:r>
+        <w:rPr>
+          <w:rFonts w:asciiTheme="minorHAnsi" w:hAnsiTheme="minorHAnsi" w:cstheme="minorHAnsi"/>
+          <w:sz w:val="22"/>
+          <w:szCs w:val="22"/>
+        </w:rPr>
+        <w:t>Common follow-up</w:t>
+      </w:r>
+    </w:p>
+    <w:p>
+      <w:pPr>
+        <w:pStyle w:val="my-2"/>
+        <w:rPr>
+          <w:rFonts w:asciiTheme="minorHAnsi" w:hAnsiTheme="minorHAnsi" w:cstheme="minorHAnsi"/>
+          <w:sz w:val="22"/>
+          <w:szCs w:val="22"/>
+        </w:rPr>
+      </w:pPr>
+      <w:r>
+        <w:rPr>
+          <w:rFonts w:asciiTheme="minorHAnsi" w:hAnsiTheme="minorHAnsi" w:cstheme="minorHAnsi"/>
+          <w:sz w:val="22"/>
+          <w:szCs w:val="22"/>
+        </w:rPr>
+        <w:t xml:space="preserve">After </w:t>
+      </w:r>
+      <w:proofErr w:type="spellStart"/>
+      <w:r>
+        <w:rPr>
+          <w:rStyle w:val="HTMLCode"/>
+          <w:rFonts w:asciiTheme="minorHAnsi" w:hAnsiTheme="minorHAnsi" w:cstheme="minorHAnsi"/>
+          <w:sz w:val="22"/>
+          <w:szCs w:val="22"/>
+        </w:rPr>
+        <w:t>config</w:t>
+      </w:r>
+      <w:proofErr w:type="gramStart"/>
+      <w:r>
+        <w:rPr>
+          <w:rStyle w:val="HTMLCode"/>
+          <w:rFonts w:asciiTheme="minorHAnsi" w:hAnsiTheme="minorHAnsi" w:cstheme="minorHAnsi"/>
+          <w:sz w:val="22"/>
+          <w:szCs w:val="22"/>
+        </w:rPr>
+        <w:t>:clear</w:t>
+      </w:r>
+      <w:proofErr w:type="spellEnd"/>
+      <w:proofErr w:type="gramEnd"/>
+      <w:r>
+        <w:rPr>
+          <w:rFonts w:asciiTheme="minorHAnsi" w:hAnsiTheme="minorHAnsi" w:cstheme="minorHAnsi"/>
+          <w:sz w:val="22"/>
+          <w:szCs w:val="22"/>
+        </w:rPr>
+        <w:t>, many developers also run:</w:t>
+      </w:r>
+    </w:p>
+    <w:p>
+      <w:pPr>
+        <w:pStyle w:val="HTMLPreformatted"/>
+        <w:rPr>
+          <w:rFonts w:asciiTheme="minorHAnsi" w:hAnsiTheme="minorHAnsi" w:cstheme="minorHAnsi"/>
+          <w:b/>
+          <w:bCs/>
+          <w:i/>
+          <w:iCs/>
+          <w:color w:val="548DD4" w:themeColor="text2" w:themeTint="99"/>
+          <w:sz w:val="22"/>
+          <w:szCs w:val="22"/>
+        </w:rPr>
+      </w:pPr>
+      <w:proofErr w:type="spellStart"/>
+      <w:proofErr w:type="gramStart"/>
+      <w:r>
+        <w:rPr>
+          <w:rStyle w:val="HTMLCode"/>
+          <w:rFonts w:asciiTheme="minorHAnsi" w:hAnsiTheme="minorHAnsi" w:cstheme="minorHAnsi"/>
+          <w:b/>
+          <w:bCs/>
+          <w:i/>
+          <w:iCs/>
+          <w:color w:val="548DD4" w:themeColor="text2" w:themeTint="99"/>
+          <w:sz w:val="22"/>
+          <w:szCs w:val="22"/>
+        </w:rPr>
+        <w:t>php</w:t>
+      </w:r>
+      <w:proofErr w:type="spellEnd"/>
+      <w:proofErr w:type="gramEnd"/>
+      <w:r>
+        <w:rPr>
+          <w:rStyle w:val="HTMLCode"/>
+          <w:rFonts w:asciiTheme="minorHAnsi" w:hAnsiTheme="minorHAnsi" w:cstheme="minorHAnsi"/>
+          <w:b/>
+          <w:bCs/>
+          <w:i/>
+          <w:iCs/>
+          <w:color w:val="548DD4" w:themeColor="text2" w:themeTint="99"/>
+          <w:sz w:val="22"/>
+          <w:szCs w:val="22"/>
+        </w:rPr>
+        <w:t xml:space="preserve"> artisan </w:t>
+      </w:r>
+      <w:proofErr w:type="spellStart"/>
+      <w:r>
+        <w:rPr>
+          <w:rStyle w:val="HTMLCode"/>
+          <w:rFonts w:asciiTheme="minorHAnsi" w:hAnsiTheme="minorHAnsi" w:cstheme="minorHAnsi"/>
+          <w:b/>
+          <w:bCs/>
+          <w:i/>
+          <w:iCs/>
+          <w:color w:val="548DD4" w:themeColor="text2" w:themeTint="99"/>
+          <w:sz w:val="22"/>
+          <w:szCs w:val="22"/>
+        </w:rPr>
+        <w:t>cache:clear</w:t>
+      </w:r>
+      <w:proofErr w:type="spellEnd"/>
+    </w:p>
+    <w:p>
+      <w:pPr>
+        <w:pStyle w:val="my-2"/>
+        <w:rPr>
+          <w:rFonts w:asciiTheme="minorHAnsi" w:hAnsiTheme="minorHAnsi" w:cstheme="minorHAnsi"/>
+          <w:sz w:val="22"/>
+          <w:szCs w:val="22"/>
+        </w:rPr>
+      </w:pPr>
+      <w:proofErr w:type="gramStart"/>
+      <w:r>
+        <w:rPr>
+          <w:rFonts w:asciiTheme="minorHAnsi" w:hAnsiTheme="minorHAnsi" w:cstheme="minorHAnsi"/>
+          <w:sz w:val="22"/>
+          <w:szCs w:val="22"/>
+        </w:rPr>
+        <w:t>and</w:t>
+      </w:r>
+      <w:proofErr w:type="gramEnd"/>
+      <w:r>
+        <w:rPr>
+          <w:rFonts w:asciiTheme="minorHAnsi" w:hAnsiTheme="minorHAnsi" w:cstheme="minorHAnsi"/>
+          <w:sz w:val="22"/>
+          <w:szCs w:val="22"/>
+        </w:rPr>
+        <w:t>, if needed:</w:t>
+      </w:r>
+    </w:p>
+    <w:p>
+      <w:pPr>
+        <w:pStyle w:val="HTMLPreformatted"/>
+        <w:rPr>
+          <w:rFonts w:asciiTheme="minorHAnsi" w:hAnsiTheme="minorHAnsi" w:cstheme="minorHAnsi"/>
+          <w:b/>
+          <w:bCs/>
+          <w:i/>
+          <w:iCs/>
+          <w:color w:val="548DD4" w:themeColor="text2" w:themeTint="99"/>
+          <w:sz w:val="22"/>
+          <w:szCs w:val="22"/>
+        </w:rPr>
+      </w:pPr>
+      <w:proofErr w:type="spellStart"/>
+      <w:proofErr w:type="gramStart"/>
+      <w:r>
+        <w:rPr>
+          <w:rStyle w:val="HTMLCode"/>
+          <w:rFonts w:asciiTheme="minorHAnsi" w:hAnsiTheme="minorHAnsi" w:cstheme="minorHAnsi"/>
+          <w:b/>
+          <w:bCs/>
+          <w:i/>
+          <w:iCs/>
+          <w:color w:val="548DD4" w:themeColor="text2" w:themeTint="99"/>
+          <w:sz w:val="22"/>
+          <w:szCs w:val="22"/>
+        </w:rPr>
+        <w:lastRenderedPageBreak/>
+        <w:t>php</w:t>
+      </w:r>
+      <w:proofErr w:type="spellEnd"/>
+      <w:proofErr w:type="gramEnd"/>
+      <w:r>
+        <w:rPr>
+          <w:rStyle w:val="HTMLCode"/>
+          <w:rFonts w:asciiTheme="minorHAnsi" w:hAnsiTheme="minorHAnsi" w:cstheme="minorHAnsi"/>
+          <w:b/>
+          <w:bCs/>
+          <w:i/>
+          <w:iCs/>
+          <w:color w:val="548DD4" w:themeColor="text2" w:themeTint="99"/>
+          <w:sz w:val="22"/>
+          <w:szCs w:val="22"/>
+        </w:rPr>
+        <w:t xml:space="preserve"> artisan </w:t>
+      </w:r>
+      <w:proofErr w:type="spellStart"/>
+      <w:r>
+        <w:rPr>
+          <w:rStyle w:val="HTMLCode"/>
+          <w:rFonts w:asciiTheme="minorHAnsi" w:hAnsiTheme="minorHAnsi" w:cstheme="minorHAnsi"/>
+          <w:b/>
+          <w:bCs/>
+          <w:i/>
+          <w:iCs/>
+          <w:color w:val="548DD4" w:themeColor="text2" w:themeTint="99"/>
+          <w:sz w:val="22"/>
+          <w:szCs w:val="22"/>
+        </w:rPr>
+        <w:t>optimize:clear</w:t>
+      </w:r>
+      <w:proofErr w:type="spellEnd"/>
+    </w:p>
+    <w:p>
+      <w:pPr>
+        <w:pStyle w:val="my-2"/>
+        <w:rPr>
+          <w:rFonts w:asciiTheme="minorHAnsi" w:hAnsiTheme="minorHAnsi" w:cstheme="minorHAnsi"/>
+          <w:sz w:val="22"/>
+          <w:szCs w:val="22"/>
+        </w:rPr>
+      </w:pPr>
+      <w:proofErr w:type="gramStart"/>
+      <w:r>
+        <w:rPr>
+          <w:rFonts w:asciiTheme="minorHAnsi" w:hAnsiTheme="minorHAnsi" w:cstheme="minorHAnsi"/>
+          <w:sz w:val="22"/>
+          <w:szCs w:val="22"/>
+        </w:rPr>
+        <w:t>because</w:t>
+      </w:r>
+      <w:proofErr w:type="gramEnd"/>
+      <w:r>
+        <w:rPr>
+          <w:rFonts w:asciiTheme="minorHAnsi" w:hAnsiTheme="minorHAnsi" w:cstheme="minorHAnsi"/>
+          <w:sz w:val="22"/>
+          <w:szCs w:val="22"/>
+        </w:rPr>
+        <w:t xml:space="preserve"> that clears </w:t>
+      </w:r>
+      <w:proofErr w:type="spellStart"/>
+      <w:r>
+        <w:rPr>
+          <w:rFonts w:asciiTheme="minorHAnsi" w:hAnsiTheme="minorHAnsi" w:cstheme="minorHAnsi"/>
+          <w:sz w:val="22"/>
+          <w:szCs w:val="22"/>
+        </w:rPr>
+        <w:t>config</w:t>
+      </w:r>
+      <w:proofErr w:type="spellEnd"/>
+      <w:r>
+        <w:rPr>
+          <w:rFonts w:asciiTheme="minorHAnsi" w:hAnsiTheme="minorHAnsi" w:cstheme="minorHAnsi"/>
+          <w:sz w:val="22"/>
+          <w:szCs w:val="22"/>
+        </w:rPr>
+        <w:t>, route, view, and application caches together during development.</w:t>
+      </w:r>
+    </w:p>
+    <w:p>
+      <w:pPr>
+        <w:pStyle w:val="Heading2"/>
+        <w:rPr>
+          <w:rFonts w:asciiTheme="minorHAnsi" w:hAnsiTheme="minorHAnsi" w:cstheme="minorHAnsi"/>
+          <w:sz w:val="22"/>
+          <w:szCs w:val="22"/>
+        </w:rPr>
+      </w:pPr>
+      <w:r>
+        <w:rPr>
+          <w:rFonts w:asciiTheme="minorHAnsi" w:hAnsiTheme="minorHAnsi" w:cstheme="minorHAnsi"/>
+          <w:sz w:val="22"/>
+          <w:szCs w:val="22"/>
+        </w:rPr>
+        <w:t xml:space="preserve">If you changed </w:t>
+      </w:r>
+      <w:r>
+        <w:rPr>
+          <w:rStyle w:val="HTMLCode"/>
+          <w:rFonts w:asciiTheme="minorHAnsi" w:eastAsiaTheme="majorEastAsia" w:hAnsiTheme="minorHAnsi" w:cstheme="minorHAnsi"/>
+          <w:sz w:val="22"/>
+          <w:szCs w:val="22"/>
+        </w:rPr>
+        <w:t>.</w:t>
+      </w:r>
+      <w:proofErr w:type="spellStart"/>
+      <w:r>
+        <w:rPr>
+          <w:rStyle w:val="HTMLCode"/>
+          <w:rFonts w:asciiTheme="minorHAnsi" w:eastAsiaTheme="majorEastAsia" w:hAnsiTheme="minorHAnsi" w:cstheme="minorHAnsi"/>
+          <w:sz w:val="22"/>
+          <w:szCs w:val="22"/>
+        </w:rPr>
+        <w:t>env</w:t>
+      </w:r>
+      <w:proofErr w:type="spellEnd"/>
+    </w:p>
+    <w:p>
+      <w:pPr>
+        <w:pStyle w:val="my-2"/>
+        <w:rPr>
+          <w:rFonts w:asciiTheme="minorHAnsi" w:hAnsiTheme="minorHAnsi" w:cstheme="minorHAnsi"/>
+          <w:sz w:val="22"/>
+          <w:szCs w:val="22"/>
+        </w:rPr>
+      </w:pPr>
+      <w:r>
+        <w:rPr>
+          <w:rFonts w:asciiTheme="minorHAnsi" w:hAnsiTheme="minorHAnsi" w:cstheme="minorHAnsi"/>
+          <w:sz w:val="22"/>
+          <w:szCs w:val="22"/>
+        </w:rPr>
+        <w:t>A common safe sequence is:</w:t>
+      </w:r>
+    </w:p>
+    <w:p>
+      <w:pPr>
+        <w:pStyle w:val="HTMLPreformatted"/>
+        <w:rPr>
+          <w:rStyle w:val="HTMLCode"/>
+          <w:rFonts w:asciiTheme="minorHAnsi" w:hAnsiTheme="minorHAnsi" w:cstheme="minorHAnsi"/>
+          <w:b/>
+          <w:bCs/>
+          <w:i/>
+          <w:iCs/>
+          <w:color w:val="548DD4" w:themeColor="text2" w:themeTint="99"/>
+          <w:sz w:val="22"/>
+          <w:szCs w:val="22"/>
+        </w:rPr>
+      </w:pPr>
+      <w:proofErr w:type="spellStart"/>
+      <w:proofErr w:type="gramStart"/>
+      <w:r>
+        <w:rPr>
+          <w:rStyle w:val="HTMLCode"/>
+          <w:rFonts w:asciiTheme="minorHAnsi" w:hAnsiTheme="minorHAnsi" w:cstheme="minorHAnsi"/>
+          <w:b/>
+          <w:bCs/>
+          <w:i/>
+          <w:iCs/>
+          <w:color w:val="548DD4" w:themeColor="text2" w:themeTint="99"/>
+          <w:sz w:val="22"/>
+          <w:szCs w:val="22"/>
+        </w:rPr>
+        <w:t>php</w:t>
+      </w:r>
+      <w:proofErr w:type="spellEnd"/>
+      <w:proofErr w:type="gramEnd"/>
+      <w:r>
+        <w:rPr>
+          <w:rStyle w:val="HTMLCode"/>
+          <w:rFonts w:asciiTheme="minorHAnsi" w:hAnsiTheme="minorHAnsi" w:cstheme="minorHAnsi"/>
+          <w:b/>
+          <w:bCs/>
+          <w:i/>
+          <w:iCs/>
+          <w:color w:val="548DD4" w:themeColor="text2" w:themeTint="99"/>
+          <w:sz w:val="22"/>
+          <w:szCs w:val="22"/>
+        </w:rPr>
+        <w:t xml:space="preserve"> artisan </w:t>
+      </w:r>
+      <w:proofErr w:type="spellStart"/>
+      <w:r>
+        <w:rPr>
+          <w:rStyle w:val="HTMLCode"/>
+          <w:rFonts w:asciiTheme="minorHAnsi" w:hAnsiTheme="minorHAnsi" w:cstheme="minorHAnsi"/>
+          <w:b/>
+          <w:bCs/>
+          <w:i/>
+          <w:iCs/>
+          <w:color w:val="548DD4" w:themeColor="text2" w:themeTint="99"/>
+          <w:sz w:val="22"/>
+          <w:szCs w:val="22"/>
+        </w:rPr>
+        <w:t>config:clear</w:t>
+      </w:r>
+      <w:proofErr w:type="spellEnd"/>
+    </w:p>
+    <w:p>
+      <w:pPr>
+        <w:pStyle w:val="HTMLPreformatted"/>
+        <w:rPr>
+          <w:rStyle w:val="HTMLCode"/>
+          <w:rFonts w:asciiTheme="minorHAnsi" w:hAnsiTheme="minorHAnsi" w:cstheme="minorHAnsi"/>
+          <w:b/>
+          <w:bCs/>
+          <w:i/>
+          <w:iCs/>
+          <w:color w:val="548DD4" w:themeColor="text2" w:themeTint="99"/>
+          <w:sz w:val="22"/>
+          <w:szCs w:val="22"/>
+        </w:rPr>
+      </w:pPr>
+      <w:proofErr w:type="spellStart"/>
+      <w:proofErr w:type="gramStart"/>
+      <w:r>
+        <w:rPr>
+          <w:rStyle w:val="HTMLCode"/>
+          <w:rFonts w:asciiTheme="minorHAnsi" w:hAnsiTheme="minorHAnsi" w:cstheme="minorHAnsi"/>
+          <w:b/>
+          <w:bCs/>
+          <w:i/>
+          <w:iCs/>
+          <w:color w:val="548DD4" w:themeColor="text2" w:themeTint="99"/>
+          <w:sz w:val="22"/>
+          <w:szCs w:val="22"/>
+        </w:rPr>
+        <w:t>php</w:t>
+      </w:r>
+      <w:proofErr w:type="spellEnd"/>
+      <w:proofErr w:type="gramEnd"/>
+      <w:r>
+        <w:rPr>
+          <w:rStyle w:val="HTMLCode"/>
+          <w:rFonts w:asciiTheme="minorHAnsi" w:hAnsiTheme="minorHAnsi" w:cstheme="minorHAnsi"/>
+          <w:b/>
+          <w:bCs/>
+          <w:i/>
+          <w:iCs/>
+          <w:color w:val="548DD4" w:themeColor="text2" w:themeTint="99"/>
+          <w:sz w:val="22"/>
+          <w:szCs w:val="22"/>
+        </w:rPr>
+        <w:t xml:space="preserve"> artisan </w:t>
+      </w:r>
+      <w:proofErr w:type="spellStart"/>
+      <w:r>
+        <w:rPr>
+          <w:rStyle w:val="HTMLCode"/>
+          <w:rFonts w:asciiTheme="minorHAnsi" w:hAnsiTheme="minorHAnsi" w:cstheme="minorHAnsi"/>
+          <w:b/>
+          <w:bCs/>
+          <w:i/>
+          <w:iCs/>
+          <w:color w:val="548DD4" w:themeColor="text2" w:themeTint="99"/>
+          <w:sz w:val="22"/>
+          <w:szCs w:val="22"/>
+        </w:rPr>
+        <w:t>cache:clear</w:t>
+      </w:r>
+      <w:proofErr w:type="spellEnd"/>
+    </w:p>
+    <w:p>
+      <w:pPr>
+        <w:pStyle w:val="HTMLPreformatted"/>
+        <w:rPr>
+          <w:rFonts w:asciiTheme="minorHAnsi" w:hAnsiTheme="minorHAnsi" w:cstheme="minorHAnsi"/>
+          <w:b/>
+          <w:bCs/>
+          <w:i/>
+          <w:iCs/>
+          <w:color w:val="548DD4" w:themeColor="text2" w:themeTint="99"/>
+          <w:sz w:val="22"/>
+          <w:szCs w:val="22"/>
+        </w:rPr>
+      </w:pPr>
+      <w:proofErr w:type="spellStart"/>
+      <w:proofErr w:type="gramStart"/>
+      <w:r>
+        <w:rPr>
+          <w:rStyle w:val="HTMLCode"/>
+          <w:rFonts w:asciiTheme="minorHAnsi" w:hAnsiTheme="minorHAnsi" w:cstheme="minorHAnsi"/>
+          <w:b/>
+          <w:bCs/>
+          <w:i/>
+          <w:iCs/>
+          <w:color w:val="548DD4" w:themeColor="text2" w:themeTint="99"/>
+          <w:sz w:val="22"/>
+          <w:szCs w:val="22"/>
+        </w:rPr>
+        <w:t>php</w:t>
+      </w:r>
+      <w:proofErr w:type="spellEnd"/>
+      <w:proofErr w:type="gramEnd"/>
+      <w:r>
+        <w:rPr>
+          <w:rStyle w:val="HTMLCode"/>
+          <w:rFonts w:asciiTheme="minorHAnsi" w:hAnsiTheme="minorHAnsi" w:cstheme="minorHAnsi"/>
+          <w:b/>
+          <w:bCs/>
+          <w:i/>
+          <w:iCs/>
+          <w:color w:val="548DD4" w:themeColor="text2" w:themeTint="99"/>
+          <w:sz w:val="22"/>
+          <w:szCs w:val="22"/>
+        </w:rPr>
+        <w:t xml:space="preserve"> artisan </w:t>
+      </w:r>
+      <w:proofErr w:type="spellStart"/>
+      <w:r>
+        <w:rPr>
+          <w:rStyle w:val="HTMLCode"/>
+          <w:rFonts w:asciiTheme="minorHAnsi" w:hAnsiTheme="minorHAnsi" w:cstheme="minorHAnsi"/>
+          <w:b/>
+          <w:bCs/>
+          <w:i/>
+          <w:iCs/>
+          <w:color w:val="548DD4" w:themeColor="text2" w:themeTint="99"/>
+          <w:sz w:val="22"/>
+          <w:szCs w:val="22"/>
+        </w:rPr>
+        <w:t>optimize:clear</w:t>
+      </w:r>
+      <w:proofErr w:type="spellEnd"/>
+    </w:p>
+    <w:p>
+      <w:pPr>
+        <w:pStyle w:val="my-2"/>
+        <w:rPr>
+          <w:rFonts w:asciiTheme="minorHAnsi" w:hAnsiTheme="minorHAnsi" w:cstheme="minorHAnsi"/>
+          <w:sz w:val="22"/>
+          <w:szCs w:val="22"/>
+        </w:rPr>
+      </w:pPr>
+      <w:r>
+        <w:rPr>
+          <w:rFonts w:asciiTheme="minorHAnsi" w:hAnsiTheme="minorHAnsi" w:cstheme="minorHAnsi"/>
+          <w:sz w:val="22"/>
+          <w:szCs w:val="22"/>
+        </w:rPr>
+        <w:t>Then test your app again or rerun migrations if you were fixing the database connection.</w:t>
+      </w:r>
+    </w:p>
+    <w:p>
+      <w:pPr>
+        <w:tabs>
+          <w:tab w:val="left" w:pos="2307"/>
+        </w:tabs>
         <w:rPr>
           <w:rFonts w:cstheme="minorHAnsi"/>
           <w:szCs w:val="22"/>
@@ -23083,6 +24074,155 @@
     </w:lvl>
   </w:abstractNum>
   <w:abstractNum w:abstractNumId="15">
+    <w:nsid w:val="53691DB1"/>
+    <w:multiLevelType w:val="multilevel"/>
+    <w:tmpl w:val="A596F572"/>
+    <w:lvl w:ilvl="0">
+      <w:start w:val="1"/>
+      <w:numFmt w:val="bullet"/>
+      <w:lvlText w:val=""/>
+      <w:lvlJc w:val="left"/>
+      <w:pPr>
+        <w:tabs>
+          <w:tab w:val="num" w:pos="720"/>
+        </w:tabs>
+        <w:ind w:left="720" w:hanging="360"/>
+      </w:pPr>
+      <w:rPr>
+        <w:rFonts w:ascii="Symbol" w:hAnsi="Symbol" w:hint="default"/>
+        <w:sz w:val="20"/>
+      </w:rPr>
+    </w:lvl>
+    <w:lvl w:ilvl="1" w:tentative="1">
+      <w:start w:val="1"/>
+      <w:numFmt w:val="bullet"/>
+      <w:lvlText w:val="o"/>
+      <w:lvlJc w:val="left"/>
+      <w:pPr>
+        <w:tabs>
+          <w:tab w:val="num" w:pos="1440"/>
+        </w:tabs>
+        <w:ind w:left="1440" w:hanging="360"/>
+      </w:pPr>
+      <w:rPr>
+        <w:rFonts w:ascii="Courier New" w:hAnsi="Courier New" w:hint="default"/>
+        <w:sz w:val="20"/>
+      </w:rPr>
+    </w:lvl>
+    <w:lvl w:ilvl="2" w:tentative="1">
+      <w:start w:val="1"/>
+      <w:numFmt w:val="bullet"/>
+      <w:lvlText w:val=""/>
+      <w:lvlJc w:val="left"/>
+      <w:pPr>
+        <w:tabs>
+          <w:tab w:val="num" w:pos="2160"/>
+        </w:tabs>
+        <w:ind w:left="2160" w:hanging="360"/>
+      </w:pPr>
+      <w:rPr>
+        <w:rFonts w:ascii="Wingdings" w:hAnsi="Wingdings" w:hint="default"/>
+        <w:sz w:val="20"/>
+      </w:rPr>
+    </w:lvl>
+    <w:lvl w:ilvl="3" w:tentative="1">
+      <w:start w:val="1"/>
+      <w:numFmt w:val="bullet"/>
+      <w:lvlText w:val=""/>
+      <w:lvlJc w:val="left"/>
+      <w:pPr>
+        <w:tabs>
+          <w:tab w:val="num" w:pos="2880"/>
+        </w:tabs>
+        <w:ind w:left="2880" w:hanging="360"/>
+      </w:pPr>
+      <w:rPr>
+        <w:rFonts w:ascii="Wingdings" w:hAnsi="Wingdings" w:hint="default"/>
+        <w:sz w:val="20"/>
+      </w:rPr>
+    </w:lvl>
+    <w:lvl w:ilvl="4" w:tentative="1">
+      <w:start w:val="1"/>
+      <w:numFmt w:val="bullet"/>
+      <w:lvlText w:val=""/>
+      <w:lvlJc w:val="left"/>
+      <w:pPr>
+        <w:tabs>
+          <w:tab w:val="num" w:pos="3600"/>
+        </w:tabs>
+        <w:ind w:left="3600" w:hanging="360"/>
+      </w:pPr>
+      <w:rPr>
+        <w:rFonts w:ascii="Wingdings" w:hAnsi="Wingdings" w:hint="default"/>
+        <w:sz w:val="20"/>
+      </w:rPr>
+    </w:lvl>
+    <w:lvl w:ilvl="5" w:tentative="1">
+      <w:start w:val="1"/>
+      <w:numFmt w:val="bullet"/>
+      <w:lvlText w:val=""/>
+      <w:lvlJc w:val="left"/>
+      <w:pPr>
+        <w:tabs>
+          <w:tab w:val="num" w:pos="4320"/>
+        </w:tabs>
+        <w:ind w:left="4320" w:hanging="360"/>
+      </w:pPr>
+      <w:rPr>
+        <w:rFonts w:ascii="Wingdings" w:hAnsi="Wingdings" w:hint="default"/>
+        <w:sz w:val="20"/>
+      </w:rPr>
+    </w:lvl>
+    <w:lvl w:ilvl="6" w:tentative="1">
+      <w:start w:val="1"/>
+      <w:numFmt w:val="bullet"/>
+      <w:lvlText w:val=""/>
+      <w:lvlJc w:val="left"/>
+      <w:pPr>
+        <w:tabs>
+          <w:tab w:val="num" w:pos="5040"/>
+        </w:tabs>
+        <w:ind w:left="5040" w:hanging="360"/>
+      </w:pPr>
+      <w:rPr>
+        <w:rFonts w:ascii="Wingdings" w:hAnsi="Wingdings" w:hint="default"/>
+        <w:sz w:val="20"/>
+      </w:rPr>
+    </w:lvl>
+    <w:lvl w:ilvl="7" w:tentative="1">
+      <w:start w:val="1"/>
+      <w:numFmt w:val="bullet"/>
+      <w:lvlText w:val=""/>
+      <w:lvlJc w:val="left"/>
+      <w:pPr>
+        <w:tabs>
+          <w:tab w:val="num" w:pos="5760"/>
+        </w:tabs>
+        <w:ind w:left="5760" w:hanging="360"/>
+      </w:pPr>
+      <w:rPr>
+        <w:rFonts w:ascii="Wingdings" w:hAnsi="Wingdings" w:hint="default"/>
+        <w:sz w:val="20"/>
+      </w:rPr>
+    </w:lvl>
+    <w:lvl w:ilvl="8" w:tentative="1">
+      <w:start w:val="1"/>
+      <w:numFmt w:val="bullet"/>
+      <w:lvlText w:val=""/>
+      <w:lvlJc w:val="left"/>
+      <w:pPr>
+        <w:tabs>
+          <w:tab w:val="num" w:pos="6480"/>
+        </w:tabs>
+        <w:ind w:left="6480" w:hanging="360"/>
+      </w:pPr>
+      <w:rPr>
+        <w:rFonts w:ascii="Wingdings" w:hAnsi="Wingdings" w:hint="default"/>
+        <w:sz w:val="20"/>
+      </w:rPr>
+    </w:lvl>
+  </w:abstractNum>
+  <w:abstractNum w:abstractNumId="16">
     <w:nsid w:val="55F73037"/>
     <w:multiLevelType w:val="hybridMultilevel"/>
     <w:tmpl w:val="C9B47740"/>
@@ -23195,7 +24335,7 @@
       </w:rPr>
     </w:lvl>
   </w:abstractNum>
-  <w:abstractNum w:abstractNumId="16">
+  <w:abstractNum w:abstractNumId="17">
     <w:nsid w:val="5F19EEA1"/>
     <w:multiLevelType w:val="hybridMultilevel"/>
     <w:tmpl w:val="4A064B52"/>
@@ -23308,7 +24448,7 @@
       </w:rPr>
     </w:lvl>
   </w:abstractNum>
-  <w:abstractNum w:abstractNumId="17">
+  <w:abstractNum w:abstractNumId="18">
     <w:nsid w:val="638D4CE5"/>
     <w:multiLevelType w:val="hybridMultilevel"/>
     <w:tmpl w:val="7158DEDA"/>
@@ -23421,7 +24561,7 @@
       </w:rPr>
     </w:lvl>
   </w:abstractNum>
-  <w:abstractNum w:abstractNumId="18">
+  <w:abstractNum w:abstractNumId="19">
     <w:nsid w:val="64C669D5"/>
     <w:multiLevelType w:val="hybridMultilevel"/>
     <w:tmpl w:val="B8564516"/>
@@ -23534,7 +24674,7 @@
       </w:rPr>
     </w:lvl>
   </w:abstractNum>
-  <w:abstractNum w:abstractNumId="19">
+  <w:abstractNum w:abstractNumId="20">
     <w:nsid w:val="6D14B790"/>
     <w:multiLevelType w:val="hybridMultilevel"/>
     <w:tmpl w:val="FEB4F556"/>
@@ -23647,7 +24787,7 @@
       </w:rPr>
     </w:lvl>
   </w:abstractNum>
-  <w:abstractNum w:abstractNumId="20">
+  <w:abstractNum w:abstractNumId="21">
     <w:nsid w:val="6F49F606"/>
     <w:multiLevelType w:val="hybridMultilevel"/>
     <w:tmpl w:val="B0B0C0C4"/>
@@ -23760,7 +24900,7 @@
       </w:rPr>
     </w:lvl>
   </w:abstractNum>
-  <w:abstractNum w:abstractNumId="21">
+  <w:abstractNum w:abstractNumId="22">
     <w:nsid w:val="70E94C29"/>
     <w:multiLevelType w:val="hybridMultilevel"/>
     <w:tmpl w:val="226E4AC6"/>
@@ -23873,7 +25013,7 @@
       </w:rPr>
     </w:lvl>
   </w:abstractNum>
-  <w:abstractNum w:abstractNumId="22">
+  <w:abstractNum w:abstractNumId="23">
     <w:nsid w:val="7553C419"/>
     <w:multiLevelType w:val="hybridMultilevel"/>
     <w:tmpl w:val="FB742A26"/>
@@ -23986,7 +25126,7 @@
       </w:rPr>
     </w:lvl>
   </w:abstractNum>
-  <w:abstractNum w:abstractNumId="23">
+  <w:abstractNum w:abstractNumId="24">
     <w:nsid w:val="75822CC5"/>
     <w:multiLevelType w:val="hybridMultilevel"/>
     <w:tmpl w:val="AFFE5774"/>
@@ -24099,7 +25239,7 @@
       </w:rPr>
     </w:lvl>
   </w:abstractNum>
-  <w:abstractNum w:abstractNumId="24">
+  <w:abstractNum w:abstractNumId="25">
     <w:nsid w:val="76B420E5"/>
     <w:multiLevelType w:val="hybridMultilevel"/>
     <w:tmpl w:val="386CE270"/>
@@ -24212,7 +25352,7 @@
       </w:rPr>
     </w:lvl>
   </w:abstractNum>
-  <w:abstractNum w:abstractNumId="25">
+  <w:abstractNum w:abstractNumId="26">
     <w:nsid w:val="7936C793"/>
     <w:multiLevelType w:val="hybridMultilevel"/>
     <w:tmpl w:val="DA88566E"/>
@@ -24325,7 +25465,7 @@
       </w:rPr>
     </w:lvl>
   </w:abstractNum>
-  <w:abstractNum w:abstractNumId="26">
+  <w:abstractNum w:abstractNumId="27">
     <w:nsid w:val="7D241509"/>
     <w:multiLevelType w:val="hybridMultilevel"/>
     <w:tmpl w:val="55FE704A"/>
@@ -24439,13 +25579,13 @@
     </w:lvl>
   </w:abstractNum>
   <w:num w:numId="1">
-    <w:abstractNumId w:val="26"/>
+    <w:abstractNumId w:val="27"/>
   </w:num>
   <w:num w:numId="2">
     <w:abstractNumId w:val="7"/>
   </w:num>
   <w:num w:numId="3">
-    <w:abstractNumId w:val="15"/>
+    <w:abstractNumId w:val="16"/>
   </w:num>
   <w:num w:numId="4">
     <w:abstractNumId w:val="10"/>
@@ -24460,19 +25600,19 @@
     <w:abstractNumId w:val="11"/>
   </w:num>
   <w:num w:numId="8">
-    <w:abstractNumId w:val="24"/>
+    <w:abstractNumId w:val="25"/>
   </w:num>
   <w:num w:numId="9">
-    <w:abstractNumId w:val="20"/>
+    <w:abstractNumId w:val="21"/>
   </w:num>
   <w:num w:numId="10">
-    <w:abstractNumId w:val="19"/>
+    <w:abstractNumId w:val="20"/>
   </w:num>
   <w:num w:numId="11">
     <w:abstractNumId w:val="1"/>
   </w:num>
   <w:num w:numId="12">
-    <w:abstractNumId w:val="22"/>
+    <w:abstractNumId w:val="23"/>
   </w:num>
   <w:num w:numId="13">
     <w:abstractNumId w:val="9"/>
@@ -24481,28 +25621,28 @@
     <w:abstractNumId w:val="14"/>
   </w:num>
   <w:num w:numId="15">
-    <w:abstractNumId w:val="16"/>
+    <w:abstractNumId w:val="17"/>
   </w:num>
   <w:num w:numId="16">
-    <w:abstractNumId w:val="23"/>
+    <w:abstractNumId w:val="24"/>
   </w:num>
   <w:num w:numId="17">
-    <w:abstractNumId w:val="18"/>
+    <w:abstractNumId w:val="19"/>
   </w:num>
   <w:num w:numId="18">
-    <w:abstractNumId w:val="21"/>
+    <w:abstractNumId w:val="22"/>
   </w:num>
   <w:num w:numId="19">
     <w:abstractNumId w:val="2"/>
   </w:num>
   <w:num w:numId="20">
-    <w:abstractNumId w:val="25"/>
+    <w:abstractNumId w:val="26"/>
   </w:num>
   <w:num w:numId="21">
     <w:abstractNumId w:val="12"/>
   </w:num>
   <w:num w:numId="22">
-    <w:abstractNumId w:val="17"/>
+    <w:abstractNumId w:val="18"/>
   </w:num>
   <w:num w:numId="23">
     <w:abstractNumId w:val="8"/>
@@ -24518,6 +25658,9 @@
   </w:num>
   <w:num w:numId="27">
     <w:abstractNumId w:val="0"/>
+  </w:num>
+  <w:num w:numId="28">
+    <w:abstractNumId w:val="15"/>
   </w:num>
 </w:numbering>
 </file>
@@ -24968,6 +26111,94 @@
       <w:szCs w:val="20"/>
     </w:rPr>
   </w:style>
+  <w:style w:type="paragraph" w:customStyle="1" w:styleId="my-2">
+    <w:name w:val="my-2"/>
+    <w:basedOn w:val="Normal"/>
+    <w:rsid w:val="00EC0ED3"/>
+    <w:pPr>
+      <w:spacing w:before="100" w:beforeAutospacing="1" w:after="100" w:afterAutospacing="1" w:line="240" w:lineRule="auto"/>
+    </w:pPr>
+    <w:rPr>
+      <w:rFonts w:ascii="Times New Roman" w:eastAsia="Times New Roman" w:hAnsi="Times New Roman" w:cs="Times New Roman"/>
+      <w:sz w:val="24"/>
+      <w:szCs w:val="24"/>
+      <w:lang w:eastAsia="en-IN"/>
+    </w:rPr>
+  </w:style>
+  <w:style w:type="character" w:customStyle="1" w:styleId="citation">
+    <w:name w:val="citation"/>
+    <w:basedOn w:val="DefaultParagraphFont"/>
+    <w:rsid w:val="00EC0ED3"/>
+  </w:style>
+  <w:style w:type="character" w:customStyle="1" w:styleId="inline-block">
+    <w:name w:val="inline-block"/>
+    <w:basedOn w:val="DefaultParagraphFont"/>
+    <w:rsid w:val="00EC0ED3"/>
+  </w:style>
+  <w:style w:type="character" w:customStyle="1" w:styleId="opacity-50">
+    <w:name w:val="opacity-50"/>
+    <w:basedOn w:val="DefaultParagraphFont"/>
+    <w:rsid w:val="00EC0ED3"/>
+  </w:style>
+  <w:style w:type="character" w:styleId="Strong">
+    <w:name w:val="Strong"/>
+    <w:basedOn w:val="DefaultParagraphFont"/>
+    <w:uiPriority w:val="22"/>
+    <w:qFormat/>
+    <w:rsid w:val="00EC0ED3"/>
+    <w:rPr>
+      <w:b/>
+      <w:bCs/>
+    </w:rPr>
+  </w:style>
+  <w:style w:type="paragraph" w:styleId="HTMLPreformatted">
+    <w:name w:val="HTML Preformatted"/>
+    <w:basedOn w:val="Normal"/>
+    <w:link w:val="HTMLPreformattedChar"/>
+    <w:uiPriority w:val="99"/>
+    <w:semiHidden/>
+    <w:unhideWhenUsed/>
+    <w:rsid w:val="00EC0ED3"/>
+    <w:pPr>
+      <w:tabs>
+        <w:tab w:val="left" w:pos="916"/>
+        <w:tab w:val="left" w:pos="1832"/>
+        <w:tab w:val="left" w:pos="2748"/>
+        <w:tab w:val="left" w:pos="3664"/>
+        <w:tab w:val="left" w:pos="4580"/>
+        <w:tab w:val="left" w:pos="5496"/>
+        <w:tab w:val="left" w:pos="6412"/>
+        <w:tab w:val="left" w:pos="7328"/>
+        <w:tab w:val="left" w:pos="8244"/>
+        <w:tab w:val="left" w:pos="9160"/>
+        <w:tab w:val="left" w:pos="10076"/>
+        <w:tab w:val="left" w:pos="10992"/>
+        <w:tab w:val="left" w:pos="11908"/>
+        <w:tab w:val="left" w:pos="12824"/>
+        <w:tab w:val="left" w:pos="13740"/>
+        <w:tab w:val="left" w:pos="14656"/>
+      </w:tabs>
+      <w:spacing w:after="0" w:line="240" w:lineRule="auto"/>
+    </w:pPr>
+    <w:rPr>
+      <w:rFonts w:ascii="Courier New" w:eastAsia="Times New Roman" w:hAnsi="Courier New" w:cs="Courier New"/>
+      <w:sz w:val="20"/>
+      <w:lang w:eastAsia="en-IN"/>
+    </w:rPr>
+  </w:style>
+  <w:style w:type="character" w:customStyle="1" w:styleId="HTMLPreformattedChar">
+    <w:name w:val="HTML Preformatted Char"/>
+    <w:basedOn w:val="DefaultParagraphFont"/>
+    <w:link w:val="HTMLPreformatted"/>
+    <w:uiPriority w:val="99"/>
+    <w:semiHidden/>
+    <w:rsid w:val="00EC0ED3"/>
+    <w:rPr>
+      <w:rFonts w:ascii="Courier New" w:eastAsia="Times New Roman" w:hAnsi="Courier New" w:cs="Courier New"/>
+      <w:sz w:val="20"/>
+      <w:lang w:eastAsia="en-IN"/>
+    </w:rPr>
+  </w:style>
 </w:styles>
 </file>
 
@@ -25417,6 +26648,94 @@
       <w:szCs w:val="20"/>
     </w:rPr>
   </w:style>
+  <w:style w:type="paragraph" w:customStyle="1" w:styleId="my-2">
+    <w:name w:val="my-2"/>
+    <w:basedOn w:val="Normal"/>
+    <w:rsid w:val="00EC0ED3"/>
+    <w:pPr>
+      <w:spacing w:before="100" w:beforeAutospacing="1" w:after="100" w:afterAutospacing="1" w:line="240" w:lineRule="auto"/>
+    </w:pPr>
+    <w:rPr>
+      <w:rFonts w:ascii="Times New Roman" w:eastAsia="Times New Roman" w:hAnsi="Times New Roman" w:cs="Times New Roman"/>
+      <w:sz w:val="24"/>
+      <w:szCs w:val="24"/>
+      <w:lang w:eastAsia="en-IN"/>
+    </w:rPr>
+  </w:style>
+  <w:style w:type="character" w:customStyle="1" w:styleId="citation">
+    <w:name w:val="citation"/>
+    <w:basedOn w:val="DefaultParagraphFont"/>
+    <w:rsid w:val="00EC0ED3"/>
+  </w:style>
+  <w:style w:type="character" w:customStyle="1" w:styleId="inline-block">
+    <w:name w:val="inline-block"/>
+    <w:basedOn w:val="DefaultParagraphFont"/>
+    <w:rsid w:val="00EC0ED3"/>
+  </w:style>
+  <w:style w:type="character" w:customStyle="1" w:styleId="opacity-50">
+    <w:name w:val="opacity-50"/>
+    <w:basedOn w:val="DefaultParagraphFont"/>
+    <w:rsid w:val="00EC0ED3"/>
+  </w:style>
+  <w:style w:type="character" w:styleId="Strong">
+    <w:name w:val="Strong"/>
+    <w:basedOn w:val="DefaultParagraphFont"/>
+    <w:uiPriority w:val="22"/>
+    <w:qFormat/>
+    <w:rsid w:val="00EC0ED3"/>
+    <w:rPr>
+      <w:b/>
+      <w:bCs/>
+    </w:rPr>
+  </w:style>
+  <w:style w:type="paragraph" w:styleId="HTMLPreformatted">
+    <w:name w:val="HTML Preformatted"/>
+    <w:basedOn w:val="Normal"/>
+    <w:link w:val="HTMLPreformattedChar"/>
+    <w:uiPriority w:val="99"/>
+    <w:semiHidden/>
+    <w:unhideWhenUsed/>
+    <w:rsid w:val="00EC0ED3"/>
+    <w:pPr>
+      <w:tabs>
+        <w:tab w:val="left" w:pos="916"/>
+        <w:tab w:val="left" w:pos="1832"/>
+        <w:tab w:val="left" w:pos="2748"/>
+        <w:tab w:val="left" w:pos="3664"/>
+        <w:tab w:val="left" w:pos="4580"/>
+        <w:tab w:val="left" w:pos="5496"/>
+        <w:tab w:val="left" w:pos="6412"/>
+        <w:tab w:val="left" w:pos="7328"/>
+        <w:tab w:val="left" w:pos="8244"/>
+        <w:tab w:val="left" w:pos="9160"/>
+        <w:tab w:val="left" w:pos="10076"/>
+        <w:tab w:val="left" w:pos="10992"/>
+        <w:tab w:val="left" w:pos="11908"/>
+        <w:tab w:val="left" w:pos="12824"/>
+        <w:tab w:val="left" w:pos="13740"/>
+        <w:tab w:val="left" w:pos="14656"/>
+      </w:tabs>
+      <w:spacing w:after="0" w:line="240" w:lineRule="auto"/>
+    </w:pPr>
+    <w:rPr>
+      <w:rFonts w:ascii="Courier New" w:eastAsia="Times New Roman" w:hAnsi="Courier New" w:cs="Courier New"/>
+      <w:sz w:val="20"/>
+      <w:lang w:eastAsia="en-IN"/>
+    </w:rPr>
+  </w:style>
+  <w:style w:type="character" w:customStyle="1" w:styleId="HTMLPreformattedChar">
+    <w:name w:val="HTML Preformatted Char"/>
+    <w:basedOn w:val="DefaultParagraphFont"/>
+    <w:link w:val="HTMLPreformatted"/>
+    <w:uiPriority w:val="99"/>
+    <w:semiHidden/>
+    <w:rsid w:val="00EC0ED3"/>
+    <w:rPr>
+      <w:rFonts w:ascii="Courier New" w:eastAsia="Times New Roman" w:hAnsi="Courier New" w:cs="Courier New"/>
+      <w:sz w:val="20"/>
+      <w:lang w:eastAsia="en-IN"/>
+    </w:rPr>
+  </w:style>
 </w:styles>
 </file>
 
